--- a/ABNT_TCC.docx
+++ b/ABNT_TCC.docx
@@ -1,6 +1,6 @@
 
 <file path=word/document.xml><?xml version="1.0" encoding="utf-8"?>
-<w:document xmlns:wpc="http://schemas.microsoft.com/office/word/2010/wordprocessingCanvas" xmlns:cx="http://schemas.microsoft.com/office/drawing/2014/chartex" xmlns:cx1="http://schemas.microsoft.com/office/drawing/2015/9/8/chartex" xmlns:cx2="http://schemas.microsoft.com/office/drawing/2015/10/21/chartex" xmlns:cx3="http://schemas.microsoft.com/office/drawing/2016/5/9/chartex" xmlns:cx4="http://schemas.microsoft.com/office/drawing/2016/5/10/chartex" xmlns:cx5="http://schemas.microsoft.com/office/drawing/2016/5/11/chartex" xmlns:cx6="http://schemas.microsoft.com/office/drawing/2016/5/12/chartex" xmlns:cx7="http://schemas.microsoft.com/office/drawing/2016/5/13/chartex" xmlns:cx8="http://schemas.microsoft.com/office/drawing/2016/5/14/chartex" xmlns:mc="http://schemas.openxmlformats.org/markup-compatibility/2006" xmlns:aink="http://schemas.microsoft.com/office/drawing/2016/ink" xmlns:am3d="http://schemas.microsoft.com/office/drawing/2017/model3d" xmlns:o="urn:schemas-microsoft-com:office:office" xmlns:oel="http://schemas.microsoft.com/office/2019/extlst" xmlns:r="http://schemas.openxmlformats.org/officeDocument/2006/relationships" xmlns:m="http://schemas.openxmlformats.org/officeDocument/2006/math" xmlns:v="urn:schemas-microsoft-com:vml" xmlns:wp14="http://schemas.microsoft.com/office/word/2010/wordprocessingDrawing" xmlns:wp="http://schemas.openxmlformats.org/drawingml/2006/wordprocessingDrawing" xmlns:w10="urn:schemas-microsoft-com:office:word" xmlns:w="http://schemas.openxmlformats.org/wordprocessingml/2006/main" xmlns:w14="http://schemas.microsoft.com/office/word/2010/wordml" xmlns:w15="http://schemas.microsoft.com/office/word/2012/wordml" xmlns:w16cex="http://schemas.microsoft.com/office/word/2018/wordml/cex" xmlns:w16cid="http://schemas.microsoft.com/office/word/2016/wordml/cid" xmlns:w16="http://schemas.microsoft.com/office/word/2018/wordml" xmlns:w16sdtdh="http://schemas.microsoft.com/office/word/2020/wordml/sdtdatahash" xmlns:w16se="http://schemas.microsoft.com/office/word/2015/wordml/symex" xmlns:wpg="http://schemas.microsoft.com/office/word/2010/wordprocessingGroup" xmlns:wpi="http://schemas.microsoft.com/office/word/2010/wordprocessingInk" xmlns:wne="http://schemas.microsoft.com/office/word/2006/wordml" xmlns:wps="http://schemas.microsoft.com/office/word/2010/wordprocessingShape" mc:Ignorable="w14 w15 w16se w16cid w16 w16cex w16sdtdh wp14">
+<w:document xmlns:wpc="http://schemas.microsoft.com/office/word/2010/wordprocessingCanvas" xmlns:cx="http://schemas.microsoft.com/office/drawing/2014/chartex" xmlns:mc="http://schemas.openxmlformats.org/markup-compatibility/2006" xmlns:o="urn:schemas-microsoft-com:office:office" xmlns:r="http://schemas.openxmlformats.org/officeDocument/2006/relationships" xmlns:m="http://schemas.openxmlformats.org/officeDocument/2006/math" xmlns:v="urn:schemas-microsoft-com:vml" xmlns:wp14="http://schemas.microsoft.com/office/word/2010/wordprocessingDrawing" xmlns:wp="http://schemas.openxmlformats.org/drawingml/2006/wordprocessingDrawing" xmlns:w10="urn:schemas-microsoft-com:office:word" xmlns:w="http://schemas.openxmlformats.org/wordprocessingml/2006/main" xmlns:w14="http://schemas.microsoft.com/office/word/2010/wordml" xmlns:w15="http://schemas.microsoft.com/office/word/2012/wordml" xmlns:w16se="http://schemas.microsoft.com/office/word/2015/wordml/symex" xmlns:wpg="http://schemas.microsoft.com/office/word/2010/wordprocessingGroup" xmlns:wpi="http://schemas.microsoft.com/office/word/2010/wordprocessingInk" xmlns:wne="http://schemas.microsoft.com/office/word/2006/wordml" xmlns:wps="http://schemas.microsoft.com/office/word/2010/wordprocessingShape" mc:Ignorable="w14 w15 w16se wp14">
   <w:body>
     <w:p>
       <w:pPr>
@@ -3241,8 +3241,8 @@
       <w:pPr>
         <w:pStyle w:val="Sumrio1"/>
         <w:sectPr>
-          <w:headerReference w:type="first" r:id="rId11"/>
-          <w:footerReference w:type="first" r:id="rId12"/>
+          <w:headerReference w:type="first" r:id="rId10"/>
+          <w:footerReference w:type="first" r:id="rId11"/>
           <w:pgSz w:w="11906" w:h="16838"/>
           <w:pgMar w:top="1701" w:right="1134" w:bottom="1134" w:left="1701" w:header="709" w:footer="709" w:gutter="0"/>
           <w:cols w:space="708"/>
@@ -3300,7 +3300,6 @@
         </w:rPr>
         <w:t>, 2024). Entretanto, apesar dos benefícios proporcionados pelo desenvolvimento tecnológico, também surgem desafios relacionados à elevada demanda por energia, água e matérias-primas necessárias para a implementação e manutenção dessas inovações. De acordo com o World Economic Forum, embora as cidades ocupem aproximadamente 2% da superfície terrestre, elas são responsáveis pelo consumo de mais de 75% dos recursos naturais do planeta (</w:t>
       </w:r>
-      <w:proofErr w:type="spellStart"/>
       <w:r>
         <w:rPr>
           <w:rFonts w:asciiTheme="minorHAnsi" w:eastAsiaTheme="minorEastAsia" w:hAnsiTheme="minorHAnsi"/>
@@ -3310,7 +3309,6 @@
         </w:rPr>
         <w:t>Venditti</w:t>
       </w:r>
-      <w:proofErr w:type="spellEnd"/>
       <w:r>
         <w:rPr>
           <w:rFonts w:eastAsia="Arial" w:cs="Arial"/>
@@ -4430,6 +4428,31 @@
         </w:rPr>
         <w:t>, 2020)</w:t>
       </w:r>
+      <w:r>
+        <w:rPr>
+          <w:noProof/>
+        </w:rPr>
+        <w:t xml:space="preserve"> </w:t>
+      </w:r>
+    </w:p>
+    <w:p>
+      <w:pPr>
+        <w:rPr>
+          <w:noProof/>
+        </w:rPr>
+      </w:pPr>
+      <w:r>
+        <w:rPr>
+          <w:noProof/>
+        </w:rPr>
+        <w:t xml:space="preserve">Dentre os diversos autores que influenciam a política, pode-se citar Thomas Hobbes, com seu contrato social; </w:t>
+      </w:r>
+      <w:r>
+        <w:rPr>
+          <w:noProof/>
+        </w:rPr>
+        <w:t>John Locke, denominado ‘o pai do liberalismo’ e Jean Jacques Rosseau, que propos sua ideia sobre o estado natural humano. Suas ideias e propostas influenciam diretamente o pensamento político social, ajudando a moldar como o mundo hoje é governado.</w:t>
+      </w:r>
     </w:p>
     <w:p>
       <w:pPr>
@@ -4547,6 +4570,7 @@
         <w:rPr>
           <w:noProof/>
         </w:rPr>
+        <w:lastRenderedPageBreak/>
         <w:t>Pellentesque habitant morbi tristique senectus et netus et malesuada fames ac turpis egestas. Proin pharetra nonummy pede. Mauris et orci.</w:t>
       </w:r>
     </w:p>
@@ -4643,7 +4667,6 @@
         <w:rPr>
           <w:noProof/>
         </w:rPr>
-        <w:lastRenderedPageBreak/>
         <w:t>Suspendisse dui purus, scelerisque at, vulputate vitae, pretium mattis, nunc. Mauris eget neque at sem venenatis eleifend. Ut nonummy.</w:t>
       </w:r>
     </w:p>
@@ -4806,24 +4829,14 @@
       <w:r>
         <w:t xml:space="preserve">Figura </w:t>
       </w:r>
-      <w:r>
-        <w:fldChar w:fldCharType="begin"/>
-      </w:r>
-      <w:r>
-        <w:instrText xml:space="preserve"> SEQ Figura \* ARABIC </w:instrText>
-      </w:r>
-      <w:r>
-        <w:fldChar w:fldCharType="separate"/>
-      </w:r>
-      <w:r>
-        <w:rPr>
-          <w:noProof/>
-        </w:rPr>
-        <w:t>1</w:t>
-      </w:r>
-      <w:r>
-        <w:fldChar w:fldCharType="end"/>
-      </w:r>
+      <w:fldSimple w:instr=" SEQ Figura \* ARABIC ">
+        <w:r>
+          <w:rPr>
+            <w:noProof/>
+          </w:rPr>
+          <w:t>1</w:t>
+        </w:r>
+      </w:fldSimple>
       <w:r>
         <w:t>: Caderno de Sensibilidade</w:t>
       </w:r>
@@ -4853,7 +4866,7 @@
                     </pic:cNvPicPr>
                   </pic:nvPicPr>
                   <pic:blipFill>
-                    <a:blip r:embed="rId14">
+                    <a:blip r:embed="rId12">
                       <a:extLst>
                         <a:ext uri="{28A0092B-C50C-407E-A947-70E740481C1C}">
                           <a14:useLocalDpi xmlns:a14="http://schemas.microsoft.com/office/drawing/2010/main" val="0"/>
@@ -5655,7 +5668,7 @@
             <wp:cNvGraphicFramePr/>
             <a:graphic xmlns:a="http://schemas.openxmlformats.org/drawingml/2006/main">
               <a:graphicData uri="http://schemas.openxmlformats.org/drawingml/2006/chart">
-                <c:chart xmlns:c="http://schemas.openxmlformats.org/drawingml/2006/chart" xmlns:r="http://schemas.openxmlformats.org/officeDocument/2006/relationships" r:id="rId15"/>
+                <c:chart xmlns:c="http://schemas.openxmlformats.org/drawingml/2006/chart" xmlns:r="http://schemas.openxmlformats.org/officeDocument/2006/relationships" r:id="rId13"/>
               </a:graphicData>
             </a:graphic>
           </wp:inline>
@@ -5735,7 +5748,7 @@
             <wp:cNvGraphicFramePr/>
             <a:graphic xmlns:a="http://schemas.openxmlformats.org/drawingml/2006/main">
               <a:graphicData uri="http://schemas.openxmlformats.org/drawingml/2006/chart">
-                <c:chart xmlns:c="http://schemas.openxmlformats.org/drawingml/2006/chart" xmlns:r="http://schemas.openxmlformats.org/officeDocument/2006/relationships" r:id="rId16"/>
+                <c:chart xmlns:c="http://schemas.openxmlformats.org/drawingml/2006/chart" xmlns:r="http://schemas.openxmlformats.org/officeDocument/2006/relationships" r:id="rId14"/>
               </a:graphicData>
             </a:graphic>
           </wp:inline>
@@ -5799,24 +5812,14 @@
       <w:r>
         <w:t xml:space="preserve">Figura </w:t>
       </w:r>
-      <w:r>
-        <w:fldChar w:fldCharType="begin"/>
-      </w:r>
-      <w:r>
-        <w:instrText xml:space="preserve"> SEQ Figura \* ARABIC </w:instrText>
-      </w:r>
-      <w:r>
-        <w:fldChar w:fldCharType="separate"/>
-      </w:r>
-      <w:r>
-        <w:rPr>
-          <w:noProof/>
-        </w:rPr>
-        <w:t>2</w:t>
-      </w:r>
-      <w:r>
-        <w:fldChar w:fldCharType="end"/>
-      </w:r>
+      <w:fldSimple w:instr=" SEQ Figura \* ARABIC ">
+        <w:r>
+          <w:rPr>
+            <w:noProof/>
+          </w:rPr>
+          <w:t>2</w:t>
+        </w:r>
+      </w:fldSimple>
       <w:r>
         <w:t>: Personas</w:t>
       </w:r>
@@ -5845,7 +5848,7 @@
                     </pic:cNvPicPr>
                   </pic:nvPicPr>
                   <pic:blipFill>
-                    <a:blip r:embed="rId17" cstate="print">
+                    <a:blip r:embed="rId15" cstate="print">
                       <a:extLst>
                         <a:ext uri="{28A0092B-C50C-407E-A947-70E740481C1C}">
                           <a14:useLocalDpi xmlns:a14="http://schemas.microsoft.com/office/drawing/2010/main" val="0"/>
@@ -6467,24 +6470,14 @@
         <w:lastRenderedPageBreak/>
         <w:t xml:space="preserve">Figura </w:t>
       </w:r>
-      <w:r>
-        <w:fldChar w:fldCharType="begin"/>
-      </w:r>
-      <w:r>
-        <w:instrText xml:space="preserve"> SEQ Figura \* ARABIC </w:instrText>
-      </w:r>
-      <w:r>
-        <w:fldChar w:fldCharType="separate"/>
-      </w:r>
-      <w:r>
-        <w:rPr>
-          <w:noProof/>
-        </w:rPr>
-        <w:t>3</w:t>
-      </w:r>
-      <w:r>
-        <w:fldChar w:fldCharType="end"/>
-      </w:r>
+      <w:fldSimple w:instr=" SEQ Figura \* ARABIC ">
+        <w:r>
+          <w:rPr>
+            <w:noProof/>
+          </w:rPr>
+          <w:t>3</w:t>
+        </w:r>
+      </w:fldSimple>
       <w:r>
         <w:t>: Golden Circle</w:t>
       </w:r>
@@ -6514,7 +6507,7 @@
                     </pic:cNvPicPr>
                   </pic:nvPicPr>
                   <pic:blipFill>
-                    <a:blip r:embed="rId18">
+                    <a:blip r:embed="rId16">
                       <a:extLst>
                         <a:ext uri="{28A0092B-C50C-407E-A947-70E740481C1C}">
                           <a14:useLocalDpi xmlns:a14="http://schemas.microsoft.com/office/drawing/2010/main" val="0"/>
@@ -6845,7 +6838,7 @@
         </w:rPr>
         <w:t xml:space="preserve"> Disponível em: </w:t>
       </w:r>
-      <w:hyperlink r:id="rId19">
+      <w:hyperlink r:id="rId17">
         <w:r>
           <w:rPr>
             <w:rStyle w:val="Hyperlink"/>
@@ -6917,7 +6910,7 @@
         </w:rPr>
         <w:t xml:space="preserve">. Disponível em: &lt; </w:t>
       </w:r>
-      <w:hyperlink r:id="rId20">
+      <w:hyperlink r:id="rId18">
         <w:r>
           <w:rPr>
             <w:rStyle w:val="Hyperlink"/>
@@ -7041,7 +7034,7 @@
         </w:rPr>
         <w:t xml:space="preserve">. Disponível em: &lt; </w:t>
       </w:r>
-      <w:hyperlink r:id="rId21">
+      <w:hyperlink r:id="rId19">
         <w:r>
           <w:rPr>
             <w:rStyle w:val="Hyperlink"/>
@@ -7101,7 +7094,7 @@
         </w:rPr>
         <w:t xml:space="preserve">. Disponível em: </w:t>
       </w:r>
-      <w:hyperlink r:id="rId22">
+      <w:hyperlink r:id="rId20">
         <w:r>
           <w:rPr>
             <w:rStyle w:val="Hyperlink"/>
@@ -7188,7 +7181,7 @@
         </w:rPr>
         <w:t xml:space="preserve">. Disponível em: </w:t>
       </w:r>
-      <w:hyperlink r:id="rId23">
+      <w:hyperlink r:id="rId21">
         <w:r>
           <w:rPr>
             <w:rStyle w:val="Hyperlink"/>
@@ -7272,7 +7265,7 @@
         </w:rPr>
         <w:t xml:space="preserve">. Disponível em: </w:t>
       </w:r>
-      <w:hyperlink r:id="rId24">
+      <w:hyperlink r:id="rId22">
         <w:r>
           <w:rPr>
             <w:rStyle w:val="Hyperlink"/>
@@ -7346,7 +7339,7 @@
         </w:rPr>
         <w:t xml:space="preserve">. Disponível em: </w:t>
       </w:r>
-      <w:hyperlink r:id="rId25">
+      <w:hyperlink r:id="rId23">
         <w:r>
           <w:rPr>
             <w:rStyle w:val="Hyperlink"/>
@@ -7429,7 +7422,7 @@
         </w:rPr>
         <w:t xml:space="preserve">. Disponível em: </w:t>
       </w:r>
-      <w:hyperlink r:id="rId26">
+      <w:hyperlink r:id="rId24">
         <w:r>
           <w:rPr>
             <w:rStyle w:val="Hyperlink"/>
@@ -7514,7 +7507,7 @@
         </w:rPr>
         <w:t xml:space="preserve">. Disponível em: </w:t>
       </w:r>
-      <w:hyperlink r:id="rId27">
+      <w:hyperlink r:id="rId25">
         <w:r>
           <w:rPr>
             <w:rStyle w:val="Hyperlink"/>
@@ -7578,7 +7571,7 @@
         </w:rPr>
         <w:t xml:space="preserve">. Disponível em: </w:t>
       </w:r>
-      <w:hyperlink r:id="rId28">
+      <w:hyperlink r:id="rId26">
         <w:r>
           <w:rPr>
             <w:rStyle w:val="Hyperlink"/>
@@ -7629,7 +7622,7 @@
         </w:rPr>
         <w:t xml:space="preserve">. Disponível em: </w:t>
       </w:r>
-      <w:hyperlink r:id="rId29">
+      <w:hyperlink r:id="rId27">
         <w:r>
           <w:rPr>
             <w:rStyle w:val="Hyperlink"/>
@@ -7688,7 +7681,6 @@
         </w:rPr>
         <w:t xml:space="preserve">. </w:t>
       </w:r>
-      <w:proofErr w:type="spellStart"/>
       <w:r>
         <w:rPr>
           <w:rFonts w:asciiTheme="minorHAnsi" w:eastAsiaTheme="minorEastAsia" w:hAnsiTheme="minorHAnsi" w:cstheme="minorBidi"/>
@@ -7698,7 +7690,6 @@
         </w:rPr>
         <w:t>Disponível</w:t>
       </w:r>
-      <w:proofErr w:type="spellEnd"/>
       <w:r>
         <w:rPr>
           <w:rFonts w:asciiTheme="minorHAnsi" w:eastAsiaTheme="minorEastAsia" w:hAnsiTheme="minorHAnsi" w:cstheme="minorBidi"/>
@@ -7706,29 +7697,9 @@
           <w:szCs w:val="27"/>
           <w:lang w:val="en-US"/>
         </w:rPr>
-        <w:t xml:space="preserve"> </w:t>
-      </w:r>
-      <w:proofErr w:type="spellStart"/>
-      <w:r>
-        <w:rPr>
-          <w:rFonts w:asciiTheme="minorHAnsi" w:eastAsiaTheme="minorEastAsia" w:hAnsiTheme="minorHAnsi" w:cstheme="minorBidi"/>
-          <w:sz w:val="27"/>
-          <w:szCs w:val="27"/>
-          <w:lang w:val="en-US"/>
-        </w:rPr>
-        <w:t>em</w:t>
-      </w:r>
-      <w:proofErr w:type="spellEnd"/>
-      <w:r>
-        <w:rPr>
-          <w:rFonts w:asciiTheme="minorHAnsi" w:eastAsiaTheme="minorEastAsia" w:hAnsiTheme="minorHAnsi" w:cstheme="minorBidi"/>
-          <w:sz w:val="27"/>
-          <w:szCs w:val="27"/>
-          <w:lang w:val="en-US"/>
-        </w:rPr>
-        <w:t xml:space="preserve">: </w:t>
-      </w:r>
-      <w:hyperlink r:id="rId30">
+        <w:t xml:space="preserve"> em: </w:t>
+      </w:r>
+      <w:hyperlink r:id="rId28">
         <w:r>
           <w:rPr>
             <w:rStyle w:val="Hyperlink"/>
@@ -7747,47 +7718,7 @@
           <w:szCs w:val="27"/>
           <w:lang w:val="en-US"/>
         </w:rPr>
-        <w:t xml:space="preserve">. </w:t>
-      </w:r>
-      <w:proofErr w:type="spellStart"/>
-      <w:r>
-        <w:rPr>
-          <w:rFonts w:asciiTheme="minorHAnsi" w:eastAsiaTheme="minorEastAsia" w:hAnsiTheme="minorHAnsi" w:cstheme="minorBidi"/>
-          <w:sz w:val="27"/>
-          <w:szCs w:val="27"/>
-          <w:lang w:val="en-US"/>
-        </w:rPr>
-        <w:t>Acesso</w:t>
-      </w:r>
-      <w:proofErr w:type="spellEnd"/>
-      <w:r>
-        <w:rPr>
-          <w:rFonts w:asciiTheme="minorHAnsi" w:eastAsiaTheme="minorEastAsia" w:hAnsiTheme="minorHAnsi" w:cstheme="minorBidi"/>
-          <w:sz w:val="27"/>
-          <w:szCs w:val="27"/>
-          <w:lang w:val="en-US"/>
-        </w:rPr>
-        <w:t xml:space="preserve"> </w:t>
-      </w:r>
-      <w:proofErr w:type="spellStart"/>
-      <w:r>
-        <w:rPr>
-          <w:rFonts w:asciiTheme="minorHAnsi" w:eastAsiaTheme="minorEastAsia" w:hAnsiTheme="minorHAnsi" w:cstheme="minorBidi"/>
-          <w:sz w:val="27"/>
-          <w:szCs w:val="27"/>
-          <w:lang w:val="en-US"/>
-        </w:rPr>
-        <w:t>em</w:t>
-      </w:r>
-      <w:proofErr w:type="spellEnd"/>
-      <w:r>
-        <w:rPr>
-          <w:rFonts w:asciiTheme="minorHAnsi" w:eastAsiaTheme="minorEastAsia" w:hAnsiTheme="minorHAnsi" w:cstheme="minorBidi"/>
-          <w:sz w:val="27"/>
-          <w:szCs w:val="27"/>
-          <w:lang w:val="en-US"/>
-        </w:rPr>
-        <w:t>: 14/06/2026</w:t>
+        <w:t>. Acesso em: 14/06/2026</w:t>
       </w:r>
     </w:p>
     <w:p>
@@ -7825,7 +7756,7 @@
         </w:rPr>
         <w:t xml:space="preserve">. Disponível em: </w:t>
       </w:r>
-      <w:hyperlink r:id="rId31">
+      <w:hyperlink r:id="rId29">
         <w:r>
           <w:rPr>
             <w:rStyle w:val="Hyperlink"/>
@@ -7883,7 +7814,7 @@
         </w:rPr>
         <w:t xml:space="preserve"> Disponível em: </w:t>
       </w:r>
-      <w:hyperlink r:id="rId32">
+      <w:hyperlink r:id="rId30">
         <w:r>
           <w:rPr>
             <w:rStyle w:val="Hyperlink"/>
@@ -7941,7 +7872,7 @@
         </w:rPr>
         <w:t xml:space="preserve">Disponível em: </w:t>
       </w:r>
-      <w:hyperlink r:id="rId33">
+      <w:hyperlink r:id="rId31">
         <w:r>
           <w:rPr>
             <w:rStyle w:val="Hyperlink"/>
@@ -7996,7 +7927,7 @@
         </w:rPr>
         <w:t xml:space="preserve"> Disponível em: </w:t>
       </w:r>
-      <w:hyperlink r:id="rId34">
+      <w:hyperlink r:id="rId32">
         <w:r>
           <w:rPr>
             <w:rStyle w:val="Hyperlink"/>
@@ -8076,7 +8007,7 @@
         </w:rPr>
         <w:t xml:space="preserve">. Disponível em: </w:t>
       </w:r>
-      <w:hyperlink r:id="rId35" w:history="1">
+      <w:hyperlink r:id="rId33" w:history="1">
         <w:r>
           <w:rPr>
             <w:rStyle w:val="Hyperlink"/>
@@ -8194,7 +8125,7 @@
         </w:rPr>
         <w:t xml:space="preserve"> Disponível em: </w:t>
       </w:r>
-      <w:hyperlink r:id="rId36" w:history="1">
+      <w:hyperlink r:id="rId34" w:history="1">
         <w:r>
           <w:rPr>
             <w:rStyle w:val="Hyperlink"/>
@@ -8506,7 +8437,7 @@
         </w:rPr>
         <w:t xml:space="preserve"> </w:t>
       </w:r>
-      <w:hyperlink r:id="rId37" w:history="1">
+      <w:hyperlink r:id="rId35" w:history="1">
         <w:r>
           <w:rPr>
             <w:rStyle w:val="Hyperlink"/>
@@ -8647,7 +8578,7 @@
         </w:rPr>
         <w:t xml:space="preserve">. Disponível em: </w:t>
       </w:r>
-      <w:hyperlink r:id="rId38" w:history="1">
+      <w:hyperlink r:id="rId36" w:history="1">
         <w:r>
           <w:rPr>
             <w:rStyle w:val="Hyperlink"/>
@@ -8801,7 +8732,7 @@
         </w:rPr>
         <w:t xml:space="preserve">. Disponível em: </w:t>
       </w:r>
-      <w:hyperlink r:id="rId39" w:history="1">
+      <w:hyperlink r:id="rId37" w:history="1">
         <w:r>
           <w:rPr>
             <w:rStyle w:val="Hyperlink"/>
@@ -8930,7 +8861,7 @@
         </w:rPr>
         <w:t xml:space="preserve"> Disponível em: </w:t>
       </w:r>
-      <w:hyperlink r:id="rId40" w:history="1">
+      <w:hyperlink r:id="rId38" w:history="1">
         <w:r>
           <w:rPr>
             <w:rStyle w:val="Hyperlink"/>
@@ -9050,14 +8981,6 @@
       <w:r>
         <w:rPr>
           <w:rFonts w:ascii="Calibri" w:eastAsia="Times New Roman" w:hAnsi="Calibri" w:cs="Calibri"/>
-          <w:szCs w:val="24"/>
-          <w:lang w:eastAsia="pt-BR"/>
-        </w:rPr>
-        <w:t xml:space="preserve"> </w:t>
-      </w:r>
-      <w:r>
-        <w:rPr>
-          <w:rFonts w:ascii="Calibri" w:eastAsia="Times New Roman" w:hAnsi="Calibri" w:cs="Calibri"/>
           <w:color w:val="000000"/>
           <w:sz w:val="27"/>
           <w:szCs w:val="27"/>
@@ -9085,9 +9008,20 @@
           <w:szCs w:val="27"/>
           <w:lang w:eastAsia="pt-BR"/>
         </w:rPr>
-        <w:t xml:space="preserve">. Disponível em: &lt;https://www.cep.pr.gov.br/sites/cep/arquivos_restritos/files/documento/2020-01/politica_-_um_percurso_filosofico.pdf&gt;. Acesso em: 30 </w:t>
-      </w:r>
-      <w:proofErr w:type="gramStart"/>
+        <w:t xml:space="preserve">. Disponível em: </w:t>
+      </w:r>
+      <w:hyperlink r:id="rId39" w:history="1">
+        <w:r>
+          <w:rPr>
+            <w:rStyle w:val="Hyperlink"/>
+            <w:rFonts w:ascii="Calibri" w:eastAsia="Times New Roman" w:hAnsi="Calibri" w:cs="Calibri"/>
+            <w:sz w:val="27"/>
+            <w:szCs w:val="27"/>
+            <w:lang w:eastAsia="pt-BR"/>
+          </w:rPr>
+          <w:t>https://www.cep.pr.gov.br/sites/cep/arquivos_restritos/files/documento/2020-01/politica_-_um_percurso_filosofico.pdf</w:t>
+        </w:r>
+      </w:hyperlink>
       <w:r>
         <w:rPr>
           <w:rFonts w:ascii="Calibri" w:eastAsia="Times New Roman" w:hAnsi="Calibri" w:cs="Calibri"/>
@@ -9096,9 +9030,8 @@
           <w:szCs w:val="27"/>
           <w:lang w:eastAsia="pt-BR"/>
         </w:rPr>
-        <w:t>jul..</w:t>
-      </w:r>
-      <w:proofErr w:type="gramEnd"/>
+        <w:t xml:space="preserve">. </w:t>
+      </w:r>
       <w:r>
         <w:rPr>
           <w:rFonts w:ascii="Calibri" w:eastAsia="Times New Roman" w:hAnsi="Calibri" w:cs="Calibri"/>
@@ -9107,7 +9040,63 @@
           <w:szCs w:val="27"/>
           <w:lang w:eastAsia="pt-BR"/>
         </w:rPr>
-        <w:t xml:space="preserve"> 2026.</w:t>
+        <w:t>Acesso em: 30 jul.. 2026.</w:t>
+      </w:r>
+    </w:p>
+    <w:p>
+      <w:pPr>
+        <w:spacing w:after="0" w:line="360" w:lineRule="atLeast"/>
+        <w:ind w:firstLine="0"/>
+        <w:jc w:val="left"/>
+        <w:rPr>
+          <w:rFonts w:ascii="Calibri" w:eastAsia="Times New Roman" w:hAnsi="Calibri" w:cs="Calibri"/>
+          <w:szCs w:val="24"/>
+          <w:lang w:eastAsia="pt-BR"/>
+        </w:rPr>
+      </w:pPr>
+      <w:r>
+        <w:rPr>
+          <w:rFonts w:ascii="Calibri" w:eastAsia="Times New Roman" w:hAnsi="Calibri" w:cs="Calibri"/>
+          <w:szCs w:val="24"/>
+          <w:lang w:eastAsia="pt-BR"/>
+        </w:rPr>
+        <w:t xml:space="preserve">DE BIBLIOTECAS, Red </w:t>
+      </w:r>
+      <w:r>
+        <w:rPr>
+          <w:rFonts w:ascii="Calibri" w:eastAsia="Times New Roman" w:hAnsi="Calibri" w:cs="Calibri"/>
+          <w:i/>
+          <w:iCs/>
+          <w:szCs w:val="24"/>
+          <w:lang w:eastAsia="pt-BR"/>
+        </w:rPr>
+        <w:t>et al.</w:t>
+      </w:r>
+      <w:r>
+        <w:rPr>
+          <w:rFonts w:ascii="Calibri" w:eastAsia="Times New Roman" w:hAnsi="Calibri" w:cs="Calibri"/>
+          <w:szCs w:val="24"/>
+          <w:lang w:eastAsia="pt-BR"/>
+        </w:rPr>
+        <w:t xml:space="preserve"> . </w:t>
+      </w:r>
+      <w:r>
+        <w:rPr>
+          <w:rFonts w:ascii="Calibri" w:eastAsia="Times New Roman" w:hAnsi="Calibri" w:cs="Calibri"/>
+          <w:i/>
+          <w:iCs/>
+          <w:szCs w:val="24"/>
+          <w:lang w:eastAsia="pt-BR"/>
+        </w:rPr>
+        <w:t>[S.l.: S.n.]</w:t>
+      </w:r>
+      <w:r>
+        <w:rPr>
+          <w:rFonts w:ascii="Calibri" w:eastAsia="Times New Roman" w:hAnsi="Calibri" w:cs="Calibri"/>
+          <w:szCs w:val="24"/>
+          <w:lang w:eastAsia="pt-BR"/>
+        </w:rPr>
+        <w:t>. Disponível em: &lt;https://www.kufunda.net/publicdocs/filopolmpt.pdf&gt;. Acesso em: 5 ago.. 2026.</w:t>
       </w:r>
     </w:p>
     <w:p>
@@ -9120,9 +9109,12 @@
           <w:color w:val="000000"/>
           <w:sz w:val="27"/>
           <w:szCs w:val="27"/>
+          <w:u w:val="single"/>
           <w:lang w:eastAsia="pt-BR"/>
         </w:rPr>
       </w:pPr>
+      <w:bookmarkStart w:id="53" w:name="_GoBack"/>
+      <w:bookmarkEnd w:id="53"/>
     </w:p>
     <w:p>
       <w:pPr>
@@ -9135,7 +9127,7 @@
       </w:pPr>
     </w:p>
     <w:sectPr>
-      <w:headerReference w:type="default" r:id="rId41"/>
+      <w:headerReference w:type="default" r:id="rId40"/>
       <w:pgSz w:w="11906" w:h="16838"/>
       <w:pgMar w:top="1701" w:right="1134" w:bottom="1134" w:left="1701" w:header="709" w:footer="709" w:gutter="0"/>
       <w:pgNumType w:start="1"/>
@@ -9147,7 +9139,7 @@
 </file>
 
 <file path=word/comments.xml><?xml version="1.0" encoding="utf-8"?>
-<w:comments xmlns:wpc="http://schemas.microsoft.com/office/word/2010/wordprocessingCanvas" xmlns:cx="http://schemas.microsoft.com/office/drawing/2014/chartex" xmlns:cx1="http://schemas.microsoft.com/office/drawing/2015/9/8/chartex" xmlns:cx2="http://schemas.microsoft.com/office/drawing/2015/10/21/chartex" xmlns:cx3="http://schemas.microsoft.com/office/drawing/2016/5/9/chartex" xmlns:cx4="http://schemas.microsoft.com/office/drawing/2016/5/10/chartex" xmlns:cx5="http://schemas.microsoft.com/office/drawing/2016/5/11/chartex" xmlns:cx6="http://schemas.microsoft.com/office/drawing/2016/5/12/chartex" xmlns:cx7="http://schemas.microsoft.com/office/drawing/2016/5/13/chartex" xmlns:cx8="http://schemas.microsoft.com/office/drawing/2016/5/14/chartex" xmlns:mc="http://schemas.openxmlformats.org/markup-compatibility/2006" xmlns:aink="http://schemas.microsoft.com/office/drawing/2016/ink" xmlns:am3d="http://schemas.microsoft.com/office/drawing/2017/model3d" xmlns:o="urn:schemas-microsoft-com:office:office" xmlns:oel="http://schemas.microsoft.com/office/2019/extlst" xmlns:r="http://schemas.openxmlformats.org/officeDocument/2006/relationships" xmlns:m="http://schemas.openxmlformats.org/officeDocument/2006/math" xmlns:v="urn:schemas-microsoft-com:vml" xmlns:wp14="http://schemas.microsoft.com/office/word/2010/wordprocessingDrawing" xmlns:wp="http://schemas.openxmlformats.org/drawingml/2006/wordprocessingDrawing" xmlns:w10="urn:schemas-microsoft-com:office:word" xmlns:w="http://schemas.openxmlformats.org/wordprocessingml/2006/main" xmlns:w14="http://schemas.microsoft.com/office/word/2010/wordml" xmlns:w15="http://schemas.microsoft.com/office/word/2012/wordml" xmlns:w16cex="http://schemas.microsoft.com/office/word/2018/wordml/cex" xmlns:w16cid="http://schemas.microsoft.com/office/word/2016/wordml/cid" xmlns:w16="http://schemas.microsoft.com/office/word/2018/wordml" xmlns:w16sdtdh="http://schemas.microsoft.com/office/word/2020/wordml/sdtdatahash" xmlns:w16se="http://schemas.microsoft.com/office/word/2015/wordml/symex" xmlns:wpg="http://schemas.microsoft.com/office/word/2010/wordprocessingGroup" xmlns:wpi="http://schemas.microsoft.com/office/word/2010/wordprocessingInk" xmlns:wne="http://schemas.microsoft.com/office/word/2006/wordml" xmlns:wps="http://schemas.microsoft.com/office/word/2010/wordprocessingShape" mc:Ignorable="w14 w15 w16se w16cid w16 w16cex w16sdtdh wp14">
+<w:comments xmlns:wpc="http://schemas.microsoft.com/office/word/2010/wordprocessingCanvas" xmlns:cx="http://schemas.microsoft.com/office/drawing/2014/chartex" xmlns:mc="http://schemas.openxmlformats.org/markup-compatibility/2006" xmlns:o="urn:schemas-microsoft-com:office:office" xmlns:r="http://schemas.openxmlformats.org/officeDocument/2006/relationships" xmlns:m="http://schemas.openxmlformats.org/officeDocument/2006/math" xmlns:v="urn:schemas-microsoft-com:vml" xmlns:wp14="http://schemas.microsoft.com/office/word/2010/wordprocessingDrawing" xmlns:wp="http://schemas.openxmlformats.org/drawingml/2006/wordprocessingDrawing" xmlns:w10="urn:schemas-microsoft-com:office:word" xmlns:w="http://schemas.openxmlformats.org/wordprocessingml/2006/main" xmlns:w14="http://schemas.microsoft.com/office/word/2010/wordml" xmlns:w15="http://schemas.microsoft.com/office/word/2012/wordml" xmlns:w16se="http://schemas.microsoft.com/office/word/2015/wordml/symex" xmlns:wpg="http://schemas.microsoft.com/office/word/2010/wordprocessingGroup" xmlns:wpi="http://schemas.microsoft.com/office/word/2010/wordprocessingInk" xmlns:wne="http://schemas.microsoft.com/office/word/2006/wordml" xmlns:wps="http://schemas.microsoft.com/office/word/2010/wordprocessingShape" mc:Ignorable="w14 w15 w16se wp14">
   <w:comment w:id="0" w:author="Prof" w:date="2026-06-11T09:34:00Z" w:initials="P">
     <w:p>
       <w:pPr>
@@ -9541,7 +9533,7 @@
 </file>
 
 <file path=word/commentsExtended.xml><?xml version="1.0" encoding="utf-8"?>
-<w15:commentsEx xmlns:wpc="http://schemas.microsoft.com/office/word/2010/wordprocessingCanvas" xmlns:cx="http://schemas.microsoft.com/office/drawing/2014/chartex" xmlns:cx1="http://schemas.microsoft.com/office/drawing/2015/9/8/chartex" xmlns:cx2="http://schemas.microsoft.com/office/drawing/2015/10/21/chartex" xmlns:cx3="http://schemas.microsoft.com/office/drawing/2016/5/9/chartex" xmlns:cx4="http://schemas.microsoft.com/office/drawing/2016/5/10/chartex" xmlns:cx5="http://schemas.microsoft.com/office/drawing/2016/5/11/chartex" xmlns:cx6="http://schemas.microsoft.com/office/drawing/2016/5/12/chartex" xmlns:cx7="http://schemas.microsoft.com/office/drawing/2016/5/13/chartex" xmlns:cx8="http://schemas.microsoft.com/office/drawing/2016/5/14/chartex" xmlns:mc="http://schemas.openxmlformats.org/markup-compatibility/2006" xmlns:aink="http://schemas.microsoft.com/office/drawing/2016/ink" xmlns:am3d="http://schemas.microsoft.com/office/drawing/2017/model3d" xmlns:o="urn:schemas-microsoft-com:office:office" xmlns:oel="http://schemas.microsoft.com/office/2019/extlst" xmlns:r="http://schemas.openxmlformats.org/officeDocument/2006/relationships" xmlns:m="http://schemas.openxmlformats.org/officeDocument/2006/math" xmlns:v="urn:schemas-microsoft-com:vml" xmlns:wp14="http://schemas.microsoft.com/office/word/2010/wordprocessingDrawing" xmlns:wp="http://schemas.openxmlformats.org/drawingml/2006/wordprocessingDrawing" xmlns:w10="urn:schemas-microsoft-com:office:word" xmlns:w="http://schemas.openxmlformats.org/wordprocessingml/2006/main" xmlns:w14="http://schemas.microsoft.com/office/word/2010/wordml" xmlns:w15="http://schemas.microsoft.com/office/word/2012/wordml" xmlns:w16cex="http://schemas.microsoft.com/office/word/2018/wordml/cex" xmlns:w16cid="http://schemas.microsoft.com/office/word/2016/wordml/cid" xmlns:w16="http://schemas.microsoft.com/office/word/2018/wordml" xmlns:w16sdtdh="http://schemas.microsoft.com/office/word/2020/wordml/sdtdatahash" xmlns:w16se="http://schemas.microsoft.com/office/word/2015/wordml/symex" xmlns:wpg="http://schemas.microsoft.com/office/word/2010/wordprocessingGroup" xmlns:wpi="http://schemas.microsoft.com/office/word/2010/wordprocessingInk" xmlns:wne="http://schemas.microsoft.com/office/word/2006/wordml" xmlns:wps="http://schemas.microsoft.com/office/word/2010/wordprocessingShape" mc:Ignorable="w14 w15 w16se w16cid w16 w16cex w16sdtdh wp14">
+<w15:commentsEx xmlns:wpc="http://schemas.microsoft.com/office/word/2010/wordprocessingCanvas" xmlns:cx="http://schemas.microsoft.com/office/drawing/2014/chartex" xmlns:mc="http://schemas.openxmlformats.org/markup-compatibility/2006" xmlns:o="urn:schemas-microsoft-com:office:office" xmlns:r="http://schemas.openxmlformats.org/officeDocument/2006/relationships" xmlns:m="http://schemas.openxmlformats.org/officeDocument/2006/math" xmlns:v="urn:schemas-microsoft-com:vml" xmlns:wp14="http://schemas.microsoft.com/office/word/2010/wordprocessingDrawing" xmlns:wp="http://schemas.openxmlformats.org/drawingml/2006/wordprocessingDrawing" xmlns:w10="urn:schemas-microsoft-com:office:word" xmlns:w="http://schemas.openxmlformats.org/wordprocessingml/2006/main" xmlns:w14="http://schemas.microsoft.com/office/word/2010/wordml" xmlns:w15="http://schemas.microsoft.com/office/word/2012/wordml" xmlns:w16se="http://schemas.microsoft.com/office/word/2015/wordml/symex" xmlns:wpg="http://schemas.microsoft.com/office/word/2010/wordprocessingGroup" xmlns:wpi="http://schemas.microsoft.com/office/word/2010/wordprocessingInk" xmlns:wne="http://schemas.microsoft.com/office/word/2006/wordml" xmlns:wps="http://schemas.microsoft.com/office/word/2010/wordprocessingShape" mc:Ignorable="w14 w15 w16se wp14">
   <w15:commentEx w15:paraId="38ABCC76" w15:done="1"/>
   <w15:commentEx w15:paraId="455C3C11" w15:done="0"/>
   <w15:commentEx w15:paraId="4DFFFB75" w15:done="1"/>
@@ -9600,7 +9592,7 @@
 </file>
 
 <file path=word/endnotes.xml><?xml version="1.0" encoding="utf-8"?>
-<w:endnotes xmlns:wpc="http://schemas.microsoft.com/office/word/2010/wordprocessingCanvas" xmlns:cx="http://schemas.microsoft.com/office/drawing/2014/chartex" xmlns:cx1="http://schemas.microsoft.com/office/drawing/2015/9/8/chartex" xmlns:cx2="http://schemas.microsoft.com/office/drawing/2015/10/21/chartex" xmlns:cx3="http://schemas.microsoft.com/office/drawing/2016/5/9/chartex" xmlns:cx4="http://schemas.microsoft.com/office/drawing/2016/5/10/chartex" xmlns:cx5="http://schemas.microsoft.com/office/drawing/2016/5/11/chartex" xmlns:cx6="http://schemas.microsoft.com/office/drawing/2016/5/12/chartex" xmlns:cx7="http://schemas.microsoft.com/office/drawing/2016/5/13/chartex" xmlns:cx8="http://schemas.microsoft.com/office/drawing/2016/5/14/chartex" xmlns:mc="http://schemas.openxmlformats.org/markup-compatibility/2006" xmlns:aink="http://schemas.microsoft.com/office/drawing/2016/ink" xmlns:am3d="http://schemas.microsoft.com/office/drawing/2017/model3d" xmlns:o="urn:schemas-microsoft-com:office:office" xmlns:oel="http://schemas.microsoft.com/office/2019/extlst" xmlns:r="http://schemas.openxmlformats.org/officeDocument/2006/relationships" xmlns:m="http://schemas.openxmlformats.org/officeDocument/2006/math" xmlns:v="urn:schemas-microsoft-com:vml" xmlns:wp14="http://schemas.microsoft.com/office/word/2010/wordprocessingDrawing" xmlns:wp="http://schemas.openxmlformats.org/drawingml/2006/wordprocessingDrawing" xmlns:w10="urn:schemas-microsoft-com:office:word" xmlns:w="http://schemas.openxmlformats.org/wordprocessingml/2006/main" xmlns:w14="http://schemas.microsoft.com/office/word/2010/wordml" xmlns:w15="http://schemas.microsoft.com/office/word/2012/wordml" xmlns:w16cex="http://schemas.microsoft.com/office/word/2018/wordml/cex" xmlns:w16cid="http://schemas.microsoft.com/office/word/2016/wordml/cid" xmlns:w16="http://schemas.microsoft.com/office/word/2018/wordml" xmlns:w16sdtdh="http://schemas.microsoft.com/office/word/2020/wordml/sdtdatahash" xmlns:w16se="http://schemas.microsoft.com/office/word/2015/wordml/symex" xmlns:wpg="http://schemas.microsoft.com/office/word/2010/wordprocessingGroup" xmlns:wpi="http://schemas.microsoft.com/office/word/2010/wordprocessingInk" xmlns:wne="http://schemas.microsoft.com/office/word/2006/wordml" xmlns:wps="http://schemas.microsoft.com/office/word/2010/wordprocessingShape" mc:Ignorable="w14 w15 w16se w16cid w16 w16cex w16sdtdh wp14">
+<w:endnotes xmlns:wpc="http://schemas.microsoft.com/office/word/2010/wordprocessingCanvas" xmlns:cx="http://schemas.microsoft.com/office/drawing/2014/chartex" xmlns:mc="http://schemas.openxmlformats.org/markup-compatibility/2006" xmlns:o="urn:schemas-microsoft-com:office:office" xmlns:r="http://schemas.openxmlformats.org/officeDocument/2006/relationships" xmlns:m="http://schemas.openxmlformats.org/officeDocument/2006/math" xmlns:v="urn:schemas-microsoft-com:vml" xmlns:wp14="http://schemas.microsoft.com/office/word/2010/wordprocessingDrawing" xmlns:wp="http://schemas.openxmlformats.org/drawingml/2006/wordprocessingDrawing" xmlns:w10="urn:schemas-microsoft-com:office:word" xmlns:w="http://schemas.openxmlformats.org/wordprocessingml/2006/main" xmlns:w14="http://schemas.microsoft.com/office/word/2010/wordml" xmlns:w15="http://schemas.microsoft.com/office/word/2012/wordml" xmlns:w16se="http://schemas.microsoft.com/office/word/2015/wordml/symex" xmlns:wpg="http://schemas.microsoft.com/office/word/2010/wordprocessingGroup" xmlns:wpi="http://schemas.microsoft.com/office/word/2010/wordprocessingInk" xmlns:wne="http://schemas.microsoft.com/office/word/2006/wordml" xmlns:wps="http://schemas.microsoft.com/office/word/2010/wordprocessingShape" mc:Ignorable="w14 w15 w16se wp14">
   <w:endnote w:type="separator" w:id="-1">
     <w:p>
       <w:pPr>
@@ -9625,7 +9617,7 @@
 </file>
 
 <file path=word/footer1.xml><?xml version="1.0" encoding="utf-8"?>
-<w:ftr xmlns:wpc="http://schemas.microsoft.com/office/word/2010/wordprocessingCanvas" xmlns:cx="http://schemas.microsoft.com/office/drawing/2014/chartex" xmlns:cx1="http://schemas.microsoft.com/office/drawing/2015/9/8/chartex" xmlns:cx2="http://schemas.microsoft.com/office/drawing/2015/10/21/chartex" xmlns:cx3="http://schemas.microsoft.com/office/drawing/2016/5/9/chartex" xmlns:cx4="http://schemas.microsoft.com/office/drawing/2016/5/10/chartex" xmlns:cx5="http://schemas.microsoft.com/office/drawing/2016/5/11/chartex" xmlns:cx6="http://schemas.microsoft.com/office/drawing/2016/5/12/chartex" xmlns:cx7="http://schemas.microsoft.com/office/drawing/2016/5/13/chartex" xmlns:cx8="http://schemas.microsoft.com/office/drawing/2016/5/14/chartex" xmlns:mc="http://schemas.openxmlformats.org/markup-compatibility/2006" xmlns:aink="http://schemas.microsoft.com/office/drawing/2016/ink" xmlns:am3d="http://schemas.microsoft.com/office/drawing/2017/model3d" xmlns:o="urn:schemas-microsoft-com:office:office" xmlns:oel="http://schemas.microsoft.com/office/2019/extlst" xmlns:r="http://schemas.openxmlformats.org/officeDocument/2006/relationships" xmlns:m="http://schemas.openxmlformats.org/officeDocument/2006/math" xmlns:v="urn:schemas-microsoft-com:vml" xmlns:wp14="http://schemas.microsoft.com/office/word/2010/wordprocessingDrawing" xmlns:wp="http://schemas.openxmlformats.org/drawingml/2006/wordprocessingDrawing" xmlns:w10="urn:schemas-microsoft-com:office:word" xmlns:w="http://schemas.openxmlformats.org/wordprocessingml/2006/main" xmlns:w14="http://schemas.microsoft.com/office/word/2010/wordml" xmlns:w15="http://schemas.microsoft.com/office/word/2012/wordml" xmlns:w16cex="http://schemas.microsoft.com/office/word/2018/wordml/cex" xmlns:w16cid="http://schemas.microsoft.com/office/word/2016/wordml/cid" xmlns:w16="http://schemas.microsoft.com/office/word/2018/wordml" xmlns:w16sdtdh="http://schemas.microsoft.com/office/word/2020/wordml/sdtdatahash" xmlns:w16se="http://schemas.microsoft.com/office/word/2015/wordml/symex" xmlns:wpg="http://schemas.microsoft.com/office/word/2010/wordprocessingGroup" xmlns:wpi="http://schemas.microsoft.com/office/word/2010/wordprocessingInk" xmlns:wne="http://schemas.microsoft.com/office/word/2006/wordml" xmlns:wps="http://schemas.microsoft.com/office/word/2010/wordprocessingShape" mc:Ignorable="w14 w15 w16se w16cid w16 w16cex w16sdtdh wp14">
+<w:ftr xmlns:wpc="http://schemas.microsoft.com/office/word/2010/wordprocessingCanvas" xmlns:cx="http://schemas.microsoft.com/office/drawing/2014/chartex" xmlns:mc="http://schemas.openxmlformats.org/markup-compatibility/2006" xmlns:o="urn:schemas-microsoft-com:office:office" xmlns:r="http://schemas.openxmlformats.org/officeDocument/2006/relationships" xmlns:m="http://schemas.openxmlformats.org/officeDocument/2006/math" xmlns:v="urn:schemas-microsoft-com:vml" xmlns:wp14="http://schemas.microsoft.com/office/word/2010/wordprocessingDrawing" xmlns:wp="http://schemas.openxmlformats.org/drawingml/2006/wordprocessingDrawing" xmlns:w10="urn:schemas-microsoft-com:office:word" xmlns:w="http://schemas.openxmlformats.org/wordprocessingml/2006/main" xmlns:w14="http://schemas.microsoft.com/office/word/2010/wordml" xmlns:w15="http://schemas.microsoft.com/office/word/2012/wordml" xmlns:w16se="http://schemas.microsoft.com/office/word/2015/wordml/symex" xmlns:wpg="http://schemas.microsoft.com/office/word/2010/wordprocessingGroup" xmlns:wpi="http://schemas.microsoft.com/office/word/2010/wordprocessingInk" xmlns:wne="http://schemas.microsoft.com/office/word/2006/wordml" xmlns:wps="http://schemas.microsoft.com/office/word/2010/wordprocessingShape" mc:Ignorable="w14 w15 w16se wp14">
   <w:tbl>
     <w:tblPr>
       <w:tblW w:w="0" w:type="auto"/>
@@ -9686,7 +9678,7 @@
 </file>
 
 <file path=word/footnotes.xml><?xml version="1.0" encoding="utf-8"?>
-<w:footnotes xmlns:wpc="http://schemas.microsoft.com/office/word/2010/wordprocessingCanvas" xmlns:cx="http://schemas.microsoft.com/office/drawing/2014/chartex" xmlns:cx1="http://schemas.microsoft.com/office/drawing/2015/9/8/chartex" xmlns:cx2="http://schemas.microsoft.com/office/drawing/2015/10/21/chartex" xmlns:cx3="http://schemas.microsoft.com/office/drawing/2016/5/9/chartex" xmlns:cx4="http://schemas.microsoft.com/office/drawing/2016/5/10/chartex" xmlns:cx5="http://schemas.microsoft.com/office/drawing/2016/5/11/chartex" xmlns:cx6="http://schemas.microsoft.com/office/drawing/2016/5/12/chartex" xmlns:cx7="http://schemas.microsoft.com/office/drawing/2016/5/13/chartex" xmlns:cx8="http://schemas.microsoft.com/office/drawing/2016/5/14/chartex" xmlns:mc="http://schemas.openxmlformats.org/markup-compatibility/2006" xmlns:aink="http://schemas.microsoft.com/office/drawing/2016/ink" xmlns:am3d="http://schemas.microsoft.com/office/drawing/2017/model3d" xmlns:o="urn:schemas-microsoft-com:office:office" xmlns:oel="http://schemas.microsoft.com/office/2019/extlst" xmlns:r="http://schemas.openxmlformats.org/officeDocument/2006/relationships" xmlns:m="http://schemas.openxmlformats.org/officeDocument/2006/math" xmlns:v="urn:schemas-microsoft-com:vml" xmlns:wp14="http://schemas.microsoft.com/office/word/2010/wordprocessingDrawing" xmlns:wp="http://schemas.openxmlformats.org/drawingml/2006/wordprocessingDrawing" xmlns:w10="urn:schemas-microsoft-com:office:word" xmlns:w="http://schemas.openxmlformats.org/wordprocessingml/2006/main" xmlns:w14="http://schemas.microsoft.com/office/word/2010/wordml" xmlns:w15="http://schemas.microsoft.com/office/word/2012/wordml" xmlns:w16cex="http://schemas.microsoft.com/office/word/2018/wordml/cex" xmlns:w16cid="http://schemas.microsoft.com/office/word/2016/wordml/cid" xmlns:w16="http://schemas.microsoft.com/office/word/2018/wordml" xmlns:w16sdtdh="http://schemas.microsoft.com/office/word/2020/wordml/sdtdatahash" xmlns:w16se="http://schemas.microsoft.com/office/word/2015/wordml/symex" xmlns:wpg="http://schemas.microsoft.com/office/word/2010/wordprocessingGroup" xmlns:wpi="http://schemas.microsoft.com/office/word/2010/wordprocessingInk" xmlns:wne="http://schemas.microsoft.com/office/word/2006/wordml" xmlns:wps="http://schemas.microsoft.com/office/word/2010/wordprocessingShape" mc:Ignorable="w14 w15 w16se w16cid w16 w16cex w16sdtdh wp14">
+<w:footnotes xmlns:wpc="http://schemas.microsoft.com/office/word/2010/wordprocessingCanvas" xmlns:cx="http://schemas.microsoft.com/office/drawing/2014/chartex" xmlns:mc="http://schemas.openxmlformats.org/markup-compatibility/2006" xmlns:o="urn:schemas-microsoft-com:office:office" xmlns:r="http://schemas.openxmlformats.org/officeDocument/2006/relationships" xmlns:m="http://schemas.openxmlformats.org/officeDocument/2006/math" xmlns:v="urn:schemas-microsoft-com:vml" xmlns:wp14="http://schemas.microsoft.com/office/word/2010/wordprocessingDrawing" xmlns:wp="http://schemas.openxmlformats.org/drawingml/2006/wordprocessingDrawing" xmlns:w10="urn:schemas-microsoft-com:office:word" xmlns:w="http://schemas.openxmlformats.org/wordprocessingml/2006/main" xmlns:w14="http://schemas.microsoft.com/office/word/2010/wordml" xmlns:w15="http://schemas.microsoft.com/office/word/2012/wordml" xmlns:w16se="http://schemas.microsoft.com/office/word/2015/wordml/symex" xmlns:wpg="http://schemas.microsoft.com/office/word/2010/wordprocessingGroup" xmlns:wpi="http://schemas.microsoft.com/office/word/2010/wordprocessingInk" xmlns:wne="http://schemas.microsoft.com/office/word/2006/wordml" xmlns:wps="http://schemas.microsoft.com/office/word/2010/wordprocessingShape" mc:Ignorable="w14 w15 w16se wp14">
   <w:footnote w:type="separator" w:id="-1">
     <w:p>
       <w:pPr>
@@ -9711,7 +9703,7 @@
 </file>
 
 <file path=word/header1.xml><?xml version="1.0" encoding="utf-8"?>
-<w:hdr xmlns:wpc="http://schemas.microsoft.com/office/word/2010/wordprocessingCanvas" xmlns:cx="http://schemas.microsoft.com/office/drawing/2014/chartex" xmlns:cx1="http://schemas.microsoft.com/office/drawing/2015/9/8/chartex" xmlns:cx2="http://schemas.microsoft.com/office/drawing/2015/10/21/chartex" xmlns:cx3="http://schemas.microsoft.com/office/drawing/2016/5/9/chartex" xmlns:cx4="http://schemas.microsoft.com/office/drawing/2016/5/10/chartex" xmlns:cx5="http://schemas.microsoft.com/office/drawing/2016/5/11/chartex" xmlns:cx6="http://schemas.microsoft.com/office/drawing/2016/5/12/chartex" xmlns:cx7="http://schemas.microsoft.com/office/drawing/2016/5/13/chartex" xmlns:cx8="http://schemas.microsoft.com/office/drawing/2016/5/14/chartex" xmlns:mc="http://schemas.openxmlformats.org/markup-compatibility/2006" xmlns:aink="http://schemas.microsoft.com/office/drawing/2016/ink" xmlns:am3d="http://schemas.microsoft.com/office/drawing/2017/model3d" xmlns:o="urn:schemas-microsoft-com:office:office" xmlns:oel="http://schemas.microsoft.com/office/2019/extlst" xmlns:r="http://schemas.openxmlformats.org/officeDocument/2006/relationships" xmlns:m="http://schemas.openxmlformats.org/officeDocument/2006/math" xmlns:v="urn:schemas-microsoft-com:vml" xmlns:wp14="http://schemas.microsoft.com/office/word/2010/wordprocessingDrawing" xmlns:wp="http://schemas.openxmlformats.org/drawingml/2006/wordprocessingDrawing" xmlns:w10="urn:schemas-microsoft-com:office:word" xmlns:w="http://schemas.openxmlformats.org/wordprocessingml/2006/main" xmlns:w14="http://schemas.microsoft.com/office/word/2010/wordml" xmlns:w15="http://schemas.microsoft.com/office/word/2012/wordml" xmlns:w16cex="http://schemas.microsoft.com/office/word/2018/wordml/cex" xmlns:w16cid="http://schemas.microsoft.com/office/word/2016/wordml/cid" xmlns:w16="http://schemas.microsoft.com/office/word/2018/wordml" xmlns:w16sdtdh="http://schemas.microsoft.com/office/word/2020/wordml/sdtdatahash" xmlns:w16se="http://schemas.microsoft.com/office/word/2015/wordml/symex" xmlns:wpg="http://schemas.microsoft.com/office/word/2010/wordprocessingGroup" xmlns:wpi="http://schemas.microsoft.com/office/word/2010/wordprocessingInk" xmlns:wne="http://schemas.microsoft.com/office/word/2006/wordml" xmlns:wps="http://schemas.microsoft.com/office/word/2010/wordprocessingShape" mc:Ignorable="w14 w15 w16se w16cid w16 w16cex w16sdtdh wp14">
+<w:hdr xmlns:wpc="http://schemas.microsoft.com/office/word/2010/wordprocessingCanvas" xmlns:cx="http://schemas.microsoft.com/office/drawing/2014/chartex" xmlns:mc="http://schemas.openxmlformats.org/markup-compatibility/2006" xmlns:o="urn:schemas-microsoft-com:office:office" xmlns:r="http://schemas.openxmlformats.org/officeDocument/2006/relationships" xmlns:m="http://schemas.openxmlformats.org/officeDocument/2006/math" xmlns:v="urn:schemas-microsoft-com:vml" xmlns:wp14="http://schemas.microsoft.com/office/word/2010/wordprocessingDrawing" xmlns:wp="http://schemas.openxmlformats.org/drawingml/2006/wordprocessingDrawing" xmlns:w10="urn:schemas-microsoft-com:office:word" xmlns:w="http://schemas.openxmlformats.org/wordprocessingml/2006/main" xmlns:w14="http://schemas.microsoft.com/office/word/2010/wordml" xmlns:w15="http://schemas.microsoft.com/office/word/2012/wordml" xmlns:w16se="http://schemas.microsoft.com/office/word/2015/wordml/symex" xmlns:wpg="http://schemas.microsoft.com/office/word/2010/wordprocessingGroup" xmlns:wpi="http://schemas.microsoft.com/office/word/2010/wordprocessingInk" xmlns:wne="http://schemas.microsoft.com/office/word/2006/wordml" xmlns:wps="http://schemas.microsoft.com/office/word/2010/wordprocessingShape" mc:Ignorable="w14 w15 w16se wp14">
   <w:tbl>
     <w:tblPr>
       <w:tblW w:w="0" w:type="auto"/>
@@ -9772,7 +9764,7 @@
 </file>
 
 <file path=word/header2.xml><?xml version="1.0" encoding="utf-8"?>
-<w:hdr xmlns:wpc="http://schemas.microsoft.com/office/word/2010/wordprocessingCanvas" xmlns:cx="http://schemas.microsoft.com/office/drawing/2014/chartex" xmlns:cx1="http://schemas.microsoft.com/office/drawing/2015/9/8/chartex" xmlns:cx2="http://schemas.microsoft.com/office/drawing/2015/10/21/chartex" xmlns:cx3="http://schemas.microsoft.com/office/drawing/2016/5/9/chartex" xmlns:cx4="http://schemas.microsoft.com/office/drawing/2016/5/10/chartex" xmlns:cx5="http://schemas.microsoft.com/office/drawing/2016/5/11/chartex" xmlns:cx6="http://schemas.microsoft.com/office/drawing/2016/5/12/chartex" xmlns:cx7="http://schemas.microsoft.com/office/drawing/2016/5/13/chartex" xmlns:cx8="http://schemas.microsoft.com/office/drawing/2016/5/14/chartex" xmlns:mc="http://schemas.openxmlformats.org/markup-compatibility/2006" xmlns:aink="http://schemas.microsoft.com/office/drawing/2016/ink" xmlns:am3d="http://schemas.microsoft.com/office/drawing/2017/model3d" xmlns:o="urn:schemas-microsoft-com:office:office" xmlns:oel="http://schemas.microsoft.com/office/2019/extlst" xmlns:r="http://schemas.openxmlformats.org/officeDocument/2006/relationships" xmlns:m="http://schemas.openxmlformats.org/officeDocument/2006/math" xmlns:v="urn:schemas-microsoft-com:vml" xmlns:wp14="http://schemas.microsoft.com/office/word/2010/wordprocessingDrawing" xmlns:wp="http://schemas.openxmlformats.org/drawingml/2006/wordprocessingDrawing" xmlns:w10="urn:schemas-microsoft-com:office:word" xmlns:w="http://schemas.openxmlformats.org/wordprocessingml/2006/main" xmlns:w14="http://schemas.microsoft.com/office/word/2010/wordml" xmlns:w15="http://schemas.microsoft.com/office/word/2012/wordml" xmlns:w16cex="http://schemas.microsoft.com/office/word/2018/wordml/cex" xmlns:w16cid="http://schemas.microsoft.com/office/word/2016/wordml/cid" xmlns:w16="http://schemas.microsoft.com/office/word/2018/wordml" xmlns:w16sdtdh="http://schemas.microsoft.com/office/word/2020/wordml/sdtdatahash" xmlns:w16se="http://schemas.microsoft.com/office/word/2015/wordml/symex" xmlns:wpg="http://schemas.microsoft.com/office/word/2010/wordprocessingGroup" xmlns:wpi="http://schemas.microsoft.com/office/word/2010/wordprocessingInk" xmlns:wne="http://schemas.microsoft.com/office/word/2006/wordml" xmlns:wps="http://schemas.microsoft.com/office/word/2010/wordprocessingShape" mc:Ignorable="w14 w15 w16se w16cid w16 w16cex w16sdtdh wp14">
+<w:hdr xmlns:wpc="http://schemas.microsoft.com/office/word/2010/wordprocessingCanvas" xmlns:cx="http://schemas.microsoft.com/office/drawing/2014/chartex" xmlns:mc="http://schemas.openxmlformats.org/markup-compatibility/2006" xmlns:o="urn:schemas-microsoft-com:office:office" xmlns:r="http://schemas.openxmlformats.org/officeDocument/2006/relationships" xmlns:m="http://schemas.openxmlformats.org/officeDocument/2006/math" xmlns:v="urn:schemas-microsoft-com:vml" xmlns:wp14="http://schemas.microsoft.com/office/word/2010/wordprocessingDrawing" xmlns:wp="http://schemas.openxmlformats.org/drawingml/2006/wordprocessingDrawing" xmlns:w10="urn:schemas-microsoft-com:office:word" xmlns:w="http://schemas.openxmlformats.org/wordprocessingml/2006/main" xmlns:w14="http://schemas.microsoft.com/office/word/2010/wordml" xmlns:w15="http://schemas.microsoft.com/office/word/2012/wordml" xmlns:w16se="http://schemas.microsoft.com/office/word/2015/wordml/symex" xmlns:wpg="http://schemas.microsoft.com/office/word/2010/wordprocessingGroup" xmlns:wpi="http://schemas.microsoft.com/office/word/2010/wordprocessingInk" xmlns:wne="http://schemas.microsoft.com/office/word/2006/wordml" xmlns:wps="http://schemas.microsoft.com/office/word/2010/wordprocessingShape" mc:Ignorable="w14 w15 w16se wp14">
   <w:sdt>
     <w:sdtPr>
       <w:id w:val="-718440415"/>
@@ -9800,7 +9792,7 @@
           <w:rPr>
             <w:noProof/>
           </w:rPr>
-          <w:t>13</w:t>
+          <w:t>19</w:t>
         </w:r>
         <w:r>
           <w:fldChar w:fldCharType="end"/>
@@ -9817,7 +9809,7 @@
 </file>
 
 <file path=word/numbering.xml><?xml version="1.0" encoding="utf-8"?>
-<w:numbering xmlns:wpc="http://schemas.microsoft.com/office/word/2010/wordprocessingCanvas" xmlns:cx="http://schemas.microsoft.com/office/drawing/2014/chartex" xmlns:cx1="http://schemas.microsoft.com/office/drawing/2015/9/8/chartex" xmlns:cx2="http://schemas.microsoft.com/office/drawing/2015/10/21/chartex" xmlns:cx3="http://schemas.microsoft.com/office/drawing/2016/5/9/chartex" xmlns:cx4="http://schemas.microsoft.com/office/drawing/2016/5/10/chartex" xmlns:cx5="http://schemas.microsoft.com/office/drawing/2016/5/11/chartex" xmlns:cx6="http://schemas.microsoft.com/office/drawing/2016/5/12/chartex" xmlns:cx7="http://schemas.microsoft.com/office/drawing/2016/5/13/chartex" xmlns:cx8="http://schemas.microsoft.com/office/drawing/2016/5/14/chartex" xmlns:mc="http://schemas.openxmlformats.org/markup-compatibility/2006" xmlns:aink="http://schemas.microsoft.com/office/drawing/2016/ink" xmlns:am3d="http://schemas.microsoft.com/office/drawing/2017/model3d" xmlns:o="urn:schemas-microsoft-com:office:office" xmlns:oel="http://schemas.microsoft.com/office/2019/extlst" xmlns:r="http://schemas.openxmlformats.org/officeDocument/2006/relationships" xmlns:m="http://schemas.openxmlformats.org/officeDocument/2006/math" xmlns:v="urn:schemas-microsoft-com:vml" xmlns:wp14="http://schemas.microsoft.com/office/word/2010/wordprocessingDrawing" xmlns:wp="http://schemas.openxmlformats.org/drawingml/2006/wordprocessingDrawing" xmlns:w10="urn:schemas-microsoft-com:office:word" xmlns:w="http://schemas.openxmlformats.org/wordprocessingml/2006/main" xmlns:w14="http://schemas.microsoft.com/office/word/2010/wordml" xmlns:w15="http://schemas.microsoft.com/office/word/2012/wordml" xmlns:w16cex="http://schemas.microsoft.com/office/word/2018/wordml/cex" xmlns:w16cid="http://schemas.microsoft.com/office/word/2016/wordml/cid" xmlns:w16="http://schemas.microsoft.com/office/word/2018/wordml" xmlns:w16sdtdh="http://schemas.microsoft.com/office/word/2020/wordml/sdtdatahash" xmlns:w16se="http://schemas.microsoft.com/office/word/2015/wordml/symex" xmlns:wpg="http://schemas.microsoft.com/office/word/2010/wordprocessingGroup" xmlns:wpi="http://schemas.microsoft.com/office/word/2010/wordprocessingInk" xmlns:wne="http://schemas.microsoft.com/office/word/2006/wordml" xmlns:wps="http://schemas.microsoft.com/office/word/2010/wordprocessingShape" mc:Ignorable="w14 w15 w16se w16cid w16 w16cex w16sdtdh wp14">
+<w:numbering xmlns:wpc="http://schemas.microsoft.com/office/word/2010/wordprocessingCanvas" xmlns:cx="http://schemas.microsoft.com/office/drawing/2014/chartex" xmlns:mc="http://schemas.openxmlformats.org/markup-compatibility/2006" xmlns:o="urn:schemas-microsoft-com:office:office" xmlns:r="http://schemas.openxmlformats.org/officeDocument/2006/relationships" xmlns:m="http://schemas.openxmlformats.org/officeDocument/2006/math" xmlns:v="urn:schemas-microsoft-com:vml" xmlns:wp14="http://schemas.microsoft.com/office/word/2010/wordprocessingDrawing" xmlns:wp="http://schemas.openxmlformats.org/drawingml/2006/wordprocessingDrawing" xmlns:w10="urn:schemas-microsoft-com:office:word" xmlns:w="http://schemas.openxmlformats.org/wordprocessingml/2006/main" xmlns:w14="http://schemas.microsoft.com/office/word/2010/wordml" xmlns:w15="http://schemas.microsoft.com/office/word/2012/wordml" xmlns:w16se="http://schemas.microsoft.com/office/word/2015/wordml/symex" xmlns:wpg="http://schemas.microsoft.com/office/word/2010/wordprocessingGroup" xmlns:wpi="http://schemas.microsoft.com/office/word/2010/wordprocessingInk" xmlns:wne="http://schemas.microsoft.com/office/word/2006/wordml" xmlns:wps="http://schemas.microsoft.com/office/word/2010/wordprocessingShape" mc:Ignorable="w14 w15 w16se wp14">
   <w:abstractNum w:abstractNumId="0" w15:restartNumberingAfterBreak="0">
     <w:nsid w:val="33161917"/>
     <w:multiLevelType w:val="hybridMultilevel"/>
@@ -10146,20 +10138,20 @@
       </w:rPr>
     </w:lvl>
   </w:abstractNum>
-  <w:num w:numId="1" w16cid:durableId="1577058430">
+  <w:num w:numId="1">
     <w:abstractNumId w:val="0"/>
   </w:num>
-  <w:num w:numId="2" w16cid:durableId="977152170">
+  <w:num w:numId="2">
     <w:abstractNumId w:val="2"/>
   </w:num>
-  <w:num w:numId="3" w16cid:durableId="1293830760">
+  <w:num w:numId="3">
     <w:abstractNumId w:val="1"/>
   </w:num>
 </w:numbering>
 </file>
 
 <file path=word/people.xml><?xml version="1.0" encoding="utf-8"?>
-<w15:people xmlns:wpc="http://schemas.microsoft.com/office/word/2010/wordprocessingCanvas" xmlns:cx="http://schemas.microsoft.com/office/drawing/2014/chartex" xmlns:cx1="http://schemas.microsoft.com/office/drawing/2015/9/8/chartex" xmlns:cx2="http://schemas.microsoft.com/office/drawing/2015/10/21/chartex" xmlns:cx3="http://schemas.microsoft.com/office/drawing/2016/5/9/chartex" xmlns:cx4="http://schemas.microsoft.com/office/drawing/2016/5/10/chartex" xmlns:cx5="http://schemas.microsoft.com/office/drawing/2016/5/11/chartex" xmlns:cx6="http://schemas.microsoft.com/office/drawing/2016/5/12/chartex" xmlns:cx7="http://schemas.microsoft.com/office/drawing/2016/5/13/chartex" xmlns:cx8="http://schemas.microsoft.com/office/drawing/2016/5/14/chartex" xmlns:mc="http://schemas.openxmlformats.org/markup-compatibility/2006" xmlns:aink="http://schemas.microsoft.com/office/drawing/2016/ink" xmlns:am3d="http://schemas.microsoft.com/office/drawing/2017/model3d" xmlns:o="urn:schemas-microsoft-com:office:office" xmlns:oel="http://schemas.microsoft.com/office/2019/extlst" xmlns:r="http://schemas.openxmlformats.org/officeDocument/2006/relationships" xmlns:m="http://schemas.openxmlformats.org/officeDocument/2006/math" xmlns:v="urn:schemas-microsoft-com:vml" xmlns:wp14="http://schemas.microsoft.com/office/word/2010/wordprocessingDrawing" xmlns:wp="http://schemas.openxmlformats.org/drawingml/2006/wordprocessingDrawing" xmlns:w10="urn:schemas-microsoft-com:office:word" xmlns:w="http://schemas.openxmlformats.org/wordprocessingml/2006/main" xmlns:w14="http://schemas.microsoft.com/office/word/2010/wordml" xmlns:w15="http://schemas.microsoft.com/office/word/2012/wordml" xmlns:w16cex="http://schemas.microsoft.com/office/word/2018/wordml/cex" xmlns:w16cid="http://schemas.microsoft.com/office/word/2016/wordml/cid" xmlns:w16="http://schemas.microsoft.com/office/word/2018/wordml" xmlns:w16sdtdh="http://schemas.microsoft.com/office/word/2020/wordml/sdtdatahash" xmlns:w16se="http://schemas.microsoft.com/office/word/2015/wordml/symex" xmlns:wpg="http://schemas.microsoft.com/office/word/2010/wordprocessingGroup" xmlns:wpi="http://schemas.microsoft.com/office/word/2010/wordprocessingInk" xmlns:wne="http://schemas.microsoft.com/office/word/2006/wordml" xmlns:wps="http://schemas.microsoft.com/office/word/2010/wordprocessingShape" mc:Ignorable="w14 w15 w16se w16cid w16 w16cex w16sdtdh wp14">
+<w15:people xmlns:wpc="http://schemas.microsoft.com/office/word/2010/wordprocessingCanvas" xmlns:cx="http://schemas.microsoft.com/office/drawing/2014/chartex" xmlns:mc="http://schemas.openxmlformats.org/markup-compatibility/2006" xmlns:o="urn:schemas-microsoft-com:office:office" xmlns:r="http://schemas.openxmlformats.org/officeDocument/2006/relationships" xmlns:m="http://schemas.openxmlformats.org/officeDocument/2006/math" xmlns:v="urn:schemas-microsoft-com:vml" xmlns:wp14="http://schemas.microsoft.com/office/word/2010/wordprocessingDrawing" xmlns:wp="http://schemas.openxmlformats.org/drawingml/2006/wordprocessingDrawing" xmlns:w10="urn:schemas-microsoft-com:office:word" xmlns:w="http://schemas.openxmlformats.org/wordprocessingml/2006/main" xmlns:w14="http://schemas.microsoft.com/office/word/2010/wordml" xmlns:w15="http://schemas.microsoft.com/office/word/2012/wordml" xmlns:w16se="http://schemas.microsoft.com/office/word/2015/wordml/symex" xmlns:wpg="http://schemas.microsoft.com/office/word/2010/wordprocessingGroup" xmlns:wpi="http://schemas.microsoft.com/office/word/2010/wordprocessingInk" xmlns:wne="http://schemas.microsoft.com/office/word/2006/wordml" xmlns:wps="http://schemas.microsoft.com/office/word/2010/wordprocessingShape" mc:Ignorable="w14 w15 w16se wp14">
   <w15:person w15:author="Prof">
     <w15:presenceInfo w15:providerId="None" w15:userId="Prof"/>
   </w15:person>
@@ -10173,7 +10165,7 @@
 </file>
 
 <file path=word/styles.xml><?xml version="1.0" encoding="utf-8"?>
-<w:styles xmlns:mc="http://schemas.openxmlformats.org/markup-compatibility/2006" xmlns:r="http://schemas.openxmlformats.org/officeDocument/2006/relationships" xmlns:w="http://schemas.openxmlformats.org/wordprocessingml/2006/main" xmlns:w14="http://schemas.microsoft.com/office/word/2010/wordml" xmlns:w15="http://schemas.microsoft.com/office/word/2012/wordml" xmlns:w16cex="http://schemas.microsoft.com/office/word/2018/wordml/cex" xmlns:w16cid="http://schemas.microsoft.com/office/word/2016/wordml/cid" xmlns:w16="http://schemas.microsoft.com/office/word/2018/wordml" xmlns:w16sdtdh="http://schemas.microsoft.com/office/word/2020/wordml/sdtdatahash" xmlns:w16se="http://schemas.microsoft.com/office/word/2015/wordml/symex" mc:Ignorable="w14 w15 w16se w16cid w16 w16cex w16sdtdh">
+<w:styles xmlns:mc="http://schemas.openxmlformats.org/markup-compatibility/2006" xmlns:r="http://schemas.openxmlformats.org/officeDocument/2006/relationships" xmlns:w="http://schemas.openxmlformats.org/wordprocessingml/2006/main" xmlns:w14="http://schemas.microsoft.com/office/word/2010/wordml" xmlns:w15="http://schemas.microsoft.com/office/word/2012/wordml" xmlns:w16se="http://schemas.microsoft.com/office/word/2015/wordml/symex" mc:Ignorable="w14 w15 w16se">
   <w:docDefaults>
     <w:rPrDefault>
       <w:rPr>
@@ -10189,7 +10181,7 @@
       </w:pPr>
     </w:pPrDefault>
   </w:docDefaults>
-  <w:latentStyles w:defLockedState="0" w:defUIPriority="99" w:defSemiHidden="0" w:defUnhideWhenUsed="0" w:defQFormat="0" w:count="376">
+  <w:latentStyles w:defLockedState="0" w:defUIPriority="99" w:defSemiHidden="0" w:defUnhideWhenUsed="0" w:defQFormat="0" w:count="371">
     <w:lsdException w:name="Normal" w:uiPriority="0" w:qFormat="1"/>
     <w:lsdException w:name="heading 1" w:uiPriority="9" w:qFormat="1"/>
     <w:lsdException w:name="heading 2" w:semiHidden="1" w:uiPriority="9" w:unhideWhenUsed="1" w:qFormat="1"/>
@@ -10561,11 +10553,6 @@
     <w:lsdException w:name="List Table 5 Dark Accent 6" w:uiPriority="50"/>
     <w:lsdException w:name="List Table 6 Colorful Accent 6" w:uiPriority="51"/>
     <w:lsdException w:name="List Table 7 Colorful Accent 6" w:uiPriority="52"/>
-    <w:lsdException w:name="Mention" w:semiHidden="1" w:unhideWhenUsed="1"/>
-    <w:lsdException w:name="Smart Hyperlink" w:semiHidden="1" w:unhideWhenUsed="1"/>
-    <w:lsdException w:name="Hashtag" w:semiHidden="1" w:unhideWhenUsed="1"/>
-    <w:lsdException w:name="Unresolved Mention" w:semiHidden="1" w:unhideWhenUsed="1"/>
-    <w:lsdException w:name="Smart Link" w:semiHidden="1" w:unhideWhenUsed="1"/>
   </w:latentStyles>
   <w:style w:type="paragraph" w:default="1" w:styleId="Normal">
     <w:name w:val="Normal"/>
@@ -10716,6 +10703,7 @@
   <w:style w:type="character" w:default="1" w:styleId="Fontepargpadro">
     <w:name w:val="Default Paragraph Font"/>
     <w:uiPriority w:val="1"/>
+    <w:semiHidden/>
     <w:unhideWhenUsed/>
   </w:style>
   <w:style w:type="table" w:default="1" w:styleId="Tabelanormal">
@@ -11330,7 +11318,7 @@
       <w:u w:val="single"/>
     </w:rPr>
   </w:style>
-  <w:style w:type="character" w:styleId="MenoPendente">
+  <w:style w:type="character" w:customStyle="1" w:styleId="UnresolvedMention">
     <w:name w:val="Unresolved Mention"/>
     <w:basedOn w:val="Fontepargpadro"/>
     <w:uiPriority w:val="99"/>
@@ -13353,7 +13341,7 @@
 </file>
 
 <file path=customXml/itemProps1.xml><?xml version="1.0" encoding="utf-8"?>
-<ds:datastoreItem xmlns:ds="http://schemas.openxmlformats.org/officeDocument/2006/customXml" ds:itemID="{C78DDC64-CC99-4048-8DF6-6D4F58987108}">
+<ds:datastoreItem xmlns:ds="http://schemas.openxmlformats.org/officeDocument/2006/customXml" ds:itemID="{243204B3-7653-460D-A33D-8623D7618818}">
   <ds:schemaRefs>
     <ds:schemaRef ds:uri="http://schemas.openxmlformats.org/officeDocument/2006/bibliography"/>
   </ds:schemaRefs>

--- a/ABNT_TCC.docx
+++ b/ABNT_TCC.docx
@@ -1,6 +1,6 @@
 
 <file path=word/document.xml><?xml version="1.0" encoding="utf-8"?>
-<w:document xmlns:wpc="http://schemas.microsoft.com/office/word/2010/wordprocessingCanvas" xmlns:cx="http://schemas.microsoft.com/office/drawing/2014/chartex" xmlns:mc="http://schemas.openxmlformats.org/markup-compatibility/2006" xmlns:o="urn:schemas-microsoft-com:office:office" xmlns:r="http://schemas.openxmlformats.org/officeDocument/2006/relationships" xmlns:m="http://schemas.openxmlformats.org/officeDocument/2006/math" xmlns:v="urn:schemas-microsoft-com:vml" xmlns:wp14="http://schemas.microsoft.com/office/word/2010/wordprocessingDrawing" xmlns:wp="http://schemas.openxmlformats.org/drawingml/2006/wordprocessingDrawing" xmlns:w10="urn:schemas-microsoft-com:office:word" xmlns:w="http://schemas.openxmlformats.org/wordprocessingml/2006/main" xmlns:w14="http://schemas.microsoft.com/office/word/2010/wordml" xmlns:w15="http://schemas.microsoft.com/office/word/2012/wordml" xmlns:w16se="http://schemas.microsoft.com/office/word/2015/wordml/symex" xmlns:wpg="http://schemas.microsoft.com/office/word/2010/wordprocessingGroup" xmlns:wpi="http://schemas.microsoft.com/office/word/2010/wordprocessingInk" xmlns:wne="http://schemas.microsoft.com/office/word/2006/wordml" xmlns:wps="http://schemas.microsoft.com/office/word/2010/wordprocessingShape" mc:Ignorable="w14 w15 w16se wp14">
+<w:document xmlns:wpc="http://schemas.microsoft.com/office/word/2010/wordprocessingCanvas" xmlns:cx="http://schemas.microsoft.com/office/drawing/2014/chartex" xmlns:cx1="http://schemas.microsoft.com/office/drawing/2015/9/8/chartex" xmlns:cx2="http://schemas.microsoft.com/office/drawing/2015/10/21/chartex" xmlns:cx3="http://schemas.microsoft.com/office/drawing/2016/5/9/chartex" xmlns:cx4="http://schemas.microsoft.com/office/drawing/2016/5/10/chartex" xmlns:cx5="http://schemas.microsoft.com/office/drawing/2016/5/11/chartex" xmlns:cx6="http://schemas.microsoft.com/office/drawing/2016/5/12/chartex" xmlns:cx7="http://schemas.microsoft.com/office/drawing/2016/5/13/chartex" xmlns:cx8="http://schemas.microsoft.com/office/drawing/2016/5/14/chartex" xmlns:mc="http://schemas.openxmlformats.org/markup-compatibility/2006" xmlns:aink="http://schemas.microsoft.com/office/drawing/2016/ink" xmlns:am3d="http://schemas.microsoft.com/office/drawing/2017/model3d" xmlns:o="urn:schemas-microsoft-com:office:office" xmlns:oel="http://schemas.microsoft.com/office/2019/extlst" xmlns:r="http://schemas.openxmlformats.org/officeDocument/2006/relationships" xmlns:m="http://schemas.openxmlformats.org/officeDocument/2006/math" xmlns:v="urn:schemas-microsoft-com:vml" xmlns:wp14="http://schemas.microsoft.com/office/word/2010/wordprocessingDrawing" xmlns:wp="http://schemas.openxmlformats.org/drawingml/2006/wordprocessingDrawing" xmlns:w10="urn:schemas-microsoft-com:office:word" xmlns:w="http://schemas.openxmlformats.org/wordprocessingml/2006/main" xmlns:w14="http://schemas.microsoft.com/office/word/2010/wordml" xmlns:w15="http://schemas.microsoft.com/office/word/2012/wordml" xmlns:w16cex="http://schemas.microsoft.com/office/word/2018/wordml/cex" xmlns:w16cid="http://schemas.microsoft.com/office/word/2016/wordml/cid" xmlns:w16="http://schemas.microsoft.com/office/word/2018/wordml" xmlns:w16sdtdh="http://schemas.microsoft.com/office/word/2020/wordml/sdtdatahash" xmlns:w16se="http://schemas.microsoft.com/office/word/2015/wordml/symex" xmlns:wpg="http://schemas.microsoft.com/office/word/2010/wordprocessingGroup" xmlns:wpi="http://schemas.microsoft.com/office/word/2010/wordprocessingInk" xmlns:wne="http://schemas.microsoft.com/office/word/2006/wordml" xmlns:wps="http://schemas.microsoft.com/office/word/2010/wordprocessingShape" mc:Ignorable="w14 w15 w16se w16cid w16 w16cex w16sdtdh wp14">
   <w:body>
     <w:p>
       <w:pPr>
@@ -104,6 +104,7 @@
         <w:pStyle w:val="SemEspaamento"/>
       </w:pPr>
       <w:r>
+        <w:lastRenderedPageBreak/>
         <w:t>2026</w:t>
       </w:r>
     </w:p>
@@ -195,6 +196,7 @@
         <w:rPr>
           <w:sz w:val="22"/>
         </w:rPr>
+        <w:lastRenderedPageBreak/>
         <w:t>Ribeirão Pires</w:t>
       </w:r>
     </w:p>
@@ -979,12 +981,11 @@
     <w:p>
       <w:pPr>
         <w:pStyle w:val="Sumrio1"/>
-        <w:rPr>
-          <w:rFonts w:asciiTheme="minorHAnsi" w:eastAsiaTheme="minorEastAsia" w:hAnsiTheme="minorHAnsi"/>
-          <w:noProof/>
-          <w:sz w:val="22"/>
-          <w:lang w:eastAsia="pt-BR"/>
-        </w:rPr>
+        <w:tabs>
+          <w:tab w:val="clear" w:pos="9061"/>
+          <w:tab w:val="left" w:pos="480"/>
+          <w:tab w:val="right" w:leader="dot" w:pos="9060"/>
+        </w:tabs>
       </w:pPr>
       <w:r>
         <w:fldChar w:fldCharType="begin"/>
@@ -995,76 +996,41 @@
       <w:r>
         <w:fldChar w:fldCharType="separate"/>
       </w:r>
-      <w:hyperlink w:anchor="_Toc233220970" w:history="1">
+      <w:hyperlink w:anchor="_Toc606285624" w:history="1">
         <w:r>
           <w:rPr>
             <w:rStyle w:val="Hyperlink"/>
-            <w:noProof/>
           </w:rPr>
           <w:t>1</w:t>
         </w:r>
         <w:r>
-          <w:rPr>
-            <w:rFonts w:asciiTheme="minorHAnsi" w:eastAsiaTheme="minorEastAsia" w:hAnsiTheme="minorHAnsi"/>
-            <w:noProof/>
-            <w:sz w:val="22"/>
-            <w:lang w:eastAsia="pt-BR"/>
-          </w:rPr>
           <w:tab/>
         </w:r>
         <w:r>
           <w:rPr>
             <w:rStyle w:val="Hyperlink"/>
-            <w:noProof/>
           </w:rPr>
           <w:t>INTRODUÇÃO</w:t>
         </w:r>
         <w:r>
-          <w:rPr>
-            <w:noProof/>
-            <w:webHidden/>
-          </w:rPr>
           <w:tab/>
         </w:r>
         <w:r>
-          <w:rPr>
-            <w:noProof/>
-            <w:webHidden/>
-          </w:rPr>
           <w:fldChar w:fldCharType="begin"/>
         </w:r>
         <w:r>
-          <w:rPr>
-            <w:noProof/>
-            <w:webHidden/>
-          </w:rPr>
-          <w:instrText xml:space="preserve"> PAGEREF _Toc233220970 \h </w:instrText>
-        </w:r>
-        <w:r>
-          <w:rPr>
-            <w:noProof/>
-            <w:webHidden/>
-          </w:rPr>
-        </w:r>
-        <w:r>
-          <w:rPr>
-            <w:noProof/>
-            <w:webHidden/>
-          </w:rPr>
+          <w:instrText>PAGEREF _Toc606285624 \h</w:instrText>
+        </w:r>
+        <w:r>
           <w:fldChar w:fldCharType="separate"/>
         </w:r>
         <w:r>
           <w:rPr>
-            <w:noProof/>
-            <w:webHidden/>
-          </w:rPr>
-          <w:t>1</w:t>
-        </w:r>
-        <w:r>
-          <w:rPr>
-            <w:noProof/>
-            <w:webHidden/>
-          </w:rPr>
+            <w:rStyle w:val="Hyperlink"/>
+          </w:rPr>
+          <w:t>12</w:t>
+        </w:r>
+        <w:r>
           <w:fldChar w:fldCharType="end"/>
         </w:r>
       </w:hyperlink>
@@ -1072,83 +1038,47 @@
     <w:p>
       <w:pPr>
         <w:pStyle w:val="Sumrio2"/>
-        <w:rPr>
-          <w:rFonts w:asciiTheme="minorHAnsi" w:eastAsiaTheme="minorEastAsia" w:hAnsiTheme="minorHAnsi"/>
-          <w:noProof/>
-          <w:sz w:val="22"/>
-          <w:lang w:eastAsia="pt-BR"/>
-        </w:rPr>
-      </w:pPr>
-      <w:hyperlink w:anchor="_Toc233220971" w:history="1">
+        <w:tabs>
+          <w:tab w:val="clear" w:pos="9061"/>
+          <w:tab w:val="left" w:pos="720"/>
+          <w:tab w:val="right" w:leader="dot" w:pos="9060"/>
+        </w:tabs>
+      </w:pPr>
+      <w:hyperlink w:anchor="_Toc110863206" w:history="1">
         <w:r>
           <w:rPr>
             <w:rStyle w:val="Hyperlink"/>
-            <w:noProof/>
           </w:rPr>
           <w:t>1.1</w:t>
         </w:r>
         <w:r>
-          <w:rPr>
-            <w:rFonts w:asciiTheme="minorHAnsi" w:eastAsiaTheme="minorEastAsia" w:hAnsiTheme="minorHAnsi"/>
-            <w:noProof/>
-            <w:sz w:val="22"/>
-            <w:lang w:eastAsia="pt-BR"/>
-          </w:rPr>
           <w:tab/>
         </w:r>
         <w:r>
           <w:rPr>
             <w:rStyle w:val="Hyperlink"/>
-            <w:noProof/>
           </w:rPr>
           <w:t>Problemática</w:t>
         </w:r>
         <w:r>
-          <w:rPr>
-            <w:noProof/>
-            <w:webHidden/>
-          </w:rPr>
           <w:tab/>
         </w:r>
         <w:r>
-          <w:rPr>
-            <w:noProof/>
-            <w:webHidden/>
-          </w:rPr>
           <w:fldChar w:fldCharType="begin"/>
         </w:r>
         <w:r>
-          <w:rPr>
-            <w:noProof/>
-            <w:webHidden/>
-          </w:rPr>
-          <w:instrText xml:space="preserve"> PAGEREF _Toc233220971 \h </w:instrText>
-        </w:r>
-        <w:r>
-          <w:rPr>
-            <w:noProof/>
-            <w:webHidden/>
-          </w:rPr>
-        </w:r>
-        <w:r>
-          <w:rPr>
-            <w:noProof/>
-            <w:webHidden/>
-          </w:rPr>
+          <w:instrText>PAGEREF _Toc110863206 \h</w:instrText>
+        </w:r>
+        <w:r>
           <w:fldChar w:fldCharType="separate"/>
         </w:r>
         <w:r>
           <w:rPr>
-            <w:noProof/>
-            <w:webHidden/>
-          </w:rPr>
-          <w:t>1</w:t>
-        </w:r>
-        <w:r>
-          <w:rPr>
-            <w:noProof/>
-            <w:webHidden/>
-          </w:rPr>
+            <w:rStyle w:val="Hyperlink"/>
+          </w:rPr>
+          <w:t>12</w:t>
+        </w:r>
+        <w:r>
           <w:fldChar w:fldCharType="end"/>
         </w:r>
       </w:hyperlink>
@@ -1156,83 +1086,767 @@
     <w:p>
       <w:pPr>
         <w:pStyle w:val="Sumrio2"/>
-        <w:rPr>
-          <w:rFonts w:asciiTheme="minorHAnsi" w:eastAsiaTheme="minorEastAsia" w:hAnsiTheme="minorHAnsi"/>
-          <w:noProof/>
-          <w:sz w:val="22"/>
-          <w:lang w:eastAsia="pt-BR"/>
-        </w:rPr>
-      </w:pPr>
-      <w:hyperlink w:anchor="_Toc233220972" w:history="1">
+        <w:tabs>
+          <w:tab w:val="clear" w:pos="9061"/>
+          <w:tab w:val="left" w:pos="720"/>
+          <w:tab w:val="right" w:leader="dot" w:pos="9060"/>
+        </w:tabs>
+      </w:pPr>
+      <w:hyperlink w:anchor="_Toc302466969" w:history="1">
         <w:r>
           <w:rPr>
             <w:rStyle w:val="Hyperlink"/>
-            <w:noProof/>
           </w:rPr>
           <w:t>1.2</w:t>
         </w:r>
         <w:r>
-          <w:rPr>
-            <w:rFonts w:asciiTheme="minorHAnsi" w:eastAsiaTheme="minorEastAsia" w:hAnsiTheme="minorHAnsi"/>
-            <w:noProof/>
-            <w:sz w:val="22"/>
-            <w:lang w:eastAsia="pt-BR"/>
-          </w:rPr>
           <w:tab/>
         </w:r>
         <w:r>
           <w:rPr>
             <w:rStyle w:val="Hyperlink"/>
-            <w:noProof/>
           </w:rPr>
           <w:t>Justificativa</w:t>
         </w:r>
         <w:r>
-          <w:rPr>
-            <w:noProof/>
-            <w:webHidden/>
-          </w:rPr>
           <w:tab/>
         </w:r>
         <w:r>
-          <w:rPr>
-            <w:noProof/>
-            <w:webHidden/>
-          </w:rPr>
           <w:fldChar w:fldCharType="begin"/>
         </w:r>
         <w:r>
-          <w:rPr>
-            <w:noProof/>
-            <w:webHidden/>
-          </w:rPr>
-          <w:instrText xml:space="preserve"> PAGEREF _Toc233220972 \h </w:instrText>
-        </w:r>
-        <w:r>
-          <w:rPr>
-            <w:noProof/>
-            <w:webHidden/>
-          </w:rPr>
-        </w:r>
-        <w:r>
-          <w:rPr>
-            <w:noProof/>
-            <w:webHidden/>
-          </w:rPr>
+          <w:instrText>PAGEREF _Toc302466969 \h</w:instrText>
+        </w:r>
+        <w:r>
           <w:fldChar w:fldCharType="separate"/>
         </w:r>
         <w:r>
           <w:rPr>
-            <w:noProof/>
-            <w:webHidden/>
+            <w:rStyle w:val="Hyperlink"/>
+          </w:rPr>
+          <w:t>14</w:t>
+        </w:r>
+        <w:r>
+          <w:fldChar w:fldCharType="end"/>
+        </w:r>
+      </w:hyperlink>
+    </w:p>
+    <w:p>
+      <w:pPr>
+        <w:pStyle w:val="Sumrio2"/>
+        <w:tabs>
+          <w:tab w:val="clear" w:pos="9061"/>
+          <w:tab w:val="left" w:pos="720"/>
+          <w:tab w:val="right" w:leader="dot" w:pos="9060"/>
+        </w:tabs>
+      </w:pPr>
+      <w:hyperlink w:anchor="_Toc1188228394" w:history="1">
+        <w:r>
+          <w:rPr>
+            <w:rStyle w:val="Hyperlink"/>
+          </w:rPr>
+          <w:t>1.3</w:t>
+        </w:r>
+        <w:r>
+          <w:tab/>
+        </w:r>
+        <w:r>
+          <w:rPr>
+            <w:rStyle w:val="Hyperlink"/>
+          </w:rPr>
+          <w:t>Objetivos</w:t>
+        </w:r>
+        <w:r>
+          <w:tab/>
+        </w:r>
+        <w:r>
+          <w:fldChar w:fldCharType="begin"/>
+        </w:r>
+        <w:r>
+          <w:instrText>PAGEREF _Toc1188228394 \h</w:instrText>
+        </w:r>
+        <w:r>
+          <w:fldChar w:fldCharType="separate"/>
+        </w:r>
+        <w:r>
+          <w:rPr>
+            <w:rStyle w:val="Hyperlink"/>
+          </w:rPr>
+          <w:t>15</w:t>
+        </w:r>
+        <w:r>
+          <w:fldChar w:fldCharType="end"/>
+        </w:r>
+      </w:hyperlink>
+    </w:p>
+    <w:p>
+      <w:pPr>
+        <w:pStyle w:val="Sumrio3"/>
+        <w:tabs>
+          <w:tab w:val="clear" w:pos="9061"/>
+          <w:tab w:val="left" w:pos="1200"/>
+          <w:tab w:val="right" w:leader="dot" w:pos="9060"/>
+        </w:tabs>
+      </w:pPr>
+      <w:hyperlink w:anchor="_Toc477761157" w:history="1">
+        <w:r>
+          <w:rPr>
+            <w:rStyle w:val="Hyperlink"/>
+          </w:rPr>
+          <w:t>1.3.1</w:t>
+        </w:r>
+        <w:r>
+          <w:tab/>
+        </w:r>
+        <w:r>
+          <w:rPr>
+            <w:rStyle w:val="Hyperlink"/>
+          </w:rPr>
+          <w:t>Objetivo Geral</w:t>
+        </w:r>
+        <w:r>
+          <w:tab/>
+        </w:r>
+        <w:r>
+          <w:fldChar w:fldCharType="begin"/>
+        </w:r>
+        <w:r>
+          <w:instrText>PAGEREF _Toc477761157 \h</w:instrText>
+        </w:r>
+        <w:r>
+          <w:fldChar w:fldCharType="separate"/>
+        </w:r>
+        <w:r>
+          <w:rPr>
+            <w:rStyle w:val="Hyperlink"/>
+          </w:rPr>
+          <w:t>16</w:t>
+        </w:r>
+        <w:r>
+          <w:fldChar w:fldCharType="end"/>
+        </w:r>
+      </w:hyperlink>
+    </w:p>
+    <w:p>
+      <w:pPr>
+        <w:pStyle w:val="Sumrio3"/>
+        <w:tabs>
+          <w:tab w:val="clear" w:pos="9061"/>
+          <w:tab w:val="left" w:pos="1200"/>
+          <w:tab w:val="right" w:leader="dot" w:pos="9060"/>
+        </w:tabs>
+      </w:pPr>
+      <w:hyperlink w:anchor="_Toc710931449" w:history="1">
+        <w:r>
+          <w:rPr>
+            <w:rStyle w:val="Hyperlink"/>
+          </w:rPr>
+          <w:t>1.3.2</w:t>
+        </w:r>
+        <w:r>
+          <w:tab/>
+        </w:r>
+        <w:r>
+          <w:rPr>
+            <w:rStyle w:val="Hyperlink"/>
+          </w:rPr>
+          <w:t>Objetivos Específicos</w:t>
+        </w:r>
+        <w:r>
+          <w:tab/>
+        </w:r>
+        <w:r>
+          <w:fldChar w:fldCharType="begin"/>
+        </w:r>
+        <w:r>
+          <w:instrText>PAGEREF _Toc710931449 \h</w:instrText>
+        </w:r>
+        <w:r>
+          <w:fldChar w:fldCharType="separate"/>
+        </w:r>
+        <w:r>
+          <w:rPr>
+            <w:rStyle w:val="Hyperlink"/>
+          </w:rPr>
+          <w:t>16</w:t>
+        </w:r>
+        <w:r>
+          <w:fldChar w:fldCharType="end"/>
+        </w:r>
+      </w:hyperlink>
+    </w:p>
+    <w:p>
+      <w:pPr>
+        <w:pStyle w:val="Sumrio2"/>
+        <w:tabs>
+          <w:tab w:val="clear" w:pos="9061"/>
+          <w:tab w:val="left" w:pos="720"/>
+          <w:tab w:val="right" w:leader="dot" w:pos="9060"/>
+        </w:tabs>
+      </w:pPr>
+      <w:hyperlink w:anchor="_Toc651295823" w:history="1">
+        <w:r>
+          <w:rPr>
+            <w:rStyle w:val="Hyperlink"/>
+          </w:rPr>
+          <w:t>1.4</w:t>
+        </w:r>
+        <w:r>
+          <w:tab/>
+        </w:r>
+        <w:r>
+          <w:rPr>
+            <w:rStyle w:val="Hyperlink"/>
+          </w:rPr>
+          <w:t>Metodologia</w:t>
+        </w:r>
+        <w:r>
+          <w:tab/>
+        </w:r>
+        <w:r>
+          <w:fldChar w:fldCharType="begin"/>
+        </w:r>
+        <w:r>
+          <w:instrText>PAGEREF _Toc651295823 \h</w:instrText>
+        </w:r>
+        <w:r>
+          <w:fldChar w:fldCharType="separate"/>
+        </w:r>
+        <w:r>
+          <w:rPr>
+            <w:rStyle w:val="Hyperlink"/>
+          </w:rPr>
+          <w:t>16</w:t>
+        </w:r>
+        <w:r>
+          <w:fldChar w:fldCharType="end"/>
+        </w:r>
+      </w:hyperlink>
+    </w:p>
+    <w:p>
+      <w:pPr>
+        <w:pStyle w:val="Sumrio2"/>
+        <w:tabs>
+          <w:tab w:val="clear" w:pos="9061"/>
+          <w:tab w:val="left" w:pos="720"/>
+          <w:tab w:val="right" w:leader="dot" w:pos="9060"/>
+        </w:tabs>
+      </w:pPr>
+      <w:hyperlink w:anchor="_Toc1170627315" w:history="1">
+        <w:r>
+          <w:rPr>
+            <w:rStyle w:val="Hyperlink"/>
+          </w:rPr>
+          <w:t>1.5</w:t>
+        </w:r>
+        <w:r>
+          <w:tab/>
+        </w:r>
+        <w:r>
+          <w:rPr>
+            <w:rStyle w:val="Hyperlink"/>
+          </w:rPr>
+          <w:t>Resultados Esperados</w:t>
+        </w:r>
+        <w:r>
+          <w:tab/>
+        </w:r>
+        <w:r>
+          <w:fldChar w:fldCharType="begin"/>
+        </w:r>
+        <w:r>
+          <w:instrText>PAGEREF _Toc1170627315 \h</w:instrText>
+        </w:r>
+        <w:r>
+          <w:fldChar w:fldCharType="separate"/>
+        </w:r>
+        <w:r>
+          <w:rPr>
+            <w:rStyle w:val="Hyperlink"/>
+          </w:rPr>
+          <w:t>17</w:t>
+        </w:r>
+        <w:r>
+          <w:fldChar w:fldCharType="end"/>
+        </w:r>
+      </w:hyperlink>
+    </w:p>
+    <w:p>
+      <w:pPr>
+        <w:pStyle w:val="Sumrio1"/>
+        <w:tabs>
+          <w:tab w:val="clear" w:pos="9061"/>
+          <w:tab w:val="left" w:pos="480"/>
+          <w:tab w:val="right" w:leader="dot" w:pos="9060"/>
+        </w:tabs>
+      </w:pPr>
+      <w:hyperlink w:anchor="_Toc1867451136" w:history="1">
+        <w:r>
+          <w:rPr>
+            <w:rStyle w:val="Hyperlink"/>
+          </w:rPr>
+          <w:t>2</w:t>
+        </w:r>
+        <w:r>
+          <w:tab/>
+        </w:r>
+        <w:r>
+          <w:rPr>
+            <w:rStyle w:val="Hyperlink"/>
+          </w:rPr>
+          <w:t>REFERENCIAL TEÓRICO</w:t>
+        </w:r>
+        <w:r>
+          <w:tab/>
+        </w:r>
+        <w:r>
+          <w:fldChar w:fldCharType="begin"/>
+        </w:r>
+        <w:r>
+          <w:instrText>PAGEREF _Toc1867451136 \h</w:instrText>
+        </w:r>
+        <w:r>
+          <w:fldChar w:fldCharType="separate"/>
+        </w:r>
+        <w:r>
+          <w:rPr>
+            <w:rStyle w:val="Hyperlink"/>
+          </w:rPr>
+          <w:t>17</w:t>
+        </w:r>
+        <w:r>
+          <w:fldChar w:fldCharType="end"/>
+        </w:r>
+      </w:hyperlink>
+    </w:p>
+    <w:p>
+      <w:pPr>
+        <w:pStyle w:val="Sumrio2"/>
+        <w:tabs>
+          <w:tab w:val="clear" w:pos="9061"/>
+          <w:tab w:val="left" w:pos="720"/>
+          <w:tab w:val="right" w:leader="dot" w:pos="9060"/>
+        </w:tabs>
+      </w:pPr>
+      <w:hyperlink w:anchor="_Toc2010180300" w:history="1">
+        <w:r>
+          <w:rPr>
+            <w:rStyle w:val="Hyperlink"/>
+          </w:rPr>
+          <w:t>2.1</w:t>
+        </w:r>
+        <w:r>
+          <w:tab/>
+        </w:r>
+        <w:r>
+          <w:rPr>
+            <w:rStyle w:val="Hyperlink"/>
+          </w:rPr>
+          <w:t>Simulando um subtítulo</w:t>
+        </w:r>
+        <w:r>
+          <w:tab/>
+        </w:r>
+        <w:r>
+          <w:fldChar w:fldCharType="begin"/>
+        </w:r>
+        <w:r>
+          <w:instrText>PAGEREF _Toc2010180300 \h</w:instrText>
+        </w:r>
+        <w:r>
+          <w:fldChar w:fldCharType="separate"/>
+        </w:r>
+        <w:r>
+          <w:rPr>
+            <w:rStyle w:val="Hyperlink"/>
+          </w:rPr>
+          <w:t>18</w:t>
+        </w:r>
+        <w:r>
+          <w:fldChar w:fldCharType="end"/>
+        </w:r>
+      </w:hyperlink>
+    </w:p>
+    <w:p>
+      <w:pPr>
+        <w:pStyle w:val="Sumrio3"/>
+        <w:tabs>
+          <w:tab w:val="clear" w:pos="9061"/>
+          <w:tab w:val="left" w:pos="1200"/>
+          <w:tab w:val="right" w:leader="dot" w:pos="9060"/>
+        </w:tabs>
+      </w:pPr>
+      <w:hyperlink w:anchor="_Toc1428044789" w:history="1">
+        <w:r>
+          <w:rPr>
+            <w:rStyle w:val="Hyperlink"/>
+          </w:rPr>
+          <w:t>2.1.1</w:t>
+        </w:r>
+        <w:r>
+          <w:tab/>
+        </w:r>
+        <w:r>
+          <w:rPr>
+            <w:rStyle w:val="Hyperlink"/>
+          </w:rPr>
+          <w:t>Aura</w:t>
+        </w:r>
+        <w:r>
+          <w:tab/>
+        </w:r>
+        <w:r>
+          <w:fldChar w:fldCharType="begin"/>
+        </w:r>
+        <w:r>
+          <w:instrText>PAGEREF _Toc1428044789 \h</w:instrText>
+        </w:r>
+        <w:r>
+          <w:fldChar w:fldCharType="separate"/>
+        </w:r>
+        <w:r>
+          <w:rPr>
+            <w:rStyle w:val="Hyperlink"/>
+          </w:rPr>
+          <w:t>18</w:t>
+        </w:r>
+        <w:r>
+          <w:fldChar w:fldCharType="end"/>
+        </w:r>
+      </w:hyperlink>
+    </w:p>
+    <w:p>
+      <w:pPr>
+        <w:pStyle w:val="Sumrio2"/>
+        <w:tabs>
+          <w:tab w:val="clear" w:pos="9061"/>
+          <w:tab w:val="left" w:pos="720"/>
+          <w:tab w:val="right" w:leader="dot" w:pos="9060"/>
+        </w:tabs>
+      </w:pPr>
+      <w:hyperlink w:anchor="_Toc1205245770" w:history="1">
+        <w:r>
+          <w:rPr>
+            <w:rStyle w:val="Hyperlink"/>
+          </w:rPr>
+          <w:t>2.2</w:t>
+        </w:r>
+        <w:r>
+          <w:tab/>
+        </w:r>
+        <w:r>
+          <w:rPr>
+            <w:rStyle w:val="Hyperlink"/>
+          </w:rPr>
+          <w:t>Tecnologias Utilizadas no Desenvolvimento do Projeto</w:t>
+        </w:r>
+        <w:r>
+          <w:tab/>
+        </w:r>
+        <w:r>
+          <w:fldChar w:fldCharType="begin"/>
+        </w:r>
+        <w:r>
+          <w:instrText>PAGEREF _Toc1205245770 \h</w:instrText>
+        </w:r>
+        <w:r>
+          <w:fldChar w:fldCharType="separate"/>
+        </w:r>
+        <w:r>
+          <w:rPr>
+            <w:rStyle w:val="Hyperlink"/>
+          </w:rPr>
+          <w:t>19</w:t>
+        </w:r>
+        <w:r>
+          <w:fldChar w:fldCharType="end"/>
+        </w:r>
+      </w:hyperlink>
+    </w:p>
+    <w:p>
+      <w:pPr>
+        <w:pStyle w:val="Sumrio3"/>
+        <w:tabs>
+          <w:tab w:val="clear" w:pos="9061"/>
+          <w:tab w:val="left" w:pos="1200"/>
+          <w:tab w:val="right" w:leader="dot" w:pos="9060"/>
+        </w:tabs>
+      </w:pPr>
+      <w:hyperlink w:anchor="_Toc1663456373" w:history="1">
+        <w:r>
+          <w:rPr>
+            <w:rStyle w:val="Hyperlink"/>
+          </w:rPr>
+          <w:t>2.2.1</w:t>
+        </w:r>
+        <w:r>
+          <w:tab/>
+        </w:r>
+        <w:r>
+          <w:rPr>
+            <w:rStyle w:val="Hyperlink"/>
+          </w:rPr>
+          <w:t>Godot Engine e GDScript</w:t>
+        </w:r>
+        <w:r>
+          <w:tab/>
+        </w:r>
+        <w:r>
+          <w:fldChar w:fldCharType="begin"/>
+        </w:r>
+        <w:r>
+          <w:instrText>PAGEREF _Toc1663456373 \h</w:instrText>
+        </w:r>
+        <w:r>
+          <w:fldChar w:fldCharType="separate"/>
+        </w:r>
+        <w:r>
+          <w:rPr>
+            <w:rStyle w:val="Hyperlink"/>
+          </w:rPr>
+          <w:t>19</w:t>
+        </w:r>
+        <w:r>
+          <w:fldChar w:fldCharType="end"/>
+        </w:r>
+      </w:hyperlink>
+    </w:p>
+    <w:p>
+      <w:pPr>
+        <w:pStyle w:val="Sumrio3"/>
+        <w:tabs>
+          <w:tab w:val="clear" w:pos="9061"/>
+          <w:tab w:val="left" w:pos="1200"/>
+          <w:tab w:val="right" w:leader="dot" w:pos="9060"/>
+        </w:tabs>
+      </w:pPr>
+      <w:hyperlink w:anchor="_Toc1973201569" w:history="1">
+        <w:r>
+          <w:rPr>
+            <w:rStyle w:val="Hyperlink"/>
+          </w:rPr>
+          <w:t>2.2.2</w:t>
+        </w:r>
+        <w:r>
+          <w:tab/>
+        </w:r>
+        <w:r>
+          <w:rPr>
+            <w:rStyle w:val="Hyperlink"/>
+          </w:rPr>
+          <w:t>Visual Studio Code</w:t>
+        </w:r>
+        <w:r>
+          <w:tab/>
+        </w:r>
+        <w:r>
+          <w:fldChar w:fldCharType="begin"/>
+        </w:r>
+        <w:r>
+          <w:instrText>PAGEREF _Toc1973201569 \h</w:instrText>
+        </w:r>
+        <w:r>
+          <w:fldChar w:fldCharType="separate"/>
+        </w:r>
+        <w:r>
+          <w:rPr>
+            <w:rStyle w:val="Hyperlink"/>
+          </w:rPr>
+          <w:t>19</w:t>
+        </w:r>
+        <w:r>
+          <w:fldChar w:fldCharType="end"/>
+        </w:r>
+      </w:hyperlink>
+    </w:p>
+    <w:p>
+      <w:pPr>
+        <w:pStyle w:val="Sumrio3"/>
+        <w:tabs>
+          <w:tab w:val="clear" w:pos="9061"/>
+          <w:tab w:val="left" w:pos="1200"/>
+          <w:tab w:val="right" w:leader="dot" w:pos="9060"/>
+        </w:tabs>
+      </w:pPr>
+      <w:hyperlink w:anchor="_Toc780248768" w:history="1">
+        <w:r>
+          <w:rPr>
+            <w:rStyle w:val="Hyperlink"/>
+          </w:rPr>
+          <w:t>2.2.3</w:t>
+        </w:r>
+        <w:r>
+          <w:tab/>
+        </w:r>
+        <w:r>
+          <w:rPr>
+            <w:rStyle w:val="Hyperlink"/>
+          </w:rPr>
+          <w:t>Tecnologias para Desenvolvimento Web</w:t>
+        </w:r>
+        <w:r>
+          <w:tab/>
+        </w:r>
+        <w:r>
+          <w:fldChar w:fldCharType="begin"/>
+        </w:r>
+        <w:r>
+          <w:instrText>PAGEREF _Toc780248768 \h</w:instrText>
+        </w:r>
+        <w:r>
+          <w:fldChar w:fldCharType="separate"/>
+        </w:r>
+        <w:r>
+          <w:rPr>
+            <w:rStyle w:val="Hyperlink"/>
+          </w:rPr>
+          <w:t>20</w:t>
+        </w:r>
+        <w:r>
+          <w:fldChar w:fldCharType="end"/>
+        </w:r>
+      </w:hyperlink>
+    </w:p>
+    <w:p>
+      <w:pPr>
+        <w:pStyle w:val="Sumrio3"/>
+        <w:tabs>
+          <w:tab w:val="clear" w:pos="9061"/>
+          <w:tab w:val="left" w:pos="1200"/>
+          <w:tab w:val="right" w:leader="dot" w:pos="9060"/>
+        </w:tabs>
+      </w:pPr>
+      <w:hyperlink w:anchor="_Toc245263848" w:history="1">
+        <w:r>
+          <w:rPr>
+            <w:rStyle w:val="Hyperlink"/>
+          </w:rPr>
+          <w:t>2.2.4</w:t>
+        </w:r>
+        <w:r>
+          <w:tab/>
+        </w:r>
+        <w:r>
+          <w:rPr>
+            <w:rStyle w:val="Hyperlink"/>
+          </w:rPr>
+          <w:t>Blender</w:t>
+        </w:r>
+        <w:r>
+          <w:tab/>
+        </w:r>
+        <w:r>
+          <w:fldChar w:fldCharType="begin"/>
+        </w:r>
+        <w:r>
+          <w:instrText>PAGEREF _Toc245263848 \h</w:instrText>
+        </w:r>
+        <w:r>
+          <w:fldChar w:fldCharType="separate"/>
+        </w:r>
+        <w:r>
+          <w:rPr>
+            <w:rStyle w:val="Hyperlink"/>
+          </w:rPr>
+          <w:t>20</w:t>
+        </w:r>
+        <w:r>
+          <w:fldChar w:fldCharType="end"/>
+        </w:r>
+      </w:hyperlink>
+    </w:p>
+    <w:p>
+      <w:pPr>
+        <w:pStyle w:val="Sumrio3"/>
+        <w:tabs>
+          <w:tab w:val="clear" w:pos="9061"/>
+          <w:tab w:val="left" w:pos="1200"/>
+          <w:tab w:val="right" w:leader="dot" w:pos="9060"/>
+        </w:tabs>
+      </w:pPr>
+      <w:hyperlink w:anchor="_Toc793831305" w:history="1">
+        <w:r>
+          <w:rPr>
+            <w:rStyle w:val="Hyperlink"/>
+          </w:rPr>
+          <w:t>2.2.5</w:t>
+        </w:r>
+        <w:r>
+          <w:tab/>
+        </w:r>
+        <w:r>
+          <w:rPr>
+            <w:rStyle w:val="Hyperlink"/>
+          </w:rPr>
+          <w:t>Ferramentas de produção de Áudio</w:t>
+        </w:r>
+        <w:r>
+          <w:tab/>
+        </w:r>
+        <w:r>
+          <w:fldChar w:fldCharType="begin"/>
+        </w:r>
+        <w:r>
+          <w:instrText>PAGEREF _Toc793831305 \h</w:instrText>
+        </w:r>
+        <w:r>
+          <w:fldChar w:fldCharType="separate"/>
+        </w:r>
+        <w:r>
+          <w:rPr>
+            <w:rStyle w:val="Hyperlink"/>
+          </w:rPr>
+          <w:t>21</w:t>
+        </w:r>
+        <w:r>
+          <w:fldChar w:fldCharType="end"/>
+        </w:r>
+      </w:hyperlink>
+    </w:p>
+    <w:p>
+      <w:pPr>
+        <w:pStyle w:val="Sumrio1"/>
+        <w:tabs>
+          <w:tab w:val="clear" w:pos="9061"/>
+          <w:tab w:val="left" w:pos="480"/>
+          <w:tab w:val="right" w:leader="dot" w:pos="9060"/>
+        </w:tabs>
+      </w:pPr>
+      <w:hyperlink w:anchor="_Toc1630994831" w:history="1">
+        <w:r>
+          <w:rPr>
+            <w:rStyle w:val="Hyperlink"/>
           </w:rPr>
           <w:t>3</w:t>
         </w:r>
         <w:r>
-          <w:rPr>
-            <w:noProof/>
-            <w:webHidden/>
-          </w:rPr>
+          <w:tab/>
+        </w:r>
+        <w:r>
+          <w:rPr>
+            <w:rStyle w:val="Hyperlink"/>
+          </w:rPr>
+          <w:t>IMERSÃO</w:t>
+        </w:r>
+        <w:r>
+          <w:tab/>
+        </w:r>
+        <w:r>
+          <w:fldChar w:fldCharType="begin"/>
+        </w:r>
+        <w:r>
+          <w:instrText>PAGEREF _Toc1630994831 \h</w:instrText>
+        </w:r>
+        <w:r>
+          <w:fldChar w:fldCharType="separate"/>
+        </w:r>
+        <w:r>
+          <w:rPr>
+            <w:rStyle w:val="Hyperlink"/>
+          </w:rPr>
+          <w:t>21</w:t>
+        </w:r>
+        <w:r>
           <w:fldChar w:fldCharType="end"/>
         </w:r>
       </w:hyperlink>
@@ -1240,251 +1854,239 @@
     <w:p>
       <w:pPr>
         <w:pStyle w:val="Sumrio2"/>
-        <w:rPr>
-          <w:rFonts w:asciiTheme="minorHAnsi" w:eastAsiaTheme="minorEastAsia" w:hAnsiTheme="minorHAnsi"/>
-          <w:noProof/>
-          <w:sz w:val="22"/>
-          <w:lang w:eastAsia="pt-BR"/>
-        </w:rPr>
-      </w:pPr>
-      <w:hyperlink w:anchor="_Toc233220973" w:history="1">
+        <w:tabs>
+          <w:tab w:val="clear" w:pos="9061"/>
+          <w:tab w:val="left" w:pos="720"/>
+          <w:tab w:val="right" w:leader="dot" w:pos="9060"/>
+        </w:tabs>
+      </w:pPr>
+      <w:hyperlink w:anchor="_Toc1831296482" w:history="1">
         <w:r>
           <w:rPr>
             <w:rStyle w:val="Hyperlink"/>
-            <w:noProof/>
-          </w:rPr>
-          <w:t>1.3</w:t>
-        </w:r>
-        <w:r>
-          <w:rPr>
-            <w:rFonts w:asciiTheme="minorHAnsi" w:eastAsiaTheme="minorEastAsia" w:hAnsiTheme="minorHAnsi"/>
-            <w:noProof/>
-            <w:sz w:val="22"/>
-            <w:lang w:eastAsia="pt-BR"/>
-          </w:rPr>
+          </w:rPr>
+          <w:t>3.1</w:t>
+        </w:r>
+        <w:r>
           <w:tab/>
         </w:r>
         <w:r>
           <w:rPr>
             <w:rStyle w:val="Hyperlink"/>
-            <w:noProof/>
-          </w:rPr>
-          <w:t>Objetivos</w:t>
-        </w:r>
-        <w:r>
-          <w:rPr>
-            <w:noProof/>
-            <w:webHidden/>
-          </w:rPr>
+          </w:rPr>
+          <w:t>Caderno de Sensibilidade</w:t>
+        </w:r>
+        <w:r>
           <w:tab/>
         </w:r>
         <w:r>
-          <w:rPr>
-            <w:noProof/>
-            <w:webHidden/>
-          </w:rPr>
           <w:fldChar w:fldCharType="begin"/>
         </w:r>
         <w:r>
-          <w:rPr>
-            <w:noProof/>
-            <w:webHidden/>
-          </w:rPr>
-          <w:instrText xml:space="preserve"> PAGEREF _Toc233220973 \h </w:instrText>
-        </w:r>
-        <w:r>
-          <w:rPr>
-            <w:noProof/>
-            <w:webHidden/>
-          </w:rPr>
-        </w:r>
-        <w:r>
-          <w:rPr>
-            <w:noProof/>
-            <w:webHidden/>
-          </w:rPr>
+          <w:instrText>PAGEREF _Toc1831296482 \h</w:instrText>
+        </w:r>
+        <w:r>
           <w:fldChar w:fldCharType="separate"/>
         </w:r>
         <w:r>
           <w:rPr>
-            <w:noProof/>
-            <w:webHidden/>
+            <w:rStyle w:val="Hyperlink"/>
+          </w:rPr>
+          <w:t>22</w:t>
+        </w:r>
+        <w:r>
+          <w:fldChar w:fldCharType="end"/>
+        </w:r>
+      </w:hyperlink>
+    </w:p>
+    <w:p>
+      <w:pPr>
+        <w:pStyle w:val="Sumrio2"/>
+        <w:tabs>
+          <w:tab w:val="clear" w:pos="9061"/>
+          <w:tab w:val="left" w:pos="720"/>
+          <w:tab w:val="right" w:leader="dot" w:pos="9060"/>
+        </w:tabs>
+      </w:pPr>
+      <w:hyperlink w:anchor="_Toc1799433348" w:history="1">
+        <w:r>
+          <w:rPr>
+            <w:rStyle w:val="Hyperlink"/>
+          </w:rPr>
+          <w:t>3.2</w:t>
+        </w:r>
+        <w:r>
+          <w:tab/>
+        </w:r>
+        <w:r>
+          <w:rPr>
+            <w:rStyle w:val="Hyperlink"/>
+          </w:rPr>
+          <w:t>Pesquisa de Campo</w:t>
+        </w:r>
+        <w:r>
+          <w:tab/>
+        </w:r>
+        <w:r>
+          <w:fldChar w:fldCharType="begin"/>
+        </w:r>
+        <w:r>
+          <w:instrText>PAGEREF _Toc1799433348 \h</w:instrText>
+        </w:r>
+        <w:r>
+          <w:fldChar w:fldCharType="separate"/>
+        </w:r>
+        <w:r>
+          <w:rPr>
+            <w:rStyle w:val="Hyperlink"/>
+          </w:rPr>
+          <w:t>24</w:t>
+        </w:r>
+        <w:r>
+          <w:fldChar w:fldCharType="end"/>
+        </w:r>
+      </w:hyperlink>
+    </w:p>
+    <w:p>
+      <w:pPr>
+        <w:pStyle w:val="Sumrio1"/>
+        <w:tabs>
+          <w:tab w:val="clear" w:pos="9061"/>
+          <w:tab w:val="left" w:pos="480"/>
+          <w:tab w:val="right" w:leader="dot" w:pos="9060"/>
+        </w:tabs>
+      </w:pPr>
+      <w:hyperlink w:anchor="_Toc885936239" w:history="1">
+        <w:r>
+          <w:rPr>
+            <w:rStyle w:val="Hyperlink"/>
           </w:rPr>
           <w:t>4</w:t>
         </w:r>
         <w:r>
-          <w:rPr>
-            <w:noProof/>
-            <w:webHidden/>
-          </w:rPr>
+          <w:tab/>
+        </w:r>
+        <w:r>
+          <w:rPr>
+            <w:rStyle w:val="Hyperlink"/>
+          </w:rPr>
+          <w:t>ANÁLISE E SÍNTESE</w:t>
+        </w:r>
+        <w:r>
+          <w:tab/>
+        </w:r>
+        <w:r>
+          <w:fldChar w:fldCharType="begin"/>
+        </w:r>
+        <w:r>
+          <w:instrText>PAGEREF _Toc885936239 \h</w:instrText>
+        </w:r>
+        <w:r>
+          <w:fldChar w:fldCharType="separate"/>
+        </w:r>
+        <w:r>
+          <w:rPr>
+            <w:rStyle w:val="Hyperlink"/>
+          </w:rPr>
+          <w:t>25</w:t>
+        </w:r>
+        <w:r>
           <w:fldChar w:fldCharType="end"/>
         </w:r>
       </w:hyperlink>
     </w:p>
     <w:p>
       <w:pPr>
-        <w:pStyle w:val="Sumrio3"/>
-        <w:rPr>
-          <w:rFonts w:asciiTheme="minorHAnsi" w:eastAsiaTheme="minorEastAsia" w:hAnsiTheme="minorHAnsi"/>
-          <w:noProof/>
-          <w:sz w:val="22"/>
-          <w:lang w:eastAsia="pt-BR"/>
-        </w:rPr>
-      </w:pPr>
-      <w:hyperlink w:anchor="_Toc233220974" w:history="1">
+        <w:pStyle w:val="Sumrio2"/>
+        <w:tabs>
+          <w:tab w:val="clear" w:pos="9061"/>
+          <w:tab w:val="left" w:pos="720"/>
+          <w:tab w:val="right" w:leader="dot" w:pos="9060"/>
+        </w:tabs>
+      </w:pPr>
+      <w:hyperlink w:anchor="_Toc352951419" w:history="1">
         <w:r>
           <w:rPr>
             <w:rStyle w:val="Hyperlink"/>
-            <w:noProof/>
-          </w:rPr>
-          <w:t>1.3.1</w:t>
-        </w:r>
-        <w:r>
-          <w:rPr>
-            <w:rFonts w:asciiTheme="minorHAnsi" w:eastAsiaTheme="minorEastAsia" w:hAnsiTheme="minorHAnsi"/>
-            <w:noProof/>
-            <w:sz w:val="22"/>
-            <w:lang w:eastAsia="pt-BR"/>
-          </w:rPr>
+          </w:rPr>
+          <w:t>4.1</w:t>
+        </w:r>
+        <w:r>
           <w:tab/>
         </w:r>
         <w:r>
           <w:rPr>
             <w:rStyle w:val="Hyperlink"/>
-            <w:noProof/>
-          </w:rPr>
-          <w:t>Objetivo Geral</w:t>
-        </w:r>
-        <w:r>
-          <w:rPr>
-            <w:noProof/>
-            <w:webHidden/>
-          </w:rPr>
+          </w:rPr>
+          <w:t>Persona</w:t>
+        </w:r>
+        <w:r>
           <w:tab/>
         </w:r>
         <w:r>
-          <w:rPr>
-            <w:noProof/>
-            <w:webHidden/>
-          </w:rPr>
           <w:fldChar w:fldCharType="begin"/>
         </w:r>
         <w:r>
-          <w:rPr>
-            <w:noProof/>
-            <w:webHidden/>
-          </w:rPr>
-          <w:instrText xml:space="preserve"> PAGEREF _Toc233220974 \h </w:instrText>
-        </w:r>
-        <w:r>
-          <w:rPr>
-            <w:noProof/>
-            <w:webHidden/>
-          </w:rPr>
-        </w:r>
-        <w:r>
-          <w:rPr>
-            <w:noProof/>
-            <w:webHidden/>
-          </w:rPr>
+          <w:instrText>PAGEREF _Toc352951419 \h</w:instrText>
+        </w:r>
+        <w:r>
           <w:fldChar w:fldCharType="separate"/>
         </w:r>
         <w:r>
           <w:rPr>
-            <w:noProof/>
-            <w:webHidden/>
-          </w:rPr>
-          <w:t>4</w:t>
-        </w:r>
-        <w:r>
-          <w:rPr>
-            <w:noProof/>
-            <w:webHidden/>
-          </w:rPr>
+            <w:rStyle w:val="Hyperlink"/>
+          </w:rPr>
+          <w:t>26</w:t>
+        </w:r>
+        <w:r>
           <w:fldChar w:fldCharType="end"/>
         </w:r>
       </w:hyperlink>
     </w:p>
     <w:p>
       <w:pPr>
-        <w:pStyle w:val="Sumrio3"/>
-        <w:rPr>
-          <w:rFonts w:asciiTheme="minorHAnsi" w:eastAsiaTheme="minorEastAsia" w:hAnsiTheme="minorHAnsi"/>
-          <w:noProof/>
-          <w:sz w:val="22"/>
-          <w:lang w:eastAsia="pt-BR"/>
-        </w:rPr>
-      </w:pPr>
-      <w:hyperlink w:anchor="_Toc233220975" w:history="1">
+        <w:pStyle w:val="Sumrio1"/>
+        <w:tabs>
+          <w:tab w:val="clear" w:pos="9061"/>
+          <w:tab w:val="left" w:pos="480"/>
+          <w:tab w:val="right" w:leader="dot" w:pos="9060"/>
+        </w:tabs>
+      </w:pPr>
+      <w:hyperlink w:anchor="_Toc1723450970" w:history="1">
         <w:r>
           <w:rPr>
             <w:rStyle w:val="Hyperlink"/>
-            <w:noProof/>
-          </w:rPr>
-          <w:t>1.3.2</w:t>
-        </w:r>
-        <w:r>
-          <w:rPr>
-            <w:rFonts w:asciiTheme="minorHAnsi" w:eastAsiaTheme="minorEastAsia" w:hAnsiTheme="minorHAnsi"/>
-            <w:noProof/>
-            <w:sz w:val="22"/>
-            <w:lang w:eastAsia="pt-BR"/>
-          </w:rPr>
+          </w:rPr>
+          <w:t>5</w:t>
+        </w:r>
+        <w:r>
           <w:tab/>
         </w:r>
         <w:r>
           <w:rPr>
             <w:rStyle w:val="Hyperlink"/>
-            <w:noProof/>
-          </w:rPr>
-          <w:t>Objetivos Específicos</w:t>
-        </w:r>
-        <w:r>
-          <w:rPr>
-            <w:noProof/>
-            <w:webHidden/>
-          </w:rPr>
+          </w:rPr>
+          <w:t>IDEAÇÃO</w:t>
+        </w:r>
+        <w:r>
           <w:tab/>
         </w:r>
         <w:r>
-          <w:rPr>
-            <w:noProof/>
-            <w:webHidden/>
-          </w:rPr>
           <w:fldChar w:fldCharType="begin"/>
         </w:r>
         <w:r>
-          <w:rPr>
-            <w:noProof/>
-            <w:webHidden/>
-          </w:rPr>
-          <w:instrText xml:space="preserve"> PAGEREF _Toc233220975 \h </w:instrText>
-        </w:r>
-        <w:r>
-          <w:rPr>
-            <w:noProof/>
-            <w:webHidden/>
-          </w:rPr>
-        </w:r>
-        <w:r>
-          <w:rPr>
-            <w:noProof/>
-            <w:webHidden/>
-          </w:rPr>
+          <w:instrText>PAGEREF _Toc1723450970 \h</w:instrText>
+        </w:r>
+        <w:r>
           <w:fldChar w:fldCharType="separate"/>
         </w:r>
         <w:r>
           <w:rPr>
-            <w:noProof/>
-            <w:webHidden/>
-          </w:rPr>
-          <w:t>5</w:t>
-        </w:r>
-        <w:r>
-          <w:rPr>
-            <w:noProof/>
-            <w:webHidden/>
-          </w:rPr>
+            <w:rStyle w:val="Hyperlink"/>
+          </w:rPr>
+          <w:t>27</w:t>
+        </w:r>
+        <w:r>
           <w:fldChar w:fldCharType="end"/>
         </w:r>
       </w:hyperlink>
@@ -1492,83 +2094,47 @@
     <w:p>
       <w:pPr>
         <w:pStyle w:val="Sumrio2"/>
-        <w:rPr>
-          <w:rFonts w:asciiTheme="minorHAnsi" w:eastAsiaTheme="minorEastAsia" w:hAnsiTheme="minorHAnsi"/>
-          <w:noProof/>
-          <w:sz w:val="22"/>
-          <w:lang w:eastAsia="pt-BR"/>
-        </w:rPr>
-      </w:pPr>
-      <w:hyperlink w:anchor="_Toc233220976" w:history="1">
+        <w:tabs>
+          <w:tab w:val="clear" w:pos="9061"/>
+          <w:tab w:val="left" w:pos="720"/>
+          <w:tab w:val="right" w:leader="dot" w:pos="9060"/>
+        </w:tabs>
+      </w:pPr>
+      <w:hyperlink w:anchor="_Toc1988297530" w:history="1">
         <w:r>
           <w:rPr>
             <w:rStyle w:val="Hyperlink"/>
-            <w:noProof/>
-          </w:rPr>
-          <w:t>1.4</w:t>
-        </w:r>
-        <w:r>
-          <w:rPr>
-            <w:rFonts w:asciiTheme="minorHAnsi" w:eastAsiaTheme="minorEastAsia" w:hAnsiTheme="minorHAnsi"/>
-            <w:noProof/>
-            <w:sz w:val="22"/>
-            <w:lang w:eastAsia="pt-BR"/>
-          </w:rPr>
+          </w:rPr>
+          <w:t>5.1</w:t>
+        </w:r>
+        <w:r>
           <w:tab/>
         </w:r>
         <w:r>
           <w:rPr>
             <w:rStyle w:val="Hyperlink"/>
-            <w:noProof/>
-          </w:rPr>
-          <w:t>Metodologia</w:t>
-        </w:r>
-        <w:r>
-          <w:rPr>
-            <w:noProof/>
-            <w:webHidden/>
-          </w:rPr>
+          </w:rPr>
+          <w:t>Cardápio de Ideias</w:t>
+        </w:r>
+        <w:r>
           <w:tab/>
         </w:r>
         <w:r>
-          <w:rPr>
-            <w:noProof/>
-            <w:webHidden/>
-          </w:rPr>
           <w:fldChar w:fldCharType="begin"/>
         </w:r>
         <w:r>
-          <w:rPr>
-            <w:noProof/>
-            <w:webHidden/>
-          </w:rPr>
-          <w:instrText xml:space="preserve"> PAGEREF _Toc233220976 \h </w:instrText>
-        </w:r>
-        <w:r>
-          <w:rPr>
-            <w:noProof/>
-            <w:webHidden/>
-          </w:rPr>
-        </w:r>
-        <w:r>
-          <w:rPr>
-            <w:noProof/>
-            <w:webHidden/>
-          </w:rPr>
+          <w:instrText>PAGEREF _Toc1988297530 \h</w:instrText>
+        </w:r>
+        <w:r>
           <w:fldChar w:fldCharType="separate"/>
         </w:r>
         <w:r>
           <w:rPr>
-            <w:noProof/>
-            <w:webHidden/>
-          </w:rPr>
-          <w:t>5</w:t>
-        </w:r>
-        <w:r>
-          <w:rPr>
-            <w:noProof/>
-            <w:webHidden/>
-          </w:rPr>
+            <w:rStyle w:val="Hyperlink"/>
+          </w:rPr>
+          <w:t>28</w:t>
+        </w:r>
+        <w:r>
           <w:fldChar w:fldCharType="end"/>
         </w:r>
       </w:hyperlink>
@@ -1576,1663 +2142,229 @@
     <w:p>
       <w:pPr>
         <w:pStyle w:val="Sumrio2"/>
-        <w:rPr>
-          <w:rFonts w:asciiTheme="minorHAnsi" w:eastAsiaTheme="minorEastAsia" w:hAnsiTheme="minorHAnsi"/>
-          <w:noProof/>
-          <w:sz w:val="22"/>
-          <w:lang w:eastAsia="pt-BR"/>
-        </w:rPr>
-      </w:pPr>
-      <w:hyperlink w:anchor="_Toc233220977" w:history="1">
+        <w:tabs>
+          <w:tab w:val="clear" w:pos="9061"/>
+          <w:tab w:val="left" w:pos="720"/>
+          <w:tab w:val="right" w:leader="dot" w:pos="9060"/>
+        </w:tabs>
+      </w:pPr>
+      <w:hyperlink w:anchor="_Toc1828089706" w:history="1">
         <w:r>
           <w:rPr>
             <w:rStyle w:val="Hyperlink"/>
-            <w:noProof/>
-          </w:rPr>
-          <w:t>1.5</w:t>
-        </w:r>
-        <w:r>
-          <w:rPr>
-            <w:rFonts w:asciiTheme="minorHAnsi" w:eastAsiaTheme="minorEastAsia" w:hAnsiTheme="minorHAnsi"/>
-            <w:noProof/>
-            <w:sz w:val="22"/>
-            <w:lang w:eastAsia="pt-BR"/>
-          </w:rPr>
+          </w:rPr>
+          <w:t>5.2</w:t>
+        </w:r>
+        <w:r>
           <w:tab/>
         </w:r>
         <w:r>
           <w:rPr>
             <w:rStyle w:val="Hyperlink"/>
-            <w:noProof/>
-          </w:rPr>
-          <w:t>Resultados Esperados</w:t>
-        </w:r>
-        <w:r>
-          <w:rPr>
-            <w:noProof/>
-            <w:webHidden/>
-          </w:rPr>
+          </w:rPr>
+          <w:t>Brainstorm</w:t>
+        </w:r>
+        <w:r>
           <w:tab/>
         </w:r>
         <w:r>
-          <w:rPr>
-            <w:noProof/>
-            <w:webHidden/>
-          </w:rPr>
           <w:fldChar w:fldCharType="begin"/>
         </w:r>
         <w:r>
-          <w:rPr>
-            <w:noProof/>
-            <w:webHidden/>
-          </w:rPr>
-          <w:instrText xml:space="preserve"> PAGEREF _Toc233220977 \h </w:instrText>
-        </w:r>
-        <w:r>
-          <w:rPr>
-            <w:noProof/>
-            <w:webHidden/>
-          </w:rPr>
-        </w:r>
-        <w:r>
-          <w:rPr>
-            <w:noProof/>
-            <w:webHidden/>
-          </w:rPr>
+          <w:instrText>PAGEREF _Toc1828089706 \h</w:instrText>
+        </w:r>
+        <w:r>
           <w:fldChar w:fldCharType="separate"/>
         </w:r>
         <w:r>
           <w:rPr>
-            <w:noProof/>
-            <w:webHidden/>
+            <w:rStyle w:val="Hyperlink"/>
+          </w:rPr>
+          <w:t>29</w:t>
+        </w:r>
+        <w:r>
+          <w:fldChar w:fldCharType="end"/>
+        </w:r>
+      </w:hyperlink>
+    </w:p>
+    <w:p>
+      <w:pPr>
+        <w:pStyle w:val="Sumrio2"/>
+        <w:tabs>
+          <w:tab w:val="clear" w:pos="9061"/>
+          <w:tab w:val="left" w:pos="720"/>
+          <w:tab w:val="right" w:leader="dot" w:pos="9060"/>
+        </w:tabs>
+      </w:pPr>
+      <w:hyperlink w:anchor="_Toc2064643926" w:history="1">
+        <w:r>
+          <w:rPr>
+            <w:rStyle w:val="Hyperlink"/>
+          </w:rPr>
+          <w:t>5.3</w:t>
+        </w:r>
+        <w:r>
+          <w:tab/>
+        </w:r>
+        <w:r>
+          <w:rPr>
+            <w:rStyle w:val="Hyperlink"/>
+          </w:rPr>
+          <w:t>Golden Circle</w:t>
+        </w:r>
+        <w:r>
+          <w:tab/>
+        </w:r>
+        <w:r>
+          <w:fldChar w:fldCharType="begin"/>
+        </w:r>
+        <w:r>
+          <w:instrText>PAGEREF _Toc2064643926 \h</w:instrText>
+        </w:r>
+        <w:r>
+          <w:fldChar w:fldCharType="separate"/>
+        </w:r>
+        <w:r>
+          <w:rPr>
+            <w:rStyle w:val="Hyperlink"/>
+          </w:rPr>
+          <w:t>29</w:t>
+        </w:r>
+        <w:r>
+          <w:fldChar w:fldCharType="end"/>
+        </w:r>
+      </w:hyperlink>
+    </w:p>
+    <w:p>
+      <w:pPr>
+        <w:pStyle w:val="Sumrio1"/>
+        <w:tabs>
+          <w:tab w:val="clear" w:pos="9061"/>
+          <w:tab w:val="left" w:pos="480"/>
+          <w:tab w:val="right" w:leader="dot" w:pos="9060"/>
+        </w:tabs>
+      </w:pPr>
+      <w:hyperlink w:anchor="_Toc775362943" w:history="1">
+        <w:r>
+          <w:rPr>
+            <w:rStyle w:val="Hyperlink"/>
           </w:rPr>
           <w:t>6</w:t>
         </w:r>
         <w:r>
-          <w:rPr>
-            <w:noProof/>
-            <w:webHidden/>
-          </w:rPr>
+          <w:tab/>
+        </w:r>
+        <w:r>
+          <w:rPr>
+            <w:rStyle w:val="Hyperlink"/>
+          </w:rPr>
+          <w:t>ASPECTOS ESTRATÉGICOS</w:t>
+        </w:r>
+        <w:r>
+          <w:tab/>
+        </w:r>
+        <w:r>
+          <w:fldChar w:fldCharType="begin"/>
+        </w:r>
+        <w:r>
+          <w:instrText>PAGEREF _Toc775362943 \h</w:instrText>
+        </w:r>
+        <w:r>
+          <w:fldChar w:fldCharType="separate"/>
+        </w:r>
+        <w:r>
+          <w:rPr>
+            <w:rStyle w:val="Hyperlink"/>
+          </w:rPr>
+          <w:t>30</w:t>
+        </w:r>
+        <w:r>
           <w:fldChar w:fldCharType="end"/>
         </w:r>
       </w:hyperlink>
     </w:p>
     <w:p>
       <w:pPr>
+        <w:pStyle w:val="Sumrio2"/>
+        <w:tabs>
+          <w:tab w:val="clear" w:pos="9061"/>
+          <w:tab w:val="left" w:pos="720"/>
+          <w:tab w:val="right" w:leader="dot" w:pos="9060"/>
+        </w:tabs>
+      </w:pPr>
+      <w:hyperlink w:anchor="_Toc1751450015" w:history="1">
+        <w:r>
+          <w:rPr>
+            <w:rStyle w:val="Hyperlink"/>
+          </w:rPr>
+          <w:t>6.1</w:t>
+        </w:r>
+        <w:r>
+          <w:tab/>
+        </w:r>
+        <w:r>
+          <w:rPr>
+            <w:rStyle w:val="Hyperlink"/>
+          </w:rPr>
+          <w:t>Planejamento Financeiro</w:t>
+        </w:r>
+        <w:r>
+          <w:tab/>
+        </w:r>
+        <w:r>
+          <w:fldChar w:fldCharType="begin"/>
+        </w:r>
+        <w:r>
+          <w:instrText>PAGEREF _Toc1751450015 \h</w:instrText>
+        </w:r>
+        <w:r>
+          <w:fldChar w:fldCharType="separate"/>
+        </w:r>
+        <w:r>
+          <w:rPr>
+            <w:rStyle w:val="Hyperlink"/>
+          </w:rPr>
+          <w:t>31</w:t>
+        </w:r>
+        <w:r>
+          <w:fldChar w:fldCharType="end"/>
+        </w:r>
+      </w:hyperlink>
+    </w:p>
+    <w:p>
+      <w:pPr>
         <w:pStyle w:val="Sumrio1"/>
-        <w:rPr>
-          <w:rFonts w:asciiTheme="minorHAnsi" w:eastAsiaTheme="minorEastAsia" w:hAnsiTheme="minorHAnsi"/>
-          <w:noProof/>
-          <w:sz w:val="22"/>
-          <w:lang w:eastAsia="pt-BR"/>
-        </w:rPr>
-      </w:pPr>
-      <w:hyperlink w:anchor="_Toc233220978" w:history="1">
+        <w:tabs>
+          <w:tab w:val="clear" w:pos="9061"/>
+          <w:tab w:val="right" w:leader="dot" w:pos="9060"/>
+        </w:tabs>
+      </w:pPr>
+      <w:hyperlink w:anchor="_Toc2076568223" w:history="1">
         <w:r>
           <w:rPr>
             <w:rStyle w:val="Hyperlink"/>
-            <w:noProof/>
-          </w:rPr>
-          <w:t>2</w:t>
-        </w:r>
-        <w:r>
-          <w:rPr>
-            <w:rFonts w:asciiTheme="minorHAnsi" w:eastAsiaTheme="minorEastAsia" w:hAnsiTheme="minorHAnsi"/>
-            <w:noProof/>
-            <w:sz w:val="22"/>
-            <w:lang w:eastAsia="pt-BR"/>
-          </w:rPr>
+          </w:rPr>
+          <w:t>REFERÊNCIAS</w:t>
+        </w:r>
+        <w:r>
           <w:tab/>
         </w:r>
         <w:r>
+          <w:fldChar w:fldCharType="begin"/>
+        </w:r>
+        <w:r>
+          <w:instrText>PAGEREF _Toc2076568223 \h</w:instrText>
+        </w:r>
+        <w:r>
+          <w:fldChar w:fldCharType="separate"/>
+        </w:r>
+        <w:r>
           <w:rPr>
             <w:rStyle w:val="Hyperlink"/>
-            <w:noProof/>
-          </w:rPr>
-          <w:t>REFERENCIAL TEÓRICO</w:t>
-        </w:r>
-        <w:r>
-          <w:rPr>
-            <w:noProof/>
-            <w:webHidden/>
-          </w:rPr>
-          <w:tab/>
-        </w:r>
-        <w:r>
-          <w:rPr>
-            <w:noProof/>
-            <w:webHidden/>
-          </w:rPr>
-          <w:fldChar w:fldCharType="begin"/>
-        </w:r>
-        <w:r>
-          <w:rPr>
-            <w:noProof/>
-            <w:webHidden/>
-          </w:rPr>
-          <w:instrText xml:space="preserve"> PAGEREF _Toc233220978 \h </w:instrText>
-        </w:r>
-        <w:r>
-          <w:rPr>
-            <w:noProof/>
-            <w:webHidden/>
-          </w:rPr>
-        </w:r>
-        <w:r>
-          <w:rPr>
-            <w:noProof/>
-            <w:webHidden/>
-          </w:rPr>
-          <w:fldChar w:fldCharType="separate"/>
-        </w:r>
-        <w:r>
-          <w:rPr>
-            <w:noProof/>
-            <w:webHidden/>
-          </w:rPr>
-          <w:t>7</w:t>
-        </w:r>
-        <w:r>
-          <w:rPr>
-            <w:noProof/>
-            <w:webHidden/>
-          </w:rPr>
-          <w:fldChar w:fldCharType="end"/>
-        </w:r>
-      </w:hyperlink>
-    </w:p>
-    <w:p>
-      <w:pPr>
-        <w:pStyle w:val="Sumrio2"/>
-        <w:rPr>
-          <w:rFonts w:asciiTheme="minorHAnsi" w:eastAsiaTheme="minorEastAsia" w:hAnsiTheme="minorHAnsi"/>
-          <w:noProof/>
-          <w:sz w:val="22"/>
-          <w:lang w:eastAsia="pt-BR"/>
-        </w:rPr>
-      </w:pPr>
-      <w:hyperlink w:anchor="_Toc233220979" w:history="1">
-        <w:r>
-          <w:rPr>
-            <w:rStyle w:val="Hyperlink"/>
-            <w:noProof/>
-          </w:rPr>
-          <w:t>2.1</w:t>
-        </w:r>
-        <w:r>
-          <w:rPr>
-            <w:rFonts w:asciiTheme="minorHAnsi" w:eastAsiaTheme="minorEastAsia" w:hAnsiTheme="minorHAnsi"/>
-            <w:noProof/>
-            <w:sz w:val="22"/>
-            <w:lang w:eastAsia="pt-BR"/>
-          </w:rPr>
-          <w:tab/>
-        </w:r>
-        <w:r>
-          <w:rPr>
-            <w:rStyle w:val="Hyperlink"/>
-            <w:noProof/>
-          </w:rPr>
-          <w:t>Simulando um subtítulo</w:t>
-        </w:r>
-        <w:r>
-          <w:rPr>
-            <w:noProof/>
-            <w:webHidden/>
-          </w:rPr>
-          <w:tab/>
-        </w:r>
-        <w:r>
-          <w:rPr>
-            <w:noProof/>
-            <w:webHidden/>
-          </w:rPr>
-          <w:fldChar w:fldCharType="begin"/>
-        </w:r>
-        <w:r>
-          <w:rPr>
-            <w:noProof/>
-            <w:webHidden/>
-          </w:rPr>
-          <w:instrText xml:space="preserve"> PAGEREF _Toc233220979 \h </w:instrText>
-        </w:r>
-        <w:r>
-          <w:rPr>
-            <w:noProof/>
-            <w:webHidden/>
-          </w:rPr>
-        </w:r>
-        <w:r>
-          <w:rPr>
-            <w:noProof/>
-            <w:webHidden/>
-          </w:rPr>
-          <w:fldChar w:fldCharType="separate"/>
-        </w:r>
-        <w:r>
-          <w:rPr>
-            <w:noProof/>
-            <w:webHidden/>
-          </w:rPr>
-          <w:t>7</w:t>
-        </w:r>
-        <w:r>
-          <w:rPr>
-            <w:noProof/>
-            <w:webHidden/>
-          </w:rPr>
-          <w:fldChar w:fldCharType="end"/>
-        </w:r>
-      </w:hyperlink>
-    </w:p>
-    <w:p>
-      <w:pPr>
-        <w:pStyle w:val="Sumrio3"/>
-        <w:rPr>
-          <w:rFonts w:asciiTheme="minorHAnsi" w:eastAsiaTheme="minorEastAsia" w:hAnsiTheme="minorHAnsi"/>
-          <w:noProof/>
-          <w:sz w:val="22"/>
-          <w:lang w:eastAsia="pt-BR"/>
-        </w:rPr>
-      </w:pPr>
-      <w:hyperlink w:anchor="_Toc233220980" w:history="1">
-        <w:r>
-          <w:rPr>
-            <w:rStyle w:val="Hyperlink"/>
-            <w:noProof/>
-          </w:rPr>
-          <w:t>2.1.1</w:t>
-        </w:r>
-        <w:r>
-          <w:rPr>
-            <w:rFonts w:asciiTheme="minorHAnsi" w:eastAsiaTheme="minorEastAsia" w:hAnsiTheme="minorHAnsi"/>
-            <w:noProof/>
-            <w:sz w:val="22"/>
-            <w:lang w:eastAsia="pt-BR"/>
-          </w:rPr>
-          <w:tab/>
-        </w:r>
-        <w:r>
-          <w:rPr>
-            <w:rStyle w:val="Hyperlink"/>
-            <w:noProof/>
-          </w:rPr>
-          <w:t>Aura</w:t>
-        </w:r>
-        <w:r>
-          <w:rPr>
-            <w:noProof/>
-            <w:webHidden/>
-          </w:rPr>
-          <w:tab/>
-        </w:r>
-        <w:r>
-          <w:rPr>
-            <w:noProof/>
-            <w:webHidden/>
-          </w:rPr>
-          <w:fldChar w:fldCharType="begin"/>
-        </w:r>
-        <w:r>
-          <w:rPr>
-            <w:noProof/>
-            <w:webHidden/>
-          </w:rPr>
-          <w:instrText xml:space="preserve"> PAGEREF _Toc233220980 \h </w:instrText>
-        </w:r>
-        <w:r>
-          <w:rPr>
-            <w:noProof/>
-            <w:webHidden/>
-          </w:rPr>
-        </w:r>
-        <w:r>
-          <w:rPr>
-            <w:noProof/>
-            <w:webHidden/>
-          </w:rPr>
-          <w:fldChar w:fldCharType="separate"/>
-        </w:r>
-        <w:r>
-          <w:rPr>
-            <w:noProof/>
-            <w:webHidden/>
-          </w:rPr>
-          <w:t>7</w:t>
-        </w:r>
-        <w:r>
-          <w:rPr>
-            <w:noProof/>
-            <w:webHidden/>
-          </w:rPr>
-          <w:fldChar w:fldCharType="end"/>
-        </w:r>
-      </w:hyperlink>
-    </w:p>
-    <w:p>
-      <w:pPr>
-        <w:pStyle w:val="Sumrio2"/>
-        <w:rPr>
-          <w:rFonts w:asciiTheme="minorHAnsi" w:eastAsiaTheme="minorEastAsia" w:hAnsiTheme="minorHAnsi"/>
-          <w:noProof/>
-          <w:sz w:val="22"/>
-          <w:lang w:eastAsia="pt-BR"/>
-        </w:rPr>
-      </w:pPr>
-      <w:hyperlink w:anchor="_Toc233220981" w:history="1">
-        <w:r>
-          <w:rPr>
-            <w:rStyle w:val="Hyperlink"/>
-            <w:noProof/>
-          </w:rPr>
-          <w:t>2.2</w:t>
-        </w:r>
-        <w:r>
-          <w:rPr>
-            <w:rFonts w:asciiTheme="minorHAnsi" w:eastAsiaTheme="minorEastAsia" w:hAnsiTheme="minorHAnsi"/>
-            <w:noProof/>
-            <w:sz w:val="22"/>
-            <w:lang w:eastAsia="pt-BR"/>
-          </w:rPr>
-          <w:tab/>
-        </w:r>
-        <w:r>
-          <w:rPr>
-            <w:rStyle w:val="Hyperlink"/>
-            <w:noProof/>
-          </w:rPr>
-          <w:t>Outro subtítulo</w:t>
-        </w:r>
-        <w:r>
-          <w:rPr>
-            <w:noProof/>
-            <w:webHidden/>
-          </w:rPr>
-          <w:tab/>
-        </w:r>
-        <w:r>
-          <w:rPr>
-            <w:noProof/>
-            <w:webHidden/>
-          </w:rPr>
-          <w:fldChar w:fldCharType="begin"/>
-        </w:r>
-        <w:r>
-          <w:rPr>
-            <w:noProof/>
-            <w:webHidden/>
-          </w:rPr>
-          <w:instrText xml:space="preserve"> PAGEREF _Toc233220981 \h </w:instrText>
-        </w:r>
-        <w:r>
-          <w:rPr>
-            <w:noProof/>
-            <w:webHidden/>
-          </w:rPr>
-        </w:r>
-        <w:r>
-          <w:rPr>
-            <w:noProof/>
-            <w:webHidden/>
-          </w:rPr>
-          <w:fldChar w:fldCharType="separate"/>
-        </w:r>
-        <w:r>
-          <w:rPr>
-            <w:noProof/>
-            <w:webHidden/>
-          </w:rPr>
-          <w:t>8</w:t>
-        </w:r>
-        <w:r>
-          <w:rPr>
-            <w:noProof/>
-            <w:webHidden/>
-          </w:rPr>
-          <w:fldChar w:fldCharType="end"/>
-        </w:r>
-      </w:hyperlink>
-    </w:p>
-    <w:p>
-      <w:pPr>
-        <w:pStyle w:val="Sumrio3"/>
-        <w:rPr>
-          <w:rFonts w:asciiTheme="minorHAnsi" w:eastAsiaTheme="minorEastAsia" w:hAnsiTheme="minorHAnsi"/>
-          <w:noProof/>
-          <w:sz w:val="22"/>
-          <w:lang w:eastAsia="pt-BR"/>
-        </w:rPr>
-      </w:pPr>
-      <w:hyperlink w:anchor="_Toc233220982" w:history="1">
-        <w:r>
-          <w:rPr>
-            <w:rStyle w:val="Hyperlink"/>
-            <w:noProof/>
-          </w:rPr>
-          <w:t>2.2.1</w:t>
-        </w:r>
-        <w:r>
-          <w:rPr>
-            <w:rFonts w:asciiTheme="minorHAnsi" w:eastAsiaTheme="minorEastAsia" w:hAnsiTheme="minorHAnsi"/>
-            <w:noProof/>
-            <w:sz w:val="22"/>
-            <w:lang w:eastAsia="pt-BR"/>
-          </w:rPr>
-          <w:tab/>
-        </w:r>
-        <w:r>
-          <w:rPr>
-            <w:rStyle w:val="Hyperlink"/>
-            <w:noProof/>
-          </w:rPr>
-          <w:t>Eita</w:t>
-        </w:r>
-        <w:r>
-          <w:rPr>
-            <w:noProof/>
-            <w:webHidden/>
-          </w:rPr>
-          <w:tab/>
-        </w:r>
-        <w:r>
-          <w:rPr>
-            <w:noProof/>
-            <w:webHidden/>
-          </w:rPr>
-          <w:fldChar w:fldCharType="begin"/>
-        </w:r>
-        <w:r>
-          <w:rPr>
-            <w:noProof/>
-            <w:webHidden/>
-          </w:rPr>
-          <w:instrText xml:space="preserve"> PAGEREF _Toc233220982 \h </w:instrText>
-        </w:r>
-        <w:r>
-          <w:rPr>
-            <w:noProof/>
-            <w:webHidden/>
-          </w:rPr>
-        </w:r>
-        <w:r>
-          <w:rPr>
-            <w:noProof/>
-            <w:webHidden/>
-          </w:rPr>
-          <w:fldChar w:fldCharType="separate"/>
-        </w:r>
-        <w:r>
-          <w:rPr>
-            <w:noProof/>
-            <w:webHidden/>
-          </w:rPr>
-          <w:t>8</w:t>
-        </w:r>
-        <w:r>
-          <w:rPr>
-            <w:noProof/>
-            <w:webHidden/>
-          </w:rPr>
-          <w:fldChar w:fldCharType="end"/>
-        </w:r>
-      </w:hyperlink>
-    </w:p>
-    <w:p>
-      <w:pPr>
-        <w:pStyle w:val="Sumrio4"/>
-        <w:rPr>
-          <w:rFonts w:asciiTheme="minorHAnsi" w:eastAsiaTheme="minorEastAsia" w:hAnsiTheme="minorHAnsi"/>
-          <w:noProof/>
-          <w:sz w:val="22"/>
-          <w:lang w:eastAsia="pt-BR"/>
-        </w:rPr>
-      </w:pPr>
-      <w:hyperlink w:anchor="_Toc233220983" w:history="1">
-        <w:r>
-          <w:rPr>
-            <w:rStyle w:val="Hyperlink"/>
-            <w:noProof/>
-          </w:rPr>
-          <w:t>2.2.1.1</w:t>
-        </w:r>
-        <w:r>
-          <w:rPr>
-            <w:rFonts w:asciiTheme="minorHAnsi" w:eastAsiaTheme="minorEastAsia" w:hAnsiTheme="minorHAnsi"/>
-            <w:noProof/>
-            <w:sz w:val="22"/>
-            <w:lang w:eastAsia="pt-BR"/>
-          </w:rPr>
-          <w:tab/>
-        </w:r>
-        <w:r>
-          <w:rPr>
-            <w:rStyle w:val="Hyperlink"/>
-            <w:noProof/>
-          </w:rPr>
-          <w:t>Echa</w:t>
-        </w:r>
-        <w:r>
-          <w:rPr>
-            <w:noProof/>
-            <w:webHidden/>
-          </w:rPr>
-          <w:tab/>
-        </w:r>
-        <w:r>
-          <w:rPr>
-            <w:noProof/>
-            <w:webHidden/>
-          </w:rPr>
-          <w:fldChar w:fldCharType="begin"/>
-        </w:r>
-        <w:r>
-          <w:rPr>
-            <w:noProof/>
-            <w:webHidden/>
-          </w:rPr>
-          <w:instrText xml:space="preserve"> PAGEREF _Toc233220983 \h </w:instrText>
-        </w:r>
-        <w:r>
-          <w:rPr>
-            <w:noProof/>
-            <w:webHidden/>
-          </w:rPr>
-        </w:r>
-        <w:r>
-          <w:rPr>
-            <w:noProof/>
-            <w:webHidden/>
-          </w:rPr>
-          <w:fldChar w:fldCharType="separate"/>
-        </w:r>
-        <w:r>
-          <w:rPr>
-            <w:noProof/>
-            <w:webHidden/>
-          </w:rPr>
-          <w:t>8</w:t>
-        </w:r>
-        <w:r>
-          <w:rPr>
-            <w:noProof/>
-            <w:webHidden/>
-          </w:rPr>
-          <w:fldChar w:fldCharType="end"/>
-        </w:r>
-      </w:hyperlink>
-    </w:p>
-    <w:p>
-      <w:pPr>
-        <w:pStyle w:val="Sumrio5"/>
-        <w:rPr>
-          <w:rFonts w:asciiTheme="minorHAnsi" w:eastAsiaTheme="minorEastAsia" w:hAnsiTheme="minorHAnsi"/>
-          <w:noProof/>
-          <w:sz w:val="22"/>
-          <w:lang w:eastAsia="pt-BR"/>
-        </w:rPr>
-      </w:pPr>
-      <w:hyperlink w:anchor="_Toc233220984" w:history="1">
-        <w:r>
-          <w:rPr>
-            <w:rStyle w:val="Hyperlink"/>
-            <w:noProof/>
-          </w:rPr>
-          <w:t>2.2.1.1.1</w:t>
-        </w:r>
-        <w:r>
-          <w:rPr>
-            <w:rFonts w:asciiTheme="minorHAnsi" w:eastAsiaTheme="minorEastAsia" w:hAnsiTheme="minorHAnsi"/>
-            <w:noProof/>
-            <w:sz w:val="22"/>
-            <w:lang w:eastAsia="pt-BR"/>
-          </w:rPr>
-          <w:tab/>
-        </w:r>
-        <w:r>
-          <w:rPr>
-            <w:rStyle w:val="Hyperlink"/>
-            <w:noProof/>
-          </w:rPr>
-          <w:t>Ave</w:t>
-        </w:r>
-        <w:r>
-          <w:rPr>
-            <w:noProof/>
-            <w:webHidden/>
-          </w:rPr>
-          <w:tab/>
-        </w:r>
-        <w:r>
-          <w:rPr>
-            <w:noProof/>
-            <w:webHidden/>
-          </w:rPr>
-          <w:fldChar w:fldCharType="begin"/>
-        </w:r>
-        <w:r>
-          <w:rPr>
-            <w:noProof/>
-            <w:webHidden/>
-          </w:rPr>
-          <w:instrText xml:space="preserve"> PAGEREF _Toc233220984 \h </w:instrText>
-        </w:r>
-        <w:r>
-          <w:rPr>
-            <w:noProof/>
-            <w:webHidden/>
-          </w:rPr>
-        </w:r>
-        <w:r>
-          <w:rPr>
-            <w:noProof/>
-            <w:webHidden/>
-          </w:rPr>
-          <w:fldChar w:fldCharType="separate"/>
-        </w:r>
-        <w:r>
-          <w:rPr>
-            <w:noProof/>
-            <w:webHidden/>
-          </w:rPr>
-          <w:t>8</w:t>
-        </w:r>
-        <w:r>
-          <w:rPr>
-            <w:noProof/>
-            <w:webHidden/>
-          </w:rPr>
-          <w:fldChar w:fldCharType="end"/>
-        </w:r>
-      </w:hyperlink>
-    </w:p>
-    <w:p>
-      <w:pPr>
-        <w:pStyle w:val="Sumrio1"/>
-        <w:rPr>
-          <w:rFonts w:asciiTheme="minorHAnsi" w:eastAsiaTheme="minorEastAsia" w:hAnsiTheme="minorHAnsi"/>
-          <w:noProof/>
-          <w:sz w:val="22"/>
-          <w:lang w:eastAsia="pt-BR"/>
-        </w:rPr>
-      </w:pPr>
-      <w:hyperlink w:anchor="_Toc233220985" w:history="1">
-        <w:r>
-          <w:rPr>
-            <w:rStyle w:val="Hyperlink"/>
-            <w:noProof/>
-          </w:rPr>
-          <w:t>3</w:t>
-        </w:r>
-        <w:r>
-          <w:rPr>
-            <w:rFonts w:asciiTheme="minorHAnsi" w:eastAsiaTheme="minorEastAsia" w:hAnsiTheme="minorHAnsi"/>
-            <w:noProof/>
-            <w:sz w:val="22"/>
-            <w:lang w:eastAsia="pt-BR"/>
-          </w:rPr>
-          <w:tab/>
-        </w:r>
-        <w:r>
-          <w:rPr>
-            <w:rStyle w:val="Hyperlink"/>
-            <w:noProof/>
-          </w:rPr>
-          <w:t>IMERSÃO</w:t>
-        </w:r>
-        <w:r>
-          <w:rPr>
-            <w:noProof/>
-            <w:webHidden/>
-          </w:rPr>
-          <w:tab/>
-        </w:r>
-        <w:r>
-          <w:rPr>
-            <w:noProof/>
-            <w:webHidden/>
-          </w:rPr>
-          <w:fldChar w:fldCharType="begin"/>
-        </w:r>
-        <w:r>
-          <w:rPr>
-            <w:noProof/>
-            <w:webHidden/>
-          </w:rPr>
-          <w:instrText xml:space="preserve"> PAGEREF _Toc233220985 \h </w:instrText>
-        </w:r>
-        <w:r>
-          <w:rPr>
-            <w:noProof/>
-            <w:webHidden/>
-          </w:rPr>
-        </w:r>
-        <w:r>
-          <w:rPr>
-            <w:noProof/>
-            <w:webHidden/>
-          </w:rPr>
-          <w:fldChar w:fldCharType="separate"/>
-        </w:r>
-        <w:r>
-          <w:rPr>
-            <w:noProof/>
-            <w:webHidden/>
-          </w:rPr>
-          <w:t>9</w:t>
-        </w:r>
-        <w:r>
-          <w:rPr>
-            <w:noProof/>
-            <w:webHidden/>
-          </w:rPr>
-          <w:fldChar w:fldCharType="end"/>
-        </w:r>
-      </w:hyperlink>
-    </w:p>
-    <w:p>
-      <w:pPr>
-        <w:pStyle w:val="Sumrio2"/>
-        <w:rPr>
-          <w:rFonts w:asciiTheme="minorHAnsi" w:eastAsiaTheme="minorEastAsia" w:hAnsiTheme="minorHAnsi"/>
-          <w:noProof/>
-          <w:sz w:val="22"/>
-          <w:lang w:eastAsia="pt-BR"/>
-        </w:rPr>
-      </w:pPr>
-      <w:hyperlink w:anchor="_Toc233220986" w:history="1">
-        <w:r>
-          <w:rPr>
-            <w:rStyle w:val="Hyperlink"/>
-            <w:noProof/>
-          </w:rPr>
-          <w:t>3.1</w:t>
-        </w:r>
-        <w:r>
-          <w:rPr>
-            <w:rFonts w:asciiTheme="minorHAnsi" w:eastAsiaTheme="minorEastAsia" w:hAnsiTheme="minorHAnsi"/>
-            <w:noProof/>
-            <w:sz w:val="22"/>
-            <w:lang w:eastAsia="pt-BR"/>
-          </w:rPr>
-          <w:tab/>
-        </w:r>
-        <w:r>
-          <w:rPr>
-            <w:rStyle w:val="Hyperlink"/>
-            <w:noProof/>
-          </w:rPr>
-          <w:t>Caderno de Sensibilidade</w:t>
-        </w:r>
-        <w:r>
-          <w:rPr>
-            <w:noProof/>
-            <w:webHidden/>
-          </w:rPr>
-          <w:tab/>
-        </w:r>
-        <w:r>
-          <w:rPr>
-            <w:noProof/>
-            <w:webHidden/>
-          </w:rPr>
-          <w:fldChar w:fldCharType="begin"/>
-        </w:r>
-        <w:r>
-          <w:rPr>
-            <w:noProof/>
-            <w:webHidden/>
-          </w:rPr>
-          <w:instrText xml:space="preserve"> PAGEREF _Toc233220986 \h </w:instrText>
-        </w:r>
-        <w:r>
-          <w:rPr>
-            <w:noProof/>
-            <w:webHidden/>
-          </w:rPr>
-        </w:r>
-        <w:r>
-          <w:rPr>
-            <w:noProof/>
-            <w:webHidden/>
-          </w:rPr>
-          <w:fldChar w:fldCharType="separate"/>
-        </w:r>
-        <w:r>
-          <w:rPr>
-            <w:noProof/>
-            <w:webHidden/>
-          </w:rPr>
-          <w:t>9</w:t>
-        </w:r>
-        <w:r>
-          <w:rPr>
-            <w:noProof/>
-            <w:webHidden/>
-          </w:rPr>
-          <w:fldChar w:fldCharType="end"/>
-        </w:r>
-      </w:hyperlink>
-    </w:p>
-    <w:p>
-      <w:pPr>
-        <w:pStyle w:val="Sumrio2"/>
-        <w:rPr>
-          <w:rFonts w:asciiTheme="minorHAnsi" w:eastAsiaTheme="minorEastAsia" w:hAnsiTheme="minorHAnsi"/>
-          <w:noProof/>
-          <w:sz w:val="22"/>
-          <w:lang w:eastAsia="pt-BR"/>
-        </w:rPr>
-      </w:pPr>
-      <w:hyperlink w:anchor="_Toc233220987" w:history="1">
-        <w:r>
-          <w:rPr>
-            <w:rStyle w:val="Hyperlink"/>
-            <w:noProof/>
-          </w:rPr>
-          <w:t>3.2</w:t>
-        </w:r>
-        <w:r>
-          <w:rPr>
-            <w:rFonts w:asciiTheme="minorHAnsi" w:eastAsiaTheme="minorEastAsia" w:hAnsiTheme="minorHAnsi"/>
-            <w:noProof/>
-            <w:sz w:val="22"/>
-            <w:lang w:eastAsia="pt-BR"/>
-          </w:rPr>
-          <w:tab/>
-        </w:r>
-        <w:r>
-          <w:rPr>
-            <w:rStyle w:val="Hyperlink"/>
-            <w:noProof/>
-          </w:rPr>
-          <w:t>Pesquisa de Campo</w:t>
-        </w:r>
-        <w:r>
-          <w:rPr>
-            <w:noProof/>
-            <w:webHidden/>
-          </w:rPr>
-          <w:tab/>
-        </w:r>
-        <w:r>
-          <w:rPr>
-            <w:noProof/>
-            <w:webHidden/>
-          </w:rPr>
-          <w:fldChar w:fldCharType="begin"/>
-        </w:r>
-        <w:r>
-          <w:rPr>
-            <w:noProof/>
-            <w:webHidden/>
-          </w:rPr>
-          <w:instrText xml:space="preserve"> PAGEREF _Toc233220987 \h </w:instrText>
-        </w:r>
-        <w:r>
-          <w:rPr>
-            <w:noProof/>
-            <w:webHidden/>
-          </w:rPr>
-        </w:r>
-        <w:r>
-          <w:rPr>
-            <w:noProof/>
-            <w:webHidden/>
-          </w:rPr>
-          <w:fldChar w:fldCharType="separate"/>
-        </w:r>
-        <w:r>
-          <w:rPr>
-            <w:noProof/>
-            <w:webHidden/>
-          </w:rPr>
-          <w:t>11</w:t>
-        </w:r>
-        <w:r>
-          <w:rPr>
-            <w:noProof/>
-            <w:webHidden/>
-          </w:rPr>
-          <w:fldChar w:fldCharType="end"/>
-        </w:r>
-      </w:hyperlink>
-    </w:p>
-    <w:p>
-      <w:pPr>
-        <w:pStyle w:val="Sumrio1"/>
-        <w:rPr>
-          <w:rFonts w:asciiTheme="minorHAnsi" w:eastAsiaTheme="minorEastAsia" w:hAnsiTheme="minorHAnsi"/>
-          <w:noProof/>
-          <w:sz w:val="22"/>
-          <w:lang w:eastAsia="pt-BR"/>
-        </w:rPr>
-      </w:pPr>
-      <w:hyperlink w:anchor="_Toc233220988" w:history="1">
-        <w:r>
-          <w:rPr>
-            <w:rStyle w:val="Hyperlink"/>
-            <w:noProof/>
-          </w:rPr>
-          <w:t>4</w:t>
-        </w:r>
-        <w:r>
-          <w:rPr>
-            <w:rFonts w:asciiTheme="minorHAnsi" w:eastAsiaTheme="minorEastAsia" w:hAnsiTheme="minorHAnsi"/>
-            <w:noProof/>
-            <w:sz w:val="22"/>
-            <w:lang w:eastAsia="pt-BR"/>
-          </w:rPr>
-          <w:tab/>
-        </w:r>
-        <w:r>
-          <w:rPr>
-            <w:rStyle w:val="Hyperlink"/>
-            <w:noProof/>
-          </w:rPr>
-          <w:t>ANÁLISE E SÍNTESE</w:t>
-        </w:r>
-        <w:r>
-          <w:rPr>
-            <w:noProof/>
-            <w:webHidden/>
-          </w:rPr>
-          <w:tab/>
-        </w:r>
-        <w:r>
-          <w:rPr>
-            <w:noProof/>
-            <w:webHidden/>
-          </w:rPr>
-          <w:fldChar w:fldCharType="begin"/>
-        </w:r>
-        <w:r>
-          <w:rPr>
-            <w:noProof/>
-            <w:webHidden/>
-          </w:rPr>
-          <w:instrText xml:space="preserve"> PAGEREF _Toc233220988 \h </w:instrText>
-        </w:r>
-        <w:r>
-          <w:rPr>
-            <w:noProof/>
-            <w:webHidden/>
-          </w:rPr>
-        </w:r>
-        <w:r>
-          <w:rPr>
-            <w:noProof/>
-            <w:webHidden/>
-          </w:rPr>
-          <w:fldChar w:fldCharType="separate"/>
-        </w:r>
-        <w:r>
-          <w:rPr>
-            <w:noProof/>
-            <w:webHidden/>
-          </w:rPr>
-          <w:t>13</w:t>
-        </w:r>
-        <w:r>
-          <w:rPr>
-            <w:noProof/>
-            <w:webHidden/>
-          </w:rPr>
-          <w:fldChar w:fldCharType="end"/>
-        </w:r>
-      </w:hyperlink>
-    </w:p>
-    <w:p>
-      <w:pPr>
-        <w:pStyle w:val="Sumrio2"/>
-        <w:rPr>
-          <w:rFonts w:asciiTheme="minorHAnsi" w:eastAsiaTheme="minorEastAsia" w:hAnsiTheme="minorHAnsi"/>
-          <w:noProof/>
-          <w:sz w:val="22"/>
-          <w:lang w:eastAsia="pt-BR"/>
-        </w:rPr>
-      </w:pPr>
-      <w:hyperlink w:anchor="_Toc233220989" w:history="1">
-        <w:r>
-          <w:rPr>
-            <w:rStyle w:val="Hyperlink"/>
-            <w:noProof/>
-          </w:rPr>
-          <w:t>4.1</w:t>
-        </w:r>
-        <w:r>
-          <w:rPr>
-            <w:rFonts w:asciiTheme="minorHAnsi" w:eastAsiaTheme="minorEastAsia" w:hAnsiTheme="minorHAnsi"/>
-            <w:noProof/>
-            <w:sz w:val="22"/>
-            <w:lang w:eastAsia="pt-BR"/>
-          </w:rPr>
-          <w:tab/>
-        </w:r>
-        <w:r>
-          <w:rPr>
-            <w:rStyle w:val="Hyperlink"/>
-            <w:noProof/>
-          </w:rPr>
-          <w:t>Persona</w:t>
-        </w:r>
-        <w:r>
-          <w:rPr>
-            <w:noProof/>
-            <w:webHidden/>
-          </w:rPr>
-          <w:tab/>
-        </w:r>
-        <w:r>
-          <w:rPr>
-            <w:noProof/>
-            <w:webHidden/>
-          </w:rPr>
-          <w:fldChar w:fldCharType="begin"/>
-        </w:r>
-        <w:r>
-          <w:rPr>
-            <w:noProof/>
-            <w:webHidden/>
-          </w:rPr>
-          <w:instrText xml:space="preserve"> PAGEREF _Toc233220989 \h </w:instrText>
-        </w:r>
-        <w:r>
-          <w:rPr>
-            <w:noProof/>
-            <w:webHidden/>
-          </w:rPr>
-        </w:r>
-        <w:r>
-          <w:rPr>
-            <w:noProof/>
-            <w:webHidden/>
-          </w:rPr>
-          <w:fldChar w:fldCharType="separate"/>
-        </w:r>
-        <w:r>
-          <w:rPr>
-            <w:noProof/>
-            <w:webHidden/>
-          </w:rPr>
-          <w:t>13</w:t>
-        </w:r>
-        <w:r>
-          <w:rPr>
-            <w:noProof/>
-            <w:webHidden/>
-          </w:rPr>
-          <w:fldChar w:fldCharType="end"/>
-        </w:r>
-      </w:hyperlink>
-    </w:p>
-    <w:p>
-      <w:pPr>
-        <w:pStyle w:val="Sumrio1"/>
-        <w:rPr>
-          <w:rFonts w:asciiTheme="minorHAnsi" w:eastAsiaTheme="minorEastAsia" w:hAnsiTheme="minorHAnsi"/>
-          <w:noProof/>
-          <w:sz w:val="22"/>
-          <w:lang w:eastAsia="pt-BR"/>
-        </w:rPr>
-      </w:pPr>
-      <w:hyperlink w:anchor="_Toc233220990" w:history="1">
-        <w:r>
-          <w:rPr>
-            <w:rStyle w:val="Hyperlink"/>
-            <w:noProof/>
-          </w:rPr>
-          <w:t>5</w:t>
-        </w:r>
-        <w:r>
-          <w:rPr>
-            <w:rFonts w:asciiTheme="minorHAnsi" w:eastAsiaTheme="minorEastAsia" w:hAnsiTheme="minorHAnsi"/>
-            <w:noProof/>
-            <w:sz w:val="22"/>
-            <w:lang w:eastAsia="pt-BR"/>
-          </w:rPr>
-          <w:tab/>
-        </w:r>
-        <w:r>
-          <w:rPr>
-            <w:rStyle w:val="Hyperlink"/>
-            <w:noProof/>
-          </w:rPr>
-          <w:t>IDEAÇÃO</w:t>
-        </w:r>
-        <w:r>
-          <w:rPr>
-            <w:noProof/>
-            <w:webHidden/>
-          </w:rPr>
-          <w:tab/>
-        </w:r>
-        <w:r>
-          <w:rPr>
-            <w:noProof/>
-            <w:webHidden/>
-          </w:rPr>
-          <w:fldChar w:fldCharType="begin"/>
-        </w:r>
-        <w:r>
-          <w:rPr>
-            <w:noProof/>
-            <w:webHidden/>
-          </w:rPr>
-          <w:instrText xml:space="preserve"> PAGEREF _Toc233220990 \h </w:instrText>
-        </w:r>
-        <w:r>
-          <w:rPr>
-            <w:noProof/>
-            <w:webHidden/>
-          </w:rPr>
-        </w:r>
-        <w:r>
-          <w:rPr>
-            <w:noProof/>
-            <w:webHidden/>
-          </w:rPr>
-          <w:fldChar w:fldCharType="separate"/>
-        </w:r>
-        <w:r>
-          <w:rPr>
-            <w:noProof/>
-            <w:webHidden/>
-          </w:rPr>
-          <w:t>14</w:t>
-        </w:r>
-        <w:r>
-          <w:rPr>
-            <w:noProof/>
-            <w:webHidden/>
-          </w:rPr>
-          <w:fldChar w:fldCharType="end"/>
-        </w:r>
-      </w:hyperlink>
-    </w:p>
-    <w:p>
-      <w:pPr>
-        <w:pStyle w:val="Sumrio2"/>
-        <w:rPr>
-          <w:rFonts w:asciiTheme="minorHAnsi" w:eastAsiaTheme="minorEastAsia" w:hAnsiTheme="minorHAnsi"/>
-          <w:noProof/>
-          <w:sz w:val="22"/>
-          <w:lang w:eastAsia="pt-BR"/>
-        </w:rPr>
-      </w:pPr>
-      <w:hyperlink w:anchor="_Toc233220991" w:history="1">
-        <w:r>
-          <w:rPr>
-            <w:rStyle w:val="Hyperlink"/>
-            <w:noProof/>
-          </w:rPr>
-          <w:t>5.1</w:t>
-        </w:r>
-        <w:r>
-          <w:rPr>
-            <w:rFonts w:asciiTheme="minorHAnsi" w:eastAsiaTheme="minorEastAsia" w:hAnsiTheme="minorHAnsi"/>
-            <w:noProof/>
-            <w:sz w:val="22"/>
-            <w:lang w:eastAsia="pt-BR"/>
-          </w:rPr>
-          <w:tab/>
-        </w:r>
-        <w:r>
-          <w:rPr>
-            <w:rStyle w:val="Hyperlink"/>
-            <w:noProof/>
-          </w:rPr>
-          <w:t>Cardápio de Ideias</w:t>
-        </w:r>
-        <w:r>
-          <w:rPr>
-            <w:noProof/>
-            <w:webHidden/>
-          </w:rPr>
-          <w:tab/>
-        </w:r>
-        <w:r>
-          <w:rPr>
-            <w:noProof/>
-            <w:webHidden/>
-          </w:rPr>
-          <w:fldChar w:fldCharType="begin"/>
-        </w:r>
-        <w:r>
-          <w:rPr>
-            <w:noProof/>
-            <w:webHidden/>
-          </w:rPr>
-          <w:instrText xml:space="preserve"> PAGEREF _Toc233220991 \h </w:instrText>
-        </w:r>
-        <w:r>
-          <w:rPr>
-            <w:noProof/>
-            <w:webHidden/>
-          </w:rPr>
-        </w:r>
-        <w:r>
-          <w:rPr>
-            <w:noProof/>
-            <w:webHidden/>
-          </w:rPr>
-          <w:fldChar w:fldCharType="separate"/>
-        </w:r>
-        <w:r>
-          <w:rPr>
-            <w:noProof/>
-            <w:webHidden/>
-          </w:rPr>
-          <w:t>14</w:t>
-        </w:r>
-        <w:r>
-          <w:rPr>
-            <w:noProof/>
-            <w:webHidden/>
-          </w:rPr>
-          <w:fldChar w:fldCharType="end"/>
-        </w:r>
-      </w:hyperlink>
-    </w:p>
-    <w:p>
-      <w:pPr>
-        <w:pStyle w:val="Sumrio2"/>
-        <w:rPr>
-          <w:rFonts w:asciiTheme="minorHAnsi" w:eastAsiaTheme="minorEastAsia" w:hAnsiTheme="minorHAnsi"/>
-          <w:noProof/>
-          <w:sz w:val="22"/>
-          <w:lang w:eastAsia="pt-BR"/>
-        </w:rPr>
-      </w:pPr>
-      <w:hyperlink w:anchor="_Toc233220992" w:history="1">
-        <w:r>
-          <w:rPr>
-            <w:rStyle w:val="Hyperlink"/>
-            <w:noProof/>
-          </w:rPr>
-          <w:t>5.2</w:t>
-        </w:r>
-        <w:r>
-          <w:rPr>
-            <w:rFonts w:asciiTheme="minorHAnsi" w:eastAsiaTheme="minorEastAsia" w:hAnsiTheme="minorHAnsi"/>
-            <w:noProof/>
-            <w:sz w:val="22"/>
-            <w:lang w:eastAsia="pt-BR"/>
-          </w:rPr>
-          <w:tab/>
-        </w:r>
-        <w:r>
-          <w:rPr>
-            <w:rStyle w:val="Hyperlink"/>
-            <w:noProof/>
-          </w:rPr>
-          <w:t>Brainstorm</w:t>
-        </w:r>
-        <w:r>
-          <w:rPr>
-            <w:noProof/>
-            <w:webHidden/>
-          </w:rPr>
-          <w:tab/>
-        </w:r>
-        <w:r>
-          <w:rPr>
-            <w:noProof/>
-            <w:webHidden/>
-          </w:rPr>
-          <w:fldChar w:fldCharType="begin"/>
-        </w:r>
-        <w:r>
-          <w:rPr>
-            <w:noProof/>
-            <w:webHidden/>
-          </w:rPr>
-          <w:instrText xml:space="preserve"> PAGEREF _Toc233220992 \h </w:instrText>
-        </w:r>
-        <w:r>
-          <w:rPr>
-            <w:noProof/>
-            <w:webHidden/>
-          </w:rPr>
-        </w:r>
-        <w:r>
-          <w:rPr>
-            <w:noProof/>
-            <w:webHidden/>
-          </w:rPr>
-          <w:fldChar w:fldCharType="separate"/>
-        </w:r>
-        <w:r>
-          <w:rPr>
-            <w:noProof/>
-            <w:webHidden/>
-          </w:rPr>
-          <w:t>15</w:t>
-        </w:r>
-        <w:r>
-          <w:rPr>
-            <w:noProof/>
-            <w:webHidden/>
-          </w:rPr>
-          <w:fldChar w:fldCharType="end"/>
-        </w:r>
-      </w:hyperlink>
-    </w:p>
-    <w:p>
-      <w:pPr>
-        <w:pStyle w:val="Sumrio2"/>
-        <w:rPr>
-          <w:rFonts w:asciiTheme="minorHAnsi" w:eastAsiaTheme="minorEastAsia" w:hAnsiTheme="minorHAnsi"/>
-          <w:noProof/>
-          <w:sz w:val="22"/>
-          <w:lang w:eastAsia="pt-BR"/>
-        </w:rPr>
-      </w:pPr>
-      <w:hyperlink w:anchor="_Toc233220993" w:history="1">
-        <w:r>
-          <w:rPr>
-            <w:rStyle w:val="Hyperlink"/>
-            <w:noProof/>
-          </w:rPr>
-          <w:t>5.3</w:t>
-        </w:r>
-        <w:r>
-          <w:rPr>
-            <w:rFonts w:asciiTheme="minorHAnsi" w:eastAsiaTheme="minorEastAsia" w:hAnsiTheme="minorHAnsi"/>
-            <w:noProof/>
-            <w:sz w:val="22"/>
-            <w:lang w:eastAsia="pt-BR"/>
-          </w:rPr>
-          <w:tab/>
-        </w:r>
-        <w:r>
-          <w:rPr>
-            <w:rStyle w:val="Hyperlink"/>
-            <w:noProof/>
-          </w:rPr>
-          <w:t>Golden Circle</w:t>
-        </w:r>
-        <w:r>
-          <w:rPr>
-            <w:noProof/>
-            <w:webHidden/>
-          </w:rPr>
-          <w:tab/>
-        </w:r>
-        <w:r>
-          <w:rPr>
-            <w:noProof/>
-            <w:webHidden/>
-          </w:rPr>
-          <w:fldChar w:fldCharType="begin"/>
-        </w:r>
-        <w:r>
-          <w:rPr>
-            <w:noProof/>
-            <w:webHidden/>
-          </w:rPr>
-          <w:instrText xml:space="preserve"> PAGEREF _Toc233220993 \h </w:instrText>
-        </w:r>
-        <w:r>
-          <w:rPr>
-            <w:noProof/>
-            <w:webHidden/>
-          </w:rPr>
-        </w:r>
-        <w:r>
-          <w:rPr>
-            <w:noProof/>
-            <w:webHidden/>
-          </w:rPr>
-          <w:fldChar w:fldCharType="separate"/>
-        </w:r>
-        <w:r>
-          <w:rPr>
-            <w:noProof/>
-            <w:webHidden/>
-          </w:rPr>
-          <w:t>15</w:t>
-        </w:r>
-        <w:r>
-          <w:rPr>
-            <w:noProof/>
-            <w:webHidden/>
-          </w:rPr>
-          <w:fldChar w:fldCharType="end"/>
-        </w:r>
-      </w:hyperlink>
-    </w:p>
-    <w:p>
-      <w:pPr>
-        <w:pStyle w:val="Sumrio1"/>
-        <w:rPr>
-          <w:rFonts w:asciiTheme="minorHAnsi" w:eastAsiaTheme="minorEastAsia" w:hAnsiTheme="minorHAnsi"/>
-          <w:noProof/>
-          <w:sz w:val="22"/>
-          <w:lang w:eastAsia="pt-BR"/>
-        </w:rPr>
-      </w:pPr>
-      <w:hyperlink w:anchor="_Toc233220994" w:history="1">
-        <w:r>
-          <w:rPr>
-            <w:rStyle w:val="Hyperlink"/>
-            <w:noProof/>
-          </w:rPr>
-          <w:t>6</w:t>
-        </w:r>
-        <w:r>
-          <w:rPr>
-            <w:rFonts w:asciiTheme="minorHAnsi" w:eastAsiaTheme="minorEastAsia" w:hAnsiTheme="minorHAnsi"/>
-            <w:noProof/>
-            <w:sz w:val="22"/>
-            <w:lang w:eastAsia="pt-BR"/>
-          </w:rPr>
-          <w:tab/>
-        </w:r>
-        <w:r>
-          <w:rPr>
-            <w:rStyle w:val="Hyperlink"/>
-            <w:noProof/>
-          </w:rPr>
-          <w:t>ASPECTOS ESTRATÉGICOS</w:t>
-        </w:r>
-        <w:r>
-          <w:rPr>
-            <w:noProof/>
-            <w:webHidden/>
-          </w:rPr>
-          <w:tab/>
-        </w:r>
-        <w:r>
-          <w:rPr>
-            <w:noProof/>
-            <w:webHidden/>
-          </w:rPr>
-          <w:fldChar w:fldCharType="begin"/>
-        </w:r>
-        <w:r>
-          <w:rPr>
-            <w:noProof/>
-            <w:webHidden/>
-          </w:rPr>
-          <w:instrText xml:space="preserve"> PAGEREF _Toc233220994 \h </w:instrText>
-        </w:r>
-        <w:r>
-          <w:rPr>
-            <w:noProof/>
-            <w:webHidden/>
-          </w:rPr>
-        </w:r>
-        <w:r>
-          <w:rPr>
-            <w:noProof/>
-            <w:webHidden/>
-          </w:rPr>
-          <w:fldChar w:fldCharType="separate"/>
-        </w:r>
-        <w:r>
-          <w:rPr>
-            <w:noProof/>
-            <w:webHidden/>
-          </w:rPr>
-          <w:t>17</w:t>
-        </w:r>
-        <w:r>
-          <w:rPr>
-            <w:noProof/>
-            <w:webHidden/>
-          </w:rPr>
-          <w:fldChar w:fldCharType="end"/>
-        </w:r>
-      </w:hyperlink>
-    </w:p>
-    <w:p>
-      <w:pPr>
-        <w:pStyle w:val="Sumrio2"/>
-        <w:rPr>
-          <w:rFonts w:asciiTheme="minorHAnsi" w:eastAsiaTheme="minorEastAsia" w:hAnsiTheme="minorHAnsi"/>
-          <w:noProof/>
-          <w:sz w:val="22"/>
-          <w:lang w:eastAsia="pt-BR"/>
-        </w:rPr>
-      </w:pPr>
-      <w:hyperlink w:anchor="_Toc233220995" w:history="1">
-        <w:r>
-          <w:rPr>
-            <w:rStyle w:val="Hyperlink"/>
-            <w:noProof/>
-          </w:rPr>
-          <w:t>6.1</w:t>
-        </w:r>
-        <w:r>
-          <w:rPr>
-            <w:rFonts w:asciiTheme="minorHAnsi" w:eastAsiaTheme="minorEastAsia" w:hAnsiTheme="minorHAnsi"/>
-            <w:noProof/>
-            <w:sz w:val="22"/>
-            <w:lang w:eastAsia="pt-BR"/>
-          </w:rPr>
-          <w:tab/>
-        </w:r>
-        <w:r>
-          <w:rPr>
-            <w:rStyle w:val="Hyperlink"/>
-            <w:noProof/>
-          </w:rPr>
-          <w:t>Planejamento Financeiro</w:t>
-        </w:r>
-        <w:r>
-          <w:rPr>
-            <w:noProof/>
-            <w:webHidden/>
-          </w:rPr>
-          <w:tab/>
-        </w:r>
-        <w:r>
-          <w:rPr>
-            <w:noProof/>
-            <w:webHidden/>
-          </w:rPr>
-          <w:fldChar w:fldCharType="begin"/>
-        </w:r>
-        <w:r>
-          <w:rPr>
-            <w:noProof/>
-            <w:webHidden/>
-          </w:rPr>
-          <w:instrText xml:space="preserve"> PAGEREF _Toc233220995 \h </w:instrText>
-        </w:r>
-        <w:r>
-          <w:rPr>
-            <w:noProof/>
-            <w:webHidden/>
-          </w:rPr>
-        </w:r>
-        <w:r>
-          <w:rPr>
-            <w:noProof/>
-            <w:webHidden/>
-          </w:rPr>
-          <w:fldChar w:fldCharType="separate"/>
-        </w:r>
-        <w:r>
-          <w:rPr>
-            <w:noProof/>
-            <w:webHidden/>
-          </w:rPr>
-          <w:t>17</w:t>
-        </w:r>
-        <w:r>
-          <w:rPr>
-            <w:noProof/>
-            <w:webHidden/>
-          </w:rPr>
-          <w:fldChar w:fldCharType="end"/>
-        </w:r>
-      </w:hyperlink>
-    </w:p>
-    <w:p>
-      <w:pPr>
-        <w:pStyle w:val="Sumrio1"/>
-        <w:rPr>
-          <w:rFonts w:asciiTheme="minorHAnsi" w:eastAsiaTheme="minorEastAsia" w:hAnsiTheme="minorHAnsi"/>
-          <w:noProof/>
-          <w:sz w:val="22"/>
-          <w:lang w:eastAsia="pt-BR"/>
-        </w:rPr>
-      </w:pPr>
-      <w:hyperlink w:anchor="_Toc233220996" w:history="1">
-        <w:r>
-          <w:rPr>
-            <w:rStyle w:val="Hyperlink"/>
-            <w:noProof/>
-          </w:rPr>
-          <w:t>REFERÊNCIAS</w:t>
-        </w:r>
-        <w:r>
-          <w:rPr>
-            <w:noProof/>
-            <w:webHidden/>
-          </w:rPr>
-          <w:tab/>
-        </w:r>
-        <w:r>
-          <w:rPr>
-            <w:noProof/>
-            <w:webHidden/>
-          </w:rPr>
-          <w:fldChar w:fldCharType="begin"/>
-        </w:r>
-        <w:r>
-          <w:rPr>
-            <w:noProof/>
-            <w:webHidden/>
-          </w:rPr>
-          <w:instrText xml:space="preserve"> PAGEREF _Toc233220996 \h </w:instrText>
-        </w:r>
-        <w:r>
-          <w:rPr>
-            <w:noProof/>
-            <w:webHidden/>
-          </w:rPr>
-        </w:r>
-        <w:r>
-          <w:rPr>
-            <w:noProof/>
-            <w:webHidden/>
-          </w:rPr>
-          <w:fldChar w:fldCharType="separate"/>
-        </w:r>
-        <w:r>
-          <w:rPr>
-            <w:noProof/>
-            <w:webHidden/>
-          </w:rPr>
-          <w:t>18</w:t>
-        </w:r>
-        <w:r>
-          <w:rPr>
-            <w:noProof/>
-            <w:webHidden/>
-          </w:rPr>
+          </w:rPr>
+          <w:t>32</w:t>
+        </w:r>
+        <w:r>
           <w:fldChar w:fldCharType="end"/>
         </w:r>
       </w:hyperlink>
@@ -3241,8 +2373,10 @@
       <w:pPr>
         <w:pStyle w:val="Sumrio1"/>
         <w:sectPr>
-          <w:headerReference w:type="first" r:id="rId10"/>
-          <w:footerReference w:type="first" r:id="rId11"/>
+          <w:headerReference w:type="default" r:id="rId11"/>
+          <w:footerReference w:type="default" r:id="rId12"/>
+          <w:headerReference w:type="first" r:id="rId13"/>
+          <w:footerReference w:type="first" r:id="rId14"/>
           <w:pgSz w:w="11906" w:h="16838"/>
           <w:pgMar w:top="1701" w:right="1134" w:bottom="1134" w:left="1701" w:header="709" w:footer="709" w:gutter="0"/>
           <w:cols w:space="708"/>
@@ -3264,7 +2398,7 @@
       <w:pPr>
         <w:pStyle w:val="Ttulo1"/>
       </w:pPr>
-      <w:bookmarkStart w:id="1" w:name="_Toc233220970"/>
+      <w:bookmarkStart w:id="1" w:name="_Toc606285624"/>
       <w:r>
         <w:t>INTRODUÇÃO</w:t>
       </w:r>
@@ -3300,6 +2434,7 @@
         </w:rPr>
         <w:t>, 2024). Entretanto, apesar dos benefícios proporcionados pelo desenvolvimento tecnológico, também surgem desafios relacionados à elevada demanda por energia, água e matérias-primas necessárias para a implementação e manutenção dessas inovações. De acordo com o World Economic Forum, embora as cidades ocupem aproximadamente 2% da superfície terrestre, elas são responsáveis pelo consumo de mais de 75% dos recursos naturais do planeta (</w:t>
       </w:r>
+      <w:proofErr w:type="spellStart"/>
       <w:r>
         <w:rPr>
           <w:rFonts w:asciiTheme="minorHAnsi" w:eastAsiaTheme="minorEastAsia" w:hAnsiTheme="minorHAnsi"/>
@@ -3309,6 +2444,7 @@
         </w:rPr>
         <w:t>Venditti</w:t>
       </w:r>
+      <w:proofErr w:type="spellEnd"/>
       <w:r>
         <w:rPr>
           <w:rFonts w:eastAsia="Arial" w:cs="Arial"/>
@@ -3326,7 +2462,7 @@
       <w:pPr>
         <w:pStyle w:val="Ttulo2"/>
       </w:pPr>
-      <w:bookmarkStart w:id="3" w:name="_Toc233220971"/>
+      <w:bookmarkStart w:id="3" w:name="_Toc110863206"/>
       <w:commentRangeStart w:id="4"/>
       <w:r>
         <w:t>Problemática</w:t>
@@ -3354,41 +2490,25 @@
         <w:rPr>
           <w:noProof/>
         </w:rPr>
-        <w:t xml:space="preserve">A sociedade contemporânea enfrenta um cenário marcado pela produção em massa e pelo consumo excessivo, no qual o ato de consumir deixa de atender apenas necessidades básicas e passa a representar status, identidade e pertencimento social. Esse modelo, impulsionado pela globalização e pela lógica de mercado, estimula desejos muitas vezes artificiais, promovendo um ciclo contínuo de consumo </w:t>
-      </w:r>
-      <w:r>
-        <w:rPr>
-          <w:noProof/>
-          <w:highlight w:val="yellow"/>
-        </w:rPr>
-        <w:t>(P</w:t>
-      </w:r>
-      <w:r>
-        <w:rPr>
-          <w:noProof/>
-          <w:highlight w:val="yellow"/>
+        <w:t>A sociedade contemporânea enfrenta um cenário marcado pela produção em massa e pelo consumo excessivo, no qual o ato de consumir deixa de atender apenas necessidades básicas e passa a representar status, identidade e pertencimento social. Esse modelo, impulsionado pela globalização e pela lógica de mercado, estimula desejos muitas vezes artificiais, promovendo um ciclo contínuo de consumo (P</w:t>
+      </w:r>
+      <w:r>
+        <w:rPr>
+          <w:noProof/>
         </w:rPr>
         <w:t>urcs</w:t>
       </w:r>
       <w:r>
         <w:rPr>
           <w:noProof/>
-          <w:highlight w:val="yellow"/>
         </w:rPr>
         <w:t>, 2025</w:t>
       </w:r>
       <w:r>
         <w:rPr>
           <w:noProof/>
-          <w:highlight w:val="yellow"/>
-        </w:rPr>
-        <w:t>)</w:t>
-      </w:r>
-      <w:r>
-        <w:rPr>
-          <w:noProof/>
-        </w:rPr>
-        <w:t>.</w:t>
+        </w:rPr>
+        <w:t>).</w:t>
       </w:r>
       <w:r>
         <w:rPr>
@@ -3421,35 +2541,30 @@
       <w:r>
         <w:rPr>
           <w:noProof/>
-          <w:highlight w:val="yellow"/>
         </w:rPr>
         <w:t>(</w:t>
       </w:r>
       <w:r>
         <w:rPr>
           <w:noProof/>
-          <w:highlight w:val="yellow"/>
         </w:rPr>
         <w:t>Programa das Nações Unidas para o Meio Ambiente</w:t>
       </w:r>
       <w:r>
         <w:rPr>
           <w:noProof/>
-          <w:highlight w:val="yellow"/>
         </w:rPr>
         <w:t>, 202</w:t>
       </w:r>
       <w:r>
         <w:rPr>
           <w:noProof/>
-          <w:highlight w:val="yellow"/>
         </w:rPr>
         <w:t>4</w:t>
       </w:r>
       <w:r>
         <w:rPr>
           <w:noProof/>
-          <w:highlight w:val="yellow"/>
         </w:rPr>
         <w:t>).</w:t>
       </w:r>
@@ -3468,103 +2583,67 @@
         <w:rPr>
           <w:noProof/>
         </w:rPr>
-        <w:t xml:space="preserve">Paralelamente, esse contexto evidencia uma dificuldade generalizada da população em compreender os mecanismos políticos e econômicos que sustentam essas práticas. A ausência de uma educação crítica limita o entendimento sobre os sistemas de produção, consumo e organização social, dificultando a participação cidadã e a mobilização por mudanças estruturais </w:t>
-      </w:r>
-      <w:r>
-        <w:rPr>
-          <w:noProof/>
-          <w:highlight w:val="yellow"/>
-        </w:rPr>
-        <w:t>(E</w:t>
-      </w:r>
-      <w:r>
-        <w:rPr>
-          <w:noProof/>
-          <w:highlight w:val="yellow"/>
+        <w:t>Paralelamente, esse contexto evidencia uma dificuldade generalizada da população em compreender os mecanismos políticos e econômicos que sustentam essas práticas. A ausência de uma educação crítica limita o entendimento sobre os sistemas de produção, consumo e organização social, dificultando a participação cidadã e a mobilização por mudanças estruturais (E</w:t>
+      </w:r>
+      <w:r>
+        <w:rPr>
+          <w:noProof/>
         </w:rPr>
         <w:t>scolas</w:t>
       </w:r>
       <w:r>
         <w:rPr>
           <w:noProof/>
-          <w:highlight w:val="yellow"/>
         </w:rPr>
         <w:t xml:space="preserve"> D</w:t>
       </w:r>
       <w:r>
         <w:rPr>
           <w:noProof/>
-          <w:highlight w:val="yellow"/>
         </w:rPr>
         <w:t>isruptivas,</w:t>
       </w:r>
       <w:r>
         <w:rPr>
           <w:noProof/>
-          <w:highlight w:val="yellow"/>
         </w:rPr>
         <w:t xml:space="preserve"> 2024</w:t>
       </w:r>
       <w:r>
         <w:rPr>
           <w:noProof/>
-          <w:highlight w:val="yellow"/>
-        </w:rPr>
-        <w:t>)</w:t>
-      </w:r>
-      <w:r>
-        <w:rPr>
-          <w:noProof/>
-        </w:rPr>
-        <w:t xml:space="preserve">. A falta de consciência política, entendida como a capacidade de analisar criticamente as estruturas de poder e suas implicações, reduz o engajamento democrático e enfraquece a construção de uma sociedade mais justa e participativa </w:t>
-      </w:r>
-      <w:r>
-        <w:rPr>
-          <w:noProof/>
-          <w:highlight w:val="yellow"/>
-        </w:rPr>
-        <w:t>(E</w:t>
-      </w:r>
-      <w:r>
-        <w:rPr>
-          <w:noProof/>
-          <w:highlight w:val="yellow"/>
+        </w:rPr>
+        <w:t>). A falta de consciência política, entendida como a capacidade de analisar criticamente as estruturas de poder e suas implicações, reduz o engajamento democrático e enfraquece a construção de uma sociedade mais justa e participativa (E</w:t>
+      </w:r>
+      <w:r>
+        <w:rPr>
+          <w:noProof/>
         </w:rPr>
         <w:t>scolas</w:t>
       </w:r>
       <w:r>
         <w:rPr>
           <w:noProof/>
-          <w:highlight w:val="yellow"/>
         </w:rPr>
         <w:t xml:space="preserve"> D</w:t>
       </w:r>
       <w:r>
         <w:rPr>
           <w:noProof/>
-          <w:highlight w:val="yellow"/>
         </w:rPr>
         <w:t>isruptivas</w:t>
       </w:r>
       <w:r>
         <w:rPr>
           <w:noProof/>
-          <w:highlight w:val="yellow"/>
         </w:rPr>
         <w:t>, 2024</w:t>
       </w:r>
       <w:r>
         <w:rPr>
           <w:noProof/>
-          <w:highlight w:val="yellow"/>
-        </w:rPr>
-        <w:t>)</w:t>
-      </w:r>
-      <w:r>
-        <w:rPr>
-          <w:noProof/>
-        </w:rPr>
-        <w:t>.</w:t>
+        </w:rPr>
+        <w:t>).</w:t>
       </w:r>
     </w:p>
     <w:p>
@@ -3589,107 +2668,84 @@
         <w:rPr>
           <w:noProof/>
         </w:rPr>
-        <w:t xml:space="preserve">Nesse contexto, tais transformações não afetam apenas o mercado de trabalho, mas também influenciam diretamente as dinâmicas de consumo, a organização social e o desenvolvimento urbano, exigindo uma compreensão mais ampla e integrada da sociedade </w:t>
-      </w:r>
-      <w:r>
-        <w:rPr>
-          <w:noProof/>
-          <w:highlight w:val="yellow"/>
+        <w:t>Nesse contexto, tais transformações não afetam apenas o mercado de trabalho, mas também influenciam diretamente as dinâmicas de consumo, a organização social e o desenvolvimento urbano, exigindo uma compreensão mais ampla e integrada da sociedade (</w:t>
+      </w:r>
+      <w:r>
+        <w:rPr>
+          <w:noProof/>
+        </w:rPr>
+        <w:t>Barbosa</w:t>
+      </w:r>
+      <w:r>
+        <w:rPr>
+          <w:noProof/>
+        </w:rPr>
+        <w:t>; D</w:t>
+      </w:r>
+      <w:r>
+        <w:rPr>
+          <w:noProof/>
+        </w:rPr>
+        <w:t>elegá</w:t>
+      </w:r>
+      <w:r>
+        <w:rPr>
+          <w:noProof/>
+        </w:rPr>
+        <w:t>, 2023).</w:t>
+      </w:r>
+    </w:p>
+    <w:p>
+      <w:pPr>
+        <w:rPr>
+          <w:noProof/>
+        </w:rPr>
+      </w:pPr>
+      <w:r>
+        <w:rPr>
+          <w:noProof/>
+        </w:rPr>
+        <w:t xml:space="preserve">Nesse sentido, o planejamento urbano surge como um elemento fundamental para enfrentar essas questões, ao propor estratégias que organizam o crescimento das cidades de forma sustentável, equilibrando desenvolvimento econômico, preservação ambiental e bem-estar social. Além disso, destaca-se a importância da participação cidadã nesse processo, garantindo decisões mais inclusivas e alinhadas às necessidades da população </w:t>
+      </w:r>
+      <w:commentRangeStart w:id="6"/>
+      <w:r>
+        <w:rPr>
+          <w:noProof/>
         </w:rPr>
         <w:t>(</w:t>
       </w:r>
       <w:r>
         <w:rPr>
           <w:noProof/>
-          <w:highlight w:val="yellow"/>
-        </w:rPr>
-        <w:t>Barbosa</w:t>
-      </w:r>
-      <w:r>
-        <w:rPr>
-          <w:noProof/>
-          <w:highlight w:val="yellow"/>
-        </w:rPr>
-        <w:t>; D</w:t>
-      </w:r>
-      <w:r>
-        <w:rPr>
-          <w:noProof/>
-          <w:highlight w:val="yellow"/>
-        </w:rPr>
-        <w:t>elegá</w:t>
-      </w:r>
-      <w:r>
-        <w:rPr>
-          <w:noProof/>
-          <w:highlight w:val="yellow"/>
-        </w:rPr>
-        <w:t>, 2023)</w:t>
-      </w:r>
-      <w:r>
-        <w:rPr>
-          <w:noProof/>
-        </w:rPr>
-        <w:t>.</w:t>
-      </w:r>
-    </w:p>
-    <w:p>
-      <w:r>
-        <w:rPr>
-          <w:noProof/>
-        </w:rPr>
-        <w:t xml:space="preserve">Nesse sentido, o planejamento urbano surge como um elemento fundamental para enfrentar essas questões, ao propor estratégias que organizam o crescimento das cidades de forma sustentável, equilibrando desenvolvimento econômico, preservação ambiental e bem-estar social. Além disso, destaca-se a importância da participação cidadã nesse processo, garantindo decisões mais inclusivas e alinhadas às necessidades da população </w:t>
-      </w:r>
-      <w:commentRangeStart w:id="6"/>
-      <w:r>
-        <w:rPr>
-          <w:noProof/>
-          <w:highlight w:val="yellow"/>
-        </w:rPr>
-        <w:t>(</w:t>
-      </w:r>
-      <w:r>
-        <w:rPr>
-          <w:noProof/>
-          <w:highlight w:val="yellow"/>
         </w:rPr>
         <w:t>Martinez</w:t>
       </w:r>
       <w:r>
         <w:rPr>
           <w:noProof/>
-          <w:highlight w:val="yellow"/>
         </w:rPr>
         <w:t>, 2025</w:t>
       </w:r>
       <w:r>
         <w:rPr>
           <w:noProof/>
-          <w:highlight w:val="yellow"/>
         </w:rPr>
         <w:t>).</w:t>
       </w:r>
       <w:commentRangeEnd w:id="6"/>
       <w:r>
-        <w:rPr>
-          <w:highlight w:val="yellow"/>
-        </w:rPr>
         <w:commentReference w:id="6"/>
       </w:r>
     </w:p>
     <w:p>
       <w:pPr>
         <w:spacing w:before="240" w:after="240"/>
-        <w:rPr>
-          <w:highlight w:val="yellow"/>
-        </w:rPr>
       </w:pPr>
       <w:commentRangeStart w:id="7"/>
       <w:r>
         <w:rPr>
           <w:rFonts w:eastAsia="Arial" w:cs="Arial"/>
           <w:noProof/>
-          <w:highlight w:val="yellow"/>
         </w:rPr>
         <w:lastRenderedPageBreak/>
         <w:t>Apesar da relevância dessas questões, ainda há pouco investimento em estratégias educacionais que abordem de forma acessível e interativa a relação entre avanço tecnológico, expansão urbana e preservação ambiental</w:t>
@@ -3698,7 +2754,6 @@
         <w:rPr>
           <w:rFonts w:eastAsia="Arial" w:cs="Arial"/>
           <w:noProof/>
-          <w:highlight w:val="yellow"/>
         </w:rPr>
         <w:t>,</w:t>
       </w:r>
@@ -3706,7 +2761,6 @@
         <w:rPr>
           <w:rFonts w:eastAsia="Arial" w:cs="Arial"/>
           <w:noProof/>
-          <w:highlight w:val="yellow"/>
         </w:rPr>
         <w:t xml:space="preserve"> </w:t>
       </w:r>
@@ -3714,7 +2768,6 @@
         <w:rPr>
           <w:rFonts w:eastAsia="Arial" w:cs="Arial"/>
           <w:noProof/>
-          <w:highlight w:val="yellow"/>
         </w:rPr>
         <w:t>principalmente em escolas</w:t>
       </w:r>
@@ -3722,7 +2775,6 @@
         <w:rPr>
           <w:rFonts w:eastAsia="Arial" w:cs="Arial"/>
           <w:noProof/>
-          <w:highlight w:val="yellow"/>
         </w:rPr>
         <w:t xml:space="preserve"> onde educariam os mais jovens desde cedo</w:t>
       </w:r>
@@ -3730,7 +2782,6 @@
         <w:rPr>
           <w:rFonts w:eastAsia="Arial" w:cs="Arial"/>
           <w:noProof/>
-          <w:highlight w:val="yellow"/>
         </w:rPr>
         <w:t xml:space="preserve">. Grande parte das iniciativas voltadas ao uso de tecnologias digitais prioriza o entretenimento ou a eficiência técnica, sem explorar plenamente seu potencial para promover a conscientização crítica sobre os impactos dessas transformações. </w:t>
       </w:r>
@@ -3738,7 +2789,6 @@
         <w:rPr>
           <w:rFonts w:eastAsia="Arial" w:cs="Arial"/>
           <w:noProof/>
-          <w:highlight w:val="yellow"/>
         </w:rPr>
         <w:t xml:space="preserve">Além disso, a própria dificuldade de integração efetiva das tecnologias no contexto educacional limita o desenvolvimento de práticas pedagógicas inovadoras e acessíveis </w:t>
       </w:r>
@@ -3747,7 +2797,6 @@
         <w:rPr>
           <w:rFonts w:eastAsia="Arial" w:cs="Arial"/>
           <w:noProof/>
-          <w:highlight w:val="yellow"/>
         </w:rPr>
         <w:t>(</w:t>
       </w:r>
@@ -3755,7 +2804,6 @@
         <w:rPr>
           <w:rFonts w:eastAsia="Arial" w:cs="Arial"/>
           <w:noProof/>
-          <w:highlight w:val="yellow"/>
         </w:rPr>
         <w:t>Salvatierra</w:t>
       </w:r>
@@ -3763,15 +2811,11 @@
         <w:rPr>
           <w:rFonts w:eastAsia="Arial" w:cs="Arial"/>
           <w:noProof/>
-          <w:highlight w:val="yellow"/>
         </w:rPr>
         <w:t xml:space="preserve">, 2023). </w:t>
       </w:r>
       <w:commentRangeEnd w:id="8"/>
       <w:r>
-        <w:rPr>
-          <w:highlight w:val="yellow"/>
-        </w:rPr>
         <w:commentReference w:id="8"/>
       </w:r>
     </w:p>
@@ -3787,7 +2831,6 @@
         <w:rPr>
           <w:rFonts w:eastAsia="Arial" w:cs="Arial"/>
           <w:noProof/>
-          <w:highlight w:val="yellow"/>
         </w:rPr>
         <w:t>N</w:t>
       </w:r>
@@ -3795,7 +2838,6 @@
         <w:rPr>
           <w:rFonts w:eastAsia="Arial" w:cs="Arial"/>
           <w:noProof/>
-          <w:highlight w:val="yellow"/>
         </w:rPr>
         <w:t>o contexto apresentado</w:t>
       </w:r>
@@ -3803,7 +2845,6 @@
         <w:rPr>
           <w:rFonts w:eastAsia="Arial" w:cs="Arial"/>
           <w:noProof/>
-          <w:highlight w:val="yellow"/>
         </w:rPr>
         <w:t>, observa-se a necessidade de desenvolver abordagens que integrem elementos educativos a experiências interativas, permitindo que os indivíduos compreendam, de forma prática, as consequências de decisões relacionadas ao uso dos recursos, à urbanização e à automação. Dessa forma, torna-se possível contribuir para o desenvolvimento do pensamento crítico e da consciência socioambiental, em consonância com os Objetivos de Desenvolvimento Sustentável, especialmente a ODS 9 (Indústria, Inovação e Infraestrutura), ODS 11 (Cidades e Comunidades Sustentáveis) e ODS 12 (Consumo e Produção Responsáveis)</w:t>
       </w:r>
@@ -3811,15 +2852,11 @@
         <w:rPr>
           <w:rFonts w:eastAsia="Arial" w:cs="Arial"/>
           <w:noProof/>
-          <w:highlight w:val="yellow"/>
         </w:rPr>
         <w:t>.</w:t>
       </w:r>
       <w:commentRangeEnd w:id="7"/>
       <w:r>
-        <w:rPr>
-          <w:highlight w:val="yellow"/>
-        </w:rPr>
         <w:commentReference w:id="7"/>
       </w:r>
     </w:p>
@@ -3827,7 +2864,7 @@
       <w:pPr>
         <w:pStyle w:val="Ttulo2"/>
       </w:pPr>
-      <w:bookmarkStart w:id="9" w:name="_Toc233220972"/>
+      <w:bookmarkStart w:id="9" w:name="_Toc302466969"/>
       <w:commentRangeStart w:id="10"/>
       <w:commentRangeStart w:id="11"/>
       <w:r>
@@ -3851,6 +2888,7 @@
     </w:p>
     <w:p>
       <w:r>
+        <w:lastRenderedPageBreak/>
         <w:t>Em conjunto desses fatores, a procura de uma melhor educação pode impedir a ocultação de fatos e a manipulação de massas, levando a uma sociedade mais consciênte sobre os problemas da humanidade e como soluciona-los (</w:t>
       </w:r>
       <w:r>
@@ -3864,216 +2902,162 @@
       </w:r>
     </w:p>
     <w:p>
+      <w:pPr>
+        <w:rPr>
+          <w:rFonts w:eastAsia="Arial" w:cs="Arial"/>
+          <w:noProof/>
+        </w:rPr>
+      </w:pPr>
       <w:commentRangeStart w:id="12"/>
       <w:commentRangeStart w:id="13"/>
       <w:r>
         <w:rPr>
           <w:rFonts w:eastAsia="Arial" w:cs="Arial"/>
           <w:noProof/>
-          <w:highlight w:val="yellow"/>
-        </w:rPr>
+        </w:rPr>
+        <w:t>O uso de jogos digitais como ferramentas educacionais apresenta grande potencial para a conscientização de diferentes públicos, desde os mais jovens até os mais velhos. Essa abordagem ganhou ainda mais relevância no contexto da pandemia, período em que o ensino passou a ocorrer majoritariamente por meio de plataformas digitais, aproximando o uso da tecnologia do cotidiano educacional. Nesse cenário, os jogos destacam-se por serem uma linguagem mais acessível e atrativa, especialmente para o público jovem, facilitando o engajamento e a assimilação de conteúdos complexos (S</w:t>
+      </w:r>
+      <w:r>
+        <w:rPr>
+          <w:rFonts w:eastAsia="Arial" w:cs="Arial"/>
+          <w:noProof/>
+        </w:rPr>
+        <w:t>ict</w:t>
+      </w:r>
+      <w:r>
+        <w:rPr>
+          <w:rFonts w:eastAsia="Arial" w:cs="Arial"/>
+          <w:noProof/>
+        </w:rPr>
+        <w:t>, 2024).</w:t>
+      </w:r>
+    </w:p>
+    <w:p>
+      <w:pPr>
+        <w:rPr>
+          <w:rFonts w:eastAsia="Arial" w:cs="Arial"/>
+          <w:noProof/>
+        </w:rPr>
+      </w:pPr>
+      <w:r>
+        <w:rPr>
+          <w:rFonts w:eastAsia="Arial" w:cs="Arial"/>
+          <w:noProof/>
+        </w:rPr>
+        <w:t>Dentro desse contexto, existem exemplos de jogos que abordam a temática da preservação ambiental e os impactos da ação humana sobre a natureza. Um exemplo é o jogo Endling: Extinction is Forever (2022), no qual o jogador controla uma raposa em um ambiente degradado pela intervenção humana, enfrentando desafios para sobreviver enquanto cuida de seus filhotes. O jogo não apenas retrata a devastação ambiental, mas também promove reflexões sobre a importância da conservação dos ecossistemas e as consequências da exploração descontrolada dos recursos naturais (L</w:t>
+      </w:r>
+      <w:r>
+        <w:rPr>
+          <w:rFonts w:eastAsia="Arial" w:cs="Arial"/>
+          <w:noProof/>
+        </w:rPr>
+        <w:t>ima</w:t>
+      </w:r>
+      <w:r>
+        <w:rPr>
+          <w:rFonts w:eastAsia="Arial" w:cs="Arial"/>
+          <w:noProof/>
+        </w:rPr>
+        <w:t>, 2022).</w:t>
+      </w:r>
+    </w:p>
+    <w:p>
+      <w:r>
+        <w:rPr>
+          <w:rFonts w:eastAsia="Arial" w:cs="Arial"/>
+          <w:noProof/>
+        </w:rPr>
+        <w:t xml:space="preserve">Diante desse cenário, torna-se evidente a importância de desenvolver soluções educativas inovadoras que utilizem o potencial dos jogos digitais para promover a conscientização socioambiental. Nesse sentido, a criação do projeto Thermautomata justifica-se pela proposta de simular, de forma interativa, o </w:t>
+      </w:r>
+      <w:r>
+        <w:rPr>
+          <w:rFonts w:eastAsia="Arial" w:cs="Arial"/>
+          <w:noProof/>
+        </w:rPr>
+        <w:t>equilíbrio entre o avanço tecnológico, a automação, o crescimento urbano, a gestão responsável dos recursos e a preservação da natureza.</w:t>
+      </w:r>
+      <w:r>
+        <w:rPr>
+          <w:rFonts w:eastAsia="Arial" w:cs="Arial"/>
+          <w:noProof/>
+        </w:rPr>
+        <w:t xml:space="preserve"> Ao permitir que os usuários experimentem as consequências de suas decisões dentro do jogo, a ferramenta contribui para o desenvolvimento do pensamento crítico e para a formação de uma consciência mais sustentável, alinhando-se às demandas contemporâneas de educação e responsabilidade ambiental</w:t>
+      </w:r>
+      <w:r>
+        <w:rPr>
+          <w:rFonts w:eastAsia="Arial" w:cs="Arial"/>
+          <w:noProof/>
+        </w:rPr>
+        <w:t xml:space="preserve"> (Redação SC, 2026)</w:t>
+      </w:r>
+      <w:r>
+        <w:rPr>
+          <w:rFonts w:eastAsia="Arial" w:cs="Arial"/>
+          <w:noProof/>
+        </w:rPr>
+        <w:t>.</w:t>
+      </w:r>
+      <w:commentRangeEnd w:id="12"/>
+      <w:r>
+        <w:commentReference w:id="12"/>
+      </w:r>
+      <w:commentRangeEnd w:id="13"/>
+      <w:r>
+        <w:commentReference w:id="13"/>
+      </w:r>
+      <w:commentRangeEnd w:id="10"/>
+      <w:r>
+        <w:commentReference w:id="10"/>
+      </w:r>
+      <w:commentRangeEnd w:id="11"/>
+      <w:r>
+        <w:commentReference w:id="11"/>
+      </w:r>
+    </w:p>
+    <w:p>
+      <w:pPr>
+        <w:pStyle w:val="Ttulo2"/>
+      </w:pPr>
+      <w:bookmarkStart w:id="14" w:name="_Toc1188228394"/>
+      <w:r>
         <w:lastRenderedPageBreak/>
-        <w:t>O uso de jogos digitais como ferramentas educacionais</w:t>
-      </w:r>
-      <w:r>
-        <w:rPr>
-          <w:rFonts w:eastAsia="Arial" w:cs="Arial"/>
-          <w:noProof/>
-        </w:rPr>
-        <w:t xml:space="preserve"> apresenta grande potencial para a conscientização de diferentes públicos, desde os mais jovens até os mais velhos. Essa abordagem ganhou ainda mais relevância no contexto da pandemia, período em que o ensino passou a ocorrer majoritariamente por meio de plataformas digitais, aproximando o uso da tecnologia do cotidiano educacional. Nesse cenário, os jogos destacam-se por serem uma linguagem mais acessível e atrativa, especialmente para o público jovem, facilitando o engajamento e a assimilação de conteúdos complexos </w:t>
-      </w:r>
-      <w:r>
-        <w:rPr>
-          <w:rFonts w:eastAsia="Arial" w:cs="Arial"/>
-          <w:noProof/>
-          <w:highlight w:val="yellow"/>
-        </w:rPr>
-        <w:t>(S</w:t>
-      </w:r>
-      <w:r>
-        <w:rPr>
-          <w:rFonts w:eastAsia="Arial" w:cs="Arial"/>
-          <w:noProof/>
-          <w:highlight w:val="yellow"/>
-        </w:rPr>
-        <w:t>ict</w:t>
-      </w:r>
-      <w:r>
-        <w:rPr>
-          <w:rFonts w:eastAsia="Arial" w:cs="Arial"/>
-          <w:noProof/>
-          <w:highlight w:val="yellow"/>
-        </w:rPr>
-        <w:t>, 2024)</w:t>
-      </w:r>
-      <w:r>
-        <w:rPr>
-          <w:rFonts w:eastAsia="Arial" w:cs="Arial"/>
-          <w:noProof/>
-        </w:rPr>
-        <w:t>.</w:t>
-      </w:r>
-    </w:p>
-    <w:p>
-      <w:r>
-        <w:rPr>
-          <w:rFonts w:eastAsia="Arial" w:cs="Arial"/>
-          <w:noProof/>
-        </w:rPr>
-        <w:t xml:space="preserve">Dentro desse contexto, existem exemplos de jogos que abordam a temática da preservação ambiental e os impactos da ação humana sobre a natureza. Um exemplo é o jogo Endling: Extinction is Forever (2022), no qual o jogador controla uma raposa em um ambiente degradado pela intervenção humana, enfrentando desafios para sobreviver enquanto cuida de seus filhotes. O jogo não apenas retrata a devastação ambiental, mas também promove reflexões sobre a importância da conservação dos ecossistemas e as consequências da exploração descontrolada dos recursos naturais </w:t>
-      </w:r>
-      <w:r>
-        <w:rPr>
-          <w:rFonts w:eastAsia="Arial" w:cs="Arial"/>
-          <w:noProof/>
-          <w:highlight w:val="yellow"/>
-        </w:rPr>
-        <w:t>(L</w:t>
-      </w:r>
-      <w:r>
-        <w:rPr>
-          <w:rFonts w:eastAsia="Arial" w:cs="Arial"/>
-          <w:noProof/>
-          <w:highlight w:val="yellow"/>
-        </w:rPr>
-        <w:t>ima</w:t>
-      </w:r>
-      <w:r>
-        <w:rPr>
-          <w:rFonts w:eastAsia="Arial" w:cs="Arial"/>
-          <w:noProof/>
-          <w:highlight w:val="yellow"/>
-        </w:rPr>
-        <w:t>, 2022)</w:t>
-      </w:r>
-      <w:r>
-        <w:rPr>
-          <w:rFonts w:eastAsia="Arial" w:cs="Arial"/>
-          <w:noProof/>
-        </w:rPr>
-        <w:t>.</w:t>
-      </w:r>
-    </w:p>
-    <w:p>
-      <w:r>
-        <w:rPr>
-          <w:rFonts w:eastAsia="Arial" w:cs="Arial"/>
-          <w:noProof/>
-        </w:rPr>
-        <w:t xml:space="preserve">Diante desse cenário, torna-se evidente a importância de desenvolver soluções educativas inovadoras que utilizem o potencial dos jogos digitais para promover a conscientização socioambiental. Nesse sentido, a criação do projeto Thermautomata justifica-se pela proposta de simular, de forma interativa, </w:t>
-      </w:r>
-      <w:r>
-        <w:rPr>
-          <w:rFonts w:eastAsia="Arial" w:cs="Arial"/>
-          <w:noProof/>
-          <w:highlight w:val="yellow"/>
-        </w:rPr>
-        <w:t xml:space="preserve">o </w:t>
-      </w:r>
-      <w:r>
-        <w:rPr>
-          <w:rFonts w:eastAsia="Arial" w:cs="Arial"/>
-          <w:noProof/>
-          <w:szCs w:val="24"/>
-          <w:highlight w:val="yellow"/>
-        </w:rPr>
-        <w:t>equilíbrio entre o avanço tecnológico, a automação, o crescimento urbano, a gestão responsável dos recursos e a preservação da natureza</w:t>
-      </w:r>
-      <w:r>
-        <w:rPr>
-          <w:rFonts w:eastAsia="Arial" w:cs="Arial"/>
-          <w:noProof/>
-          <w:szCs w:val="24"/>
-        </w:rPr>
-        <w:t>.</w:t>
-      </w:r>
-      <w:r>
-        <w:rPr>
-          <w:rFonts w:eastAsia="Arial" w:cs="Arial"/>
-          <w:noProof/>
-        </w:rPr>
-        <w:t xml:space="preserve"> Ao permitir que os usuários experimentem as consequências de suas decisões dentro do jogo, a ferramenta contribui para o desenvolvimento do pensamento crítico e para a formação de uma consciência mais sustentável, alinhando-se às demandas contemporâneas de educação e responsabilidade ambiental</w:t>
-      </w:r>
-      <w:r>
-        <w:rPr>
-          <w:rFonts w:eastAsia="Arial" w:cs="Arial"/>
-          <w:noProof/>
-        </w:rPr>
+        <w:t>Objetivos</w:t>
+      </w:r>
+      <w:bookmarkEnd w:id="14"/>
+    </w:p>
+    <w:p>
+      <w:pPr>
+        <w:pStyle w:val="Ttulo3"/>
+      </w:pPr>
+      <w:bookmarkStart w:id="15" w:name="_Toc477761157"/>
+      <w:r>
+        <w:t>Objetivo Geral</w:t>
+      </w:r>
+      <w:bookmarkEnd w:id="15"/>
+    </w:p>
+    <w:p>
+      <w:r>
+        <w:t xml:space="preserve">Desenvolver um jogo cujo objetivo deve ser sobre a educação e o aumento da compreensão de tópicos como política, automação e poluição. O projeto deve abranger esses tópicos, e fazer com que seus usuários </w:t>
+      </w:r>
+      <w:r>
+        <w:t>desenvolvam um</w:t>
+      </w:r>
+      <w:r>
+        <w:t xml:space="preserve"> conhecimento</w:t>
+      </w:r>
+      <w:r>
         <w:t xml:space="preserve"> </w:t>
       </w:r>
       <w:r>
-        <w:rPr>
-          <w:rFonts w:eastAsia="Arial" w:cs="Arial"/>
-          <w:noProof/>
-          <w:szCs w:val="24"/>
-        </w:rPr>
-        <w:t>(Redação SC, 2026)</w:t>
-      </w:r>
-      <w:r>
-        <w:rPr>
-          <w:rFonts w:eastAsia="Arial" w:cs="Arial"/>
-          <w:noProof/>
-        </w:rPr>
-        <w:t>.</w:t>
-      </w:r>
-      <w:commentRangeEnd w:id="12"/>
-      <w:r>
-        <w:commentReference w:id="12"/>
-      </w:r>
-      <w:commentRangeEnd w:id="10"/>
-      <w:commentRangeEnd w:id="11"/>
-      <w:commentRangeEnd w:id="13"/>
-      <w:r>
-        <w:rPr>
-          <w:rStyle w:val="Refdecomentrio"/>
-        </w:rPr>
-        <w:commentReference w:id="13"/>
-      </w:r>
-      <w:r>
-        <w:commentReference w:id="10"/>
-      </w:r>
-      <w:r>
-        <w:rPr>
-          <w:rStyle w:val="Refdecomentrio"/>
-        </w:rPr>
-        <w:commentReference w:id="11"/>
-      </w:r>
-    </w:p>
-    <w:p>
-      <w:pPr>
-        <w:pStyle w:val="Ttulo2"/>
-      </w:pPr>
-      <w:bookmarkStart w:id="14" w:name="_Toc233220973"/>
-      <w:r>
-        <w:t>Objetivos</w:t>
-      </w:r>
-      <w:bookmarkEnd w:id="14"/>
+        <w:t>funcional e aplicável.</w:t>
+      </w:r>
     </w:p>
     <w:p>
       <w:pPr>
         <w:pStyle w:val="Ttulo3"/>
       </w:pPr>
-      <w:bookmarkStart w:id="15" w:name="_Toc233220974"/>
-      <w:r>
-        <w:t>Objetivo Geral</w:t>
-      </w:r>
-      <w:bookmarkEnd w:id="15"/>
-    </w:p>
-    <w:p>
-      <w:r>
-        <w:rPr>
-          <w:noProof/>
-        </w:rPr>
-        <w:t>Desenvolver um jogo cujo objetivo deve ser a educação e sobre o aumento da compreensão de tópicos como a pólitica, automação e poluição. O projeto deve abranger esses tópicos, e fazer com que seus usuários possuam conhecimento funcional e aplicável.</w:t>
-      </w:r>
-    </w:p>
-    <w:p>
-      <w:pPr>
-        <w:pStyle w:val="Ttulo3"/>
-      </w:pPr>
-      <w:bookmarkStart w:id="16" w:name="_Toc233220975"/>
-      <w:r>
-        <w:lastRenderedPageBreak/>
+      <w:bookmarkStart w:id="16" w:name="_Toc710931449"/>
+      <w:r>
         <w:t>Objetivos Específicos</w:t>
       </w:r>
       <w:bookmarkEnd w:id="16"/>
@@ -4083,25 +3067,14 @@
         <w:pStyle w:val="PargrafodaLista"/>
         <w:numPr>
           <w:ilvl w:val="0"/>
-          <w:numId w:val="3"/>
+          <w:numId w:val="1"/>
         </w:numPr>
-        <w:rPr>
-          <w:noProof/>
-        </w:rPr>
-      </w:pPr>
-      <w:r>
-        <w:rPr>
-          <w:rFonts w:eastAsia="Arial" w:cs="Arial"/>
-          <w:color w:val="000000" w:themeColor="text1"/>
-          <w:szCs w:val="24"/>
-        </w:rPr>
-        <w:t>Conscientização sobre política</w:t>
-      </w:r>
-      <w:r>
-        <w:rPr>
-          <w:noProof/>
-        </w:rPr>
-        <w:t>.</w:t>
+      </w:pPr>
+      <w:r>
+        <w:t>Promover conhecimento aprimorado</w:t>
+      </w:r>
+      <w:r>
+        <w:t xml:space="preserve"> sobre a política.</w:t>
       </w:r>
     </w:p>
     <w:p>
@@ -4109,23 +3082,14 @@
         <w:pStyle w:val="PargrafodaLista"/>
         <w:numPr>
           <w:ilvl w:val="0"/>
-          <w:numId w:val="3"/>
+          <w:numId w:val="1"/>
         </w:numPr>
-        <w:rPr>
-          <w:noProof/>
-        </w:rPr>
-      </w:pPr>
-      <w:r>
-        <w:rPr>
-          <w:noProof/>
-        </w:rPr>
-        <w:t>Conscientização sobre a complexidade de uma cadeia de produção</w:t>
-      </w:r>
-      <w:r>
-        <w:rPr>
-          <w:noProof/>
-        </w:rPr>
-        <w:t>.</w:t>
+      </w:pPr>
+      <w:r>
+        <w:t>Demonstrar</w:t>
+      </w:r>
+      <w:r>
+        <w:t xml:space="preserve"> a complexidade de uma cadeia de produção.</w:t>
       </w:r>
     </w:p>
     <w:p>
@@ -4133,25 +3097,14 @@
         <w:pStyle w:val="PargrafodaLista"/>
         <w:numPr>
           <w:ilvl w:val="0"/>
-          <w:numId w:val="3"/>
+          <w:numId w:val="1"/>
         </w:numPr>
-        <w:rPr>
-          <w:noProof/>
-        </w:rPr>
-      </w:pPr>
-      <w:r>
-        <w:rPr>
-          <w:rFonts w:eastAsia="Arial" w:cs="Arial"/>
-          <w:color w:val="000000" w:themeColor="text1"/>
-          <w:szCs w:val="24"/>
-        </w:rPr>
-        <w:t>Conscientização em relação às dificuldades da transferência de tecnologias e modo de geração de energia</w:t>
-      </w:r>
-      <w:r>
-        <w:rPr>
-          <w:noProof/>
-        </w:rPr>
-        <w:t>.</w:t>
+      </w:pPr>
+      <w:r>
+        <w:t>Conscientizar usuários</w:t>
+      </w:r>
+      <w:r>
+        <w:t xml:space="preserve"> em relação às dificuldades da transferência de tecnologias e modo de geração de energia.</w:t>
       </w:r>
     </w:p>
     <w:p>
@@ -4159,23 +3112,11 @@
         <w:pStyle w:val="PargrafodaLista"/>
         <w:numPr>
           <w:ilvl w:val="0"/>
-          <w:numId w:val="3"/>
+          <w:numId w:val="1"/>
         </w:numPr>
-        <w:rPr>
-          <w:noProof/>
-        </w:rPr>
-      </w:pPr>
-      <w:r>
-        <w:rPr>
-          <w:noProof/>
-        </w:rPr>
-        <w:t>Desenvolver uma plataforma digital intuitiva e prática para a conscientização de ciências políticas e dificuldades de infraestrutura</w:t>
-      </w:r>
-      <w:r>
-        <w:rPr>
-          <w:noProof/>
-        </w:rPr>
-        <w:t>.</w:t>
+      </w:pPr>
+      <w:r>
+        <w:t>Desenvolver uma plataforma digital intuitiva e prática para a conscientização de ciências políticas e dificuldades de infraestrutura.</w:t>
       </w:r>
     </w:p>
     <w:p>
@@ -4183,34 +3124,21 @@
         <w:pStyle w:val="PargrafodaLista"/>
         <w:numPr>
           <w:ilvl w:val="0"/>
-          <w:numId w:val="3"/>
+          <w:numId w:val="1"/>
         </w:numPr>
-        <w:rPr>
-          <w:noProof/>
-        </w:rPr>
-      </w:pPr>
-      <w:r>
-        <w:rPr>
-          <w:rFonts w:eastAsia="Arial" w:cs="Arial"/>
-          <w:color w:val="000000" w:themeColor="text1"/>
-          <w:szCs w:val="24"/>
-        </w:rPr>
-        <w:t>Conscientização sobre os impactos da poluição humana</w:t>
-      </w:r>
-      <w:r>
-        <w:rPr>
-          <w:rFonts w:eastAsia="Arial" w:cs="Arial"/>
-          <w:color w:val="000000" w:themeColor="text1"/>
-          <w:szCs w:val="24"/>
-        </w:rPr>
-        <w:t>.</w:t>
+      </w:pPr>
+      <w:r>
+        <w:t>Inteirar usuários com informações</w:t>
+      </w:r>
+      <w:r>
+        <w:t xml:space="preserve"> sobre os impactos da poluição humana.</w:t>
       </w:r>
     </w:p>
     <w:p>
       <w:pPr>
         <w:pStyle w:val="Ttulo2"/>
       </w:pPr>
-      <w:bookmarkStart w:id="17" w:name="_Toc233220976"/>
+      <w:bookmarkStart w:id="17" w:name="_Toc651295823"/>
       <w:r>
         <w:t>Metodologia</w:t>
       </w:r>
@@ -4219,68 +3147,108 @@
     <w:p>
       <w:pPr>
         <w:rPr>
-          <w:noProof/>
-        </w:rPr>
-      </w:pPr>
-      <w:r>
-        <w:rPr>
-          <w:noProof/>
-        </w:rPr>
-        <w:t>Lorem ipsum dolor sit amet, consectetuer adipiscing elit. Maecenas porttitor congue massa. Fusce posuere, magna sed pulvinar ultricies, purus lectus malesuada libero, sit amet commodo magna eros quis urna.</w:t>
-      </w:r>
-    </w:p>
-    <w:p>
-      <w:pPr>
-        <w:rPr>
-          <w:noProof/>
-        </w:rPr>
-      </w:pPr>
-      <w:r>
-        <w:rPr>
-          <w:noProof/>
-        </w:rPr>
-        <w:t>Nunc viverra imperdiet enim. Fusce est. Vivamus a tellus.</w:t>
-      </w:r>
-    </w:p>
-    <w:p>
-      <w:pPr>
-        <w:rPr>
-          <w:noProof/>
-        </w:rPr>
-      </w:pPr>
-      <w:r>
-        <w:rPr>
-          <w:noProof/>
-        </w:rPr>
-        <w:t>Pellentesque habitant morbi tristique senectus et netus et malesuada fames ac turpis egestas. Proin pharetra nonummy pede. Mauris et orci.</w:t>
-      </w:r>
-    </w:p>
-    <w:p>
-      <w:pPr>
-        <w:rPr>
-          <w:noProof/>
-        </w:rPr>
-      </w:pPr>
-      <w:r>
-        <w:rPr>
-          <w:noProof/>
-        </w:rPr>
-        <w:t>Aenean nec lorem. In porttitor. Donec laoreet nonummy augue.</w:t>
-      </w:r>
-    </w:p>
-    <w:p>
-      <w:r>
-        <w:rPr>
-          <w:noProof/>
-        </w:rPr>
-        <w:t>Suspendisse dui purus, scelerisque at, vulputate vitae, pretium mattis, nunc. Mauris eget neque at sem venenatis eleifend. Ut nonummy.</w:t>
+          <w:rFonts w:ascii="Times New Roman" w:hAnsi="Times New Roman"/>
+        </w:rPr>
+      </w:pPr>
+      <w:bookmarkStart w:id="18" w:name="_Toc1170627315"/>
+      <w:r>
+        <w:t xml:space="preserve">O desenvolvimento do jogo </w:t>
+      </w:r>
+      <w:proofErr w:type="spellStart"/>
+      <w:r>
+        <w:t>Thermautomata</w:t>
+      </w:r>
+      <w:proofErr w:type="spellEnd"/>
+      <w:r>
+        <w:t xml:space="preserve"> fundamentou-se em três abordagens metodológicas complementares: a pesquisa bibliográfica e exploratória, a pesquisa de campo e a pesquisa aplicada de caráter experimental. A adoção dessas metodologias teve como finalidade identificar as necessidades e expectativas do público-alvo e, posteriormente, desenvolver uma solução digital capaz de proporcionar uma experiência lúdica e desafiadora.</w:t>
+      </w:r>
+    </w:p>
+    <w:p>
+      <w:r>
+        <w:t xml:space="preserve">Inicialmente, foi realizada uma pesquisa bibliográfica e exploratória, visando reunir conhecimentos sobre os conceitos que fundamentam o desenvolvimento de jogos digitais, bem como os princípios de </w:t>
+      </w:r>
+      <w:r>
+        <w:rPr>
+          <w:i/>
+          <w:iCs/>
+        </w:rPr>
+        <w:t>game design</w:t>
+      </w:r>
+      <w:r>
+        <w:t>, experiência do usuário (UX), balanceamento de mecânicas e gerenciamento de recursos. Além disso, foram analisadas obras e estudos relacionados aos gêneros que serviram de referência para a concepção do projeto, possibilitando a definição dos principais requisitos funcionais e conceituais do jogo.</w:t>
+      </w:r>
+    </w:p>
+    <w:p>
+      <w:r>
+        <w:t xml:space="preserve">De forma paralela, foi empregada a metodologia </w:t>
+      </w:r>
+      <w:r>
+        <w:t xml:space="preserve">Design </w:t>
+      </w:r>
+      <w:proofErr w:type="spellStart"/>
+      <w:r>
+        <w:t>Thinking</w:t>
+      </w:r>
+      <w:proofErr w:type="spellEnd"/>
+      <w:r>
+        <w:t xml:space="preserve">, utilizada como suporte durante todas as etapas do desenvolvimento. O processo contemplou </w:t>
+      </w:r>
+      <w:r>
+        <w:lastRenderedPageBreak/>
+        <w:t>as fases de imersão, definição, ideação, prototipação e testes, permitindo compreender o contexto do problema, levantar requisitos, propor soluções e aperfeiçoar continuamente as mecânicas e funcionalidades implementadas. Essa abordagem contribuiu para que o desenvolvimento permanecesse centrado nas necessidades dos usuários e na melhoria contínua da experiência proporcionada pelo jogo.</w:t>
+      </w:r>
+    </w:p>
+    <w:p>
+      <w:r>
+        <w:t>Na etapa exploratória, foi conduzida uma pesquisa de campo com potenciais jogadores. O objetivo dessa etapa consistiu em identificar preferências, dificuldades, expectativas e características consideradas relevantes, fornecendo subsídios para a definição das mecânicas de jogo, da progressão do jogador e dos elementos de interface.</w:t>
+      </w:r>
+    </w:p>
+    <w:p>
+      <w:r>
+        <w:t xml:space="preserve">Concluídas as etapas de investigação, iniciou-se o desenvolvimento do </w:t>
+      </w:r>
+      <w:proofErr w:type="spellStart"/>
+      <w:r>
+        <w:t>Thermautomata</w:t>
+      </w:r>
+      <w:proofErr w:type="spellEnd"/>
+      <w:r>
+        <w:t xml:space="preserve">, caracterizando a fase de pesquisa aplicada. Para o gerenciamento das atividades da equipe foi adotada a metodologia ágil </w:t>
+      </w:r>
+      <w:r>
+        <w:t>Scrum</w:t>
+      </w:r>
+      <w:r>
+        <w:t>, possibilitando a organização das tarefas em ciclos de desenvolvimento, o acompanhamento contínuo das funcionalidades implementadas e a realização de ajustes ao longo do projeto.</w:t>
+      </w:r>
+    </w:p>
+    <w:p>
+      <w:r>
+        <w:t xml:space="preserve">O desenvolvimento do jogo foi realizado utilizando o programa </w:t>
+      </w:r>
+      <w:r>
+        <w:t>Godot</w:t>
+      </w:r>
+      <w:r>
+        <w:t xml:space="preserve"> como plataforma principal de programaçã</w:t>
+      </w:r>
+      <w:r>
+        <w:t>o</w:t>
+      </w:r>
+      <w:r>
+        <w:t xml:space="preserve">, enquanto o </w:t>
+      </w:r>
+      <w:r>
+        <w:t>Blender</w:t>
+      </w:r>
+      <w:r>
+        <w:t xml:space="preserve"> foi empregado na modelagem e produção dos recursos tridimensionais utilizados no ambiente virtual. As funcionalidades foram implementadas de forma incremental, priorizando aquelas consideradas essenciais com base nos resultados obtidos durante a pesquisa de campo. Ao longo do desenvolvimento, foram realizados testes internos de funcionamento e usabilidade, permitindo a identificação de falhas, o refinamento das mecânicas e a validação contínua da solução proposta.</w:t>
       </w:r>
     </w:p>
     <w:p>
       <w:pPr>
         <w:pStyle w:val="Ttulo2"/>
       </w:pPr>
-      <w:bookmarkStart w:id="18" w:name="_Toc233220977"/>
       <w:r>
         <w:t>Resultados Esperados</w:t>
       </w:r>
@@ -4296,59 +3264,26 @@
         <w:rPr>
           <w:noProof/>
         </w:rPr>
-        <w:t>Lorem ipsum dolor sit amet, consectetuer adipiscing elit. Maecenas porttitor congue massa. Fusce posuere, magna sed pulvinar ultricies, purus lectus malesuada libero, sit amet commodo magna eros quis urna.</w:t>
-      </w:r>
-    </w:p>
-    <w:p>
-      <w:pPr>
-        <w:rPr>
-          <w:noProof/>
-        </w:rPr>
-      </w:pPr>
-      <w:r>
-        <w:rPr>
-          <w:noProof/>
-        </w:rPr>
-        <w:t>Nunc viverra imperdiet enim. Fusce est. Vivamus a tellus.</w:t>
-      </w:r>
-    </w:p>
-    <w:p>
-      <w:pPr>
-        <w:rPr>
-          <w:noProof/>
-        </w:rPr>
-      </w:pPr>
-      <w:r>
-        <w:rPr>
-          <w:noProof/>
-        </w:rPr>
-        <w:t>Pellentesque habitant morbi tristique senectus et netus et malesuada fames ac turpis egestas. Proin pharetra nonummy pede. Mauris et orci.</w:t>
-      </w:r>
-    </w:p>
-    <w:p>
-      <w:pPr>
-        <w:rPr>
-          <w:noProof/>
-        </w:rPr>
-      </w:pPr>
-      <w:r>
-        <w:rPr>
-          <w:noProof/>
-        </w:rPr>
-        <w:t>Aenean nec lorem. In porttitor. Donec laoreet nonummy augue.</w:t>
-      </w:r>
-    </w:p>
-    <w:p>
-      <w:r>
-        <w:rPr>
-          <w:noProof/>
-        </w:rPr>
-        <w:t>Suspendisse dui purus, scelerisque at, vulputate vitae, pretium mattis, nunc. Mauris eget neque at sem venenatis eleifend. Ut nonummy.</w:t>
-      </w:r>
-    </w:p>
-    <w:p>
-      <w:r>
+        <w:t xml:space="preserve">Os usuários do projeto devem obter um conhecimento maior e mais aprofundado sobre tópicos como a política, automação e estrategias sociais de combate à poluição. Há expectativa de que o projeto possua um efeito benefico e imediato sobre seus usuários, permitindo que os mesmos possuam uma boa experiência </w:t>
+      </w:r>
+      <w:r>
+        <w:rPr>
+          <w:noProof/>
+        </w:rPr>
+        <w:t>de jogo e de interação.</w:t>
+      </w:r>
+    </w:p>
+    <w:p>
+      <w:r>
+        <w:rPr>
+          <w:noProof/>
+        </w:rPr>
         <w:lastRenderedPageBreak/>
+        <w:t xml:space="preserve">Espera-se que o jogo possua um grande público, atraindo usuários que busquem comprar o jogo. Dessa forma, sera possível que o projeto seja continuamente desenvolvido e aprimorado, o que ajudará a equipe a idealizar e criar projetos similares posteriormente. </w:t>
+      </w:r>
+    </w:p>
+    <w:p>
+      <w:r>
         <w:br w:type="page"/>
       </w:r>
     </w:p>
@@ -4356,7 +3291,7 @@
       <w:pPr>
         <w:pStyle w:val="Ttulo1"/>
       </w:pPr>
-      <w:bookmarkStart w:id="19" w:name="_Toc233220978"/>
+      <w:bookmarkStart w:id="19" w:name="_Toc1867451136"/>
       <w:r>
         <w:lastRenderedPageBreak/>
         <w:t>REFERENCIAL TEÓRICO</w:t>
@@ -4365,7 +3300,10 @@
     </w:p>
     <w:p>
       <w:r>
-        <w:t>Esse capítulo tem o objetivo de explorar a política do mundo moderno, do uso de jogos como ferramentas educacionais, e por fim as tecnologias utilizadas para o desenvolvimento do projeto.</w:t>
+        <w:rPr>
+          <w:noProof/>
+        </w:rPr>
+        <w:t>Esse capítulo tem o objetivo de explorar a política do mundo moderno, do uso de jogos como ferramentas educacionais, a poluição e sustentabilidade, e por fim as tecnologias utilizadas para o desenvolvimento do projeto.</w:t>
       </w:r>
     </w:p>
     <w:p>
@@ -4377,327 +3315,569 @@
       </w:r>
     </w:p>
     <w:p>
-      <w:pPr>
-        <w:rPr>
-          <w:noProof/>
-        </w:rPr>
-      </w:pPr>
-      <w:r>
-        <w:rPr>
-          <w:noProof/>
-        </w:rPr>
-        <w:t>A política é uma atividade presente em diversos tipos de organizações sociais, possuindo diversas obrigações. Dentre elas, se destacam as leis, as gestões de recursos e a distribuição de funções.</w:t>
-      </w:r>
-      <w:r>
-        <w:rPr>
-          <w:rFonts w:ascii="Calibri" w:eastAsia="Times New Roman" w:hAnsi="Calibri" w:cs="Calibri"/>
-          <w:color w:val="000000"/>
-          <w:sz w:val="27"/>
-          <w:szCs w:val="27"/>
-          <w:lang w:eastAsia="pt-BR"/>
-        </w:rPr>
-        <w:t xml:space="preserve"> </w:t>
-      </w:r>
-      <w:r>
-        <w:rPr>
-          <w:rFonts w:ascii="Calibri" w:eastAsia="Times New Roman" w:hAnsi="Calibri" w:cs="Calibri"/>
-          <w:color w:val="000000"/>
-          <w:sz w:val="27"/>
-          <w:szCs w:val="27"/>
-          <w:lang w:eastAsia="pt-BR"/>
-        </w:rPr>
-        <w:t>(</w:t>
-      </w:r>
-      <w:r>
-        <w:rPr>
-          <w:rFonts w:ascii="Calibri" w:eastAsia="Times New Roman" w:hAnsi="Calibri" w:cs="Calibri"/>
-          <w:color w:val="000000"/>
-          <w:sz w:val="27"/>
-          <w:szCs w:val="27"/>
-          <w:lang w:eastAsia="pt-BR"/>
-        </w:rPr>
-        <w:t>Breviglieri</w:t>
-      </w:r>
-      <w:r>
-        <w:rPr>
-          <w:rFonts w:ascii="Calibri" w:eastAsia="Times New Roman" w:hAnsi="Calibri" w:cs="Calibri"/>
-          <w:color w:val="000000"/>
-          <w:sz w:val="27"/>
-          <w:szCs w:val="27"/>
-          <w:lang w:eastAsia="pt-BR"/>
-        </w:rPr>
-        <w:t>, 2020)</w:t>
-      </w:r>
-      <w:r>
-        <w:rPr>
-          <w:noProof/>
-        </w:rPr>
-        <w:t xml:space="preserve"> </w:t>
-      </w:r>
-    </w:p>
-    <w:p>
-      <w:pPr>
-        <w:rPr>
-          <w:noProof/>
-        </w:rPr>
-      </w:pPr>
-      <w:r>
-        <w:rPr>
-          <w:noProof/>
-        </w:rPr>
-        <w:t xml:space="preserve">Dentre os diversos autores que influenciam a política, pode-se citar Thomas Hobbes, com seu contrato social; </w:t>
-      </w:r>
-      <w:r>
-        <w:rPr>
-          <w:noProof/>
-        </w:rPr>
-        <w:t>John Locke, denominado ‘o pai do liberalismo’ e Jean Jacques Rosseau, que propos sua ideia sobre o estado natural humano. Suas ideias e propostas influenciam diretamente o pensamento político social, ajudando a moldar como o mundo hoje é governado.</w:t>
+      <w:r>
+        <w:rPr>
+          <w:noProof/>
+        </w:rPr>
+        <w:t>A política é uma atividade presente em diversos tipos de organizações sociais, sendo responsável por estabelecer regras, tomar decisões e organizar a convivência entre os indivíduos. Entre suas principais funções estão a criação de leis, a gestão de recursos públicos, a distribuição de responsabilidades e a promoção do bem-estar da sociedade. Dessa forma, a política exerce um papel fundamental na organização do Estado e no funcionamento das instituições. (Breviglieri, 2020).</w:t>
+      </w:r>
+    </w:p>
+    <w:p>
+      <w:r>
+        <w:rPr>
+          <w:noProof/>
+        </w:rPr>
+        <w:t>A política no mundo moderno corresponde ao conjunto de práticas e instituições responsáveis pela organização da sociedade e pela administração do Estado. Com o desenvolvimento da modernidade, surgiram novas formas de governo, ampliou-se a participação da população nas decisões políticas e consolidaram-se princípios como a democracia, os direitos individuais e a divisão dos poderes. Além disso, a política moderna busca atender às demandas da sociedade por meio da criação de leis, políticas públicas e mecanismos de representação, adaptando-se constantemente às transformações sociais, econômicas e tecnológicas. (Mesquita, 2025).</w:t>
+      </w:r>
+    </w:p>
+    <w:p>
+      <w:r>
+        <w:rPr>
+          <w:noProof/>
+        </w:rPr>
+        <w:t>Ao longo da história, diversos filósofos contribuíram para o desenvolvimento do pensamento político moderno. Entre eles, destacam-se Thomas Hobbes, que formulou a teoria do contrato social; John Locke, conhecido como o "pai do liberalismo", por defender os direitos naturais e a limitação do poder do Estado; e Jean-Jacques Rousseau, que apresentou sua visão sobre o estado natural do ser humano e a soberania popular. As ideias desses pensadores influenciaram a construção de diferentes modelos de governo e continuam presentes em debates sobre democracia, cidadania, direitos e deveres da população.</w:t>
+      </w:r>
+    </w:p>
+    <w:p>
+      <w:pPr>
+        <w:pStyle w:val="Ttulo2"/>
+        <w:rPr>
+          <w:noProof/>
+        </w:rPr>
+      </w:pPr>
+      <w:r>
+        <w:rPr>
+          <w:noProof/>
+        </w:rPr>
+        <w:t>Jogos como Ferramentas Educacionais</w:t>
+      </w:r>
+    </w:p>
+    <w:p>
+      <w:pPr>
+        <w:rPr>
+          <w:rFonts w:eastAsia="Calibri"/>
+          <w:noProof/>
+          <w:szCs w:val="24"/>
+        </w:rPr>
+      </w:pPr>
+      <w:r>
+        <w:rPr>
+          <w:rFonts w:eastAsia="Calibri"/>
+          <w:noProof/>
+          <w:szCs w:val="24"/>
+        </w:rPr>
+        <w:t xml:space="preserve">Os jogos como ferramentas educacionais consistem em recursos pedagógicos desenvolvidos ou adaptados com o objetivo de apoiar o processo de ensino e </w:t>
+      </w:r>
+      <w:r>
+        <w:rPr>
+          <w:rFonts w:eastAsia="Calibri"/>
+          <w:noProof/>
+          <w:szCs w:val="24"/>
+        </w:rPr>
+        <w:lastRenderedPageBreak/>
+        <w:t xml:space="preserve">aprendizagem. Diferentemente dos jogos voltados exclusivamente ao entretenimento, os jogos educacionais possuem objetivos didáticos definidos e utilizam elementos como desafios, regras e recompensas para estimular a construção do conhecimento em contextos formais e informais de aprendizagem. </w:t>
+      </w:r>
+      <w:r>
+        <w:rPr>
+          <w:rFonts w:eastAsia="Calibri"/>
+          <w:noProof/>
+          <w:szCs w:val="24"/>
+        </w:rPr>
+        <w:t>(Panosso; Souza; Haydu, 2015)</w:t>
+      </w:r>
+    </w:p>
+    <w:p>
+      <w:pPr>
+        <w:rPr>
+          <w:rFonts w:eastAsia="Calibri"/>
+          <w:noProof/>
+          <w:szCs w:val="24"/>
+        </w:rPr>
+      </w:pPr>
+      <w:r>
+        <w:rPr>
+          <w:rFonts w:eastAsia="Calibri"/>
+          <w:noProof/>
+          <w:szCs w:val="24"/>
+        </w:rPr>
+        <w:t xml:space="preserve">Os jogos digitais vêm sendo cada vez mais utilizados como ferramentas de apoio ao ensino, pois proporcionam uma aprendizagem mais dinâmica e interativa. Além de tornar o processo educativo mais atrativo, eles podem contribuir para a construção do conhecimento em diferentes áreas, estimulando habilidades como o pensamento crítico, a resolução de problemas e a colaboração entre os estudantes. No entanto, para que os jogos cumpram seu papel educacional, é necessário que seu uso esteja alinhado aos objetivos de aprendizagem e às práticas pedagógicas adotadas. </w:t>
+      </w:r>
+      <w:r>
+        <w:rPr>
+          <w:rFonts w:eastAsia="Arial" w:cs="Arial"/>
+          <w:noProof/>
+          <w:szCs w:val="24"/>
+        </w:rPr>
+        <w:t>(Santos; Rocha, 2024)</w:t>
+      </w:r>
+    </w:p>
+    <w:p>
+      <w:r>
+        <w:rPr>
+          <w:rFonts w:eastAsia="Arial" w:cs="Arial"/>
+          <w:noProof/>
+          <w:szCs w:val="24"/>
+        </w:rPr>
+        <w:t>Além de favorecer a aprendizagem dos conteúdos, os jogos educacionais contribuem para o desenvolvimento de competências cognitivas, sociais e emocionais. Quando utilizados de forma planejada, estimulam o raciocínio lógico, a criatividade, a tomada de decisões, o trabalho em equipe e a autonomia dos estudantes, tornando o processo de ensino mais participativo e significativo.</w:t>
+      </w:r>
+      <w:r>
+        <w:rPr>
+          <w:rFonts w:eastAsia="Arial" w:cs="Arial"/>
+          <w:noProof/>
+          <w:szCs w:val="24"/>
+        </w:rPr>
+        <w:t xml:space="preserve"> (</w:t>
+      </w:r>
+      <w:r>
+        <w:rPr>
+          <w:rFonts w:eastAsia="Arial" w:cs="Arial"/>
+          <w:noProof/>
+          <w:szCs w:val="24"/>
+        </w:rPr>
+        <w:t>Cóser, 2025)</w:t>
+      </w:r>
+    </w:p>
+    <w:p>
+      <w:r>
+        <w:rPr>
+          <w:rFonts w:eastAsia="Arial" w:cs="Arial"/>
+          <w:noProof/>
+          <w:szCs w:val="24"/>
+        </w:rPr>
+        <w:t>Entretanto, os jogos não devem ser considerados uma solução isolada para os desafios da educação. Sua eficácia depende do planejamento do professor, da adequação aos objetivos pedagógicos e da forma como são integrados ao currículo escolar. Quando utilizados de maneira intencional, podem complementar outras metodologias de ensino e enriquecer a experiência de aprendizagem dos estudantes.</w:t>
+      </w:r>
+      <w:r>
+        <w:rPr>
+          <w:rFonts w:eastAsia="Arial" w:cs="Arial"/>
+          <w:noProof/>
+          <w:szCs w:val="24"/>
+        </w:rPr>
+        <w:t xml:space="preserve"> (Santos; Rocha, 2024)</w:t>
+      </w:r>
+    </w:p>
+    <w:p>
+      <w:pPr>
+        <w:rPr>
+          <w:rFonts w:eastAsia="Calibri"/>
+          <w:noProof/>
+          <w:szCs w:val="24"/>
+        </w:rPr>
+      </w:pPr>
+    </w:p>
+    <w:p>
+      <w:pPr>
+        <w:rPr>
+          <w:noProof/>
+        </w:rPr>
+      </w:pPr>
+    </w:p>
+    <w:p>
+      <w:pPr>
+        <w:pStyle w:val="Ttulo2"/>
+      </w:pPr>
+      <w:bookmarkStart w:id="20" w:name="_Toc1205245770"/>
+      <w:r>
+        <w:t>Tecnologias Utilizadas no Desenvolvimento do Projeto</w:t>
+      </w:r>
+      <w:bookmarkEnd w:id="20"/>
+    </w:p>
+    <w:p>
+      <w:r>
+        <w:t xml:space="preserve">O desenvolvimento do projeto exigiu a utilização de diferentes tecnologias e ferramentas voltadas à programação, desenvolvimento web, produção de recursos multimídia </w:t>
+      </w:r>
+      <w:r>
+        <w:t xml:space="preserve">e documentação. A seleção dessas tecnologias considerou fatores como facilidade de uso, desempenho, compatibilidade e disponibilidade de documentação, </w:t>
+      </w:r>
+      <w:r>
+        <w:lastRenderedPageBreak/>
+        <w:t xml:space="preserve">contribuindo para a implementação das funcionalidades e para </w:t>
+      </w:r>
+      <w:r>
+        <w:t>a organização do projeto.</w:t>
       </w:r>
     </w:p>
     <w:p>
       <w:pPr>
         <w:pStyle w:val="Ttulo3"/>
       </w:pPr>
-      <w:bookmarkStart w:id="20" w:name="_Toc233220980"/>
-      <w:r>
-        <w:t>Aura</w:t>
-      </w:r>
-      <w:bookmarkEnd w:id="20"/>
-    </w:p>
-    <w:p>
-      <w:pPr>
-        <w:rPr>
-          <w:noProof/>
-        </w:rPr>
-      </w:pPr>
-      <w:r>
-        <w:rPr>
-          <w:noProof/>
-        </w:rPr>
-        <w:t>Lorem ipsum dolor sit amet, consectetuer adipiscing elit. Maecenas porttitor congue massa. Fusce posuere, magna sed pulvinar ultricies, purus lectus malesuada libero, sit amet commodo magna eros quis urna.</w:t>
-      </w:r>
-    </w:p>
-    <w:p>
-      <w:pPr>
-        <w:rPr>
-          <w:noProof/>
-        </w:rPr>
-      </w:pPr>
-      <w:r>
-        <w:rPr>
-          <w:noProof/>
-        </w:rPr>
-        <w:t>Nunc viverra imperdiet enim. Fusce est. Vivamus a tellus.</w:t>
-      </w:r>
-    </w:p>
-    <w:p>
-      <w:pPr>
-        <w:rPr>
-          <w:noProof/>
-        </w:rPr>
-      </w:pPr>
-      <w:r>
-        <w:rPr>
-          <w:noProof/>
-        </w:rPr>
-        <w:t>Pellentesque habitant morbi tristique senectus et netus et malesuada fames ac turpis egestas. Proin pharetra nonummy pede. Mauris et orci.</w:t>
-      </w:r>
-    </w:p>
-    <w:p>
-      <w:pPr>
-        <w:rPr>
-          <w:noProof/>
-        </w:rPr>
-      </w:pPr>
-      <w:r>
-        <w:rPr>
-          <w:noProof/>
-        </w:rPr>
-        <w:t>Aenean nec lorem. In porttitor. Donec laoreet nonummy augue.</w:t>
-      </w:r>
-    </w:p>
-    <w:p>
-      <w:r>
-        <w:rPr>
-          <w:noProof/>
-        </w:rPr>
-        <w:t>Suspendisse dui purus, scelerisque at, vulputate vitae, pretium mattis, nunc. Mauris eget neque at sem venenatis eleifend. Ut nonummy.</w:t>
-      </w:r>
-    </w:p>
-    <w:p>
-      <w:pPr>
-        <w:pStyle w:val="Ttulo2"/>
-      </w:pPr>
-      <w:bookmarkStart w:id="21" w:name="_Toc233220981"/>
-      <w:r>
-        <w:t>Outro subtítulo</w:t>
+      <w:bookmarkStart w:id="21" w:name="_Toc1663456373"/>
+      <w:r>
+        <w:t xml:space="preserve">Godot </w:t>
+      </w:r>
+      <w:r>
+        <w:t xml:space="preserve">Engine </w:t>
+      </w:r>
+      <w:r>
+        <w:t>e GDScript</w:t>
       </w:r>
       <w:bookmarkEnd w:id="21"/>
     </w:p>
     <w:p>
-      <w:pPr>
-        <w:rPr>
-          <w:noProof/>
-        </w:rPr>
-      </w:pPr>
-      <w:r>
-        <w:rPr>
-          <w:noProof/>
-        </w:rPr>
-        <w:t>Lorem ipsum dolor sit amet, consectetuer adipiscing elit. Maecenas porttitor congue massa. Fusce posuere, magna sed pulvinar ultricies, purus lectus malesuada libero, sit amet commodo magna eros quis urna.</w:t>
-      </w:r>
-    </w:p>
-    <w:p>
-      <w:pPr>
-        <w:rPr>
-          <w:noProof/>
-        </w:rPr>
-      </w:pPr>
-      <w:r>
-        <w:rPr>
-          <w:noProof/>
-        </w:rPr>
-        <w:t>Nunc viverra imperdiet enim. Fusce est. Vivamus a tellus.</w:t>
-      </w:r>
-    </w:p>
-    <w:p>
-      <w:pPr>
-        <w:rPr>
-          <w:noProof/>
-        </w:rPr>
-      </w:pPr>
+      <w:r>
+        <w:rPr>
+          <w:noProof/>
+        </w:rPr>
+        <w:t>A</w:t>
+      </w:r>
+      <w:r>
+        <w:rPr>
+          <w:noProof/>
+        </w:rPr>
+        <w:t xml:space="preserve"> Godot Engine é um programa utilizado para criar jogos digitais. Ela reúne diversas ferramentas em um só lugar, permitindo desenvolver jogos em 2D e 3D de forma mais simples, sem precisar criar tudo do zero. Com ela, é possível criar personagens, cenários, animações e programar o funcionamento do jogo</w:t>
+      </w:r>
+      <w:r>
+        <w:rPr>
+          <w:noProof/>
+        </w:rPr>
+        <w:t>. Depois de tudo pronto, o jogo pode ser publicado em diferentes plataformas, como computadores ou celulares, além d</w:t>
+      </w:r>
+      <w:r>
+        <w:rPr>
+          <w:noProof/>
+        </w:rPr>
+        <w:t>a</w:t>
+      </w:r>
+      <w:r>
+        <w:rPr>
+          <w:noProof/>
+        </w:rPr>
+        <w:t xml:space="preserve"> Godot ser uma ferramenta gratuita e de código aberto, o que permite que qualquer pessoa possa utilizá-la livremente para desenvolver seu</w:t>
+      </w:r>
+      <w:r>
+        <w:rPr>
+          <w:noProof/>
+        </w:rPr>
+        <w:t>s próprios jogos.</w:t>
+      </w:r>
+      <w:r>
+        <w:rPr>
+          <w:noProof/>
+        </w:rPr>
+        <w:t xml:space="preserve"> (Godot Community, 2014)</w:t>
+      </w:r>
+    </w:p>
+    <w:p>
+      <w:r>
+        <w:rPr>
+          <w:noProof/>
+        </w:rPr>
+        <w:t>A</w:t>
+      </w:r>
+      <w:r>
+        <w:rPr>
+          <w:noProof/>
+        </w:rPr>
+        <w:t xml:space="preserve"> GDScript é a linguagem de programação criada especialmente para o Godot Engine. Ela é utilizada para controlar o funcionamento dos jogos, como o movimento dos personagens, as ações dos inimigos e os eventos que acontecem</w:t>
+      </w:r>
+      <w:r>
+        <w:rPr>
+          <w:noProof/>
+        </w:rPr>
+        <w:t xml:space="preserve">. </w:t>
+      </w:r>
+      <w:r>
+        <w:rPr>
+          <w:noProof/>
+        </w:rPr>
+        <w:t>Por ter sido desenvolvida para a Godot, a GDScript funciona de forma integrada à engine, tornando o desenvolvimento de jogos mais prático e eficiente.</w:t>
+      </w:r>
+      <w:r>
+        <w:rPr>
+          <w:noProof/>
+        </w:rPr>
+        <w:t xml:space="preserve"> (Godot Community, 2014)</w:t>
+      </w:r>
+    </w:p>
+    <w:p>
+      <w:pPr>
+        <w:pStyle w:val="Ttulo3"/>
+        <w:rPr>
+          <w:noProof/>
+        </w:rPr>
+      </w:pPr>
+      <w:bookmarkStart w:id="22" w:name="_Toc1973201569"/>
+      <w:r>
+        <w:rPr>
+          <w:noProof/>
+        </w:rPr>
+        <w:t>Visual Studio Code</w:t>
+      </w:r>
+      <w:bookmarkEnd w:id="22"/>
+    </w:p>
+    <w:p>
+      <w:r>
+        <w:rPr>
+          <w:noProof/>
+        </w:rPr>
+        <w:t>O Visual Studio Code (VS Code) é um editor de código-fonte utilizado para desenvolver programas, sites, aplicativos e jogos. Ele oferece ferramentas que facilitam a escrita, organização e teste do código, tornando o desenvolvimento mais prático.</w:t>
+      </w:r>
+      <w:r>
+        <w:rPr>
+          <w:noProof/>
+        </w:rPr>
+        <w:t xml:space="preserve"> (Microsoft, s.d.)</w:t>
+      </w:r>
+    </w:p>
+    <w:p>
+      <w:r>
+        <w:rPr>
+          <w:noProof/>
+        </w:rPr>
+        <w:t>O VS Code é compatível com diversas linguagens de programação, como Java, Python, JavaScript, C#, C++ e PHP, além de permitir a instalação de extensões q</w:t>
+      </w:r>
+      <w:r>
+        <w:rPr>
+          <w:noProof/>
+        </w:rPr>
+        <w:t>ue adicionam novas funcionalidades. Também possui recursos como terminal integrado, depuração de código e controle de versões com Git.</w:t>
+      </w:r>
+      <w:r>
+        <w:rPr>
+          <w:noProof/>
+        </w:rPr>
+        <w:t xml:space="preserve"> (Microsoft,</w:t>
+      </w:r>
+      <w:r>
+        <w:rPr>
+          <w:noProof/>
+        </w:rPr>
+        <w:t xml:space="preserve"> s.d.)</w:t>
+      </w:r>
+    </w:p>
+    <w:p>
+      <w:pPr>
+        <w:pStyle w:val="Ttulo3"/>
+        <w:rPr>
+          <w:noProof/>
+        </w:rPr>
+      </w:pPr>
+      <w:bookmarkStart w:id="23" w:name="_Toc780248768"/>
+      <w:r>
+        <w:rPr>
+          <w:noProof/>
+        </w:rPr>
+        <w:t>Tecnologias para Desenvolvimento Web</w:t>
+      </w:r>
+      <w:bookmarkEnd w:id="23"/>
+    </w:p>
+    <w:p>
+      <w:r>
+        <w:rPr>
+          <w:noProof/>
+        </w:rPr>
+        <w:t xml:space="preserve">JavaScript é uma linguagem de programação utilizada para adicionar interatividade às páginas da web. Com ela, é possível criar funcionalidades como </w:t>
+      </w:r>
       <w:r>
         <w:rPr>
           <w:noProof/>
         </w:rPr>
         <w:lastRenderedPageBreak/>
-        <w:t>Pellentesque habitant morbi tristique senectus et netus et malesuada fames ac turpis egestas. Proin pharetra nonummy pede. Mauris et orci.</w:t>
-      </w:r>
-    </w:p>
-    <w:p>
-      <w:pPr>
-        <w:rPr>
-          <w:noProof/>
-        </w:rPr>
-      </w:pPr>
-      <w:r>
-        <w:rPr>
-          <w:noProof/>
-        </w:rPr>
-        <w:t>Aenean nec lorem. In porttitor. Donec laoreet nonummy augue.</w:t>
-      </w:r>
-    </w:p>
-    <w:p>
-      <w:r>
-        <w:rPr>
-          <w:noProof/>
-        </w:rPr>
-        <w:t>Suspendisse dui purus, scelerisque at, vulputate vitae, pretium mattis, nunc. Mauris eget neque at sem venenatis eleifend. Ut nonummy.</w:t>
+        <w:t>menus dinâmicos, formulários interativos</w:t>
+      </w:r>
+      <w:r>
+        <w:rPr>
+          <w:noProof/>
+        </w:rPr>
+        <w:t>, animações e atualizações de conteúdo sem precisar recarregar a página.</w:t>
+      </w:r>
+      <w:r>
+        <w:rPr>
+          <w:noProof/>
+        </w:rPr>
+        <w:t xml:space="preserve"> (Mdn Web Docs, 2</w:t>
+      </w:r>
+      <w:r>
+        <w:rPr>
+          <w:noProof/>
+        </w:rPr>
+        <w:t>026)</w:t>
+      </w:r>
+    </w:p>
+    <w:p>
+      <w:r>
+        <w:rPr>
+          <w:noProof/>
+        </w:rPr>
+        <w:t>PHP é uma linguagem de programação voltada principalmente para o desenvolvimento de sites e sistemas web. Seu código é executado no servidor, permitindo processar informações, acessar bancos de dados e gerar páginas dinâmicas antes que elas sejam enviadas ao navegador do usuário.</w:t>
+      </w:r>
+      <w:r>
+        <w:rPr>
+          <w:noProof/>
+        </w:rPr>
+        <w:t xml:space="preserve"> (PHP Documentation, s.d.)</w:t>
+      </w:r>
+    </w:p>
+    <w:p>
+      <w:r>
+        <w:rPr>
+          <w:noProof/>
+        </w:rPr>
+        <w:t>HTML (HyperText Markup Language) é a linguagem responsável por definir a estrutura de uma página da web. Ela organiza os elementos que serão exibidos, como títulos, textos, imagens, links e tabelas, servindo como base para a criação de sites</w:t>
+      </w:r>
+      <w:r>
+        <w:rPr>
+          <w:noProof/>
+        </w:rPr>
+        <w:t>.</w:t>
+      </w:r>
+      <w:r>
+        <w:rPr>
+          <w:noProof/>
+        </w:rPr>
+        <w:t xml:space="preserve"> (Mdn Web Docs, 2025)</w:t>
+      </w:r>
+    </w:p>
+    <w:p>
+      <w:r>
+        <w:rPr>
+          <w:noProof/>
+        </w:rPr>
+        <w:t>CSS (Cascading Style Sheets) é a linguagem utilizada para definir a aparência de uma página desenvolvida em HTML. Com ela, é possível alterar cores, fontes, tamanhos, espaçamentos, posicionamento dos elementos e criar layouts mais organizados e atrativos.</w:t>
+      </w:r>
+      <w:r>
+        <w:rPr>
+          <w:noProof/>
+        </w:rPr>
+        <w:t xml:space="preserve"> (Mdn Web Docs, 2025)</w:t>
+      </w:r>
+    </w:p>
+    <w:p>
+      <w:r>
+        <w:rPr>
+          <w:noProof/>
+        </w:rPr>
+        <w:t>Bootstrap é um framework front-end utilizado para facilitar o desenvolvimento de páginas e sistemas web. Ele oferece componentes prontos, como botões, menus, formulários e barras de navegação, além de estilos em CSS e recursos em JavaScript que ajudam a criar interfaces modernas e responsivas.</w:t>
+      </w:r>
+      <w:r>
+        <w:rPr>
+          <w:noProof/>
+        </w:rPr>
+        <w:t xml:space="preserve"> (Bootstrap, s.d.)</w:t>
       </w:r>
     </w:p>
     <w:p>
       <w:pPr>
         <w:pStyle w:val="Ttulo3"/>
-      </w:pPr>
-      <w:bookmarkStart w:id="22" w:name="_Toc233220982"/>
-      <w:r>
-        <w:t>Eita</w:t>
-      </w:r>
-      <w:bookmarkEnd w:id="22"/>
-    </w:p>
-    <w:p>
-      <w:pPr>
-        <w:rPr>
-          <w:noProof/>
-        </w:rPr>
-      </w:pPr>
-      <w:r>
-        <w:rPr>
-          <w:noProof/>
-        </w:rPr>
-        <w:t>Lorem ipsum dolor sit amet, consectetuer adipiscing elit. Maecenas porttitor congue massa. Fusce posuere, magna sed pulvinar ultricies, purus lectus malesuada libero, sit amet commodo magna eros quis urna.</w:t>
-      </w:r>
-    </w:p>
-    <w:p>
-      <w:pPr>
-        <w:rPr>
-          <w:noProof/>
-        </w:rPr>
-      </w:pPr>
-      <w:r>
-        <w:rPr>
-          <w:noProof/>
-        </w:rPr>
-        <w:t>Nunc viverra imperdiet enim. Fusce est. Vivamus a tellus.</w:t>
-      </w:r>
-    </w:p>
-    <w:p>
-      <w:pPr>
-        <w:rPr>
-          <w:noProof/>
-        </w:rPr>
-      </w:pPr>
-      <w:r>
-        <w:rPr>
-          <w:noProof/>
-        </w:rPr>
-        <w:t>Pellentesque habitant morbi tristique senectus et netus et malesuada fames ac turpis egestas. Proin pharetra nonummy pede. Mauris et orci.</w:t>
-      </w:r>
-    </w:p>
-    <w:p>
-      <w:pPr>
-        <w:rPr>
-          <w:noProof/>
-        </w:rPr>
-      </w:pPr>
-      <w:r>
-        <w:rPr>
-          <w:noProof/>
-        </w:rPr>
-        <w:t>Aenean nec lorem. In porttitor. Donec laoreet nonummy augue.</w:t>
-      </w:r>
-    </w:p>
-    <w:p>
-      <w:pPr>
-        <w:rPr>
-          <w:noProof/>
-        </w:rPr>
-      </w:pPr>
-      <w:r>
-        <w:rPr>
-          <w:noProof/>
-        </w:rPr>
-        <w:t>Suspendisse dui purus, scelerisque at, vulputate vitae, pretium mattis, nunc. Mauris eget neque at sem venenatis eleifend. Ut nonummy.</w:t>
-      </w:r>
-    </w:p>
-    <w:p>
-      <w:pPr>
-        <w:pStyle w:val="Ttulo4"/>
-        <w:rPr>
-          <w:noProof/>
-        </w:rPr>
-      </w:pPr>
-      <w:bookmarkStart w:id="23" w:name="_Toc233220983"/>
-      <w:r>
-        <w:rPr>
-          <w:noProof/>
-        </w:rPr>
-        <w:t>Echa</w:t>
-      </w:r>
-      <w:bookmarkEnd w:id="23"/>
-    </w:p>
-    <w:p>
-      <w:pPr>
-        <w:pStyle w:val="Ttulo5"/>
-      </w:pPr>
-      <w:bookmarkStart w:id="24" w:name="_Toc233220984"/>
-      <w:r>
-        <w:t>Ave</w:t>
+        <w:rPr>
+          <w:noProof/>
+        </w:rPr>
+      </w:pPr>
+      <w:bookmarkStart w:id="24" w:name="_Toc245263848"/>
+      <w:r>
+        <w:rPr>
+          <w:noProof/>
+        </w:rPr>
+        <w:t>Blender</w:t>
       </w:r>
       <w:bookmarkEnd w:id="24"/>
     </w:p>
     <w:p>
-      <w:pPr>
+      <w:r>
+        <w:rPr>
+          <w:noProof/>
+        </w:rPr>
+        <w:t>Blender é um software gratuito e de código aberto utilizado para a criação de modelos e animações em 3D. Ele oferece ferramentas para modelagem, animação, renderização, edição de vídeos e outros recursos relacionados à produção de contéudo tridimensional.</w:t>
+      </w:r>
+      <w:r>
+        <w:rPr>
+          <w:noProof/>
+        </w:rPr>
+        <w:t xml:space="preserve"> (Blender Foundation, 2026)</w:t>
+      </w:r>
+    </w:p>
+    <w:p>
+      <w:r>
+        <w:rPr>
+          <w:noProof/>
+        </w:rPr>
+        <w:t>Além disso, o Blender é compatível com diferentes sistemas operacionais, como Windows, Linux e macOS, sendo amplamente utilizado por estudantes, artistas e desenvolvedores de jogos para criar objetos, personagens e cenários.</w:t>
+      </w:r>
+      <w:r>
+        <w:rPr>
+          <w:noProof/>
+        </w:rPr>
+        <w:t xml:space="preserve"> (Blender Foundation, 2026)</w:t>
+      </w:r>
+    </w:p>
+    <w:p>
+      <w:pPr>
+        <w:pStyle w:val="Ttulo3"/>
+        <w:rPr>
+          <w:noProof/>
+        </w:rPr>
+      </w:pPr>
+      <w:bookmarkStart w:id="25" w:name="_Toc793831305"/>
+      <w:r>
+        <w:rPr>
+          <w:noProof/>
+        </w:rPr>
+        <w:lastRenderedPageBreak/>
+        <w:t>Ferramentas de produção de Áudio</w:t>
+      </w:r>
+      <w:bookmarkEnd w:id="25"/>
+    </w:p>
+    <w:p>
+      <w:r>
+        <w:rPr>
+          <w:noProof/>
+        </w:rPr>
+        <w:t>REAPER é um software de produção de áudio digital utilizado para gravar, editar, mixar e finalizar arquivos de áudio. Ele oferece ferramentas para trabalhar com gravações de voz, músicas e instrumentos, além de permitir a edição de faixas de áudio</w:t>
+      </w:r>
+      <w:r>
+        <w:rPr>
+          <w:noProof/>
+        </w:rPr>
+        <w:t>. (Cockos, 2016).</w:t>
+      </w:r>
+    </w:p>
+    <w:p>
+      <w:r>
+        <w:rPr>
+          <w:noProof/>
+        </w:rPr>
+        <w:t xml:space="preserve">Decent Sampler é um plugin gratuito utilizado para reproduzir instrumentos virtuais baseados em samples. Ele permite carregar bibliotecas de sons no formato Decent Sampler, possibilitando que esses sons sejam tocados como instrumentos virtuais em programas de produção musical. </w:t>
+      </w:r>
+      <w:r>
+        <w:rPr>
+          <w:noProof/>
+        </w:rPr>
+        <w:t xml:space="preserve">(Decent Samples, </w:t>
+      </w:r>
+      <w:r>
+        <w:rPr>
+          <w:noProof/>
+        </w:rPr>
+        <w:t>s.d.)</w:t>
+      </w:r>
+    </w:p>
+    <w:p>
+      <w:pPr>
+        <w:rPr>
+          <w:noProof/>
+        </w:rPr>
+      </w:pPr>
+      <w:r>
+        <w:rPr>
+          <w:noProof/>
+        </w:rPr>
+        <w:t>Pianobook é uma plataforma colaborativa voltada para músicos, compositores e produtores de áudio, onde usuários compartilham gratuitamente instrumentos virtuais baseados em samples. A plataforma reúne uma ampla coleção de sons criados pela comunidade, permitindo que esses instrumentos sejam utilizados em produç</w:t>
+      </w:r>
+      <w:r>
+        <w:rPr>
+          <w:noProof/>
+        </w:rPr>
+        <w:t>ões musicais. (Pianobook</w:t>
+      </w:r>
+      <w:r>
+        <w:rPr>
+          <w:noProof/>
+        </w:rPr>
+        <w:t>, s.d.)</w:t>
+      </w:r>
+    </w:p>
+    <w:p>
+      <w:pPr>
+        <w:ind w:firstLine="0"/>
         <w:rPr>
           <w:noProof/>
         </w:rPr>
@@ -4713,12 +3893,12 @@
       <w:pPr>
         <w:pStyle w:val="Ttulo1"/>
       </w:pPr>
-      <w:bookmarkStart w:id="25" w:name="_Toc233220985"/>
+      <w:bookmarkStart w:id="26" w:name="_Toc1630994831"/>
       <w:r>
         <w:lastRenderedPageBreak/>
         <w:t>IMERSÃO</w:t>
       </w:r>
-      <w:bookmarkEnd w:id="25"/>
+      <w:bookmarkEnd w:id="26"/>
     </w:p>
     <w:p>
       <w:r>
@@ -4728,8 +3908,8 @@
         <w:softHyphen/>
         <w:t xml:space="preserve">compreensão aprofundada do problema a ser resolvido. No contexto do projeto, essa fase envolveu a observação do cenário e a realização de uma pesquisa de campo, com o objetivo de entender melhor as necessidades dos usuários e avaliar a viabilidade da proposta </w:t>
       </w:r>
-      <w:commentRangeStart w:id="26"/>
       <w:commentRangeStart w:id="27"/>
+      <w:commentRangeStart w:id="28"/>
       <w:r>
         <w:rPr>
           <w:highlight w:val="yellow"/>
@@ -4760,20 +3940,17 @@
         </w:rPr>
         <w:t>)</w:t>
       </w:r>
-      <w:commentRangeEnd w:id="26"/>
+      <w:commentRangeEnd w:id="27"/>
       <w:r>
         <w:rPr>
           <w:highlight w:val="yellow"/>
         </w:rPr>
-        <w:commentReference w:id="26"/>
-      </w:r>
-      <w:commentRangeEnd w:id="27"/>
-      <w:r>
-        <w:rPr>
-          <w:rStyle w:val="Refdecomentrio"/>
-        </w:rPr>
         <w:commentReference w:id="27"/>
       </w:r>
+      <w:commentRangeEnd w:id="28"/>
+      <w:r>
+        <w:commentReference w:id="28"/>
+      </w:r>
       <w:r>
         <w:t>.</w:t>
       </w:r>
@@ -4785,14 +3962,14 @@
           <w:noProof/>
         </w:rPr>
       </w:pPr>
-      <w:bookmarkStart w:id="28" w:name="_Toc233220986"/>
+      <w:bookmarkStart w:id="29" w:name="_Toc1831296482"/>
       <w:r>
         <w:rPr>
           <w:noProof/>
         </w:rPr>
         <w:t>Caderno de Sensibilidade</w:t>
       </w:r>
-      <w:bookmarkEnd w:id="28"/>
+      <w:bookmarkEnd w:id="29"/>
     </w:p>
     <w:p>
       <w:pPr>
@@ -4825,22 +4002,32 @@
         <w:pStyle w:val="Legenda"/>
         <w:keepNext/>
       </w:pPr>
-      <w:bookmarkStart w:id="29" w:name="_Toc233220997"/>
+      <w:bookmarkStart w:id="30" w:name="_Toc233220997"/>
       <w:r>
         <w:t xml:space="preserve">Figura </w:t>
       </w:r>
-      <w:fldSimple w:instr=" SEQ Figura \* ARABIC ">
-        <w:r>
-          <w:rPr>
-            <w:noProof/>
-          </w:rPr>
-          <w:t>1</w:t>
-        </w:r>
-      </w:fldSimple>
+      <w:r>
+        <w:fldChar w:fldCharType="begin"/>
+      </w:r>
+      <w:r>
+        <w:instrText xml:space="preserve"> SEQ Figura \* ARABIC </w:instrText>
+      </w:r>
+      <w:r>
+        <w:fldChar w:fldCharType="separate"/>
+      </w:r>
+      <w:r>
+        <w:rPr>
+          <w:noProof/>
+        </w:rPr>
+        <w:t>1</w:t>
+      </w:r>
+      <w:r>
+        <w:fldChar w:fldCharType="end"/>
+      </w:r>
       <w:r>
         <w:t>: Caderno de Sensibilidade</w:t>
       </w:r>
-      <w:bookmarkEnd w:id="29"/>
+      <w:bookmarkEnd w:id="30"/>
     </w:p>
     <w:p>
       <w:pPr>
@@ -4866,7 +4053,7 @@
                     </pic:cNvPicPr>
                   </pic:nvPicPr>
                   <pic:blipFill>
-                    <a:blip r:embed="rId12">
+                    <a:blip r:embed="rId16">
                       <a:extLst>
                         <a:ext uri="{28A0092B-C50C-407E-A947-70E740481C1C}">
                           <a14:useLocalDpi xmlns:a14="http://schemas.microsoft.com/office/drawing/2010/main" val="0"/>
@@ -4918,7 +4105,7 @@
         <w:pStyle w:val="Legenda"/>
         <w:keepNext/>
       </w:pPr>
-      <w:bookmarkStart w:id="30" w:name="_Toc233221000"/>
+      <w:bookmarkStart w:id="31" w:name="_Toc233221000"/>
       <w:r>
         <w:t xml:space="preserve">Quadro </w:t>
       </w:r>
@@ -4943,7 +4130,7 @@
       <w:r>
         <w:t>: Sentimentos e Reações</w:t>
       </w:r>
-      <w:bookmarkEnd w:id="30"/>
+      <w:bookmarkEnd w:id="31"/>
     </w:p>
     <w:tbl>
       <w:tblPr>
@@ -4968,8 +4155,8 @@
                 <w:szCs w:val="32"/>
               </w:rPr>
             </w:pPr>
-            <w:commentRangeStart w:id="31"/>
             <w:commentRangeStart w:id="32"/>
+            <w:commentRangeStart w:id="33"/>
             <w:r>
               <w:rPr>
                 <w:rFonts w:eastAsiaTheme="majorEastAsia" w:cstheme="majorBidi"/>
@@ -5016,6 +4203,7 @@
               <w:rPr>
                 <w:noProof/>
               </w:rPr>
+              <w:lastRenderedPageBreak/>
               <w:t>Produção e consumo em excesso desvinculados de necessidades reais.</w:t>
             </w:r>
           </w:p>
@@ -5065,7 +4253,6 @@
               <w:rPr>
                 <w:noProof/>
               </w:rPr>
-              <w:lastRenderedPageBreak/>
               <w:t>Dificuldade generalizada da população em compreender os mecanismos políticos e econômicos</w:t>
             </w:r>
             <w:r>
@@ -5448,6 +4635,7 @@
               <w:rPr>
                 <w:noProof/>
               </w:rPr>
+              <w:lastRenderedPageBreak/>
               <w:t>Pessoas com maior conhecimento possuem mais resistência em relação a Manipulação</w:t>
             </w:r>
             <w:r>
@@ -5498,7 +4686,6 @@
               <w:rPr>
                 <w:noProof/>
               </w:rPr>
-              <w:lastRenderedPageBreak/>
               <w:t>Pessoas são mais satisfeitas com sociedades limpas e eficientes.</w:t>
             </w:r>
           </w:p>
@@ -5580,24 +4767,21 @@
               </w:rPr>
               <w:t>😊</w:t>
             </w:r>
-            <w:commentRangeEnd w:id="31"/>
-            <w:r>
-              <w:rPr>
-                <w:rStyle w:val="Refdecomentrio"/>
-              </w:rPr>
-              <w:commentReference w:id="31"/>
-            </w:r>
+            <w:commentRangeEnd w:id="32"/>
             <w:r>
               <w:rPr>
                 <w:rStyle w:val="Refdecomentrio"/>
               </w:rPr>
               <w:commentReference w:id="32"/>
             </w:r>
+            <w:commentRangeEnd w:id="33"/>
+            <w:r>
+              <w:commentReference w:id="33"/>
+            </w:r>
           </w:p>
         </w:tc>
       </w:tr>
     </w:tbl>
-    <w:commentRangeEnd w:id="32"/>
     <w:p>
       <w:pPr>
         <w:pStyle w:val="ImagenseFontes"/>
@@ -5611,11 +4795,11 @@
       <w:pPr>
         <w:pStyle w:val="Ttulo2"/>
       </w:pPr>
-      <w:bookmarkStart w:id="33" w:name="_Toc233220987"/>
+      <w:bookmarkStart w:id="34" w:name="_Toc1799433348"/>
       <w:r>
         <w:t>Pesquisa de Campo</w:t>
       </w:r>
-      <w:bookmarkEnd w:id="33"/>
+      <w:bookmarkEnd w:id="34"/>
     </w:p>
     <w:p>
       <w:r>
@@ -5627,7 +4811,7 @@
         <w:pStyle w:val="Legenda"/>
         <w:keepNext/>
       </w:pPr>
-      <w:bookmarkStart w:id="34" w:name="_Toc233221001"/>
+      <w:bookmarkStart w:id="35" w:name="_Toc233221001"/>
       <w:r>
         <w:t xml:space="preserve">Grafico </w:t>
       </w:r>
@@ -5652,7 +4836,7 @@
       <w:r>
         <w:t>: Idade dos Entrevistados</w:t>
       </w:r>
-      <w:bookmarkEnd w:id="34"/>
+      <w:bookmarkEnd w:id="35"/>
     </w:p>
     <w:p>
       <w:pPr>
@@ -5668,7 +4852,7 @@
             <wp:cNvGraphicFramePr/>
             <a:graphic xmlns:a="http://schemas.openxmlformats.org/drawingml/2006/main">
               <a:graphicData uri="http://schemas.openxmlformats.org/drawingml/2006/chart">
-                <c:chart xmlns:c="http://schemas.openxmlformats.org/drawingml/2006/chart" xmlns:r="http://schemas.openxmlformats.org/officeDocument/2006/relationships" r:id="rId13"/>
+                <c:chart xmlns:c="http://schemas.openxmlformats.org/drawingml/2006/chart" xmlns:r="http://schemas.openxmlformats.org/officeDocument/2006/relationships" r:id="rId17"/>
               </a:graphicData>
             </a:graphic>
           </wp:inline>
@@ -5702,7 +4886,7 @@
         <w:pStyle w:val="Legenda"/>
         <w:keepNext/>
       </w:pPr>
-      <w:bookmarkStart w:id="35" w:name="_Toc233221002"/>
+      <w:bookmarkStart w:id="36" w:name="_Toc233221002"/>
       <w:r>
         <w:lastRenderedPageBreak/>
         <w:t xml:space="preserve">Grafico </w:t>
@@ -5728,7 +4912,7 @@
       <w:r>
         <w:t>: Gostos</w:t>
       </w:r>
-      <w:bookmarkEnd w:id="35"/>
+      <w:bookmarkEnd w:id="36"/>
     </w:p>
     <w:p>
       <w:pPr>
@@ -5748,7 +4932,7 @@
             <wp:cNvGraphicFramePr/>
             <a:graphic xmlns:a="http://schemas.openxmlformats.org/drawingml/2006/main">
               <a:graphicData uri="http://schemas.openxmlformats.org/drawingml/2006/chart">
-                <c:chart xmlns:c="http://schemas.openxmlformats.org/drawingml/2006/chart" xmlns:r="http://schemas.openxmlformats.org/officeDocument/2006/relationships" r:id="rId14"/>
+                <c:chart xmlns:c="http://schemas.openxmlformats.org/drawingml/2006/chart" xmlns:r="http://schemas.openxmlformats.org/officeDocument/2006/relationships" r:id="rId18"/>
               </a:graphicData>
             </a:graphic>
           </wp:inline>
@@ -5775,25 +4959,25 @@
       <w:pPr>
         <w:pStyle w:val="Ttulo1"/>
       </w:pPr>
-      <w:bookmarkStart w:id="36" w:name="_Toc233220988"/>
+      <w:bookmarkStart w:id="37" w:name="_Toc885936239"/>
       <w:r>
         <w:lastRenderedPageBreak/>
         <w:t>ANÁLISE E SÍNTESE</w:t>
       </w:r>
-      <w:bookmarkEnd w:id="36"/>
+      <w:bookmarkEnd w:id="37"/>
     </w:p>
     <w:p>
       <w:pPr>
         <w:pStyle w:val="Ttulo2"/>
       </w:pPr>
-      <w:bookmarkStart w:id="37" w:name="_Toc233220989"/>
+      <w:bookmarkStart w:id="38" w:name="_Toc352951419"/>
       <w:r>
         <w:t>Person</w:t>
       </w:r>
       <w:r>
         <w:t>a</w:t>
       </w:r>
-      <w:bookmarkEnd w:id="37"/>
+      <w:bookmarkEnd w:id="38"/>
     </w:p>
     <w:p>
       <w:pPr>
@@ -5808,22 +4992,32 @@
         <w:pStyle w:val="Legenda"/>
         <w:keepNext/>
       </w:pPr>
-      <w:bookmarkStart w:id="38" w:name="_Toc233220998"/>
+      <w:bookmarkStart w:id="39" w:name="_Toc233220998"/>
       <w:r>
         <w:t xml:space="preserve">Figura </w:t>
       </w:r>
-      <w:fldSimple w:instr=" SEQ Figura \* ARABIC ">
-        <w:r>
-          <w:rPr>
-            <w:noProof/>
-          </w:rPr>
-          <w:t>2</w:t>
-        </w:r>
-      </w:fldSimple>
+      <w:r>
+        <w:fldChar w:fldCharType="begin"/>
+      </w:r>
+      <w:r>
+        <w:instrText xml:space="preserve"> SEQ Figura \* ARABIC </w:instrText>
+      </w:r>
+      <w:r>
+        <w:fldChar w:fldCharType="separate"/>
+      </w:r>
+      <w:r>
+        <w:rPr>
+          <w:noProof/>
+        </w:rPr>
+        <w:t>2</w:t>
+      </w:r>
+      <w:r>
+        <w:fldChar w:fldCharType="end"/>
+      </w:r>
       <w:r>
         <w:t>: Personas</w:t>
       </w:r>
-      <w:bookmarkEnd w:id="38"/>
+      <w:bookmarkEnd w:id="39"/>
     </w:p>
     <w:p>
       <w:pPr>
@@ -5848,7 +5042,7 @@
                     </pic:cNvPicPr>
                   </pic:nvPicPr>
                   <pic:blipFill>
-                    <a:blip r:embed="rId15" cstate="print">
+                    <a:blip r:embed="rId19" cstate="print">
                       <a:extLst>
                         <a:ext uri="{28A0092B-C50C-407E-A947-70E740481C1C}">
                           <a14:useLocalDpi xmlns:a14="http://schemas.microsoft.com/office/drawing/2010/main" val="0"/>
@@ -5905,7 +5099,15 @@
     </w:p>
     <w:p>
       <w:r>
-        <w:t xml:space="preserve">Ambas personas gostariam de perseguir o conhecimento, porém, a indisponibilidade para pesquisa não permitem um estudo prático, a gamificação emerge como uma estratégia crucial para esse problema, com sua interface familiar e atraente, o estudo de temas relacionados podem ser facilitados e condensados de </w:t>
+        <w:t xml:space="preserve">Ambas personas gostariam de perseguir o conhecimento, porém, </w:t>
+      </w:r>
+      <w:proofErr w:type="gramStart"/>
+      <w:r>
+        <w:t>a indisponibilidade para pesquisa não permitem</w:t>
+      </w:r>
+      <w:proofErr w:type="gramEnd"/>
+      <w:r>
+        <w:t xml:space="preserve"> um estudo prático, a gamificação emerge como uma estratégia crucial para esse problema, com sua interface familiar e atraente, o estudo de temas relacionados podem ser facilitados e condensados de </w:t>
       </w:r>
       <w:r>
         <w:lastRenderedPageBreak/>
@@ -5919,12 +5121,12 @@
       <w:pPr>
         <w:pStyle w:val="Ttulo1"/>
       </w:pPr>
-      <w:bookmarkStart w:id="39" w:name="_Toc233220990"/>
+      <w:bookmarkStart w:id="40" w:name="_Toc1723450970"/>
       <w:r>
         <w:lastRenderedPageBreak/>
         <w:t>IDEAÇÃO</w:t>
       </w:r>
-      <w:bookmarkEnd w:id="39"/>
+      <w:bookmarkEnd w:id="40"/>
     </w:p>
     <w:p>
       <w:r>
@@ -5935,11 +5137,11 @@
       <w:pPr>
         <w:pStyle w:val="Ttulo2"/>
       </w:pPr>
-      <w:bookmarkStart w:id="40" w:name="_Toc233220991"/>
+      <w:bookmarkStart w:id="41" w:name="_Toc1988297530"/>
       <w:r>
         <w:t>Cardápio de Ideias</w:t>
       </w:r>
-      <w:bookmarkEnd w:id="40"/>
+      <w:bookmarkEnd w:id="41"/>
     </w:p>
     <w:tbl>
       <w:tblPr>
@@ -6418,11 +5620,11 @@
       <w:pPr>
         <w:pStyle w:val="Ttulo2"/>
       </w:pPr>
-      <w:bookmarkStart w:id="41" w:name="_Toc233220992"/>
+      <w:bookmarkStart w:id="42" w:name="_Toc1828089706"/>
       <w:r>
         <w:t>Brainstorm</w:t>
       </w:r>
-      <w:bookmarkEnd w:id="41"/>
+      <w:bookmarkEnd w:id="42"/>
     </w:p>
     <w:p>
       <w:r>
@@ -6433,11 +5635,11 @@
       <w:pPr>
         <w:pStyle w:val="Ttulo2"/>
       </w:pPr>
-      <w:bookmarkStart w:id="42" w:name="_Toc233220993"/>
+      <w:bookmarkStart w:id="43" w:name="_Toc2064643926"/>
       <w:r>
         <w:t>Golden Circle</w:t>
       </w:r>
-      <w:bookmarkEnd w:id="42"/>
+      <w:bookmarkEnd w:id="43"/>
     </w:p>
     <w:p>
       <w:pPr>
@@ -6465,23 +5667,33 @@
         <w:pStyle w:val="Legenda"/>
         <w:keepNext/>
       </w:pPr>
-      <w:bookmarkStart w:id="43" w:name="_Toc233220999"/>
+      <w:bookmarkStart w:id="44" w:name="_Toc233220999"/>
       <w:r>
         <w:lastRenderedPageBreak/>
         <w:t xml:space="preserve">Figura </w:t>
       </w:r>
-      <w:fldSimple w:instr=" SEQ Figura \* ARABIC ">
-        <w:r>
-          <w:rPr>
-            <w:noProof/>
-          </w:rPr>
-          <w:t>3</w:t>
-        </w:r>
-      </w:fldSimple>
+      <w:r>
+        <w:fldChar w:fldCharType="begin"/>
+      </w:r>
+      <w:r>
+        <w:instrText xml:space="preserve"> SEQ Figura \* ARABIC </w:instrText>
+      </w:r>
+      <w:r>
+        <w:fldChar w:fldCharType="separate"/>
+      </w:r>
+      <w:r>
+        <w:rPr>
+          <w:noProof/>
+        </w:rPr>
+        <w:t>3</w:t>
+      </w:r>
+      <w:r>
+        <w:fldChar w:fldCharType="end"/>
+      </w:r>
       <w:r>
         <w:t>: Golden Circle</w:t>
       </w:r>
-      <w:bookmarkEnd w:id="43"/>
+      <w:bookmarkEnd w:id="44"/>
     </w:p>
     <w:p>
       <w:pPr>
@@ -6507,7 +5719,7 @@
                     </pic:cNvPicPr>
                   </pic:nvPicPr>
                   <pic:blipFill>
-                    <a:blip r:embed="rId16">
+                    <a:blip r:embed="rId20">
                       <a:extLst>
                         <a:ext uri="{28A0092B-C50C-407E-A947-70E740481C1C}">
                           <a14:useLocalDpi xmlns:a14="http://schemas.microsoft.com/office/drawing/2010/main" val="0"/>
@@ -6556,22 +5768,22 @@
       <w:pPr>
         <w:pStyle w:val="Ttulo1"/>
       </w:pPr>
-      <w:bookmarkStart w:id="44" w:name="_Toc233220994"/>
+      <w:bookmarkStart w:id="45" w:name="_Toc775362943"/>
       <w:r>
         <w:lastRenderedPageBreak/>
         <w:t>ASPECTOS ESTRATÉGICOS</w:t>
       </w:r>
-      <w:bookmarkEnd w:id="44"/>
+      <w:bookmarkEnd w:id="45"/>
     </w:p>
     <w:p>
       <w:pPr>
         <w:pStyle w:val="Ttulo2"/>
       </w:pPr>
-      <w:bookmarkStart w:id="45" w:name="_Toc233220995"/>
+      <w:bookmarkStart w:id="46" w:name="_Toc1751450015"/>
       <w:r>
         <w:t>Planejamento Financeiro</w:t>
       </w:r>
-      <w:bookmarkEnd w:id="45"/>
+      <w:bookmarkEnd w:id="46"/>
     </w:p>
     <w:p>
       <w:pPr>
@@ -6581,7 +5793,7 @@
           <w:vertAlign w:val="subscript"/>
         </w:rPr>
       </w:pPr>
-      <w:bookmarkStart w:id="46" w:name="_Toc233221003"/>
+      <w:bookmarkStart w:id="47" w:name="_Toc233221003"/>
       <w:r>
         <w:t xml:space="preserve">Tabela </w:t>
       </w:r>
@@ -6609,7 +5821,7 @@
         </w:rPr>
         <w:t>: Pacotes</w:t>
       </w:r>
-      <w:bookmarkEnd w:id="46"/>
+      <w:bookmarkEnd w:id="47"/>
     </w:p>
     <w:tbl>
       <w:tblPr>
@@ -6780,11 +5992,11 @@
         </w:numPr>
         <w:ind w:left="709" w:hanging="709"/>
       </w:pPr>
-      <w:bookmarkStart w:id="47" w:name="_Toc233220996"/>
+      <w:bookmarkStart w:id="48" w:name="_Toc2076568223"/>
       <w:r>
         <w:t>REFERÊNCIAS</w:t>
       </w:r>
-      <w:bookmarkEnd w:id="47"/>
+      <w:bookmarkEnd w:id="48"/>
     </w:p>
     <w:p>
       <w:pPr>
@@ -6792,22 +6004,18 @@
         <w:ind w:firstLine="0"/>
         <w:rPr>
           <w:rFonts w:eastAsia="Arial" w:cs="Arial"/>
-          <w:highlight w:val="yellow"/>
         </w:rPr>
       </w:pPr>
       <w:r>
         <w:rPr>
           <w:rFonts w:eastAsia="Arial" w:cs="Arial"/>
-          <w:szCs w:val="24"/>
-          <w:highlight w:val="yellow"/>
         </w:rPr>
         <w:t>MJV INNOVATION</w:t>
       </w:r>
-      <w:commentRangeStart w:id="48"/>
+      <w:commentRangeStart w:id="49"/>
       <w:r>
         <w:rPr>
           <w:rFonts w:eastAsia="Arial" w:cs="Arial"/>
-          <w:highlight w:val="yellow"/>
         </w:rPr>
         <w:t xml:space="preserve">. </w:t>
       </w:r>
@@ -6818,7 +6026,6 @@
           <w:bCs/>
           <w:i/>
           <w:iCs/>
-          <w:highlight w:val="yellow"/>
         </w:rPr>
         <w:t>Conheça a sessão generativa e entenda seus usuários</w:t>
       </w:r>
@@ -6827,23 +6034,20 @@
           <w:rFonts w:eastAsia="Arial" w:cs="Arial"/>
           <w:b/>
           <w:bCs/>
-          <w:highlight w:val="yellow"/>
         </w:rPr>
         <w:t>. 2015.</w:t>
       </w:r>
       <w:r>
         <w:rPr>
           <w:rFonts w:eastAsia="Arial" w:cs="Arial"/>
-          <w:highlight w:val="yellow"/>
         </w:rPr>
         <w:t xml:space="preserve"> Disponível em: </w:t>
       </w:r>
-      <w:hyperlink r:id="rId17">
+      <w:hyperlink r:id="rId21">
         <w:r>
           <w:rPr>
             <w:rStyle w:val="Hyperlink"/>
             <w:rFonts w:eastAsia="Arial" w:cs="Arial"/>
-            <w:highlight w:val="yellow"/>
           </w:rPr>
           <w:t>https://www.mjvinnovation.com/pt-br/blog/conheca-a-sessao-generativa-e-entenda-seus-usuarios/</w:t>
         </w:r>
@@ -6851,7 +6055,6 @@
       <w:r>
         <w:rPr>
           <w:rFonts w:eastAsia="Arial" w:cs="Arial"/>
-          <w:highlight w:val="yellow"/>
         </w:rPr>
         <w:t xml:space="preserve"> Acesso em: </w:t>
       </w:r>
@@ -6865,7 +6068,6 @@
           <w:color w:val="000000"/>
           <w:sz w:val="27"/>
           <w:szCs w:val="27"/>
-          <w:highlight w:val="yellow"/>
         </w:rPr>
       </w:pPr>
       <w:r>
@@ -6874,7 +6076,6 @@
           <w:color w:val="000000" w:themeColor="text1"/>
           <w:sz w:val="27"/>
           <w:szCs w:val="27"/>
-          <w:highlight w:val="yellow"/>
         </w:rPr>
         <w:t>MJV INNOVATION</w:t>
       </w:r>
@@ -6884,7 +6085,6 @@
           <w:color w:val="000000" w:themeColor="text1"/>
           <w:sz w:val="27"/>
           <w:szCs w:val="27"/>
-          <w:highlight w:val="yellow"/>
         </w:rPr>
         <w:t>. </w:t>
       </w:r>
@@ -6896,7 +6096,6 @@
           <w:color w:val="000000" w:themeColor="text1"/>
           <w:sz w:val="27"/>
           <w:szCs w:val="27"/>
-          <w:highlight w:val="yellow"/>
         </w:rPr>
         <w:t>Design Thinking: o que são Cadernos de Sensibilização</w:t>
       </w:r>
@@ -6906,18 +6105,16 @@
           <w:color w:val="000000" w:themeColor="text1"/>
           <w:sz w:val="27"/>
           <w:szCs w:val="27"/>
-          <w:highlight w:val="yellow"/>
-        </w:rPr>
-        <w:t xml:space="preserve">. Disponível em: &lt; </w:t>
-      </w:r>
-      <w:hyperlink r:id="rId18">
+        </w:rPr>
+        <w:t xml:space="preserve">. Disponível em:  </w:t>
+      </w:r>
+      <w:hyperlink r:id="rId22">
         <w:r>
           <w:rPr>
             <w:rStyle w:val="Hyperlink"/>
             <w:rFonts w:ascii="Calibri" w:hAnsi="Calibri"/>
             <w:sz w:val="27"/>
             <w:szCs w:val="27"/>
-            <w:highlight w:val="yellow"/>
           </w:rPr>
           <w:t>https://www.mjvinnovation.com/pt-br/blog/design-thinking-que-sao-cadernos-sensibilizacao/</w:t>
         </w:r>
@@ -6928,21 +6125,14 @@
           <w:color w:val="000000" w:themeColor="text1"/>
           <w:sz w:val="27"/>
           <w:szCs w:val="27"/>
-          <w:highlight w:val="yellow"/>
-        </w:rPr>
-        <w:t xml:space="preserve"> &gt;.</w:t>
+        </w:rPr>
+        <w:t>.</w:t>
       </w:r>
     </w:p>
     <w:p>
       <w:pPr>
         <w:pStyle w:val="NormalWeb"/>
         <w:spacing w:before="120" w:beforeAutospacing="0" w:after="0" w:afterAutospacing="0" w:line="360" w:lineRule="atLeast"/>
-        <w:rPr>
-          <w:rFonts w:ascii="Calibri" w:hAnsi="Calibri"/>
-          <w:color w:val="000000"/>
-          <w:sz w:val="27"/>
-          <w:szCs w:val="27"/>
-        </w:rPr>
       </w:pPr>
       <w:r>
         <w:rPr>
@@ -6950,7 +6140,6 @@
           <w:color w:val="000000" w:themeColor="text1"/>
           <w:sz w:val="27"/>
           <w:szCs w:val="27"/>
-          <w:highlight w:val="yellow"/>
         </w:rPr>
         <w:t>MJV INNOVATION</w:t>
       </w:r>
@@ -6960,7 +6149,6 @@
           <w:color w:val="000000" w:themeColor="text1"/>
           <w:sz w:val="27"/>
           <w:szCs w:val="27"/>
-          <w:highlight w:val="yellow"/>
         </w:rPr>
         <w:t>. </w:t>
       </w:r>
@@ -6972,7 +6160,6 @@
           <w:color w:val="000000" w:themeColor="text1"/>
           <w:sz w:val="27"/>
           <w:szCs w:val="27"/>
-          <w:highlight w:val="yellow"/>
         </w:rPr>
         <w:t>Design Thinking: o que são Cadernos de Sensibilização</w:t>
       </w:r>
@@ -6982,17 +6169,44 @@
           <w:color w:val="000000" w:themeColor="text1"/>
           <w:sz w:val="27"/>
           <w:szCs w:val="27"/>
-          <w:highlight w:val="yellow"/>
-        </w:rPr>
-        <w:t>. Disponível em: &lt;https://www.mjvinnovation.com/pt-br/blog/design-thinking-que-sao-cadernos-sensibilizacao/&gt;.</w:t>
-      </w:r>
-      <w:commentRangeEnd w:id="48"/>
-      <w:r>
-        <w:rPr>
-          <w:highlight w:val="yellow"/>
-        </w:rPr>
-        <w:commentReference w:id="48"/>
-      </w:r>
+        </w:rPr>
+        <w:t xml:space="preserve">. Disponível em: </w:t>
+      </w:r>
+      <w:hyperlink r:id="rId23">
+        <w:r>
+          <w:rPr>
+            <w:rStyle w:val="Hyperlink"/>
+            <w:rFonts w:asciiTheme="minorHAnsi" w:eastAsiaTheme="minorEastAsia" w:hAnsiTheme="minorHAnsi" w:cstheme="minorBidi"/>
+            <w:sz w:val="27"/>
+            <w:szCs w:val="27"/>
+          </w:rPr>
+          <w:t>https://www.mjvinnovation.com/pt-br/blog/design-thinking-que-sao-cadernos-sensibilizacao/</w:t>
+        </w:r>
+        <w:commentRangeEnd w:id="49"/>
+        <w:r>
+          <w:commentReference w:id="49"/>
+        </w:r>
+      </w:hyperlink>
+      <w:r>
+        <w:rPr>
+          <w:rFonts w:asciiTheme="minorHAnsi" w:eastAsiaTheme="minorEastAsia" w:hAnsiTheme="minorHAnsi" w:cstheme="minorBidi"/>
+          <w:sz w:val="27"/>
+          <w:szCs w:val="27"/>
+        </w:rPr>
+        <w:t>.</w:t>
+      </w:r>
+    </w:p>
+    <w:p>
+      <w:pPr>
+        <w:pStyle w:val="NormalWeb"/>
+        <w:spacing w:before="120" w:beforeAutospacing="0" w:after="0" w:afterAutospacing="0" w:line="360" w:lineRule="atLeast"/>
+        <w:rPr>
+          <w:rFonts w:ascii="Calibri" w:hAnsi="Calibri"/>
+          <w:color w:val="000000" w:themeColor="text1"/>
+          <w:sz w:val="27"/>
+          <w:szCs w:val="27"/>
+        </w:rPr>
+      </w:pPr>
     </w:p>
     <w:p>
       <w:pPr>
@@ -7034,7 +6248,7 @@
         </w:rPr>
         <w:t xml:space="preserve">. Disponível em: &lt; </w:t>
       </w:r>
-      <w:hyperlink r:id="rId19">
+      <w:hyperlink r:id="rId24">
         <w:r>
           <w:rPr>
             <w:rStyle w:val="Hyperlink"/>
@@ -7094,7 +6308,7 @@
         </w:rPr>
         <w:t xml:space="preserve">. Disponível em: </w:t>
       </w:r>
-      <w:hyperlink r:id="rId20">
+      <w:hyperlink r:id="rId25">
         <w:r>
           <w:rPr>
             <w:rStyle w:val="Hyperlink"/>
@@ -7181,7 +6395,7 @@
         </w:rPr>
         <w:t xml:space="preserve">. Disponível em: </w:t>
       </w:r>
-      <w:hyperlink r:id="rId21">
+      <w:hyperlink r:id="rId26">
         <w:r>
           <w:rPr>
             <w:rStyle w:val="Hyperlink"/>
@@ -7265,7 +6479,7 @@
         </w:rPr>
         <w:t xml:space="preserve">. Disponível em: </w:t>
       </w:r>
-      <w:hyperlink r:id="rId22">
+      <w:hyperlink r:id="rId27">
         <w:r>
           <w:rPr>
             <w:rStyle w:val="Hyperlink"/>
@@ -7296,14 +6510,13 @@
           <w:szCs w:val="27"/>
         </w:rPr>
       </w:pPr>
-      <w:commentRangeStart w:id="49"/>
+      <w:commentRangeStart w:id="50"/>
       <w:r>
         <w:rPr>
           <w:rFonts w:ascii="Calibri" w:hAnsi="Calibri"/>
           <w:color w:val="000000" w:themeColor="text1"/>
           <w:sz w:val="27"/>
           <w:szCs w:val="27"/>
-          <w:highlight w:val="yellow"/>
         </w:rPr>
         <w:t>MARTINEZ, Luzia</w:t>
       </w:r>
@@ -7313,7 +6526,6 @@
           <w:color w:val="000000" w:themeColor="text1"/>
           <w:sz w:val="27"/>
           <w:szCs w:val="27"/>
-          <w:highlight w:val="yellow"/>
         </w:rPr>
         <w:t xml:space="preserve">. </w:t>
       </w:r>
@@ -7325,7 +6537,6 @@
           <w:color w:val="000000" w:themeColor="text1"/>
           <w:sz w:val="27"/>
           <w:szCs w:val="27"/>
-          <w:highlight w:val="yellow"/>
         </w:rPr>
         <w:t>Planejamento urbano sustentável</w:t>
       </w:r>
@@ -7335,18 +6546,16 @@
           <w:color w:val="000000" w:themeColor="text1"/>
           <w:sz w:val="27"/>
           <w:szCs w:val="27"/>
-          <w:highlight w:val="yellow"/>
         </w:rPr>
         <w:t xml:space="preserve">. Disponível em: </w:t>
       </w:r>
-      <w:hyperlink r:id="rId23">
+      <w:hyperlink r:id="rId28">
         <w:r>
           <w:rPr>
             <w:rStyle w:val="Hyperlink"/>
             <w:rFonts w:ascii="Calibri" w:hAnsi="Calibri"/>
             <w:sz w:val="27"/>
             <w:szCs w:val="27"/>
-            <w:highlight w:val="yellow"/>
           </w:rPr>
           <w:t>https://123ecos.com.br/docs/planejamento-urbano/</w:t>
         </w:r>
@@ -7357,16 +6566,12 @@
           <w:color w:val="000000" w:themeColor="text1"/>
           <w:sz w:val="27"/>
           <w:szCs w:val="27"/>
-          <w:highlight w:val="yellow"/>
         </w:rPr>
         <w:t xml:space="preserve"> Acesso em: 18/04/2026</w:t>
       </w:r>
-      <w:commentRangeEnd w:id="49"/>
-      <w:r>
-        <w:rPr>
-          <w:highlight w:val="yellow"/>
-        </w:rPr>
-        <w:commentReference w:id="49"/>
+      <w:commentRangeEnd w:id="50"/>
+      <w:r>
+        <w:commentReference w:id="50"/>
       </w:r>
     </w:p>
     <w:p>
@@ -7379,15 +6584,15 @@
           <w:szCs w:val="27"/>
         </w:rPr>
       </w:pPr>
-      <w:commentRangeStart w:id="50"/>
+      <w:commentRangeStart w:id="51"/>
       <w:r>
         <w:rPr>
           <w:rFonts w:ascii="Calibri" w:hAnsi="Calibri"/>
           <w:color w:val="000000" w:themeColor="text1"/>
           <w:sz w:val="27"/>
           <w:szCs w:val="27"/>
-          <w:highlight w:val="yellow"/>
-        </w:rPr>
+        </w:rPr>
+        <w:lastRenderedPageBreak/>
         <w:t>SALVATIERRA, Fernando Javier</w:t>
       </w:r>
       <w:r>
@@ -7396,7 +6601,6 @@
           <w:color w:val="000000" w:themeColor="text1"/>
           <w:sz w:val="27"/>
           <w:szCs w:val="27"/>
-          <w:highlight w:val="yellow"/>
         </w:rPr>
         <w:t xml:space="preserve">. </w:t>
       </w:r>
@@ -7408,7 +6612,6 @@
           <w:color w:val="000000" w:themeColor="text1"/>
           <w:sz w:val="27"/>
           <w:szCs w:val="27"/>
-          <w:highlight w:val="yellow"/>
         </w:rPr>
         <w:t>O caminho para a educação digital</w:t>
       </w:r>
@@ -7418,18 +6621,16 @@
           <w:color w:val="000000" w:themeColor="text1"/>
           <w:sz w:val="27"/>
           <w:szCs w:val="27"/>
-          <w:highlight w:val="yellow"/>
         </w:rPr>
         <w:t xml:space="preserve">. Disponível em: </w:t>
       </w:r>
-      <w:hyperlink r:id="rId24">
+      <w:hyperlink r:id="rId29">
         <w:r>
           <w:rPr>
             <w:rStyle w:val="Hyperlink"/>
             <w:rFonts w:ascii="Calibri" w:hAnsi="Calibri"/>
             <w:sz w:val="27"/>
             <w:szCs w:val="27"/>
-            <w:highlight w:val="yellow"/>
           </w:rPr>
           <w:t>https://www.iiep.unesco.org/pt/articles/o-caminho-para-educacao-digital</w:t>
         </w:r>
@@ -7440,16 +6641,12 @@
           <w:color w:val="000000" w:themeColor="text1"/>
           <w:sz w:val="27"/>
           <w:szCs w:val="27"/>
-          <w:highlight w:val="yellow"/>
         </w:rPr>
         <w:t xml:space="preserve"> Acesso em: 25/04/2026</w:t>
       </w:r>
-      <w:commentRangeEnd w:id="50"/>
-      <w:r>
-        <w:rPr>
-          <w:highlight w:val="yellow"/>
-        </w:rPr>
-        <w:commentReference w:id="50"/>
+      <w:commentRangeEnd w:id="51"/>
+      <w:r>
+        <w:commentReference w:id="51"/>
       </w:r>
     </w:p>
     <w:p>
@@ -7462,17 +6659,15 @@
           <w:szCs w:val="27"/>
         </w:rPr>
       </w:pPr>
-      <w:commentRangeStart w:id="51"/>
       <w:commentRangeStart w:id="52"/>
+      <w:commentRangeStart w:id="53"/>
       <w:r>
         <w:rPr>
           <w:rFonts w:ascii="Calibri" w:hAnsi="Calibri"/>
           <w:color w:val="000000" w:themeColor="text1"/>
           <w:sz w:val="27"/>
           <w:szCs w:val="27"/>
-          <w:highlight w:val="yellow"/>
-        </w:rPr>
-        <w:lastRenderedPageBreak/>
+        </w:rPr>
         <w:t>MORAES, Jéssica</w:t>
       </w:r>
       <w:r>
@@ -7481,7 +6676,6 @@
           <w:color w:val="000000" w:themeColor="text1"/>
           <w:sz w:val="27"/>
           <w:szCs w:val="27"/>
-          <w:highlight w:val="yellow"/>
         </w:rPr>
         <w:t xml:space="preserve">. </w:t>
       </w:r>
@@ -7493,7 +6687,6 @@
           <w:color w:val="000000" w:themeColor="text1"/>
           <w:sz w:val="27"/>
           <w:szCs w:val="27"/>
-          <w:highlight w:val="yellow"/>
         </w:rPr>
         <w:t>Secretaria de Inovação, Ciência e Tecnologia (SICT). Jogos digitais são usados como ferramenta de conscientização na educação</w:t>
       </w:r>
@@ -7503,18 +6696,16 @@
           <w:color w:val="000000" w:themeColor="text1"/>
           <w:sz w:val="27"/>
           <w:szCs w:val="27"/>
-          <w:highlight w:val="yellow"/>
         </w:rPr>
         <w:t xml:space="preserve">. Disponível em: </w:t>
       </w:r>
-      <w:hyperlink r:id="rId25">
+      <w:hyperlink r:id="rId30">
         <w:r>
           <w:rPr>
             <w:rStyle w:val="Hyperlink"/>
             <w:rFonts w:ascii="Calibri" w:hAnsi="Calibri"/>
             <w:sz w:val="27"/>
             <w:szCs w:val="27"/>
-            <w:highlight w:val="yellow"/>
           </w:rPr>
           <w:t>https://sict.rs.gov.br/jogos-digitais-sao-usados-como-ferramenta-de-conscientizacao-na-educacao</w:t>
         </w:r>
@@ -7525,17 +6716,16 @@
           <w:color w:val="000000" w:themeColor="text1"/>
           <w:sz w:val="27"/>
           <w:szCs w:val="27"/>
-          <w:highlight w:val="yellow"/>
         </w:rPr>
         <w:t xml:space="preserve"> Acesso em: 25/04/2026</w:t>
       </w:r>
-      <w:commentRangeEnd w:id="51"/>
-      <w:r>
-        <w:commentReference w:id="51"/>
-      </w:r>
       <w:commentRangeEnd w:id="52"/>
       <w:r>
         <w:commentReference w:id="52"/>
+      </w:r>
+      <w:commentRangeEnd w:id="53"/>
+      <w:r>
+        <w:commentReference w:id="53"/>
       </w:r>
     </w:p>
     <w:p>
@@ -7571,7 +6761,7 @@
         </w:rPr>
         <w:t xml:space="preserve">. Disponível em: </w:t>
       </w:r>
-      <w:hyperlink r:id="rId26">
+      <w:hyperlink r:id="rId31">
         <w:r>
           <w:rPr>
             <w:rStyle w:val="Hyperlink"/>
@@ -7622,7 +6812,7 @@
         </w:rPr>
         <w:t xml:space="preserve">. Disponível em: </w:t>
       </w:r>
-      <w:hyperlink r:id="rId27">
+      <w:hyperlink r:id="rId32">
         <w:r>
           <w:rPr>
             <w:rStyle w:val="Hyperlink"/>
@@ -7681,6 +6871,7 @@
         </w:rPr>
         <w:t xml:space="preserve">. </w:t>
       </w:r>
+      <w:proofErr w:type="spellStart"/>
       <w:r>
         <w:rPr>
           <w:rFonts w:asciiTheme="minorHAnsi" w:eastAsiaTheme="minorEastAsia" w:hAnsiTheme="minorHAnsi" w:cstheme="minorBidi"/>
@@ -7690,6 +6881,7 @@
         </w:rPr>
         <w:t>Disponível</w:t>
       </w:r>
+      <w:proofErr w:type="spellEnd"/>
       <w:r>
         <w:rPr>
           <w:rFonts w:asciiTheme="minorHAnsi" w:eastAsiaTheme="minorEastAsia" w:hAnsiTheme="minorHAnsi" w:cstheme="minorBidi"/>
@@ -7697,9 +6889,29 @@
           <w:szCs w:val="27"/>
           <w:lang w:val="en-US"/>
         </w:rPr>
-        <w:t xml:space="preserve"> em: </w:t>
-      </w:r>
-      <w:hyperlink r:id="rId28">
+        <w:t xml:space="preserve"> </w:t>
+      </w:r>
+      <w:proofErr w:type="spellStart"/>
+      <w:r>
+        <w:rPr>
+          <w:rFonts w:asciiTheme="minorHAnsi" w:eastAsiaTheme="minorEastAsia" w:hAnsiTheme="minorHAnsi" w:cstheme="minorBidi"/>
+          <w:sz w:val="27"/>
+          <w:szCs w:val="27"/>
+          <w:lang w:val="en-US"/>
+        </w:rPr>
+        <w:t>em</w:t>
+      </w:r>
+      <w:proofErr w:type="spellEnd"/>
+      <w:r>
+        <w:rPr>
+          <w:rFonts w:asciiTheme="minorHAnsi" w:eastAsiaTheme="minorEastAsia" w:hAnsiTheme="minorHAnsi" w:cstheme="minorBidi"/>
+          <w:sz w:val="27"/>
+          <w:szCs w:val="27"/>
+          <w:lang w:val="en-US"/>
+        </w:rPr>
+        <w:t xml:space="preserve">: </w:t>
+      </w:r>
+      <w:hyperlink r:id="rId33">
         <w:r>
           <w:rPr>
             <w:rStyle w:val="Hyperlink"/>
@@ -7718,7 +6930,47 @@
           <w:szCs w:val="27"/>
           <w:lang w:val="en-US"/>
         </w:rPr>
-        <w:t>. Acesso em: 14/06/2026</w:t>
+        <w:t xml:space="preserve">. </w:t>
+      </w:r>
+      <w:proofErr w:type="spellStart"/>
+      <w:r>
+        <w:rPr>
+          <w:rFonts w:asciiTheme="minorHAnsi" w:eastAsiaTheme="minorEastAsia" w:hAnsiTheme="minorHAnsi" w:cstheme="minorBidi"/>
+          <w:sz w:val="27"/>
+          <w:szCs w:val="27"/>
+          <w:lang w:val="en-US"/>
+        </w:rPr>
+        <w:t>Acesso</w:t>
+      </w:r>
+      <w:proofErr w:type="spellEnd"/>
+      <w:r>
+        <w:rPr>
+          <w:rFonts w:asciiTheme="minorHAnsi" w:eastAsiaTheme="minorEastAsia" w:hAnsiTheme="minorHAnsi" w:cstheme="minorBidi"/>
+          <w:sz w:val="27"/>
+          <w:szCs w:val="27"/>
+          <w:lang w:val="en-US"/>
+        </w:rPr>
+        <w:t xml:space="preserve"> </w:t>
+      </w:r>
+      <w:proofErr w:type="spellStart"/>
+      <w:r>
+        <w:rPr>
+          <w:rFonts w:asciiTheme="minorHAnsi" w:eastAsiaTheme="minorEastAsia" w:hAnsiTheme="minorHAnsi" w:cstheme="minorBidi"/>
+          <w:sz w:val="27"/>
+          <w:szCs w:val="27"/>
+          <w:lang w:val="en-US"/>
+        </w:rPr>
+        <w:t>em</w:t>
+      </w:r>
+      <w:proofErr w:type="spellEnd"/>
+      <w:r>
+        <w:rPr>
+          <w:rFonts w:asciiTheme="minorHAnsi" w:eastAsiaTheme="minorEastAsia" w:hAnsiTheme="minorHAnsi" w:cstheme="minorBidi"/>
+          <w:sz w:val="27"/>
+          <w:szCs w:val="27"/>
+          <w:lang w:val="en-US"/>
+        </w:rPr>
+        <w:t>: 14/06/2026</w:t>
       </w:r>
     </w:p>
     <w:p>
@@ -7756,7 +7008,7 @@
         </w:rPr>
         <w:t xml:space="preserve">. Disponível em: </w:t>
       </w:r>
-      <w:hyperlink r:id="rId29">
+      <w:hyperlink r:id="rId34">
         <w:r>
           <w:rPr>
             <w:rStyle w:val="Hyperlink"/>
@@ -7804,17 +7056,29 @@
           <w:sz w:val="27"/>
           <w:szCs w:val="27"/>
         </w:rPr>
-        <w:t>Imersão Design Thinking: como funciona essa fase?.</w:t>
-      </w:r>
+        <w:t xml:space="preserve">Imersão Design Thinking: como funciona essa </w:t>
+      </w:r>
+      <w:proofErr w:type="gramStart"/>
       <w:r>
         <w:rPr>
           <w:rFonts w:asciiTheme="minorHAnsi" w:eastAsiaTheme="minorEastAsia" w:hAnsiTheme="minorHAnsi" w:cstheme="minorBidi"/>
+          <w:b/>
+          <w:bCs/>
+          <w:sz w:val="27"/>
+          <w:szCs w:val="27"/>
+        </w:rPr>
+        <w:t>fase?.</w:t>
+      </w:r>
+      <w:proofErr w:type="gramEnd"/>
+      <w:r>
+        <w:rPr>
+          <w:rFonts w:asciiTheme="minorHAnsi" w:eastAsiaTheme="minorEastAsia" w:hAnsiTheme="minorHAnsi" w:cstheme="minorBidi"/>
           <w:sz w:val="27"/>
           <w:szCs w:val="27"/>
         </w:rPr>
         <w:t xml:space="preserve"> Disponível em: </w:t>
       </w:r>
-      <w:hyperlink r:id="rId30">
+      <w:hyperlink r:id="rId35">
         <w:r>
           <w:rPr>
             <w:rStyle w:val="Hyperlink"/>
@@ -7872,7 +7136,7 @@
         </w:rPr>
         <w:t xml:space="preserve">Disponível em: </w:t>
       </w:r>
-      <w:hyperlink r:id="rId31">
+      <w:hyperlink r:id="rId36">
         <w:r>
           <w:rPr>
             <w:rStyle w:val="Hyperlink"/>
@@ -7927,7 +7191,7 @@
         </w:rPr>
         <w:t xml:space="preserve"> Disponível em: </w:t>
       </w:r>
-      <w:hyperlink r:id="rId32">
+      <w:hyperlink r:id="rId37">
         <w:r>
           <w:rPr>
             <w:rStyle w:val="Hyperlink"/>
@@ -8007,7 +7271,7 @@
         </w:rPr>
         <w:t xml:space="preserve">. Disponível em: </w:t>
       </w:r>
-      <w:hyperlink r:id="rId33" w:history="1">
+      <w:hyperlink r:id="rId38" w:history="1">
         <w:r>
           <w:rPr>
             <w:rStyle w:val="Hyperlink"/>
@@ -8051,6 +7315,7 @@
           <w:sz w:val="27"/>
           <w:szCs w:val="27"/>
         </w:rPr>
+        <w:lastRenderedPageBreak/>
         <w:t>ESPERDIÃO</w:t>
       </w:r>
       <w:r>
@@ -8125,7 +7390,7 @@
         </w:rPr>
         <w:t xml:space="preserve"> Disponível em: </w:t>
       </w:r>
-      <w:hyperlink r:id="rId34" w:history="1">
+      <w:hyperlink r:id="rId39" w:history="1">
         <w:r>
           <w:rPr>
             <w:rStyle w:val="Hyperlink"/>
@@ -8186,7 +7451,6 @@
           <w:szCs w:val="27"/>
           <w:lang w:eastAsia="pt-BR"/>
         </w:rPr>
-        <w:lastRenderedPageBreak/>
         <w:t xml:space="preserve">SANTOS, J. R. L. </w:t>
       </w:r>
       <w:r>
@@ -8437,7 +7701,7 @@
         </w:rPr>
         <w:t xml:space="preserve"> </w:t>
       </w:r>
-      <w:hyperlink r:id="rId35" w:history="1">
+      <w:hyperlink r:id="rId40" w:history="1">
         <w:r>
           <w:rPr>
             <w:rStyle w:val="Hyperlink"/>
@@ -8578,7 +7842,7 @@
         </w:rPr>
         <w:t xml:space="preserve">. Disponível em: </w:t>
       </w:r>
-      <w:hyperlink r:id="rId36" w:history="1">
+      <w:hyperlink r:id="rId41" w:history="1">
         <w:r>
           <w:rPr>
             <w:rStyle w:val="Hyperlink"/>
@@ -8732,7 +7996,7 @@
         </w:rPr>
         <w:t xml:space="preserve">. Disponível em: </w:t>
       </w:r>
-      <w:hyperlink r:id="rId37" w:history="1">
+      <w:hyperlink r:id="rId42" w:history="1">
         <w:r>
           <w:rPr>
             <w:rStyle w:val="Hyperlink"/>
@@ -8829,16 +8093,10 @@
     <w:p>
       <w:pPr>
         <w:pStyle w:val="NormalWeb"/>
-        <w:rPr>
-          <w:rFonts w:ascii="Calibri" w:hAnsi="Calibri" w:cs="Calibri"/>
-          <w:color w:val="000000"/>
-          <w:sz w:val="27"/>
-          <w:szCs w:val="27"/>
-        </w:rPr>
-      </w:pPr>
-      <w:r>
-        <w:rPr>
-          <w:rFonts w:asciiTheme="minorHAnsi" w:hAnsiTheme="minorHAnsi" w:cstheme="minorHAnsi"/>
+      </w:pPr>
+      <w:r>
+        <w:rPr>
+          <w:rFonts w:asciiTheme="minorHAnsi" w:hAnsiTheme="minorHAnsi" w:cstheme="minorBidi"/>
           <w:sz w:val="27"/>
           <w:szCs w:val="27"/>
         </w:rPr>
@@ -8846,8 +8104,9 @@
       </w:r>
       <w:r>
         <w:rPr>
-          <w:rFonts w:asciiTheme="minorHAnsi" w:hAnsiTheme="minorHAnsi" w:cstheme="minorHAnsi"/>
+          <w:rFonts w:asciiTheme="minorHAnsi" w:hAnsiTheme="minorHAnsi" w:cstheme="minorBidi"/>
           <w:b/>
+          <w:bCs/>
           <w:sz w:val="27"/>
           <w:szCs w:val="27"/>
         </w:rPr>
@@ -8855,17 +8114,17 @@
       </w:r>
       <w:r>
         <w:rPr>
-          <w:rFonts w:asciiTheme="minorHAnsi" w:hAnsiTheme="minorHAnsi" w:cstheme="minorHAnsi"/>
+          <w:rFonts w:asciiTheme="minorHAnsi" w:hAnsiTheme="minorHAnsi" w:cstheme="minorBidi"/>
           <w:sz w:val="27"/>
           <w:szCs w:val="27"/>
         </w:rPr>
         <w:t xml:space="preserve"> Disponível em: </w:t>
       </w:r>
-      <w:hyperlink r:id="rId38" w:history="1">
+      <w:hyperlink r:id="rId43">
         <w:r>
           <w:rPr>
             <w:rStyle w:val="Hyperlink"/>
-            <w:rFonts w:asciiTheme="minorHAnsi" w:hAnsiTheme="minorHAnsi" w:cstheme="minorHAnsi"/>
+            <w:rFonts w:asciiTheme="minorHAnsi" w:hAnsiTheme="minorHAnsi" w:cstheme="minorBidi"/>
             <w:sz w:val="27"/>
             <w:szCs w:val="27"/>
           </w:rPr>
@@ -8874,260 +8133,1387 @@
       </w:hyperlink>
       <w:r>
         <w:rPr>
-          <w:rFonts w:asciiTheme="minorHAnsi" w:hAnsiTheme="minorHAnsi" w:cstheme="minorHAnsi"/>
-          <w:sz w:val="27"/>
-          <w:szCs w:val="27"/>
-        </w:rPr>
-        <w:t xml:space="preserve">. </w:t>
-      </w:r>
-      <w:r>
-        <w:rPr>
-          <w:rFonts w:asciiTheme="minorHAnsi" w:hAnsiTheme="minorHAnsi" w:cstheme="minorHAnsi"/>
-          <w:sz w:val="27"/>
-          <w:szCs w:val="27"/>
-        </w:rPr>
-        <w:t xml:space="preserve">Acesso em: </w:t>
+          <w:rFonts w:asciiTheme="minorHAnsi" w:hAnsiTheme="minorHAnsi" w:cstheme="minorBidi"/>
+          <w:sz w:val="27"/>
+          <w:szCs w:val="27"/>
+        </w:rPr>
+        <w:t xml:space="preserve">. Acesso em: </w:t>
       </w:r>
       <w:r>
         <w:rPr>
           <w:rStyle w:val="nfase"/>
-          <w:rFonts w:asciiTheme="minorHAnsi" w:hAnsiTheme="minorHAnsi" w:cstheme="minorHAnsi"/>
+          <w:rFonts w:asciiTheme="minorHAnsi" w:hAnsiTheme="minorHAnsi" w:cstheme="minorBidi"/>
           <w:i w:val="0"/>
           <w:iCs w:val="0"/>
           <w:sz w:val="27"/>
           <w:szCs w:val="27"/>
         </w:rPr>
-        <w:t>18</w:t>
-      </w:r>
+        <w:t>18/06/2026.</w:t>
+      </w:r>
+    </w:p>
+    <w:p>
+      <w:pPr>
+        <w:pStyle w:val="NormalWeb"/>
+      </w:pPr>
       <w:r>
         <w:rPr>
           <w:rStyle w:val="nfase"/>
-          <w:rFonts w:asciiTheme="minorHAnsi" w:hAnsiTheme="minorHAnsi" w:cstheme="minorHAnsi"/>
+          <w:rFonts w:asciiTheme="minorHAnsi" w:hAnsiTheme="minorHAnsi" w:cstheme="minorBidi"/>
           <w:i w:val="0"/>
           <w:iCs w:val="0"/>
           <w:sz w:val="27"/>
           <w:szCs w:val="27"/>
-        </w:rPr>
-        <w:t>/</w:t>
+          <w:lang w:val="en-US"/>
+        </w:rPr>
+        <w:t xml:space="preserve">GODOT COMMUNITY. </w:t>
       </w:r>
       <w:r>
         <w:rPr>
           <w:rStyle w:val="nfase"/>
-          <w:rFonts w:asciiTheme="minorHAnsi" w:hAnsiTheme="minorHAnsi" w:cstheme="minorHAnsi"/>
+          <w:rFonts w:asciiTheme="minorHAnsi" w:hAnsiTheme="minorHAnsi" w:cstheme="minorBidi"/>
+          <w:b/>
+          <w:bCs/>
           <w:i w:val="0"/>
           <w:iCs w:val="0"/>
           <w:sz w:val="27"/>
           <w:szCs w:val="27"/>
-        </w:rPr>
-        <w:t>06</w:t>
+          <w:lang w:val="en-US"/>
+        </w:rPr>
+        <w:t>Introduction — Godot Engine (stable) documentation in English</w:t>
       </w:r>
       <w:r>
         <w:rPr>
           <w:rStyle w:val="nfase"/>
-          <w:rFonts w:asciiTheme="minorHAnsi" w:hAnsiTheme="minorHAnsi" w:cstheme="minorHAnsi"/>
+          <w:rFonts w:asciiTheme="minorHAnsi" w:hAnsiTheme="minorHAnsi" w:cstheme="minorBidi"/>
           <w:i w:val="0"/>
           <w:iCs w:val="0"/>
           <w:sz w:val="27"/>
           <w:szCs w:val="27"/>
-        </w:rPr>
-        <w:t>/202</w:t>
+          <w:lang w:val="en-US"/>
+        </w:rPr>
+        <w:t>. Disponível em:</w:t>
       </w:r>
       <w:r>
         <w:rPr>
           <w:rStyle w:val="nfase"/>
-          <w:rFonts w:asciiTheme="minorHAnsi" w:hAnsiTheme="minorHAnsi" w:cstheme="minorHAnsi"/>
+          <w:rFonts w:asciiTheme="minorHAnsi" w:eastAsiaTheme="minorEastAsia" w:hAnsiTheme="minorHAnsi" w:cstheme="minorBidi"/>
           <w:i w:val="0"/>
           <w:iCs w:val="0"/>
           <w:sz w:val="27"/>
           <w:szCs w:val="27"/>
-        </w:rPr>
-        <w:t>6</w:t>
-      </w:r>
+          <w:lang w:val="en-US"/>
+        </w:rPr>
+        <w:t xml:space="preserve"> </w:t>
+      </w:r>
+      <w:hyperlink r:id="rId44">
+        <w:r>
+          <w:rPr>
+            <w:rStyle w:val="Hyperlink"/>
+            <w:rFonts w:asciiTheme="minorHAnsi" w:eastAsiaTheme="minorEastAsia" w:hAnsiTheme="minorHAnsi" w:cstheme="minorBidi"/>
+            <w:sz w:val="27"/>
+            <w:szCs w:val="27"/>
+            <w:lang w:val="en-US"/>
+          </w:rPr>
+          <w:t>https://docs.godotengine.org/en/stable/about/introduction.html</w:t>
+        </w:r>
+      </w:hyperlink>
       <w:r>
         <w:rPr>
           <w:rStyle w:val="nfase"/>
-          <w:rFonts w:asciiTheme="minorHAnsi" w:hAnsiTheme="minorHAnsi" w:cstheme="minorHAnsi"/>
+          <w:rFonts w:asciiTheme="minorHAnsi" w:hAnsiTheme="minorHAnsi" w:cstheme="minorBidi"/>
           <w:i w:val="0"/>
           <w:iCs w:val="0"/>
           <w:sz w:val="27"/>
           <w:szCs w:val="27"/>
-        </w:rPr>
-        <w:t>.</w:t>
-      </w:r>
-    </w:p>
-    <w:p>
-      <w:pPr>
-        <w:spacing w:before="100" w:beforeAutospacing="1" w:after="100" w:afterAutospacing="1" w:line="240" w:lineRule="auto"/>
-        <w:ind w:firstLine="0"/>
-        <w:jc w:val="left"/>
-        <w:rPr>
-          <w:rFonts w:ascii="Calibri" w:eastAsia="Times New Roman" w:hAnsi="Calibri" w:cs="Calibri"/>
-          <w:color w:val="000000"/>
-          <w:sz w:val="27"/>
-          <w:szCs w:val="27"/>
-          <w:lang w:eastAsia="pt-BR"/>
-        </w:rPr>
-      </w:pPr>
-      <w:r>
-        <w:rPr>
-          <w:rFonts w:ascii="Calibri" w:eastAsia="Times New Roman" w:hAnsi="Calibri" w:cs="Calibri"/>
-          <w:color w:val="000000"/>
-          <w:sz w:val="27"/>
-          <w:szCs w:val="27"/>
-          <w:lang w:eastAsia="pt-BR"/>
-        </w:rPr>
-        <w:t>‌</w:t>
-      </w:r>
-      <w:r>
-        <w:rPr>
-          <w:rFonts w:ascii="Calibri" w:eastAsia="Times New Roman" w:hAnsi="Calibri" w:cs="Calibri"/>
-          <w:color w:val="000000"/>
-          <w:sz w:val="27"/>
-          <w:szCs w:val="27"/>
-          <w:lang w:eastAsia="pt-BR"/>
-        </w:rPr>
-        <w:t xml:space="preserve">BREVIGLIERI, Henrique. </w:t>
-      </w:r>
-      <w:r>
-        <w:rPr>
-          <w:rFonts w:ascii="Calibri" w:eastAsia="Times New Roman" w:hAnsi="Calibri" w:cs="Calibri"/>
+          <w:lang w:val="en-US"/>
+        </w:rPr>
+        <w:t>. Acesso em: 0</w:t>
+      </w:r>
+      <w:r>
+        <w:rPr>
+          <w:rStyle w:val="nfase"/>
+          <w:rFonts w:asciiTheme="minorHAnsi" w:hAnsiTheme="minorHAnsi" w:cstheme="minorBidi"/>
+          <w:i w:val="0"/>
+          <w:iCs w:val="0"/>
+          <w:sz w:val="27"/>
+          <w:szCs w:val="27"/>
+          <w:lang w:val="en-US"/>
+        </w:rPr>
+        <w:t>5/08/2026.</w:t>
+      </w:r>
+    </w:p>
+    <w:p>
+      <w:pPr>
+        <w:pStyle w:val="NormalWeb"/>
+      </w:pPr>
+      <w:r>
+        <w:rPr>
+          <w:rFonts w:asciiTheme="minorHAnsi" w:eastAsiaTheme="minorEastAsia" w:hAnsiTheme="minorHAnsi" w:cstheme="minorBidi"/>
+          <w:sz w:val="27"/>
+          <w:szCs w:val="27"/>
+          <w:lang w:val="en-US"/>
+        </w:rPr>
+        <w:t xml:space="preserve">GODOT COMMUNITY. </w:t>
+      </w:r>
+      <w:r>
+        <w:rPr>
+          <w:rFonts w:asciiTheme="minorHAnsi" w:eastAsiaTheme="minorEastAsia" w:hAnsiTheme="minorHAnsi" w:cstheme="minorBidi"/>
           <w:b/>
           <w:bCs/>
-          <w:color w:val="000000"/>
-          <w:sz w:val="27"/>
-          <w:szCs w:val="27"/>
-          <w:lang w:eastAsia="pt-BR"/>
-        </w:rPr>
-        <w:t>POLÍTICA: UM PERCURSO HISTÓRICO-FILOSÓFICO</w:t>
-      </w:r>
-      <w:r>
-        <w:rPr>
-          <w:rFonts w:ascii="Calibri" w:eastAsia="Times New Roman" w:hAnsi="Calibri" w:cs="Calibri"/>
-          <w:color w:val="000000"/>
-          <w:sz w:val="27"/>
-          <w:szCs w:val="27"/>
-          <w:lang w:eastAsia="pt-BR"/>
+          <w:sz w:val="27"/>
+          <w:szCs w:val="27"/>
+          <w:lang w:val="en-US"/>
+        </w:rPr>
+        <w:t>GDScript reference — Godot Engine (stable) documentation in English</w:t>
+      </w:r>
+      <w:r>
+        <w:rPr>
+          <w:rFonts w:asciiTheme="minorHAnsi" w:eastAsiaTheme="minorEastAsia" w:hAnsiTheme="minorHAnsi" w:cstheme="minorBidi"/>
+          <w:sz w:val="27"/>
+          <w:szCs w:val="27"/>
+          <w:lang w:val="en-US"/>
         </w:rPr>
         <w:t xml:space="preserve">. Disponível em: </w:t>
       </w:r>
-      <w:hyperlink r:id="rId39" w:history="1">
+      <w:hyperlink r:id="rId45">
         <w:r>
           <w:rPr>
             <w:rStyle w:val="Hyperlink"/>
-            <w:rFonts w:ascii="Calibri" w:eastAsia="Times New Roman" w:hAnsi="Calibri" w:cs="Calibri"/>
+            <w:rFonts w:asciiTheme="minorHAnsi" w:eastAsiaTheme="minorEastAsia" w:hAnsiTheme="minorHAnsi" w:cstheme="minorBidi"/>
             <w:sz w:val="27"/>
             <w:szCs w:val="27"/>
-            <w:lang w:eastAsia="pt-BR"/>
+            <w:lang w:val="en-US"/>
+          </w:rPr>
+          <w:t>https://docs.godotengine.org/en/stable/tutorials/scripting/gdscript/gdscript_basics.html</w:t>
+        </w:r>
+      </w:hyperlink>
+      <w:r>
+        <w:rPr>
+          <w:rFonts w:asciiTheme="minorHAnsi" w:eastAsiaTheme="minorEastAsia" w:hAnsiTheme="minorHAnsi" w:cstheme="minorBidi"/>
+          <w:sz w:val="27"/>
+          <w:szCs w:val="27"/>
+          <w:lang w:val="en-US"/>
+        </w:rPr>
+        <w:t>. Acesso em: 05/0</w:t>
+      </w:r>
+      <w:r>
+        <w:rPr>
+          <w:rFonts w:asciiTheme="minorHAnsi" w:eastAsiaTheme="minorEastAsia" w:hAnsiTheme="minorHAnsi" w:cstheme="minorBidi"/>
+          <w:sz w:val="27"/>
+          <w:szCs w:val="27"/>
+          <w:lang w:val="en-US"/>
+        </w:rPr>
+        <w:t>8/2026.</w:t>
+      </w:r>
+    </w:p>
+    <w:p>
+      <w:pPr>
+        <w:pStyle w:val="NormalWeb"/>
+      </w:pPr>
+      <w:r>
+        <w:rPr>
+          <w:rFonts w:asciiTheme="minorHAnsi" w:eastAsiaTheme="minorEastAsia" w:hAnsiTheme="minorHAnsi" w:cstheme="minorBidi"/>
+          <w:sz w:val="27"/>
+          <w:szCs w:val="27"/>
+        </w:rPr>
+        <w:t xml:space="preserve">MICROSOFT. </w:t>
+      </w:r>
+      <w:r>
+        <w:rPr>
+          <w:rFonts w:asciiTheme="minorHAnsi" w:eastAsiaTheme="minorEastAsia" w:hAnsiTheme="minorHAnsi" w:cstheme="minorBidi"/>
+          <w:b/>
+          <w:bCs/>
+          <w:sz w:val="27"/>
+          <w:szCs w:val="27"/>
+        </w:rPr>
+        <w:t>Visual Studio Code - O editor de código de IA de código open source | Sua casa para desenvolvimento multiagente</w:t>
+      </w:r>
+      <w:r>
+        <w:rPr>
+          <w:rFonts w:asciiTheme="minorHAnsi" w:eastAsiaTheme="minorEastAsia" w:hAnsiTheme="minorHAnsi" w:cstheme="minorBidi"/>
+          <w:sz w:val="27"/>
+          <w:szCs w:val="27"/>
+        </w:rPr>
+        <w:t xml:space="preserve">. Disponível em: </w:t>
+      </w:r>
+      <w:hyperlink r:id="rId46">
+        <w:r>
+          <w:rPr>
+            <w:rStyle w:val="Hyperlink"/>
+            <w:rFonts w:asciiTheme="minorHAnsi" w:eastAsiaTheme="minorEastAsia" w:hAnsiTheme="minorHAnsi" w:cstheme="minorBidi"/>
+            <w:sz w:val="27"/>
+            <w:szCs w:val="27"/>
+          </w:rPr>
+          <w:t>https://code.visualstudio.com/</w:t>
+        </w:r>
+      </w:hyperlink>
+      <w:r>
+        <w:rPr>
+          <w:rFonts w:asciiTheme="minorHAnsi" w:eastAsiaTheme="minorEastAsia" w:hAnsiTheme="minorHAnsi" w:cstheme="minorBidi"/>
+          <w:sz w:val="27"/>
+          <w:szCs w:val="27"/>
+        </w:rPr>
+        <w:t>.</w:t>
+      </w:r>
+      <w:r>
+        <w:rPr>
+          <w:rFonts w:asciiTheme="minorHAnsi" w:eastAsiaTheme="minorEastAsia" w:hAnsiTheme="minorHAnsi" w:cstheme="minorBidi"/>
+          <w:sz w:val="27"/>
+          <w:szCs w:val="27"/>
+        </w:rPr>
+        <w:t xml:space="preserve"> Acesso em: 05/08/2026</w:t>
+      </w:r>
+      <w:r>
+        <w:rPr>
+          <w:rFonts w:asciiTheme="minorHAnsi" w:eastAsiaTheme="minorEastAsia" w:hAnsiTheme="minorHAnsi" w:cstheme="minorBidi"/>
+          <w:sz w:val="27"/>
+          <w:szCs w:val="27"/>
+        </w:rPr>
+        <w:t>.</w:t>
+      </w:r>
+    </w:p>
+    <w:p>
+      <w:pPr>
+        <w:pStyle w:val="NormalWeb"/>
+      </w:pPr>
+      <w:r>
+        <w:rPr>
+          <w:rFonts w:asciiTheme="minorHAnsi" w:eastAsiaTheme="minorEastAsia" w:hAnsiTheme="minorHAnsi" w:cstheme="minorBidi"/>
+          <w:sz w:val="27"/>
+          <w:szCs w:val="27"/>
+        </w:rPr>
+        <w:t xml:space="preserve">MDN WEB DOCS. </w:t>
+      </w:r>
+      <w:r>
+        <w:rPr>
+          <w:rFonts w:asciiTheme="minorHAnsi" w:eastAsiaTheme="minorEastAsia" w:hAnsiTheme="minorHAnsi" w:cstheme="minorBidi"/>
+          <w:b/>
+          <w:bCs/>
+          <w:sz w:val="27"/>
+          <w:szCs w:val="27"/>
+        </w:rPr>
+        <w:t>JavaScript | MDN</w:t>
+      </w:r>
+      <w:r>
+        <w:rPr>
+          <w:rFonts w:asciiTheme="minorHAnsi" w:eastAsiaTheme="minorEastAsia" w:hAnsiTheme="minorHAnsi" w:cstheme="minorBidi"/>
+          <w:sz w:val="27"/>
+          <w:szCs w:val="27"/>
+        </w:rPr>
+        <w:t>.</w:t>
+      </w:r>
+      <w:r>
+        <w:rPr>
+          <w:rFonts w:asciiTheme="minorHAnsi" w:eastAsiaTheme="minorEastAsia" w:hAnsiTheme="minorHAnsi" w:cstheme="minorBidi"/>
+          <w:sz w:val="27"/>
+          <w:szCs w:val="27"/>
+        </w:rPr>
+        <w:t xml:space="preserve"> Disponível em:</w:t>
+      </w:r>
+      <w:r>
+        <w:rPr>
+          <w:rFonts w:asciiTheme="minorHAnsi" w:eastAsiaTheme="minorEastAsia" w:hAnsiTheme="minorHAnsi" w:cstheme="minorBidi"/>
+          <w:sz w:val="27"/>
+          <w:szCs w:val="27"/>
+        </w:rPr>
+        <w:t xml:space="preserve"> </w:t>
+      </w:r>
+      <w:hyperlink r:id="rId47">
+        <w:r>
+          <w:rPr>
+            <w:rStyle w:val="Hyperlink"/>
+            <w:rFonts w:asciiTheme="minorHAnsi" w:eastAsiaTheme="minorEastAsia" w:hAnsiTheme="minorHAnsi" w:cstheme="minorBidi"/>
+            <w:sz w:val="27"/>
+            <w:szCs w:val="27"/>
+          </w:rPr>
+          <w:t>https://developer.mozilla.org/en-US/docs/Web/JavaScript</w:t>
+        </w:r>
+      </w:hyperlink>
+      <w:r>
+        <w:rPr>
+          <w:rFonts w:asciiTheme="minorHAnsi" w:eastAsiaTheme="minorEastAsia" w:hAnsiTheme="minorHAnsi" w:cstheme="minorBidi"/>
+          <w:sz w:val="27"/>
+          <w:szCs w:val="27"/>
+        </w:rPr>
+        <w:t>. Acesso em: 05/0</w:t>
+      </w:r>
+      <w:r>
+        <w:rPr>
+          <w:rFonts w:asciiTheme="minorHAnsi" w:eastAsiaTheme="minorEastAsia" w:hAnsiTheme="minorHAnsi" w:cstheme="minorBidi"/>
+          <w:sz w:val="27"/>
+          <w:szCs w:val="27"/>
+        </w:rPr>
+        <w:t>8/2026.</w:t>
+      </w:r>
+    </w:p>
+    <w:p>
+      <w:pPr>
+        <w:pStyle w:val="NormalWeb"/>
+      </w:pPr>
+      <w:r>
+        <w:rPr>
+          <w:rFonts w:asciiTheme="minorHAnsi" w:eastAsiaTheme="minorEastAsia" w:hAnsiTheme="minorHAnsi" w:cstheme="minorBidi"/>
+          <w:sz w:val="27"/>
+          <w:szCs w:val="27"/>
+        </w:rPr>
+        <w:lastRenderedPageBreak/>
+        <w:t xml:space="preserve">PHP DOCUMENTATION. </w:t>
+      </w:r>
+      <w:r>
+        <w:rPr>
+          <w:rFonts w:asciiTheme="minorHAnsi" w:eastAsiaTheme="minorEastAsia" w:hAnsiTheme="minorHAnsi" w:cstheme="minorBidi"/>
+          <w:b/>
+          <w:bCs/>
+          <w:sz w:val="27"/>
+          <w:szCs w:val="27"/>
+        </w:rPr>
+        <w:t>PHP: Introdução - Manual</w:t>
+      </w:r>
+      <w:r>
+        <w:rPr>
+          <w:rFonts w:asciiTheme="minorHAnsi" w:eastAsiaTheme="minorEastAsia" w:hAnsiTheme="minorHAnsi" w:cstheme="minorBidi"/>
+          <w:sz w:val="27"/>
+          <w:szCs w:val="27"/>
+        </w:rPr>
+        <w:t>.</w:t>
+      </w:r>
+      <w:r>
+        <w:rPr>
+          <w:rFonts w:asciiTheme="minorHAnsi" w:eastAsiaTheme="minorEastAsia" w:hAnsiTheme="minorHAnsi" w:cstheme="minorBidi"/>
+          <w:sz w:val="27"/>
+          <w:szCs w:val="27"/>
+        </w:rPr>
+        <w:t xml:space="preserve"> Disponível em:</w:t>
+      </w:r>
+      <w:r>
+        <w:rPr>
+          <w:rFonts w:asciiTheme="minorHAnsi" w:eastAsiaTheme="minorEastAsia" w:hAnsiTheme="minorHAnsi" w:cstheme="minorBidi"/>
+          <w:sz w:val="27"/>
+          <w:szCs w:val="27"/>
+        </w:rPr>
+        <w:t xml:space="preserve"> </w:t>
+      </w:r>
+      <w:hyperlink r:id="rId48">
+        <w:r>
+          <w:rPr>
+            <w:rStyle w:val="Hyperlink"/>
+            <w:rFonts w:asciiTheme="minorHAnsi" w:eastAsiaTheme="minorEastAsia" w:hAnsiTheme="minorHAnsi" w:cstheme="minorBidi"/>
+            <w:sz w:val="27"/>
+            <w:szCs w:val="27"/>
+          </w:rPr>
+          <w:t>https://www.php.net/manual/pt_BR/introduction.php</w:t>
+        </w:r>
+      </w:hyperlink>
+      <w:r>
+        <w:rPr>
+          <w:rFonts w:ascii="Calibri" w:eastAsia="Calibri" w:hAnsi="Calibri" w:cs="Calibri"/>
+          <w:sz w:val="27"/>
+          <w:szCs w:val="27"/>
+        </w:rPr>
+        <w:t>. Acesso em: 05/08/2026.</w:t>
+      </w:r>
+    </w:p>
+    <w:p>
+      <w:pPr>
+        <w:pStyle w:val="NormalWeb"/>
+      </w:pPr>
+      <w:r>
+        <w:rPr>
+          <w:rFonts w:ascii="Calibri" w:eastAsia="Calibri" w:hAnsi="Calibri" w:cs="Calibri"/>
+          <w:sz w:val="27"/>
+          <w:szCs w:val="27"/>
+          <w:lang w:val="en-US"/>
+        </w:rPr>
+        <w:t xml:space="preserve">MDN WEB DOCS. </w:t>
+      </w:r>
+      <w:r>
+        <w:rPr>
+          <w:rFonts w:ascii="Calibri" w:eastAsia="Calibri" w:hAnsi="Calibri" w:cs="Calibri"/>
+          <w:b/>
+          <w:bCs/>
+          <w:sz w:val="27"/>
+          <w:szCs w:val="27"/>
+          <w:lang w:val="en-US"/>
+        </w:rPr>
+        <w:t>HTML: HyperText Markup Language | MDN</w:t>
+      </w:r>
+      <w:r>
+        <w:rPr>
+          <w:rFonts w:ascii="Calibri" w:eastAsia="Calibri" w:hAnsi="Calibri" w:cs="Calibri"/>
+          <w:sz w:val="27"/>
+          <w:szCs w:val="27"/>
+          <w:lang w:val="en-US"/>
+        </w:rPr>
+        <w:t xml:space="preserve">. </w:t>
+      </w:r>
+      <w:r>
+        <w:rPr>
+          <w:rFonts w:ascii="Calibri" w:eastAsia="Calibri" w:hAnsi="Calibri" w:cs="Calibri"/>
+          <w:sz w:val="27"/>
+          <w:szCs w:val="27"/>
+          <w:lang w:val="en-US"/>
+        </w:rPr>
+        <w:t xml:space="preserve">Disponível em: </w:t>
+      </w:r>
+      <w:hyperlink r:id="rId49">
+        <w:r>
+          <w:rPr>
+            <w:rStyle w:val="Hyperlink"/>
+            <w:rFonts w:asciiTheme="minorHAnsi" w:eastAsiaTheme="minorEastAsia" w:hAnsiTheme="minorHAnsi" w:cstheme="minorBidi"/>
+            <w:sz w:val="27"/>
+            <w:szCs w:val="27"/>
+            <w:lang w:val="en-US"/>
+          </w:rPr>
+          <w:t>https://developer.mozilla.org/en-US/docs/Web/HTML</w:t>
+        </w:r>
+      </w:hyperlink>
+      <w:r>
+        <w:rPr>
+          <w:rFonts w:asciiTheme="minorHAnsi" w:eastAsiaTheme="minorEastAsia" w:hAnsiTheme="minorHAnsi" w:cstheme="minorBidi"/>
+          <w:sz w:val="27"/>
+          <w:szCs w:val="27"/>
+          <w:lang w:val="en-US"/>
+        </w:rPr>
+        <w:t>.</w:t>
+      </w:r>
+      <w:r>
+        <w:rPr>
+          <w:rFonts w:ascii="Calibri" w:eastAsia="Calibri" w:hAnsi="Calibri" w:cs="Calibri"/>
+          <w:sz w:val="27"/>
+          <w:szCs w:val="27"/>
+          <w:lang w:val="en-US"/>
+        </w:rPr>
+        <w:t xml:space="preserve"> Acesso em: 05/08/2026.</w:t>
+      </w:r>
+    </w:p>
+    <w:p>
+      <w:pPr>
+        <w:pStyle w:val="NormalWeb"/>
+      </w:pPr>
+      <w:r>
+        <w:rPr>
+          <w:rFonts w:ascii="Calibri" w:eastAsia="Calibri" w:hAnsi="Calibri" w:cs="Calibri"/>
+          <w:sz w:val="27"/>
+          <w:szCs w:val="27"/>
+          <w:lang w:val="en-US"/>
+        </w:rPr>
+        <w:t xml:space="preserve">MDN WEB DOCS. </w:t>
+      </w:r>
+      <w:r>
+        <w:rPr>
+          <w:rFonts w:ascii="Calibri" w:eastAsia="Calibri" w:hAnsi="Calibri" w:cs="Calibri"/>
+          <w:b/>
+          <w:bCs/>
+          <w:sz w:val="27"/>
+          <w:szCs w:val="27"/>
+          <w:lang w:val="en-US"/>
+        </w:rPr>
+        <w:t>CSS: Cascading Style Sheets | MDN</w:t>
+      </w:r>
+      <w:r>
+        <w:rPr>
+          <w:rFonts w:ascii="Calibri" w:eastAsia="Calibri" w:hAnsi="Calibri" w:cs="Calibri"/>
+          <w:sz w:val="27"/>
+          <w:szCs w:val="27"/>
+          <w:lang w:val="en-US"/>
+        </w:rPr>
+        <w:t xml:space="preserve">. Disponível em: </w:t>
+      </w:r>
+      <w:hyperlink r:id="rId50">
+        <w:r>
+          <w:rPr>
+            <w:rStyle w:val="Hyperlink"/>
+            <w:rFonts w:asciiTheme="minorHAnsi" w:eastAsiaTheme="minorEastAsia" w:hAnsiTheme="minorHAnsi" w:cstheme="minorBidi"/>
+            <w:sz w:val="27"/>
+            <w:szCs w:val="27"/>
+            <w:lang w:val="en-US"/>
+          </w:rPr>
+          <w:t>https://developer.mozilla.org/en-US/docs/Web/CSS</w:t>
+        </w:r>
+      </w:hyperlink>
+      <w:r>
+        <w:rPr>
+          <w:rFonts w:ascii="Calibri" w:eastAsia="Calibri" w:hAnsi="Calibri" w:cs="Calibri"/>
+          <w:sz w:val="27"/>
+          <w:szCs w:val="27"/>
+          <w:lang w:val="en-US"/>
+        </w:rPr>
+        <w:t>. Acesso em:</w:t>
+      </w:r>
+      <w:r>
+        <w:rPr>
+          <w:rFonts w:ascii="Calibri" w:eastAsia="Calibri" w:hAnsi="Calibri" w:cs="Calibri"/>
+          <w:sz w:val="27"/>
+          <w:szCs w:val="27"/>
+          <w:lang w:val="en-US"/>
+        </w:rPr>
+        <w:t xml:space="preserve"> </w:t>
+      </w:r>
+      <w:r>
+        <w:rPr>
+          <w:rFonts w:ascii="Calibri" w:eastAsia="Calibri" w:hAnsi="Calibri" w:cs="Calibri"/>
+          <w:sz w:val="27"/>
+          <w:szCs w:val="27"/>
+          <w:lang w:val="en-US"/>
+        </w:rPr>
+        <w:t>05/08/2026.</w:t>
+      </w:r>
+    </w:p>
+    <w:p>
+      <w:pPr>
+        <w:pStyle w:val="NormalWeb"/>
+      </w:pPr>
+      <w:r>
+        <w:rPr>
+          <w:rFonts w:ascii="Calibri" w:eastAsia="Calibri" w:hAnsi="Calibri" w:cs="Calibri"/>
+          <w:sz w:val="27"/>
+          <w:szCs w:val="27"/>
+          <w:lang w:val="en-US"/>
+        </w:rPr>
+        <w:t xml:space="preserve">BLENDER FOUDATION. </w:t>
+      </w:r>
+      <w:r>
+        <w:rPr>
+          <w:rFonts w:ascii="Calibri" w:eastAsia="Calibri" w:hAnsi="Calibri" w:cs="Calibri"/>
+          <w:b/>
+          <w:bCs/>
+          <w:sz w:val="27"/>
+          <w:szCs w:val="27"/>
+          <w:lang w:val="en-US"/>
+        </w:rPr>
+        <w:t>About Blender - Blender 5.2 LTS Manual</w:t>
+      </w:r>
+      <w:r>
+        <w:rPr>
+          <w:rFonts w:ascii="Calibri" w:eastAsia="Calibri" w:hAnsi="Calibri" w:cs="Calibri"/>
+          <w:sz w:val="27"/>
+          <w:szCs w:val="27"/>
+          <w:lang w:val="en-US"/>
+        </w:rPr>
+        <w:t>.</w:t>
+      </w:r>
+      <w:r>
+        <w:rPr>
+          <w:rFonts w:ascii="Calibri" w:eastAsia="Calibri" w:hAnsi="Calibri" w:cs="Calibri"/>
+          <w:sz w:val="27"/>
+          <w:szCs w:val="27"/>
+          <w:lang w:val="en-US"/>
+        </w:rPr>
+        <w:t xml:space="preserve"> Disponível em: </w:t>
+      </w:r>
+      <w:hyperlink r:id="rId51">
+        <w:r>
+          <w:rPr>
+            <w:rStyle w:val="Hyperlink"/>
+            <w:rFonts w:asciiTheme="minorHAnsi" w:eastAsiaTheme="minorEastAsia" w:hAnsiTheme="minorHAnsi" w:cstheme="minorBidi"/>
+            <w:sz w:val="27"/>
+            <w:szCs w:val="27"/>
+            <w:lang w:val="en-US"/>
+          </w:rPr>
+          <w:t>https://docs.blender.org/manual/en/latest/getting_started/about/index.html</w:t>
+        </w:r>
+      </w:hyperlink>
+      <w:r>
+        <w:rPr>
+          <w:rFonts w:asciiTheme="minorHAnsi" w:eastAsiaTheme="minorEastAsia" w:hAnsiTheme="minorHAnsi" w:cstheme="minorBidi"/>
+          <w:sz w:val="27"/>
+          <w:szCs w:val="27"/>
+          <w:lang w:val="en-US"/>
+        </w:rPr>
+        <w:t>.</w:t>
+      </w:r>
+      <w:r>
+        <w:rPr>
+          <w:rFonts w:ascii="Calibri" w:eastAsia="Calibri" w:hAnsi="Calibri" w:cs="Calibri"/>
+          <w:sz w:val="27"/>
+          <w:szCs w:val="27"/>
+          <w:lang w:val="en-US"/>
+        </w:rPr>
+        <w:t xml:space="preserve"> Acesso em:</w:t>
+      </w:r>
+      <w:r>
+        <w:rPr>
+          <w:rFonts w:ascii="Calibri" w:eastAsia="Calibri" w:hAnsi="Calibri" w:cs="Calibri"/>
+          <w:sz w:val="27"/>
+          <w:szCs w:val="27"/>
+          <w:lang w:val="en-US"/>
+        </w:rPr>
+        <w:t xml:space="preserve"> 05/08/2026</w:t>
+      </w:r>
+      <w:r>
+        <w:rPr>
+          <w:rFonts w:ascii="Calibri" w:eastAsia="Calibri" w:hAnsi="Calibri" w:cs="Calibri"/>
+          <w:sz w:val="27"/>
+          <w:szCs w:val="27"/>
+          <w:lang w:val="en-US"/>
+        </w:rPr>
+        <w:t>.</w:t>
+      </w:r>
+    </w:p>
+    <w:p>
+      <w:pPr>
+        <w:pStyle w:val="NormalWeb"/>
+      </w:pPr>
+      <w:r>
+        <w:rPr>
+          <w:rFonts w:ascii="Calibri" w:eastAsia="Calibri" w:hAnsi="Calibri" w:cs="Calibri"/>
+          <w:sz w:val="27"/>
+          <w:szCs w:val="27"/>
+        </w:rPr>
+        <w:t xml:space="preserve">COCKOS. </w:t>
+      </w:r>
+      <w:r>
+        <w:rPr>
+          <w:rFonts w:ascii="Calibri" w:eastAsia="Calibri" w:hAnsi="Calibri" w:cs="Calibri"/>
+          <w:b/>
+          <w:bCs/>
+          <w:sz w:val="27"/>
+          <w:szCs w:val="27"/>
+        </w:rPr>
+        <w:t>REAPER | Audio Production Without Limits</w:t>
+      </w:r>
+      <w:r>
+        <w:rPr>
+          <w:rFonts w:ascii="Calibri" w:eastAsia="Calibri" w:hAnsi="Calibri" w:cs="Calibri"/>
+          <w:sz w:val="27"/>
+          <w:szCs w:val="27"/>
+        </w:rPr>
+        <w:t xml:space="preserve">. Disponível em: </w:t>
+      </w:r>
+      <w:hyperlink r:id="rId52">
+        <w:r>
+          <w:rPr>
+            <w:rStyle w:val="Hyperlink"/>
+            <w:rFonts w:asciiTheme="minorHAnsi" w:eastAsiaTheme="minorEastAsia" w:hAnsiTheme="minorHAnsi" w:cstheme="minorBidi"/>
+            <w:sz w:val="27"/>
+            <w:szCs w:val="27"/>
+          </w:rPr>
+          <w:t>https://www.reaper.fm/</w:t>
+        </w:r>
+      </w:hyperlink>
+      <w:r>
+        <w:rPr>
+          <w:rFonts w:ascii="Calibri" w:eastAsia="Calibri" w:hAnsi="Calibri" w:cs="Calibri"/>
+          <w:sz w:val="27"/>
+          <w:szCs w:val="27"/>
+        </w:rPr>
+        <w:t>. Acesso em: 05/08/2026.</w:t>
+      </w:r>
+    </w:p>
+    <w:p>
+      <w:pPr>
+        <w:pStyle w:val="NormalWeb"/>
+      </w:pPr>
+      <w:r>
+        <w:rPr>
+          <w:rFonts w:ascii="Calibri" w:eastAsia="Calibri" w:hAnsi="Calibri" w:cs="Calibri"/>
+          <w:sz w:val="27"/>
+          <w:szCs w:val="27"/>
+          <w:lang w:val="en-US"/>
+        </w:rPr>
+        <w:t xml:space="preserve">DECENT SAMPLES. </w:t>
+      </w:r>
+      <w:r>
+        <w:rPr>
+          <w:rFonts w:ascii="Calibri" w:eastAsia="Calibri" w:hAnsi="Calibri" w:cs="Calibri"/>
+          <w:b/>
+          <w:bCs/>
+          <w:sz w:val="27"/>
+          <w:szCs w:val="27"/>
+          <w:lang w:val="en-US"/>
+        </w:rPr>
+        <w:t>Decent Sampler Plugin [FREE] - decent|SAMPLES</w:t>
+      </w:r>
+      <w:r>
+        <w:rPr>
+          <w:rFonts w:ascii="Calibri" w:eastAsia="Calibri" w:hAnsi="Calibri" w:cs="Calibri"/>
+          <w:sz w:val="27"/>
+          <w:szCs w:val="27"/>
+          <w:lang w:val="en-US"/>
+        </w:rPr>
+        <w:t xml:space="preserve">. Disponível em: </w:t>
+      </w:r>
+      <w:hyperlink r:id="rId53">
+        <w:r>
+          <w:rPr>
+            <w:rStyle w:val="Hyperlink"/>
+            <w:rFonts w:asciiTheme="minorHAnsi" w:eastAsiaTheme="minorEastAsia" w:hAnsiTheme="minorHAnsi" w:cstheme="minorBidi"/>
+            <w:sz w:val="27"/>
+            <w:szCs w:val="27"/>
+            <w:lang w:val="en-US"/>
+          </w:rPr>
+          <w:t>https://www.decentsamples.com/product/decent-sampler-plugin/</w:t>
+        </w:r>
+      </w:hyperlink>
+      <w:r>
+        <w:rPr>
+          <w:rFonts w:asciiTheme="minorHAnsi" w:eastAsiaTheme="minorEastAsia" w:hAnsiTheme="minorHAnsi" w:cstheme="minorBidi"/>
+          <w:color w:val="000000" w:themeColor="text1"/>
+          <w:sz w:val="27"/>
+          <w:szCs w:val="27"/>
+          <w:lang w:val="en-US"/>
+        </w:rPr>
+        <w:t xml:space="preserve">. </w:t>
+      </w:r>
+      <w:r>
+        <w:rPr>
+          <w:rFonts w:ascii="Calibri" w:eastAsia="Calibri" w:hAnsi="Calibri" w:cs="Calibri"/>
+          <w:sz w:val="27"/>
+          <w:szCs w:val="27"/>
+          <w:lang w:val="en-US"/>
+        </w:rPr>
+        <w:t>Acesso em: 05/08/2026.</w:t>
+      </w:r>
+    </w:p>
+    <w:p>
+      <w:pPr>
+        <w:pStyle w:val="NormalWeb"/>
+      </w:pPr>
+      <w:r>
+        <w:rPr>
+          <w:rFonts w:ascii="Calibri" w:eastAsia="Calibri" w:hAnsi="Calibri" w:cs="Calibri"/>
+          <w:sz w:val="27"/>
+          <w:szCs w:val="27"/>
+          <w:lang w:val="en-US"/>
+        </w:rPr>
+        <w:t xml:space="preserve">PIANOBOOK. </w:t>
+      </w:r>
+      <w:r>
+        <w:rPr>
+          <w:rFonts w:ascii="Calibri" w:eastAsia="Calibri" w:hAnsi="Calibri" w:cs="Calibri"/>
+          <w:b/>
+          <w:bCs/>
+          <w:sz w:val="27"/>
+          <w:szCs w:val="27"/>
+          <w:lang w:val="en-US"/>
+        </w:rPr>
+        <w:t>What is this all about then? – Pianobook</w:t>
+      </w:r>
+      <w:r>
+        <w:rPr>
+          <w:rFonts w:ascii="Calibri" w:eastAsia="Calibri" w:hAnsi="Calibri" w:cs="Calibri"/>
+          <w:sz w:val="27"/>
+          <w:szCs w:val="27"/>
+          <w:lang w:val="en-US"/>
+        </w:rPr>
+        <w:t xml:space="preserve">. Disponível em: </w:t>
+      </w:r>
+      <w:hyperlink r:id="rId54">
+        <w:r>
+          <w:rPr>
+            <w:rStyle w:val="Hyperlink"/>
+            <w:rFonts w:asciiTheme="minorHAnsi" w:eastAsiaTheme="minorEastAsia" w:hAnsiTheme="minorHAnsi" w:cstheme="minorBidi"/>
+            <w:sz w:val="27"/>
+            <w:szCs w:val="27"/>
+            <w:lang w:val="en-US"/>
+          </w:rPr>
+          <w:t>https://www.pianobook.co.uk/about/</w:t>
+        </w:r>
+      </w:hyperlink>
+      <w:r>
+        <w:rPr>
+          <w:rFonts w:asciiTheme="minorHAnsi" w:eastAsiaTheme="minorEastAsia" w:hAnsiTheme="minorHAnsi" w:cstheme="minorBidi"/>
+          <w:sz w:val="27"/>
+          <w:szCs w:val="27"/>
+          <w:lang w:val="en-US"/>
+        </w:rPr>
+        <w:t>. Acesso em: 05/08/2026.</w:t>
+      </w:r>
+    </w:p>
+    <w:p>
+      <w:pPr>
+        <w:pStyle w:val="NormalWeb"/>
+      </w:pPr>
+      <w:r>
+        <w:rPr>
+          <w:rFonts w:asciiTheme="minorHAnsi" w:eastAsiaTheme="minorEastAsia" w:hAnsiTheme="minorHAnsi" w:cstheme="minorBidi"/>
+          <w:sz w:val="27"/>
+          <w:szCs w:val="27"/>
+          <w:lang w:val="en-US"/>
+        </w:rPr>
+        <w:t>BLEVIG</w:t>
+      </w:r>
+      <w:r>
+        <w:rPr>
+          <w:rFonts w:asciiTheme="minorHAnsi" w:eastAsiaTheme="minorEastAsia" w:hAnsiTheme="minorHAnsi" w:cstheme="minorBidi"/>
+          <w:sz w:val="27"/>
+          <w:szCs w:val="27"/>
+          <w:lang w:val="en-US"/>
+        </w:rPr>
+        <w:t xml:space="preserve">LIERI, Henrique. </w:t>
+      </w:r>
+      <w:r>
+        <w:rPr>
+          <w:rFonts w:asciiTheme="minorHAnsi" w:eastAsiaTheme="minorEastAsia" w:hAnsiTheme="minorHAnsi" w:cstheme="minorBidi"/>
+          <w:b/>
+          <w:bCs/>
+          <w:sz w:val="27"/>
+          <w:szCs w:val="27"/>
+          <w:lang w:val="en-US"/>
+        </w:rPr>
+        <w:t>POLÍTICA: UM PERCURSO HISTÓRICO-FILOSÓFICO</w:t>
+      </w:r>
+      <w:r>
+        <w:rPr>
+          <w:rFonts w:asciiTheme="minorHAnsi" w:eastAsiaTheme="minorEastAsia" w:hAnsiTheme="minorHAnsi" w:cstheme="minorBidi"/>
+          <w:sz w:val="27"/>
+          <w:szCs w:val="27"/>
+          <w:lang w:val="en-US"/>
+        </w:rPr>
+        <w:t xml:space="preserve">. </w:t>
+      </w:r>
+      <w:r>
+        <w:rPr>
+          <w:rFonts w:asciiTheme="minorHAnsi" w:eastAsiaTheme="minorEastAsia" w:hAnsiTheme="minorHAnsi" w:cstheme="minorBidi"/>
+          <w:sz w:val="27"/>
+          <w:szCs w:val="27"/>
+          <w:lang w:val="en-US"/>
+        </w:rPr>
+        <w:t xml:space="preserve">Disponível em: </w:t>
+      </w:r>
+      <w:hyperlink r:id="rId55">
+        <w:r>
+          <w:rPr>
+            <w:rStyle w:val="Hyperlink"/>
+            <w:rFonts w:asciiTheme="minorHAnsi" w:eastAsiaTheme="minorEastAsia" w:hAnsiTheme="minorHAnsi" w:cstheme="minorBidi"/>
+            <w:sz w:val="27"/>
+            <w:szCs w:val="27"/>
+            <w:lang w:val="en-US"/>
           </w:rPr>
           <w:t>https://www.cep.pr.gov.br/sites/cep/arquivos_restritos/files/documento/2020-01/politica_-_um_percurso_filosofico.pdf</w:t>
         </w:r>
       </w:hyperlink>
       <w:r>
         <w:rPr>
-          <w:rFonts w:ascii="Calibri" w:eastAsia="Times New Roman" w:hAnsi="Calibri" w:cs="Calibri"/>
-          <w:color w:val="000000"/>
-          <w:sz w:val="27"/>
-          <w:szCs w:val="27"/>
-          <w:lang w:eastAsia="pt-BR"/>
+          <w:rFonts w:asciiTheme="minorHAnsi" w:eastAsiaTheme="minorEastAsia" w:hAnsiTheme="minorHAnsi" w:cstheme="minorBidi"/>
+          <w:sz w:val="27"/>
+          <w:szCs w:val="27"/>
+          <w:lang w:val="en-US"/>
+        </w:rPr>
+        <w:t>. Acesso em: 30/07/2026</w:t>
+      </w:r>
+      <w:r>
+        <w:rPr>
+          <w:rFonts w:asciiTheme="minorHAnsi" w:eastAsiaTheme="minorEastAsia" w:hAnsiTheme="minorHAnsi" w:cstheme="minorBidi"/>
+          <w:sz w:val="27"/>
+          <w:szCs w:val="27"/>
+          <w:lang w:val="en-US"/>
+        </w:rPr>
+        <w:t>.</w:t>
+      </w:r>
+    </w:p>
+    <w:p>
+      <w:pPr>
+        <w:pStyle w:val="NormalWeb"/>
+      </w:pPr>
+      <w:r>
+        <w:rPr>
+          <w:rFonts w:asciiTheme="minorHAnsi" w:eastAsiaTheme="minorEastAsia" w:hAnsiTheme="minorHAnsi" w:cstheme="minorBidi"/>
+          <w:sz w:val="27"/>
+          <w:szCs w:val="27"/>
+        </w:rPr>
+        <w:t xml:space="preserve">Costa, Amanda Caroline Vieira et al. </w:t>
+      </w:r>
+      <w:r>
+        <w:rPr>
+          <w:rFonts w:asciiTheme="minorHAnsi" w:eastAsiaTheme="minorEastAsia" w:hAnsiTheme="minorHAnsi" w:cstheme="minorBidi"/>
+          <w:b/>
+          <w:bCs/>
+          <w:sz w:val="27"/>
+          <w:szCs w:val="27"/>
+        </w:rPr>
+        <w:t>Uma breve introdução à teoria política: a modernidade e suas tradições</w:t>
+      </w:r>
+      <w:r>
+        <w:rPr>
+          <w:rFonts w:asciiTheme="minorHAnsi" w:eastAsiaTheme="minorEastAsia" w:hAnsiTheme="minorHAnsi" w:cstheme="minorBidi"/>
+          <w:sz w:val="27"/>
+          <w:szCs w:val="27"/>
+        </w:rPr>
+        <w:t>. Lavras: Editora UFLA, 2023. Disponível em:</w:t>
+      </w:r>
+      <w:r>
+        <w:rPr>
+          <w:rFonts w:asciiTheme="minorHAnsi" w:eastAsiaTheme="minorEastAsia" w:hAnsiTheme="minorHAnsi" w:cstheme="minorBidi"/>
+          <w:sz w:val="27"/>
+          <w:szCs w:val="27"/>
+        </w:rPr>
+        <w:t xml:space="preserve"> </w:t>
+      </w:r>
+      <w:hyperlink r:id="rId56">
+        <w:r>
+          <w:rPr>
+            <w:rStyle w:val="Hyperlink"/>
+            <w:rFonts w:asciiTheme="minorHAnsi" w:eastAsiaTheme="minorEastAsia" w:hAnsiTheme="minorHAnsi" w:cstheme="minorBidi"/>
+            <w:sz w:val="27"/>
+            <w:szCs w:val="27"/>
+          </w:rPr>
+          <w:t>https://ciencia.ufla.br/todos-livros/1061-uma-breve-introducao-a-teoria-politica-a-modernidade-e-suas-tradicoes</w:t>
+        </w:r>
+      </w:hyperlink>
+      <w:r>
+        <w:rPr>
+          <w:rFonts w:asciiTheme="minorHAnsi" w:eastAsiaTheme="minorEastAsia" w:hAnsiTheme="minorHAnsi" w:cstheme="minorBidi"/>
+          <w:sz w:val="27"/>
+          <w:szCs w:val="27"/>
+        </w:rPr>
+        <w:t>. Acesso em: 05/08/2026.</w:t>
+      </w:r>
+      <w:r>
+        <w:rPr>
+          <w:rFonts w:asciiTheme="minorHAnsi" w:eastAsiaTheme="minorEastAsia" w:hAnsiTheme="minorHAnsi" w:cstheme="minorBidi"/>
+          <w:sz w:val="27"/>
+          <w:szCs w:val="27"/>
+        </w:rPr>
+        <w:t xml:space="preserve"> </w:t>
+      </w:r>
+    </w:p>
+    <w:p>
+      <w:pPr>
+        <w:pStyle w:val="NormalWeb"/>
+      </w:pPr>
+      <w:r>
+        <w:rPr>
+          <w:rFonts w:ascii="Calibri" w:eastAsia="Calibri" w:hAnsi="Calibri" w:cs="Calibri"/>
+          <w:sz w:val="27"/>
+          <w:szCs w:val="27"/>
+        </w:rPr>
+        <w:t xml:space="preserve">Paula, B. H. de, &amp; Valente, J. A. (2016). </w:t>
+      </w:r>
+      <w:r>
+        <w:rPr>
+          <w:rFonts w:ascii="Calibri" w:eastAsia="Calibri" w:hAnsi="Calibri" w:cs="Calibri"/>
+          <w:b/>
+          <w:bCs/>
+          <w:sz w:val="27"/>
+          <w:szCs w:val="27"/>
+        </w:rPr>
+        <w:t>Jogos digitais e educação: uma possibilidade de mudança da abordagem pedagógica no ensino formal</w:t>
+      </w:r>
+      <w:r>
+        <w:rPr>
+          <w:rFonts w:ascii="Calibri" w:eastAsia="Calibri" w:hAnsi="Calibri" w:cs="Calibri"/>
+          <w:sz w:val="27"/>
+          <w:szCs w:val="27"/>
         </w:rPr>
         <w:t xml:space="preserve">. </w:t>
       </w:r>
       <w:r>
         <w:rPr>
-          <w:rFonts w:ascii="Calibri" w:eastAsia="Times New Roman" w:hAnsi="Calibri" w:cs="Calibri"/>
-          <w:color w:val="000000"/>
-          <w:sz w:val="27"/>
-          <w:szCs w:val="27"/>
-          <w:lang w:eastAsia="pt-BR"/>
-        </w:rPr>
-        <w:t>Acesso em: 30 jul.. 2026.</w:t>
-      </w:r>
-    </w:p>
-    <w:p>
-      <w:pPr>
-        <w:spacing w:after="0" w:line="360" w:lineRule="atLeast"/>
-        <w:ind w:firstLine="0"/>
-        <w:jc w:val="left"/>
-        <w:rPr>
-          <w:rFonts w:ascii="Calibri" w:eastAsia="Times New Roman" w:hAnsi="Calibri" w:cs="Calibri"/>
-          <w:szCs w:val="24"/>
-          <w:lang w:eastAsia="pt-BR"/>
-        </w:rPr>
-      </w:pPr>
-      <w:r>
-        <w:rPr>
-          <w:rFonts w:ascii="Calibri" w:eastAsia="Times New Roman" w:hAnsi="Calibri" w:cs="Calibri"/>
-          <w:szCs w:val="24"/>
-          <w:lang w:eastAsia="pt-BR"/>
-        </w:rPr>
-        <w:t xml:space="preserve">DE BIBLIOTECAS, Red </w:t>
-      </w:r>
-      <w:r>
-        <w:rPr>
-          <w:rFonts w:ascii="Calibri" w:eastAsia="Times New Roman" w:hAnsi="Calibri" w:cs="Calibri"/>
+          <w:rFonts w:ascii="Calibri" w:eastAsia="Calibri" w:hAnsi="Calibri" w:cs="Calibri"/>
           <w:i/>
           <w:iCs/>
-          <w:szCs w:val="24"/>
-          <w:lang w:eastAsia="pt-BR"/>
-        </w:rPr>
-        <w:t>et al.</w:t>
-      </w:r>
-      <w:r>
-        <w:rPr>
-          <w:rFonts w:ascii="Calibri" w:eastAsia="Times New Roman" w:hAnsi="Calibri" w:cs="Calibri"/>
-          <w:szCs w:val="24"/>
-          <w:lang w:eastAsia="pt-BR"/>
-        </w:rPr>
-        <w:t xml:space="preserve"> . </w:t>
-      </w:r>
-      <w:r>
-        <w:rPr>
-          <w:rFonts w:ascii="Calibri" w:eastAsia="Times New Roman" w:hAnsi="Calibri" w:cs="Calibri"/>
+          <w:sz w:val="27"/>
+          <w:szCs w:val="27"/>
+        </w:rPr>
+        <w:t>Revista Iberoamericana De Educación</w:t>
+      </w:r>
+      <w:r>
+        <w:rPr>
+          <w:rFonts w:ascii="Calibri" w:eastAsia="Calibri" w:hAnsi="Calibri" w:cs="Calibri"/>
+          <w:sz w:val="27"/>
+          <w:szCs w:val="27"/>
+        </w:rPr>
+        <w:t xml:space="preserve">, </w:t>
+      </w:r>
+      <w:r>
+        <w:rPr>
+          <w:rFonts w:ascii="Calibri" w:eastAsia="Calibri" w:hAnsi="Calibri" w:cs="Calibri"/>
           <w:i/>
           <w:iCs/>
-          <w:szCs w:val="24"/>
-          <w:lang w:eastAsia="pt-BR"/>
-        </w:rPr>
-        <w:t>[S.l.: S.n.]</w:t>
-      </w:r>
-      <w:r>
-        <w:rPr>
-          <w:rFonts w:ascii="Calibri" w:eastAsia="Times New Roman" w:hAnsi="Calibri" w:cs="Calibri"/>
-          <w:szCs w:val="24"/>
-          <w:lang w:eastAsia="pt-BR"/>
-        </w:rPr>
-        <w:t>. Disponível em: &lt;https://www.kufunda.net/publicdocs/filopolmpt.pdf&gt;. Acesso em: 5 ago.. 2026.</w:t>
-      </w:r>
-    </w:p>
-    <w:p>
-      <w:pPr>
-        <w:spacing w:before="100" w:beforeAutospacing="1" w:after="100" w:afterAutospacing="1" w:line="240" w:lineRule="auto"/>
-        <w:ind w:firstLine="0"/>
-        <w:jc w:val="left"/>
-        <w:rPr>
-          <w:rFonts w:ascii="Calibri" w:eastAsia="Times New Roman" w:hAnsi="Calibri" w:cs="Calibri"/>
-          <w:color w:val="000000"/>
-          <w:sz w:val="27"/>
-          <w:szCs w:val="27"/>
-          <w:u w:val="single"/>
-          <w:lang w:eastAsia="pt-BR"/>
-        </w:rPr>
-      </w:pPr>
-      <w:bookmarkStart w:id="53" w:name="_GoBack"/>
-      <w:bookmarkEnd w:id="53"/>
+          <w:sz w:val="27"/>
+          <w:szCs w:val="27"/>
+        </w:rPr>
+        <w:t>70</w:t>
+      </w:r>
+      <w:r>
+        <w:rPr>
+          <w:rFonts w:ascii="Calibri" w:eastAsia="Calibri" w:hAnsi="Calibri" w:cs="Calibri"/>
+          <w:sz w:val="27"/>
+          <w:szCs w:val="27"/>
+        </w:rPr>
+        <w:t xml:space="preserve">(1), 9–28. Disponível em: </w:t>
+      </w:r>
+      <w:hyperlink r:id="rId57">
+        <w:r>
+          <w:rPr>
+            <w:rStyle w:val="Hyperlink"/>
+            <w:rFonts w:ascii="Calibri" w:eastAsia="Calibri" w:hAnsi="Calibri" w:cs="Calibri"/>
+            <w:sz w:val="27"/>
+            <w:szCs w:val="27"/>
+          </w:rPr>
+          <w:t>https://doi.org/10.35362/rie70170</w:t>
+        </w:r>
+      </w:hyperlink>
+      <w:r>
+        <w:rPr>
+          <w:rFonts w:ascii="Calibri" w:eastAsia="Calibri" w:hAnsi="Calibri" w:cs="Calibri"/>
+          <w:sz w:val="27"/>
+          <w:szCs w:val="27"/>
+        </w:rPr>
+        <w:t>. Acesso em: 05/08/2026.</w:t>
+      </w:r>
     </w:p>
     <w:p>
       <w:pPr>
         <w:pStyle w:val="NormalWeb"/>
+      </w:pPr>
+      <w:r>
         <w:rPr>
           <w:rFonts w:asciiTheme="minorHAnsi" w:eastAsiaTheme="minorEastAsia" w:hAnsiTheme="minorHAnsi" w:cstheme="minorBidi"/>
           <w:sz w:val="27"/>
           <w:szCs w:val="27"/>
         </w:rPr>
+        <w:t xml:space="preserve">PANOSSO, Mariana Gomide; SOUZA, Silvia Regina de; HAYDU, Verônica Bender. </w:t>
+      </w:r>
+      <w:r>
+        <w:rPr>
+          <w:rFonts w:asciiTheme="minorHAnsi" w:eastAsiaTheme="minorEastAsia" w:hAnsiTheme="minorHAnsi" w:cstheme="minorBidi"/>
+          <w:b/>
+          <w:bCs/>
+          <w:sz w:val="27"/>
+          <w:szCs w:val="27"/>
+        </w:rPr>
+        <w:t>Características atribuídas a jogos educativos: uma interpretação analítico-comportamental</w:t>
+      </w:r>
+      <w:r>
+        <w:rPr>
+          <w:rFonts w:asciiTheme="minorHAnsi" w:eastAsiaTheme="minorEastAsia" w:hAnsiTheme="minorHAnsi" w:cstheme="minorBidi"/>
+          <w:sz w:val="27"/>
+          <w:szCs w:val="27"/>
+        </w:rPr>
+        <w:t xml:space="preserve">. </w:t>
+      </w:r>
+      <w:r>
+        <w:rPr>
+          <w:rFonts w:asciiTheme="minorHAnsi" w:eastAsiaTheme="minorEastAsia" w:hAnsiTheme="minorHAnsi" w:cstheme="minorBidi"/>
+          <w:i/>
+          <w:iCs/>
+          <w:sz w:val="27"/>
+          <w:szCs w:val="27"/>
+        </w:rPr>
+        <w:t>Psicologia Escolar e Educacional</w:t>
+      </w:r>
+      <w:r>
+        <w:rPr>
+          <w:rFonts w:asciiTheme="minorHAnsi" w:eastAsiaTheme="minorEastAsia" w:hAnsiTheme="minorHAnsi" w:cstheme="minorBidi"/>
+          <w:sz w:val="27"/>
+          <w:szCs w:val="27"/>
+        </w:rPr>
+        <w:t xml:space="preserve">, São Paulo, v. 19, n. 2, p. 233-241, 2015. Disponível em: </w:t>
+      </w:r>
+      <w:hyperlink r:id="rId58">
+        <w:r>
+          <w:rPr>
+            <w:rStyle w:val="Hyperlink"/>
+            <w:rFonts w:asciiTheme="minorHAnsi" w:eastAsiaTheme="minorEastAsia" w:hAnsiTheme="minorHAnsi" w:cstheme="minorBidi"/>
+            <w:sz w:val="27"/>
+            <w:szCs w:val="27"/>
+          </w:rPr>
+          <w:t>https://www.scielo.br/j/pee/a/SBRZ3rbWkWMkbwHtYGMBKqk/</w:t>
+        </w:r>
+      </w:hyperlink>
+      <w:r>
+        <w:rPr>
+          <w:rFonts w:asciiTheme="minorHAnsi" w:eastAsiaTheme="minorEastAsia" w:hAnsiTheme="minorHAnsi" w:cstheme="minorBidi"/>
+          <w:sz w:val="27"/>
+          <w:szCs w:val="27"/>
+        </w:rPr>
+        <w:t>. Acesso em: 05/08/2026.</w:t>
+      </w:r>
+    </w:p>
+    <w:p>
+      <w:pPr>
+        <w:pStyle w:val="NormalWeb"/>
+      </w:pPr>
+      <w:r>
+        <w:rPr>
+          <w:rFonts w:ascii="Calibri" w:eastAsia="Calibri" w:hAnsi="Calibri" w:cs="Calibri"/>
+          <w:sz w:val="27"/>
+          <w:szCs w:val="27"/>
+        </w:rPr>
+        <w:t xml:space="preserve">IRLANE MORENO SANTOS; GABRIELA SILVEIRA ROCHA. O JOGO COMO RECURSO PEDAGÓGICO NA PRODUÇÃO DE SABERES. </w:t>
+      </w:r>
+      <w:r>
+        <w:rPr>
+          <w:rFonts w:ascii="Calibri" w:eastAsia="Calibri" w:hAnsi="Calibri" w:cs="Calibri"/>
+          <w:b/>
+          <w:bCs/>
+          <w:sz w:val="27"/>
+          <w:szCs w:val="27"/>
+        </w:rPr>
+        <w:t>Seminário Nacional e Seminário Internacional Políticas Públicas, Gestão e Práxis Educacional</w:t>
+      </w:r>
+      <w:r>
+        <w:rPr>
+          <w:rFonts w:ascii="Calibri" w:eastAsia="Calibri" w:hAnsi="Calibri" w:cs="Calibri"/>
+          <w:sz w:val="27"/>
+          <w:szCs w:val="27"/>
+        </w:rPr>
+        <w:t xml:space="preserve">, </w:t>
+      </w:r>
+      <w:r>
+        <w:rPr>
+          <w:rFonts w:ascii="Calibri" w:eastAsia="Calibri" w:hAnsi="Calibri" w:cs="Calibri"/>
+          <w:i/>
+          <w:iCs/>
+          <w:sz w:val="27"/>
+          <w:szCs w:val="27"/>
+        </w:rPr>
+        <w:t>[S. l.]</w:t>
+      </w:r>
+      <w:r>
+        <w:rPr>
+          <w:rFonts w:ascii="Calibri" w:eastAsia="Calibri" w:hAnsi="Calibri" w:cs="Calibri"/>
+          <w:sz w:val="27"/>
+          <w:szCs w:val="27"/>
+        </w:rPr>
+        <w:t xml:space="preserve">, v. 1, p. 2506–2522, 2024. Disponível em: </w:t>
+      </w:r>
+      <w:hyperlink r:id="rId59">
+        <w:r>
+          <w:rPr>
+            <w:rStyle w:val="Hyperlink"/>
+            <w:rFonts w:asciiTheme="minorHAnsi" w:eastAsiaTheme="minorEastAsia" w:hAnsiTheme="minorHAnsi" w:cstheme="minorBidi"/>
+            <w:sz w:val="27"/>
+            <w:szCs w:val="27"/>
+          </w:rPr>
+          <w:t>https://anais2.uesb.br/index.php/semgepraxis/article/view/1918</w:t>
+        </w:r>
+      </w:hyperlink>
+      <w:r>
+        <w:rPr>
+          <w:rFonts w:asciiTheme="minorHAnsi" w:eastAsiaTheme="minorEastAsia" w:hAnsiTheme="minorHAnsi" w:cstheme="minorBidi"/>
+          <w:sz w:val="27"/>
+          <w:szCs w:val="27"/>
+        </w:rPr>
+        <w:t xml:space="preserve"> </w:t>
+      </w:r>
+      <w:r>
+        <w:rPr>
+          <w:rFonts w:ascii="Calibri" w:eastAsia="Calibri" w:hAnsi="Calibri" w:cs="Calibri"/>
+          <w:sz w:val="27"/>
+          <w:szCs w:val="27"/>
+        </w:rPr>
+        <w:t xml:space="preserve">. Acesso em: </w:t>
+      </w:r>
+      <w:r>
+        <w:rPr>
+          <w:rFonts w:ascii="Calibri" w:eastAsia="Calibri" w:hAnsi="Calibri" w:cs="Calibri"/>
+          <w:sz w:val="27"/>
+          <w:szCs w:val="27"/>
+        </w:rPr>
+        <w:t>05/08/2026.</w:t>
+      </w:r>
+    </w:p>
+    <w:p>
+      <w:pPr>
+        <w:pStyle w:val="NormalWeb"/>
+        <w:rPr>
+          <w:rFonts w:ascii="Calibri" w:eastAsia="Calibri" w:hAnsi="Calibri" w:cs="Calibri"/>
+          <w:sz w:val="27"/>
+          <w:szCs w:val="27"/>
+        </w:rPr>
+      </w:pPr>
+      <w:r>
+        <w:rPr>
+          <w:rFonts w:ascii="Calibri" w:eastAsia="Calibri" w:hAnsi="Calibri" w:cs="Calibri"/>
+          <w:sz w:val="27"/>
+          <w:szCs w:val="27"/>
+        </w:rPr>
+        <w:t xml:space="preserve">Cóser T. J. JOGOS DE TABULEIRO COMO FERRAMENTA PEDAGÓGICA: PERSPECTIVAS E APLICAÇÕES NA EDUCAÇÃO BRASILEIRA. </w:t>
+      </w:r>
+      <w:r>
+        <w:rPr>
+          <w:rFonts w:ascii="Calibri" w:eastAsia="Calibri" w:hAnsi="Calibri" w:cs="Calibri"/>
+          <w:b/>
+          <w:bCs/>
+          <w:sz w:val="27"/>
+          <w:szCs w:val="27"/>
+        </w:rPr>
+        <w:t>Revista Belas Artes</w:t>
+      </w:r>
+      <w:r>
+        <w:rPr>
+          <w:rFonts w:ascii="Calibri" w:eastAsia="Calibri" w:hAnsi="Calibri" w:cs="Calibri"/>
+          <w:sz w:val="27"/>
+          <w:szCs w:val="27"/>
+        </w:rPr>
+        <w:t xml:space="preserve">, </w:t>
+      </w:r>
+      <w:r>
+        <w:rPr>
+          <w:rFonts w:ascii="Calibri" w:eastAsia="Calibri" w:hAnsi="Calibri" w:cs="Calibri"/>
+          <w:i/>
+          <w:iCs/>
+          <w:sz w:val="27"/>
+          <w:szCs w:val="27"/>
+        </w:rPr>
+        <w:t>[S. l.]</w:t>
+      </w:r>
+      <w:r>
+        <w:rPr>
+          <w:rFonts w:ascii="Calibri" w:eastAsia="Calibri" w:hAnsi="Calibri" w:cs="Calibri"/>
+          <w:sz w:val="27"/>
+          <w:szCs w:val="27"/>
+        </w:rPr>
+        <w:t xml:space="preserve">, v. 49, n. 3, p. 86–101, 2025. DOI: 10.62507/issn.2176-6479.v49i3.756. Disponível em: </w:t>
+      </w:r>
+      <w:hyperlink r:id="rId60">
+        <w:r>
+          <w:rPr>
+            <w:rStyle w:val="Hyperlink"/>
+            <w:rFonts w:asciiTheme="minorHAnsi" w:eastAsiaTheme="minorEastAsia" w:hAnsiTheme="minorHAnsi" w:cstheme="minorBidi"/>
+            <w:sz w:val="27"/>
+            <w:szCs w:val="27"/>
+          </w:rPr>
+          <w:t>https://revistas.belasartes.br/revistabelasartes/article/view/756</w:t>
+        </w:r>
+      </w:hyperlink>
+      <w:r>
+        <w:rPr>
+          <w:rFonts w:asciiTheme="minorHAnsi" w:eastAsiaTheme="minorEastAsia" w:hAnsiTheme="minorHAnsi" w:cstheme="minorBidi"/>
+          <w:sz w:val="27"/>
+          <w:szCs w:val="27"/>
+        </w:rPr>
+        <w:t xml:space="preserve"> </w:t>
+      </w:r>
+      <w:r>
+        <w:rPr>
+          <w:rFonts w:ascii="Calibri" w:eastAsia="Calibri" w:hAnsi="Calibri" w:cs="Calibri"/>
+          <w:sz w:val="27"/>
+          <w:szCs w:val="27"/>
+        </w:rPr>
+        <w:t>. Acesso em: 05/08/2026.</w:t>
+      </w:r>
+    </w:p>
+    <w:p>
+      <w:pPr>
+        <w:pStyle w:val="NormalWeb"/>
+        <w:rPr>
+          <w:rFonts w:ascii="Calibri" w:eastAsia="Calibri" w:hAnsi="Calibri" w:cs="Calibri"/>
+          <w:sz w:val="27"/>
+          <w:szCs w:val="27"/>
+        </w:rPr>
+      </w:pPr>
+      <w:r>
+        <w:rPr>
+          <w:rFonts w:ascii="Calibri" w:eastAsia="Calibri" w:hAnsi="Calibri" w:cs="Calibri"/>
+          <w:sz w:val="27"/>
+          <w:szCs w:val="27"/>
+        </w:rPr>
+        <w:t xml:space="preserve">CNN, Da. </w:t>
+      </w:r>
+      <w:r>
+        <w:rPr>
+          <w:rFonts w:ascii="Calibri" w:eastAsia="Calibri" w:hAnsi="Calibri" w:cs="Calibri"/>
+          <w:b/>
+          <w:bCs/>
+          <w:sz w:val="27"/>
+          <w:szCs w:val="27"/>
+        </w:rPr>
+        <w:t xml:space="preserve">Entenda como funciona e quando usar a metodologia </w:t>
+      </w:r>
+      <w:proofErr w:type="spellStart"/>
+      <w:r>
+        <w:rPr>
+          <w:rFonts w:ascii="Calibri" w:eastAsia="Calibri" w:hAnsi="Calibri" w:cs="Calibri"/>
+          <w:b/>
+          <w:bCs/>
+          <w:sz w:val="27"/>
+          <w:szCs w:val="27"/>
+        </w:rPr>
+        <w:t>ScrumCNN</w:t>
+      </w:r>
+      <w:proofErr w:type="spellEnd"/>
+      <w:r>
+        <w:rPr>
+          <w:rFonts w:ascii="Calibri" w:eastAsia="Calibri" w:hAnsi="Calibri" w:cs="Calibri"/>
+          <w:b/>
+          <w:bCs/>
+          <w:sz w:val="27"/>
+          <w:szCs w:val="27"/>
+        </w:rPr>
+        <w:t xml:space="preserve"> </w:t>
+      </w:r>
+      <w:proofErr w:type="gramStart"/>
+      <w:r>
+        <w:rPr>
+          <w:rFonts w:ascii="Calibri" w:eastAsia="Calibri" w:hAnsi="Calibri" w:cs="Calibri"/>
+          <w:b/>
+          <w:bCs/>
+          <w:sz w:val="27"/>
+          <w:szCs w:val="27"/>
+        </w:rPr>
+        <w:t>Brasil</w:t>
+      </w:r>
+      <w:r>
+        <w:rPr>
+          <w:rFonts w:ascii="Calibri" w:eastAsia="Calibri" w:hAnsi="Calibri" w:cs="Calibri"/>
+          <w:sz w:val="27"/>
+          <w:szCs w:val="27"/>
+        </w:rPr>
+        <w:t>,  2023</w:t>
+      </w:r>
+      <w:proofErr w:type="gramEnd"/>
+      <w:r>
+        <w:rPr>
+          <w:rFonts w:ascii="Calibri" w:eastAsia="Calibri" w:hAnsi="Calibri" w:cs="Calibri"/>
+          <w:sz w:val="27"/>
+          <w:szCs w:val="27"/>
+        </w:rPr>
+        <w:t>. Disponível em: &lt;https://www.cnnbrasil.com.br/tecnologia/</w:t>
+      </w:r>
+      <w:proofErr w:type="spellStart"/>
+      <w:r>
+        <w:rPr>
+          <w:rFonts w:ascii="Calibri" w:eastAsia="Calibri" w:hAnsi="Calibri" w:cs="Calibri"/>
+          <w:sz w:val="27"/>
+          <w:szCs w:val="27"/>
+        </w:rPr>
+        <w:t>scrum</w:t>
+      </w:r>
+      <w:proofErr w:type="spellEnd"/>
+      <w:r>
+        <w:rPr>
+          <w:rFonts w:ascii="Calibri" w:eastAsia="Calibri" w:hAnsi="Calibri" w:cs="Calibri"/>
+          <w:sz w:val="27"/>
+          <w:szCs w:val="27"/>
+        </w:rPr>
+        <w:t xml:space="preserve">/&gt;. Acesso em: 6 </w:t>
+      </w:r>
+      <w:proofErr w:type="gramStart"/>
+      <w:r>
+        <w:rPr>
+          <w:rFonts w:ascii="Calibri" w:eastAsia="Calibri" w:hAnsi="Calibri" w:cs="Calibri"/>
+          <w:sz w:val="27"/>
+          <w:szCs w:val="27"/>
+        </w:rPr>
+        <w:t>ago..</w:t>
+      </w:r>
+      <w:proofErr w:type="gramEnd"/>
+      <w:r>
+        <w:rPr>
+          <w:rFonts w:ascii="Calibri" w:eastAsia="Calibri" w:hAnsi="Calibri" w:cs="Calibri"/>
+          <w:sz w:val="27"/>
+          <w:szCs w:val="27"/>
+        </w:rPr>
+        <w:t xml:space="preserve"> 2026.</w:t>
+      </w:r>
+    </w:p>
+    <w:p>
+      <w:pPr>
+        <w:pStyle w:val="NormalWeb"/>
+        <w:rPr>
+          <w:rFonts w:ascii="Calibri" w:eastAsia="Calibri" w:hAnsi="Calibri" w:cs="Calibri"/>
+          <w:sz w:val="27"/>
+          <w:szCs w:val="27"/>
+        </w:rPr>
       </w:pPr>
     </w:p>
     <w:sectPr>
-      <w:headerReference w:type="default" r:id="rId40"/>
+      <w:headerReference w:type="default" r:id="rId61"/>
+      <w:footerReference w:type="default" r:id="rId62"/>
       <w:pgSz w:w="11906" w:h="16838"/>
       <w:pgMar w:top="1701" w:right="1134" w:bottom="1134" w:left="1701" w:header="709" w:footer="709" w:gutter="0"/>
       <w:pgNumType w:start="1"/>
@@ -9139,7 +9525,7 @@
 </file>
 
 <file path=word/comments.xml><?xml version="1.0" encoding="utf-8"?>
-<w:comments xmlns:wpc="http://schemas.microsoft.com/office/word/2010/wordprocessingCanvas" xmlns:cx="http://schemas.microsoft.com/office/drawing/2014/chartex" xmlns:mc="http://schemas.openxmlformats.org/markup-compatibility/2006" xmlns:o="urn:schemas-microsoft-com:office:office" xmlns:r="http://schemas.openxmlformats.org/officeDocument/2006/relationships" xmlns:m="http://schemas.openxmlformats.org/officeDocument/2006/math" xmlns:v="urn:schemas-microsoft-com:vml" xmlns:wp14="http://schemas.microsoft.com/office/word/2010/wordprocessingDrawing" xmlns:wp="http://schemas.openxmlformats.org/drawingml/2006/wordprocessingDrawing" xmlns:w10="urn:schemas-microsoft-com:office:word" xmlns:w="http://schemas.openxmlformats.org/wordprocessingml/2006/main" xmlns:w14="http://schemas.microsoft.com/office/word/2010/wordml" xmlns:w15="http://schemas.microsoft.com/office/word/2012/wordml" xmlns:w16se="http://schemas.microsoft.com/office/word/2015/wordml/symex" xmlns:wpg="http://schemas.microsoft.com/office/word/2010/wordprocessingGroup" xmlns:wpi="http://schemas.microsoft.com/office/word/2010/wordprocessingInk" xmlns:wne="http://schemas.microsoft.com/office/word/2006/wordml" xmlns:wps="http://schemas.microsoft.com/office/word/2010/wordprocessingShape" mc:Ignorable="w14 w15 w16se wp14">
+<w:comments xmlns:wpc="http://schemas.microsoft.com/office/word/2010/wordprocessingCanvas" xmlns:cx="http://schemas.microsoft.com/office/drawing/2014/chartex" xmlns:cx1="http://schemas.microsoft.com/office/drawing/2015/9/8/chartex" xmlns:cx2="http://schemas.microsoft.com/office/drawing/2015/10/21/chartex" xmlns:cx3="http://schemas.microsoft.com/office/drawing/2016/5/9/chartex" xmlns:cx4="http://schemas.microsoft.com/office/drawing/2016/5/10/chartex" xmlns:cx5="http://schemas.microsoft.com/office/drawing/2016/5/11/chartex" xmlns:cx6="http://schemas.microsoft.com/office/drawing/2016/5/12/chartex" xmlns:cx7="http://schemas.microsoft.com/office/drawing/2016/5/13/chartex" xmlns:cx8="http://schemas.microsoft.com/office/drawing/2016/5/14/chartex" xmlns:mc="http://schemas.openxmlformats.org/markup-compatibility/2006" xmlns:aink="http://schemas.microsoft.com/office/drawing/2016/ink" xmlns:am3d="http://schemas.microsoft.com/office/drawing/2017/model3d" xmlns:o="urn:schemas-microsoft-com:office:office" xmlns:oel="http://schemas.microsoft.com/office/2019/extlst" xmlns:r="http://schemas.openxmlformats.org/officeDocument/2006/relationships" xmlns:m="http://schemas.openxmlformats.org/officeDocument/2006/math" xmlns:v="urn:schemas-microsoft-com:vml" xmlns:wp14="http://schemas.microsoft.com/office/word/2010/wordprocessingDrawing" xmlns:wp="http://schemas.openxmlformats.org/drawingml/2006/wordprocessingDrawing" xmlns:w10="urn:schemas-microsoft-com:office:word" xmlns:w="http://schemas.openxmlformats.org/wordprocessingml/2006/main" xmlns:w14="http://schemas.microsoft.com/office/word/2010/wordml" xmlns:w15="http://schemas.microsoft.com/office/word/2012/wordml" xmlns:w16cex="http://schemas.microsoft.com/office/word/2018/wordml/cex" xmlns:w16cid="http://schemas.microsoft.com/office/word/2016/wordml/cid" xmlns:w16="http://schemas.microsoft.com/office/word/2018/wordml" xmlns:w16sdtdh="http://schemas.microsoft.com/office/word/2020/wordml/sdtdatahash" xmlns:w16se="http://schemas.microsoft.com/office/word/2015/wordml/symex" xmlns:wpg="http://schemas.microsoft.com/office/word/2010/wordprocessingGroup" xmlns:wpi="http://schemas.microsoft.com/office/word/2010/wordprocessingInk" xmlns:wne="http://schemas.microsoft.com/office/word/2006/wordml" xmlns:wps="http://schemas.microsoft.com/office/word/2010/wordprocessingShape" mc:Ignorable="w14 w15 w16se w16cid w16 w16cex w16sdtdh wp14">
   <w:comment w:id="0" w:author="Prof" w:date="2026-06-11T09:34:00Z" w:initials="P">
     <w:p>
       <w:pPr>
@@ -9192,7 +9578,23 @@
       </w:r>
       <w:r>
         <w:br/>
-        <w:t>2º paragrafo - Devem explicar que, embora esses problemas (sustentabilidade, automação, política urbana) sejam urgentes, eles são temas muito complexos e de difícil compreensão para a população em geral, especialmente para os mais jovens. Falar sobre como é difícil engajar as pessoas em assuntos tão densos e técnicos. . Procurar uma fonte que fale sobre isso</w:t>
+        <w:t xml:space="preserve">2º </w:t>
+      </w:r>
+      <w:proofErr w:type="spellStart"/>
+      <w:r>
+        <w:t>paragrafo</w:t>
+      </w:r>
+      <w:proofErr w:type="spellEnd"/>
+      <w:r>
+        <w:t xml:space="preserve"> - Devem explicar que, embora esses problemas (sustentabilidade, automação, política urbana) sejam urgentes, eles são temas muito complexos e de difícil compreensão para a população em geral, especialmente para os mais jovens. Falar sobre como é difícil engajar as pessoas em assuntos tão densos e técnicos</w:t>
+      </w:r>
+      <w:proofErr w:type="gramStart"/>
+      <w:r>
+        <w:t>. .</w:t>
+      </w:r>
+      <w:proofErr w:type="gramEnd"/>
+      <w:r>
+        <w:t xml:space="preserve"> Procurar uma fonte que fale sobre isso</w:t>
       </w:r>
     </w:p>
     <w:p>
@@ -9224,10 +9626,50 @@
           <w:i/>
           <w:iCs/>
         </w:rPr>
-        <w:t>"É exatamente nesse contexto que surge o projeto de desenvolvimento do jogo eletrônico Thermautomata, criado pelo estúdio Heart Roulette..."</w:t>
-      </w:r>
-      <w:r>
-        <w:t>. Explicar brevemente em uma ou duas frases o que o jogo é e qual é a sua premissa principal (simular automação e impactos socioambientais), blablabla, esse é único parágrafo que não precisa de citação.</w:t>
+        <w:t xml:space="preserve">"É exatamente nesse contexto que surge o projeto de desenvolvimento do jogo eletrônico </w:t>
+      </w:r>
+      <w:proofErr w:type="spellStart"/>
+      <w:r>
+        <w:rPr>
+          <w:i/>
+          <w:iCs/>
+        </w:rPr>
+        <w:t>Thermautomata</w:t>
+      </w:r>
+      <w:proofErr w:type="spellEnd"/>
+      <w:r>
+        <w:rPr>
+          <w:i/>
+          <w:iCs/>
+        </w:rPr>
+        <w:t xml:space="preserve">, criado pelo estúdio Heart </w:t>
+      </w:r>
+      <w:proofErr w:type="spellStart"/>
+      <w:r>
+        <w:rPr>
+          <w:i/>
+          <w:iCs/>
+        </w:rPr>
+        <w:t>Roulette</w:t>
+      </w:r>
+      <w:proofErr w:type="spellEnd"/>
+      <w:r>
+        <w:rPr>
+          <w:i/>
+          <w:iCs/>
+        </w:rPr>
+        <w:t>..."</w:t>
+      </w:r>
+      <w:r>
+        <w:t xml:space="preserve">. Explicar brevemente em uma ou duas frases o que o jogo é e qual é a sua premissa principal (simular automação e impactos socioambientais), </w:t>
+      </w:r>
+      <w:proofErr w:type="spellStart"/>
+      <w:r>
+        <w:t>blablabla</w:t>
+      </w:r>
+      <w:proofErr w:type="spellEnd"/>
+      <w:r>
+        <w:t>, esse é único parágrafo que não precisa de citação.</w:t>
       </w:r>
     </w:p>
   </w:comment>
@@ -9307,8 +9749,13 @@
         </w:rPr>
         <w:annotationRef/>
       </w:r>
-      <w:r>
-        <w:t>Paragrafo muito grande, quebrar ele em dois pelo menos.</w:t>
+      <w:proofErr w:type="spellStart"/>
+      <w:r>
+        <w:t>Paragrafo</w:t>
+      </w:r>
+      <w:proofErr w:type="spellEnd"/>
+      <w:r>
+        <w:t xml:space="preserve"> muito grande, quebrar ele em dois pelo menos.</w:t>
       </w:r>
     </w:p>
   </w:comment>
@@ -9340,7 +9787,23 @@
         <w:annotationRef/>
       </w:r>
       <w:r>
-        <w:t>Novos paragrafors foram adicionados concertando as resundancias originais e destrinchando diretamente o caderno de sensibilidade</w:t>
+        <w:t xml:space="preserve">Novos </w:t>
+      </w:r>
+      <w:proofErr w:type="spellStart"/>
+      <w:r>
+        <w:t>paragrafors</w:t>
+      </w:r>
+      <w:proofErr w:type="spellEnd"/>
+      <w:r>
+        <w:t xml:space="preserve"> foram adicionados concertando as </w:t>
+      </w:r>
+      <w:proofErr w:type="spellStart"/>
+      <w:r>
+        <w:t>resundancias</w:t>
+      </w:r>
+      <w:proofErr w:type="spellEnd"/>
+      <w:r>
+        <w:t xml:space="preserve"> originais e destrinchando diretamente o caderno de sensibilidade</w:t>
       </w:r>
     </w:p>
     <w:p>
@@ -9382,7 +9845,7 @@
       </w:r>
     </w:p>
   </w:comment>
-  <w:comment w:id="26" w:author="Prof" w:date="2026-06-11T10:40:00Z" w:initials="P">
+  <w:comment w:id="27" w:author="Prof" w:date="2026-06-11T10:40:00Z" w:initials="P">
     <w:p>
       <w:pPr>
         <w:pStyle w:val="Textodecomentrio"/>
@@ -9394,8 +9857,13 @@
         <w:annotationRef/>
       </w:r>
       <w:r>
-        <w:t>Não está na bilbiografia</w:t>
-      </w:r>
+        <w:t xml:space="preserve">Não está na </w:t>
+      </w:r>
+      <w:proofErr w:type="spellStart"/>
+      <w:r>
+        <w:t>bilbiografia</w:t>
+      </w:r>
+      <w:proofErr w:type="spellEnd"/>
     </w:p>
     <w:p>
       <w:pPr>
@@ -9404,7 +9872,7 @@
       </w:pPr>
     </w:p>
   </w:comment>
-  <w:comment w:id="27" w:author="USER" w:date="2026-06-24T19:47:00Z" w:initials="U">
+  <w:comment w:id="28" w:author="USER" w:date="2026-06-24T19:47:00Z" w:initials="U">
     <w:p>
       <w:pPr>
         <w:pStyle w:val="Textodecomentrio"/>
@@ -9420,7 +9888,7 @@
       </w:r>
     </w:p>
   </w:comment>
-  <w:comment w:id="31" w:author="Prof" w:date="2026-06-11T10:39:00Z" w:initials="P">
+  <w:comment w:id="32" w:author="Prof" w:date="2026-06-11T10:39:00Z" w:initials="P">
     <w:p>
       <w:pPr>
         <w:pStyle w:val="Textodecomentrio"/>
@@ -9432,11 +9900,19 @@
         <w:annotationRef/>
       </w:r>
       <w:r>
-        <w:t>Casar com problemárica e justificativa</w:t>
+        <w:t xml:space="preserve">Casar com </w:t>
+      </w:r>
+      <w:proofErr w:type="spellStart"/>
+      <w:r>
+        <w:t>problemárica</w:t>
+      </w:r>
+      <w:proofErr w:type="spellEnd"/>
+      <w:r>
+        <w:t xml:space="preserve"> e justificativa</w:t>
       </w:r>
     </w:p>
   </w:comment>
-  <w:comment w:id="32" w:author="USER" w:date="2026-06-24T19:47:00Z" w:initials="U">
+  <w:comment w:id="33" w:author="USER" w:date="2026-06-24T19:47:00Z" w:initials="U">
     <w:p>
       <w:pPr>
         <w:pStyle w:val="Textodecomentrio"/>
@@ -9447,12 +9923,14 @@
         </w:rPr>
         <w:annotationRef/>
       </w:r>
+      <w:proofErr w:type="spellStart"/>
       <w:r>
         <w:t>Concluido</w:t>
       </w:r>
+      <w:proofErr w:type="spellEnd"/>
     </w:p>
   </w:comment>
-  <w:comment w:id="48" w:author="Prof" w:date="2026-06-11T10:42:00Z" w:initials="P">
+  <w:comment w:id="49" w:author="Prof" w:date="2026-06-11T10:42:00Z" w:initials="P">
     <w:p>
       <w:pPr>
         <w:pStyle w:val="Textodecomentrio"/>
@@ -9468,7 +9946,7 @@
       </w:r>
     </w:p>
   </w:comment>
-  <w:comment w:id="49" w:author="Prof" w:date="2026-06-11T10:21:00Z" w:initials="P">
+  <w:comment w:id="50" w:author="Prof" w:date="2026-06-11T10:21:00Z" w:initials="P">
     <w:p>
       <w:pPr>
         <w:pStyle w:val="Textodecomentrio"/>
@@ -9484,7 +9962,7 @@
       </w:r>
     </w:p>
   </w:comment>
-  <w:comment w:id="50" w:author="Prof" w:date="2026-06-11T10:23:00Z" w:initials="P">
+  <w:comment w:id="51" w:author="Prof" w:date="2026-06-11T10:23:00Z" w:initials="P">
     <w:p>
       <w:pPr>
         <w:pStyle w:val="Textodecomentrio"/>
@@ -9500,7 +9978,7 @@
       </w:r>
     </w:p>
   </w:comment>
-  <w:comment w:id="51" w:author="Prof" w:date="2026-06-11T10:38:00Z" w:initials="P">
+  <w:comment w:id="52" w:author="Prof" w:date="2026-06-11T10:38:00Z" w:initials="P">
     <w:p>
       <w:pPr>
         <w:pStyle w:val="Textodecomentrio"/>
@@ -9516,7 +9994,7 @@
       </w:r>
     </w:p>
   </w:comment>
-  <w:comment w:id="52" w:author="LAB4" w:date="2026-06-17T09:29:00Z" w:initials="L">
+  <w:comment w:id="53" w:author="LAB4" w:date="2026-06-17T09:29:00Z" w:initials="L">
     <w:p>
       <w:pPr>
         <w:pStyle w:val="Textodecomentrio"/>
@@ -9533,7 +10011,7 @@
 </file>
 
 <file path=word/commentsExtended.xml><?xml version="1.0" encoding="utf-8"?>
-<w15:commentsEx xmlns:wpc="http://schemas.microsoft.com/office/word/2010/wordprocessingCanvas" xmlns:cx="http://schemas.microsoft.com/office/drawing/2014/chartex" xmlns:mc="http://schemas.openxmlformats.org/markup-compatibility/2006" xmlns:o="urn:schemas-microsoft-com:office:office" xmlns:r="http://schemas.openxmlformats.org/officeDocument/2006/relationships" xmlns:m="http://schemas.openxmlformats.org/officeDocument/2006/math" xmlns:v="urn:schemas-microsoft-com:vml" xmlns:wp14="http://schemas.microsoft.com/office/word/2010/wordprocessingDrawing" xmlns:wp="http://schemas.openxmlformats.org/drawingml/2006/wordprocessingDrawing" xmlns:w10="urn:schemas-microsoft-com:office:word" xmlns:w="http://schemas.openxmlformats.org/wordprocessingml/2006/main" xmlns:w14="http://schemas.microsoft.com/office/word/2010/wordml" xmlns:w15="http://schemas.microsoft.com/office/word/2012/wordml" xmlns:w16se="http://schemas.microsoft.com/office/word/2015/wordml/symex" xmlns:wpg="http://schemas.microsoft.com/office/word/2010/wordprocessingGroup" xmlns:wpi="http://schemas.microsoft.com/office/word/2010/wordprocessingInk" xmlns:wne="http://schemas.microsoft.com/office/word/2006/wordml" xmlns:wps="http://schemas.microsoft.com/office/word/2010/wordprocessingShape" mc:Ignorable="w14 w15 w16se wp14">
+<w15:commentsEx xmlns:wpc="http://schemas.microsoft.com/office/word/2010/wordprocessingCanvas" xmlns:cx="http://schemas.microsoft.com/office/drawing/2014/chartex" xmlns:cx1="http://schemas.microsoft.com/office/drawing/2015/9/8/chartex" xmlns:cx2="http://schemas.microsoft.com/office/drawing/2015/10/21/chartex" xmlns:cx3="http://schemas.microsoft.com/office/drawing/2016/5/9/chartex" xmlns:cx4="http://schemas.microsoft.com/office/drawing/2016/5/10/chartex" xmlns:cx5="http://schemas.microsoft.com/office/drawing/2016/5/11/chartex" xmlns:cx6="http://schemas.microsoft.com/office/drawing/2016/5/12/chartex" xmlns:cx7="http://schemas.microsoft.com/office/drawing/2016/5/13/chartex" xmlns:cx8="http://schemas.microsoft.com/office/drawing/2016/5/14/chartex" xmlns:mc="http://schemas.openxmlformats.org/markup-compatibility/2006" xmlns:aink="http://schemas.microsoft.com/office/drawing/2016/ink" xmlns:am3d="http://schemas.microsoft.com/office/drawing/2017/model3d" xmlns:o="urn:schemas-microsoft-com:office:office" xmlns:oel="http://schemas.microsoft.com/office/2019/extlst" xmlns:r="http://schemas.openxmlformats.org/officeDocument/2006/relationships" xmlns:m="http://schemas.openxmlformats.org/officeDocument/2006/math" xmlns:v="urn:schemas-microsoft-com:vml" xmlns:wp14="http://schemas.microsoft.com/office/word/2010/wordprocessingDrawing" xmlns:wp="http://schemas.openxmlformats.org/drawingml/2006/wordprocessingDrawing" xmlns:w10="urn:schemas-microsoft-com:office:word" xmlns:w="http://schemas.openxmlformats.org/wordprocessingml/2006/main" xmlns:w14="http://schemas.microsoft.com/office/word/2010/wordml" xmlns:w15="http://schemas.microsoft.com/office/word/2012/wordml" xmlns:w16cex="http://schemas.microsoft.com/office/word/2018/wordml/cex" xmlns:w16cid="http://schemas.microsoft.com/office/word/2016/wordml/cid" xmlns:w16="http://schemas.microsoft.com/office/word/2018/wordml" xmlns:w16sdtdh="http://schemas.microsoft.com/office/word/2020/wordml/sdtdatahash" xmlns:w16se="http://schemas.microsoft.com/office/word/2015/wordml/symex" xmlns:wpg="http://schemas.microsoft.com/office/word/2010/wordprocessingGroup" xmlns:wpi="http://schemas.microsoft.com/office/word/2010/wordprocessingInk" xmlns:wne="http://schemas.microsoft.com/office/word/2006/wordml" xmlns:wps="http://schemas.microsoft.com/office/word/2010/wordprocessingShape" mc:Ignorable="w14 w15 w16se w16cid w16 w16cex w16sdtdh wp14">
   <w15:commentEx w15:paraId="38ABCC76" w15:done="1"/>
   <w15:commentEx w15:paraId="455C3C11" w15:done="0"/>
   <w15:commentEx w15:paraId="4DFFFB75" w15:done="1"/>
@@ -9592,7 +10070,7 @@
 </file>
 
 <file path=word/endnotes.xml><?xml version="1.0" encoding="utf-8"?>
-<w:endnotes xmlns:wpc="http://schemas.microsoft.com/office/word/2010/wordprocessingCanvas" xmlns:cx="http://schemas.microsoft.com/office/drawing/2014/chartex" xmlns:mc="http://schemas.openxmlformats.org/markup-compatibility/2006" xmlns:o="urn:schemas-microsoft-com:office:office" xmlns:r="http://schemas.openxmlformats.org/officeDocument/2006/relationships" xmlns:m="http://schemas.openxmlformats.org/officeDocument/2006/math" xmlns:v="urn:schemas-microsoft-com:vml" xmlns:wp14="http://schemas.microsoft.com/office/word/2010/wordprocessingDrawing" xmlns:wp="http://schemas.openxmlformats.org/drawingml/2006/wordprocessingDrawing" xmlns:w10="urn:schemas-microsoft-com:office:word" xmlns:w="http://schemas.openxmlformats.org/wordprocessingml/2006/main" xmlns:w14="http://schemas.microsoft.com/office/word/2010/wordml" xmlns:w15="http://schemas.microsoft.com/office/word/2012/wordml" xmlns:w16se="http://schemas.microsoft.com/office/word/2015/wordml/symex" xmlns:wpg="http://schemas.microsoft.com/office/word/2010/wordprocessingGroup" xmlns:wpi="http://schemas.microsoft.com/office/word/2010/wordprocessingInk" xmlns:wne="http://schemas.microsoft.com/office/word/2006/wordml" xmlns:wps="http://schemas.microsoft.com/office/word/2010/wordprocessingShape" mc:Ignorable="w14 w15 w16se wp14">
+<w:endnotes xmlns:wpc="http://schemas.microsoft.com/office/word/2010/wordprocessingCanvas" xmlns:cx="http://schemas.microsoft.com/office/drawing/2014/chartex" xmlns:cx1="http://schemas.microsoft.com/office/drawing/2015/9/8/chartex" xmlns:cx2="http://schemas.microsoft.com/office/drawing/2015/10/21/chartex" xmlns:cx3="http://schemas.microsoft.com/office/drawing/2016/5/9/chartex" xmlns:cx4="http://schemas.microsoft.com/office/drawing/2016/5/10/chartex" xmlns:cx5="http://schemas.microsoft.com/office/drawing/2016/5/11/chartex" xmlns:cx6="http://schemas.microsoft.com/office/drawing/2016/5/12/chartex" xmlns:cx7="http://schemas.microsoft.com/office/drawing/2016/5/13/chartex" xmlns:cx8="http://schemas.microsoft.com/office/drawing/2016/5/14/chartex" xmlns:mc="http://schemas.openxmlformats.org/markup-compatibility/2006" xmlns:aink="http://schemas.microsoft.com/office/drawing/2016/ink" xmlns:am3d="http://schemas.microsoft.com/office/drawing/2017/model3d" xmlns:o="urn:schemas-microsoft-com:office:office" xmlns:oel="http://schemas.microsoft.com/office/2019/extlst" xmlns:r="http://schemas.openxmlformats.org/officeDocument/2006/relationships" xmlns:m="http://schemas.openxmlformats.org/officeDocument/2006/math" xmlns:v="urn:schemas-microsoft-com:vml" xmlns:wp14="http://schemas.microsoft.com/office/word/2010/wordprocessingDrawing" xmlns:wp="http://schemas.openxmlformats.org/drawingml/2006/wordprocessingDrawing" xmlns:w10="urn:schemas-microsoft-com:office:word" xmlns:w="http://schemas.openxmlformats.org/wordprocessingml/2006/main" xmlns:w14="http://schemas.microsoft.com/office/word/2010/wordml" xmlns:w15="http://schemas.microsoft.com/office/word/2012/wordml" xmlns:w16cex="http://schemas.microsoft.com/office/word/2018/wordml/cex" xmlns:w16cid="http://schemas.microsoft.com/office/word/2016/wordml/cid" xmlns:w16="http://schemas.microsoft.com/office/word/2018/wordml" xmlns:w16sdtdh="http://schemas.microsoft.com/office/word/2020/wordml/sdtdatahash" xmlns:w16se="http://schemas.microsoft.com/office/word/2015/wordml/symex" xmlns:wpg="http://schemas.microsoft.com/office/word/2010/wordprocessingGroup" xmlns:wpi="http://schemas.microsoft.com/office/word/2010/wordprocessingInk" xmlns:wne="http://schemas.microsoft.com/office/word/2006/wordml" xmlns:wps="http://schemas.microsoft.com/office/word/2010/wordprocessingShape" mc:Ignorable="w14 w15 w16se w16cid w16 w16cex w16sdtdh wp14">
   <w:endnote w:type="separator" w:id="-1">
     <w:p>
       <w:pPr>
@@ -9617,7 +10095,129 @@
 </file>
 
 <file path=word/footer1.xml><?xml version="1.0" encoding="utf-8"?>
-<w:ftr xmlns:wpc="http://schemas.microsoft.com/office/word/2010/wordprocessingCanvas" xmlns:cx="http://schemas.microsoft.com/office/drawing/2014/chartex" xmlns:mc="http://schemas.openxmlformats.org/markup-compatibility/2006" xmlns:o="urn:schemas-microsoft-com:office:office" xmlns:r="http://schemas.openxmlformats.org/officeDocument/2006/relationships" xmlns:m="http://schemas.openxmlformats.org/officeDocument/2006/math" xmlns:v="urn:schemas-microsoft-com:vml" xmlns:wp14="http://schemas.microsoft.com/office/word/2010/wordprocessingDrawing" xmlns:wp="http://schemas.openxmlformats.org/drawingml/2006/wordprocessingDrawing" xmlns:w10="urn:schemas-microsoft-com:office:word" xmlns:w="http://schemas.openxmlformats.org/wordprocessingml/2006/main" xmlns:w14="http://schemas.microsoft.com/office/word/2010/wordml" xmlns:w15="http://schemas.microsoft.com/office/word/2012/wordml" xmlns:w16se="http://schemas.microsoft.com/office/word/2015/wordml/symex" xmlns:wpg="http://schemas.microsoft.com/office/word/2010/wordprocessingGroup" xmlns:wpi="http://schemas.microsoft.com/office/word/2010/wordprocessingInk" xmlns:wne="http://schemas.microsoft.com/office/word/2006/wordml" xmlns:wps="http://schemas.microsoft.com/office/word/2010/wordprocessingShape" mc:Ignorable="w14 w15 w16se wp14">
+<w:ftr xmlns:wpc="http://schemas.microsoft.com/office/word/2010/wordprocessingCanvas" xmlns:cx="http://schemas.microsoft.com/office/drawing/2014/chartex" xmlns:cx1="http://schemas.microsoft.com/office/drawing/2015/9/8/chartex" xmlns:cx2="http://schemas.microsoft.com/office/drawing/2015/10/21/chartex" xmlns:cx3="http://schemas.microsoft.com/office/drawing/2016/5/9/chartex" xmlns:cx4="http://schemas.microsoft.com/office/drawing/2016/5/10/chartex" xmlns:cx5="http://schemas.microsoft.com/office/drawing/2016/5/11/chartex" xmlns:cx6="http://schemas.microsoft.com/office/drawing/2016/5/12/chartex" xmlns:cx7="http://schemas.microsoft.com/office/drawing/2016/5/13/chartex" xmlns:cx8="http://schemas.microsoft.com/office/drawing/2016/5/14/chartex" xmlns:mc="http://schemas.openxmlformats.org/markup-compatibility/2006" xmlns:aink="http://schemas.microsoft.com/office/drawing/2016/ink" xmlns:am3d="http://schemas.microsoft.com/office/drawing/2017/model3d" xmlns:o="urn:schemas-microsoft-com:office:office" xmlns:oel="http://schemas.microsoft.com/office/2019/extlst" xmlns:r="http://schemas.openxmlformats.org/officeDocument/2006/relationships" xmlns:m="http://schemas.openxmlformats.org/officeDocument/2006/math" xmlns:v="urn:schemas-microsoft-com:vml" xmlns:wp14="http://schemas.microsoft.com/office/word/2010/wordprocessingDrawing" xmlns:wp="http://schemas.openxmlformats.org/drawingml/2006/wordprocessingDrawing" xmlns:w10="urn:schemas-microsoft-com:office:word" xmlns:w="http://schemas.openxmlformats.org/wordprocessingml/2006/main" xmlns:w14="http://schemas.microsoft.com/office/word/2010/wordml" xmlns:w15="http://schemas.microsoft.com/office/word/2012/wordml" xmlns:w16cex="http://schemas.microsoft.com/office/word/2018/wordml/cex" xmlns:w16cid="http://schemas.microsoft.com/office/word/2016/wordml/cid" xmlns:w16="http://schemas.microsoft.com/office/word/2018/wordml" xmlns:w16sdtdh="http://schemas.microsoft.com/office/word/2020/wordml/sdtdatahash" xmlns:w16se="http://schemas.microsoft.com/office/word/2015/wordml/symex" xmlns:wpg="http://schemas.microsoft.com/office/word/2010/wordprocessingGroup" xmlns:wpi="http://schemas.microsoft.com/office/word/2010/wordprocessingInk" xmlns:wne="http://schemas.microsoft.com/office/word/2006/wordml" xmlns:wps="http://schemas.microsoft.com/office/word/2010/wordprocessingShape" mc:Ignorable="w14 w15 w16se w16cid w16 w16cex w16sdtdh wp14">
+  <w:tbl>
+    <w:tblPr>
+      <w:tblW w:w="0" w:type="auto"/>
+      <w:tblLook w:val="06A0" w:firstRow="1" w:lastRow="0" w:firstColumn="1" w:lastColumn="0" w:noHBand="1" w:noVBand="1"/>
+    </w:tblPr>
+    <w:tblGrid>
+      <w:gridCol w:w="3020"/>
+      <w:gridCol w:w="3020"/>
+      <w:gridCol w:w="3020"/>
+    </w:tblGrid>
+    <w:tr>
+      <w:trPr>
+        <w:trHeight w:val="300"/>
+      </w:trPr>
+      <w:tc>
+        <w:tcPr>
+          <w:tcW w:w="3020" w:type="dxa"/>
+        </w:tcPr>
+        <w:p>
+          <w:pPr>
+            <w:pStyle w:val="Cabealho"/>
+            <w:ind w:left="-115"/>
+            <w:jc w:val="left"/>
+          </w:pPr>
+        </w:p>
+      </w:tc>
+      <w:tc>
+        <w:tcPr>
+          <w:tcW w:w="3020" w:type="dxa"/>
+        </w:tcPr>
+        <w:p>
+          <w:pPr>
+            <w:pStyle w:val="Cabealho"/>
+            <w:jc w:val="center"/>
+          </w:pPr>
+        </w:p>
+      </w:tc>
+      <w:tc>
+        <w:tcPr>
+          <w:tcW w:w="3020" w:type="dxa"/>
+        </w:tcPr>
+        <w:p>
+          <w:pPr>
+            <w:pStyle w:val="Cabealho"/>
+            <w:ind w:right="-115"/>
+            <w:jc w:val="right"/>
+          </w:pPr>
+        </w:p>
+      </w:tc>
+    </w:tr>
+  </w:tbl>
+  <w:p>
+    <w:pPr>
+      <w:pStyle w:val="Rodap"/>
+    </w:pPr>
+  </w:p>
+</w:ftr>
+</file>
+
+<file path=word/footer2.xml><?xml version="1.0" encoding="utf-8"?>
+<w:ftr xmlns:wpc="http://schemas.microsoft.com/office/word/2010/wordprocessingCanvas" xmlns:cx="http://schemas.microsoft.com/office/drawing/2014/chartex" xmlns:cx1="http://schemas.microsoft.com/office/drawing/2015/9/8/chartex" xmlns:cx2="http://schemas.microsoft.com/office/drawing/2015/10/21/chartex" xmlns:cx3="http://schemas.microsoft.com/office/drawing/2016/5/9/chartex" xmlns:cx4="http://schemas.microsoft.com/office/drawing/2016/5/10/chartex" xmlns:cx5="http://schemas.microsoft.com/office/drawing/2016/5/11/chartex" xmlns:cx6="http://schemas.microsoft.com/office/drawing/2016/5/12/chartex" xmlns:cx7="http://schemas.microsoft.com/office/drawing/2016/5/13/chartex" xmlns:cx8="http://schemas.microsoft.com/office/drawing/2016/5/14/chartex" xmlns:mc="http://schemas.openxmlformats.org/markup-compatibility/2006" xmlns:aink="http://schemas.microsoft.com/office/drawing/2016/ink" xmlns:am3d="http://schemas.microsoft.com/office/drawing/2017/model3d" xmlns:o="urn:schemas-microsoft-com:office:office" xmlns:oel="http://schemas.microsoft.com/office/2019/extlst" xmlns:r="http://schemas.openxmlformats.org/officeDocument/2006/relationships" xmlns:m="http://schemas.openxmlformats.org/officeDocument/2006/math" xmlns:v="urn:schemas-microsoft-com:vml" xmlns:wp14="http://schemas.microsoft.com/office/word/2010/wordprocessingDrawing" xmlns:wp="http://schemas.openxmlformats.org/drawingml/2006/wordprocessingDrawing" xmlns:w10="urn:schemas-microsoft-com:office:word" xmlns:w="http://schemas.openxmlformats.org/wordprocessingml/2006/main" xmlns:w14="http://schemas.microsoft.com/office/word/2010/wordml" xmlns:w15="http://schemas.microsoft.com/office/word/2012/wordml" xmlns:w16cex="http://schemas.microsoft.com/office/word/2018/wordml/cex" xmlns:w16cid="http://schemas.microsoft.com/office/word/2016/wordml/cid" xmlns:w16="http://schemas.microsoft.com/office/word/2018/wordml" xmlns:w16sdtdh="http://schemas.microsoft.com/office/word/2020/wordml/sdtdatahash" xmlns:w16se="http://schemas.microsoft.com/office/word/2015/wordml/symex" xmlns:wpg="http://schemas.microsoft.com/office/word/2010/wordprocessingGroup" xmlns:wpi="http://schemas.microsoft.com/office/word/2010/wordprocessingInk" xmlns:wne="http://schemas.microsoft.com/office/word/2006/wordml" xmlns:wps="http://schemas.microsoft.com/office/word/2010/wordprocessingShape" mc:Ignorable="w14 w15 w16se w16cid w16 w16cex w16sdtdh wp14">
+  <w:tbl>
+    <w:tblPr>
+      <w:tblW w:w="0" w:type="auto"/>
+      <w:tblLook w:val="06A0" w:firstRow="1" w:lastRow="0" w:firstColumn="1" w:lastColumn="0" w:noHBand="1" w:noVBand="1"/>
+    </w:tblPr>
+    <w:tblGrid>
+      <w:gridCol w:w="3020"/>
+      <w:gridCol w:w="3020"/>
+      <w:gridCol w:w="3020"/>
+    </w:tblGrid>
+    <w:tr>
+      <w:trPr>
+        <w:trHeight w:val="300"/>
+      </w:trPr>
+      <w:tc>
+        <w:tcPr>
+          <w:tcW w:w="3020" w:type="dxa"/>
+        </w:tcPr>
+        <w:p>
+          <w:pPr>
+            <w:pStyle w:val="Cabealho"/>
+            <w:ind w:left="-115"/>
+            <w:jc w:val="left"/>
+          </w:pPr>
+        </w:p>
+      </w:tc>
+      <w:tc>
+        <w:tcPr>
+          <w:tcW w:w="3020" w:type="dxa"/>
+        </w:tcPr>
+        <w:p>
+          <w:pPr>
+            <w:pStyle w:val="Cabealho"/>
+            <w:jc w:val="center"/>
+          </w:pPr>
+        </w:p>
+      </w:tc>
+      <w:tc>
+        <w:tcPr>
+          <w:tcW w:w="3020" w:type="dxa"/>
+        </w:tcPr>
+        <w:p>
+          <w:pPr>
+            <w:pStyle w:val="Cabealho"/>
+            <w:ind w:right="-115"/>
+            <w:jc w:val="right"/>
+          </w:pPr>
+        </w:p>
+      </w:tc>
+    </w:tr>
+  </w:tbl>
+  <w:p>
+    <w:pPr>
+      <w:pStyle w:val="Rodap"/>
+    </w:pPr>
+  </w:p>
+</w:ftr>
+</file>
+
+<file path=word/footer3.xml><?xml version="1.0" encoding="utf-8"?>
+<w:ftr xmlns:wpc="http://schemas.microsoft.com/office/word/2010/wordprocessingCanvas" xmlns:cx="http://schemas.microsoft.com/office/drawing/2014/chartex" xmlns:cx1="http://schemas.microsoft.com/office/drawing/2015/9/8/chartex" xmlns:cx2="http://schemas.microsoft.com/office/drawing/2015/10/21/chartex" xmlns:cx3="http://schemas.microsoft.com/office/drawing/2016/5/9/chartex" xmlns:cx4="http://schemas.microsoft.com/office/drawing/2016/5/10/chartex" xmlns:cx5="http://schemas.microsoft.com/office/drawing/2016/5/11/chartex" xmlns:cx6="http://schemas.microsoft.com/office/drawing/2016/5/12/chartex" xmlns:cx7="http://schemas.microsoft.com/office/drawing/2016/5/13/chartex" xmlns:cx8="http://schemas.microsoft.com/office/drawing/2016/5/14/chartex" xmlns:mc="http://schemas.openxmlformats.org/markup-compatibility/2006" xmlns:aink="http://schemas.microsoft.com/office/drawing/2016/ink" xmlns:am3d="http://schemas.microsoft.com/office/drawing/2017/model3d" xmlns:o="urn:schemas-microsoft-com:office:office" xmlns:oel="http://schemas.microsoft.com/office/2019/extlst" xmlns:r="http://schemas.openxmlformats.org/officeDocument/2006/relationships" xmlns:m="http://schemas.openxmlformats.org/officeDocument/2006/math" xmlns:v="urn:schemas-microsoft-com:vml" xmlns:wp14="http://schemas.microsoft.com/office/word/2010/wordprocessingDrawing" xmlns:wp="http://schemas.openxmlformats.org/drawingml/2006/wordprocessingDrawing" xmlns:w10="urn:schemas-microsoft-com:office:word" xmlns:w="http://schemas.openxmlformats.org/wordprocessingml/2006/main" xmlns:w14="http://schemas.microsoft.com/office/word/2010/wordml" xmlns:w15="http://schemas.microsoft.com/office/word/2012/wordml" xmlns:w16cex="http://schemas.microsoft.com/office/word/2018/wordml/cex" xmlns:w16cid="http://schemas.microsoft.com/office/word/2016/wordml/cid" xmlns:w16="http://schemas.microsoft.com/office/word/2018/wordml" xmlns:w16sdtdh="http://schemas.microsoft.com/office/word/2020/wordml/sdtdatahash" xmlns:w16se="http://schemas.microsoft.com/office/word/2015/wordml/symex" xmlns:wpg="http://schemas.microsoft.com/office/word/2010/wordprocessingGroup" xmlns:wpi="http://schemas.microsoft.com/office/word/2010/wordprocessingInk" xmlns:wne="http://schemas.microsoft.com/office/word/2006/wordml" xmlns:wps="http://schemas.microsoft.com/office/word/2010/wordprocessingShape" mc:Ignorable="w14 w15 w16se w16cid w16 w16cex w16sdtdh wp14">
   <w:tbl>
     <w:tblPr>
       <w:tblW w:w="0" w:type="auto"/>
@@ -9678,7 +10278,7 @@
 </file>
 
 <file path=word/footnotes.xml><?xml version="1.0" encoding="utf-8"?>
-<w:footnotes xmlns:wpc="http://schemas.microsoft.com/office/word/2010/wordprocessingCanvas" xmlns:cx="http://schemas.microsoft.com/office/drawing/2014/chartex" xmlns:mc="http://schemas.openxmlformats.org/markup-compatibility/2006" xmlns:o="urn:schemas-microsoft-com:office:office" xmlns:r="http://schemas.openxmlformats.org/officeDocument/2006/relationships" xmlns:m="http://schemas.openxmlformats.org/officeDocument/2006/math" xmlns:v="urn:schemas-microsoft-com:vml" xmlns:wp14="http://schemas.microsoft.com/office/word/2010/wordprocessingDrawing" xmlns:wp="http://schemas.openxmlformats.org/drawingml/2006/wordprocessingDrawing" xmlns:w10="urn:schemas-microsoft-com:office:word" xmlns:w="http://schemas.openxmlformats.org/wordprocessingml/2006/main" xmlns:w14="http://schemas.microsoft.com/office/word/2010/wordml" xmlns:w15="http://schemas.microsoft.com/office/word/2012/wordml" xmlns:w16se="http://schemas.microsoft.com/office/word/2015/wordml/symex" xmlns:wpg="http://schemas.microsoft.com/office/word/2010/wordprocessingGroup" xmlns:wpi="http://schemas.microsoft.com/office/word/2010/wordprocessingInk" xmlns:wne="http://schemas.microsoft.com/office/word/2006/wordml" xmlns:wps="http://schemas.microsoft.com/office/word/2010/wordprocessingShape" mc:Ignorable="w14 w15 w16se wp14">
+<w:footnotes xmlns:wpc="http://schemas.microsoft.com/office/word/2010/wordprocessingCanvas" xmlns:cx="http://schemas.microsoft.com/office/drawing/2014/chartex" xmlns:cx1="http://schemas.microsoft.com/office/drawing/2015/9/8/chartex" xmlns:cx2="http://schemas.microsoft.com/office/drawing/2015/10/21/chartex" xmlns:cx3="http://schemas.microsoft.com/office/drawing/2016/5/9/chartex" xmlns:cx4="http://schemas.microsoft.com/office/drawing/2016/5/10/chartex" xmlns:cx5="http://schemas.microsoft.com/office/drawing/2016/5/11/chartex" xmlns:cx6="http://schemas.microsoft.com/office/drawing/2016/5/12/chartex" xmlns:cx7="http://schemas.microsoft.com/office/drawing/2016/5/13/chartex" xmlns:cx8="http://schemas.microsoft.com/office/drawing/2016/5/14/chartex" xmlns:mc="http://schemas.openxmlformats.org/markup-compatibility/2006" xmlns:aink="http://schemas.microsoft.com/office/drawing/2016/ink" xmlns:am3d="http://schemas.microsoft.com/office/drawing/2017/model3d" xmlns:o="urn:schemas-microsoft-com:office:office" xmlns:oel="http://schemas.microsoft.com/office/2019/extlst" xmlns:r="http://schemas.openxmlformats.org/officeDocument/2006/relationships" xmlns:m="http://schemas.openxmlformats.org/officeDocument/2006/math" xmlns:v="urn:schemas-microsoft-com:vml" xmlns:wp14="http://schemas.microsoft.com/office/word/2010/wordprocessingDrawing" xmlns:wp="http://schemas.openxmlformats.org/drawingml/2006/wordprocessingDrawing" xmlns:w10="urn:schemas-microsoft-com:office:word" xmlns:w="http://schemas.openxmlformats.org/wordprocessingml/2006/main" xmlns:w14="http://schemas.microsoft.com/office/word/2010/wordml" xmlns:w15="http://schemas.microsoft.com/office/word/2012/wordml" xmlns:w16cex="http://schemas.microsoft.com/office/word/2018/wordml/cex" xmlns:w16cid="http://schemas.microsoft.com/office/word/2016/wordml/cid" xmlns:w16="http://schemas.microsoft.com/office/word/2018/wordml" xmlns:w16sdtdh="http://schemas.microsoft.com/office/word/2020/wordml/sdtdatahash" xmlns:w16se="http://schemas.microsoft.com/office/word/2015/wordml/symex" xmlns:wpg="http://schemas.microsoft.com/office/word/2010/wordprocessingGroup" xmlns:wpi="http://schemas.microsoft.com/office/word/2010/wordprocessingInk" xmlns:wne="http://schemas.microsoft.com/office/word/2006/wordml" xmlns:wps="http://schemas.microsoft.com/office/word/2010/wordprocessingShape" mc:Ignorable="w14 w15 w16se w16cid w16 w16cex w16sdtdh wp14">
   <w:footnote w:type="separator" w:id="-1">
     <w:p>
       <w:pPr>
@@ -9703,7 +10303,7 @@
 </file>
 
 <file path=word/header1.xml><?xml version="1.0" encoding="utf-8"?>
-<w:hdr xmlns:wpc="http://schemas.microsoft.com/office/word/2010/wordprocessingCanvas" xmlns:cx="http://schemas.microsoft.com/office/drawing/2014/chartex" xmlns:mc="http://schemas.openxmlformats.org/markup-compatibility/2006" xmlns:o="urn:schemas-microsoft-com:office:office" xmlns:r="http://schemas.openxmlformats.org/officeDocument/2006/relationships" xmlns:m="http://schemas.openxmlformats.org/officeDocument/2006/math" xmlns:v="urn:schemas-microsoft-com:vml" xmlns:wp14="http://schemas.microsoft.com/office/word/2010/wordprocessingDrawing" xmlns:wp="http://schemas.openxmlformats.org/drawingml/2006/wordprocessingDrawing" xmlns:w10="urn:schemas-microsoft-com:office:word" xmlns:w="http://schemas.openxmlformats.org/wordprocessingml/2006/main" xmlns:w14="http://schemas.microsoft.com/office/word/2010/wordml" xmlns:w15="http://schemas.microsoft.com/office/word/2012/wordml" xmlns:w16se="http://schemas.microsoft.com/office/word/2015/wordml/symex" xmlns:wpg="http://schemas.microsoft.com/office/word/2010/wordprocessingGroup" xmlns:wpi="http://schemas.microsoft.com/office/word/2010/wordprocessingInk" xmlns:wne="http://schemas.microsoft.com/office/word/2006/wordml" xmlns:wps="http://schemas.microsoft.com/office/word/2010/wordprocessingShape" mc:Ignorable="w14 w15 w16se wp14">
+<w:hdr xmlns:wpc="http://schemas.microsoft.com/office/word/2010/wordprocessingCanvas" xmlns:cx="http://schemas.microsoft.com/office/drawing/2014/chartex" xmlns:cx1="http://schemas.microsoft.com/office/drawing/2015/9/8/chartex" xmlns:cx2="http://schemas.microsoft.com/office/drawing/2015/10/21/chartex" xmlns:cx3="http://schemas.microsoft.com/office/drawing/2016/5/9/chartex" xmlns:cx4="http://schemas.microsoft.com/office/drawing/2016/5/10/chartex" xmlns:cx5="http://schemas.microsoft.com/office/drawing/2016/5/11/chartex" xmlns:cx6="http://schemas.microsoft.com/office/drawing/2016/5/12/chartex" xmlns:cx7="http://schemas.microsoft.com/office/drawing/2016/5/13/chartex" xmlns:cx8="http://schemas.microsoft.com/office/drawing/2016/5/14/chartex" xmlns:mc="http://schemas.openxmlformats.org/markup-compatibility/2006" xmlns:aink="http://schemas.microsoft.com/office/drawing/2016/ink" xmlns:am3d="http://schemas.microsoft.com/office/drawing/2017/model3d" xmlns:o="urn:schemas-microsoft-com:office:office" xmlns:oel="http://schemas.microsoft.com/office/2019/extlst" xmlns:r="http://schemas.openxmlformats.org/officeDocument/2006/relationships" xmlns:m="http://schemas.openxmlformats.org/officeDocument/2006/math" xmlns:v="urn:schemas-microsoft-com:vml" xmlns:wp14="http://schemas.microsoft.com/office/word/2010/wordprocessingDrawing" xmlns:wp="http://schemas.openxmlformats.org/drawingml/2006/wordprocessingDrawing" xmlns:w10="urn:schemas-microsoft-com:office:word" xmlns:w="http://schemas.openxmlformats.org/wordprocessingml/2006/main" xmlns:w14="http://schemas.microsoft.com/office/word/2010/wordml" xmlns:w15="http://schemas.microsoft.com/office/word/2012/wordml" xmlns:w16cex="http://schemas.microsoft.com/office/word/2018/wordml/cex" xmlns:w16cid="http://schemas.microsoft.com/office/word/2016/wordml/cid" xmlns:w16="http://schemas.microsoft.com/office/word/2018/wordml" xmlns:w16sdtdh="http://schemas.microsoft.com/office/word/2020/wordml/sdtdatahash" xmlns:w16se="http://schemas.microsoft.com/office/word/2015/wordml/symex" xmlns:wpg="http://schemas.microsoft.com/office/word/2010/wordprocessingGroup" xmlns:wpi="http://schemas.microsoft.com/office/word/2010/wordprocessingInk" xmlns:wne="http://schemas.microsoft.com/office/word/2006/wordml" xmlns:wps="http://schemas.microsoft.com/office/word/2010/wordprocessingShape" mc:Ignorable="w14 w15 w16se w16cid w16 w16cex w16sdtdh wp14">
   <w:tbl>
     <w:tblPr>
       <w:tblW w:w="0" w:type="auto"/>
@@ -9764,7 +10364,68 @@
 </file>
 
 <file path=word/header2.xml><?xml version="1.0" encoding="utf-8"?>
-<w:hdr xmlns:wpc="http://schemas.microsoft.com/office/word/2010/wordprocessingCanvas" xmlns:cx="http://schemas.microsoft.com/office/drawing/2014/chartex" xmlns:mc="http://schemas.openxmlformats.org/markup-compatibility/2006" xmlns:o="urn:schemas-microsoft-com:office:office" xmlns:r="http://schemas.openxmlformats.org/officeDocument/2006/relationships" xmlns:m="http://schemas.openxmlformats.org/officeDocument/2006/math" xmlns:v="urn:schemas-microsoft-com:vml" xmlns:wp14="http://schemas.microsoft.com/office/word/2010/wordprocessingDrawing" xmlns:wp="http://schemas.openxmlformats.org/drawingml/2006/wordprocessingDrawing" xmlns:w10="urn:schemas-microsoft-com:office:word" xmlns:w="http://schemas.openxmlformats.org/wordprocessingml/2006/main" xmlns:w14="http://schemas.microsoft.com/office/word/2010/wordml" xmlns:w15="http://schemas.microsoft.com/office/word/2012/wordml" xmlns:w16se="http://schemas.microsoft.com/office/word/2015/wordml/symex" xmlns:wpg="http://schemas.microsoft.com/office/word/2010/wordprocessingGroup" xmlns:wpi="http://schemas.microsoft.com/office/word/2010/wordprocessingInk" xmlns:wne="http://schemas.microsoft.com/office/word/2006/wordml" xmlns:wps="http://schemas.microsoft.com/office/word/2010/wordprocessingShape" mc:Ignorable="w14 w15 w16se wp14">
+<w:hdr xmlns:wpc="http://schemas.microsoft.com/office/word/2010/wordprocessingCanvas" xmlns:cx="http://schemas.microsoft.com/office/drawing/2014/chartex" xmlns:cx1="http://schemas.microsoft.com/office/drawing/2015/9/8/chartex" xmlns:cx2="http://schemas.microsoft.com/office/drawing/2015/10/21/chartex" xmlns:cx3="http://schemas.microsoft.com/office/drawing/2016/5/9/chartex" xmlns:cx4="http://schemas.microsoft.com/office/drawing/2016/5/10/chartex" xmlns:cx5="http://schemas.microsoft.com/office/drawing/2016/5/11/chartex" xmlns:cx6="http://schemas.microsoft.com/office/drawing/2016/5/12/chartex" xmlns:cx7="http://schemas.microsoft.com/office/drawing/2016/5/13/chartex" xmlns:cx8="http://schemas.microsoft.com/office/drawing/2016/5/14/chartex" xmlns:mc="http://schemas.openxmlformats.org/markup-compatibility/2006" xmlns:aink="http://schemas.microsoft.com/office/drawing/2016/ink" xmlns:am3d="http://schemas.microsoft.com/office/drawing/2017/model3d" xmlns:o="urn:schemas-microsoft-com:office:office" xmlns:oel="http://schemas.microsoft.com/office/2019/extlst" xmlns:r="http://schemas.openxmlformats.org/officeDocument/2006/relationships" xmlns:m="http://schemas.openxmlformats.org/officeDocument/2006/math" xmlns:v="urn:schemas-microsoft-com:vml" xmlns:wp14="http://schemas.microsoft.com/office/word/2010/wordprocessingDrawing" xmlns:wp="http://schemas.openxmlformats.org/drawingml/2006/wordprocessingDrawing" xmlns:w10="urn:schemas-microsoft-com:office:word" xmlns:w="http://schemas.openxmlformats.org/wordprocessingml/2006/main" xmlns:w14="http://schemas.microsoft.com/office/word/2010/wordml" xmlns:w15="http://schemas.microsoft.com/office/word/2012/wordml" xmlns:w16cex="http://schemas.microsoft.com/office/word/2018/wordml/cex" xmlns:w16cid="http://schemas.microsoft.com/office/word/2016/wordml/cid" xmlns:w16="http://schemas.microsoft.com/office/word/2018/wordml" xmlns:w16sdtdh="http://schemas.microsoft.com/office/word/2020/wordml/sdtdatahash" xmlns:w16se="http://schemas.microsoft.com/office/word/2015/wordml/symex" xmlns:wpg="http://schemas.microsoft.com/office/word/2010/wordprocessingGroup" xmlns:wpi="http://schemas.microsoft.com/office/word/2010/wordprocessingInk" xmlns:wne="http://schemas.microsoft.com/office/word/2006/wordml" xmlns:wps="http://schemas.microsoft.com/office/word/2010/wordprocessingShape" mc:Ignorable="w14 w15 w16se w16cid w16 w16cex w16sdtdh wp14">
+  <w:tbl>
+    <w:tblPr>
+      <w:tblW w:w="0" w:type="auto"/>
+      <w:tblLook w:val="06A0" w:firstRow="1" w:lastRow="0" w:firstColumn="1" w:lastColumn="0" w:noHBand="1" w:noVBand="1"/>
+    </w:tblPr>
+    <w:tblGrid>
+      <w:gridCol w:w="3020"/>
+      <w:gridCol w:w="3020"/>
+      <w:gridCol w:w="3020"/>
+    </w:tblGrid>
+    <w:tr>
+      <w:trPr>
+        <w:trHeight w:val="300"/>
+      </w:trPr>
+      <w:tc>
+        <w:tcPr>
+          <w:tcW w:w="3020" w:type="dxa"/>
+        </w:tcPr>
+        <w:p>
+          <w:pPr>
+            <w:pStyle w:val="Cabealho"/>
+            <w:ind w:left="-115"/>
+            <w:jc w:val="left"/>
+          </w:pPr>
+        </w:p>
+      </w:tc>
+      <w:tc>
+        <w:tcPr>
+          <w:tcW w:w="3020" w:type="dxa"/>
+        </w:tcPr>
+        <w:p>
+          <w:pPr>
+            <w:pStyle w:val="Cabealho"/>
+            <w:jc w:val="center"/>
+          </w:pPr>
+        </w:p>
+      </w:tc>
+      <w:tc>
+        <w:tcPr>
+          <w:tcW w:w="3020" w:type="dxa"/>
+        </w:tcPr>
+        <w:p>
+          <w:pPr>
+            <w:pStyle w:val="Cabealho"/>
+            <w:ind w:right="-115"/>
+            <w:jc w:val="right"/>
+          </w:pPr>
+        </w:p>
+      </w:tc>
+    </w:tr>
+  </w:tbl>
+  <w:p>
+    <w:pPr>
+      <w:pStyle w:val="Cabealho"/>
+    </w:pPr>
+  </w:p>
+</w:hdr>
+</file>
+
+<file path=word/header3.xml><?xml version="1.0" encoding="utf-8"?>
+<w:hdr xmlns:wpc="http://schemas.microsoft.com/office/word/2010/wordprocessingCanvas" xmlns:cx="http://schemas.microsoft.com/office/drawing/2014/chartex" xmlns:cx1="http://schemas.microsoft.com/office/drawing/2015/9/8/chartex" xmlns:cx2="http://schemas.microsoft.com/office/drawing/2015/10/21/chartex" xmlns:cx3="http://schemas.microsoft.com/office/drawing/2016/5/9/chartex" xmlns:cx4="http://schemas.microsoft.com/office/drawing/2016/5/10/chartex" xmlns:cx5="http://schemas.microsoft.com/office/drawing/2016/5/11/chartex" xmlns:cx6="http://schemas.microsoft.com/office/drawing/2016/5/12/chartex" xmlns:cx7="http://schemas.microsoft.com/office/drawing/2016/5/13/chartex" xmlns:cx8="http://schemas.microsoft.com/office/drawing/2016/5/14/chartex" xmlns:mc="http://schemas.openxmlformats.org/markup-compatibility/2006" xmlns:aink="http://schemas.microsoft.com/office/drawing/2016/ink" xmlns:am3d="http://schemas.microsoft.com/office/drawing/2017/model3d" xmlns:o="urn:schemas-microsoft-com:office:office" xmlns:oel="http://schemas.microsoft.com/office/2019/extlst" xmlns:r="http://schemas.openxmlformats.org/officeDocument/2006/relationships" xmlns:m="http://schemas.openxmlformats.org/officeDocument/2006/math" xmlns:v="urn:schemas-microsoft-com:vml" xmlns:wp14="http://schemas.microsoft.com/office/word/2010/wordprocessingDrawing" xmlns:wp="http://schemas.openxmlformats.org/drawingml/2006/wordprocessingDrawing" xmlns:w10="urn:schemas-microsoft-com:office:word" xmlns:w="http://schemas.openxmlformats.org/wordprocessingml/2006/main" xmlns:w14="http://schemas.microsoft.com/office/word/2010/wordml" xmlns:w15="http://schemas.microsoft.com/office/word/2012/wordml" xmlns:w16cex="http://schemas.microsoft.com/office/word/2018/wordml/cex" xmlns:w16cid="http://schemas.microsoft.com/office/word/2016/wordml/cid" xmlns:w16="http://schemas.microsoft.com/office/word/2018/wordml" xmlns:w16sdtdh="http://schemas.microsoft.com/office/word/2020/wordml/sdtdatahash" xmlns:w16se="http://schemas.microsoft.com/office/word/2015/wordml/symex" xmlns:wpg="http://schemas.microsoft.com/office/word/2010/wordprocessingGroup" xmlns:wpi="http://schemas.microsoft.com/office/word/2010/wordprocessingInk" xmlns:wne="http://schemas.microsoft.com/office/word/2006/wordml" xmlns:wps="http://schemas.microsoft.com/office/word/2010/wordprocessingShape" mc:Ignorable="w14 w15 w16se w16cid w16 w16cex w16sdtdh wp14">
   <w:sdt>
     <w:sdtPr>
       <w:id w:val="-718440415"/>
@@ -9792,7 +10453,7 @@
           <w:rPr>
             <w:noProof/>
           </w:rPr>
-          <w:t>19</w:t>
+          <w:t>13</w:t>
         </w:r>
         <w:r>
           <w:fldChar w:fldCharType="end"/>
@@ -9808,9 +10469,247 @@
 </w:hdr>
 </file>
 
+<file path=word/intelligence2.xml><?xml version="1.0" encoding="utf-8"?>
+<int2:intelligence xmlns:int2="http://schemas.microsoft.com/office/intelligence/2020/intelligence" xmlns:oel="http://schemas.microsoft.com/office/2019/extlst">
+  <int2:observations>
+    <int2:textHash int2:hashCode="Tq29WCLnMeaupM" int2:id="v4uSZftm">
+      <int2:state int2:value="Rejected" int2:type="spell"/>
+    </int2:textHash>
+  </int2:observations>
+  <int2:intelligenceSettings/>
+  <int2:onDemandWorkflows/>
+</int2:intelligence>
+</file>
+
 <file path=word/numbering.xml><?xml version="1.0" encoding="utf-8"?>
-<w:numbering xmlns:wpc="http://schemas.microsoft.com/office/word/2010/wordprocessingCanvas" xmlns:cx="http://schemas.microsoft.com/office/drawing/2014/chartex" xmlns:mc="http://schemas.openxmlformats.org/markup-compatibility/2006" xmlns:o="urn:schemas-microsoft-com:office:office" xmlns:r="http://schemas.openxmlformats.org/officeDocument/2006/relationships" xmlns:m="http://schemas.openxmlformats.org/officeDocument/2006/math" xmlns:v="urn:schemas-microsoft-com:vml" xmlns:wp14="http://schemas.microsoft.com/office/word/2010/wordprocessingDrawing" xmlns:wp="http://schemas.openxmlformats.org/drawingml/2006/wordprocessingDrawing" xmlns:w10="urn:schemas-microsoft-com:office:word" xmlns:w="http://schemas.openxmlformats.org/wordprocessingml/2006/main" xmlns:w14="http://schemas.microsoft.com/office/word/2010/wordml" xmlns:w15="http://schemas.microsoft.com/office/word/2012/wordml" xmlns:w16se="http://schemas.microsoft.com/office/word/2015/wordml/symex" xmlns:wpg="http://schemas.microsoft.com/office/word/2010/wordprocessingGroup" xmlns:wpi="http://schemas.microsoft.com/office/word/2010/wordprocessingInk" xmlns:wne="http://schemas.microsoft.com/office/word/2006/wordml" xmlns:wps="http://schemas.microsoft.com/office/word/2010/wordprocessingShape" mc:Ignorable="w14 w15 w16se wp14">
+<w:numbering xmlns:wpc="http://schemas.microsoft.com/office/word/2010/wordprocessingCanvas" xmlns:cx="http://schemas.microsoft.com/office/drawing/2014/chartex" xmlns:cx1="http://schemas.microsoft.com/office/drawing/2015/9/8/chartex" xmlns:cx2="http://schemas.microsoft.com/office/drawing/2015/10/21/chartex" xmlns:cx3="http://schemas.microsoft.com/office/drawing/2016/5/9/chartex" xmlns:cx4="http://schemas.microsoft.com/office/drawing/2016/5/10/chartex" xmlns:cx5="http://schemas.microsoft.com/office/drawing/2016/5/11/chartex" xmlns:cx6="http://schemas.microsoft.com/office/drawing/2016/5/12/chartex" xmlns:cx7="http://schemas.microsoft.com/office/drawing/2016/5/13/chartex" xmlns:cx8="http://schemas.microsoft.com/office/drawing/2016/5/14/chartex" xmlns:mc="http://schemas.openxmlformats.org/markup-compatibility/2006" xmlns:aink="http://schemas.microsoft.com/office/drawing/2016/ink" xmlns:am3d="http://schemas.microsoft.com/office/drawing/2017/model3d" xmlns:o="urn:schemas-microsoft-com:office:office" xmlns:oel="http://schemas.microsoft.com/office/2019/extlst" xmlns:r="http://schemas.openxmlformats.org/officeDocument/2006/relationships" xmlns:m="http://schemas.openxmlformats.org/officeDocument/2006/math" xmlns:v="urn:schemas-microsoft-com:vml" xmlns:wp14="http://schemas.microsoft.com/office/word/2010/wordprocessingDrawing" xmlns:wp="http://schemas.openxmlformats.org/drawingml/2006/wordprocessingDrawing" xmlns:w10="urn:schemas-microsoft-com:office:word" xmlns:w="http://schemas.openxmlformats.org/wordprocessingml/2006/main" xmlns:w14="http://schemas.microsoft.com/office/word/2010/wordml" xmlns:w15="http://schemas.microsoft.com/office/word/2012/wordml" xmlns:w16cex="http://schemas.microsoft.com/office/word/2018/wordml/cex" xmlns:w16cid="http://schemas.microsoft.com/office/word/2016/wordml/cid" xmlns:w16="http://schemas.microsoft.com/office/word/2018/wordml" xmlns:w16sdtdh="http://schemas.microsoft.com/office/word/2020/wordml/sdtdatahash" xmlns:w16se="http://schemas.microsoft.com/office/word/2015/wordml/symex" xmlns:wpg="http://schemas.microsoft.com/office/word/2010/wordprocessingGroup" xmlns:wpi="http://schemas.microsoft.com/office/word/2010/wordprocessingInk" xmlns:wne="http://schemas.microsoft.com/office/word/2006/wordml" xmlns:wps="http://schemas.microsoft.com/office/word/2010/wordprocessingShape" mc:Ignorable="w14 w15 w16se w16cid w16 w16cex w16sdtdh wp14">
   <w:abstractNum w:abstractNumId="0" w15:restartNumberingAfterBreak="0">
+    <w:nsid w:val="0B9AF5C6"/>
+    <w:multiLevelType w:val="hybridMultilevel"/>
+    <w:tmpl w:val="D5C2EC64"/>
+    <w:lvl w:ilvl="0" w:tplc="7EA26BC2">
+      <w:start w:val="1"/>
+      <w:numFmt w:val="bullet"/>
+      <w:lvlText w:val=""/>
+      <w:lvlJc w:val="left"/>
+      <w:pPr>
+        <w:ind w:left="1069" w:hanging="360"/>
+      </w:pPr>
+      <w:rPr>
+        <w:rFonts w:ascii="Symbol" w:hAnsi="Symbol" w:hint="default"/>
+      </w:rPr>
+    </w:lvl>
+    <w:lvl w:ilvl="1" w:tplc="89481526">
+      <w:start w:val="1"/>
+      <w:numFmt w:val="bullet"/>
+      <w:lvlText w:val="o"/>
+      <w:lvlJc w:val="left"/>
+      <w:pPr>
+        <w:ind w:left="1789" w:hanging="360"/>
+      </w:pPr>
+      <w:rPr>
+        <w:rFonts w:ascii="Courier New" w:hAnsi="Courier New" w:hint="default"/>
+      </w:rPr>
+    </w:lvl>
+    <w:lvl w:ilvl="2" w:tplc="BA3E96F2">
+      <w:start w:val="1"/>
+      <w:numFmt w:val="bullet"/>
+      <w:lvlText w:val=""/>
+      <w:lvlJc w:val="left"/>
+      <w:pPr>
+        <w:ind w:left="2509" w:hanging="360"/>
+      </w:pPr>
+      <w:rPr>
+        <w:rFonts w:ascii="Wingdings" w:hAnsi="Wingdings" w:hint="default"/>
+      </w:rPr>
+    </w:lvl>
+    <w:lvl w:ilvl="3" w:tplc="3948FF0C">
+      <w:start w:val="1"/>
+      <w:numFmt w:val="bullet"/>
+      <w:lvlText w:val=""/>
+      <w:lvlJc w:val="left"/>
+      <w:pPr>
+        <w:ind w:left="3229" w:hanging="360"/>
+      </w:pPr>
+      <w:rPr>
+        <w:rFonts w:ascii="Symbol" w:hAnsi="Symbol" w:hint="default"/>
+      </w:rPr>
+    </w:lvl>
+    <w:lvl w:ilvl="4" w:tplc="21342872">
+      <w:start w:val="1"/>
+      <w:numFmt w:val="bullet"/>
+      <w:lvlText w:val="o"/>
+      <w:lvlJc w:val="left"/>
+      <w:pPr>
+        <w:ind w:left="3949" w:hanging="360"/>
+      </w:pPr>
+      <w:rPr>
+        <w:rFonts w:ascii="Courier New" w:hAnsi="Courier New" w:hint="default"/>
+      </w:rPr>
+    </w:lvl>
+    <w:lvl w:ilvl="5" w:tplc="1FB23FE4">
+      <w:start w:val="1"/>
+      <w:numFmt w:val="bullet"/>
+      <w:lvlText w:val=""/>
+      <w:lvlJc w:val="left"/>
+      <w:pPr>
+        <w:ind w:left="4669" w:hanging="360"/>
+      </w:pPr>
+      <w:rPr>
+        <w:rFonts w:ascii="Wingdings" w:hAnsi="Wingdings" w:hint="default"/>
+      </w:rPr>
+    </w:lvl>
+    <w:lvl w:ilvl="6" w:tplc="8E5285F8">
+      <w:start w:val="1"/>
+      <w:numFmt w:val="bullet"/>
+      <w:lvlText w:val=""/>
+      <w:lvlJc w:val="left"/>
+      <w:pPr>
+        <w:ind w:left="5389" w:hanging="360"/>
+      </w:pPr>
+      <w:rPr>
+        <w:rFonts w:ascii="Symbol" w:hAnsi="Symbol" w:hint="default"/>
+      </w:rPr>
+    </w:lvl>
+    <w:lvl w:ilvl="7" w:tplc="00EA7C18">
+      <w:start w:val="1"/>
+      <w:numFmt w:val="bullet"/>
+      <w:lvlText w:val="o"/>
+      <w:lvlJc w:val="left"/>
+      <w:pPr>
+        <w:ind w:left="6109" w:hanging="360"/>
+      </w:pPr>
+      <w:rPr>
+        <w:rFonts w:ascii="Courier New" w:hAnsi="Courier New" w:hint="default"/>
+      </w:rPr>
+    </w:lvl>
+    <w:lvl w:ilvl="8" w:tplc="26BEC65C">
+      <w:start w:val="1"/>
+      <w:numFmt w:val="bullet"/>
+      <w:lvlText w:val=""/>
+      <w:lvlJc w:val="left"/>
+      <w:pPr>
+        <w:ind w:left="6829" w:hanging="360"/>
+      </w:pPr>
+      <w:rPr>
+        <w:rFonts w:ascii="Wingdings" w:hAnsi="Wingdings" w:hint="default"/>
+      </w:rPr>
+    </w:lvl>
+  </w:abstractNum>
+  <w:abstractNum w:abstractNumId="1" w15:restartNumberingAfterBreak="0">
+    <w:nsid w:val="169A8FB2"/>
+    <w:multiLevelType w:val="hybridMultilevel"/>
+    <w:tmpl w:val="0966CA12"/>
+    <w:lvl w:ilvl="0" w:tplc="B7A4AAE2">
+      <w:start w:val="1"/>
+      <w:numFmt w:val="bullet"/>
+      <w:lvlText w:val="-"/>
+      <w:lvlJc w:val="left"/>
+      <w:pPr>
+        <w:ind w:left="1778" w:hanging="360"/>
+      </w:pPr>
+      <w:rPr>
+        <w:rFonts w:ascii="Aptos" w:hAnsi="Aptos" w:hint="default"/>
+      </w:rPr>
+    </w:lvl>
+    <w:lvl w:ilvl="1" w:tplc="511ACBDA">
+      <w:start w:val="1"/>
+      <w:numFmt w:val="bullet"/>
+      <w:lvlText w:val="o"/>
+      <w:lvlJc w:val="left"/>
+      <w:pPr>
+        <w:ind w:left="2498" w:hanging="360"/>
+      </w:pPr>
+      <w:rPr>
+        <w:rFonts w:ascii="Courier New" w:hAnsi="Courier New" w:hint="default"/>
+      </w:rPr>
+    </w:lvl>
+    <w:lvl w:ilvl="2" w:tplc="1A628ADA">
+      <w:start w:val="1"/>
+      <w:numFmt w:val="bullet"/>
+      <w:lvlText w:val=""/>
+      <w:lvlJc w:val="left"/>
+      <w:pPr>
+        <w:ind w:left="3218" w:hanging="360"/>
+      </w:pPr>
+      <w:rPr>
+        <w:rFonts w:ascii="Wingdings" w:hAnsi="Wingdings" w:hint="default"/>
+      </w:rPr>
+    </w:lvl>
+    <w:lvl w:ilvl="3" w:tplc="6000378E">
+      <w:start w:val="1"/>
+      <w:numFmt w:val="bullet"/>
+      <w:lvlText w:val=""/>
+      <w:lvlJc w:val="left"/>
+      <w:pPr>
+        <w:ind w:left="3938" w:hanging="360"/>
+      </w:pPr>
+      <w:rPr>
+        <w:rFonts w:ascii="Symbol" w:hAnsi="Symbol" w:hint="default"/>
+      </w:rPr>
+    </w:lvl>
+    <w:lvl w:ilvl="4" w:tplc="B7F6ECA2">
+      <w:start w:val="1"/>
+      <w:numFmt w:val="bullet"/>
+      <w:lvlText w:val="o"/>
+      <w:lvlJc w:val="left"/>
+      <w:pPr>
+        <w:ind w:left="4658" w:hanging="360"/>
+      </w:pPr>
+      <w:rPr>
+        <w:rFonts w:ascii="Courier New" w:hAnsi="Courier New" w:hint="default"/>
+      </w:rPr>
+    </w:lvl>
+    <w:lvl w:ilvl="5" w:tplc="883CE188">
+      <w:start w:val="1"/>
+      <w:numFmt w:val="bullet"/>
+      <w:lvlText w:val=""/>
+      <w:lvlJc w:val="left"/>
+      <w:pPr>
+        <w:ind w:left="5378" w:hanging="360"/>
+      </w:pPr>
+      <w:rPr>
+        <w:rFonts w:ascii="Wingdings" w:hAnsi="Wingdings" w:hint="default"/>
+      </w:rPr>
+    </w:lvl>
+    <w:lvl w:ilvl="6" w:tplc="DC66F224">
+      <w:start w:val="1"/>
+      <w:numFmt w:val="bullet"/>
+      <w:lvlText w:val=""/>
+      <w:lvlJc w:val="left"/>
+      <w:pPr>
+        <w:ind w:left="6098" w:hanging="360"/>
+      </w:pPr>
+      <w:rPr>
+        <w:rFonts w:ascii="Symbol" w:hAnsi="Symbol" w:hint="default"/>
+      </w:rPr>
+    </w:lvl>
+    <w:lvl w:ilvl="7" w:tplc="E440FF80">
+      <w:start w:val="1"/>
+      <w:numFmt w:val="bullet"/>
+      <w:lvlText w:val="o"/>
+      <w:lvlJc w:val="left"/>
+      <w:pPr>
+        <w:ind w:left="6818" w:hanging="360"/>
+      </w:pPr>
+      <w:rPr>
+        <w:rFonts w:ascii="Courier New" w:hAnsi="Courier New" w:hint="default"/>
+      </w:rPr>
+    </w:lvl>
+    <w:lvl w:ilvl="8" w:tplc="9626ADC6">
+      <w:start w:val="1"/>
+      <w:numFmt w:val="bullet"/>
+      <w:lvlText w:val=""/>
+      <w:lvlJc w:val="left"/>
+      <w:pPr>
+        <w:ind w:left="7538" w:hanging="360"/>
+      </w:pPr>
+      <w:rPr>
+        <w:rFonts w:ascii="Wingdings" w:hAnsi="Wingdings" w:hint="default"/>
+      </w:rPr>
+    </w:lvl>
+  </w:abstractNum>
+  <w:abstractNum w:abstractNumId="2" w15:restartNumberingAfterBreak="0">
     <w:nsid w:val="33161917"/>
     <w:multiLevelType w:val="hybridMultilevel"/>
     <w:tmpl w:val="7EECBDFE"/>
@@ -9899,120 +10798,120 @@
       </w:pPr>
     </w:lvl>
   </w:abstractNum>
-  <w:abstractNum w:abstractNumId="1" w15:restartNumberingAfterBreak="0">
-    <w:nsid w:val="43294B08"/>
+  <w:abstractNum w:abstractNumId="3" w15:restartNumberingAfterBreak="0">
+    <w:nsid w:val="37A3BC0C"/>
     <w:multiLevelType w:val="hybridMultilevel"/>
-    <w:tmpl w:val="7A381E4C"/>
-    <w:lvl w:ilvl="0" w:tplc="04160001">
+    <w:tmpl w:val="730E836A"/>
+    <w:lvl w:ilvl="0" w:tplc="F9AAA5D8">
       <w:start w:val="1"/>
       <w:numFmt w:val="bullet"/>
       <w:lvlText w:val=""/>
       <w:lvlJc w:val="left"/>
       <w:pPr>
-        <w:ind w:left="1429" w:hanging="360"/>
+        <w:ind w:left="1778" w:hanging="360"/>
       </w:pPr>
       <w:rPr>
         <w:rFonts w:ascii="Symbol" w:hAnsi="Symbol" w:hint="default"/>
       </w:rPr>
     </w:lvl>
-    <w:lvl w:ilvl="1" w:tplc="04160003" w:tentative="1">
+    <w:lvl w:ilvl="1" w:tplc="D2687BB4">
       <w:start w:val="1"/>
       <w:numFmt w:val="bullet"/>
       <w:lvlText w:val="o"/>
       <w:lvlJc w:val="left"/>
       <w:pPr>
-        <w:ind w:left="2149" w:hanging="360"/>
+        <w:ind w:left="2498" w:hanging="360"/>
       </w:pPr>
       <w:rPr>
-        <w:rFonts w:ascii="Courier New" w:hAnsi="Courier New" w:cs="Courier New" w:hint="default"/>
+        <w:rFonts w:ascii="Courier New" w:hAnsi="Courier New" w:hint="default"/>
       </w:rPr>
     </w:lvl>
-    <w:lvl w:ilvl="2" w:tplc="04160005" w:tentative="1">
+    <w:lvl w:ilvl="2" w:tplc="11009928">
       <w:start w:val="1"/>
       <w:numFmt w:val="bullet"/>
       <w:lvlText w:val=""/>
       <w:lvlJc w:val="left"/>
       <w:pPr>
-        <w:ind w:left="2869" w:hanging="360"/>
+        <w:ind w:left="3218" w:hanging="360"/>
       </w:pPr>
       <w:rPr>
         <w:rFonts w:ascii="Wingdings" w:hAnsi="Wingdings" w:hint="default"/>
       </w:rPr>
     </w:lvl>
-    <w:lvl w:ilvl="3" w:tplc="04160001" w:tentative="1">
+    <w:lvl w:ilvl="3" w:tplc="1D08148A">
       <w:start w:val="1"/>
       <w:numFmt w:val="bullet"/>
       <w:lvlText w:val=""/>
       <w:lvlJc w:val="left"/>
       <w:pPr>
-        <w:ind w:left="3589" w:hanging="360"/>
+        <w:ind w:left="3938" w:hanging="360"/>
       </w:pPr>
       <w:rPr>
         <w:rFonts w:ascii="Symbol" w:hAnsi="Symbol" w:hint="default"/>
       </w:rPr>
     </w:lvl>
-    <w:lvl w:ilvl="4" w:tplc="04160003" w:tentative="1">
+    <w:lvl w:ilvl="4" w:tplc="685E58F8">
       <w:start w:val="1"/>
       <w:numFmt w:val="bullet"/>
       <w:lvlText w:val="o"/>
       <w:lvlJc w:val="left"/>
       <w:pPr>
-        <w:ind w:left="4309" w:hanging="360"/>
+        <w:ind w:left="4658" w:hanging="360"/>
       </w:pPr>
       <w:rPr>
-        <w:rFonts w:ascii="Courier New" w:hAnsi="Courier New" w:cs="Courier New" w:hint="default"/>
+        <w:rFonts w:ascii="Courier New" w:hAnsi="Courier New" w:hint="default"/>
       </w:rPr>
     </w:lvl>
-    <w:lvl w:ilvl="5" w:tplc="04160005" w:tentative="1">
+    <w:lvl w:ilvl="5" w:tplc="AE382C56">
       <w:start w:val="1"/>
       <w:numFmt w:val="bullet"/>
       <w:lvlText w:val=""/>
       <w:lvlJc w:val="left"/>
       <w:pPr>
-        <w:ind w:left="5029" w:hanging="360"/>
+        <w:ind w:left="5378" w:hanging="360"/>
       </w:pPr>
       <w:rPr>
         <w:rFonts w:ascii="Wingdings" w:hAnsi="Wingdings" w:hint="default"/>
       </w:rPr>
     </w:lvl>
-    <w:lvl w:ilvl="6" w:tplc="04160001" w:tentative="1">
+    <w:lvl w:ilvl="6" w:tplc="6A98B230">
       <w:start w:val="1"/>
       <w:numFmt w:val="bullet"/>
       <w:lvlText w:val=""/>
       <w:lvlJc w:val="left"/>
       <w:pPr>
-        <w:ind w:left="5749" w:hanging="360"/>
+        <w:ind w:left="6098" w:hanging="360"/>
       </w:pPr>
       <w:rPr>
         <w:rFonts w:ascii="Symbol" w:hAnsi="Symbol" w:hint="default"/>
       </w:rPr>
     </w:lvl>
-    <w:lvl w:ilvl="7" w:tplc="04160003" w:tentative="1">
+    <w:lvl w:ilvl="7" w:tplc="90B4B304">
       <w:start w:val="1"/>
       <w:numFmt w:val="bullet"/>
       <w:lvlText w:val="o"/>
       <w:lvlJc w:val="left"/>
       <w:pPr>
-        <w:ind w:left="6469" w:hanging="360"/>
+        <w:ind w:left="6818" w:hanging="360"/>
       </w:pPr>
       <w:rPr>
-        <w:rFonts w:ascii="Courier New" w:hAnsi="Courier New" w:cs="Courier New" w:hint="default"/>
+        <w:rFonts w:ascii="Courier New" w:hAnsi="Courier New" w:hint="default"/>
       </w:rPr>
     </w:lvl>
-    <w:lvl w:ilvl="8" w:tplc="04160005" w:tentative="1">
+    <w:lvl w:ilvl="8" w:tplc="441A0F8E">
       <w:start w:val="1"/>
       <w:numFmt w:val="bullet"/>
       <w:lvlText w:val=""/>
       <w:lvlJc w:val="left"/>
       <w:pPr>
-        <w:ind w:left="7189" w:hanging="360"/>
+        <w:ind w:left="7538" w:hanging="360"/>
       </w:pPr>
       <w:rPr>
         <w:rFonts w:ascii="Wingdings" w:hAnsi="Wingdings" w:hint="default"/>
       </w:rPr>
     </w:lvl>
   </w:abstractNum>
-  <w:abstractNum w:abstractNumId="2" w15:restartNumberingAfterBreak="0">
+  <w:abstractNum w:abstractNumId="4" w15:restartNumberingAfterBreak="0">
     <w:nsid w:val="71662EA5"/>
     <w:multiLevelType w:val="multilevel"/>
     <w:tmpl w:val="B096E712"/>
@@ -10033,15 +10932,11 @@
       <w:start w:val="1"/>
       <w:numFmt w:val="decimal"/>
       <w:pStyle w:val="Ttulo2"/>
-      <w:isLgl/>
       <w:lvlText w:val="%1.%2"/>
       <w:lvlJc w:val="left"/>
       <w:pPr>
         <w:ind w:left="1099" w:hanging="390"/>
       </w:pPr>
-      <w:rPr>
-        <w:rFonts w:hint="default"/>
-      </w:rPr>
     </w:lvl>
     <w:lvl w:ilvl="2">
       <w:start w:val="1"/>
@@ -10138,20 +11033,26 @@
       </w:rPr>
     </w:lvl>
   </w:abstractNum>
-  <w:num w:numId="1">
+  <w:num w:numId="1" w16cid:durableId="1448742464">
     <w:abstractNumId w:val="0"/>
   </w:num>
-  <w:num w:numId="2">
+  <w:num w:numId="2" w16cid:durableId="971980911">
+    <w:abstractNumId w:val="3"/>
+  </w:num>
+  <w:num w:numId="3" w16cid:durableId="183590573">
+    <w:abstractNumId w:val="1"/>
+  </w:num>
+  <w:num w:numId="4" w16cid:durableId="381825954">
     <w:abstractNumId w:val="2"/>
   </w:num>
-  <w:num w:numId="3">
-    <w:abstractNumId w:val="1"/>
+  <w:num w:numId="5" w16cid:durableId="1389381906">
+    <w:abstractNumId w:val="4"/>
   </w:num>
 </w:numbering>
 </file>
 
 <file path=word/people.xml><?xml version="1.0" encoding="utf-8"?>
-<w15:people xmlns:wpc="http://schemas.microsoft.com/office/word/2010/wordprocessingCanvas" xmlns:cx="http://schemas.microsoft.com/office/drawing/2014/chartex" xmlns:mc="http://schemas.openxmlformats.org/markup-compatibility/2006" xmlns:o="urn:schemas-microsoft-com:office:office" xmlns:r="http://schemas.openxmlformats.org/officeDocument/2006/relationships" xmlns:m="http://schemas.openxmlformats.org/officeDocument/2006/math" xmlns:v="urn:schemas-microsoft-com:vml" xmlns:wp14="http://schemas.microsoft.com/office/word/2010/wordprocessingDrawing" xmlns:wp="http://schemas.openxmlformats.org/drawingml/2006/wordprocessingDrawing" xmlns:w10="urn:schemas-microsoft-com:office:word" xmlns:w="http://schemas.openxmlformats.org/wordprocessingml/2006/main" xmlns:w14="http://schemas.microsoft.com/office/word/2010/wordml" xmlns:w15="http://schemas.microsoft.com/office/word/2012/wordml" xmlns:w16se="http://schemas.microsoft.com/office/word/2015/wordml/symex" xmlns:wpg="http://schemas.microsoft.com/office/word/2010/wordprocessingGroup" xmlns:wpi="http://schemas.microsoft.com/office/word/2010/wordprocessingInk" xmlns:wne="http://schemas.microsoft.com/office/word/2006/wordml" xmlns:wps="http://schemas.microsoft.com/office/word/2010/wordprocessingShape" mc:Ignorable="w14 w15 w16se wp14">
+<w15:people xmlns:wpc="http://schemas.microsoft.com/office/word/2010/wordprocessingCanvas" xmlns:cx="http://schemas.microsoft.com/office/drawing/2014/chartex" xmlns:cx1="http://schemas.microsoft.com/office/drawing/2015/9/8/chartex" xmlns:cx2="http://schemas.microsoft.com/office/drawing/2015/10/21/chartex" xmlns:cx3="http://schemas.microsoft.com/office/drawing/2016/5/9/chartex" xmlns:cx4="http://schemas.microsoft.com/office/drawing/2016/5/10/chartex" xmlns:cx5="http://schemas.microsoft.com/office/drawing/2016/5/11/chartex" xmlns:cx6="http://schemas.microsoft.com/office/drawing/2016/5/12/chartex" xmlns:cx7="http://schemas.microsoft.com/office/drawing/2016/5/13/chartex" xmlns:cx8="http://schemas.microsoft.com/office/drawing/2016/5/14/chartex" xmlns:mc="http://schemas.openxmlformats.org/markup-compatibility/2006" xmlns:aink="http://schemas.microsoft.com/office/drawing/2016/ink" xmlns:am3d="http://schemas.microsoft.com/office/drawing/2017/model3d" xmlns:o="urn:schemas-microsoft-com:office:office" xmlns:oel="http://schemas.microsoft.com/office/2019/extlst" xmlns:r="http://schemas.openxmlformats.org/officeDocument/2006/relationships" xmlns:m="http://schemas.openxmlformats.org/officeDocument/2006/math" xmlns:v="urn:schemas-microsoft-com:vml" xmlns:wp14="http://schemas.microsoft.com/office/word/2010/wordprocessingDrawing" xmlns:wp="http://schemas.openxmlformats.org/drawingml/2006/wordprocessingDrawing" xmlns:w10="urn:schemas-microsoft-com:office:word" xmlns:w="http://schemas.openxmlformats.org/wordprocessingml/2006/main" xmlns:w14="http://schemas.microsoft.com/office/word/2010/wordml" xmlns:w15="http://schemas.microsoft.com/office/word/2012/wordml" xmlns:w16cex="http://schemas.microsoft.com/office/word/2018/wordml/cex" xmlns:w16cid="http://schemas.microsoft.com/office/word/2016/wordml/cid" xmlns:w16="http://schemas.microsoft.com/office/word/2018/wordml" xmlns:w16sdtdh="http://schemas.microsoft.com/office/word/2020/wordml/sdtdatahash" xmlns:w16se="http://schemas.microsoft.com/office/word/2015/wordml/symex" xmlns:wpg="http://schemas.microsoft.com/office/word/2010/wordprocessingGroup" xmlns:wpi="http://schemas.microsoft.com/office/word/2010/wordprocessingInk" xmlns:wne="http://schemas.microsoft.com/office/word/2006/wordml" xmlns:wps="http://schemas.microsoft.com/office/word/2010/wordprocessingShape" mc:Ignorable="w14 w15 w16se w16cid w16 w16cex w16sdtdh wp14">
   <w15:person w15:author="Prof">
     <w15:presenceInfo w15:providerId="None" w15:userId="Prof"/>
   </w15:person>
@@ -10165,7 +11066,7 @@
 </file>
 
 <file path=word/styles.xml><?xml version="1.0" encoding="utf-8"?>
-<w:styles xmlns:mc="http://schemas.openxmlformats.org/markup-compatibility/2006" xmlns:r="http://schemas.openxmlformats.org/officeDocument/2006/relationships" xmlns:w="http://schemas.openxmlformats.org/wordprocessingml/2006/main" xmlns:w14="http://schemas.microsoft.com/office/word/2010/wordml" xmlns:w15="http://schemas.microsoft.com/office/word/2012/wordml" xmlns:w16se="http://schemas.microsoft.com/office/word/2015/wordml/symex" mc:Ignorable="w14 w15 w16se">
+<w:styles xmlns:mc="http://schemas.openxmlformats.org/markup-compatibility/2006" xmlns:r="http://schemas.openxmlformats.org/officeDocument/2006/relationships" xmlns:w="http://schemas.openxmlformats.org/wordprocessingml/2006/main" xmlns:w14="http://schemas.microsoft.com/office/word/2010/wordml" xmlns:w15="http://schemas.microsoft.com/office/word/2012/wordml" xmlns:w16cex="http://schemas.microsoft.com/office/word/2018/wordml/cex" xmlns:w16cid="http://schemas.microsoft.com/office/word/2016/wordml/cid" xmlns:w16="http://schemas.microsoft.com/office/word/2018/wordml" xmlns:w16sdtdh="http://schemas.microsoft.com/office/word/2020/wordml/sdtdatahash" xmlns:w16se="http://schemas.microsoft.com/office/word/2015/wordml/symex" mc:Ignorable="w14 w15 w16se w16cid w16 w16cex w16sdtdh">
   <w:docDefaults>
     <w:rPrDefault>
       <w:rPr>
@@ -10181,7 +11082,7 @@
       </w:pPr>
     </w:pPrDefault>
   </w:docDefaults>
-  <w:latentStyles w:defLockedState="0" w:defUIPriority="99" w:defSemiHidden="0" w:defUnhideWhenUsed="0" w:defQFormat="0" w:count="371">
+  <w:latentStyles w:defLockedState="0" w:defUIPriority="99" w:defSemiHidden="0" w:defUnhideWhenUsed="0" w:defQFormat="0" w:count="376">
     <w:lsdException w:name="Normal" w:uiPriority="0" w:qFormat="1"/>
     <w:lsdException w:name="heading 1" w:uiPriority="9" w:qFormat="1"/>
     <w:lsdException w:name="heading 2" w:semiHidden="1" w:uiPriority="9" w:unhideWhenUsed="1" w:qFormat="1"/>
@@ -10553,6 +11454,11 @@
     <w:lsdException w:name="List Table 5 Dark Accent 6" w:uiPriority="50"/>
     <w:lsdException w:name="List Table 6 Colorful Accent 6" w:uiPriority="51"/>
     <w:lsdException w:name="List Table 7 Colorful Accent 6" w:uiPriority="52"/>
+    <w:lsdException w:name="Mention" w:semiHidden="1" w:unhideWhenUsed="1"/>
+    <w:lsdException w:name="Smart Hyperlink" w:semiHidden="1" w:unhideWhenUsed="1"/>
+    <w:lsdException w:name="Hashtag" w:semiHidden="1" w:unhideWhenUsed="1"/>
+    <w:lsdException w:name="Unresolved Mention" w:semiHidden="1" w:unhideWhenUsed="1"/>
+    <w:lsdException w:name="Smart Link" w:semiHidden="1" w:unhideWhenUsed="1"/>
   </w:latentStyles>
   <w:style w:type="paragraph" w:default="1" w:styleId="Normal">
     <w:name w:val="Normal"/>
@@ -10580,7 +11486,7 @@
       <w:keepNext/>
       <w:keepLines/>
       <w:numPr>
-        <w:numId w:val="2"/>
+        <w:numId w:val="5"/>
       </w:numPr>
       <w:spacing w:after="300" w:line="240" w:lineRule="auto"/>
       <w:ind w:left="709" w:hanging="709"/>
@@ -10607,7 +11513,7 @@
       <w:keepLines/>
       <w:numPr>
         <w:ilvl w:val="1"/>
-        <w:numId w:val="2"/>
+        <w:numId w:val="5"/>
       </w:numPr>
       <w:spacing w:before="300" w:after="300" w:line="240" w:lineRule="auto"/>
       <w:ind w:left="709" w:hanging="709"/>
@@ -10634,7 +11540,7 @@
       <w:keepLines/>
       <w:numPr>
         <w:ilvl w:val="2"/>
-        <w:numId w:val="2"/>
+        <w:numId w:val="5"/>
       </w:numPr>
       <w:spacing w:before="300" w:after="300" w:line="240" w:lineRule="auto"/>
       <w:ind w:left="709"/>
@@ -10661,7 +11567,7 @@
       <w:keepLines/>
       <w:numPr>
         <w:ilvl w:val="3"/>
-        <w:numId w:val="2"/>
+        <w:numId w:val="5"/>
       </w:numPr>
       <w:spacing w:before="300" w:after="300" w:line="240" w:lineRule="auto"/>
       <w:ind w:left="709"/>
@@ -10688,7 +11594,7 @@
       <w:keepLines/>
       <w:numPr>
         <w:ilvl w:val="4"/>
-        <w:numId w:val="2"/>
+        <w:numId w:val="5"/>
       </w:numPr>
       <w:spacing w:before="300" w:after="300" w:line="240" w:lineRule="auto"/>
       <w:ind w:left="1134" w:hanging="1134"/>
@@ -10703,7 +11609,6 @@
   <w:style w:type="character" w:default="1" w:styleId="Fontepargpadro">
     <w:name w:val="Default Paragraph Font"/>
     <w:uiPriority w:val="1"/>
-    <w:semiHidden/>
     <w:unhideWhenUsed/>
   </w:style>
   <w:style w:type="table" w:default="1" w:styleId="Tabelanormal">
@@ -11318,7 +12223,7 @@
       <w:u w:val="single"/>
     </w:rPr>
   </w:style>
-  <w:style w:type="character" w:customStyle="1" w:styleId="UnresolvedMention">
+  <w:style w:type="character" w:styleId="MenoPendente">
     <w:name w:val="Unresolved Mention"/>
     <w:basedOn w:val="Fontepargpadro"/>
     <w:uiPriority w:val="99"/>
@@ -13341,7 +14246,7 @@
 </file>
 
 <file path=customXml/itemProps1.xml><?xml version="1.0" encoding="utf-8"?>
-<ds:datastoreItem xmlns:ds="http://schemas.openxmlformats.org/officeDocument/2006/customXml" ds:itemID="{243204B3-7653-460D-A33D-8623D7618818}">
+<ds:datastoreItem xmlns:ds="http://schemas.openxmlformats.org/officeDocument/2006/customXml" ds:itemID="{C78DDC64-CC99-4048-8DF6-6D4F58987108}">
   <ds:schemaRefs>
     <ds:schemaRef ds:uri="http://schemas.openxmlformats.org/officeDocument/2006/bibliography"/>
   </ds:schemaRefs>

--- a/ABNT_TCC.docx
+++ b/ABNT_TCC.docx
@@ -1,6 +1,6 @@
 
 <file path=word/document.xml><?xml version="1.0" encoding="utf-8"?>
-<w:document xmlns:wpc="http://schemas.microsoft.com/office/word/2010/wordprocessingCanvas" xmlns:cx="http://schemas.microsoft.com/office/drawing/2014/chartex" xmlns:cx1="http://schemas.microsoft.com/office/drawing/2015/9/8/chartex" xmlns:cx2="http://schemas.microsoft.com/office/drawing/2015/10/21/chartex" xmlns:cx3="http://schemas.microsoft.com/office/drawing/2016/5/9/chartex" xmlns:cx4="http://schemas.microsoft.com/office/drawing/2016/5/10/chartex" xmlns:cx5="http://schemas.microsoft.com/office/drawing/2016/5/11/chartex" xmlns:cx6="http://schemas.microsoft.com/office/drawing/2016/5/12/chartex" xmlns:cx7="http://schemas.microsoft.com/office/drawing/2016/5/13/chartex" xmlns:cx8="http://schemas.microsoft.com/office/drawing/2016/5/14/chartex" xmlns:mc="http://schemas.openxmlformats.org/markup-compatibility/2006" xmlns:aink="http://schemas.microsoft.com/office/drawing/2016/ink" xmlns:am3d="http://schemas.microsoft.com/office/drawing/2017/model3d" xmlns:o="urn:schemas-microsoft-com:office:office" xmlns:oel="http://schemas.microsoft.com/office/2019/extlst" xmlns:r="http://schemas.openxmlformats.org/officeDocument/2006/relationships" xmlns:m="http://schemas.openxmlformats.org/officeDocument/2006/math" xmlns:v="urn:schemas-microsoft-com:vml" xmlns:wp14="http://schemas.microsoft.com/office/word/2010/wordprocessingDrawing" xmlns:wp="http://schemas.openxmlformats.org/drawingml/2006/wordprocessingDrawing" xmlns:w10="urn:schemas-microsoft-com:office:word" xmlns:w="http://schemas.openxmlformats.org/wordprocessingml/2006/main" xmlns:w14="http://schemas.microsoft.com/office/word/2010/wordml" xmlns:w15="http://schemas.microsoft.com/office/word/2012/wordml" xmlns:w16cex="http://schemas.microsoft.com/office/word/2018/wordml/cex" xmlns:w16cid="http://schemas.microsoft.com/office/word/2016/wordml/cid" xmlns:w16="http://schemas.microsoft.com/office/word/2018/wordml" xmlns:w16sdtdh="http://schemas.microsoft.com/office/word/2020/wordml/sdtdatahash" xmlns:w16se="http://schemas.microsoft.com/office/word/2015/wordml/symex" xmlns:wpg="http://schemas.microsoft.com/office/word/2010/wordprocessingGroup" xmlns:wpi="http://schemas.microsoft.com/office/word/2010/wordprocessingInk" xmlns:wne="http://schemas.microsoft.com/office/word/2006/wordml" xmlns:wps="http://schemas.microsoft.com/office/word/2010/wordprocessingShape" mc:Ignorable="w14 w15 w16se w16cid w16 w16cex w16sdtdh wp14">
+<w:document xmlns:wpc="http://schemas.microsoft.com/office/word/2010/wordprocessingCanvas" xmlns:cx="http://schemas.microsoft.com/office/drawing/2014/chartex" xmlns:cx1="http://schemas.microsoft.com/office/drawing/2015/9/8/chartex" xmlns:mc="http://schemas.openxmlformats.org/markup-compatibility/2006" xmlns:o="urn:schemas-microsoft-com:office:office" xmlns:r="http://schemas.openxmlformats.org/officeDocument/2006/relationships" xmlns:m="http://schemas.openxmlformats.org/officeDocument/2006/math" xmlns:v="urn:schemas-microsoft-com:vml" xmlns:wp14="http://schemas.microsoft.com/office/word/2010/wordprocessingDrawing" xmlns:wp="http://schemas.openxmlformats.org/drawingml/2006/wordprocessingDrawing" xmlns:w10="urn:schemas-microsoft-com:office:word" xmlns:w="http://schemas.openxmlformats.org/wordprocessingml/2006/main" xmlns:w14="http://schemas.microsoft.com/office/word/2010/wordml" xmlns:w15="http://schemas.microsoft.com/office/word/2012/wordml" xmlns:w16se="http://schemas.microsoft.com/office/word/2015/wordml/symex" xmlns:wpg="http://schemas.microsoft.com/office/word/2010/wordprocessingGroup" xmlns:wpi="http://schemas.microsoft.com/office/word/2010/wordprocessingInk" xmlns:wne="http://schemas.microsoft.com/office/word/2006/wordml" xmlns:wps="http://schemas.microsoft.com/office/word/2010/wordprocessingShape" mc:Ignorable="w14 w15 w16se wp14">
   <w:body>
     <w:p>
       <w:pPr>
@@ -981,11 +981,14 @@
     <w:p>
       <w:pPr>
         <w:pStyle w:val="Sumrio1"/>
-        <w:tabs>
-          <w:tab w:val="clear" w:pos="9061"/>
-          <w:tab w:val="left" w:pos="480"/>
-          <w:tab w:val="right" w:leader="dot" w:pos="9060"/>
-        </w:tabs>
+        <w:rPr>
+          <w:rFonts w:asciiTheme="minorHAnsi" w:eastAsiaTheme="minorEastAsia" w:hAnsiTheme="minorHAnsi"/>
+          <w:noProof/>
+          <w:kern w:val="2"/>
+          <w:szCs w:val="24"/>
+          <w:lang w:eastAsia="pt-BR"/>
+          <w14:ligatures w14:val="standardContextual"/>
+        </w:rPr>
       </w:pPr>
       <w:r>
         <w:fldChar w:fldCharType="begin"/>
@@ -996,41 +999,1662 @@
       <w:r>
         <w:fldChar w:fldCharType="separate"/>
       </w:r>
-      <w:hyperlink w:anchor="_Toc606285624" w:history="1">
+      <w:hyperlink w:anchor="_Toc236896567" w:history="1">
         <w:r>
           <w:rPr>
             <w:rStyle w:val="Hyperlink"/>
+            <w:noProof/>
           </w:rPr>
           <w:t>1</w:t>
         </w:r>
         <w:r>
+          <w:rPr>
+            <w:rFonts w:asciiTheme="minorHAnsi" w:eastAsiaTheme="minorEastAsia" w:hAnsiTheme="minorHAnsi"/>
+            <w:noProof/>
+            <w:kern w:val="2"/>
+            <w:szCs w:val="24"/>
+            <w:lang w:eastAsia="pt-BR"/>
+            <w14:ligatures w14:val="standardContextual"/>
+          </w:rPr>
           <w:tab/>
         </w:r>
         <w:r>
           <w:rPr>
             <w:rStyle w:val="Hyperlink"/>
+            <w:noProof/>
           </w:rPr>
           <w:t>INTRODUÇÃO</w:t>
         </w:r>
         <w:r>
+          <w:rPr>
+            <w:noProof/>
+            <w:webHidden/>
+          </w:rPr>
           <w:tab/>
         </w:r>
         <w:r>
+          <w:rPr>
+            <w:noProof/>
+            <w:webHidden/>
+          </w:rPr>
           <w:fldChar w:fldCharType="begin"/>
         </w:r>
         <w:r>
-          <w:instrText>PAGEREF _Toc606285624 \h</w:instrText>
-        </w:r>
-        <w:r>
+          <w:rPr>
+            <w:noProof/>
+            <w:webHidden/>
+          </w:rPr>
+          <w:instrText xml:space="preserve"> PAGEREF _Toc236896567 \h </w:instrText>
+        </w:r>
+        <w:r>
+          <w:rPr>
+            <w:noProof/>
+            <w:webHidden/>
+          </w:rPr>
+        </w:r>
+        <w:r>
+          <w:rPr>
+            <w:noProof/>
+            <w:webHidden/>
+          </w:rPr>
           <w:fldChar w:fldCharType="separate"/>
         </w:r>
         <w:r>
           <w:rPr>
+            <w:noProof/>
+            <w:webHidden/>
+          </w:rPr>
+          <w:t>1</w:t>
+        </w:r>
+        <w:r>
+          <w:rPr>
+            <w:noProof/>
+            <w:webHidden/>
+          </w:rPr>
+          <w:fldChar w:fldCharType="end"/>
+        </w:r>
+      </w:hyperlink>
+    </w:p>
+    <w:p>
+      <w:pPr>
+        <w:pStyle w:val="Sumrio2"/>
+        <w:rPr>
+          <w:rFonts w:asciiTheme="minorHAnsi" w:eastAsiaTheme="minorEastAsia" w:hAnsiTheme="minorHAnsi"/>
+          <w:noProof/>
+          <w:kern w:val="2"/>
+          <w:szCs w:val="24"/>
+          <w:lang w:eastAsia="pt-BR"/>
+          <w14:ligatures w14:val="standardContextual"/>
+        </w:rPr>
+      </w:pPr>
+      <w:hyperlink w:anchor="_Toc236896568" w:history="1">
+        <w:r>
+          <w:rPr>
             <w:rStyle w:val="Hyperlink"/>
+            <w:noProof/>
+          </w:rPr>
+          <w:t>1.1</w:t>
+        </w:r>
+        <w:r>
+          <w:rPr>
+            <w:rFonts w:asciiTheme="minorHAnsi" w:eastAsiaTheme="minorEastAsia" w:hAnsiTheme="minorHAnsi"/>
+            <w:noProof/>
+            <w:kern w:val="2"/>
+            <w:szCs w:val="24"/>
+            <w:lang w:eastAsia="pt-BR"/>
+            <w14:ligatures w14:val="standardContextual"/>
+          </w:rPr>
+          <w:tab/>
+        </w:r>
+        <w:r>
+          <w:rPr>
+            <w:rStyle w:val="Hyperlink"/>
+            <w:noProof/>
+          </w:rPr>
+          <w:t>Problemática</w:t>
+        </w:r>
+        <w:r>
+          <w:rPr>
+            <w:noProof/>
+            <w:webHidden/>
+          </w:rPr>
+          <w:tab/>
+        </w:r>
+        <w:r>
+          <w:rPr>
+            <w:noProof/>
+            <w:webHidden/>
+          </w:rPr>
+          <w:fldChar w:fldCharType="begin"/>
+        </w:r>
+        <w:r>
+          <w:rPr>
+            <w:noProof/>
+            <w:webHidden/>
+          </w:rPr>
+          <w:instrText xml:space="preserve"> PAGEREF _Toc236896568 \h </w:instrText>
+        </w:r>
+        <w:r>
+          <w:rPr>
+            <w:noProof/>
+            <w:webHidden/>
+          </w:rPr>
+        </w:r>
+        <w:r>
+          <w:rPr>
+            <w:noProof/>
+            <w:webHidden/>
+          </w:rPr>
+          <w:fldChar w:fldCharType="separate"/>
+        </w:r>
+        <w:r>
+          <w:rPr>
+            <w:noProof/>
+            <w:webHidden/>
+          </w:rPr>
+          <w:t>1</w:t>
+        </w:r>
+        <w:r>
+          <w:rPr>
+            <w:noProof/>
+            <w:webHidden/>
+          </w:rPr>
+          <w:fldChar w:fldCharType="end"/>
+        </w:r>
+      </w:hyperlink>
+    </w:p>
+    <w:p>
+      <w:pPr>
+        <w:pStyle w:val="Sumrio2"/>
+        <w:rPr>
+          <w:rFonts w:asciiTheme="minorHAnsi" w:eastAsiaTheme="minorEastAsia" w:hAnsiTheme="minorHAnsi"/>
+          <w:noProof/>
+          <w:kern w:val="2"/>
+          <w:szCs w:val="24"/>
+          <w:lang w:eastAsia="pt-BR"/>
+          <w14:ligatures w14:val="standardContextual"/>
+        </w:rPr>
+      </w:pPr>
+      <w:hyperlink w:anchor="_Toc236896569" w:history="1">
+        <w:r>
+          <w:rPr>
+            <w:rStyle w:val="Hyperlink"/>
+            <w:noProof/>
+          </w:rPr>
+          <w:t>1.2</w:t>
+        </w:r>
+        <w:r>
+          <w:rPr>
+            <w:rFonts w:asciiTheme="minorHAnsi" w:eastAsiaTheme="minorEastAsia" w:hAnsiTheme="minorHAnsi"/>
+            <w:noProof/>
+            <w:kern w:val="2"/>
+            <w:szCs w:val="24"/>
+            <w:lang w:eastAsia="pt-BR"/>
+            <w14:ligatures w14:val="standardContextual"/>
+          </w:rPr>
+          <w:tab/>
+        </w:r>
+        <w:r>
+          <w:rPr>
+            <w:rStyle w:val="Hyperlink"/>
+            <w:noProof/>
+          </w:rPr>
+          <w:t>Justificativa</w:t>
+        </w:r>
+        <w:r>
+          <w:rPr>
+            <w:noProof/>
+            <w:webHidden/>
+          </w:rPr>
+          <w:tab/>
+        </w:r>
+        <w:r>
+          <w:rPr>
+            <w:noProof/>
+            <w:webHidden/>
+          </w:rPr>
+          <w:fldChar w:fldCharType="begin"/>
+        </w:r>
+        <w:r>
+          <w:rPr>
+            <w:noProof/>
+            <w:webHidden/>
+          </w:rPr>
+          <w:instrText xml:space="preserve"> PAGEREF _Toc236896569 \h </w:instrText>
+        </w:r>
+        <w:r>
+          <w:rPr>
+            <w:noProof/>
+            <w:webHidden/>
+          </w:rPr>
+        </w:r>
+        <w:r>
+          <w:rPr>
+            <w:noProof/>
+            <w:webHidden/>
+          </w:rPr>
+          <w:fldChar w:fldCharType="separate"/>
+        </w:r>
+        <w:r>
+          <w:rPr>
+            <w:noProof/>
+            <w:webHidden/>
+          </w:rPr>
+          <w:t>3</w:t>
+        </w:r>
+        <w:r>
+          <w:rPr>
+            <w:noProof/>
+            <w:webHidden/>
+          </w:rPr>
+          <w:fldChar w:fldCharType="end"/>
+        </w:r>
+      </w:hyperlink>
+    </w:p>
+    <w:p>
+      <w:pPr>
+        <w:pStyle w:val="Sumrio2"/>
+        <w:rPr>
+          <w:rFonts w:asciiTheme="minorHAnsi" w:eastAsiaTheme="minorEastAsia" w:hAnsiTheme="minorHAnsi"/>
+          <w:noProof/>
+          <w:kern w:val="2"/>
+          <w:szCs w:val="24"/>
+          <w:lang w:eastAsia="pt-BR"/>
+          <w14:ligatures w14:val="standardContextual"/>
+        </w:rPr>
+      </w:pPr>
+      <w:hyperlink w:anchor="_Toc236896570" w:history="1">
+        <w:r>
+          <w:rPr>
+            <w:rStyle w:val="Hyperlink"/>
+            <w:noProof/>
+          </w:rPr>
+          <w:t>1.3</w:t>
+        </w:r>
+        <w:r>
+          <w:rPr>
+            <w:rFonts w:asciiTheme="minorHAnsi" w:eastAsiaTheme="minorEastAsia" w:hAnsiTheme="minorHAnsi"/>
+            <w:noProof/>
+            <w:kern w:val="2"/>
+            <w:szCs w:val="24"/>
+            <w:lang w:eastAsia="pt-BR"/>
+            <w14:ligatures w14:val="standardContextual"/>
+          </w:rPr>
+          <w:tab/>
+        </w:r>
+        <w:r>
+          <w:rPr>
+            <w:rStyle w:val="Hyperlink"/>
+            <w:noProof/>
+          </w:rPr>
+          <w:t>Objetivos</w:t>
+        </w:r>
+        <w:r>
+          <w:rPr>
+            <w:noProof/>
+            <w:webHidden/>
+          </w:rPr>
+          <w:tab/>
+        </w:r>
+        <w:r>
+          <w:rPr>
+            <w:noProof/>
+            <w:webHidden/>
+          </w:rPr>
+          <w:fldChar w:fldCharType="begin"/>
+        </w:r>
+        <w:r>
+          <w:rPr>
+            <w:noProof/>
+            <w:webHidden/>
+          </w:rPr>
+          <w:instrText xml:space="preserve"> PAGEREF _Toc236896570 \h </w:instrText>
+        </w:r>
+        <w:r>
+          <w:rPr>
+            <w:noProof/>
+            <w:webHidden/>
+          </w:rPr>
+        </w:r>
+        <w:r>
+          <w:rPr>
+            <w:noProof/>
+            <w:webHidden/>
+          </w:rPr>
+          <w:fldChar w:fldCharType="separate"/>
+        </w:r>
+        <w:r>
+          <w:rPr>
+            <w:noProof/>
+            <w:webHidden/>
+          </w:rPr>
+          <w:t>5</w:t>
+        </w:r>
+        <w:r>
+          <w:rPr>
+            <w:noProof/>
+            <w:webHidden/>
+          </w:rPr>
+          <w:fldChar w:fldCharType="end"/>
+        </w:r>
+      </w:hyperlink>
+    </w:p>
+    <w:p>
+      <w:pPr>
+        <w:pStyle w:val="Sumrio3"/>
+        <w:rPr>
+          <w:rFonts w:asciiTheme="minorHAnsi" w:eastAsiaTheme="minorEastAsia" w:hAnsiTheme="minorHAnsi"/>
+          <w:noProof/>
+          <w:kern w:val="2"/>
+          <w:szCs w:val="24"/>
+          <w:lang w:eastAsia="pt-BR"/>
+          <w14:ligatures w14:val="standardContextual"/>
+        </w:rPr>
+      </w:pPr>
+      <w:hyperlink w:anchor="_Toc236896571" w:history="1">
+        <w:r>
+          <w:rPr>
+            <w:rStyle w:val="Hyperlink"/>
+            <w:noProof/>
+          </w:rPr>
+          <w:t>1.3.1</w:t>
+        </w:r>
+        <w:r>
+          <w:rPr>
+            <w:rFonts w:asciiTheme="minorHAnsi" w:eastAsiaTheme="minorEastAsia" w:hAnsiTheme="minorHAnsi"/>
+            <w:noProof/>
+            <w:kern w:val="2"/>
+            <w:szCs w:val="24"/>
+            <w:lang w:eastAsia="pt-BR"/>
+            <w14:ligatures w14:val="standardContextual"/>
+          </w:rPr>
+          <w:tab/>
+        </w:r>
+        <w:r>
+          <w:rPr>
+            <w:rStyle w:val="Hyperlink"/>
+            <w:noProof/>
+          </w:rPr>
+          <w:t>Objetivo Geral</w:t>
+        </w:r>
+        <w:r>
+          <w:rPr>
+            <w:noProof/>
+            <w:webHidden/>
+          </w:rPr>
+          <w:tab/>
+        </w:r>
+        <w:r>
+          <w:rPr>
+            <w:noProof/>
+            <w:webHidden/>
+          </w:rPr>
+          <w:fldChar w:fldCharType="begin"/>
+        </w:r>
+        <w:r>
+          <w:rPr>
+            <w:noProof/>
+            <w:webHidden/>
+          </w:rPr>
+          <w:instrText xml:space="preserve"> PAGEREF _Toc236896571 \h </w:instrText>
+        </w:r>
+        <w:r>
+          <w:rPr>
+            <w:noProof/>
+            <w:webHidden/>
+          </w:rPr>
+        </w:r>
+        <w:r>
+          <w:rPr>
+            <w:noProof/>
+            <w:webHidden/>
+          </w:rPr>
+          <w:fldChar w:fldCharType="separate"/>
+        </w:r>
+        <w:r>
+          <w:rPr>
+            <w:noProof/>
+            <w:webHidden/>
+          </w:rPr>
+          <w:t>5</w:t>
+        </w:r>
+        <w:r>
+          <w:rPr>
+            <w:noProof/>
+            <w:webHidden/>
+          </w:rPr>
+          <w:fldChar w:fldCharType="end"/>
+        </w:r>
+      </w:hyperlink>
+    </w:p>
+    <w:p>
+      <w:pPr>
+        <w:pStyle w:val="Sumrio3"/>
+        <w:rPr>
+          <w:rFonts w:asciiTheme="minorHAnsi" w:eastAsiaTheme="minorEastAsia" w:hAnsiTheme="minorHAnsi"/>
+          <w:noProof/>
+          <w:kern w:val="2"/>
+          <w:szCs w:val="24"/>
+          <w:lang w:eastAsia="pt-BR"/>
+          <w14:ligatures w14:val="standardContextual"/>
+        </w:rPr>
+      </w:pPr>
+      <w:hyperlink w:anchor="_Toc236896572" w:history="1">
+        <w:r>
+          <w:rPr>
+            <w:rStyle w:val="Hyperlink"/>
+            <w:noProof/>
+          </w:rPr>
+          <w:t>1.3.2</w:t>
+        </w:r>
+        <w:r>
+          <w:rPr>
+            <w:rFonts w:asciiTheme="minorHAnsi" w:eastAsiaTheme="minorEastAsia" w:hAnsiTheme="minorHAnsi"/>
+            <w:noProof/>
+            <w:kern w:val="2"/>
+            <w:szCs w:val="24"/>
+            <w:lang w:eastAsia="pt-BR"/>
+            <w14:ligatures w14:val="standardContextual"/>
+          </w:rPr>
+          <w:tab/>
+        </w:r>
+        <w:r>
+          <w:rPr>
+            <w:rStyle w:val="Hyperlink"/>
+            <w:noProof/>
+          </w:rPr>
+          <w:t>Objetivos Específicos</w:t>
+        </w:r>
+        <w:r>
+          <w:rPr>
+            <w:noProof/>
+            <w:webHidden/>
+          </w:rPr>
+          <w:tab/>
+        </w:r>
+        <w:r>
+          <w:rPr>
+            <w:noProof/>
+            <w:webHidden/>
+          </w:rPr>
+          <w:fldChar w:fldCharType="begin"/>
+        </w:r>
+        <w:r>
+          <w:rPr>
+            <w:noProof/>
+            <w:webHidden/>
+          </w:rPr>
+          <w:instrText xml:space="preserve"> PAGEREF _Toc236896572 \h </w:instrText>
+        </w:r>
+        <w:r>
+          <w:rPr>
+            <w:noProof/>
+            <w:webHidden/>
+          </w:rPr>
+        </w:r>
+        <w:r>
+          <w:rPr>
+            <w:noProof/>
+            <w:webHidden/>
+          </w:rPr>
+          <w:fldChar w:fldCharType="separate"/>
+        </w:r>
+        <w:r>
+          <w:rPr>
+            <w:noProof/>
+            <w:webHidden/>
+          </w:rPr>
+          <w:t>5</w:t>
+        </w:r>
+        <w:r>
+          <w:rPr>
+            <w:noProof/>
+            <w:webHidden/>
+          </w:rPr>
+          <w:fldChar w:fldCharType="end"/>
+        </w:r>
+      </w:hyperlink>
+    </w:p>
+    <w:p>
+      <w:pPr>
+        <w:pStyle w:val="Sumrio2"/>
+        <w:rPr>
+          <w:rFonts w:asciiTheme="minorHAnsi" w:eastAsiaTheme="minorEastAsia" w:hAnsiTheme="minorHAnsi"/>
+          <w:noProof/>
+          <w:kern w:val="2"/>
+          <w:szCs w:val="24"/>
+          <w:lang w:eastAsia="pt-BR"/>
+          <w14:ligatures w14:val="standardContextual"/>
+        </w:rPr>
+      </w:pPr>
+      <w:hyperlink w:anchor="_Toc236896573" w:history="1">
+        <w:r>
+          <w:rPr>
+            <w:rStyle w:val="Hyperlink"/>
+            <w:noProof/>
+          </w:rPr>
+          <w:t>1.4</w:t>
+        </w:r>
+        <w:r>
+          <w:rPr>
+            <w:rFonts w:asciiTheme="minorHAnsi" w:eastAsiaTheme="minorEastAsia" w:hAnsiTheme="minorHAnsi"/>
+            <w:noProof/>
+            <w:kern w:val="2"/>
+            <w:szCs w:val="24"/>
+            <w:lang w:eastAsia="pt-BR"/>
+            <w14:ligatures w14:val="standardContextual"/>
+          </w:rPr>
+          <w:tab/>
+        </w:r>
+        <w:r>
+          <w:rPr>
+            <w:rStyle w:val="Hyperlink"/>
+            <w:noProof/>
+          </w:rPr>
+          <w:t>Metodologia</w:t>
+        </w:r>
+        <w:r>
+          <w:rPr>
+            <w:noProof/>
+            <w:webHidden/>
+          </w:rPr>
+          <w:tab/>
+        </w:r>
+        <w:r>
+          <w:rPr>
+            <w:noProof/>
+            <w:webHidden/>
+          </w:rPr>
+          <w:fldChar w:fldCharType="begin"/>
+        </w:r>
+        <w:r>
+          <w:rPr>
+            <w:noProof/>
+            <w:webHidden/>
+          </w:rPr>
+          <w:instrText xml:space="preserve"> PAGEREF _Toc236896573 \h </w:instrText>
+        </w:r>
+        <w:r>
+          <w:rPr>
+            <w:noProof/>
+            <w:webHidden/>
+          </w:rPr>
+        </w:r>
+        <w:r>
+          <w:rPr>
+            <w:noProof/>
+            <w:webHidden/>
+          </w:rPr>
+          <w:fldChar w:fldCharType="separate"/>
+        </w:r>
+        <w:r>
+          <w:rPr>
+            <w:noProof/>
+            <w:webHidden/>
+          </w:rPr>
+          <w:t>5</w:t>
+        </w:r>
+        <w:r>
+          <w:rPr>
+            <w:noProof/>
+            <w:webHidden/>
+          </w:rPr>
+          <w:fldChar w:fldCharType="end"/>
+        </w:r>
+      </w:hyperlink>
+    </w:p>
+    <w:p>
+      <w:pPr>
+        <w:pStyle w:val="Sumrio2"/>
+        <w:rPr>
+          <w:rFonts w:asciiTheme="minorHAnsi" w:eastAsiaTheme="minorEastAsia" w:hAnsiTheme="minorHAnsi"/>
+          <w:noProof/>
+          <w:kern w:val="2"/>
+          <w:szCs w:val="24"/>
+          <w:lang w:eastAsia="pt-BR"/>
+          <w14:ligatures w14:val="standardContextual"/>
+        </w:rPr>
+      </w:pPr>
+      <w:hyperlink w:anchor="_Toc236896574" w:history="1">
+        <w:r>
+          <w:rPr>
+            <w:rStyle w:val="Hyperlink"/>
+            <w:noProof/>
+          </w:rPr>
+          <w:t>1.5</w:t>
+        </w:r>
+        <w:r>
+          <w:rPr>
+            <w:rFonts w:asciiTheme="minorHAnsi" w:eastAsiaTheme="minorEastAsia" w:hAnsiTheme="minorHAnsi"/>
+            <w:noProof/>
+            <w:kern w:val="2"/>
+            <w:szCs w:val="24"/>
+            <w:lang w:eastAsia="pt-BR"/>
+            <w14:ligatures w14:val="standardContextual"/>
+          </w:rPr>
+          <w:tab/>
+        </w:r>
+        <w:r>
+          <w:rPr>
+            <w:rStyle w:val="Hyperlink"/>
+            <w:noProof/>
+          </w:rPr>
+          <w:t>Resultados Esperados</w:t>
+        </w:r>
+        <w:r>
+          <w:rPr>
+            <w:noProof/>
+            <w:webHidden/>
+          </w:rPr>
+          <w:tab/>
+        </w:r>
+        <w:r>
+          <w:rPr>
+            <w:noProof/>
+            <w:webHidden/>
+          </w:rPr>
+          <w:fldChar w:fldCharType="begin"/>
+        </w:r>
+        <w:r>
+          <w:rPr>
+            <w:noProof/>
+            <w:webHidden/>
+          </w:rPr>
+          <w:instrText xml:space="preserve"> PAGEREF _Toc236896574 \h </w:instrText>
+        </w:r>
+        <w:r>
+          <w:rPr>
+            <w:noProof/>
+            <w:webHidden/>
+          </w:rPr>
+        </w:r>
+        <w:r>
+          <w:rPr>
+            <w:noProof/>
+            <w:webHidden/>
+          </w:rPr>
+          <w:fldChar w:fldCharType="separate"/>
+        </w:r>
+        <w:r>
+          <w:rPr>
+            <w:noProof/>
+            <w:webHidden/>
+          </w:rPr>
+          <w:t>5</w:t>
+        </w:r>
+        <w:r>
+          <w:rPr>
+            <w:noProof/>
+            <w:webHidden/>
+          </w:rPr>
+          <w:fldChar w:fldCharType="end"/>
+        </w:r>
+      </w:hyperlink>
+    </w:p>
+    <w:p>
+      <w:pPr>
+        <w:pStyle w:val="Sumrio1"/>
+        <w:rPr>
+          <w:rFonts w:asciiTheme="minorHAnsi" w:eastAsiaTheme="minorEastAsia" w:hAnsiTheme="minorHAnsi"/>
+          <w:noProof/>
+          <w:kern w:val="2"/>
+          <w:szCs w:val="24"/>
+          <w:lang w:eastAsia="pt-BR"/>
+          <w14:ligatures w14:val="standardContextual"/>
+        </w:rPr>
+      </w:pPr>
+      <w:hyperlink w:anchor="_Toc236896575" w:history="1">
+        <w:r>
+          <w:rPr>
+            <w:rStyle w:val="Hyperlink"/>
+            <w:noProof/>
+          </w:rPr>
+          <w:t>2</w:t>
+        </w:r>
+        <w:r>
+          <w:rPr>
+            <w:rFonts w:asciiTheme="minorHAnsi" w:eastAsiaTheme="minorEastAsia" w:hAnsiTheme="minorHAnsi"/>
+            <w:noProof/>
+            <w:kern w:val="2"/>
+            <w:szCs w:val="24"/>
+            <w:lang w:eastAsia="pt-BR"/>
+            <w14:ligatures w14:val="standardContextual"/>
+          </w:rPr>
+          <w:tab/>
+        </w:r>
+        <w:r>
+          <w:rPr>
+            <w:rStyle w:val="Hyperlink"/>
+            <w:noProof/>
+          </w:rPr>
+          <w:t>REFERENCIAL TEÓRICO</w:t>
+        </w:r>
+        <w:r>
+          <w:rPr>
+            <w:noProof/>
+            <w:webHidden/>
+          </w:rPr>
+          <w:tab/>
+        </w:r>
+        <w:r>
+          <w:rPr>
+            <w:noProof/>
+            <w:webHidden/>
+          </w:rPr>
+          <w:fldChar w:fldCharType="begin"/>
+        </w:r>
+        <w:r>
+          <w:rPr>
+            <w:noProof/>
+            <w:webHidden/>
+          </w:rPr>
+          <w:instrText xml:space="preserve"> PAGEREF _Toc236896575 \h </w:instrText>
+        </w:r>
+        <w:r>
+          <w:rPr>
+            <w:noProof/>
+            <w:webHidden/>
+          </w:rPr>
+        </w:r>
+        <w:r>
+          <w:rPr>
+            <w:noProof/>
+            <w:webHidden/>
+          </w:rPr>
+          <w:fldChar w:fldCharType="separate"/>
+        </w:r>
+        <w:r>
+          <w:rPr>
+            <w:noProof/>
+            <w:webHidden/>
+          </w:rPr>
+          <w:t>7</w:t>
+        </w:r>
+        <w:r>
+          <w:rPr>
+            <w:noProof/>
+            <w:webHidden/>
+          </w:rPr>
+          <w:fldChar w:fldCharType="end"/>
+        </w:r>
+      </w:hyperlink>
+    </w:p>
+    <w:p>
+      <w:pPr>
+        <w:pStyle w:val="Sumrio2"/>
+        <w:rPr>
+          <w:rFonts w:asciiTheme="minorHAnsi" w:eastAsiaTheme="minorEastAsia" w:hAnsiTheme="minorHAnsi"/>
+          <w:noProof/>
+          <w:kern w:val="2"/>
+          <w:szCs w:val="24"/>
+          <w:lang w:eastAsia="pt-BR"/>
+          <w14:ligatures w14:val="standardContextual"/>
+        </w:rPr>
+      </w:pPr>
+      <w:hyperlink w:anchor="_Toc236896576" w:history="1">
+        <w:r>
+          <w:rPr>
+            <w:rStyle w:val="Hyperlink"/>
+            <w:noProof/>
+          </w:rPr>
+          <w:t>2.1</w:t>
+        </w:r>
+        <w:r>
+          <w:rPr>
+            <w:rFonts w:asciiTheme="minorHAnsi" w:eastAsiaTheme="minorEastAsia" w:hAnsiTheme="minorHAnsi"/>
+            <w:noProof/>
+            <w:kern w:val="2"/>
+            <w:szCs w:val="24"/>
+            <w:lang w:eastAsia="pt-BR"/>
+            <w14:ligatures w14:val="standardContextual"/>
+          </w:rPr>
+          <w:tab/>
+        </w:r>
+        <w:r>
+          <w:rPr>
+            <w:rStyle w:val="Hyperlink"/>
+            <w:noProof/>
+          </w:rPr>
+          <w:t>Política no Mundo Moderno</w:t>
+        </w:r>
+        <w:r>
+          <w:rPr>
+            <w:noProof/>
+            <w:webHidden/>
+          </w:rPr>
+          <w:tab/>
+        </w:r>
+        <w:r>
+          <w:rPr>
+            <w:noProof/>
+            <w:webHidden/>
+          </w:rPr>
+          <w:fldChar w:fldCharType="begin"/>
+        </w:r>
+        <w:r>
+          <w:rPr>
+            <w:noProof/>
+            <w:webHidden/>
+          </w:rPr>
+          <w:instrText xml:space="preserve"> PAGEREF _Toc236896576 \h </w:instrText>
+        </w:r>
+        <w:r>
+          <w:rPr>
+            <w:noProof/>
+            <w:webHidden/>
+          </w:rPr>
+        </w:r>
+        <w:r>
+          <w:rPr>
+            <w:noProof/>
+            <w:webHidden/>
+          </w:rPr>
+          <w:fldChar w:fldCharType="separate"/>
+        </w:r>
+        <w:r>
+          <w:rPr>
+            <w:noProof/>
+            <w:webHidden/>
+          </w:rPr>
+          <w:t>7</w:t>
+        </w:r>
+        <w:r>
+          <w:rPr>
+            <w:noProof/>
+            <w:webHidden/>
+          </w:rPr>
+          <w:fldChar w:fldCharType="end"/>
+        </w:r>
+      </w:hyperlink>
+    </w:p>
+    <w:p>
+      <w:pPr>
+        <w:pStyle w:val="Sumrio2"/>
+        <w:rPr>
+          <w:rFonts w:asciiTheme="minorHAnsi" w:eastAsiaTheme="minorEastAsia" w:hAnsiTheme="minorHAnsi"/>
+          <w:noProof/>
+          <w:kern w:val="2"/>
+          <w:szCs w:val="24"/>
+          <w:lang w:eastAsia="pt-BR"/>
+          <w14:ligatures w14:val="standardContextual"/>
+        </w:rPr>
+      </w:pPr>
+      <w:hyperlink w:anchor="_Toc236896577" w:history="1">
+        <w:r>
+          <w:rPr>
+            <w:rStyle w:val="Hyperlink"/>
+            <w:noProof/>
+          </w:rPr>
+          <w:t>2.2</w:t>
+        </w:r>
+        <w:r>
+          <w:rPr>
+            <w:rFonts w:asciiTheme="minorHAnsi" w:eastAsiaTheme="minorEastAsia" w:hAnsiTheme="minorHAnsi"/>
+            <w:noProof/>
+            <w:kern w:val="2"/>
+            <w:szCs w:val="24"/>
+            <w:lang w:eastAsia="pt-BR"/>
+            <w14:ligatures w14:val="standardContextual"/>
+          </w:rPr>
+          <w:tab/>
+        </w:r>
+        <w:r>
+          <w:rPr>
+            <w:rStyle w:val="Hyperlink"/>
+            <w:noProof/>
+          </w:rPr>
+          <w:t>Jogos como Ferramentas Educacionais</w:t>
+        </w:r>
+        <w:r>
+          <w:rPr>
+            <w:noProof/>
+            <w:webHidden/>
+          </w:rPr>
+          <w:tab/>
+        </w:r>
+        <w:r>
+          <w:rPr>
+            <w:noProof/>
+            <w:webHidden/>
+          </w:rPr>
+          <w:fldChar w:fldCharType="begin"/>
+        </w:r>
+        <w:r>
+          <w:rPr>
+            <w:noProof/>
+            <w:webHidden/>
+          </w:rPr>
+          <w:instrText xml:space="preserve"> PAGEREF _Toc236896577 \h </w:instrText>
+        </w:r>
+        <w:r>
+          <w:rPr>
+            <w:noProof/>
+            <w:webHidden/>
+          </w:rPr>
+        </w:r>
+        <w:r>
+          <w:rPr>
+            <w:noProof/>
+            <w:webHidden/>
+          </w:rPr>
+          <w:fldChar w:fldCharType="separate"/>
+        </w:r>
+        <w:r>
+          <w:rPr>
+            <w:noProof/>
+            <w:webHidden/>
+          </w:rPr>
+          <w:t>7</w:t>
+        </w:r>
+        <w:r>
+          <w:rPr>
+            <w:noProof/>
+            <w:webHidden/>
+          </w:rPr>
+          <w:fldChar w:fldCharType="end"/>
+        </w:r>
+      </w:hyperlink>
+    </w:p>
+    <w:p>
+      <w:pPr>
+        <w:pStyle w:val="Sumrio2"/>
+        <w:rPr>
+          <w:rFonts w:asciiTheme="minorHAnsi" w:eastAsiaTheme="minorEastAsia" w:hAnsiTheme="minorHAnsi"/>
+          <w:noProof/>
+          <w:kern w:val="2"/>
+          <w:szCs w:val="24"/>
+          <w:lang w:eastAsia="pt-BR"/>
+          <w14:ligatures w14:val="standardContextual"/>
+        </w:rPr>
+      </w:pPr>
+      <w:hyperlink w:anchor="_Toc236896578" w:history="1">
+        <w:r>
+          <w:rPr>
+            <w:rStyle w:val="Hyperlink"/>
+            <w:noProof/>
+          </w:rPr>
+          <w:t>2.3</w:t>
+        </w:r>
+        <w:r>
+          <w:rPr>
+            <w:rFonts w:asciiTheme="minorHAnsi" w:eastAsiaTheme="minorEastAsia" w:hAnsiTheme="minorHAnsi"/>
+            <w:noProof/>
+            <w:kern w:val="2"/>
+            <w:szCs w:val="24"/>
+            <w:lang w:eastAsia="pt-BR"/>
+            <w14:ligatures w14:val="standardContextual"/>
+          </w:rPr>
+          <w:tab/>
+        </w:r>
+        <w:r>
+          <w:rPr>
+            <w:rStyle w:val="Hyperlink"/>
+            <w:noProof/>
+          </w:rPr>
+          <w:t>Gamificação</w:t>
+        </w:r>
+        <w:r>
+          <w:rPr>
+            <w:noProof/>
+            <w:webHidden/>
+          </w:rPr>
+          <w:tab/>
+        </w:r>
+        <w:r>
+          <w:rPr>
+            <w:noProof/>
+            <w:webHidden/>
+          </w:rPr>
+          <w:fldChar w:fldCharType="begin"/>
+        </w:r>
+        <w:r>
+          <w:rPr>
+            <w:noProof/>
+            <w:webHidden/>
+          </w:rPr>
+          <w:instrText xml:space="preserve"> PAGEREF _Toc236896578 \h </w:instrText>
+        </w:r>
+        <w:r>
+          <w:rPr>
+            <w:noProof/>
+            <w:webHidden/>
+          </w:rPr>
+        </w:r>
+        <w:r>
+          <w:rPr>
+            <w:noProof/>
+            <w:webHidden/>
+          </w:rPr>
+          <w:fldChar w:fldCharType="separate"/>
+        </w:r>
+        <w:r>
+          <w:rPr>
+            <w:noProof/>
+            <w:webHidden/>
+          </w:rPr>
+          <w:t>8</w:t>
+        </w:r>
+        <w:r>
+          <w:rPr>
+            <w:noProof/>
+            <w:webHidden/>
+          </w:rPr>
+          <w:fldChar w:fldCharType="end"/>
+        </w:r>
+      </w:hyperlink>
+    </w:p>
+    <w:p>
+      <w:pPr>
+        <w:pStyle w:val="Sumrio2"/>
+        <w:rPr>
+          <w:rFonts w:asciiTheme="minorHAnsi" w:eastAsiaTheme="minorEastAsia" w:hAnsiTheme="minorHAnsi"/>
+          <w:noProof/>
+          <w:kern w:val="2"/>
+          <w:szCs w:val="24"/>
+          <w:lang w:eastAsia="pt-BR"/>
+          <w14:ligatures w14:val="standardContextual"/>
+        </w:rPr>
+      </w:pPr>
+      <w:hyperlink w:anchor="_Toc236896579" w:history="1">
+        <w:r>
+          <w:rPr>
+            <w:rStyle w:val="Hyperlink"/>
+            <w:noProof/>
+          </w:rPr>
+          <w:t>2.4</w:t>
+        </w:r>
+        <w:r>
+          <w:rPr>
+            <w:rFonts w:asciiTheme="minorHAnsi" w:eastAsiaTheme="minorEastAsia" w:hAnsiTheme="minorHAnsi"/>
+            <w:noProof/>
+            <w:kern w:val="2"/>
+            <w:szCs w:val="24"/>
+            <w:lang w:eastAsia="pt-BR"/>
+            <w14:ligatures w14:val="standardContextual"/>
+          </w:rPr>
+          <w:tab/>
+        </w:r>
+        <w:r>
+          <w:rPr>
+            <w:rStyle w:val="Hyperlink"/>
+            <w:noProof/>
+          </w:rPr>
+          <w:t>Tecnologias Utilizadas no Desenvolvimento do Projeto</w:t>
+        </w:r>
+        <w:r>
+          <w:rPr>
+            <w:noProof/>
+            <w:webHidden/>
+          </w:rPr>
+          <w:tab/>
+        </w:r>
+        <w:r>
+          <w:rPr>
+            <w:noProof/>
+            <w:webHidden/>
+          </w:rPr>
+          <w:fldChar w:fldCharType="begin"/>
+        </w:r>
+        <w:r>
+          <w:rPr>
+            <w:noProof/>
+            <w:webHidden/>
+          </w:rPr>
+          <w:instrText xml:space="preserve"> PAGEREF _Toc236896579 \h </w:instrText>
+        </w:r>
+        <w:r>
+          <w:rPr>
+            <w:noProof/>
+            <w:webHidden/>
+          </w:rPr>
+        </w:r>
+        <w:r>
+          <w:rPr>
+            <w:noProof/>
+            <w:webHidden/>
+          </w:rPr>
+          <w:fldChar w:fldCharType="separate"/>
+        </w:r>
+        <w:r>
+          <w:rPr>
+            <w:noProof/>
+            <w:webHidden/>
+          </w:rPr>
+          <w:t>8</w:t>
+        </w:r>
+        <w:r>
+          <w:rPr>
+            <w:noProof/>
+            <w:webHidden/>
+          </w:rPr>
+          <w:fldChar w:fldCharType="end"/>
+        </w:r>
+      </w:hyperlink>
+    </w:p>
+    <w:p>
+      <w:pPr>
+        <w:pStyle w:val="Sumrio3"/>
+        <w:rPr>
+          <w:rFonts w:asciiTheme="minorHAnsi" w:eastAsiaTheme="minorEastAsia" w:hAnsiTheme="minorHAnsi"/>
+          <w:noProof/>
+          <w:kern w:val="2"/>
+          <w:szCs w:val="24"/>
+          <w:lang w:eastAsia="pt-BR"/>
+          <w14:ligatures w14:val="standardContextual"/>
+        </w:rPr>
+      </w:pPr>
+      <w:hyperlink w:anchor="_Toc236896580" w:history="1">
+        <w:r>
+          <w:rPr>
+            <w:rStyle w:val="Hyperlink"/>
+            <w:noProof/>
+          </w:rPr>
+          <w:t>2.4.1</w:t>
+        </w:r>
+        <w:r>
+          <w:rPr>
+            <w:rFonts w:asciiTheme="minorHAnsi" w:eastAsiaTheme="minorEastAsia" w:hAnsiTheme="minorHAnsi"/>
+            <w:noProof/>
+            <w:kern w:val="2"/>
+            <w:szCs w:val="24"/>
+            <w:lang w:eastAsia="pt-BR"/>
+            <w14:ligatures w14:val="standardContextual"/>
+          </w:rPr>
+          <w:tab/>
+        </w:r>
+        <w:r>
+          <w:rPr>
+            <w:rStyle w:val="Hyperlink"/>
+            <w:noProof/>
+          </w:rPr>
+          <w:t>Godot Engine e GDScript</w:t>
+        </w:r>
+        <w:r>
+          <w:rPr>
+            <w:noProof/>
+            <w:webHidden/>
+          </w:rPr>
+          <w:tab/>
+        </w:r>
+        <w:r>
+          <w:rPr>
+            <w:noProof/>
+            <w:webHidden/>
+          </w:rPr>
+          <w:fldChar w:fldCharType="begin"/>
+        </w:r>
+        <w:r>
+          <w:rPr>
+            <w:noProof/>
+            <w:webHidden/>
+          </w:rPr>
+          <w:instrText xml:space="preserve"> PAGEREF _Toc236896580 \h </w:instrText>
+        </w:r>
+        <w:r>
+          <w:rPr>
+            <w:noProof/>
+            <w:webHidden/>
+          </w:rPr>
+        </w:r>
+        <w:r>
+          <w:rPr>
+            <w:noProof/>
+            <w:webHidden/>
+          </w:rPr>
+          <w:fldChar w:fldCharType="separate"/>
+        </w:r>
+        <w:r>
+          <w:rPr>
+            <w:noProof/>
+            <w:webHidden/>
+          </w:rPr>
+          <w:t>9</w:t>
+        </w:r>
+        <w:r>
+          <w:rPr>
+            <w:noProof/>
+            <w:webHidden/>
+          </w:rPr>
+          <w:fldChar w:fldCharType="end"/>
+        </w:r>
+      </w:hyperlink>
+    </w:p>
+    <w:p>
+      <w:pPr>
+        <w:pStyle w:val="Sumrio3"/>
+        <w:rPr>
+          <w:rFonts w:asciiTheme="minorHAnsi" w:eastAsiaTheme="minorEastAsia" w:hAnsiTheme="minorHAnsi"/>
+          <w:noProof/>
+          <w:kern w:val="2"/>
+          <w:szCs w:val="24"/>
+          <w:lang w:eastAsia="pt-BR"/>
+          <w14:ligatures w14:val="standardContextual"/>
+        </w:rPr>
+      </w:pPr>
+      <w:hyperlink w:anchor="_Toc236896581" w:history="1">
+        <w:r>
+          <w:rPr>
+            <w:rStyle w:val="Hyperlink"/>
+            <w:noProof/>
+          </w:rPr>
+          <w:t>2.4.2</w:t>
+        </w:r>
+        <w:r>
+          <w:rPr>
+            <w:rFonts w:asciiTheme="minorHAnsi" w:eastAsiaTheme="minorEastAsia" w:hAnsiTheme="minorHAnsi"/>
+            <w:noProof/>
+            <w:kern w:val="2"/>
+            <w:szCs w:val="24"/>
+            <w:lang w:eastAsia="pt-BR"/>
+            <w14:ligatures w14:val="standardContextual"/>
+          </w:rPr>
+          <w:tab/>
+        </w:r>
+        <w:r>
+          <w:rPr>
+            <w:rStyle w:val="Hyperlink"/>
+            <w:noProof/>
+          </w:rPr>
+          <w:t>Visual Studio Code</w:t>
+        </w:r>
+        <w:r>
+          <w:rPr>
+            <w:noProof/>
+            <w:webHidden/>
+          </w:rPr>
+          <w:tab/>
+        </w:r>
+        <w:r>
+          <w:rPr>
+            <w:noProof/>
+            <w:webHidden/>
+          </w:rPr>
+          <w:fldChar w:fldCharType="begin"/>
+        </w:r>
+        <w:r>
+          <w:rPr>
+            <w:noProof/>
+            <w:webHidden/>
+          </w:rPr>
+          <w:instrText xml:space="preserve"> PAGEREF _Toc236896581 \h </w:instrText>
+        </w:r>
+        <w:r>
+          <w:rPr>
+            <w:noProof/>
+            <w:webHidden/>
+          </w:rPr>
+        </w:r>
+        <w:r>
+          <w:rPr>
+            <w:noProof/>
+            <w:webHidden/>
+          </w:rPr>
+          <w:fldChar w:fldCharType="separate"/>
+        </w:r>
+        <w:r>
+          <w:rPr>
+            <w:noProof/>
+            <w:webHidden/>
+          </w:rPr>
+          <w:t>9</w:t>
+        </w:r>
+        <w:r>
+          <w:rPr>
+            <w:noProof/>
+            <w:webHidden/>
+          </w:rPr>
+          <w:fldChar w:fldCharType="end"/>
+        </w:r>
+      </w:hyperlink>
+    </w:p>
+    <w:p>
+      <w:pPr>
+        <w:pStyle w:val="Sumrio3"/>
+        <w:rPr>
+          <w:rFonts w:asciiTheme="minorHAnsi" w:eastAsiaTheme="minorEastAsia" w:hAnsiTheme="minorHAnsi"/>
+          <w:noProof/>
+          <w:kern w:val="2"/>
+          <w:szCs w:val="24"/>
+          <w:lang w:eastAsia="pt-BR"/>
+          <w14:ligatures w14:val="standardContextual"/>
+        </w:rPr>
+      </w:pPr>
+      <w:hyperlink w:anchor="_Toc236896582" w:history="1">
+        <w:r>
+          <w:rPr>
+            <w:rStyle w:val="Hyperlink"/>
+            <w:noProof/>
+          </w:rPr>
+          <w:t>2.4.3</w:t>
+        </w:r>
+        <w:r>
+          <w:rPr>
+            <w:rFonts w:asciiTheme="minorHAnsi" w:eastAsiaTheme="minorEastAsia" w:hAnsiTheme="minorHAnsi"/>
+            <w:noProof/>
+            <w:kern w:val="2"/>
+            <w:szCs w:val="24"/>
+            <w:lang w:eastAsia="pt-BR"/>
+            <w14:ligatures w14:val="standardContextual"/>
+          </w:rPr>
+          <w:tab/>
+        </w:r>
+        <w:r>
+          <w:rPr>
+            <w:rStyle w:val="Hyperlink"/>
+            <w:noProof/>
+          </w:rPr>
+          <w:t>Tecnologias para Desenvolvimento Web</w:t>
+        </w:r>
+        <w:r>
+          <w:rPr>
+            <w:noProof/>
+            <w:webHidden/>
+          </w:rPr>
+          <w:tab/>
+        </w:r>
+        <w:r>
+          <w:rPr>
+            <w:noProof/>
+            <w:webHidden/>
+          </w:rPr>
+          <w:fldChar w:fldCharType="begin"/>
+        </w:r>
+        <w:r>
+          <w:rPr>
+            <w:noProof/>
+            <w:webHidden/>
+          </w:rPr>
+          <w:instrText xml:space="preserve"> PAGEREF _Toc236896582 \h </w:instrText>
+        </w:r>
+        <w:r>
+          <w:rPr>
+            <w:noProof/>
+            <w:webHidden/>
+          </w:rPr>
+        </w:r>
+        <w:r>
+          <w:rPr>
+            <w:noProof/>
+            <w:webHidden/>
+          </w:rPr>
+          <w:fldChar w:fldCharType="separate"/>
+        </w:r>
+        <w:r>
+          <w:rPr>
+            <w:noProof/>
+            <w:webHidden/>
+          </w:rPr>
+          <w:t>10</w:t>
+        </w:r>
+        <w:r>
+          <w:rPr>
+            <w:noProof/>
+            <w:webHidden/>
+          </w:rPr>
+          <w:fldChar w:fldCharType="end"/>
+        </w:r>
+      </w:hyperlink>
+    </w:p>
+    <w:p>
+      <w:pPr>
+        <w:pStyle w:val="Sumrio3"/>
+        <w:rPr>
+          <w:rFonts w:asciiTheme="minorHAnsi" w:eastAsiaTheme="minorEastAsia" w:hAnsiTheme="minorHAnsi"/>
+          <w:noProof/>
+          <w:kern w:val="2"/>
+          <w:szCs w:val="24"/>
+          <w:lang w:eastAsia="pt-BR"/>
+          <w14:ligatures w14:val="standardContextual"/>
+        </w:rPr>
+      </w:pPr>
+      <w:hyperlink w:anchor="_Toc236896583" w:history="1">
+        <w:r>
+          <w:rPr>
+            <w:rStyle w:val="Hyperlink"/>
+            <w:noProof/>
+          </w:rPr>
+          <w:t>2.4.4</w:t>
+        </w:r>
+        <w:r>
+          <w:rPr>
+            <w:rFonts w:asciiTheme="minorHAnsi" w:eastAsiaTheme="minorEastAsia" w:hAnsiTheme="minorHAnsi"/>
+            <w:noProof/>
+            <w:kern w:val="2"/>
+            <w:szCs w:val="24"/>
+            <w:lang w:eastAsia="pt-BR"/>
+            <w14:ligatures w14:val="standardContextual"/>
+          </w:rPr>
+          <w:tab/>
+        </w:r>
+        <w:r>
+          <w:rPr>
+            <w:rStyle w:val="Hyperlink"/>
+            <w:noProof/>
+          </w:rPr>
+          <w:t>Blender</w:t>
+        </w:r>
+        <w:r>
+          <w:rPr>
+            <w:noProof/>
+            <w:webHidden/>
+          </w:rPr>
+          <w:tab/>
+        </w:r>
+        <w:r>
+          <w:rPr>
+            <w:noProof/>
+            <w:webHidden/>
+          </w:rPr>
+          <w:fldChar w:fldCharType="begin"/>
+        </w:r>
+        <w:r>
+          <w:rPr>
+            <w:noProof/>
+            <w:webHidden/>
+          </w:rPr>
+          <w:instrText xml:space="preserve"> PAGEREF _Toc236896583 \h </w:instrText>
+        </w:r>
+        <w:r>
+          <w:rPr>
+            <w:noProof/>
+            <w:webHidden/>
+          </w:rPr>
+        </w:r>
+        <w:r>
+          <w:rPr>
+            <w:noProof/>
+            <w:webHidden/>
+          </w:rPr>
+          <w:fldChar w:fldCharType="separate"/>
+        </w:r>
+        <w:r>
+          <w:rPr>
+            <w:noProof/>
+            <w:webHidden/>
+          </w:rPr>
+          <w:t>10</w:t>
+        </w:r>
+        <w:r>
+          <w:rPr>
+            <w:noProof/>
+            <w:webHidden/>
+          </w:rPr>
+          <w:fldChar w:fldCharType="end"/>
+        </w:r>
+      </w:hyperlink>
+    </w:p>
+    <w:p>
+      <w:pPr>
+        <w:pStyle w:val="Sumrio3"/>
+        <w:rPr>
+          <w:rFonts w:asciiTheme="minorHAnsi" w:eastAsiaTheme="minorEastAsia" w:hAnsiTheme="minorHAnsi"/>
+          <w:noProof/>
+          <w:kern w:val="2"/>
+          <w:szCs w:val="24"/>
+          <w:lang w:eastAsia="pt-BR"/>
+          <w14:ligatures w14:val="standardContextual"/>
+        </w:rPr>
+      </w:pPr>
+      <w:hyperlink w:anchor="_Toc236896584" w:history="1">
+        <w:r>
+          <w:rPr>
+            <w:rStyle w:val="Hyperlink"/>
+            <w:noProof/>
+          </w:rPr>
+          <w:t>2.4.5</w:t>
+        </w:r>
+        <w:r>
+          <w:rPr>
+            <w:rFonts w:asciiTheme="minorHAnsi" w:eastAsiaTheme="minorEastAsia" w:hAnsiTheme="minorHAnsi"/>
+            <w:noProof/>
+            <w:kern w:val="2"/>
+            <w:szCs w:val="24"/>
+            <w:lang w:eastAsia="pt-BR"/>
+            <w14:ligatures w14:val="standardContextual"/>
+          </w:rPr>
+          <w:tab/>
+        </w:r>
+        <w:r>
+          <w:rPr>
+            <w:rStyle w:val="Hyperlink"/>
+            <w:noProof/>
+          </w:rPr>
+          <w:t>Ferramentas de produção de Áudio</w:t>
+        </w:r>
+        <w:r>
+          <w:rPr>
+            <w:noProof/>
+            <w:webHidden/>
+          </w:rPr>
+          <w:tab/>
+        </w:r>
+        <w:r>
+          <w:rPr>
+            <w:noProof/>
+            <w:webHidden/>
+          </w:rPr>
+          <w:fldChar w:fldCharType="begin"/>
+        </w:r>
+        <w:r>
+          <w:rPr>
+            <w:noProof/>
+            <w:webHidden/>
+          </w:rPr>
+          <w:instrText xml:space="preserve"> PAGEREF _Toc236896584 \h </w:instrText>
+        </w:r>
+        <w:r>
+          <w:rPr>
+            <w:noProof/>
+            <w:webHidden/>
+          </w:rPr>
+        </w:r>
+        <w:r>
+          <w:rPr>
+            <w:noProof/>
+            <w:webHidden/>
+          </w:rPr>
+          <w:fldChar w:fldCharType="separate"/>
+        </w:r>
+        <w:r>
+          <w:rPr>
+            <w:noProof/>
+            <w:webHidden/>
+          </w:rPr>
+          <w:t>11</w:t>
+        </w:r>
+        <w:r>
+          <w:rPr>
+            <w:noProof/>
+            <w:webHidden/>
+          </w:rPr>
+          <w:fldChar w:fldCharType="end"/>
+        </w:r>
+      </w:hyperlink>
+    </w:p>
+    <w:p>
+      <w:pPr>
+        <w:pStyle w:val="Sumrio1"/>
+        <w:rPr>
+          <w:rFonts w:asciiTheme="minorHAnsi" w:eastAsiaTheme="minorEastAsia" w:hAnsiTheme="minorHAnsi"/>
+          <w:noProof/>
+          <w:kern w:val="2"/>
+          <w:szCs w:val="24"/>
+          <w:lang w:eastAsia="pt-BR"/>
+          <w14:ligatures w14:val="standardContextual"/>
+        </w:rPr>
+      </w:pPr>
+      <w:hyperlink w:anchor="_Toc236896585" w:history="1">
+        <w:r>
+          <w:rPr>
+            <w:rStyle w:val="Hyperlink"/>
+            <w:noProof/>
+          </w:rPr>
+          <w:t>3</w:t>
+        </w:r>
+        <w:r>
+          <w:rPr>
+            <w:rFonts w:asciiTheme="minorHAnsi" w:eastAsiaTheme="minorEastAsia" w:hAnsiTheme="minorHAnsi"/>
+            <w:noProof/>
+            <w:kern w:val="2"/>
+            <w:szCs w:val="24"/>
+            <w:lang w:eastAsia="pt-BR"/>
+            <w14:ligatures w14:val="standardContextual"/>
+          </w:rPr>
+          <w:tab/>
+        </w:r>
+        <w:r>
+          <w:rPr>
+            <w:rStyle w:val="Hyperlink"/>
+            <w:noProof/>
+          </w:rPr>
+          <w:t>IMERSÃO</w:t>
+        </w:r>
+        <w:r>
+          <w:rPr>
+            <w:noProof/>
+            <w:webHidden/>
+          </w:rPr>
+          <w:tab/>
+        </w:r>
+        <w:r>
+          <w:rPr>
+            <w:noProof/>
+            <w:webHidden/>
+          </w:rPr>
+          <w:fldChar w:fldCharType="begin"/>
+        </w:r>
+        <w:r>
+          <w:rPr>
+            <w:noProof/>
+            <w:webHidden/>
+          </w:rPr>
+          <w:instrText xml:space="preserve"> PAGEREF _Toc236896585 \h </w:instrText>
+        </w:r>
+        <w:r>
+          <w:rPr>
+            <w:noProof/>
+            <w:webHidden/>
+          </w:rPr>
+        </w:r>
+        <w:r>
+          <w:rPr>
+            <w:noProof/>
+            <w:webHidden/>
+          </w:rPr>
+          <w:fldChar w:fldCharType="separate"/>
+        </w:r>
+        <w:r>
+          <w:rPr>
+            <w:noProof/>
+            <w:webHidden/>
           </w:rPr>
           <w:t>12</w:t>
         </w:r>
         <w:r>
+          <w:rPr>
+            <w:noProof/>
+            <w:webHidden/>
+          </w:rPr>
           <w:fldChar w:fldCharType="end"/>
         </w:r>
       </w:hyperlink>
@@ -1038,95 +2662,439 @@
     <w:p>
       <w:pPr>
         <w:pStyle w:val="Sumrio2"/>
-        <w:tabs>
-          <w:tab w:val="clear" w:pos="9061"/>
-          <w:tab w:val="left" w:pos="720"/>
-          <w:tab w:val="right" w:leader="dot" w:pos="9060"/>
-        </w:tabs>
-      </w:pPr>
-      <w:hyperlink w:anchor="_Toc110863206" w:history="1">
+        <w:rPr>
+          <w:rFonts w:asciiTheme="minorHAnsi" w:eastAsiaTheme="minorEastAsia" w:hAnsiTheme="minorHAnsi"/>
+          <w:noProof/>
+          <w:kern w:val="2"/>
+          <w:szCs w:val="24"/>
+          <w:lang w:eastAsia="pt-BR"/>
+          <w14:ligatures w14:val="standardContextual"/>
+        </w:rPr>
+      </w:pPr>
+      <w:hyperlink w:anchor="_Toc236896586" w:history="1">
         <w:r>
           <w:rPr>
             <w:rStyle w:val="Hyperlink"/>
-          </w:rPr>
-          <w:t>1.1</w:t>
-        </w:r>
-        <w:r>
+            <w:noProof/>
+          </w:rPr>
+          <w:t>3.1</w:t>
+        </w:r>
+        <w:r>
+          <w:rPr>
+            <w:rFonts w:asciiTheme="minorHAnsi" w:eastAsiaTheme="minorEastAsia" w:hAnsiTheme="minorHAnsi"/>
+            <w:noProof/>
+            <w:kern w:val="2"/>
+            <w:szCs w:val="24"/>
+            <w:lang w:eastAsia="pt-BR"/>
+            <w14:ligatures w14:val="standardContextual"/>
+          </w:rPr>
           <w:tab/>
         </w:r>
         <w:r>
           <w:rPr>
             <w:rStyle w:val="Hyperlink"/>
-          </w:rPr>
-          <w:t>Problemática</w:t>
-        </w:r>
-        <w:r>
+            <w:noProof/>
+          </w:rPr>
+          <w:t>Caderno de Sensibilidade</w:t>
+        </w:r>
+        <w:r>
+          <w:rPr>
+            <w:noProof/>
+            <w:webHidden/>
+          </w:rPr>
           <w:tab/>
         </w:r>
         <w:r>
+          <w:rPr>
+            <w:noProof/>
+            <w:webHidden/>
+          </w:rPr>
           <w:fldChar w:fldCharType="begin"/>
         </w:r>
         <w:r>
-          <w:instrText>PAGEREF _Toc110863206 \h</w:instrText>
-        </w:r>
-        <w:r>
+          <w:rPr>
+            <w:noProof/>
+            <w:webHidden/>
+          </w:rPr>
+          <w:instrText xml:space="preserve"> PAGEREF _Toc236896586 \h </w:instrText>
+        </w:r>
+        <w:r>
+          <w:rPr>
+            <w:noProof/>
+            <w:webHidden/>
+          </w:rPr>
+        </w:r>
+        <w:r>
+          <w:rPr>
+            <w:noProof/>
+            <w:webHidden/>
+          </w:rPr>
           <w:fldChar w:fldCharType="separate"/>
         </w:r>
         <w:r>
           <w:rPr>
+            <w:noProof/>
+            <w:webHidden/>
+          </w:rPr>
+          <w:t>12</w:t>
+        </w:r>
+        <w:r>
+          <w:rPr>
+            <w:noProof/>
+            <w:webHidden/>
+          </w:rPr>
+          <w:fldChar w:fldCharType="end"/>
+        </w:r>
+      </w:hyperlink>
+    </w:p>
+    <w:p>
+      <w:pPr>
+        <w:pStyle w:val="Sumrio2"/>
+        <w:rPr>
+          <w:rFonts w:asciiTheme="minorHAnsi" w:eastAsiaTheme="minorEastAsia" w:hAnsiTheme="minorHAnsi"/>
+          <w:noProof/>
+          <w:kern w:val="2"/>
+          <w:szCs w:val="24"/>
+          <w:lang w:eastAsia="pt-BR"/>
+          <w14:ligatures w14:val="standardContextual"/>
+        </w:rPr>
+      </w:pPr>
+      <w:hyperlink w:anchor="_Toc236896587" w:history="1">
+        <w:r>
+          <w:rPr>
             <w:rStyle w:val="Hyperlink"/>
-          </w:rPr>
-          <w:t>12</w:t>
-        </w:r>
-        <w:r>
+            <w:noProof/>
+          </w:rPr>
+          <w:t>3.2</w:t>
+        </w:r>
+        <w:r>
+          <w:rPr>
+            <w:rFonts w:asciiTheme="minorHAnsi" w:eastAsiaTheme="minorEastAsia" w:hAnsiTheme="minorHAnsi"/>
+            <w:noProof/>
+            <w:kern w:val="2"/>
+            <w:szCs w:val="24"/>
+            <w:lang w:eastAsia="pt-BR"/>
+            <w14:ligatures w14:val="standardContextual"/>
+          </w:rPr>
+          <w:tab/>
+        </w:r>
+        <w:r>
+          <w:rPr>
+            <w:rStyle w:val="Hyperlink"/>
+            <w:noProof/>
+          </w:rPr>
+          <w:t>Pesquisa de Campo</w:t>
+        </w:r>
+        <w:r>
+          <w:rPr>
+            <w:noProof/>
+            <w:webHidden/>
+          </w:rPr>
+          <w:tab/>
+        </w:r>
+        <w:r>
+          <w:rPr>
+            <w:noProof/>
+            <w:webHidden/>
+          </w:rPr>
+          <w:fldChar w:fldCharType="begin"/>
+        </w:r>
+        <w:r>
+          <w:rPr>
+            <w:noProof/>
+            <w:webHidden/>
+          </w:rPr>
+          <w:instrText xml:space="preserve"> PAGEREF _Toc236896587 \h </w:instrText>
+        </w:r>
+        <w:r>
+          <w:rPr>
+            <w:noProof/>
+            <w:webHidden/>
+          </w:rPr>
+        </w:r>
+        <w:r>
+          <w:rPr>
+            <w:noProof/>
+            <w:webHidden/>
+          </w:rPr>
+          <w:fldChar w:fldCharType="separate"/>
+        </w:r>
+        <w:r>
+          <w:rPr>
+            <w:noProof/>
+            <w:webHidden/>
+          </w:rPr>
+          <w:t>14</w:t>
+        </w:r>
+        <w:r>
+          <w:rPr>
+            <w:noProof/>
+            <w:webHidden/>
+          </w:rPr>
           <w:fldChar w:fldCharType="end"/>
         </w:r>
       </w:hyperlink>
     </w:p>
     <w:p>
       <w:pPr>
+        <w:pStyle w:val="Sumrio1"/>
+        <w:rPr>
+          <w:rFonts w:asciiTheme="minorHAnsi" w:eastAsiaTheme="minorEastAsia" w:hAnsiTheme="minorHAnsi"/>
+          <w:noProof/>
+          <w:kern w:val="2"/>
+          <w:szCs w:val="24"/>
+          <w:lang w:eastAsia="pt-BR"/>
+          <w14:ligatures w14:val="standardContextual"/>
+        </w:rPr>
+      </w:pPr>
+      <w:hyperlink w:anchor="_Toc236896588" w:history="1">
+        <w:r>
+          <w:rPr>
+            <w:rStyle w:val="Hyperlink"/>
+            <w:noProof/>
+          </w:rPr>
+          <w:t>4</w:t>
+        </w:r>
+        <w:r>
+          <w:rPr>
+            <w:rFonts w:asciiTheme="minorHAnsi" w:eastAsiaTheme="minorEastAsia" w:hAnsiTheme="minorHAnsi"/>
+            <w:noProof/>
+            <w:kern w:val="2"/>
+            <w:szCs w:val="24"/>
+            <w:lang w:eastAsia="pt-BR"/>
+            <w14:ligatures w14:val="standardContextual"/>
+          </w:rPr>
+          <w:tab/>
+        </w:r>
+        <w:r>
+          <w:rPr>
+            <w:rStyle w:val="Hyperlink"/>
+            <w:noProof/>
+          </w:rPr>
+          <w:t>ANÁLISE E SÍNTESE</w:t>
+        </w:r>
+        <w:r>
+          <w:rPr>
+            <w:noProof/>
+            <w:webHidden/>
+          </w:rPr>
+          <w:tab/>
+        </w:r>
+        <w:r>
+          <w:rPr>
+            <w:noProof/>
+            <w:webHidden/>
+          </w:rPr>
+          <w:fldChar w:fldCharType="begin"/>
+        </w:r>
+        <w:r>
+          <w:rPr>
+            <w:noProof/>
+            <w:webHidden/>
+          </w:rPr>
+          <w:instrText xml:space="preserve"> PAGEREF _Toc236896588 \h </w:instrText>
+        </w:r>
+        <w:r>
+          <w:rPr>
+            <w:noProof/>
+            <w:webHidden/>
+          </w:rPr>
+        </w:r>
+        <w:r>
+          <w:rPr>
+            <w:noProof/>
+            <w:webHidden/>
+          </w:rPr>
+          <w:fldChar w:fldCharType="separate"/>
+        </w:r>
+        <w:r>
+          <w:rPr>
+            <w:noProof/>
+            <w:webHidden/>
+          </w:rPr>
+          <w:t>16</w:t>
+        </w:r>
+        <w:r>
+          <w:rPr>
+            <w:noProof/>
+            <w:webHidden/>
+          </w:rPr>
+          <w:fldChar w:fldCharType="end"/>
+        </w:r>
+      </w:hyperlink>
+    </w:p>
+    <w:p>
+      <w:pPr>
         <w:pStyle w:val="Sumrio2"/>
-        <w:tabs>
-          <w:tab w:val="clear" w:pos="9061"/>
-          <w:tab w:val="left" w:pos="720"/>
-          <w:tab w:val="right" w:leader="dot" w:pos="9060"/>
-        </w:tabs>
-      </w:pPr>
-      <w:hyperlink w:anchor="_Toc302466969" w:history="1">
+        <w:rPr>
+          <w:rFonts w:asciiTheme="minorHAnsi" w:eastAsiaTheme="minorEastAsia" w:hAnsiTheme="minorHAnsi"/>
+          <w:noProof/>
+          <w:kern w:val="2"/>
+          <w:szCs w:val="24"/>
+          <w:lang w:eastAsia="pt-BR"/>
+          <w14:ligatures w14:val="standardContextual"/>
+        </w:rPr>
+      </w:pPr>
+      <w:hyperlink w:anchor="_Toc236896589" w:history="1">
         <w:r>
           <w:rPr>
             <w:rStyle w:val="Hyperlink"/>
-          </w:rPr>
-          <w:t>1.2</w:t>
-        </w:r>
-        <w:r>
+            <w:noProof/>
+          </w:rPr>
+          <w:t>4.1</w:t>
+        </w:r>
+        <w:r>
+          <w:rPr>
+            <w:rFonts w:asciiTheme="minorHAnsi" w:eastAsiaTheme="minorEastAsia" w:hAnsiTheme="minorHAnsi"/>
+            <w:noProof/>
+            <w:kern w:val="2"/>
+            <w:szCs w:val="24"/>
+            <w:lang w:eastAsia="pt-BR"/>
+            <w14:ligatures w14:val="standardContextual"/>
+          </w:rPr>
           <w:tab/>
         </w:r>
         <w:r>
           <w:rPr>
             <w:rStyle w:val="Hyperlink"/>
-          </w:rPr>
-          <w:t>Justificativa</w:t>
-        </w:r>
-        <w:r>
+            <w:noProof/>
+          </w:rPr>
+          <w:t>Persona</w:t>
+        </w:r>
+        <w:r>
+          <w:rPr>
+            <w:noProof/>
+            <w:webHidden/>
+          </w:rPr>
           <w:tab/>
         </w:r>
         <w:r>
+          <w:rPr>
+            <w:noProof/>
+            <w:webHidden/>
+          </w:rPr>
           <w:fldChar w:fldCharType="begin"/>
         </w:r>
         <w:r>
-          <w:instrText>PAGEREF _Toc302466969 \h</w:instrText>
-        </w:r>
-        <w:r>
+          <w:rPr>
+            <w:noProof/>
+            <w:webHidden/>
+          </w:rPr>
+          <w:instrText xml:space="preserve"> PAGEREF _Toc236896589 \h </w:instrText>
+        </w:r>
+        <w:r>
+          <w:rPr>
+            <w:noProof/>
+            <w:webHidden/>
+          </w:rPr>
+        </w:r>
+        <w:r>
+          <w:rPr>
+            <w:noProof/>
+            <w:webHidden/>
+          </w:rPr>
           <w:fldChar w:fldCharType="separate"/>
         </w:r>
         <w:r>
           <w:rPr>
+            <w:noProof/>
+            <w:webHidden/>
+          </w:rPr>
+          <w:t>16</w:t>
+        </w:r>
+        <w:r>
+          <w:rPr>
+            <w:noProof/>
+            <w:webHidden/>
+          </w:rPr>
+          <w:fldChar w:fldCharType="end"/>
+        </w:r>
+      </w:hyperlink>
+    </w:p>
+    <w:p>
+      <w:pPr>
+        <w:pStyle w:val="Sumrio1"/>
+        <w:rPr>
+          <w:rFonts w:asciiTheme="minorHAnsi" w:eastAsiaTheme="minorEastAsia" w:hAnsiTheme="minorHAnsi"/>
+          <w:noProof/>
+          <w:kern w:val="2"/>
+          <w:szCs w:val="24"/>
+          <w:lang w:eastAsia="pt-BR"/>
+          <w14:ligatures w14:val="standardContextual"/>
+        </w:rPr>
+      </w:pPr>
+      <w:hyperlink w:anchor="_Toc236896590" w:history="1">
+        <w:r>
+          <w:rPr>
             <w:rStyle w:val="Hyperlink"/>
-          </w:rPr>
-          <w:t>14</w:t>
-        </w:r>
-        <w:r>
+            <w:noProof/>
+          </w:rPr>
+          <w:t>5</w:t>
+        </w:r>
+        <w:r>
+          <w:rPr>
+            <w:rFonts w:asciiTheme="minorHAnsi" w:eastAsiaTheme="minorEastAsia" w:hAnsiTheme="minorHAnsi"/>
+            <w:noProof/>
+            <w:kern w:val="2"/>
+            <w:szCs w:val="24"/>
+            <w:lang w:eastAsia="pt-BR"/>
+            <w14:ligatures w14:val="standardContextual"/>
+          </w:rPr>
+          <w:tab/>
+        </w:r>
+        <w:r>
+          <w:rPr>
+            <w:rStyle w:val="Hyperlink"/>
+            <w:noProof/>
+          </w:rPr>
+          <w:t>IDEAÇÃO</w:t>
+        </w:r>
+        <w:r>
+          <w:rPr>
+            <w:noProof/>
+            <w:webHidden/>
+          </w:rPr>
+          <w:tab/>
+        </w:r>
+        <w:r>
+          <w:rPr>
+            <w:noProof/>
+            <w:webHidden/>
+          </w:rPr>
+          <w:fldChar w:fldCharType="begin"/>
+        </w:r>
+        <w:r>
+          <w:rPr>
+            <w:noProof/>
+            <w:webHidden/>
+          </w:rPr>
+          <w:instrText xml:space="preserve"> PAGEREF _Toc236896590 \h </w:instrText>
+        </w:r>
+        <w:r>
+          <w:rPr>
+            <w:noProof/>
+            <w:webHidden/>
+          </w:rPr>
+        </w:r>
+        <w:r>
+          <w:rPr>
+            <w:noProof/>
+            <w:webHidden/>
+          </w:rPr>
+          <w:fldChar w:fldCharType="separate"/>
+        </w:r>
+        <w:r>
+          <w:rPr>
+            <w:noProof/>
+            <w:webHidden/>
+          </w:rPr>
+          <w:t>18</w:t>
+        </w:r>
+        <w:r>
+          <w:rPr>
+            <w:noProof/>
+            <w:webHidden/>
+          </w:rPr>
           <w:fldChar w:fldCharType="end"/>
         </w:r>
       </w:hyperlink>
@@ -1134,1237 +3102,509 @@
     <w:p>
       <w:pPr>
         <w:pStyle w:val="Sumrio2"/>
-        <w:tabs>
-          <w:tab w:val="clear" w:pos="9061"/>
-          <w:tab w:val="left" w:pos="720"/>
-          <w:tab w:val="right" w:leader="dot" w:pos="9060"/>
-        </w:tabs>
-      </w:pPr>
-      <w:hyperlink w:anchor="_Toc1188228394" w:history="1">
+        <w:rPr>
+          <w:rFonts w:asciiTheme="minorHAnsi" w:eastAsiaTheme="minorEastAsia" w:hAnsiTheme="minorHAnsi"/>
+          <w:noProof/>
+          <w:kern w:val="2"/>
+          <w:szCs w:val="24"/>
+          <w:lang w:eastAsia="pt-BR"/>
+          <w14:ligatures w14:val="standardContextual"/>
+        </w:rPr>
+      </w:pPr>
+      <w:hyperlink w:anchor="_Toc236896591" w:history="1">
         <w:r>
           <w:rPr>
             <w:rStyle w:val="Hyperlink"/>
-          </w:rPr>
-          <w:t>1.3</w:t>
-        </w:r>
-        <w:r>
+            <w:noProof/>
+          </w:rPr>
+          <w:t>5.1</w:t>
+        </w:r>
+        <w:r>
+          <w:rPr>
+            <w:rFonts w:asciiTheme="minorHAnsi" w:eastAsiaTheme="minorEastAsia" w:hAnsiTheme="minorHAnsi"/>
+            <w:noProof/>
+            <w:kern w:val="2"/>
+            <w:szCs w:val="24"/>
+            <w:lang w:eastAsia="pt-BR"/>
+            <w14:ligatures w14:val="standardContextual"/>
+          </w:rPr>
           <w:tab/>
         </w:r>
         <w:r>
           <w:rPr>
             <w:rStyle w:val="Hyperlink"/>
-          </w:rPr>
-          <w:t>Objetivos</w:t>
-        </w:r>
-        <w:r>
+            <w:noProof/>
+          </w:rPr>
+          <w:t>Cardápio de Ideias</w:t>
+        </w:r>
+        <w:r>
+          <w:rPr>
+            <w:noProof/>
+            <w:webHidden/>
+          </w:rPr>
           <w:tab/>
         </w:r>
         <w:r>
+          <w:rPr>
+            <w:noProof/>
+            <w:webHidden/>
+          </w:rPr>
           <w:fldChar w:fldCharType="begin"/>
         </w:r>
         <w:r>
-          <w:instrText>PAGEREF _Toc1188228394 \h</w:instrText>
-        </w:r>
-        <w:r>
+          <w:rPr>
+            <w:noProof/>
+            <w:webHidden/>
+          </w:rPr>
+          <w:instrText xml:space="preserve"> PAGEREF _Toc236896591 \h </w:instrText>
+        </w:r>
+        <w:r>
+          <w:rPr>
+            <w:noProof/>
+            <w:webHidden/>
+          </w:rPr>
+        </w:r>
+        <w:r>
+          <w:rPr>
+            <w:noProof/>
+            <w:webHidden/>
+          </w:rPr>
           <w:fldChar w:fldCharType="separate"/>
         </w:r>
         <w:r>
           <w:rPr>
+            <w:noProof/>
+            <w:webHidden/>
+          </w:rPr>
+          <w:t>18</w:t>
+        </w:r>
+        <w:r>
+          <w:rPr>
+            <w:noProof/>
+            <w:webHidden/>
+          </w:rPr>
+          <w:fldChar w:fldCharType="end"/>
+        </w:r>
+      </w:hyperlink>
+    </w:p>
+    <w:p>
+      <w:pPr>
+        <w:pStyle w:val="Sumrio2"/>
+        <w:rPr>
+          <w:rFonts w:asciiTheme="minorHAnsi" w:eastAsiaTheme="minorEastAsia" w:hAnsiTheme="minorHAnsi"/>
+          <w:noProof/>
+          <w:kern w:val="2"/>
+          <w:szCs w:val="24"/>
+          <w:lang w:eastAsia="pt-BR"/>
+          <w14:ligatures w14:val="standardContextual"/>
+        </w:rPr>
+      </w:pPr>
+      <w:hyperlink w:anchor="_Toc236896592" w:history="1">
+        <w:r>
+          <w:rPr>
             <w:rStyle w:val="Hyperlink"/>
-          </w:rPr>
-          <w:t>15</w:t>
-        </w:r>
-        <w:r>
+            <w:noProof/>
+          </w:rPr>
+          <w:t>5.2</w:t>
+        </w:r>
+        <w:r>
+          <w:rPr>
+            <w:rFonts w:asciiTheme="minorHAnsi" w:eastAsiaTheme="minorEastAsia" w:hAnsiTheme="minorHAnsi"/>
+            <w:noProof/>
+            <w:kern w:val="2"/>
+            <w:szCs w:val="24"/>
+            <w:lang w:eastAsia="pt-BR"/>
+            <w14:ligatures w14:val="standardContextual"/>
+          </w:rPr>
+          <w:tab/>
+        </w:r>
+        <w:r>
+          <w:rPr>
+            <w:rStyle w:val="Hyperlink"/>
+            <w:noProof/>
+          </w:rPr>
+          <w:t>Brainstorm</w:t>
+        </w:r>
+        <w:r>
+          <w:rPr>
+            <w:noProof/>
+            <w:webHidden/>
+          </w:rPr>
+          <w:tab/>
+        </w:r>
+        <w:r>
+          <w:rPr>
+            <w:noProof/>
+            <w:webHidden/>
+          </w:rPr>
+          <w:fldChar w:fldCharType="begin"/>
+        </w:r>
+        <w:r>
+          <w:rPr>
+            <w:noProof/>
+            <w:webHidden/>
+          </w:rPr>
+          <w:instrText xml:space="preserve"> PAGEREF _Toc236896592 \h </w:instrText>
+        </w:r>
+        <w:r>
+          <w:rPr>
+            <w:noProof/>
+            <w:webHidden/>
+          </w:rPr>
+        </w:r>
+        <w:r>
+          <w:rPr>
+            <w:noProof/>
+            <w:webHidden/>
+          </w:rPr>
+          <w:fldChar w:fldCharType="separate"/>
+        </w:r>
+        <w:r>
+          <w:rPr>
+            <w:noProof/>
+            <w:webHidden/>
+          </w:rPr>
+          <w:t>19</w:t>
+        </w:r>
+        <w:r>
+          <w:rPr>
+            <w:noProof/>
+            <w:webHidden/>
+          </w:rPr>
           <w:fldChar w:fldCharType="end"/>
         </w:r>
       </w:hyperlink>
     </w:p>
     <w:p>
       <w:pPr>
-        <w:pStyle w:val="Sumrio3"/>
-        <w:tabs>
-          <w:tab w:val="clear" w:pos="9061"/>
-          <w:tab w:val="left" w:pos="1200"/>
-          <w:tab w:val="right" w:leader="dot" w:pos="9060"/>
-        </w:tabs>
-      </w:pPr>
-      <w:hyperlink w:anchor="_Toc477761157" w:history="1">
+        <w:pStyle w:val="Sumrio2"/>
+        <w:rPr>
+          <w:rFonts w:asciiTheme="minorHAnsi" w:eastAsiaTheme="minorEastAsia" w:hAnsiTheme="minorHAnsi"/>
+          <w:noProof/>
+          <w:kern w:val="2"/>
+          <w:szCs w:val="24"/>
+          <w:lang w:eastAsia="pt-BR"/>
+          <w14:ligatures w14:val="standardContextual"/>
+        </w:rPr>
+      </w:pPr>
+      <w:hyperlink w:anchor="_Toc236896593" w:history="1">
         <w:r>
           <w:rPr>
             <w:rStyle w:val="Hyperlink"/>
-          </w:rPr>
-          <w:t>1.3.1</w:t>
-        </w:r>
-        <w:r>
+            <w:noProof/>
+          </w:rPr>
+          <w:t>5.3</w:t>
+        </w:r>
+        <w:r>
+          <w:rPr>
+            <w:rFonts w:asciiTheme="minorHAnsi" w:eastAsiaTheme="minorEastAsia" w:hAnsiTheme="minorHAnsi"/>
+            <w:noProof/>
+            <w:kern w:val="2"/>
+            <w:szCs w:val="24"/>
+            <w:lang w:eastAsia="pt-BR"/>
+            <w14:ligatures w14:val="standardContextual"/>
+          </w:rPr>
           <w:tab/>
         </w:r>
         <w:r>
           <w:rPr>
             <w:rStyle w:val="Hyperlink"/>
-          </w:rPr>
-          <w:t>Objetivo Geral</w:t>
-        </w:r>
-        <w:r>
+            <w:noProof/>
+          </w:rPr>
+          <w:t>Golden Circle</w:t>
+        </w:r>
+        <w:r>
+          <w:rPr>
+            <w:noProof/>
+            <w:webHidden/>
+          </w:rPr>
           <w:tab/>
         </w:r>
         <w:r>
+          <w:rPr>
+            <w:noProof/>
+            <w:webHidden/>
+          </w:rPr>
           <w:fldChar w:fldCharType="begin"/>
         </w:r>
         <w:r>
-          <w:instrText>PAGEREF _Toc477761157 \h</w:instrText>
-        </w:r>
-        <w:r>
+          <w:rPr>
+            <w:noProof/>
+            <w:webHidden/>
+          </w:rPr>
+          <w:instrText xml:space="preserve"> PAGEREF _Toc236896593 \h </w:instrText>
+        </w:r>
+        <w:r>
+          <w:rPr>
+            <w:noProof/>
+            <w:webHidden/>
+          </w:rPr>
+        </w:r>
+        <w:r>
+          <w:rPr>
+            <w:noProof/>
+            <w:webHidden/>
+          </w:rPr>
           <w:fldChar w:fldCharType="separate"/>
         </w:r>
         <w:r>
           <w:rPr>
+            <w:noProof/>
+            <w:webHidden/>
+          </w:rPr>
+          <w:t>19</w:t>
+        </w:r>
+        <w:r>
+          <w:rPr>
+            <w:noProof/>
+            <w:webHidden/>
+          </w:rPr>
+          <w:fldChar w:fldCharType="end"/>
+        </w:r>
+      </w:hyperlink>
+    </w:p>
+    <w:p>
+      <w:pPr>
+        <w:pStyle w:val="Sumrio1"/>
+        <w:rPr>
+          <w:rFonts w:asciiTheme="minorHAnsi" w:eastAsiaTheme="minorEastAsia" w:hAnsiTheme="minorHAnsi"/>
+          <w:noProof/>
+          <w:kern w:val="2"/>
+          <w:szCs w:val="24"/>
+          <w:lang w:eastAsia="pt-BR"/>
+          <w14:ligatures w14:val="standardContextual"/>
+        </w:rPr>
+      </w:pPr>
+      <w:hyperlink w:anchor="_Toc236896594" w:history="1">
+        <w:r>
+          <w:rPr>
             <w:rStyle w:val="Hyperlink"/>
-          </w:rPr>
-          <w:t>16</w:t>
-        </w:r>
-        <w:r>
+            <w:noProof/>
+          </w:rPr>
+          <w:t>6</w:t>
+        </w:r>
+        <w:r>
+          <w:rPr>
+            <w:rFonts w:asciiTheme="minorHAnsi" w:eastAsiaTheme="minorEastAsia" w:hAnsiTheme="minorHAnsi"/>
+            <w:noProof/>
+            <w:kern w:val="2"/>
+            <w:szCs w:val="24"/>
+            <w:lang w:eastAsia="pt-BR"/>
+            <w14:ligatures w14:val="standardContextual"/>
+          </w:rPr>
+          <w:tab/>
+        </w:r>
+        <w:r>
+          <w:rPr>
+            <w:rStyle w:val="Hyperlink"/>
+            <w:noProof/>
+          </w:rPr>
+          <w:t>ASPECTOS ESTRATÉGICOS</w:t>
+        </w:r>
+        <w:r>
+          <w:rPr>
+            <w:noProof/>
+            <w:webHidden/>
+          </w:rPr>
+          <w:tab/>
+        </w:r>
+        <w:r>
+          <w:rPr>
+            <w:noProof/>
+            <w:webHidden/>
+          </w:rPr>
+          <w:fldChar w:fldCharType="begin"/>
+        </w:r>
+        <w:r>
+          <w:rPr>
+            <w:noProof/>
+            <w:webHidden/>
+          </w:rPr>
+          <w:instrText xml:space="preserve"> PAGEREF _Toc236896594 \h </w:instrText>
+        </w:r>
+        <w:r>
+          <w:rPr>
+            <w:noProof/>
+            <w:webHidden/>
+          </w:rPr>
+        </w:r>
+        <w:r>
+          <w:rPr>
+            <w:noProof/>
+            <w:webHidden/>
+          </w:rPr>
+          <w:fldChar w:fldCharType="separate"/>
+        </w:r>
+        <w:r>
+          <w:rPr>
+            <w:noProof/>
+            <w:webHidden/>
+          </w:rPr>
+          <w:t>21</w:t>
+        </w:r>
+        <w:r>
+          <w:rPr>
+            <w:noProof/>
+            <w:webHidden/>
+          </w:rPr>
           <w:fldChar w:fldCharType="end"/>
         </w:r>
       </w:hyperlink>
     </w:p>
     <w:p>
       <w:pPr>
-        <w:pStyle w:val="Sumrio3"/>
-        <w:tabs>
-          <w:tab w:val="clear" w:pos="9061"/>
-          <w:tab w:val="left" w:pos="1200"/>
-          <w:tab w:val="right" w:leader="dot" w:pos="9060"/>
-        </w:tabs>
-      </w:pPr>
-      <w:hyperlink w:anchor="_Toc710931449" w:history="1">
+        <w:pStyle w:val="Sumrio2"/>
+        <w:rPr>
+          <w:rFonts w:asciiTheme="minorHAnsi" w:eastAsiaTheme="minorEastAsia" w:hAnsiTheme="minorHAnsi"/>
+          <w:noProof/>
+          <w:kern w:val="2"/>
+          <w:szCs w:val="24"/>
+          <w:lang w:eastAsia="pt-BR"/>
+          <w14:ligatures w14:val="standardContextual"/>
+        </w:rPr>
+      </w:pPr>
+      <w:hyperlink w:anchor="_Toc236896595" w:history="1">
         <w:r>
           <w:rPr>
             <w:rStyle w:val="Hyperlink"/>
-          </w:rPr>
-          <w:t>1.3.2</w:t>
-        </w:r>
-        <w:r>
+            <w:noProof/>
+          </w:rPr>
+          <w:t>6.1</w:t>
+        </w:r>
+        <w:r>
+          <w:rPr>
+            <w:rFonts w:asciiTheme="minorHAnsi" w:eastAsiaTheme="minorEastAsia" w:hAnsiTheme="minorHAnsi"/>
+            <w:noProof/>
+            <w:kern w:val="2"/>
+            <w:szCs w:val="24"/>
+            <w:lang w:eastAsia="pt-BR"/>
+            <w14:ligatures w14:val="standardContextual"/>
+          </w:rPr>
           <w:tab/>
         </w:r>
         <w:r>
           <w:rPr>
             <w:rStyle w:val="Hyperlink"/>
-          </w:rPr>
-          <w:t>Objetivos Específicos</w:t>
-        </w:r>
-        <w:r>
+            <w:noProof/>
+          </w:rPr>
+          <w:t>Planejamento Financeiro</w:t>
+        </w:r>
+        <w:r>
+          <w:rPr>
+            <w:noProof/>
+            <w:webHidden/>
+          </w:rPr>
           <w:tab/>
         </w:r>
         <w:r>
+          <w:rPr>
+            <w:noProof/>
+            <w:webHidden/>
+          </w:rPr>
           <w:fldChar w:fldCharType="begin"/>
         </w:r>
         <w:r>
-          <w:instrText>PAGEREF _Toc710931449 \h</w:instrText>
-        </w:r>
-        <w:r>
+          <w:rPr>
+            <w:noProof/>
+            <w:webHidden/>
+          </w:rPr>
+          <w:instrText xml:space="preserve"> PAGEREF _Toc236896595 \h </w:instrText>
+        </w:r>
+        <w:r>
+          <w:rPr>
+            <w:noProof/>
+            <w:webHidden/>
+          </w:rPr>
+        </w:r>
+        <w:r>
+          <w:rPr>
+            <w:noProof/>
+            <w:webHidden/>
+          </w:rPr>
           <w:fldChar w:fldCharType="separate"/>
         </w:r>
         <w:r>
           <w:rPr>
+            <w:noProof/>
+            <w:webHidden/>
+          </w:rPr>
+          <w:t>21</w:t>
+        </w:r>
+        <w:r>
+          <w:rPr>
+            <w:noProof/>
+            <w:webHidden/>
+          </w:rPr>
+          <w:fldChar w:fldCharType="end"/>
+        </w:r>
+      </w:hyperlink>
+    </w:p>
+    <w:p>
+      <w:pPr>
+        <w:pStyle w:val="Sumrio1"/>
+        <w:rPr>
+          <w:rFonts w:asciiTheme="minorHAnsi" w:eastAsiaTheme="minorEastAsia" w:hAnsiTheme="minorHAnsi"/>
+          <w:noProof/>
+          <w:kern w:val="2"/>
+          <w:szCs w:val="24"/>
+          <w:lang w:eastAsia="pt-BR"/>
+          <w14:ligatures w14:val="standardContextual"/>
+        </w:rPr>
+      </w:pPr>
+      <w:hyperlink w:anchor="_Toc236896596" w:history="1">
+        <w:r>
+          <w:rPr>
             <w:rStyle w:val="Hyperlink"/>
-          </w:rPr>
-          <w:t>16</w:t>
-        </w:r>
-        <w:r>
-          <w:fldChar w:fldCharType="end"/>
-        </w:r>
-      </w:hyperlink>
-    </w:p>
-    <w:p>
-      <w:pPr>
-        <w:pStyle w:val="Sumrio2"/>
-        <w:tabs>
-          <w:tab w:val="clear" w:pos="9061"/>
-          <w:tab w:val="left" w:pos="720"/>
-          <w:tab w:val="right" w:leader="dot" w:pos="9060"/>
-        </w:tabs>
-      </w:pPr>
-      <w:hyperlink w:anchor="_Toc651295823" w:history="1">
-        <w:r>
-          <w:rPr>
-            <w:rStyle w:val="Hyperlink"/>
-          </w:rPr>
-          <w:t>1.4</w:t>
-        </w:r>
-        <w:r>
+            <w:noProof/>
+          </w:rPr>
+          <w:t>REFERÊNCIAS</w:t>
+        </w:r>
+        <w:r>
+          <w:rPr>
+            <w:noProof/>
+            <w:webHidden/>
+          </w:rPr>
           <w:tab/>
         </w:r>
         <w:r>
           <w:rPr>
-            <w:rStyle w:val="Hyperlink"/>
-          </w:rPr>
-          <w:t>Metodologia</w:t>
-        </w:r>
-        <w:r>
-          <w:tab/>
-        </w:r>
-        <w:r>
+            <w:noProof/>
+            <w:webHidden/>
+          </w:rPr>
           <w:fldChar w:fldCharType="begin"/>
         </w:r>
         <w:r>
-          <w:instrText>PAGEREF _Toc651295823 \h</w:instrText>
-        </w:r>
-        <w:r>
+          <w:rPr>
+            <w:noProof/>
+            <w:webHidden/>
+          </w:rPr>
+          <w:instrText xml:space="preserve"> PAGEREF _Toc236896596 \h </w:instrText>
+        </w:r>
+        <w:r>
+          <w:rPr>
+            <w:noProof/>
+            <w:webHidden/>
+          </w:rPr>
+        </w:r>
+        <w:r>
+          <w:rPr>
+            <w:noProof/>
+            <w:webHidden/>
+          </w:rPr>
           <w:fldChar w:fldCharType="separate"/>
         </w:r>
         <w:r>
           <w:rPr>
-            <w:rStyle w:val="Hyperlink"/>
-          </w:rPr>
-          <w:t>16</w:t>
-        </w:r>
-        <w:r>
-          <w:fldChar w:fldCharType="end"/>
-        </w:r>
-      </w:hyperlink>
-    </w:p>
-    <w:p>
-      <w:pPr>
-        <w:pStyle w:val="Sumrio2"/>
-        <w:tabs>
-          <w:tab w:val="clear" w:pos="9061"/>
-          <w:tab w:val="left" w:pos="720"/>
-          <w:tab w:val="right" w:leader="dot" w:pos="9060"/>
-        </w:tabs>
-      </w:pPr>
-      <w:hyperlink w:anchor="_Toc1170627315" w:history="1">
-        <w:r>
-          <w:rPr>
-            <w:rStyle w:val="Hyperlink"/>
-          </w:rPr>
-          <w:t>1.5</w:t>
-        </w:r>
-        <w:r>
-          <w:tab/>
-        </w:r>
-        <w:r>
-          <w:rPr>
-            <w:rStyle w:val="Hyperlink"/>
-          </w:rPr>
-          <w:t>Resultados Esperados</w:t>
-        </w:r>
-        <w:r>
-          <w:tab/>
-        </w:r>
-        <w:r>
-          <w:fldChar w:fldCharType="begin"/>
-        </w:r>
-        <w:r>
-          <w:instrText>PAGEREF _Toc1170627315 \h</w:instrText>
-        </w:r>
-        <w:r>
-          <w:fldChar w:fldCharType="separate"/>
-        </w:r>
-        <w:r>
-          <w:rPr>
-            <w:rStyle w:val="Hyperlink"/>
-          </w:rPr>
-          <w:t>17</w:t>
-        </w:r>
-        <w:r>
-          <w:fldChar w:fldCharType="end"/>
-        </w:r>
-      </w:hyperlink>
-    </w:p>
-    <w:p>
-      <w:pPr>
-        <w:pStyle w:val="Sumrio1"/>
-        <w:tabs>
-          <w:tab w:val="clear" w:pos="9061"/>
-          <w:tab w:val="left" w:pos="480"/>
-          <w:tab w:val="right" w:leader="dot" w:pos="9060"/>
-        </w:tabs>
-      </w:pPr>
-      <w:hyperlink w:anchor="_Toc1867451136" w:history="1">
-        <w:r>
-          <w:rPr>
-            <w:rStyle w:val="Hyperlink"/>
-          </w:rPr>
-          <w:t>2</w:t>
-        </w:r>
-        <w:r>
-          <w:tab/>
-        </w:r>
-        <w:r>
-          <w:rPr>
-            <w:rStyle w:val="Hyperlink"/>
-          </w:rPr>
-          <w:t>REFERENCIAL TEÓRICO</w:t>
-        </w:r>
-        <w:r>
-          <w:tab/>
-        </w:r>
-        <w:r>
-          <w:fldChar w:fldCharType="begin"/>
-        </w:r>
-        <w:r>
-          <w:instrText>PAGEREF _Toc1867451136 \h</w:instrText>
-        </w:r>
-        <w:r>
-          <w:fldChar w:fldCharType="separate"/>
-        </w:r>
-        <w:r>
-          <w:rPr>
-            <w:rStyle w:val="Hyperlink"/>
-          </w:rPr>
-          <w:t>17</w:t>
-        </w:r>
-        <w:r>
-          <w:fldChar w:fldCharType="end"/>
-        </w:r>
-      </w:hyperlink>
-    </w:p>
-    <w:p>
-      <w:pPr>
-        <w:pStyle w:val="Sumrio2"/>
-        <w:tabs>
-          <w:tab w:val="clear" w:pos="9061"/>
-          <w:tab w:val="left" w:pos="720"/>
-          <w:tab w:val="right" w:leader="dot" w:pos="9060"/>
-        </w:tabs>
-      </w:pPr>
-      <w:hyperlink w:anchor="_Toc2010180300" w:history="1">
-        <w:r>
-          <w:rPr>
-            <w:rStyle w:val="Hyperlink"/>
-          </w:rPr>
-          <w:t>2.1</w:t>
-        </w:r>
-        <w:r>
-          <w:tab/>
-        </w:r>
-        <w:r>
-          <w:rPr>
-            <w:rStyle w:val="Hyperlink"/>
-          </w:rPr>
-          <w:t>Simulando um subtítulo</w:t>
-        </w:r>
-        <w:r>
-          <w:tab/>
-        </w:r>
-        <w:r>
-          <w:fldChar w:fldCharType="begin"/>
-        </w:r>
-        <w:r>
-          <w:instrText>PAGEREF _Toc2010180300 \h</w:instrText>
-        </w:r>
-        <w:r>
-          <w:fldChar w:fldCharType="separate"/>
-        </w:r>
-        <w:r>
-          <w:rPr>
-            <w:rStyle w:val="Hyperlink"/>
-          </w:rPr>
-          <w:t>18</w:t>
-        </w:r>
-        <w:r>
-          <w:fldChar w:fldCharType="end"/>
-        </w:r>
-      </w:hyperlink>
-    </w:p>
-    <w:p>
-      <w:pPr>
-        <w:pStyle w:val="Sumrio3"/>
-        <w:tabs>
-          <w:tab w:val="clear" w:pos="9061"/>
-          <w:tab w:val="left" w:pos="1200"/>
-          <w:tab w:val="right" w:leader="dot" w:pos="9060"/>
-        </w:tabs>
-      </w:pPr>
-      <w:hyperlink w:anchor="_Toc1428044789" w:history="1">
-        <w:r>
-          <w:rPr>
-            <w:rStyle w:val="Hyperlink"/>
-          </w:rPr>
-          <w:t>2.1.1</w:t>
-        </w:r>
-        <w:r>
-          <w:tab/>
-        </w:r>
-        <w:r>
-          <w:rPr>
-            <w:rStyle w:val="Hyperlink"/>
-          </w:rPr>
-          <w:t>Aura</w:t>
-        </w:r>
-        <w:r>
-          <w:tab/>
-        </w:r>
-        <w:r>
-          <w:fldChar w:fldCharType="begin"/>
-        </w:r>
-        <w:r>
-          <w:instrText>PAGEREF _Toc1428044789 \h</w:instrText>
-        </w:r>
-        <w:r>
-          <w:fldChar w:fldCharType="separate"/>
-        </w:r>
-        <w:r>
-          <w:rPr>
-            <w:rStyle w:val="Hyperlink"/>
-          </w:rPr>
-          <w:t>18</w:t>
-        </w:r>
-        <w:r>
-          <w:fldChar w:fldCharType="end"/>
-        </w:r>
-      </w:hyperlink>
-    </w:p>
-    <w:p>
-      <w:pPr>
-        <w:pStyle w:val="Sumrio2"/>
-        <w:tabs>
-          <w:tab w:val="clear" w:pos="9061"/>
-          <w:tab w:val="left" w:pos="720"/>
-          <w:tab w:val="right" w:leader="dot" w:pos="9060"/>
-        </w:tabs>
-      </w:pPr>
-      <w:hyperlink w:anchor="_Toc1205245770" w:history="1">
-        <w:r>
-          <w:rPr>
-            <w:rStyle w:val="Hyperlink"/>
-          </w:rPr>
-          <w:t>2.2</w:t>
-        </w:r>
-        <w:r>
-          <w:tab/>
-        </w:r>
-        <w:r>
-          <w:rPr>
-            <w:rStyle w:val="Hyperlink"/>
-          </w:rPr>
-          <w:t>Tecnologias Utilizadas no Desenvolvimento do Projeto</w:t>
-        </w:r>
-        <w:r>
-          <w:tab/>
-        </w:r>
-        <w:r>
-          <w:fldChar w:fldCharType="begin"/>
-        </w:r>
-        <w:r>
-          <w:instrText>PAGEREF _Toc1205245770 \h</w:instrText>
-        </w:r>
-        <w:r>
-          <w:fldChar w:fldCharType="separate"/>
-        </w:r>
-        <w:r>
-          <w:rPr>
-            <w:rStyle w:val="Hyperlink"/>
-          </w:rPr>
-          <w:t>19</w:t>
-        </w:r>
-        <w:r>
-          <w:fldChar w:fldCharType="end"/>
-        </w:r>
-      </w:hyperlink>
-    </w:p>
-    <w:p>
-      <w:pPr>
-        <w:pStyle w:val="Sumrio3"/>
-        <w:tabs>
-          <w:tab w:val="clear" w:pos="9061"/>
-          <w:tab w:val="left" w:pos="1200"/>
-          <w:tab w:val="right" w:leader="dot" w:pos="9060"/>
-        </w:tabs>
-      </w:pPr>
-      <w:hyperlink w:anchor="_Toc1663456373" w:history="1">
-        <w:r>
-          <w:rPr>
-            <w:rStyle w:val="Hyperlink"/>
-          </w:rPr>
-          <w:t>2.2.1</w:t>
-        </w:r>
-        <w:r>
-          <w:tab/>
-        </w:r>
-        <w:r>
-          <w:rPr>
-            <w:rStyle w:val="Hyperlink"/>
-          </w:rPr>
-          <w:t>Godot Engine e GDScript</w:t>
-        </w:r>
-        <w:r>
-          <w:tab/>
-        </w:r>
-        <w:r>
-          <w:fldChar w:fldCharType="begin"/>
-        </w:r>
-        <w:r>
-          <w:instrText>PAGEREF _Toc1663456373 \h</w:instrText>
-        </w:r>
-        <w:r>
-          <w:fldChar w:fldCharType="separate"/>
-        </w:r>
-        <w:r>
-          <w:rPr>
-            <w:rStyle w:val="Hyperlink"/>
-          </w:rPr>
-          <w:t>19</w:t>
-        </w:r>
-        <w:r>
-          <w:fldChar w:fldCharType="end"/>
-        </w:r>
-      </w:hyperlink>
-    </w:p>
-    <w:p>
-      <w:pPr>
-        <w:pStyle w:val="Sumrio3"/>
-        <w:tabs>
-          <w:tab w:val="clear" w:pos="9061"/>
-          <w:tab w:val="left" w:pos="1200"/>
-          <w:tab w:val="right" w:leader="dot" w:pos="9060"/>
-        </w:tabs>
-      </w:pPr>
-      <w:hyperlink w:anchor="_Toc1973201569" w:history="1">
-        <w:r>
-          <w:rPr>
-            <w:rStyle w:val="Hyperlink"/>
-          </w:rPr>
-          <w:t>2.2.2</w:t>
-        </w:r>
-        <w:r>
-          <w:tab/>
-        </w:r>
-        <w:r>
-          <w:rPr>
-            <w:rStyle w:val="Hyperlink"/>
-          </w:rPr>
-          <w:t>Visual Studio Code</w:t>
-        </w:r>
-        <w:r>
-          <w:tab/>
-        </w:r>
-        <w:r>
-          <w:fldChar w:fldCharType="begin"/>
-        </w:r>
-        <w:r>
-          <w:instrText>PAGEREF _Toc1973201569 \h</w:instrText>
-        </w:r>
-        <w:r>
-          <w:fldChar w:fldCharType="separate"/>
-        </w:r>
-        <w:r>
-          <w:rPr>
-            <w:rStyle w:val="Hyperlink"/>
-          </w:rPr>
-          <w:t>19</w:t>
-        </w:r>
-        <w:r>
-          <w:fldChar w:fldCharType="end"/>
-        </w:r>
-      </w:hyperlink>
-    </w:p>
-    <w:p>
-      <w:pPr>
-        <w:pStyle w:val="Sumrio3"/>
-        <w:tabs>
-          <w:tab w:val="clear" w:pos="9061"/>
-          <w:tab w:val="left" w:pos="1200"/>
-          <w:tab w:val="right" w:leader="dot" w:pos="9060"/>
-        </w:tabs>
-      </w:pPr>
-      <w:hyperlink w:anchor="_Toc780248768" w:history="1">
-        <w:r>
-          <w:rPr>
-            <w:rStyle w:val="Hyperlink"/>
-          </w:rPr>
-          <w:t>2.2.3</w:t>
-        </w:r>
-        <w:r>
-          <w:tab/>
-        </w:r>
-        <w:r>
-          <w:rPr>
-            <w:rStyle w:val="Hyperlink"/>
-          </w:rPr>
-          <w:t>Tecnologias para Desenvolvimento Web</w:t>
-        </w:r>
-        <w:r>
-          <w:tab/>
-        </w:r>
-        <w:r>
-          <w:fldChar w:fldCharType="begin"/>
-        </w:r>
-        <w:r>
-          <w:instrText>PAGEREF _Toc780248768 \h</w:instrText>
-        </w:r>
-        <w:r>
-          <w:fldChar w:fldCharType="separate"/>
-        </w:r>
-        <w:r>
-          <w:rPr>
-            <w:rStyle w:val="Hyperlink"/>
-          </w:rPr>
-          <w:t>20</w:t>
-        </w:r>
-        <w:r>
-          <w:fldChar w:fldCharType="end"/>
-        </w:r>
-      </w:hyperlink>
-    </w:p>
-    <w:p>
-      <w:pPr>
-        <w:pStyle w:val="Sumrio3"/>
-        <w:tabs>
-          <w:tab w:val="clear" w:pos="9061"/>
-          <w:tab w:val="left" w:pos="1200"/>
-          <w:tab w:val="right" w:leader="dot" w:pos="9060"/>
-        </w:tabs>
-      </w:pPr>
-      <w:hyperlink w:anchor="_Toc245263848" w:history="1">
-        <w:r>
-          <w:rPr>
-            <w:rStyle w:val="Hyperlink"/>
-          </w:rPr>
-          <w:t>2.2.4</w:t>
-        </w:r>
-        <w:r>
-          <w:tab/>
-        </w:r>
-        <w:r>
-          <w:rPr>
-            <w:rStyle w:val="Hyperlink"/>
-          </w:rPr>
-          <w:t>Blender</w:t>
-        </w:r>
-        <w:r>
-          <w:tab/>
-        </w:r>
-        <w:r>
-          <w:fldChar w:fldCharType="begin"/>
-        </w:r>
-        <w:r>
-          <w:instrText>PAGEREF _Toc245263848 \h</w:instrText>
-        </w:r>
-        <w:r>
-          <w:fldChar w:fldCharType="separate"/>
-        </w:r>
-        <w:r>
-          <w:rPr>
-            <w:rStyle w:val="Hyperlink"/>
-          </w:rPr>
-          <w:t>20</w:t>
-        </w:r>
-        <w:r>
-          <w:fldChar w:fldCharType="end"/>
-        </w:r>
-      </w:hyperlink>
-    </w:p>
-    <w:p>
-      <w:pPr>
-        <w:pStyle w:val="Sumrio3"/>
-        <w:tabs>
-          <w:tab w:val="clear" w:pos="9061"/>
-          <w:tab w:val="left" w:pos="1200"/>
-          <w:tab w:val="right" w:leader="dot" w:pos="9060"/>
-        </w:tabs>
-      </w:pPr>
-      <w:hyperlink w:anchor="_Toc793831305" w:history="1">
-        <w:r>
-          <w:rPr>
-            <w:rStyle w:val="Hyperlink"/>
-          </w:rPr>
-          <w:t>2.2.5</w:t>
-        </w:r>
-        <w:r>
-          <w:tab/>
-        </w:r>
-        <w:r>
-          <w:rPr>
-            <w:rStyle w:val="Hyperlink"/>
-          </w:rPr>
-          <w:t>Ferramentas de produção de Áudio</w:t>
-        </w:r>
-        <w:r>
-          <w:tab/>
-        </w:r>
-        <w:r>
-          <w:fldChar w:fldCharType="begin"/>
-        </w:r>
-        <w:r>
-          <w:instrText>PAGEREF _Toc793831305 \h</w:instrText>
-        </w:r>
-        <w:r>
-          <w:fldChar w:fldCharType="separate"/>
-        </w:r>
-        <w:r>
-          <w:rPr>
-            <w:rStyle w:val="Hyperlink"/>
-          </w:rPr>
-          <w:t>21</w:t>
-        </w:r>
-        <w:r>
-          <w:fldChar w:fldCharType="end"/>
-        </w:r>
-      </w:hyperlink>
-    </w:p>
-    <w:p>
-      <w:pPr>
-        <w:pStyle w:val="Sumrio1"/>
-        <w:tabs>
-          <w:tab w:val="clear" w:pos="9061"/>
-          <w:tab w:val="left" w:pos="480"/>
-          <w:tab w:val="right" w:leader="dot" w:pos="9060"/>
-        </w:tabs>
-      </w:pPr>
-      <w:hyperlink w:anchor="_Toc1630994831" w:history="1">
-        <w:r>
-          <w:rPr>
-            <w:rStyle w:val="Hyperlink"/>
-          </w:rPr>
-          <w:t>3</w:t>
-        </w:r>
-        <w:r>
-          <w:tab/>
-        </w:r>
-        <w:r>
-          <w:rPr>
-            <w:rStyle w:val="Hyperlink"/>
-          </w:rPr>
-          <w:t>IMERSÃO</w:t>
-        </w:r>
-        <w:r>
-          <w:tab/>
-        </w:r>
-        <w:r>
-          <w:fldChar w:fldCharType="begin"/>
-        </w:r>
-        <w:r>
-          <w:instrText>PAGEREF _Toc1630994831 \h</w:instrText>
-        </w:r>
-        <w:r>
-          <w:fldChar w:fldCharType="separate"/>
-        </w:r>
-        <w:r>
-          <w:rPr>
-            <w:rStyle w:val="Hyperlink"/>
-          </w:rPr>
-          <w:t>21</w:t>
-        </w:r>
-        <w:r>
-          <w:fldChar w:fldCharType="end"/>
-        </w:r>
-      </w:hyperlink>
-    </w:p>
-    <w:p>
-      <w:pPr>
-        <w:pStyle w:val="Sumrio2"/>
-        <w:tabs>
-          <w:tab w:val="clear" w:pos="9061"/>
-          <w:tab w:val="left" w:pos="720"/>
-          <w:tab w:val="right" w:leader="dot" w:pos="9060"/>
-        </w:tabs>
-      </w:pPr>
-      <w:hyperlink w:anchor="_Toc1831296482" w:history="1">
-        <w:r>
-          <w:rPr>
-            <w:rStyle w:val="Hyperlink"/>
-          </w:rPr>
-          <w:t>3.1</w:t>
-        </w:r>
-        <w:r>
-          <w:tab/>
-        </w:r>
-        <w:r>
-          <w:rPr>
-            <w:rStyle w:val="Hyperlink"/>
-          </w:rPr>
-          <w:t>Caderno de Sensibilidade</w:t>
-        </w:r>
-        <w:r>
-          <w:tab/>
-        </w:r>
-        <w:r>
-          <w:fldChar w:fldCharType="begin"/>
-        </w:r>
-        <w:r>
-          <w:instrText>PAGEREF _Toc1831296482 \h</w:instrText>
-        </w:r>
-        <w:r>
-          <w:fldChar w:fldCharType="separate"/>
-        </w:r>
-        <w:r>
-          <w:rPr>
-            <w:rStyle w:val="Hyperlink"/>
+            <w:noProof/>
+            <w:webHidden/>
           </w:rPr>
           <w:t>22</w:t>
         </w:r>
         <w:r>
-          <w:fldChar w:fldCharType="end"/>
-        </w:r>
-      </w:hyperlink>
-    </w:p>
-    <w:p>
-      <w:pPr>
-        <w:pStyle w:val="Sumrio2"/>
-        <w:tabs>
-          <w:tab w:val="clear" w:pos="9061"/>
-          <w:tab w:val="left" w:pos="720"/>
-          <w:tab w:val="right" w:leader="dot" w:pos="9060"/>
-        </w:tabs>
-      </w:pPr>
-      <w:hyperlink w:anchor="_Toc1799433348" w:history="1">
-        <w:r>
-          <w:rPr>
-            <w:rStyle w:val="Hyperlink"/>
-          </w:rPr>
-          <w:t>3.2</w:t>
-        </w:r>
-        <w:r>
-          <w:tab/>
-        </w:r>
-        <w:r>
-          <w:rPr>
-            <w:rStyle w:val="Hyperlink"/>
-          </w:rPr>
-          <w:t>Pesquisa de Campo</w:t>
-        </w:r>
-        <w:r>
-          <w:tab/>
-        </w:r>
-        <w:r>
-          <w:fldChar w:fldCharType="begin"/>
-        </w:r>
-        <w:r>
-          <w:instrText>PAGEREF _Toc1799433348 \h</w:instrText>
-        </w:r>
-        <w:r>
-          <w:fldChar w:fldCharType="separate"/>
-        </w:r>
-        <w:r>
-          <w:rPr>
-            <w:rStyle w:val="Hyperlink"/>
-          </w:rPr>
-          <w:t>24</w:t>
-        </w:r>
-        <w:r>
-          <w:fldChar w:fldCharType="end"/>
-        </w:r>
-      </w:hyperlink>
-    </w:p>
-    <w:p>
-      <w:pPr>
-        <w:pStyle w:val="Sumrio1"/>
-        <w:tabs>
-          <w:tab w:val="clear" w:pos="9061"/>
-          <w:tab w:val="left" w:pos="480"/>
-          <w:tab w:val="right" w:leader="dot" w:pos="9060"/>
-        </w:tabs>
-      </w:pPr>
-      <w:hyperlink w:anchor="_Toc885936239" w:history="1">
-        <w:r>
-          <w:rPr>
-            <w:rStyle w:val="Hyperlink"/>
-          </w:rPr>
-          <w:t>4</w:t>
-        </w:r>
-        <w:r>
-          <w:tab/>
-        </w:r>
-        <w:r>
-          <w:rPr>
-            <w:rStyle w:val="Hyperlink"/>
-          </w:rPr>
-          <w:t>ANÁLISE E SÍNTESE</w:t>
-        </w:r>
-        <w:r>
-          <w:tab/>
-        </w:r>
-        <w:r>
-          <w:fldChar w:fldCharType="begin"/>
-        </w:r>
-        <w:r>
-          <w:instrText>PAGEREF _Toc885936239 \h</w:instrText>
-        </w:r>
-        <w:r>
-          <w:fldChar w:fldCharType="separate"/>
-        </w:r>
-        <w:r>
-          <w:rPr>
-            <w:rStyle w:val="Hyperlink"/>
-          </w:rPr>
-          <w:t>25</w:t>
-        </w:r>
-        <w:r>
-          <w:fldChar w:fldCharType="end"/>
-        </w:r>
-      </w:hyperlink>
-    </w:p>
-    <w:p>
-      <w:pPr>
-        <w:pStyle w:val="Sumrio2"/>
-        <w:tabs>
-          <w:tab w:val="clear" w:pos="9061"/>
-          <w:tab w:val="left" w:pos="720"/>
-          <w:tab w:val="right" w:leader="dot" w:pos="9060"/>
-        </w:tabs>
-      </w:pPr>
-      <w:hyperlink w:anchor="_Toc352951419" w:history="1">
-        <w:r>
-          <w:rPr>
-            <w:rStyle w:val="Hyperlink"/>
-          </w:rPr>
-          <w:t>4.1</w:t>
-        </w:r>
-        <w:r>
-          <w:tab/>
-        </w:r>
-        <w:r>
-          <w:rPr>
-            <w:rStyle w:val="Hyperlink"/>
-          </w:rPr>
-          <w:t>Persona</w:t>
-        </w:r>
-        <w:r>
-          <w:tab/>
-        </w:r>
-        <w:r>
-          <w:fldChar w:fldCharType="begin"/>
-        </w:r>
-        <w:r>
-          <w:instrText>PAGEREF _Toc352951419 \h</w:instrText>
-        </w:r>
-        <w:r>
-          <w:fldChar w:fldCharType="separate"/>
-        </w:r>
-        <w:r>
-          <w:rPr>
-            <w:rStyle w:val="Hyperlink"/>
-          </w:rPr>
-          <w:t>26</w:t>
-        </w:r>
-        <w:r>
-          <w:fldChar w:fldCharType="end"/>
-        </w:r>
-      </w:hyperlink>
-    </w:p>
-    <w:p>
-      <w:pPr>
-        <w:pStyle w:val="Sumrio1"/>
-        <w:tabs>
-          <w:tab w:val="clear" w:pos="9061"/>
-          <w:tab w:val="left" w:pos="480"/>
-          <w:tab w:val="right" w:leader="dot" w:pos="9060"/>
-        </w:tabs>
-      </w:pPr>
-      <w:hyperlink w:anchor="_Toc1723450970" w:history="1">
-        <w:r>
-          <w:rPr>
-            <w:rStyle w:val="Hyperlink"/>
-          </w:rPr>
-          <w:t>5</w:t>
-        </w:r>
-        <w:r>
-          <w:tab/>
-        </w:r>
-        <w:r>
-          <w:rPr>
-            <w:rStyle w:val="Hyperlink"/>
-          </w:rPr>
-          <w:t>IDEAÇÃO</w:t>
-        </w:r>
-        <w:r>
-          <w:tab/>
-        </w:r>
-        <w:r>
-          <w:fldChar w:fldCharType="begin"/>
-        </w:r>
-        <w:r>
-          <w:instrText>PAGEREF _Toc1723450970 \h</w:instrText>
-        </w:r>
-        <w:r>
-          <w:fldChar w:fldCharType="separate"/>
-        </w:r>
-        <w:r>
-          <w:rPr>
-            <w:rStyle w:val="Hyperlink"/>
-          </w:rPr>
-          <w:t>27</w:t>
-        </w:r>
-        <w:r>
-          <w:fldChar w:fldCharType="end"/>
-        </w:r>
-      </w:hyperlink>
-    </w:p>
-    <w:p>
-      <w:pPr>
-        <w:pStyle w:val="Sumrio2"/>
-        <w:tabs>
-          <w:tab w:val="clear" w:pos="9061"/>
-          <w:tab w:val="left" w:pos="720"/>
-          <w:tab w:val="right" w:leader="dot" w:pos="9060"/>
-        </w:tabs>
-      </w:pPr>
-      <w:hyperlink w:anchor="_Toc1988297530" w:history="1">
-        <w:r>
-          <w:rPr>
-            <w:rStyle w:val="Hyperlink"/>
-          </w:rPr>
-          <w:t>5.1</w:t>
-        </w:r>
-        <w:r>
-          <w:tab/>
-        </w:r>
-        <w:r>
-          <w:rPr>
-            <w:rStyle w:val="Hyperlink"/>
-          </w:rPr>
-          <w:t>Cardápio de Ideias</w:t>
-        </w:r>
-        <w:r>
-          <w:tab/>
-        </w:r>
-        <w:r>
-          <w:fldChar w:fldCharType="begin"/>
-        </w:r>
-        <w:r>
-          <w:instrText>PAGEREF _Toc1988297530 \h</w:instrText>
-        </w:r>
-        <w:r>
-          <w:fldChar w:fldCharType="separate"/>
-        </w:r>
-        <w:r>
-          <w:rPr>
-            <w:rStyle w:val="Hyperlink"/>
-          </w:rPr>
-          <w:t>28</w:t>
-        </w:r>
-        <w:r>
-          <w:fldChar w:fldCharType="end"/>
-        </w:r>
-      </w:hyperlink>
-    </w:p>
-    <w:p>
-      <w:pPr>
-        <w:pStyle w:val="Sumrio2"/>
-        <w:tabs>
-          <w:tab w:val="clear" w:pos="9061"/>
-          <w:tab w:val="left" w:pos="720"/>
-          <w:tab w:val="right" w:leader="dot" w:pos="9060"/>
-        </w:tabs>
-      </w:pPr>
-      <w:hyperlink w:anchor="_Toc1828089706" w:history="1">
-        <w:r>
-          <w:rPr>
-            <w:rStyle w:val="Hyperlink"/>
-          </w:rPr>
-          <w:t>5.2</w:t>
-        </w:r>
-        <w:r>
-          <w:tab/>
-        </w:r>
-        <w:r>
-          <w:rPr>
-            <w:rStyle w:val="Hyperlink"/>
-          </w:rPr>
-          <w:t>Brainstorm</w:t>
-        </w:r>
-        <w:r>
-          <w:tab/>
-        </w:r>
-        <w:r>
-          <w:fldChar w:fldCharType="begin"/>
-        </w:r>
-        <w:r>
-          <w:instrText>PAGEREF _Toc1828089706 \h</w:instrText>
-        </w:r>
-        <w:r>
-          <w:fldChar w:fldCharType="separate"/>
-        </w:r>
-        <w:r>
-          <w:rPr>
-            <w:rStyle w:val="Hyperlink"/>
-          </w:rPr>
-          <w:t>29</w:t>
-        </w:r>
-        <w:r>
-          <w:fldChar w:fldCharType="end"/>
-        </w:r>
-      </w:hyperlink>
-    </w:p>
-    <w:p>
-      <w:pPr>
-        <w:pStyle w:val="Sumrio2"/>
-        <w:tabs>
-          <w:tab w:val="clear" w:pos="9061"/>
-          <w:tab w:val="left" w:pos="720"/>
-          <w:tab w:val="right" w:leader="dot" w:pos="9060"/>
-        </w:tabs>
-      </w:pPr>
-      <w:hyperlink w:anchor="_Toc2064643926" w:history="1">
-        <w:r>
-          <w:rPr>
-            <w:rStyle w:val="Hyperlink"/>
-          </w:rPr>
-          <w:t>5.3</w:t>
-        </w:r>
-        <w:r>
-          <w:tab/>
-        </w:r>
-        <w:r>
-          <w:rPr>
-            <w:rStyle w:val="Hyperlink"/>
-          </w:rPr>
-          <w:t>Golden Circle</w:t>
-        </w:r>
-        <w:r>
-          <w:tab/>
-        </w:r>
-        <w:r>
-          <w:fldChar w:fldCharType="begin"/>
-        </w:r>
-        <w:r>
-          <w:instrText>PAGEREF _Toc2064643926 \h</w:instrText>
-        </w:r>
-        <w:r>
-          <w:fldChar w:fldCharType="separate"/>
-        </w:r>
-        <w:r>
-          <w:rPr>
-            <w:rStyle w:val="Hyperlink"/>
-          </w:rPr>
-          <w:t>29</w:t>
-        </w:r>
-        <w:r>
-          <w:fldChar w:fldCharType="end"/>
-        </w:r>
-      </w:hyperlink>
-    </w:p>
-    <w:p>
-      <w:pPr>
-        <w:pStyle w:val="Sumrio1"/>
-        <w:tabs>
-          <w:tab w:val="clear" w:pos="9061"/>
-          <w:tab w:val="left" w:pos="480"/>
-          <w:tab w:val="right" w:leader="dot" w:pos="9060"/>
-        </w:tabs>
-      </w:pPr>
-      <w:hyperlink w:anchor="_Toc775362943" w:history="1">
-        <w:r>
-          <w:rPr>
-            <w:rStyle w:val="Hyperlink"/>
-          </w:rPr>
-          <w:t>6</w:t>
-        </w:r>
-        <w:r>
-          <w:tab/>
-        </w:r>
-        <w:r>
-          <w:rPr>
-            <w:rStyle w:val="Hyperlink"/>
-          </w:rPr>
-          <w:t>ASPECTOS ESTRATÉGICOS</w:t>
-        </w:r>
-        <w:r>
-          <w:tab/>
-        </w:r>
-        <w:r>
-          <w:fldChar w:fldCharType="begin"/>
-        </w:r>
-        <w:r>
-          <w:instrText>PAGEREF _Toc775362943 \h</w:instrText>
-        </w:r>
-        <w:r>
-          <w:fldChar w:fldCharType="separate"/>
-        </w:r>
-        <w:r>
-          <w:rPr>
-            <w:rStyle w:val="Hyperlink"/>
-          </w:rPr>
-          <w:t>30</w:t>
-        </w:r>
-        <w:r>
-          <w:fldChar w:fldCharType="end"/>
-        </w:r>
-      </w:hyperlink>
-    </w:p>
-    <w:p>
-      <w:pPr>
-        <w:pStyle w:val="Sumrio2"/>
-        <w:tabs>
-          <w:tab w:val="clear" w:pos="9061"/>
-          <w:tab w:val="left" w:pos="720"/>
-          <w:tab w:val="right" w:leader="dot" w:pos="9060"/>
-        </w:tabs>
-      </w:pPr>
-      <w:hyperlink w:anchor="_Toc1751450015" w:history="1">
-        <w:r>
-          <w:rPr>
-            <w:rStyle w:val="Hyperlink"/>
-          </w:rPr>
-          <w:t>6.1</w:t>
-        </w:r>
-        <w:r>
-          <w:tab/>
-        </w:r>
-        <w:r>
-          <w:rPr>
-            <w:rStyle w:val="Hyperlink"/>
-          </w:rPr>
-          <w:t>Planejamento Financeiro</w:t>
-        </w:r>
-        <w:r>
-          <w:tab/>
-        </w:r>
-        <w:r>
-          <w:fldChar w:fldCharType="begin"/>
-        </w:r>
-        <w:r>
-          <w:instrText>PAGEREF _Toc1751450015 \h</w:instrText>
-        </w:r>
-        <w:r>
-          <w:fldChar w:fldCharType="separate"/>
-        </w:r>
-        <w:r>
-          <w:rPr>
-            <w:rStyle w:val="Hyperlink"/>
-          </w:rPr>
-          <w:t>31</w:t>
-        </w:r>
-        <w:r>
-          <w:fldChar w:fldCharType="end"/>
-        </w:r>
-      </w:hyperlink>
-    </w:p>
-    <w:p>
-      <w:pPr>
-        <w:pStyle w:val="Sumrio1"/>
-        <w:tabs>
-          <w:tab w:val="clear" w:pos="9061"/>
-          <w:tab w:val="right" w:leader="dot" w:pos="9060"/>
-        </w:tabs>
-      </w:pPr>
-      <w:hyperlink w:anchor="_Toc2076568223" w:history="1">
-        <w:r>
-          <w:rPr>
-            <w:rStyle w:val="Hyperlink"/>
-          </w:rPr>
-          <w:t>REFERÊNCIAS</w:t>
-        </w:r>
-        <w:r>
-          <w:tab/>
-        </w:r>
-        <w:r>
-          <w:fldChar w:fldCharType="begin"/>
-        </w:r>
-        <w:r>
-          <w:instrText>PAGEREF _Toc2076568223 \h</w:instrText>
-        </w:r>
-        <w:r>
-          <w:fldChar w:fldCharType="separate"/>
-        </w:r>
-        <w:r>
-          <w:rPr>
-            <w:rStyle w:val="Hyperlink"/>
-          </w:rPr>
-          <w:t>32</w:t>
-        </w:r>
-        <w:r>
+          <w:rPr>
+            <w:noProof/>
+            <w:webHidden/>
+          </w:rPr>
           <w:fldChar w:fldCharType="end"/>
         </w:r>
       </w:hyperlink>
@@ -2373,10 +3613,10 @@
       <w:pPr>
         <w:pStyle w:val="Sumrio1"/>
         <w:sectPr>
-          <w:headerReference w:type="default" r:id="rId11"/>
-          <w:footerReference w:type="default" r:id="rId12"/>
-          <w:headerReference w:type="first" r:id="rId13"/>
-          <w:footerReference w:type="first" r:id="rId14"/>
+          <w:headerReference w:type="default" r:id="rId10"/>
+          <w:footerReference w:type="default" r:id="rId11"/>
+          <w:headerReference w:type="first" r:id="rId12"/>
+          <w:footerReference w:type="first" r:id="rId13"/>
           <w:pgSz w:w="11906" w:h="16838"/>
           <w:pgMar w:top="1701" w:right="1134" w:bottom="1134" w:left="1701" w:header="709" w:footer="709" w:gutter="0"/>
           <w:cols w:space="708"/>
@@ -2398,7 +3638,7 @@
       <w:pPr>
         <w:pStyle w:val="Ttulo1"/>
       </w:pPr>
-      <w:bookmarkStart w:id="1" w:name="_Toc606285624"/>
+      <w:bookmarkStart w:id="1" w:name="_Toc236896567"/>
       <w:r>
         <w:t>INTRODUÇÃO</w:t>
       </w:r>
@@ -2409,6 +3649,7 @@
         <w:rPr>
           <w:rFonts w:eastAsia="Arial" w:cs="Arial"/>
           <w:noProof/>
+          <w:highlight w:val="yellow"/>
         </w:rPr>
       </w:pPr>
       <w:commentRangeStart w:id="2"/>
@@ -2416,6 +3657,7 @@
         <w:rPr>
           <w:rFonts w:eastAsia="Arial" w:cs="Arial"/>
           <w:noProof/>
+          <w:highlight w:val="yellow"/>
         </w:rPr>
         <w:t>No contexto atual da sociedade, observa-se um período de rápidas transformações impulsionadas pelos avanços tecnológicos e pela crescente automação dos processos produtivos e urbanos. Essas mudanças trazem diversos benefícios para as cidades, que se tornam mais inteligentes, eficientes e sustentáveis por meio da adoção de novas tecnologias. Além disso, tais avanços impactam diretamente a economia, favorecendo o surgimento de novas indústrias, a criação de oportunidades de emprego e a atração de investimentos para diferentes regiões (</w:t>
       </w:r>
@@ -2424,6 +3666,7 @@
           <w:rFonts w:asciiTheme="minorHAnsi" w:eastAsiaTheme="minorEastAsia" w:hAnsiTheme="minorHAnsi"/>
           <w:sz w:val="27"/>
           <w:szCs w:val="27"/>
+          <w:highlight w:val="yellow"/>
         </w:rPr>
         <w:t>Y7rik</w:t>
       </w:r>
@@ -2431,29 +3674,66 @@
         <w:rPr>
           <w:rFonts w:eastAsia="Arial" w:cs="Arial"/>
           <w:noProof/>
-        </w:rPr>
-        <w:t>, 2024). Entretanto, apesar dos benefícios proporcionados pelo desenvolvimento tecnológico, também surgem desafios relacionados à elevada demanda por energia, água e matérias-primas necessárias para a implementação e manutenção dessas inovações. De acordo com o World Economic Forum, embora as cidades ocupem aproximadamente 2% da superfície terrestre, elas são responsáveis pelo consumo de mais de 75% dos recursos naturais do planeta (</w:t>
-      </w:r>
-      <w:proofErr w:type="spellStart"/>
+          <w:highlight w:val="yellow"/>
+        </w:rPr>
+        <w:t xml:space="preserve">, 2024). </w:t>
+      </w:r>
+    </w:p>
+    <w:p>
+      <w:pPr>
+        <w:rPr>
+          <w:rFonts w:eastAsia="Arial" w:cs="Arial"/>
+          <w:noProof/>
+          <w:highlight w:val="yellow"/>
+        </w:rPr>
+      </w:pPr>
+      <w:r>
+        <w:rPr>
+          <w:rFonts w:eastAsia="Arial" w:cs="Arial"/>
+          <w:noProof/>
+          <w:highlight w:val="yellow"/>
+        </w:rPr>
+        <w:t>Entretanto, apesar dos benefícios proporcionados pelo desenvolvimento tecnológico, também surgem desafios relacionados à elevada demanda por energia, água e matérias-primas necessárias para a implementação e manutenção dessas inovações. De acordo com o World Economic Forum, embora as cidades ocupem aproximadamente 2% da superfície terrestre, elas são responsáveis pelo consumo de mais de 75% dos recursos naturais do planeta (</w:t>
+      </w:r>
       <w:r>
         <w:rPr>
           <w:rFonts w:asciiTheme="minorHAnsi" w:eastAsiaTheme="minorEastAsia" w:hAnsiTheme="minorHAnsi"/>
           <w:sz w:val="27"/>
           <w:szCs w:val="27"/>
+          <w:highlight w:val="yellow"/>
           <w:lang w:val="en-US"/>
         </w:rPr>
         <w:t>Venditti</w:t>
       </w:r>
-      <w:proofErr w:type="spellEnd"/>
       <w:r>
         <w:rPr>
           <w:rFonts w:eastAsia="Arial" w:cs="Arial"/>
           <w:noProof/>
-        </w:rPr>
-        <w:t>, 2024). Nesse contexto, os Objetivos de Desenvolvimento Sustentável (ODS) da Organização das Nações Unidas destacam a necessidade de repensar modelos de infraestrutura, urbanização e consumo, especialmente por meio das ODS 9, 11 e 12, que promovem a inovação sustentável, o desenvolvimento de cidades resilientes e a adoção de padrões responsáveis de produção e consumo.</w:t>
+          <w:highlight w:val="yellow"/>
+        </w:rPr>
+        <w:t xml:space="preserve">, 2024). </w:t>
+      </w:r>
+    </w:p>
+    <w:p>
+      <w:pPr>
+        <w:rPr>
+          <w:rFonts w:eastAsia="Arial" w:cs="Arial"/>
+          <w:noProof/>
+        </w:rPr>
+      </w:pPr>
+      <w:r>
+        <w:rPr>
+          <w:rFonts w:eastAsia="Arial" w:cs="Arial"/>
+          <w:noProof/>
+          <w:highlight w:val="yellow"/>
+        </w:rPr>
+        <w:t>Nesse contexto, os Objetivos de Desenvolvimento Sustentável (ODS) da Organização das Nações Unidas destacam a necessidade de repensar modelos de infraestrutura, urbanização e consumo, especialmente por meio das ODS 9, 11 e 12, que promovem a inovação sustentável, o desenvolvimento de cidades resilientes e a adoção de padrões responsáveis de produção e consumo.</w:t>
       </w:r>
       <w:commentRangeEnd w:id="2"/>
       <w:r>
+        <w:rPr>
+          <w:highlight w:val="yellow"/>
+        </w:rPr>
         <w:commentReference w:id="2"/>
       </w:r>
     </w:p>
@@ -2462,7 +3742,7 @@
       <w:pPr>
         <w:pStyle w:val="Ttulo2"/>
       </w:pPr>
-      <w:bookmarkStart w:id="3" w:name="_Toc110863206"/>
+      <w:bookmarkStart w:id="3" w:name="_Toc236896568"/>
       <w:commentRangeStart w:id="4"/>
       <w:r>
         <w:t>Problemática</w:t>
@@ -2490,28 +3770,305 @@
         <w:rPr>
           <w:noProof/>
         </w:rPr>
-        <w:t>A sociedade contemporânea enfrenta um cenário marcado pela produção em massa e pelo consumo excessivo, no qual o ato de consumir deixa de atender apenas necessidades básicas e passa a representar status, identidade e pertencimento social. Esse modelo, impulsionado pela globalização e pela lógica de mercado, estimula desejos muitas vezes artificiais, promovendo um ciclo contínuo de consumo (P</w:t>
-      </w:r>
-      <w:r>
-        <w:rPr>
-          <w:noProof/>
+        <w:t xml:space="preserve">A sociedade contemporânea enfrenta um cenário marcado pela produção em massa e pelo consumo excessivo, no qual o ato de consumir deixa de atender apenas necessidades básicas e passa a representar status, identidade e pertencimento social. Esse modelo, impulsionado pela globalização e pela lógica de mercado, estimula desejos muitas vezes artificiais, promovendo um ciclo contínuo de consumo </w:t>
+      </w:r>
+      <w:r>
+        <w:rPr>
+          <w:noProof/>
+          <w:highlight w:val="yellow"/>
+        </w:rPr>
+        <w:t>(P</w:t>
+      </w:r>
+      <w:r>
+        <w:rPr>
+          <w:noProof/>
+          <w:highlight w:val="yellow"/>
         </w:rPr>
         <w:t>urcs</w:t>
       </w:r>
       <w:r>
         <w:rPr>
           <w:noProof/>
+          <w:highlight w:val="yellow"/>
         </w:rPr>
         <w:t>, 2025</w:t>
       </w:r>
       <w:r>
         <w:rPr>
           <w:noProof/>
+          <w:highlight w:val="yellow"/>
+        </w:rPr>
+        <w:t>)</w:t>
+      </w:r>
+      <w:r>
+        <w:rPr>
+          <w:noProof/>
+        </w:rPr>
+        <w:t>.</w:t>
+      </w:r>
+      <w:r>
+        <w:rPr>
+          <w:noProof/>
+        </w:rPr>
+        <w:t xml:space="preserve"> </w:t>
+      </w:r>
+      <w:r>
+        <w:rPr>
+          <w:rFonts w:eastAsia="Arial" w:cs="Arial"/>
+          <w:noProof/>
+        </w:rPr>
+        <w:t xml:space="preserve">Como consequência, surgem impactos ambientais significativos, como a </w:t>
+      </w:r>
+      <w:r>
+        <w:rPr>
+          <w:rFonts w:eastAsia="Arial" w:cs="Arial"/>
+          <w:noProof/>
+        </w:rPr>
+        <w:lastRenderedPageBreak/>
+        <w:t>poluição, o aumento de resíduos e o esgotamento de recursos naturais, além do agravamento das desigualdades associadas aos padrões de produção e consumo</w:t>
+      </w:r>
+      <w:r>
+        <w:rPr>
+          <w:noProof/>
+        </w:rPr>
+        <w:t xml:space="preserve"> </w:t>
+      </w:r>
+      <w:commentRangeStart w:id="5"/>
+      <w:r>
+        <w:rPr>
+          <w:noProof/>
+        </w:rPr>
+        <w:t>(</w:t>
+      </w:r>
+      <w:r>
+        <w:rPr>
+          <w:noProof/>
+        </w:rPr>
+        <w:t>Programa das Nações Unidas para o Meio Ambiente</w:t>
+      </w:r>
+      <w:r>
+        <w:rPr>
+          <w:noProof/>
+        </w:rPr>
+        <w:t>, 202</w:t>
+      </w:r>
+      <w:r>
+        <w:rPr>
+          <w:noProof/>
+        </w:rPr>
+        <w:t>4</w:t>
+      </w:r>
+      <w:r>
+        <w:rPr>
+          <w:noProof/>
         </w:rPr>
         <w:t>).</w:t>
       </w:r>
-      <w:r>
-        <w:rPr>
+      <w:commentRangeEnd w:id="5"/>
+      <w:r>
+        <w:commentReference w:id="5"/>
+      </w:r>
+    </w:p>
+    <w:p>
+      <w:pPr>
+        <w:rPr>
+          <w:noProof/>
+        </w:rPr>
+      </w:pPr>
+      <w:r>
+        <w:rPr>
+          <w:noProof/>
+        </w:rPr>
+        <w:t>Paralelamente, esse contexto evidencia uma dificuldade generalizada da população em compreender os mecanismos políticos e econômicos que sustentam essas práticas. A ausência de uma educação crítica limita o entendimento sobre os sistemas de produção, consumo e organização social, dificultando a participação cidadã e a mobilização por mudanças estruturais (E</w:t>
+      </w:r>
+      <w:r>
+        <w:rPr>
+          <w:noProof/>
+        </w:rPr>
+        <w:t>scolas</w:t>
+      </w:r>
+      <w:r>
+        <w:rPr>
+          <w:noProof/>
+        </w:rPr>
+        <w:t xml:space="preserve"> D</w:t>
+      </w:r>
+      <w:r>
+        <w:rPr>
+          <w:noProof/>
+        </w:rPr>
+        <w:t>isruptivas,</w:t>
+      </w:r>
+      <w:r>
+        <w:rPr>
+          <w:noProof/>
+        </w:rPr>
+        <w:t xml:space="preserve"> 2024</w:t>
+      </w:r>
+      <w:r>
+        <w:rPr>
+          <w:noProof/>
+        </w:rPr>
+        <w:t>). A falta de consciência política, entendida como a capacidade de analisar criticamente as estruturas de poder e suas implicações, reduz o engajamento democrático e enfraquece a construção de uma sociedade mais justa e participativa (E</w:t>
+      </w:r>
+      <w:r>
+        <w:rPr>
+          <w:noProof/>
+        </w:rPr>
+        <w:t>scolas</w:t>
+      </w:r>
+      <w:r>
+        <w:rPr>
+          <w:noProof/>
+        </w:rPr>
+        <w:t xml:space="preserve"> D</w:t>
+      </w:r>
+      <w:r>
+        <w:rPr>
+          <w:noProof/>
+        </w:rPr>
+        <w:t>isruptivas</w:t>
+      </w:r>
+      <w:r>
+        <w:rPr>
+          <w:noProof/>
+        </w:rPr>
+        <w:t>, 2024</w:t>
+      </w:r>
+      <w:r>
+        <w:rPr>
+          <w:noProof/>
+        </w:rPr>
+        <w:t>).</w:t>
+      </w:r>
+    </w:p>
+    <w:p>
+      <w:pPr>
+        <w:rPr>
+          <w:noProof/>
+        </w:rPr>
+      </w:pPr>
+      <w:r>
+        <w:rPr>
+          <w:noProof/>
+        </w:rPr>
+        <w:t>Além disso, as transformações tecnológicas, como a automação, a inteligência artificial e o avanço das plataformas digitais, intensificam esses desafios contemporâneos. Embora contribuam para o aumento da produtividade, da eficiência e da flexibilidade nas relações de trabalho, esses avanços também geram impactos sociais significativos, como o desemprego estrutural decorrente da substituição de atividades humanas por máquinas, a precarização dos vínculos empregatícios e o aumento da informalidade. Ademais, a dificuldade de adaptação das legislações trabalhistas aos novos modelos de trabalho evidencia a necessidade de políticas públicas e estratégias que acompanhem essas mudanças.</w:t>
+      </w:r>
+      <w:r>
+        <w:rPr>
+          <w:noProof/>
+        </w:rPr>
+        <w:t xml:space="preserve"> Acarretando em um impacto econômico direto, desvalorizando o trabalhador e gerando uma bolha instável e imperceptivel no mercado global, impossibilitando o poder de compra do cidadão médio. </w:t>
+      </w:r>
+      <w:r>
+        <w:rPr>
+          <w:noProof/>
+        </w:rPr>
+        <w:t>Nesse contexto, tais transformações não afetam apenas o mercado de trabalho, mas também influenciam diretamente as dinâmicas de consumo, a organização social e o desenvolvimento urbano, exigindo uma compreensão mais ampla e integrada da sociedade (</w:t>
+      </w:r>
+      <w:r>
+        <w:rPr>
+          <w:noProof/>
+        </w:rPr>
+        <w:t>Barbosa</w:t>
+      </w:r>
+      <w:r>
+        <w:rPr>
+          <w:noProof/>
+        </w:rPr>
+        <w:t>; D</w:t>
+      </w:r>
+      <w:r>
+        <w:rPr>
+          <w:noProof/>
+        </w:rPr>
+        <w:t>elegá</w:t>
+      </w:r>
+      <w:r>
+        <w:rPr>
+          <w:noProof/>
+        </w:rPr>
+        <w:t>, 2023).</w:t>
+      </w:r>
+    </w:p>
+    <w:p>
+      <w:pPr>
+        <w:rPr>
+          <w:noProof/>
+        </w:rPr>
+      </w:pPr>
+      <w:r>
+        <w:rPr>
+          <w:noProof/>
+        </w:rPr>
+        <w:t xml:space="preserve">Nesse sentido, o planejamento urbano surge como um elemento fundamental para enfrentar essas questões, ao propor estratégias que organizam o crescimento das cidades de forma sustentável, equilibrando desenvolvimento econômico, preservação ambiental e bem-estar social. Além disso, destaca-se a importância da </w:t>
+      </w:r>
+      <w:r>
+        <w:rPr>
+          <w:noProof/>
+        </w:rPr>
+        <w:lastRenderedPageBreak/>
+        <w:t xml:space="preserve">participação cidadã nesse processo, garantindo decisões mais inclusivas e alinhadas às necessidades da população </w:t>
+      </w:r>
+      <w:commentRangeStart w:id="6"/>
+      <w:r>
+        <w:rPr>
+          <w:noProof/>
+          <w:highlight w:val="yellow"/>
+        </w:rPr>
+        <w:t>(</w:t>
+      </w:r>
+      <w:r>
+        <w:rPr>
+          <w:noProof/>
+        </w:rPr>
+        <w:t>Martinez</w:t>
+      </w:r>
+      <w:r>
+        <w:rPr>
+          <w:noProof/>
+        </w:rPr>
+        <w:t>, 2025</w:t>
+      </w:r>
+      <w:r>
+        <w:rPr>
+          <w:noProof/>
+        </w:rPr>
+        <w:t>)</w:t>
+      </w:r>
+      <w:r>
+        <w:rPr>
+          <w:noProof/>
+        </w:rPr>
+        <w:t>.</w:t>
+      </w:r>
+      <w:commentRangeEnd w:id="6"/>
+      <w:r>
+        <w:commentReference w:id="6"/>
+      </w:r>
+    </w:p>
+    <w:p>
+      <w:pPr>
+        <w:spacing w:before="240" w:after="240"/>
+      </w:pPr>
+      <w:commentRangeStart w:id="7"/>
+      <w:r>
+        <w:rPr>
+          <w:rFonts w:eastAsia="Arial" w:cs="Arial"/>
+          <w:noProof/>
+        </w:rPr>
+        <w:t>Apesar da relevância dessas questões, ainda há pouco investimento em estratégias educacionais que abordem de forma acessível e interativa a relação entre avanço tecnológico, expansão urbana e preservação ambiental</w:t>
+      </w:r>
+      <w:r>
+        <w:rPr>
+          <w:rFonts w:eastAsia="Arial" w:cs="Arial"/>
+          <w:noProof/>
+        </w:rPr>
+        <w:t>,</w:t>
+      </w:r>
+      <w:r>
+        <w:rPr>
+          <w:rFonts w:eastAsia="Arial" w:cs="Arial"/>
           <w:noProof/>
         </w:rPr>
         <w:t xml:space="preserve"> </w:t>
@@ -2521,338 +4078,90 @@
           <w:rFonts w:eastAsia="Arial" w:cs="Arial"/>
           <w:noProof/>
         </w:rPr>
-        <w:t xml:space="preserve">Como consequência, surgem impactos ambientais significativos, como a poluição, o aumento de resíduos e o esgotamento de recursos naturais, além do </w:t>
+        <w:t>principalmente em escolas</w:t>
       </w:r>
       <w:r>
         <w:rPr>
           <w:rFonts w:eastAsia="Arial" w:cs="Arial"/>
           <w:noProof/>
         </w:rPr>
-        <w:lastRenderedPageBreak/>
-        <w:t>agravamento das desigualdades associadas aos padrões de produção e consumo</w:t>
-      </w:r>
-      <w:r>
-        <w:rPr>
-          <w:noProof/>
-        </w:rPr>
-        <w:t xml:space="preserve"> </w:t>
-      </w:r>
-      <w:commentRangeStart w:id="5"/>
-      <w:r>
-        <w:rPr>
+        <w:t xml:space="preserve"> onde educariam os mais jovens desde cedo</w:t>
+      </w:r>
+      <w:r>
+        <w:rPr>
+          <w:rFonts w:eastAsia="Arial" w:cs="Arial"/>
+          <w:noProof/>
+        </w:rPr>
+        <w:t xml:space="preserve">. Grande parte das iniciativas voltadas ao uso de tecnologias digitais prioriza o entretenimento ou a eficiência técnica, sem explorar plenamente seu potencial para promover a conscientização crítica sobre os impactos dessas transformações. </w:t>
+      </w:r>
+      <w:r>
+        <w:rPr>
+          <w:rFonts w:eastAsia="Arial" w:cs="Arial"/>
+          <w:noProof/>
+        </w:rPr>
+        <w:t xml:space="preserve">Além disso, a própria dificuldade de integração efetiva das tecnologias no contexto educacional limita o desenvolvimento de práticas pedagógicas inovadoras e acessíveis </w:t>
+      </w:r>
+      <w:commentRangeStart w:id="8"/>
+      <w:r>
+        <w:rPr>
+          <w:rFonts w:eastAsia="Arial" w:cs="Arial"/>
           <w:noProof/>
         </w:rPr>
         <w:t>(</w:t>
       </w:r>
       <w:r>
         <w:rPr>
-          <w:noProof/>
-        </w:rPr>
-        <w:t>Programa das Nações Unidas para o Meio Ambiente</w:t>
-      </w:r>
-      <w:r>
-        <w:rPr>
-          <w:noProof/>
-        </w:rPr>
-        <w:t>, 202</w:t>
-      </w:r>
-      <w:r>
-        <w:rPr>
-          <w:noProof/>
-        </w:rPr>
-        <w:t>4</w:t>
-      </w:r>
-      <w:r>
-        <w:rPr>
-          <w:noProof/>
-        </w:rPr>
-        <w:t>).</w:t>
-      </w:r>
-      <w:commentRangeEnd w:id="5"/>
-      <w:r>
-        <w:commentReference w:id="5"/>
-      </w:r>
-    </w:p>
-    <w:p>
-      <w:pPr>
-        <w:rPr>
-          <w:noProof/>
-        </w:rPr>
-      </w:pPr>
-      <w:r>
-        <w:rPr>
-          <w:noProof/>
-        </w:rPr>
-        <w:t>Paralelamente, esse contexto evidencia uma dificuldade generalizada da população em compreender os mecanismos políticos e econômicos que sustentam essas práticas. A ausência de uma educação crítica limita o entendimento sobre os sistemas de produção, consumo e organização social, dificultando a participação cidadã e a mobilização por mudanças estruturais (E</w:t>
-      </w:r>
-      <w:r>
-        <w:rPr>
-          <w:noProof/>
-        </w:rPr>
-        <w:t>scolas</w:t>
-      </w:r>
-      <w:r>
-        <w:rPr>
-          <w:noProof/>
-        </w:rPr>
-        <w:t xml:space="preserve"> D</w:t>
-      </w:r>
-      <w:r>
-        <w:rPr>
-          <w:noProof/>
-        </w:rPr>
-        <w:t>isruptivas,</w:t>
-      </w:r>
-      <w:r>
-        <w:rPr>
-          <w:noProof/>
-        </w:rPr>
-        <w:t xml:space="preserve"> 2024</w:t>
-      </w:r>
-      <w:r>
-        <w:rPr>
-          <w:noProof/>
-        </w:rPr>
-        <w:t>). A falta de consciência política, entendida como a capacidade de analisar criticamente as estruturas de poder e suas implicações, reduz o engajamento democrático e enfraquece a construção de uma sociedade mais justa e participativa (E</w:t>
-      </w:r>
-      <w:r>
-        <w:rPr>
-          <w:noProof/>
-        </w:rPr>
-        <w:t>scolas</w:t>
-      </w:r>
-      <w:r>
-        <w:rPr>
-          <w:noProof/>
-        </w:rPr>
-        <w:t xml:space="preserve"> D</w:t>
-      </w:r>
-      <w:r>
-        <w:rPr>
-          <w:noProof/>
-        </w:rPr>
-        <w:t>isruptivas</w:t>
-      </w:r>
-      <w:r>
-        <w:rPr>
-          <w:noProof/>
-        </w:rPr>
-        <w:t>, 2024</w:t>
-      </w:r>
-      <w:r>
-        <w:rPr>
-          <w:noProof/>
-        </w:rPr>
-        <w:t>).</w:t>
-      </w:r>
-    </w:p>
-    <w:p>
-      <w:pPr>
-        <w:rPr>
-          <w:noProof/>
-        </w:rPr>
-      </w:pPr>
-      <w:r>
-        <w:rPr>
-          <w:noProof/>
-        </w:rPr>
-        <w:t>Além disso, as transformações tecnológicas, como a automação, a inteligência artificial e o avanço das plataformas digitais, intensificam esses desafios contemporâneos. Embora contribuam para o aumento da produtividade, da eficiência e da flexibilidade nas relações de trabalho, esses avanços também geram impactos sociais significativos, como o desemprego estrutural decorrente da substituição de atividades humanas por máquinas, a precarização dos vínculos empregatícios e o aumento da informalidade. Ademais, a dificuldade de adaptação das legislações trabalhistas aos novos modelos de trabalho evidencia a necessidade de políticas públicas e estratégias que acompanhem essas mudanças.</w:t>
-      </w:r>
-      <w:r>
-        <w:rPr>
-          <w:noProof/>
-        </w:rPr>
-        <w:t xml:space="preserve"> Acarretando em um impacto econômico direto, desvalorizando o trabalhador e gerando uma bolha instável e imperceptivel no mercado global, impossibilitando o poder de compra do cidadão médio. </w:t>
-      </w:r>
-      <w:r>
-        <w:rPr>
-          <w:noProof/>
-        </w:rPr>
-        <w:t>Nesse contexto, tais transformações não afetam apenas o mercado de trabalho, mas também influenciam diretamente as dinâmicas de consumo, a organização social e o desenvolvimento urbano, exigindo uma compreensão mais ampla e integrada da sociedade (</w:t>
-      </w:r>
-      <w:r>
-        <w:rPr>
-          <w:noProof/>
-        </w:rPr>
-        <w:t>Barbosa</w:t>
-      </w:r>
-      <w:r>
-        <w:rPr>
-          <w:noProof/>
-        </w:rPr>
-        <w:t>; D</w:t>
-      </w:r>
-      <w:r>
-        <w:rPr>
-          <w:noProof/>
-        </w:rPr>
-        <w:t>elegá</w:t>
-      </w:r>
-      <w:r>
-        <w:rPr>
-          <w:noProof/>
-        </w:rPr>
-        <w:t>, 2023).</w:t>
-      </w:r>
-    </w:p>
-    <w:p>
-      <w:pPr>
-        <w:rPr>
-          <w:noProof/>
-        </w:rPr>
-      </w:pPr>
-      <w:r>
-        <w:rPr>
-          <w:noProof/>
-        </w:rPr>
-        <w:t xml:space="preserve">Nesse sentido, o planejamento urbano surge como um elemento fundamental para enfrentar essas questões, ao propor estratégias que organizam o crescimento das cidades de forma sustentável, equilibrando desenvolvimento econômico, preservação ambiental e bem-estar social. Além disso, destaca-se a importância da participação cidadã nesse processo, garantindo decisões mais inclusivas e alinhadas às necessidades da população </w:t>
-      </w:r>
-      <w:commentRangeStart w:id="6"/>
-      <w:r>
-        <w:rPr>
-          <w:noProof/>
-        </w:rPr>
-        <w:t>(</w:t>
-      </w:r>
-      <w:r>
-        <w:rPr>
-          <w:noProof/>
-        </w:rPr>
-        <w:t>Martinez</w:t>
-      </w:r>
-      <w:r>
-        <w:rPr>
-          <w:noProof/>
-        </w:rPr>
-        <w:t>, 2025</w:t>
-      </w:r>
-      <w:r>
-        <w:rPr>
-          <w:noProof/>
-        </w:rPr>
-        <w:t>).</w:t>
-      </w:r>
-      <w:commentRangeEnd w:id="6"/>
-      <w:r>
-        <w:commentReference w:id="6"/>
+          <w:rFonts w:eastAsia="Arial" w:cs="Arial"/>
+          <w:noProof/>
+        </w:rPr>
+        <w:t>Salvatierra</w:t>
+      </w:r>
+      <w:r>
+        <w:rPr>
+          <w:rFonts w:eastAsia="Arial" w:cs="Arial"/>
+          <w:noProof/>
+        </w:rPr>
+        <w:t xml:space="preserve">, 2023). </w:t>
+      </w:r>
+      <w:commentRangeEnd w:id="8"/>
+      <w:r>
+        <w:commentReference w:id="8"/>
       </w:r>
     </w:p>
     <w:p>
       <w:pPr>
         <w:spacing w:before="240" w:after="240"/>
-      </w:pPr>
-      <w:commentRangeStart w:id="7"/>
-      <w:r>
         <w:rPr>
           <w:rFonts w:eastAsia="Arial" w:cs="Arial"/>
           <w:noProof/>
         </w:rPr>
-        <w:lastRenderedPageBreak/>
-        <w:t>Apesar da relevância dessas questões, ainda há pouco investimento em estratégias educacionais que abordem de forma acessível e interativa a relação entre avanço tecnológico, expansão urbana e preservação ambiental</w:t>
-      </w:r>
+      </w:pPr>
       <w:r>
         <w:rPr>
           <w:rFonts w:eastAsia="Arial" w:cs="Arial"/>
           <w:noProof/>
         </w:rPr>
-        <w:t>,</w:t>
+        <w:t>N</w:t>
       </w:r>
       <w:r>
         <w:rPr>
           <w:rFonts w:eastAsia="Arial" w:cs="Arial"/>
           <w:noProof/>
         </w:rPr>
-        <w:t xml:space="preserve"> </w:t>
+        <w:t>o contexto apresentado</w:t>
       </w:r>
       <w:r>
         <w:rPr>
           <w:rFonts w:eastAsia="Arial" w:cs="Arial"/>
           <w:noProof/>
         </w:rPr>
-        <w:t>principalmente em escolas</w:t>
+        <w:t>, observa-se a necessidade de desenvolver abordagens que integrem elementos educativos a experiências interativas, permitindo que os indivíduos compreendam, de forma prática, as consequências de decisões relacionadas ao uso dos recursos, à urbanização e à automação. Dessa forma, torna-se possível contribuir para o desenvolvimento do pensamento crítico e da consciência socioambiental, em consonância com os Objetivos de Desenvolvimento Sustentável, especialmente a ODS 9 (Indústria, Inovação e Infraestrutura), ODS 11 (Cidades e Comunidades Sustentáveis) e ODS 12 (Consumo e Produção Responsáveis)</w:t>
       </w:r>
       <w:r>
         <w:rPr>
           <w:rFonts w:eastAsia="Arial" w:cs="Arial"/>
           <w:noProof/>
         </w:rPr>
-        <w:t xml:space="preserve"> onde educariam os mais jovens desde cedo</w:t>
-      </w:r>
-      <w:r>
-        <w:rPr>
-          <w:rFonts w:eastAsia="Arial" w:cs="Arial"/>
-          <w:noProof/>
-        </w:rPr>
-        <w:t xml:space="preserve">. Grande parte das iniciativas voltadas ao uso de tecnologias digitais prioriza o entretenimento ou a eficiência técnica, sem explorar plenamente seu potencial para promover a conscientização crítica sobre os impactos dessas transformações. </w:t>
-      </w:r>
-      <w:r>
-        <w:rPr>
-          <w:rFonts w:eastAsia="Arial" w:cs="Arial"/>
-          <w:noProof/>
-        </w:rPr>
-        <w:t xml:space="preserve">Além disso, a própria dificuldade de integração efetiva das tecnologias no contexto educacional limita o desenvolvimento de práticas pedagógicas inovadoras e acessíveis </w:t>
-      </w:r>
-      <w:commentRangeStart w:id="8"/>
-      <w:r>
-        <w:rPr>
-          <w:rFonts w:eastAsia="Arial" w:cs="Arial"/>
-          <w:noProof/>
-        </w:rPr>
-        <w:t>(</w:t>
-      </w:r>
-      <w:r>
-        <w:rPr>
-          <w:rFonts w:eastAsia="Arial" w:cs="Arial"/>
-          <w:noProof/>
-        </w:rPr>
-        <w:t>Salvatierra</w:t>
-      </w:r>
-      <w:r>
-        <w:rPr>
-          <w:rFonts w:eastAsia="Arial" w:cs="Arial"/>
-          <w:noProof/>
-        </w:rPr>
-        <w:t xml:space="preserve">, 2023). </w:t>
-      </w:r>
-      <w:commentRangeEnd w:id="8"/>
-      <w:r>
-        <w:commentReference w:id="8"/>
-      </w:r>
-    </w:p>
-    <w:p>
-      <w:pPr>
-        <w:spacing w:before="240" w:after="240"/>
-        <w:rPr>
-          <w:rFonts w:eastAsia="Arial" w:cs="Arial"/>
-          <w:noProof/>
-        </w:rPr>
-      </w:pPr>
-      <w:r>
-        <w:rPr>
-          <w:rFonts w:eastAsia="Arial" w:cs="Arial"/>
-          <w:noProof/>
-        </w:rPr>
-        <w:t>N</w:t>
-      </w:r>
-      <w:r>
-        <w:rPr>
-          <w:rFonts w:eastAsia="Arial" w:cs="Arial"/>
-          <w:noProof/>
-        </w:rPr>
-        <w:t>o contexto apresentado</w:t>
-      </w:r>
-      <w:r>
-        <w:rPr>
-          <w:rFonts w:eastAsia="Arial" w:cs="Arial"/>
-          <w:noProof/>
-        </w:rPr>
-        <w:t>, observa-se a necessidade de desenvolver abordagens que integrem elementos educativos a experiências interativas, permitindo que os indivíduos compreendam, de forma prática, as consequências de decisões relacionadas ao uso dos recursos, à urbanização e à automação. Dessa forma, torna-se possível contribuir para o desenvolvimento do pensamento crítico e da consciência socioambiental, em consonância com os Objetivos de Desenvolvimento Sustentável, especialmente a ODS 9 (Indústria, Inovação e Infraestrutura), ODS 11 (Cidades e Comunidades Sustentáveis) e ODS 12 (Consumo e Produção Responsáveis)</w:t>
-      </w:r>
-      <w:r>
-        <w:rPr>
-          <w:rFonts w:eastAsia="Arial" w:cs="Arial"/>
-          <w:noProof/>
-        </w:rPr>
         <w:t>.</w:t>
       </w:r>
       <w:commentRangeEnd w:id="7"/>
@@ -2864,7 +4173,7 @@
       <w:pPr>
         <w:pStyle w:val="Ttulo2"/>
       </w:pPr>
-      <w:bookmarkStart w:id="9" w:name="_Toc302466969"/>
+      <w:bookmarkStart w:id="9" w:name="_Toc236896569"/>
       <w:commentRangeStart w:id="10"/>
       <w:commentRangeStart w:id="11"/>
       <w:r>
@@ -2873,31 +4182,65 @@
       <w:bookmarkEnd w:id="9"/>
     </w:p>
     <w:p>
-      <w:r>
+      <w:pPr>
+        <w:rPr>
+          <w:highlight w:val="yellow"/>
+        </w:rPr>
+      </w:pPr>
+      <w:r>
+        <w:rPr>
+          <w:highlight w:val="yellow"/>
+        </w:rPr>
         <w:t>É indiscutível, que uma cidade limpa é positiva aos olhos dos cidad</w:t>
       </w:r>
       <w:r>
+        <w:rPr>
+          <w:highlight w:val="yellow"/>
+        </w:rPr>
         <w:t xml:space="preserve">ãos. Cidades sem o cuidado necessário com o tema apresentam cada vez mais lixo, esse resíduo leva tempo para sua degradação natural, levando a um impacto ambiental que por consequência, afeta diretamente a qualidade de vida da sociedade (Vianna, 2015). Ademais, </w:t>
       </w:r>
       <w:r>
+        <w:rPr>
+          <w:highlight w:val="yellow"/>
+        </w:rPr>
         <w:t>um ambiente urbano em coexistência com aspectos naturais é recebido com maior satisfação por seus habitantes e conterrâneos, avaliada como uma area de qualidade maior, aumentando a felicidade e produtividade de</w:t>
       </w:r>
       <w:r>
+        <w:rPr>
+          <w:highlight w:val="yellow"/>
+        </w:rPr>
         <w:t xml:space="preserve"> uma população (Esperidião, 2021). Esses costumes costumam levar a um ciclo auto-suficiente e culturalmente enraizado, onde a população, em interesse de preservar sua atmosfera, costuma diminuir seu disperdicio, melhorando o ambiente e por conscequência, repetindo o ciclo (Esperidião, 2021).</w:t>
       </w:r>
     </w:p>
     <w:p>
-      <w:r>
+      <w:pPr>
+        <w:rPr>
+          <w:highlight w:val="yellow"/>
+        </w:rPr>
+      </w:pPr>
+      <w:r>
+        <w:rPr>
+          <w:highlight w:val="yellow"/>
+        </w:rPr>
         <w:lastRenderedPageBreak/>
         <w:t>Em conjunto desses fatores, a procura de uma melhor educação pode impedir a ocultação de fatos e a manipulação de massas, levando a uma sociedade mais consciênte sobre os problemas da humanidade e como soluciona-los (</w:t>
       </w:r>
       <w:r>
+        <w:rPr>
+          <w:highlight w:val="yellow"/>
+        </w:rPr>
         <w:t>Santos, 2021</w:t>
       </w:r>
       <w:r>
+        <w:rPr>
+          <w:highlight w:val="yellow"/>
+        </w:rPr>
         <w:t>)</w:t>
       </w:r>
       <w:r>
+        <w:rPr>
+          <w:highlight w:val="yellow"/>
+        </w:rPr>
         <w:t>.</w:t>
       </w:r>
     </w:p>
@@ -2906,6 +4249,7 @@
         <w:rPr>
           <w:rFonts w:eastAsia="Arial" w:cs="Arial"/>
           <w:noProof/>
+          <w:highlight w:val="yellow"/>
         </w:rPr>
       </w:pPr>
       <w:commentRangeStart w:id="12"/>
@@ -2914,6 +4258,7 @@
         <w:rPr>
           <w:rFonts w:eastAsia="Arial" w:cs="Arial"/>
           <w:noProof/>
+          <w:highlight w:val="yellow"/>
         </w:rPr>
         <w:t>O uso de jogos digitais como ferramentas educacionais apresenta grande potencial para a conscientização de diferentes públicos, desde os mais jovens até os mais velhos. Essa abordagem ganhou ainda mais relevância no contexto da pandemia, período em que o ensino passou a ocorrer majoritariamente por meio de plataformas digitais, aproximando o uso da tecnologia do cotidiano educacional. Nesse cenário, os jogos destacam-se por serem uma linguagem mais acessível e atrativa, especialmente para o público jovem, facilitando o engajamento e a assimilação de conteúdos complexos (S</w:t>
       </w:r>
@@ -2921,6 +4266,7 @@
         <w:rPr>
           <w:rFonts w:eastAsia="Arial" w:cs="Arial"/>
           <w:noProof/>
+          <w:highlight w:val="yellow"/>
         </w:rPr>
         <w:t>ict</w:t>
       </w:r>
@@ -2928,6 +4274,7 @@
         <w:rPr>
           <w:rFonts w:eastAsia="Arial" w:cs="Arial"/>
           <w:noProof/>
+          <w:highlight w:val="yellow"/>
         </w:rPr>
         <w:t>, 2024).</w:t>
       </w:r>
@@ -2937,12 +4284,14 @@
         <w:rPr>
           <w:rFonts w:eastAsia="Arial" w:cs="Arial"/>
           <w:noProof/>
+          <w:highlight w:val="yellow"/>
         </w:rPr>
       </w:pPr>
       <w:r>
         <w:rPr>
           <w:rFonts w:eastAsia="Arial" w:cs="Arial"/>
           <w:noProof/>
+          <w:highlight w:val="yellow"/>
         </w:rPr>
         <w:t>Dentro desse contexto, existem exemplos de jogos que abordam a temática da preservação ambiental e os impactos da ação humana sobre a natureza. Um exemplo é o jogo Endling: Extinction is Forever (2022), no qual o jogador controla uma raposa em um ambiente degradado pela intervenção humana, enfrentando desafios para sobreviver enquanto cuida de seus filhotes. O jogo não apenas retrata a devastação ambiental, mas também promove reflexões sobre a importância da conservação dos ecossistemas e as consequências da exploração descontrolada dos recursos naturais (L</w:t>
       </w:r>
@@ -2950,6 +4299,7 @@
         <w:rPr>
           <w:rFonts w:eastAsia="Arial" w:cs="Arial"/>
           <w:noProof/>
+          <w:highlight w:val="yellow"/>
         </w:rPr>
         <w:t>ima</w:t>
       </w:r>
@@ -2957,6 +4307,7 @@
         <w:rPr>
           <w:rFonts w:eastAsia="Arial" w:cs="Arial"/>
           <w:noProof/>
+          <w:highlight w:val="yellow"/>
         </w:rPr>
         <w:t>, 2022).</w:t>
       </w:r>
@@ -2966,6 +4317,7 @@
         <w:rPr>
           <w:rFonts w:eastAsia="Arial" w:cs="Arial"/>
           <w:noProof/>
+          <w:highlight w:val="yellow"/>
         </w:rPr>
         <w:t xml:space="preserve">Diante desse cenário, torna-se evidente a importância de desenvolver soluções educativas inovadoras que utilizem o potencial dos jogos digitais para promover a conscientização socioambiental. Nesse sentido, a criação do projeto Thermautomata justifica-se pela proposta de simular, de forma interativa, o </w:t>
       </w:r>
@@ -2973,6 +4325,7 @@
         <w:rPr>
           <w:rFonts w:eastAsia="Arial" w:cs="Arial"/>
           <w:noProof/>
+          <w:highlight w:val="yellow"/>
         </w:rPr>
         <w:t>equilíbrio entre o avanço tecnológico, a automação, o crescimento urbano, a gestão responsável dos recursos e a preservação da natureza.</w:t>
       </w:r>
@@ -2980,6 +4333,7 @@
         <w:rPr>
           <w:rFonts w:eastAsia="Arial" w:cs="Arial"/>
           <w:noProof/>
+          <w:highlight w:val="yellow"/>
         </w:rPr>
         <w:t xml:space="preserve"> Ao permitir que os usuários experimentem as consequências de suas decisões dentro do jogo, a ferramenta contribui para o desenvolvimento do pensamento crítico e para a formação de uma consciência mais sustentável, alinhando-se às demandas contemporâneas de educação e responsabilidade ambiental</w:t>
       </w:r>
@@ -2987,6 +4341,7 @@
         <w:rPr>
           <w:rFonts w:eastAsia="Arial" w:cs="Arial"/>
           <w:noProof/>
+          <w:highlight w:val="yellow"/>
         </w:rPr>
         <w:t xml:space="preserve"> (Redação SC, 2026)</w:t>
       </w:r>
@@ -2994,23 +4349,36 @@
         <w:rPr>
           <w:rFonts w:eastAsia="Arial" w:cs="Arial"/>
           <w:noProof/>
+          <w:highlight w:val="yellow"/>
         </w:rPr>
         <w:t>.</w:t>
       </w:r>
       <w:commentRangeEnd w:id="12"/>
       <w:r>
+        <w:rPr>
+          <w:highlight w:val="yellow"/>
+        </w:rPr>
         <w:commentReference w:id="12"/>
       </w:r>
       <w:commentRangeEnd w:id="13"/>
       <w:r>
+        <w:rPr>
+          <w:highlight w:val="yellow"/>
+        </w:rPr>
         <w:commentReference w:id="13"/>
       </w:r>
       <w:commentRangeEnd w:id="10"/>
       <w:r>
+        <w:rPr>
+          <w:highlight w:val="yellow"/>
+        </w:rPr>
         <w:commentReference w:id="10"/>
       </w:r>
       <w:commentRangeEnd w:id="11"/>
       <w:r>
+        <w:rPr>
+          <w:highlight w:val="yellow"/>
+        </w:rPr>
         <w:commentReference w:id="11"/>
       </w:r>
     </w:p>
@@ -3018,7 +4386,7 @@
       <w:pPr>
         <w:pStyle w:val="Ttulo2"/>
       </w:pPr>
-      <w:bookmarkStart w:id="14" w:name="_Toc1188228394"/>
+      <w:bookmarkStart w:id="14" w:name="_Toc236896570"/>
       <w:r>
         <w:lastRenderedPageBreak/>
         <w:t>Objetivos</w:t>
@@ -3029,7 +4397,7 @@
       <w:pPr>
         <w:pStyle w:val="Ttulo3"/>
       </w:pPr>
-      <w:bookmarkStart w:id="15" w:name="_Toc477761157"/>
+      <w:bookmarkStart w:id="15" w:name="_Toc236896571"/>
       <w:r>
         <w:t>Objetivo Geral</w:t>
       </w:r>
@@ -3056,7 +4424,7 @@
       <w:pPr>
         <w:pStyle w:val="Ttulo3"/>
       </w:pPr>
-      <w:bookmarkStart w:id="16" w:name="_Toc710931449"/>
+      <w:bookmarkStart w:id="16" w:name="_Toc236896572"/>
       <w:r>
         <w:t>Objetivos Específicos</w:t>
       </w:r>
@@ -3071,10 +4439,7 @@
         </w:numPr>
       </w:pPr>
       <w:r>
-        <w:t>Promover conhecimento aprimorado</w:t>
-      </w:r>
-      <w:r>
-        <w:t xml:space="preserve"> sobre a política.</w:t>
+        <w:t>Conscientização sobre a política.</w:t>
       </w:r>
     </w:p>
     <w:p>
@@ -3086,10 +4451,7 @@
         </w:numPr>
       </w:pPr>
       <w:r>
-        <w:t>Demonstrar</w:t>
-      </w:r>
-      <w:r>
-        <w:t xml:space="preserve"> a complexidade de uma cadeia de produção.</w:t>
+        <w:t>Conscientização sobre a complexidade de uma cadeia de produção.</w:t>
       </w:r>
     </w:p>
     <w:p>
@@ -3101,10 +4463,7 @@
         </w:numPr>
       </w:pPr>
       <w:r>
-        <w:t>Conscientizar usuários</w:t>
-      </w:r>
-      <w:r>
-        <w:t xml:space="preserve"> em relação às dificuldades da transferência de tecnologias e modo de geração de energia.</w:t>
+        <w:t>Conscientização em relação às dificuldades da transferência de tecnologias e modo de geração de energia.</w:t>
       </w:r>
     </w:p>
     <w:p>
@@ -3128,17 +4487,14 @@
         </w:numPr>
       </w:pPr>
       <w:r>
-        <w:t>Inteirar usuários com informações</w:t>
-      </w:r>
-      <w:r>
-        <w:t xml:space="preserve"> sobre os impactos da poluição humana.</w:t>
+        <w:t>Conscientização sobre os impactos da poluição humana.</w:t>
       </w:r>
     </w:p>
     <w:p>
       <w:pPr>
         <w:pStyle w:val="Ttulo2"/>
       </w:pPr>
-      <w:bookmarkStart w:id="17" w:name="_Toc651295823"/>
+      <w:bookmarkStart w:id="17" w:name="_Toc236896573"/>
       <w:r>
         <w:t>Metodologia</w:t>
       </w:r>
@@ -3147,139 +4503,132 @@
     <w:p>
       <w:pPr>
         <w:rPr>
-          <w:rFonts w:ascii="Times New Roman" w:hAnsi="Times New Roman"/>
-        </w:rPr>
-      </w:pPr>
-      <w:bookmarkStart w:id="18" w:name="_Toc1170627315"/>
-      <w:r>
-        <w:t xml:space="preserve">O desenvolvimento do jogo </w:t>
-      </w:r>
-      <w:proofErr w:type="spellStart"/>
-      <w:r>
-        <w:t>Thermautomata</w:t>
-      </w:r>
-      <w:proofErr w:type="spellEnd"/>
-      <w:r>
-        <w:t xml:space="preserve"> fundamentou-se em três abordagens metodológicas complementares: a pesquisa bibliográfica e exploratória, a pesquisa de campo e a pesquisa aplicada de caráter experimental. A adoção dessas metodologias teve como finalidade identificar as necessidades e expectativas do público-alvo e, posteriormente, desenvolver uma solução digital capaz de proporcionar uma experiência lúdica e desafiadora.</w:t>
-      </w:r>
-    </w:p>
-    <w:p>
-      <w:r>
-        <w:t xml:space="preserve">Inicialmente, foi realizada uma pesquisa bibliográfica e exploratória, visando reunir conhecimentos sobre os conceitos que fundamentam o desenvolvimento de jogos digitais, bem como os princípios de </w:t>
-      </w:r>
-      <w:r>
-        <w:rPr>
-          <w:i/>
-          <w:iCs/>
-        </w:rPr>
-        <w:t>game design</w:t>
-      </w:r>
-      <w:r>
-        <w:t>, experiência do usuário (UX), balanceamento de mecânicas e gerenciamento de recursos. Além disso, foram analisadas obras e estudos relacionados aos gêneros que serviram de referência para a concepção do projeto, possibilitando a definição dos principais requisitos funcionais e conceituais do jogo.</w:t>
-      </w:r>
-    </w:p>
-    <w:p>
-      <w:r>
-        <w:t xml:space="preserve">De forma paralela, foi empregada a metodologia </w:t>
-      </w:r>
-      <w:r>
-        <w:t xml:space="preserve">Design </w:t>
-      </w:r>
-      <w:proofErr w:type="spellStart"/>
-      <w:r>
-        <w:t>Thinking</w:t>
-      </w:r>
-      <w:proofErr w:type="spellEnd"/>
-      <w:r>
-        <w:t xml:space="preserve">, utilizada como suporte durante todas as etapas do desenvolvimento. O processo contemplou </w:t>
-      </w:r>
-      <w:r>
+          <w:noProof/>
+        </w:rPr>
+      </w:pPr>
+      <w:r>
+        <w:rPr>
+          <w:noProof/>
+        </w:rPr>
+        <w:t>Lorem ipsum dolor sit amet, consectetuer adipiscing elit. Maecenas porttitor congue massa. Fusce posuere, magna sed pulvinar ultricies, purus lectus malesuada libero, sit amet commodo magna eros quis urna.</w:t>
+      </w:r>
+    </w:p>
+    <w:p>
+      <w:pPr>
+        <w:rPr>
+          <w:noProof/>
+        </w:rPr>
+      </w:pPr>
+      <w:r>
+        <w:rPr>
+          <w:noProof/>
+        </w:rPr>
+        <w:t>Nunc viverra imperdiet enim. Fusce est. Vivamus a tellus.</w:t>
+      </w:r>
+    </w:p>
+    <w:p>
+      <w:pPr>
+        <w:rPr>
+          <w:noProof/>
+        </w:rPr>
+      </w:pPr>
+      <w:r>
+        <w:rPr>
+          <w:noProof/>
+        </w:rPr>
+        <w:t>Pellentesque habitant morbi tristique senectus et netus et malesuada fames ac turpis egestas. Proin pharetra nonummy pede. Mauris et orci.</w:t>
+      </w:r>
+    </w:p>
+    <w:p>
+      <w:pPr>
+        <w:rPr>
+          <w:noProof/>
+        </w:rPr>
+      </w:pPr>
+      <w:r>
+        <w:rPr>
+          <w:noProof/>
+        </w:rPr>
+        <w:t>Aenean nec lorem. In porttitor. Donec laoreet nonummy augue.</w:t>
+      </w:r>
+    </w:p>
+    <w:p>
+      <w:r>
+        <w:rPr>
+          <w:noProof/>
+        </w:rPr>
+        <w:t>Suspendisse dui purus, scelerisque at, vulputate vitae, pretium mattis, nunc. Mauris eget neque at sem venenatis eleifend. Ut nonummy.</w:t>
+      </w:r>
+    </w:p>
+    <w:p>
+      <w:pPr>
+        <w:pStyle w:val="Ttulo2"/>
+      </w:pPr>
+      <w:bookmarkStart w:id="18" w:name="_Toc236896574"/>
+      <w:r>
+        <w:t>Resultados Esperados</w:t>
+      </w:r>
+      <w:bookmarkEnd w:id="18"/>
+    </w:p>
+    <w:p>
+      <w:pPr>
+        <w:rPr>
+          <w:noProof/>
+        </w:rPr>
+      </w:pPr>
+      <w:r>
+        <w:rPr>
+          <w:noProof/>
+        </w:rPr>
+        <w:t>Lorem ipsum dolor sit amet, consectetuer adipiscing elit. Maecenas porttitor congue massa. Fusce posuere, magna sed pulvinar ultricies, purus lectus malesuada libero, sit amet commodo magna eros quis urna.</w:t>
+      </w:r>
+    </w:p>
+    <w:p>
+      <w:pPr>
+        <w:rPr>
+          <w:noProof/>
+        </w:rPr>
+      </w:pPr>
+      <w:r>
+        <w:rPr>
+          <w:noProof/>
+        </w:rPr>
         <w:lastRenderedPageBreak/>
-        <w:t>as fases de imersão, definição, ideação, prototipação e testes, permitindo compreender o contexto do problema, levantar requisitos, propor soluções e aperfeiçoar continuamente as mecânicas e funcionalidades implementadas. Essa abordagem contribuiu para que o desenvolvimento permanecesse centrado nas necessidades dos usuários e na melhoria contínua da experiência proporcionada pelo jogo.</w:t>
-      </w:r>
-    </w:p>
-    <w:p>
-      <w:r>
-        <w:t>Na etapa exploratória, foi conduzida uma pesquisa de campo com potenciais jogadores. O objetivo dessa etapa consistiu em identificar preferências, dificuldades, expectativas e características consideradas relevantes, fornecendo subsídios para a definição das mecânicas de jogo, da progressão do jogador e dos elementos de interface.</w:t>
-      </w:r>
-    </w:p>
-    <w:p>
-      <w:r>
-        <w:t xml:space="preserve">Concluídas as etapas de investigação, iniciou-se o desenvolvimento do </w:t>
-      </w:r>
-      <w:proofErr w:type="spellStart"/>
-      <w:r>
-        <w:t>Thermautomata</w:t>
-      </w:r>
-      <w:proofErr w:type="spellEnd"/>
-      <w:r>
-        <w:t xml:space="preserve">, caracterizando a fase de pesquisa aplicada. Para o gerenciamento das atividades da equipe foi adotada a metodologia ágil </w:t>
-      </w:r>
-      <w:r>
-        <w:t>Scrum</w:t>
-      </w:r>
-      <w:r>
-        <w:t>, possibilitando a organização das tarefas em ciclos de desenvolvimento, o acompanhamento contínuo das funcionalidades implementadas e a realização de ajustes ao longo do projeto.</w:t>
-      </w:r>
-    </w:p>
-    <w:p>
-      <w:r>
-        <w:t xml:space="preserve">O desenvolvimento do jogo foi realizado utilizando o programa </w:t>
-      </w:r>
-      <w:r>
-        <w:t>Godot</w:t>
-      </w:r>
-      <w:r>
-        <w:t xml:space="preserve"> como plataforma principal de programaçã</w:t>
-      </w:r>
-      <w:r>
-        <w:t>o</w:t>
-      </w:r>
-      <w:r>
-        <w:t xml:space="preserve">, enquanto o </w:t>
-      </w:r>
-      <w:r>
-        <w:t>Blender</w:t>
-      </w:r>
-      <w:r>
-        <w:t xml:space="preserve"> foi empregado na modelagem e produção dos recursos tridimensionais utilizados no ambiente virtual. As funcionalidades foram implementadas de forma incremental, priorizando aquelas consideradas essenciais com base nos resultados obtidos durante a pesquisa de campo. Ao longo do desenvolvimento, foram realizados testes internos de funcionamento e usabilidade, permitindo a identificação de falhas, o refinamento das mecânicas e a validação contínua da solução proposta.</w:t>
-      </w:r>
-    </w:p>
-    <w:p>
-      <w:pPr>
-        <w:pStyle w:val="Ttulo2"/>
-      </w:pPr>
-      <w:r>
-        <w:t>Resultados Esperados</w:t>
-      </w:r>
-      <w:bookmarkEnd w:id="18"/>
-    </w:p>
-    <w:p>
-      <w:pPr>
-        <w:rPr>
-          <w:noProof/>
-        </w:rPr>
-      </w:pPr>
-      <w:r>
-        <w:rPr>
-          <w:noProof/>
-        </w:rPr>
-        <w:t xml:space="preserve">Os usuários do projeto devem obter um conhecimento maior e mais aprofundado sobre tópicos como a política, automação e estrategias sociais de combate à poluição. Há expectativa de que o projeto possua um efeito benefico e imediato sobre seus usuários, permitindo que os mesmos possuam uma boa experiência </w:t>
-      </w:r>
-      <w:r>
-        <w:rPr>
-          <w:noProof/>
-        </w:rPr>
-        <w:t>de jogo e de interação.</w:t>
-      </w:r>
-    </w:p>
-    <w:p>
-      <w:r>
-        <w:rPr>
-          <w:noProof/>
-        </w:rPr>
-        <w:lastRenderedPageBreak/>
-        <w:t xml:space="preserve">Espera-se que o jogo possua um grande público, atraindo usuários que busquem comprar o jogo. Dessa forma, sera possível que o projeto seja continuamente desenvolvido e aprimorado, o que ajudará a equipe a idealizar e criar projetos similares posteriormente. </w:t>
+        <w:t>Nunc viverra imperdiet enim. Fusce est. Vivamus a tellus.</w:t>
+      </w:r>
+    </w:p>
+    <w:p>
+      <w:pPr>
+        <w:rPr>
+          <w:noProof/>
+        </w:rPr>
+      </w:pPr>
+      <w:r>
+        <w:rPr>
+          <w:noProof/>
+        </w:rPr>
+        <w:t>Pellentesque habitant morbi tristique senectus et netus et malesuada fames ac turpis egestas. Proin pharetra nonummy pede. Mauris et orci.</w:t>
+      </w:r>
+    </w:p>
+    <w:p>
+      <w:pPr>
+        <w:rPr>
+          <w:noProof/>
+        </w:rPr>
+      </w:pPr>
+      <w:r>
+        <w:rPr>
+          <w:noProof/>
+        </w:rPr>
+        <w:t>Aenean nec lorem. In porttitor. Donec laoreet nonummy augue.</w:t>
+      </w:r>
+    </w:p>
+    <w:p>
+      <w:r>
+        <w:rPr>
+          <w:noProof/>
+        </w:rPr>
+        <w:t>Suspendisse dui purus, scelerisque at, vulputate vitae, pretium mattis, nunc. Mauris eget neque at sem venenatis eleifend. Ut nonummy.</w:t>
       </w:r>
     </w:p>
     <w:p>
@@ -3291,7 +4640,7 @@
       <w:pPr>
         <w:pStyle w:val="Ttulo1"/>
       </w:pPr>
-      <w:bookmarkStart w:id="19" w:name="_Toc1867451136"/>
+      <w:bookmarkStart w:id="19" w:name="_Toc236896575"/>
       <w:r>
         <w:lastRenderedPageBreak/>
         <w:t>REFERENCIAL TEÓRICO</w:t>
@@ -3310,9 +4659,11 @@
       <w:pPr>
         <w:pStyle w:val="Ttulo2"/>
       </w:pPr>
+      <w:bookmarkStart w:id="20" w:name="_Toc236896576"/>
       <w:r>
         <w:t>Política no Mundo Moderno</w:t>
       </w:r>
+      <w:bookmarkEnd w:id="20"/>
     </w:p>
     <w:p>
       <w:r>
@@ -3345,12 +4696,14 @@
           <w:noProof/>
         </w:rPr>
       </w:pPr>
+      <w:bookmarkStart w:id="21" w:name="_Toc236896577"/>
       <w:r>
         <w:rPr>
           <w:noProof/>
         </w:rPr>
         <w:t>Jogos como Ferramentas Educacionais</w:t>
       </w:r>
+      <w:bookmarkEnd w:id="21"/>
     </w:p>
     <w:p>
       <w:pPr>
@@ -3457,135 +4810,273 @@
     </w:p>
     <w:p>
       <w:pPr>
-        <w:rPr>
-          <w:rFonts w:eastAsia="Calibri"/>
-          <w:noProof/>
-          <w:szCs w:val="24"/>
-        </w:rPr>
-      </w:pPr>
-    </w:p>
-    <w:p>
-      <w:pPr>
-        <w:rPr>
-          <w:noProof/>
-        </w:rPr>
-      </w:pPr>
-    </w:p>
-    <w:p>
-      <w:pPr>
         <w:pStyle w:val="Ttulo2"/>
-      </w:pPr>
-      <w:bookmarkStart w:id="20" w:name="_Toc1205245770"/>
+        <w:rPr>
+          <w:noProof/>
+        </w:rPr>
+      </w:pPr>
+      <w:r>
+        <w:rPr>
+          <w:noProof/>
+        </w:rPr>
+        <w:t>Automação Industrial na Sociedade Atual</w:t>
+      </w:r>
+    </w:p>
+    <w:p>
+      <w:pPr>
+        <w:ind w:left="709"/>
+      </w:pPr>
+      <w:r>
+        <w:t>A automação industrial é o uso de tecnologias, equipamentos e sistemas para controlar e executar processos de produção com pouca ou nenhuma intervenção humana direta. Ela combina recursos como sensores, controladores, softwares e máquinas inteligentes para realizar tarefas de forma automática, garantindo maior precisão, rapidez e eficiência nas operações.</w:t>
+      </w:r>
+      <w:r>
+        <w:t xml:space="preserve"> (</w:t>
+      </w:r>
+      <w:r>
+        <w:t>M</w:t>
+      </w:r>
+      <w:r>
+        <w:t>assa Pesagem e Automação Industrial</w:t>
+      </w:r>
+      <w:r>
+        <w:t>, 2020).</w:t>
+      </w:r>
+    </w:p>
+    <w:p>
+      <w:pPr>
+        <w:ind w:left="709"/>
+      </w:pPr>
+      <w:r>
+        <w:lastRenderedPageBreak/>
+        <w:t>Diferentemente da mecanização, que consiste apenas em substituir o esforço físico humano por máquinas, a automação permite que os equipamentos tomem decisões previamente programadas, monitorem o funcionamento da produção e realizem ajustes quando necessário. Dessa forma, o operador passa a desempenhar funções de supervisão, programação e manutenção dos sistemas, em vez de executar manualmente todas as etapas do processo.</w:t>
+      </w:r>
+      <w:r>
+        <w:t xml:space="preserve"> (</w:t>
+      </w:r>
+      <w:r>
+        <w:t>M</w:t>
+      </w:r>
+      <w:r>
+        <w:t>assa Pesagem e Automação Industrial</w:t>
+      </w:r>
+      <w:r>
+        <w:t>, 2020).</w:t>
+      </w:r>
+    </w:p>
+    <w:p>
+      <w:pPr>
+        <w:ind w:left="709"/>
+      </w:pPr>
+      <w:r>
+        <w:t>Atualmente, a automação industrial é um dos principais pilares da Indústria 4.0, pois integra tecnologias digitais, comunicação entre máquinas e análise de dados para tornar a produção mais inteligente. Entre seus principais benefícios estão o aumento da produtividade, a redução de falhas e desperdícios, a melhoria da qualidade dos produtos, a diminuição dos custos operacionais e o aumento da segurança dos trabalhadores, especialmente em atividades de maior risco.</w:t>
+      </w:r>
+      <w:r>
+        <w:t xml:space="preserve"> (</w:t>
+      </w:r>
+      <w:r>
+        <w:t>M</w:t>
+      </w:r>
+      <w:r>
+        <w:t>assa Pesagem e Automação Industrial</w:t>
+      </w:r>
+      <w:r>
+        <w:t>, 2020).</w:t>
+      </w:r>
+    </w:p>
+    <w:p>
+      <w:pPr>
+        <w:ind w:left="709"/>
+      </w:pPr>
+      <w:r>
+        <w:t>Por esses motivos, a automação industrial tornou-se um fator estratégico para empresas que desejam aumentar sua competitividade, otimizar seus processos produtivos e atender às exigências de um mercado cada vez mais tecnológico e dinâmico.</w:t>
+      </w:r>
+      <w:r>
+        <w:t xml:space="preserve"> (</w:t>
+      </w:r>
+      <w:r>
+        <w:t>M</w:t>
+      </w:r>
+      <w:r>
+        <w:t>assa Pesagem e Automação Industrial</w:t>
+      </w:r>
+      <w:r>
+        <w:t>, 2020).</w:t>
+      </w:r>
+    </w:p>
+    <w:p>
+      <w:pPr>
+        <w:pStyle w:val="Ttulo2"/>
+      </w:pPr>
+      <w:bookmarkStart w:id="22" w:name="_Toc236896579"/>
       <w:r>
         <w:t>Tecnologias Utilizadas no Desenvolvimento do Projeto</w:t>
       </w:r>
-      <w:bookmarkEnd w:id="20"/>
+      <w:bookmarkEnd w:id="22"/>
     </w:p>
     <w:p>
       <w:r>
         <w:t xml:space="preserve">O desenvolvimento do projeto exigiu a utilização de diferentes tecnologias e ferramentas voltadas à programação, desenvolvimento web, produção de recursos multimídia </w:t>
       </w:r>
       <w:r>
-        <w:t xml:space="preserve">e documentação. A seleção dessas tecnologias considerou fatores como facilidade de uso, desempenho, compatibilidade e disponibilidade de documentação, </w:t>
-      </w:r>
-      <w:r>
+        <w:t xml:space="preserve">e documentação. A seleção dessas tecnologias considerou fatores como facilidade de uso, desempenho, compatibilidade e disponibilidade de documentação, contribuindo para a implementação das funcionalidades e para </w:t>
+      </w:r>
+      <w:r>
+        <w:t>a organização do projeto.</w:t>
+      </w:r>
+    </w:p>
+    <w:p>
+      <w:pPr>
+        <w:pStyle w:val="Ttulo3"/>
+      </w:pPr>
+      <w:bookmarkStart w:id="23" w:name="_Toc236896580"/>
+      <w:r>
+        <w:t xml:space="preserve">Godot </w:t>
+      </w:r>
+      <w:r>
+        <w:t xml:space="preserve">Engine </w:t>
+      </w:r>
+      <w:r>
+        <w:t>e GDScript</w:t>
+      </w:r>
+      <w:bookmarkEnd w:id="23"/>
+    </w:p>
+    <w:p>
+      <w:r>
+        <w:rPr>
+          <w:noProof/>
+        </w:rPr>
+        <w:t>A</w:t>
+      </w:r>
+      <w:r>
+        <w:rPr>
+          <w:noProof/>
+        </w:rPr>
+        <w:t xml:space="preserve"> Godot Engine é um programa utilizado para criar jogos digitais. Ela reúne diversas ferramentas em um só lugar, permitindo desenvolver jogos em 2D e 3D de forma mais simples, sem precisar criar tudo do zero. Com ela, é possível criar personagens, cenários, animações e programar o funcionamento do jogo</w:t>
+      </w:r>
+      <w:r>
+        <w:rPr>
+          <w:noProof/>
+        </w:rPr>
+        <w:t xml:space="preserve">. Depois de </w:t>
+      </w:r>
+      <w:r>
+        <w:rPr>
+          <w:noProof/>
+        </w:rPr>
         <w:lastRenderedPageBreak/>
-        <w:t xml:space="preserve">contribuindo para a implementação das funcionalidades e para </w:t>
-      </w:r>
-      <w:r>
-        <w:t>a organização do projeto.</w:t>
+        <w:t>tudo pronto, o jogo pode ser publicado em diferentes plataformas, como computadores ou celulares, além d</w:t>
+      </w:r>
+      <w:r>
+        <w:rPr>
+          <w:noProof/>
+        </w:rPr>
+        <w:t>a</w:t>
+      </w:r>
+      <w:r>
+        <w:rPr>
+          <w:noProof/>
+        </w:rPr>
+        <w:t xml:space="preserve"> Godot ser uma ferramenta gratuita e de código aberto, o que permite que qualquer pessoa possa utilizá-la livremente para desenvolver seu</w:t>
+      </w:r>
+      <w:r>
+        <w:rPr>
+          <w:noProof/>
+        </w:rPr>
+        <w:t>s próprios jogos.</w:t>
+      </w:r>
+      <w:r>
+        <w:rPr>
+          <w:noProof/>
+        </w:rPr>
+        <w:t xml:space="preserve"> (Godot Community, 2014)</w:t>
+      </w:r>
+    </w:p>
+    <w:p>
+      <w:r>
+        <w:rPr>
+          <w:noProof/>
+        </w:rPr>
+        <w:t>A</w:t>
+      </w:r>
+      <w:r>
+        <w:rPr>
+          <w:noProof/>
+        </w:rPr>
+        <w:t xml:space="preserve"> GDScript é a linguagem de programação criada especialmente para o Godot Engine. Ela é utilizada para controlar o funcionamento dos jogos, como o movimento dos personagens, as ações dos inimigos e os eventos que acontecem</w:t>
+      </w:r>
+      <w:r>
+        <w:rPr>
+          <w:noProof/>
+        </w:rPr>
+        <w:t xml:space="preserve">. </w:t>
+      </w:r>
+      <w:r>
+        <w:rPr>
+          <w:noProof/>
+        </w:rPr>
+        <w:t>Por ter sido desenvolvida para a Godot, a GDScript funciona de forma integrada à engine, tornando o desenvolvimento de jogos mais prático e eficiente.</w:t>
+      </w:r>
+      <w:r>
+        <w:rPr>
+          <w:noProof/>
+        </w:rPr>
+        <w:t xml:space="preserve"> (Godot Community, 2014)</w:t>
       </w:r>
     </w:p>
     <w:p>
       <w:pPr>
         <w:pStyle w:val="Ttulo3"/>
-      </w:pPr>
-      <w:bookmarkStart w:id="21" w:name="_Toc1663456373"/>
-      <w:r>
-        <w:t xml:space="preserve">Godot </w:t>
-      </w:r>
-      <w:r>
-        <w:t xml:space="preserve">Engine </w:t>
-      </w:r>
-      <w:r>
-        <w:t>e GDScript</w:t>
-      </w:r>
-      <w:bookmarkEnd w:id="21"/>
-    </w:p>
-    <w:p>
-      <w:r>
-        <w:rPr>
-          <w:noProof/>
-        </w:rPr>
-        <w:t>A</w:t>
-      </w:r>
-      <w:r>
-        <w:rPr>
-          <w:noProof/>
-        </w:rPr>
-        <w:t xml:space="preserve"> Godot Engine é um programa utilizado para criar jogos digitais. Ela reúne diversas ferramentas em um só lugar, permitindo desenvolver jogos em 2D e 3D de forma mais simples, sem precisar criar tudo do zero. Com ela, é possível criar personagens, cenários, animações e programar o funcionamento do jogo</w:t>
-      </w:r>
-      <w:r>
-        <w:rPr>
-          <w:noProof/>
-        </w:rPr>
-        <w:t>. Depois de tudo pronto, o jogo pode ser publicado em diferentes plataformas, como computadores ou celulares, além d</w:t>
-      </w:r>
-      <w:r>
-        <w:rPr>
-          <w:noProof/>
-        </w:rPr>
-        <w:t>a</w:t>
-      </w:r>
-      <w:r>
-        <w:rPr>
-          <w:noProof/>
-        </w:rPr>
-        <w:t xml:space="preserve"> Godot ser uma ferramenta gratuita e de código aberto, o que permite que qualquer pessoa possa utilizá-la livremente para desenvolver seu</w:t>
-      </w:r>
-      <w:r>
-        <w:rPr>
-          <w:noProof/>
-        </w:rPr>
-        <w:t>s próprios jogos.</w:t>
-      </w:r>
-      <w:r>
-        <w:rPr>
-          <w:noProof/>
-        </w:rPr>
-        <w:t xml:space="preserve"> (Godot Community, 2014)</w:t>
-      </w:r>
-    </w:p>
-    <w:p>
-      <w:r>
-        <w:rPr>
-          <w:noProof/>
-        </w:rPr>
-        <w:t>A</w:t>
-      </w:r>
-      <w:r>
-        <w:rPr>
-          <w:noProof/>
-        </w:rPr>
-        <w:t xml:space="preserve"> GDScript é a linguagem de programação criada especialmente para o Godot Engine. Ela é utilizada para controlar o funcionamento dos jogos, como o movimento dos personagens, as ações dos inimigos e os eventos que acontecem</w:t>
-      </w:r>
-      <w:r>
-        <w:rPr>
-          <w:noProof/>
-        </w:rPr>
-        <w:t xml:space="preserve">. </w:t>
-      </w:r>
-      <w:r>
-        <w:rPr>
-          <w:noProof/>
-        </w:rPr>
-        <w:t>Por ter sido desenvolvida para a Godot, a GDScript funciona de forma integrada à engine, tornando o desenvolvimento de jogos mais prático e eficiente.</w:t>
-      </w:r>
-      <w:r>
-        <w:rPr>
-          <w:noProof/>
-        </w:rPr>
-        <w:t xml:space="preserve"> (Godot Community, 2014)</w:t>
+        <w:rPr>
+          <w:noProof/>
+        </w:rPr>
+      </w:pPr>
+      <w:bookmarkStart w:id="24" w:name="_Toc236896581"/>
+      <w:r>
+        <w:rPr>
+          <w:noProof/>
+        </w:rPr>
+        <w:t>Visual Studio Code</w:t>
+      </w:r>
+      <w:bookmarkEnd w:id="24"/>
+    </w:p>
+    <w:p>
+      <w:r>
+        <w:rPr>
+          <w:noProof/>
+        </w:rPr>
+        <w:t>O Visual Studio Code (VS Code) é um editor de código-fonte utilizado para desenvolver programas, sites, aplicativos e jogos. Ele oferece ferramentas que facilitam a escrita, organização e teste do código, tornando o desenvolvimento mais prático.</w:t>
+      </w:r>
+      <w:r>
+        <w:rPr>
+          <w:noProof/>
+        </w:rPr>
+        <w:t xml:space="preserve"> (Microsoft, s.d.)</w:t>
+      </w:r>
+    </w:p>
+    <w:p>
+      <w:r>
+        <w:rPr>
+          <w:noProof/>
+        </w:rPr>
+        <w:t>O VS Code é compatível com diversas linguagens de programação, como Java, Python, JavaScript, C#, C++ e PHP, além de permitir a instalação de extensões q</w:t>
+      </w:r>
+      <w:r>
+        <w:rPr>
+          <w:noProof/>
+        </w:rPr>
+        <w:t>ue adicionam novas funcionalidades. Também possui recursos como terminal integrado, depuração de código e controle de versões com Git.</w:t>
+      </w:r>
+      <w:r>
+        <w:rPr>
+          <w:noProof/>
+        </w:rPr>
+        <w:t xml:space="preserve"> (Microsoft,</w:t>
+      </w:r>
+      <w:r>
+        <w:rPr>
+          <w:noProof/>
+        </w:rPr>
+        <w:t xml:space="preserve"> s.d.)</w:t>
       </w:r>
     </w:p>
     <w:p>
@@ -3595,53 +5086,102 @@
           <w:noProof/>
         </w:rPr>
       </w:pPr>
-      <w:bookmarkStart w:id="22" w:name="_Toc1973201569"/>
-      <w:r>
-        <w:rPr>
-          <w:noProof/>
-        </w:rPr>
-        <w:t>Visual Studio Code</w:t>
-      </w:r>
-      <w:bookmarkEnd w:id="22"/>
-    </w:p>
-    <w:p>
-      <w:r>
-        <w:rPr>
-          <w:noProof/>
-        </w:rPr>
-        <w:t>O Visual Studio Code (VS Code) é um editor de código-fonte utilizado para desenvolver programas, sites, aplicativos e jogos. Ele oferece ferramentas que facilitam a escrita, organização e teste do código, tornando o desenvolvimento mais prático.</w:t>
-      </w:r>
-      <w:r>
-        <w:rPr>
-          <w:noProof/>
-        </w:rPr>
-        <w:t xml:space="preserve"> (Microsoft, s.d.)</w:t>
-      </w:r>
-    </w:p>
-    <w:p>
-      <w:r>
-        <w:rPr>
-          <w:noProof/>
-        </w:rPr>
-        <w:t>O VS Code é compatível com diversas linguagens de programação, como Java, Python, JavaScript, C#, C++ e PHP, além de permitir a instalação de extensões q</w:t>
-      </w:r>
-      <w:r>
-        <w:rPr>
-          <w:noProof/>
-        </w:rPr>
-        <w:t>ue adicionam novas funcionalidades. Também possui recursos como terminal integrado, depuração de código e controle de versões com Git.</w:t>
-      </w:r>
-      <w:r>
-        <w:rPr>
-          <w:noProof/>
-        </w:rPr>
-        <w:t xml:space="preserve"> (Microsoft,</w:t>
-      </w:r>
-      <w:r>
-        <w:rPr>
-          <w:noProof/>
-        </w:rPr>
-        <w:t xml:space="preserve"> s.d.)</w:t>
+      <w:bookmarkStart w:id="25" w:name="_Toc236896582"/>
+      <w:r>
+        <w:rPr>
+          <w:noProof/>
+        </w:rPr>
+        <w:t>Tecnologias para Desenvolvimento Web</w:t>
+      </w:r>
+      <w:bookmarkEnd w:id="25"/>
+    </w:p>
+    <w:p>
+      <w:r>
+        <w:rPr>
+          <w:noProof/>
+        </w:rPr>
+        <w:t>JavaScript é uma linguagem de programação utilizada para adicionar interatividade às páginas da web. Com ela, é possível criar funcionalidades como menus dinâmicos, formulários interativos</w:t>
+      </w:r>
+      <w:r>
+        <w:rPr>
+          <w:noProof/>
+        </w:rPr>
+        <w:t>, animações e atualizações de conteúdo sem precisar recarregar a página.</w:t>
+      </w:r>
+      <w:r>
+        <w:rPr>
+          <w:noProof/>
+        </w:rPr>
+        <w:t xml:space="preserve"> (Mdn Web Docs, 2</w:t>
+      </w:r>
+      <w:r>
+        <w:rPr>
+          <w:noProof/>
+        </w:rPr>
+        <w:t>026)</w:t>
+      </w:r>
+    </w:p>
+    <w:p>
+      <w:r>
+        <w:rPr>
+          <w:noProof/>
+        </w:rPr>
+        <w:t>PHP é uma linguagem de programação voltada principalmente para o desenvolvimento de sites e sistemas web. Seu código é executado no servidor, permitindo processar informações, acessar bancos de dados e gerar páginas dinâmicas antes que elas sejam enviadas ao navegador do usuário.</w:t>
+      </w:r>
+      <w:r>
+        <w:rPr>
+          <w:noProof/>
+        </w:rPr>
+        <w:t xml:space="preserve"> (PHP Documentation, s.d.)</w:t>
+      </w:r>
+    </w:p>
+    <w:p>
+      <w:r>
+        <w:rPr>
+          <w:noProof/>
+        </w:rPr>
+        <w:lastRenderedPageBreak/>
+        <w:t>HTML (HyperText Markup Language) é a linguagem responsável por definir a estrutura de uma página da web. Ela organiza os elementos que serão exibidos, como títulos, textos, imagens, links e tabelas, servindo como base para a criação de sites</w:t>
+      </w:r>
+      <w:r>
+        <w:rPr>
+          <w:noProof/>
+        </w:rPr>
+        <w:t>.</w:t>
+      </w:r>
+      <w:r>
+        <w:rPr>
+          <w:noProof/>
+        </w:rPr>
+        <w:t xml:space="preserve"> (Mdn Web Docs, 2025)</w:t>
+      </w:r>
+    </w:p>
+    <w:p>
+      <w:r>
+        <w:rPr>
+          <w:noProof/>
+        </w:rPr>
+        <w:t>CSS (Cascading Style Sheets) é a linguagem utilizada para definir a aparência de uma página desenvolvida em HTML. Com ela, é possível alterar cores, fontes, tamanhos, espaçamentos, posicionamento dos elementos e criar layouts mais organizados e atrativos.</w:t>
+      </w:r>
+      <w:r>
+        <w:rPr>
+          <w:noProof/>
+        </w:rPr>
+        <w:t xml:space="preserve"> (Mdn Web Docs, 2025)</w:t>
+      </w:r>
+    </w:p>
+    <w:p>
+      <w:r>
+        <w:rPr>
+          <w:noProof/>
+        </w:rPr>
+        <w:t>Bootstrap é um framework front-end utilizado para facilitar o desenvolvimento de páginas e sistemas web. Ele oferece componentes prontos, como botões, menus, formulários e barras de navegação, além de estilos em CSS e recursos em JavaScript que ajudam a criar interfaces modernas e responsivas.</w:t>
+      </w:r>
+      <w:r>
+        <w:rPr>
+          <w:noProof/>
+        </w:rPr>
+        <w:t xml:space="preserve"> (Bootstrap, s.d.)</w:t>
       </w:r>
     </w:p>
     <w:p>
@@ -3651,309 +5191,404 @@
           <w:noProof/>
         </w:rPr>
       </w:pPr>
-      <w:bookmarkStart w:id="23" w:name="_Toc780248768"/>
-      <w:r>
-        <w:rPr>
-          <w:noProof/>
-        </w:rPr>
-        <w:t>Tecnologias para Desenvolvimento Web</w:t>
-      </w:r>
-      <w:bookmarkEnd w:id="23"/>
-    </w:p>
-    <w:p>
-      <w:r>
-        <w:rPr>
-          <w:noProof/>
-        </w:rPr>
-        <w:t xml:space="preserve">JavaScript é uma linguagem de programação utilizada para adicionar interatividade às páginas da web. Com ela, é possível criar funcionalidades como </w:t>
-      </w:r>
+      <w:bookmarkStart w:id="26" w:name="_Toc236896583"/>
+      <w:r>
+        <w:rPr>
+          <w:noProof/>
+        </w:rPr>
+        <w:t>Blender</w:t>
+      </w:r>
+      <w:bookmarkEnd w:id="26"/>
+    </w:p>
+    <w:p>
+      <w:r>
+        <w:rPr>
+          <w:noProof/>
+        </w:rPr>
+        <w:t>Blender é um software gratuito e de código aberto utilizado para a criação de modelos e animações em 3D. Ele oferece ferramentas para modelagem, animação, renderização, edição de vídeos e outros recursos relacionados à produção de contéudo tridimensional.</w:t>
+      </w:r>
+      <w:r>
+        <w:rPr>
+          <w:noProof/>
+        </w:rPr>
+        <w:t xml:space="preserve"> (Blender Foundation, 2026)</w:t>
+      </w:r>
+    </w:p>
+    <w:p>
+      <w:r>
+        <w:rPr>
+          <w:noProof/>
+        </w:rPr>
+        <w:t>Além disso, o Blender é compatível com diferentes sistemas operacionais, como Windows, Linux e macOS, sendo amplamente utilizado por estudantes, artistas e desenvolvedores de jogos para criar objetos, personagens e cenários.</w:t>
+      </w:r>
+      <w:r>
+        <w:rPr>
+          <w:noProof/>
+        </w:rPr>
+        <w:t xml:space="preserve"> (Blender Foundation, 2026)</w:t>
+      </w:r>
+    </w:p>
+    <w:p>
+      <w:pPr>
+        <w:pStyle w:val="Ttulo3"/>
+        <w:rPr>
+          <w:noProof/>
+        </w:rPr>
+      </w:pPr>
+      <w:bookmarkStart w:id="27" w:name="_Toc236896584"/>
+      <w:r>
+        <w:rPr>
+          <w:noProof/>
+        </w:rPr>
+        <w:t>Ferramentas de produção de Áudio</w:t>
+      </w:r>
+      <w:bookmarkEnd w:id="27"/>
+    </w:p>
+    <w:p>
+      <w:r>
+        <w:rPr>
+          <w:noProof/>
+        </w:rPr>
+        <w:t>REAPER é um software de produção de áudio digital utilizado para gravar, editar, mixar e finalizar arquivos de áudio. Ele oferece ferramentas para trabalhar com gravações de voz, músicas e instrumentos, além de permitir a edição de faixas de áudio</w:t>
+      </w:r>
+      <w:r>
+        <w:rPr>
+          <w:noProof/>
+        </w:rPr>
+        <w:t>. (Cockos, 2016).</w:t>
+      </w:r>
+    </w:p>
+    <w:p>
+      <w:r>
+        <w:rPr>
+          <w:noProof/>
+        </w:rPr>
+        <w:t xml:space="preserve">Decent Sampler é um plugin gratuito utilizado para reproduzir instrumentos virtuais baseados em samples. Ele permite carregar bibliotecas de sons no formato Decent Sampler, possibilitando que esses sons sejam tocados como instrumentos virtuais em programas de produção musical. </w:t>
+      </w:r>
+      <w:r>
+        <w:rPr>
+          <w:noProof/>
+        </w:rPr>
+        <w:t xml:space="preserve">(Decent Samples, </w:t>
+      </w:r>
+      <w:r>
+        <w:rPr>
+          <w:noProof/>
+        </w:rPr>
+        <w:t>s.d.)</w:t>
+      </w:r>
+    </w:p>
+    <w:p>
+      <w:pPr>
+        <w:rPr>
+          <w:noProof/>
+        </w:rPr>
+      </w:pPr>
       <w:r>
         <w:rPr>
           <w:noProof/>
         </w:rPr>
         <w:lastRenderedPageBreak/>
-        <w:t>menus dinâmicos, formulários interativos</w:t>
-      </w:r>
-      <w:r>
-        <w:rPr>
-          <w:noProof/>
-        </w:rPr>
-        <w:t>, animações e atualizações de conteúdo sem precisar recarregar a página.</w:t>
-      </w:r>
-      <w:r>
-        <w:rPr>
-          <w:noProof/>
-        </w:rPr>
-        <w:t xml:space="preserve"> (Mdn Web Docs, 2</w:t>
-      </w:r>
-      <w:r>
-        <w:rPr>
-          <w:noProof/>
-        </w:rPr>
-        <w:t>026)</w:t>
-      </w:r>
-    </w:p>
-    <w:p>
-      <w:r>
-        <w:rPr>
-          <w:noProof/>
-        </w:rPr>
-        <w:t>PHP é uma linguagem de programação voltada principalmente para o desenvolvimento de sites e sistemas web. Seu código é executado no servidor, permitindo processar informações, acessar bancos de dados e gerar páginas dinâmicas antes que elas sejam enviadas ao navegador do usuário.</w:t>
-      </w:r>
-      <w:r>
-        <w:rPr>
-          <w:noProof/>
-        </w:rPr>
-        <w:t xml:space="preserve"> (PHP Documentation, s.d.)</w:t>
-      </w:r>
-    </w:p>
-    <w:p>
-      <w:r>
-        <w:rPr>
-          <w:noProof/>
-        </w:rPr>
-        <w:t>HTML (HyperText Markup Language) é a linguagem responsável por definir a estrutura de uma página da web. Ela organiza os elementos que serão exibidos, como títulos, textos, imagens, links e tabelas, servindo como base para a criação de sites</w:t>
-      </w:r>
-      <w:r>
-        <w:rPr>
-          <w:noProof/>
+        <w:t>Pianobook é uma plataforma colaborativa voltada para músicos, compositores e produtores de áudio, onde usuários compartilham gratuitamente instrumentos virtuais baseados em samples. A plataforma reúne uma ampla coleção de sons criados pela comunidade, permitindo que esses instrumentos sejam utilizados em produç</w:t>
+      </w:r>
+      <w:r>
+        <w:rPr>
+          <w:noProof/>
+        </w:rPr>
+        <w:t>ões musicais. (Pianobook</w:t>
+      </w:r>
+      <w:r>
+        <w:rPr>
+          <w:noProof/>
+        </w:rPr>
+        <w:t>, s.d.)</w:t>
+      </w:r>
+    </w:p>
+    <w:p>
+      <w:pPr>
+        <w:pStyle w:val="Ttulo2"/>
+        <w:rPr>
+          <w:noProof/>
+        </w:rPr>
+      </w:pPr>
+      <w:r>
+        <w:rPr>
+          <w:noProof/>
+        </w:rPr>
+        <w:t>Poluição e Sustentabilidade</w:t>
+      </w:r>
+    </w:p>
+    <w:p>
+      <w:pPr>
+        <w:rPr>
+          <w:rFonts w:cs="Arial"/>
+          <w:color w:val="000000"/>
+          <w:szCs w:val="26"/>
+        </w:rPr>
+      </w:pPr>
+      <w:r>
+        <w:rPr>
+          <w:rFonts w:cs="Arial"/>
+          <w:color w:val="000000"/>
+          <w:szCs w:val="26"/>
+        </w:rPr>
+        <w:t>A poluição é um dos vários problemas que a humanidade atualmente enfrenta. A poluição possui diversas vertentes. Pode-se citar a poluição atmosférica, que é um tipo de poluição constituído por partículas sólidas e gases, que são provenientes das atividades</w:t>
+      </w:r>
+      <w:r>
+        <w:rPr>
+          <w:rFonts w:cs="Arial"/>
+          <w:color w:val="000000"/>
+          <w:szCs w:val="26"/>
+        </w:rPr>
+        <w:t xml:space="preserve"> humanas e fenômenos naturais. T</w:t>
+      </w:r>
+      <w:r>
+        <w:rPr>
+          <w:rFonts w:cs="Arial"/>
+          <w:color w:val="000000"/>
+          <w:szCs w:val="26"/>
+        </w:rPr>
+        <w:t>al poluição possui efeitos adversos à saúde humana, sendo um grande causador de doenças respiratórias, além de ser um grande disruptor do equilíbrio ambiental. (</w:t>
+      </w:r>
+      <w:r>
+        <w:rPr>
+          <w:rFonts w:cs="Arial"/>
+          <w:color w:val="000000"/>
+          <w:szCs w:val="26"/>
+        </w:rPr>
+        <w:t>ARAÚJO</w:t>
+      </w:r>
+      <w:r>
+        <w:rPr>
+          <w:rFonts w:cs="Arial"/>
+          <w:color w:val="000000"/>
+          <w:szCs w:val="26"/>
+        </w:rPr>
+        <w:t xml:space="preserve"> et al</w:t>
+      </w:r>
+      <w:r>
+        <w:rPr>
+          <w:rFonts w:cs="Arial"/>
+          <w:color w:val="000000"/>
+          <w:szCs w:val="26"/>
+        </w:rPr>
+        <w:t>, 2021)</w:t>
+      </w:r>
+      <w:r>
+        <w:rPr>
+          <w:rFonts w:cs="Arial"/>
+          <w:color w:val="000000"/>
+          <w:szCs w:val="26"/>
+        </w:rPr>
+        <w:t xml:space="preserve"> </w:t>
+      </w:r>
+      <w:r>
+        <w:rPr>
+          <w:rFonts w:cs="Arial"/>
+          <w:color w:val="000000"/>
+          <w:szCs w:val="26"/>
+        </w:rPr>
+        <w:t>Segundo a Organização Mundial da Saúde</w:t>
+      </w:r>
+      <w:r>
+        <w:rPr>
+          <w:rFonts w:cs="Arial"/>
+          <w:color w:val="000000"/>
+          <w:szCs w:val="26"/>
+        </w:rPr>
+        <w:t xml:space="preserve"> </w:t>
+      </w:r>
+      <w:r>
+        <w:rPr>
+          <w:rFonts w:cs="Arial"/>
+          <w:color w:val="000000"/>
+          <w:szCs w:val="26"/>
+        </w:rPr>
+        <w:t>(OMS), nove em cada dez pessoas respiram ar contaminado com alto nível de poluentes. Como consequência, cerca de 7 milhões de mortes ocorrem ao redor do mundo devido a poluição.</w:t>
+      </w:r>
+    </w:p>
+    <w:p>
+      <w:pPr>
+        <w:rPr>
+          <w:rFonts w:cs="Arial"/>
+          <w:color w:val="000000"/>
+          <w:sz w:val="20"/>
+          <w:szCs w:val="26"/>
+        </w:rPr>
+      </w:pPr>
+      <w:r>
+        <w:rPr>
+          <w:rFonts w:cs="Arial"/>
+          <w:color w:val="000000"/>
+          <w:szCs w:val="26"/>
+        </w:rPr>
+        <w:t>Em contraponto a poluição, a sustentabilidade são as ações que desejam promover um equilíbrio entre o crescimento econômico que causa poluição, e a preservação do meio ambiente. O desenvolvimento sustentável é aquele que busca criar oportunidades igualitárias, além de buscar a utilização e consumo de recursos naturais balanceados.</w:t>
+      </w:r>
+      <w:r>
+        <w:rPr>
+          <w:rFonts w:cs="Arial"/>
+          <w:color w:val="000000"/>
+          <w:szCs w:val="26"/>
+        </w:rPr>
+        <w:t xml:space="preserve"> (DA ROCHA, 2023) </w:t>
+      </w:r>
+      <w:r>
+        <w:rPr>
+          <w:rFonts w:cs="Arial"/>
+          <w:color w:val="000000"/>
+          <w:sz w:val="26"/>
+          <w:szCs w:val="26"/>
+        </w:rPr>
+        <w:t xml:space="preserve">Por isso, a </w:t>
+      </w:r>
+      <w:r>
+        <w:rPr>
+          <w:rFonts w:cs="Arial"/>
+          <w:color w:val="000000"/>
+          <w:sz w:val="26"/>
+          <w:szCs w:val="26"/>
+        </w:rPr>
+        <w:t>descarbonização</w:t>
+      </w:r>
+      <w:r>
+        <w:rPr>
+          <w:rFonts w:cs="Arial"/>
+          <w:color w:val="000000"/>
+          <w:sz w:val="26"/>
+          <w:szCs w:val="26"/>
+        </w:rPr>
+        <w:t xml:space="preserve"> (</w:t>
+      </w:r>
+      <w:r>
+        <w:rPr>
+          <w:rFonts w:cs="Arial"/>
+          <w:color w:val="000000"/>
+          <w:sz w:val="26"/>
+          <w:szCs w:val="26"/>
+        </w:rPr>
+        <w:t>Processo de</w:t>
+      </w:r>
+      <w:r>
+        <w:rPr>
+          <w:rFonts w:cs="Arial"/>
+          <w:color w:val="000000"/>
+          <w:sz w:val="26"/>
+          <w:szCs w:val="26"/>
+        </w:rPr>
+        <w:t xml:space="preserve"> redução da emissão de gases causadores do efeito estufa) é um dos processos mais essenciais a reduzir o aquecimento global, devido ao fato de que os gases de efeito estufa (GEE) são considerados os mais agravantes da mudança climática. A descarbonização envolve a captura, o armazenamento e a reutilização desses gases a fim de ‘neutralizar’ sua emissão.</w:t>
+      </w:r>
+      <w:r>
+        <w:rPr>
+          <w:rFonts w:cs="Arial"/>
+          <w:color w:val="000000"/>
+          <w:sz w:val="26"/>
+          <w:szCs w:val="26"/>
+        </w:rPr>
+        <w:t xml:space="preserve"> (</w:t>
+      </w:r>
+      <w:r>
+        <w:rPr>
+          <w:rFonts w:ascii="Calibri" w:eastAsia="Times New Roman" w:hAnsi="Calibri" w:cs="Calibri"/>
+          <w:sz w:val="27"/>
+          <w:szCs w:val="27"/>
+          <w:lang w:eastAsia="pt-BR"/>
+        </w:rPr>
+        <w:t>ELI DA VEIGA</w:t>
+      </w:r>
+      <w:r>
+        <w:rPr>
+          <w:rFonts w:ascii="Calibri" w:eastAsia="Times New Roman" w:hAnsi="Calibri" w:cs="Calibri"/>
+          <w:sz w:val="27"/>
+          <w:szCs w:val="27"/>
+          <w:lang w:eastAsia="pt-BR"/>
+        </w:rPr>
+        <w:t>, 2019</w:t>
+      </w:r>
+      <w:r>
+        <w:rPr>
+          <w:rFonts w:cs="Arial"/>
+          <w:color w:val="000000"/>
+          <w:sz w:val="26"/>
+          <w:szCs w:val="26"/>
+        </w:rPr>
+        <w:t>)</w:t>
+      </w:r>
+    </w:p>
+    <w:p/>
+    <w:p>
+      <w:pPr>
+        <w:pStyle w:val="Ttulo1"/>
+      </w:pPr>
+      <w:bookmarkStart w:id="28" w:name="_Toc236896585"/>
+      <w:r>
+        <w:t>IMERSÃO</w:t>
+      </w:r>
+      <w:bookmarkEnd w:id="28"/>
+    </w:p>
+    <w:p>
+      <w:r>
+        <w:t xml:space="preserve">A imersão constitui a primeira etapa do processo, voltada á </w:t>
+      </w:r>
+      <w:r>
+        <w:softHyphen/>
+        <w:t xml:space="preserve">compreensão aprofundada do problema a ser resolvido. No contexto do projeto, essa fase envolveu </w:t>
+      </w:r>
+      <w:r>
+        <w:lastRenderedPageBreak/>
+        <w:t xml:space="preserve">a observação do cenário e a realização de uma pesquisa de campo, com o objetivo de entender melhor as necessidades dos usuários e avaliar a viabilidade da proposta </w:t>
+      </w:r>
+      <w:commentRangeStart w:id="29"/>
+      <w:commentRangeStart w:id="30"/>
+      <w:r>
+        <w:rPr>
+          <w:highlight w:val="yellow"/>
+        </w:rPr>
+        <w:t>(</w:t>
+      </w:r>
+      <w:r>
+        <w:rPr>
+          <w:highlight w:val="yellow"/>
+        </w:rPr>
+        <w:t>MJV Innovation</w:t>
+      </w:r>
+      <w:r>
+        <w:rPr>
+          <w:highlight w:val="yellow"/>
+        </w:rPr>
+        <w:t>, 20</w:t>
+      </w:r>
+      <w:r>
+        <w:rPr>
+          <w:highlight w:val="yellow"/>
+        </w:rPr>
+        <w:t>22</w:t>
+      </w:r>
+      <w:r>
+        <w:rPr>
+          <w:highlight w:val="yellow"/>
+        </w:rPr>
+        <w:t>)</w:t>
+      </w:r>
+      <w:commentRangeEnd w:id="29"/>
+      <w:r>
+        <w:rPr>
+          <w:highlight w:val="yellow"/>
+        </w:rPr>
+        <w:commentReference w:id="29"/>
+      </w:r>
+      <w:commentRangeEnd w:id="30"/>
+      <w:r>
+        <w:rPr>
+          <w:highlight w:val="yellow"/>
+        </w:rPr>
+        <w:commentReference w:id="30"/>
+      </w:r>
+      <w:r>
+        <w:rPr>
+          <w:highlight w:val="yellow"/>
         </w:rPr>
         <w:t>.</w:t>
       </w:r>
-      <w:r>
-        <w:rPr>
-          <w:noProof/>
-        </w:rPr>
-        <w:t xml:space="preserve"> (Mdn Web Docs, 2025)</w:t>
-      </w:r>
-    </w:p>
-    <w:p>
-      <w:r>
-        <w:rPr>
-          <w:noProof/>
-        </w:rPr>
-        <w:t>CSS (Cascading Style Sheets) é a linguagem utilizada para definir a aparência de uma página desenvolvida em HTML. Com ela, é possível alterar cores, fontes, tamanhos, espaçamentos, posicionamento dos elementos e criar layouts mais organizados e atrativos.</w:t>
-      </w:r>
-      <w:r>
-        <w:rPr>
-          <w:noProof/>
-        </w:rPr>
-        <w:t xml:space="preserve"> (Mdn Web Docs, 2025)</w:t>
-      </w:r>
-    </w:p>
-    <w:p>
-      <w:r>
-        <w:rPr>
-          <w:noProof/>
-        </w:rPr>
-        <w:t>Bootstrap é um framework front-end utilizado para facilitar o desenvolvimento de páginas e sistemas web. Ele oferece componentes prontos, como botões, menus, formulários e barras de navegação, além de estilos em CSS e recursos em JavaScript que ajudam a criar interfaces modernas e responsivas.</w:t>
-      </w:r>
-      <w:r>
-        <w:rPr>
-          <w:noProof/>
-        </w:rPr>
-        <w:t xml:space="preserve"> (Bootstrap, s.d.)</w:t>
-      </w:r>
-    </w:p>
-    <w:p>
-      <w:pPr>
-        <w:pStyle w:val="Ttulo3"/>
-        <w:rPr>
-          <w:noProof/>
-        </w:rPr>
-      </w:pPr>
-      <w:bookmarkStart w:id="24" w:name="_Toc245263848"/>
-      <w:r>
-        <w:rPr>
-          <w:noProof/>
-        </w:rPr>
-        <w:t>Blender</w:t>
-      </w:r>
-      <w:bookmarkEnd w:id="24"/>
-    </w:p>
-    <w:p>
-      <w:r>
-        <w:rPr>
-          <w:noProof/>
-        </w:rPr>
-        <w:t>Blender é um software gratuito e de código aberto utilizado para a criação de modelos e animações em 3D. Ele oferece ferramentas para modelagem, animação, renderização, edição de vídeos e outros recursos relacionados à produção de contéudo tridimensional.</w:t>
-      </w:r>
-      <w:r>
-        <w:rPr>
-          <w:noProof/>
-        </w:rPr>
-        <w:t xml:space="preserve"> (Blender Foundation, 2026)</w:t>
-      </w:r>
-    </w:p>
-    <w:p>
-      <w:r>
-        <w:rPr>
-          <w:noProof/>
-        </w:rPr>
-        <w:t>Além disso, o Blender é compatível com diferentes sistemas operacionais, como Windows, Linux e macOS, sendo amplamente utilizado por estudantes, artistas e desenvolvedores de jogos para criar objetos, personagens e cenários.</w:t>
-      </w:r>
-      <w:r>
-        <w:rPr>
-          <w:noProof/>
-        </w:rPr>
-        <w:t xml:space="preserve"> (Blender Foundation, 2026)</w:t>
-      </w:r>
-    </w:p>
-    <w:p>
-      <w:pPr>
-        <w:pStyle w:val="Ttulo3"/>
-        <w:rPr>
-          <w:noProof/>
-        </w:rPr>
-      </w:pPr>
-      <w:bookmarkStart w:id="25" w:name="_Toc793831305"/>
-      <w:r>
-        <w:rPr>
-          <w:noProof/>
-        </w:rPr>
-        <w:lastRenderedPageBreak/>
-        <w:t>Ferramentas de produção de Áudio</w:t>
-      </w:r>
-      <w:bookmarkEnd w:id="25"/>
-    </w:p>
-    <w:p>
-      <w:r>
-        <w:rPr>
-          <w:noProof/>
-        </w:rPr>
-        <w:t>REAPER é um software de produção de áudio digital utilizado para gravar, editar, mixar e finalizar arquivos de áudio. Ele oferece ferramentas para trabalhar com gravações de voz, músicas e instrumentos, além de permitir a edição de faixas de áudio</w:t>
-      </w:r>
-      <w:r>
-        <w:rPr>
-          <w:noProof/>
-        </w:rPr>
-        <w:t>. (Cockos, 2016).</w:t>
-      </w:r>
-    </w:p>
-    <w:p>
-      <w:r>
-        <w:rPr>
-          <w:noProof/>
-        </w:rPr>
-        <w:t xml:space="preserve">Decent Sampler é um plugin gratuito utilizado para reproduzir instrumentos virtuais baseados em samples. Ele permite carregar bibliotecas de sons no formato Decent Sampler, possibilitando que esses sons sejam tocados como instrumentos virtuais em programas de produção musical. </w:t>
-      </w:r>
-      <w:r>
-        <w:rPr>
-          <w:noProof/>
-        </w:rPr>
-        <w:t xml:space="preserve">(Decent Samples, </w:t>
-      </w:r>
-      <w:r>
-        <w:rPr>
-          <w:noProof/>
-        </w:rPr>
-        <w:t>s.d.)</w:t>
-      </w:r>
-    </w:p>
-    <w:p>
-      <w:pPr>
-        <w:rPr>
-          <w:noProof/>
-        </w:rPr>
-      </w:pPr>
-      <w:r>
-        <w:rPr>
-          <w:noProof/>
-        </w:rPr>
-        <w:t>Pianobook é uma plataforma colaborativa voltada para músicos, compositores e produtores de áudio, onde usuários compartilham gratuitamente instrumentos virtuais baseados em samples. A plataforma reúne uma ampla coleção de sons criados pela comunidade, permitindo que esses instrumentos sejam utilizados em produç</w:t>
-      </w:r>
-      <w:r>
-        <w:rPr>
-          <w:noProof/>
-        </w:rPr>
-        <w:t>ões musicais. (Pianobook</w:t>
-      </w:r>
-      <w:r>
-        <w:rPr>
-          <w:noProof/>
-        </w:rPr>
-        <w:t>, s.d.)</w:t>
-      </w:r>
-    </w:p>
-    <w:p>
-      <w:pPr>
-        <w:ind w:firstLine="0"/>
-        <w:rPr>
-          <w:noProof/>
-        </w:rPr>
-      </w:pPr>
-      <w:r>
-        <w:rPr>
-          <w:noProof/>
-        </w:rPr>
-        <w:br w:type="page"/>
-      </w:r>
-    </w:p>
-    <w:p>
-      <w:pPr>
-        <w:pStyle w:val="Ttulo1"/>
-      </w:pPr>
-      <w:bookmarkStart w:id="26" w:name="_Toc1630994831"/>
-      <w:r>
-        <w:lastRenderedPageBreak/>
-        <w:t>IMERSÃO</w:t>
-      </w:r>
-      <w:bookmarkEnd w:id="26"/>
-    </w:p>
-    <w:p>
-      <w:r>
-        <w:t xml:space="preserve">A imersão constitui a primeira etapa do processo, voltada á </w:t>
-      </w:r>
-      <w:r>
-        <w:softHyphen/>
-        <w:t xml:space="preserve">compreensão aprofundada do problema a ser resolvido. No contexto do projeto, essa fase envolveu a observação do cenário e a realização de uma pesquisa de campo, com o objetivo de entender melhor as necessidades dos usuários e avaliar a viabilidade da proposta </w:t>
-      </w:r>
-      <w:commentRangeStart w:id="27"/>
-      <w:commentRangeStart w:id="28"/>
-      <w:r>
-        <w:rPr>
-          <w:highlight w:val="yellow"/>
-        </w:rPr>
-        <w:t>(</w:t>
-      </w:r>
-      <w:r>
-        <w:rPr>
-          <w:highlight w:val="yellow"/>
-        </w:rPr>
-        <w:t>MJV Innovation</w:t>
-      </w:r>
-      <w:r>
-        <w:rPr>
-          <w:highlight w:val="yellow"/>
-        </w:rPr>
-        <w:t>, 20</w:t>
-      </w:r>
-      <w:r>
-        <w:rPr>
-          <w:highlight w:val="yellow"/>
-        </w:rPr>
-        <w:t>22</w:t>
-      </w:r>
-      <w:r>
-        <w:rPr>
-          <w:highlight w:val="yellow"/>
-        </w:rPr>
-        <w:t>)</w:t>
-      </w:r>
-      <w:commentRangeEnd w:id="27"/>
-      <w:r>
-        <w:rPr>
-          <w:highlight w:val="yellow"/>
-        </w:rPr>
-        <w:commentReference w:id="27"/>
-      </w:r>
-      <w:commentRangeEnd w:id="28"/>
-      <w:r>
-        <w:commentReference w:id="28"/>
-      </w:r>
-      <w:r>
-        <w:t>.</w:t>
-      </w:r>
     </w:p>
     <w:p>
       <w:pPr>
@@ -3962,14 +5597,14 @@
           <w:noProof/>
         </w:rPr>
       </w:pPr>
-      <w:bookmarkStart w:id="29" w:name="_Toc1831296482"/>
+      <w:bookmarkStart w:id="31" w:name="_Toc236896586"/>
       <w:r>
         <w:rPr>
           <w:noProof/>
         </w:rPr>
         <w:t>Caderno de Sensibilidade</w:t>
       </w:r>
-      <w:bookmarkEnd w:id="29"/>
+      <w:bookmarkEnd w:id="31"/>
     </w:p>
     <w:p>
       <w:pPr>
@@ -4002,7 +5637,7 @@
         <w:pStyle w:val="Legenda"/>
         <w:keepNext/>
       </w:pPr>
-      <w:bookmarkStart w:id="30" w:name="_Toc233220997"/>
+      <w:bookmarkStart w:id="32" w:name="_Toc233220997"/>
       <w:r>
         <w:t xml:space="preserve">Figura </w:t>
       </w:r>
@@ -4027,7 +5662,7 @@
       <w:r>
         <w:t>: Caderno de Sensibilidade</w:t>
       </w:r>
-      <w:bookmarkEnd w:id="30"/>
+      <w:bookmarkEnd w:id="32"/>
     </w:p>
     <w:p>
       <w:pPr>
@@ -4053,7 +5688,7 @@
                     </pic:cNvPicPr>
                   </pic:nvPicPr>
                   <pic:blipFill>
-                    <a:blip r:embed="rId16">
+                    <a:blip r:embed="rId14">
                       <a:extLst>
                         <a:ext uri="{28A0092B-C50C-407E-A947-70E740481C1C}">
                           <a14:useLocalDpi xmlns:a14="http://schemas.microsoft.com/office/drawing/2010/main" val="0"/>
@@ -4105,7 +5740,7 @@
         <w:pStyle w:val="Legenda"/>
         <w:keepNext/>
       </w:pPr>
-      <w:bookmarkStart w:id="31" w:name="_Toc233221000"/>
+      <w:bookmarkStart w:id="33" w:name="_Toc233221000"/>
       <w:r>
         <w:t xml:space="preserve">Quadro </w:t>
       </w:r>
@@ -4130,7 +5765,7 @@
       <w:r>
         <w:t>: Sentimentos e Reações</w:t>
       </w:r>
-      <w:bookmarkEnd w:id="31"/>
+      <w:bookmarkEnd w:id="33"/>
     </w:p>
     <w:tbl>
       <w:tblPr>
@@ -4153,14 +5788,16 @@
               <w:rPr>
                 <w:rFonts w:eastAsiaTheme="majorEastAsia" w:cstheme="majorBidi"/>
                 <w:szCs w:val="32"/>
+                <w:highlight w:val="yellow"/>
               </w:rPr>
             </w:pPr>
-            <w:commentRangeStart w:id="32"/>
-            <w:commentRangeStart w:id="33"/>
+            <w:commentRangeStart w:id="34"/>
+            <w:commentRangeStart w:id="35"/>
             <w:r>
               <w:rPr>
                 <w:rFonts w:eastAsiaTheme="majorEastAsia" w:cstheme="majorBidi"/>
                 <w:szCs w:val="32"/>
+                <w:highlight w:val="yellow"/>
               </w:rPr>
               <w:t>Sentimento</w:t>
             </w:r>
@@ -4176,12 +5813,14 @@
               <w:rPr>
                 <w:rFonts w:eastAsiaTheme="majorEastAsia" w:cstheme="majorBidi"/>
                 <w:szCs w:val="32"/>
+                <w:highlight w:val="yellow"/>
               </w:rPr>
             </w:pPr>
             <w:r>
               <w:rPr>
                 <w:rFonts w:eastAsiaTheme="majorEastAsia" w:cstheme="majorBidi"/>
                 <w:szCs w:val="32"/>
+                <w:highlight w:val="yellow"/>
               </w:rPr>
               <w:t>Reação</w:t>
             </w:r>
@@ -4197,13 +5836,14 @@
             <w:pPr>
               <w:rPr>
                 <w:noProof/>
+                <w:highlight w:val="yellow"/>
               </w:rPr>
             </w:pPr>
             <w:r>
               <w:rPr>
                 <w:noProof/>
+                <w:highlight w:val="yellow"/>
               </w:rPr>
-              <w:lastRenderedPageBreak/>
               <w:t>Produção e consumo em excesso desvinculados de necessidades reais.</w:t>
             </w:r>
           </w:p>
@@ -4212,6 +5852,7 @@
               <w:ind w:firstLine="0"/>
               <w:rPr>
                 <w:noProof/>
+                <w:highlight w:val="yellow"/>
               </w:rPr>
             </w:pPr>
           </w:p>
@@ -4225,6 +5866,7 @@
               <w:ind w:firstLine="0"/>
               <w:rPr>
                 <w:rFonts w:eastAsiaTheme="majorEastAsia" w:cstheme="majorBidi"/>
+                <w:highlight w:val="yellow"/>
               </w:rPr>
             </w:pPr>
             <w:r>
@@ -4232,6 +5874,7 @@
                 <w:rFonts w:ascii="Segoe UI Symbol" w:eastAsiaTheme="majorEastAsia" w:hAnsi="Segoe UI Symbol" w:cstheme="majorBidi"/>
                 <w:sz w:val="72"/>
                 <w:szCs w:val="72"/>
+                <w:highlight w:val="yellow"/>
               </w:rPr>
               <w:t>😭</w:t>
             </w:r>
@@ -4247,17 +5890,21 @@
             <w:pPr>
               <w:rPr>
                 <w:noProof/>
+                <w:highlight w:val="yellow"/>
               </w:rPr>
             </w:pPr>
             <w:r>
               <w:rPr>
                 <w:noProof/>
+                <w:highlight w:val="yellow"/>
               </w:rPr>
+              <w:lastRenderedPageBreak/>
               <w:t>Dificuldade generalizada da população em compreender os mecanismos políticos e econômicos</w:t>
             </w:r>
             <w:r>
               <w:rPr>
                 <w:noProof/>
+                <w:highlight w:val="yellow"/>
               </w:rPr>
               <w:t>.</w:t>
             </w:r>
@@ -4267,6 +5914,7 @@
               <w:ind w:firstLine="0"/>
               <w:rPr>
                 <w:rFonts w:eastAsiaTheme="majorEastAsia" w:cstheme="majorBidi"/>
+                <w:highlight w:val="yellow"/>
               </w:rPr>
             </w:pPr>
           </w:p>
@@ -4282,6 +5930,7 @@
                 <w:rFonts w:ascii="Segoe UI Symbol" w:eastAsiaTheme="majorEastAsia" w:hAnsi="Segoe UI Symbol" w:cstheme="majorBidi"/>
                 <w:sz w:val="72"/>
                 <w:szCs w:val="72"/>
+                <w:highlight w:val="yellow"/>
               </w:rPr>
             </w:pPr>
             <w:r>
@@ -4289,6 +5938,7 @@
                 <w:rFonts w:ascii="Segoe UI Symbol" w:eastAsiaTheme="majorEastAsia" w:hAnsi="Segoe UI Symbol" w:cstheme="majorBidi"/>
                 <w:sz w:val="72"/>
                 <w:szCs w:val="72"/>
+                <w:highlight w:val="yellow"/>
               </w:rPr>
               <w:t>😭</w:t>
             </w:r>
@@ -4304,17 +5954,20 @@
             <w:pPr>
               <w:rPr>
                 <w:noProof/>
+                <w:highlight w:val="yellow"/>
               </w:rPr>
             </w:pPr>
             <w:r>
               <w:rPr>
                 <w:noProof/>
+                <w:highlight w:val="yellow"/>
               </w:rPr>
               <w:t>Poluição e impacto ambiental e social</w:t>
             </w:r>
             <w:r>
               <w:rPr>
                 <w:noProof/>
+                <w:highlight w:val="yellow"/>
               </w:rPr>
               <w:t>.</w:t>
             </w:r>
@@ -4325,6 +5978,7 @@
               <w:rPr>
                 <w:rFonts w:eastAsiaTheme="majorEastAsia" w:cstheme="majorBidi"/>
                 <w:szCs w:val="32"/>
+                <w:highlight w:val="yellow"/>
               </w:rPr>
             </w:pPr>
           </w:p>
@@ -4340,6 +5994,7 @@
                 <w:rFonts w:ascii="Segoe UI Symbol" w:eastAsiaTheme="majorEastAsia" w:hAnsi="Segoe UI Symbol" w:cstheme="majorBidi"/>
                 <w:sz w:val="72"/>
                 <w:szCs w:val="72"/>
+                <w:highlight w:val="yellow"/>
               </w:rPr>
             </w:pPr>
             <w:r>
@@ -4347,6 +6002,7 @@
                 <w:rFonts w:ascii="Segoe UI Symbol" w:eastAsiaTheme="majorEastAsia" w:hAnsi="Segoe UI Symbol" w:cstheme="majorBidi"/>
                 <w:sz w:val="72"/>
                 <w:szCs w:val="72"/>
+                <w:highlight w:val="yellow"/>
               </w:rPr>
               <w:t>😭</w:t>
             </w:r>
@@ -4362,17 +6018,20 @@
             <w:pPr>
               <w:rPr>
                 <w:noProof/>
+                <w:highlight w:val="yellow"/>
               </w:rPr>
             </w:pPr>
             <w:r>
               <w:rPr>
                 <w:noProof/>
+                <w:highlight w:val="yellow"/>
               </w:rPr>
               <w:t>Impacto econômico negativo que afeta a qualidade de vida</w:t>
             </w:r>
             <w:r>
               <w:rPr>
                 <w:noProof/>
+                <w:highlight w:val="yellow"/>
               </w:rPr>
               <w:t>.</w:t>
             </w:r>
@@ -4383,6 +6042,7 @@
               <w:rPr>
                 <w:rFonts w:eastAsiaTheme="majorEastAsia" w:cstheme="majorBidi"/>
                 <w:szCs w:val="32"/>
+                <w:highlight w:val="yellow"/>
               </w:rPr>
             </w:pPr>
           </w:p>
@@ -4398,6 +6058,7 @@
                 <w:rFonts w:ascii="Segoe UI Symbol" w:eastAsiaTheme="majorEastAsia" w:hAnsi="Segoe UI Symbol" w:cstheme="majorBidi"/>
                 <w:sz w:val="72"/>
                 <w:szCs w:val="72"/>
+                <w:highlight w:val="yellow"/>
               </w:rPr>
             </w:pPr>
             <w:r>
@@ -4405,6 +6066,7 @@
                 <w:rFonts w:ascii="Segoe UI Symbol" w:eastAsiaTheme="majorEastAsia" w:hAnsi="Segoe UI Symbol" w:cstheme="majorBidi"/>
                 <w:sz w:val="72"/>
                 <w:szCs w:val="72"/>
+                <w:highlight w:val="yellow"/>
               </w:rPr>
               <w:t>😭</w:t>
             </w:r>
@@ -4420,17 +6082,20 @@
             <w:pPr>
               <w:rPr>
                 <w:noProof/>
+                <w:highlight w:val="yellow"/>
               </w:rPr>
             </w:pPr>
             <w:r>
               <w:rPr>
                 <w:noProof/>
+                <w:highlight w:val="yellow"/>
               </w:rPr>
               <w:t>Aumento do desemprego devido a automatização do trabalho</w:t>
             </w:r>
             <w:r>
               <w:rPr>
                 <w:noProof/>
+                <w:highlight w:val="yellow"/>
               </w:rPr>
               <w:t>.</w:t>
             </w:r>
@@ -4439,6 +6104,7 @@
             <w:pPr>
               <w:rPr>
                 <w:noProof/>
+                <w:highlight w:val="yellow"/>
               </w:rPr>
             </w:pPr>
           </w:p>
@@ -4453,6 +6119,7 @@
               <w:rPr>
                 <w:rFonts w:eastAsiaTheme="majorEastAsia" w:cstheme="majorBidi"/>
                 <w:szCs w:val="32"/>
+                <w:highlight w:val="yellow"/>
               </w:rPr>
             </w:pPr>
             <w:r>
@@ -4460,6 +6127,7 @@
                 <w:rFonts w:ascii="Segoe UI Symbol" w:eastAsiaTheme="majorEastAsia" w:hAnsi="Segoe UI Symbol" w:cstheme="majorBidi"/>
                 <w:sz w:val="72"/>
                 <w:szCs w:val="72"/>
+                <w:highlight w:val="yellow"/>
               </w:rPr>
               <w:t>😭</w:t>
             </w:r>
@@ -4475,17 +6143,20 @@
             <w:pPr>
               <w:rPr>
                 <w:noProof/>
+                <w:highlight w:val="yellow"/>
               </w:rPr>
             </w:pPr>
             <w:r>
               <w:rPr>
                 <w:noProof/>
+                <w:highlight w:val="yellow"/>
               </w:rPr>
               <w:t>Pessoas gostam de cidades sem poluição</w:t>
             </w:r>
             <w:r>
               <w:rPr>
                 <w:noProof/>
+                <w:highlight w:val="yellow"/>
               </w:rPr>
               <w:t>.</w:t>
             </w:r>
@@ -4494,6 +6165,7 @@
             <w:pPr>
               <w:rPr>
                 <w:noProof/>
+                <w:highlight w:val="yellow"/>
               </w:rPr>
             </w:pPr>
           </w:p>
@@ -4507,6 +6179,7 @@
               <w:ind w:firstLine="0"/>
               <w:rPr>
                 <w:rFonts w:eastAsiaTheme="majorEastAsia" w:cstheme="majorBidi"/>
+                <w:highlight w:val="yellow"/>
               </w:rPr>
             </w:pPr>
             <w:r>
@@ -4514,6 +6187,7 @@
                 <w:rFonts w:ascii="Segoe UI Symbol" w:eastAsiaTheme="majorEastAsia" w:hAnsi="Segoe UI Symbol" w:cstheme="majorBidi"/>
                 <w:sz w:val="72"/>
                 <w:szCs w:val="72"/>
+                <w:highlight w:val="yellow"/>
               </w:rPr>
               <w:t>😊</w:t>
             </w:r>
@@ -4529,17 +6203,20 @@
             <w:pPr>
               <w:rPr>
                 <w:noProof/>
+                <w:highlight w:val="yellow"/>
               </w:rPr>
             </w:pPr>
             <w:r>
               <w:rPr>
                 <w:noProof/>
+                <w:highlight w:val="yellow"/>
               </w:rPr>
               <w:t>Pessoas são mais inteligentes sabendo sobre o funcionamento da sociedade</w:t>
             </w:r>
             <w:r>
               <w:rPr>
                 <w:noProof/>
+                <w:highlight w:val="yellow"/>
               </w:rPr>
               <w:t>.</w:t>
             </w:r>
@@ -4554,6 +6231,7 @@
               <w:ind w:firstLine="0"/>
               <w:rPr>
                 <w:rFonts w:eastAsiaTheme="majorEastAsia" w:cstheme="majorBidi"/>
+                <w:highlight w:val="yellow"/>
               </w:rPr>
             </w:pPr>
             <w:r>
@@ -4561,6 +6239,7 @@
                 <w:rFonts w:ascii="Segoe UI Symbol" w:eastAsiaTheme="majorEastAsia" w:hAnsi="Segoe UI Symbol" w:cstheme="majorBidi"/>
                 <w:sz w:val="72"/>
                 <w:szCs w:val="72"/>
+                <w:highlight w:val="yellow"/>
               </w:rPr>
               <w:t>😊</w:t>
             </w:r>
@@ -4579,17 +6258,20 @@
             <w:pPr>
               <w:rPr>
                 <w:noProof/>
+                <w:highlight w:val="yellow"/>
               </w:rPr>
             </w:pPr>
             <w:r>
               <w:rPr>
                 <w:noProof/>
+                <w:highlight w:val="yellow"/>
               </w:rPr>
               <w:t>Pessoas são mais felizes quando não precisam desperdiçar</w:t>
             </w:r>
             <w:r>
               <w:rPr>
                 <w:noProof/>
+                <w:highlight w:val="yellow"/>
               </w:rPr>
               <w:t>.</w:t>
             </w:r>
@@ -4604,6 +6286,7 @@
               <w:ind w:firstLine="0"/>
               <w:rPr>
                 <w:rFonts w:eastAsiaTheme="majorEastAsia" w:cstheme="majorBidi"/>
+                <w:highlight w:val="yellow"/>
               </w:rPr>
             </w:pPr>
             <w:r>
@@ -4611,6 +6294,7 @@
                 <w:rFonts w:ascii="Segoe UI Symbol" w:eastAsiaTheme="majorEastAsia" w:hAnsi="Segoe UI Symbol" w:cstheme="majorBidi"/>
                 <w:sz w:val="72"/>
                 <w:szCs w:val="72"/>
+                <w:highlight w:val="yellow"/>
               </w:rPr>
               <w:t>😊</w:t>
             </w:r>
@@ -4629,18 +6313,20 @@
             <w:pPr>
               <w:rPr>
                 <w:noProof/>
+                <w:highlight w:val="yellow"/>
               </w:rPr>
             </w:pPr>
             <w:r>
               <w:rPr>
                 <w:noProof/>
+                <w:highlight w:val="yellow"/>
               </w:rPr>
-              <w:lastRenderedPageBreak/>
               <w:t>Pessoas com maior conhecimento possuem mais resistência em relação a Manipulação</w:t>
             </w:r>
             <w:r>
               <w:rPr>
                 <w:noProof/>
+                <w:highlight w:val="yellow"/>
               </w:rPr>
               <w:t>.</w:t>
             </w:r>
@@ -4655,6 +6341,7 @@
               <w:ind w:firstLine="0"/>
               <w:rPr>
                 <w:rFonts w:eastAsiaTheme="majorEastAsia" w:cstheme="majorBidi"/>
+                <w:highlight w:val="yellow"/>
               </w:rPr>
             </w:pPr>
             <w:r>
@@ -4662,6 +6349,7 @@
                 <w:rFonts w:ascii="Segoe UI Symbol" w:eastAsiaTheme="majorEastAsia" w:hAnsi="Segoe UI Symbol" w:cstheme="majorBidi"/>
                 <w:sz w:val="72"/>
                 <w:szCs w:val="72"/>
+                <w:highlight w:val="yellow"/>
               </w:rPr>
               <w:t>😊</w:t>
             </w:r>
@@ -4680,12 +6368,15 @@
             <w:pPr>
               <w:rPr>
                 <w:noProof/>
+                <w:highlight w:val="yellow"/>
               </w:rPr>
             </w:pPr>
             <w:r>
               <w:rPr>
                 <w:noProof/>
+                <w:highlight w:val="yellow"/>
               </w:rPr>
+              <w:lastRenderedPageBreak/>
               <w:t>Pessoas são mais satisfeitas com sociedades limpas e eficientes.</w:t>
             </w:r>
           </w:p>
@@ -4699,6 +6390,7 @@
               <w:ind w:firstLine="0"/>
               <w:rPr>
                 <w:rFonts w:eastAsiaTheme="majorEastAsia" w:cstheme="majorBidi"/>
+                <w:highlight w:val="yellow"/>
               </w:rPr>
             </w:pPr>
             <w:r>
@@ -4706,6 +6398,7 @@
                 <w:rFonts w:ascii="Segoe UI Symbol" w:eastAsiaTheme="majorEastAsia" w:hAnsi="Segoe UI Symbol" w:cstheme="majorBidi"/>
                 <w:sz w:val="72"/>
                 <w:szCs w:val="72"/>
+                <w:highlight w:val="yellow"/>
               </w:rPr>
               <w:t>😊</w:t>
             </w:r>
@@ -4724,6 +6417,7 @@
             <w:pPr>
               <w:rPr>
                 <w:noProof/>
+                <w:highlight w:val="yellow"/>
               </w:rPr>
             </w:pPr>
             <w:r>
@@ -4733,16 +6427,7 @@
                 <w:szCs w:val="24"/>
                 <w:highlight w:val="yellow"/>
               </w:rPr>
-              <w:t>É importante o</w:t>
-            </w:r>
-            <w:r>
-              <w:rPr>
-                <w:rFonts w:eastAsia="Arial" w:cs="Arial"/>
-                <w:noProof/>
-                <w:szCs w:val="24"/>
-                <w:highlight w:val="yellow"/>
-              </w:rPr>
-              <w:t xml:space="preserve"> uso de jogos digitais como ferramentas educacionais</w:t>
+              <w:t>É importante o uso de jogos digitais como ferramentas educacionais</w:t>
             </w:r>
           </w:p>
         </w:tc>
@@ -4757,6 +6442,7 @@
                 <w:rFonts w:ascii="Segoe UI Symbol" w:eastAsiaTheme="majorEastAsia" w:hAnsi="Segoe UI Symbol" w:cstheme="majorBidi"/>
                 <w:sz w:val="72"/>
                 <w:szCs w:val="72"/>
+                <w:highlight w:val="yellow"/>
               </w:rPr>
             </w:pPr>
             <w:r>
@@ -4764,19 +6450,24 @@
                 <w:rFonts w:ascii="Segoe UI Symbol" w:eastAsiaTheme="majorEastAsia" w:hAnsi="Segoe UI Symbol" w:cstheme="majorBidi"/>
                 <w:sz w:val="72"/>
                 <w:szCs w:val="72"/>
+                <w:highlight w:val="yellow"/>
               </w:rPr>
               <w:t>😊</w:t>
             </w:r>
-            <w:commentRangeEnd w:id="32"/>
+            <w:commentRangeEnd w:id="34"/>
             <w:r>
               <w:rPr>
                 <w:rStyle w:val="Refdecomentrio"/>
+                <w:highlight w:val="yellow"/>
               </w:rPr>
-              <w:commentReference w:id="32"/>
+              <w:commentReference w:id="34"/>
             </w:r>
-            <w:commentRangeEnd w:id="33"/>
+            <w:commentRangeEnd w:id="35"/>
             <w:r>
-              <w:commentReference w:id="33"/>
+              <w:rPr>
+                <w:highlight w:val="yellow"/>
+              </w:rPr>
+              <w:commentReference w:id="35"/>
             </w:r>
           </w:p>
         </w:tc>
@@ -4795,11 +6486,11 @@
       <w:pPr>
         <w:pStyle w:val="Ttulo2"/>
       </w:pPr>
-      <w:bookmarkStart w:id="34" w:name="_Toc1799433348"/>
+      <w:bookmarkStart w:id="36" w:name="_Toc236896587"/>
       <w:r>
         <w:t>Pesquisa de Campo</w:t>
       </w:r>
-      <w:bookmarkEnd w:id="34"/>
+      <w:bookmarkEnd w:id="36"/>
     </w:p>
     <w:p>
       <w:r>
@@ -4811,7 +6502,7 @@
         <w:pStyle w:val="Legenda"/>
         <w:keepNext/>
       </w:pPr>
-      <w:bookmarkStart w:id="35" w:name="_Toc233221001"/>
+      <w:bookmarkStart w:id="37" w:name="_Toc233221001"/>
       <w:r>
         <w:t xml:space="preserve">Grafico </w:t>
       </w:r>
@@ -4836,7 +6527,7 @@
       <w:r>
         <w:t>: Idade dos Entrevistados</w:t>
       </w:r>
-      <w:bookmarkEnd w:id="35"/>
+      <w:bookmarkEnd w:id="37"/>
     </w:p>
     <w:p>
       <w:pPr>
@@ -4852,7 +6543,7 @@
             <wp:cNvGraphicFramePr/>
             <a:graphic xmlns:a="http://schemas.openxmlformats.org/drawingml/2006/main">
               <a:graphicData uri="http://schemas.openxmlformats.org/drawingml/2006/chart">
-                <c:chart xmlns:c="http://schemas.openxmlformats.org/drawingml/2006/chart" xmlns:r="http://schemas.openxmlformats.org/officeDocument/2006/relationships" r:id="rId17"/>
+                <c:chart xmlns:c="http://schemas.openxmlformats.org/drawingml/2006/chart" xmlns:r="http://schemas.openxmlformats.org/officeDocument/2006/relationships" r:id="rId15"/>
               </a:graphicData>
             </a:graphic>
           </wp:inline>
@@ -4886,7 +6577,7 @@
         <w:pStyle w:val="Legenda"/>
         <w:keepNext/>
       </w:pPr>
-      <w:bookmarkStart w:id="36" w:name="_Toc233221002"/>
+      <w:bookmarkStart w:id="38" w:name="_Toc233221002"/>
       <w:r>
         <w:lastRenderedPageBreak/>
         <w:t xml:space="preserve">Grafico </w:t>
@@ -4912,7 +6603,7 @@
       <w:r>
         <w:t>: Gostos</w:t>
       </w:r>
-      <w:bookmarkEnd w:id="36"/>
+      <w:bookmarkEnd w:id="38"/>
     </w:p>
     <w:p>
       <w:pPr>
@@ -4932,7 +6623,7 @@
             <wp:cNvGraphicFramePr/>
             <a:graphic xmlns:a="http://schemas.openxmlformats.org/drawingml/2006/main">
               <a:graphicData uri="http://schemas.openxmlformats.org/drawingml/2006/chart">
-                <c:chart xmlns:c="http://schemas.openxmlformats.org/drawingml/2006/chart" xmlns:r="http://schemas.openxmlformats.org/officeDocument/2006/relationships" r:id="rId18"/>
+                <c:chart xmlns:c="http://schemas.openxmlformats.org/drawingml/2006/chart" xmlns:r="http://schemas.openxmlformats.org/officeDocument/2006/relationships" r:id="rId16"/>
               </a:graphicData>
             </a:graphic>
           </wp:inline>
@@ -4959,25 +6650,25 @@
       <w:pPr>
         <w:pStyle w:val="Ttulo1"/>
       </w:pPr>
-      <w:bookmarkStart w:id="37" w:name="_Toc885936239"/>
+      <w:bookmarkStart w:id="39" w:name="_Toc236896588"/>
       <w:r>
         <w:lastRenderedPageBreak/>
         <w:t>ANÁLISE E SÍNTESE</w:t>
       </w:r>
-      <w:bookmarkEnd w:id="37"/>
+      <w:bookmarkEnd w:id="39"/>
     </w:p>
     <w:p>
       <w:pPr>
         <w:pStyle w:val="Ttulo2"/>
       </w:pPr>
-      <w:bookmarkStart w:id="38" w:name="_Toc352951419"/>
+      <w:bookmarkStart w:id="40" w:name="_Toc236896589"/>
       <w:r>
         <w:t>Person</w:t>
       </w:r>
       <w:r>
         <w:t>a</w:t>
       </w:r>
-      <w:bookmarkEnd w:id="38"/>
+      <w:bookmarkEnd w:id="40"/>
     </w:p>
     <w:p>
       <w:pPr>
@@ -4992,7 +6683,7 @@
         <w:pStyle w:val="Legenda"/>
         <w:keepNext/>
       </w:pPr>
-      <w:bookmarkStart w:id="39" w:name="_Toc233220998"/>
+      <w:bookmarkStart w:id="41" w:name="_Toc233220998"/>
       <w:r>
         <w:t xml:space="preserve">Figura </w:t>
       </w:r>
@@ -5017,7 +6708,7 @@
       <w:r>
         <w:t>: Personas</w:t>
       </w:r>
-      <w:bookmarkEnd w:id="39"/>
+      <w:bookmarkEnd w:id="41"/>
     </w:p>
     <w:p>
       <w:pPr>
@@ -5042,7 +6733,7 @@
                     </pic:cNvPicPr>
                   </pic:nvPicPr>
                   <pic:blipFill>
-                    <a:blip r:embed="rId19" cstate="print">
+                    <a:blip r:embed="rId17" cstate="print">
                       <a:extLst>
                         <a:ext uri="{28A0092B-C50C-407E-A947-70E740481C1C}">
                           <a14:useLocalDpi xmlns:a14="http://schemas.microsoft.com/office/drawing/2010/main" val="0"/>
@@ -5099,15 +6790,7 @@
     </w:p>
     <w:p>
       <w:r>
-        <w:t xml:space="preserve">Ambas personas gostariam de perseguir o conhecimento, porém, </w:t>
-      </w:r>
-      <w:proofErr w:type="gramStart"/>
-      <w:r>
-        <w:t>a indisponibilidade para pesquisa não permitem</w:t>
-      </w:r>
-      <w:proofErr w:type="gramEnd"/>
-      <w:r>
-        <w:t xml:space="preserve"> um estudo prático, a gamificação emerge como uma estratégia crucial para esse problema, com sua interface familiar e atraente, o estudo de temas relacionados podem ser facilitados e condensados de </w:t>
+        <w:t xml:space="preserve">Ambas personas gostariam de perseguir o conhecimento, porém, a indisponibilidade para pesquisa não permitem um estudo prático, a gamificação emerge como uma estratégia crucial para esse problema, com sua interface familiar e atraente, o estudo de temas relacionados podem ser facilitados e condensados de </w:t>
       </w:r>
       <w:r>
         <w:lastRenderedPageBreak/>
@@ -5121,12 +6804,12 @@
       <w:pPr>
         <w:pStyle w:val="Ttulo1"/>
       </w:pPr>
-      <w:bookmarkStart w:id="40" w:name="_Toc1723450970"/>
+      <w:bookmarkStart w:id="42" w:name="_Toc236896590"/>
       <w:r>
         <w:lastRenderedPageBreak/>
         <w:t>IDEAÇÃO</w:t>
       </w:r>
-      <w:bookmarkEnd w:id="40"/>
+      <w:bookmarkEnd w:id="42"/>
     </w:p>
     <w:p>
       <w:r>
@@ -5137,11 +6820,11 @@
       <w:pPr>
         <w:pStyle w:val="Ttulo2"/>
       </w:pPr>
-      <w:bookmarkStart w:id="41" w:name="_Toc1988297530"/>
+      <w:bookmarkStart w:id="43" w:name="_Toc236896591"/>
       <w:r>
         <w:t>Cardápio de Ideias</w:t>
       </w:r>
-      <w:bookmarkEnd w:id="41"/>
+      <w:bookmarkEnd w:id="43"/>
     </w:p>
     <w:tbl>
       <w:tblPr>
@@ -5620,11 +7303,11 @@
       <w:pPr>
         <w:pStyle w:val="Ttulo2"/>
       </w:pPr>
-      <w:bookmarkStart w:id="42" w:name="_Toc1828089706"/>
+      <w:bookmarkStart w:id="44" w:name="_Toc236896592"/>
       <w:r>
         <w:t>Brainstorm</w:t>
       </w:r>
-      <w:bookmarkEnd w:id="42"/>
+      <w:bookmarkEnd w:id="44"/>
     </w:p>
     <w:p>
       <w:r>
@@ -5635,11 +7318,11 @@
       <w:pPr>
         <w:pStyle w:val="Ttulo2"/>
       </w:pPr>
-      <w:bookmarkStart w:id="43" w:name="_Toc2064643926"/>
+      <w:bookmarkStart w:id="45" w:name="_Toc236896593"/>
       <w:r>
         <w:t>Golden Circle</w:t>
       </w:r>
-      <w:bookmarkEnd w:id="43"/>
+      <w:bookmarkEnd w:id="45"/>
     </w:p>
     <w:p>
       <w:pPr>
@@ -5667,7 +7350,7 @@
         <w:pStyle w:val="Legenda"/>
         <w:keepNext/>
       </w:pPr>
-      <w:bookmarkStart w:id="44" w:name="_Toc233220999"/>
+      <w:bookmarkStart w:id="46" w:name="_Toc233220999"/>
       <w:r>
         <w:lastRenderedPageBreak/>
         <w:t xml:space="preserve">Figura </w:t>
@@ -5693,7 +7376,7 @@
       <w:r>
         <w:t>: Golden Circle</w:t>
       </w:r>
-      <w:bookmarkEnd w:id="44"/>
+      <w:bookmarkEnd w:id="46"/>
     </w:p>
     <w:p>
       <w:pPr>
@@ -5719,7 +7402,7 @@
                     </pic:cNvPicPr>
                   </pic:nvPicPr>
                   <pic:blipFill>
-                    <a:blip r:embed="rId20">
+                    <a:blip r:embed="rId18">
                       <a:extLst>
                         <a:ext uri="{28A0092B-C50C-407E-A947-70E740481C1C}">
                           <a14:useLocalDpi xmlns:a14="http://schemas.microsoft.com/office/drawing/2010/main" val="0"/>
@@ -5768,22 +7451,22 @@
       <w:pPr>
         <w:pStyle w:val="Ttulo1"/>
       </w:pPr>
-      <w:bookmarkStart w:id="45" w:name="_Toc775362943"/>
+      <w:bookmarkStart w:id="47" w:name="_Toc236896594"/>
       <w:r>
         <w:lastRenderedPageBreak/>
         <w:t>ASPECTOS ESTRATÉGICOS</w:t>
       </w:r>
-      <w:bookmarkEnd w:id="45"/>
+      <w:bookmarkEnd w:id="47"/>
     </w:p>
     <w:p>
       <w:pPr>
         <w:pStyle w:val="Ttulo2"/>
       </w:pPr>
-      <w:bookmarkStart w:id="46" w:name="_Toc1751450015"/>
+      <w:bookmarkStart w:id="48" w:name="_Toc236896595"/>
       <w:r>
         <w:t>Planejamento Financeiro</w:t>
       </w:r>
-      <w:bookmarkEnd w:id="46"/>
+      <w:bookmarkEnd w:id="48"/>
     </w:p>
     <w:p>
       <w:pPr>
@@ -5793,7 +7476,7 @@
           <w:vertAlign w:val="subscript"/>
         </w:rPr>
       </w:pPr>
-      <w:bookmarkStart w:id="47" w:name="_Toc233221003"/>
+      <w:bookmarkStart w:id="49" w:name="_Toc233221003"/>
       <w:r>
         <w:t xml:space="preserve">Tabela </w:t>
       </w:r>
@@ -5821,7 +7504,7 @@
         </w:rPr>
         <w:t>: Pacotes</w:t>
       </w:r>
-      <w:bookmarkEnd w:id="47"/>
+      <w:bookmarkEnd w:id="49"/>
     </w:p>
     <w:tbl>
       <w:tblPr>
@@ -5992,11 +7675,11 @@
         </w:numPr>
         <w:ind w:left="709" w:hanging="709"/>
       </w:pPr>
-      <w:bookmarkStart w:id="48" w:name="_Toc2076568223"/>
+      <w:bookmarkStart w:id="50" w:name="_Toc236896596"/>
       <w:r>
         <w:t>REFERÊNCIAS</w:t>
       </w:r>
-      <w:bookmarkEnd w:id="48"/>
+      <w:bookmarkEnd w:id="50"/>
     </w:p>
     <w:p>
       <w:pPr>
@@ -6004,18 +7687,21 @@
         <w:ind w:firstLine="0"/>
         <w:rPr>
           <w:rFonts w:eastAsia="Arial" w:cs="Arial"/>
+          <w:highlight w:val="yellow"/>
         </w:rPr>
       </w:pPr>
       <w:r>
         <w:rPr>
           <w:rFonts w:eastAsia="Arial" w:cs="Arial"/>
+          <w:highlight w:val="yellow"/>
         </w:rPr>
         <w:t>MJV INNOVATION</w:t>
       </w:r>
-      <w:commentRangeStart w:id="49"/>
+      <w:commentRangeStart w:id="51"/>
       <w:r>
         <w:rPr>
           <w:rFonts w:eastAsia="Arial" w:cs="Arial"/>
+          <w:highlight w:val="yellow"/>
         </w:rPr>
         <w:t xml:space="preserve">. </w:t>
       </w:r>
@@ -6026,6 +7712,7 @@
           <w:bCs/>
           <w:i/>
           <w:iCs/>
+          <w:highlight w:val="yellow"/>
         </w:rPr>
         <w:t>Conheça a sessão generativa e entenda seus usuários</w:t>
       </w:r>
@@ -6034,20 +7721,23 @@
           <w:rFonts w:eastAsia="Arial" w:cs="Arial"/>
           <w:b/>
           <w:bCs/>
+          <w:highlight w:val="yellow"/>
         </w:rPr>
         <w:t>. 2015.</w:t>
       </w:r>
       <w:r>
         <w:rPr>
           <w:rFonts w:eastAsia="Arial" w:cs="Arial"/>
+          <w:highlight w:val="yellow"/>
         </w:rPr>
         <w:t xml:space="preserve"> Disponível em: </w:t>
       </w:r>
-      <w:hyperlink r:id="rId21">
+      <w:hyperlink r:id="rId19">
         <w:r>
           <w:rPr>
             <w:rStyle w:val="Hyperlink"/>
             <w:rFonts w:eastAsia="Arial" w:cs="Arial"/>
+            <w:highlight w:val="yellow"/>
           </w:rPr>
           <w:t>https://www.mjvinnovation.com/pt-br/blog/conheca-a-sessao-generativa-e-entenda-seus-usuarios/</w:t>
         </w:r>
@@ -6055,6 +7745,7 @@
       <w:r>
         <w:rPr>
           <w:rFonts w:eastAsia="Arial" w:cs="Arial"/>
+          <w:highlight w:val="yellow"/>
         </w:rPr>
         <w:t xml:space="preserve"> Acesso em: </w:t>
       </w:r>
@@ -6068,6 +7759,7 @@
           <w:color w:val="000000"/>
           <w:sz w:val="27"/>
           <w:szCs w:val="27"/>
+          <w:highlight w:val="yellow"/>
         </w:rPr>
       </w:pPr>
       <w:r>
@@ -6076,6 +7768,7 @@
           <w:color w:val="000000" w:themeColor="text1"/>
           <w:sz w:val="27"/>
           <w:szCs w:val="27"/>
+          <w:highlight w:val="yellow"/>
         </w:rPr>
         <w:t>MJV INNOVATION</w:t>
       </w:r>
@@ -6085,6 +7778,7 @@
           <w:color w:val="000000" w:themeColor="text1"/>
           <w:sz w:val="27"/>
           <w:szCs w:val="27"/>
+          <w:highlight w:val="yellow"/>
         </w:rPr>
         <w:t>. </w:t>
       </w:r>
@@ -6096,6 +7790,7 @@
           <w:color w:val="000000" w:themeColor="text1"/>
           <w:sz w:val="27"/>
           <w:szCs w:val="27"/>
+          <w:highlight w:val="yellow"/>
         </w:rPr>
         <w:t>Design Thinking: o que são Cadernos de Sensibilização</w:t>
       </w:r>
@@ -6105,16 +7800,18 @@
           <w:color w:val="000000" w:themeColor="text1"/>
           <w:sz w:val="27"/>
           <w:szCs w:val="27"/>
+          <w:highlight w:val="yellow"/>
         </w:rPr>
         <w:t xml:space="preserve">. Disponível em:  </w:t>
       </w:r>
-      <w:hyperlink r:id="rId22">
+      <w:hyperlink r:id="rId20">
         <w:r>
           <w:rPr>
             <w:rStyle w:val="Hyperlink"/>
             <w:rFonts w:ascii="Calibri" w:hAnsi="Calibri"/>
             <w:sz w:val="27"/>
             <w:szCs w:val="27"/>
+            <w:highlight w:val="yellow"/>
           </w:rPr>
           <w:t>https://www.mjvinnovation.com/pt-br/blog/design-thinking-que-sao-cadernos-sensibilizacao/</w:t>
         </w:r>
@@ -6125,6 +7822,7 @@
           <w:color w:val="000000" w:themeColor="text1"/>
           <w:sz w:val="27"/>
           <w:szCs w:val="27"/>
+          <w:highlight w:val="yellow"/>
         </w:rPr>
         <w:t>.</w:t>
       </w:r>
@@ -6140,6 +7838,7 @@
           <w:color w:val="000000" w:themeColor="text1"/>
           <w:sz w:val="27"/>
           <w:szCs w:val="27"/>
+          <w:highlight w:val="yellow"/>
         </w:rPr>
         <w:t>MJV INNOVATION</w:t>
       </w:r>
@@ -6149,6 +7848,7 @@
           <w:color w:val="000000" w:themeColor="text1"/>
           <w:sz w:val="27"/>
           <w:szCs w:val="27"/>
+          <w:highlight w:val="yellow"/>
         </w:rPr>
         <w:t>. </w:t>
       </w:r>
@@ -6160,6 +7860,7 @@
           <w:color w:val="000000" w:themeColor="text1"/>
           <w:sz w:val="27"/>
           <w:szCs w:val="27"/>
+          <w:highlight w:val="yellow"/>
         </w:rPr>
         <w:t>Design Thinking: o que são Cadernos de Sensibilização</w:t>
       </w:r>
@@ -6169,22 +7870,27 @@
           <w:color w:val="000000" w:themeColor="text1"/>
           <w:sz w:val="27"/>
           <w:szCs w:val="27"/>
+          <w:highlight w:val="yellow"/>
         </w:rPr>
         <w:t xml:space="preserve">. Disponível em: </w:t>
       </w:r>
-      <w:hyperlink r:id="rId23">
+      <w:hyperlink r:id="rId21">
         <w:r>
           <w:rPr>
             <w:rStyle w:val="Hyperlink"/>
             <w:rFonts w:asciiTheme="minorHAnsi" w:eastAsiaTheme="minorEastAsia" w:hAnsiTheme="minorHAnsi" w:cstheme="minorBidi"/>
             <w:sz w:val="27"/>
             <w:szCs w:val="27"/>
+            <w:highlight w:val="yellow"/>
           </w:rPr>
           <w:t>https://www.mjvinnovation.com/pt-br/blog/design-thinking-que-sao-cadernos-sensibilizacao/</w:t>
         </w:r>
-        <w:commentRangeEnd w:id="49"/>
-        <w:r>
-          <w:commentReference w:id="49"/>
+        <w:commentRangeEnd w:id="51"/>
+        <w:r>
+          <w:rPr>
+            <w:highlight w:val="yellow"/>
+          </w:rPr>
+          <w:commentReference w:id="51"/>
         </w:r>
       </w:hyperlink>
       <w:r>
@@ -6192,6 +7898,7 @@
           <w:rFonts w:asciiTheme="minorHAnsi" w:eastAsiaTheme="minorEastAsia" w:hAnsiTheme="minorHAnsi" w:cstheme="minorBidi"/>
           <w:sz w:val="27"/>
           <w:szCs w:val="27"/>
+          <w:highlight w:val="yellow"/>
         </w:rPr>
         <w:t>.</w:t>
       </w:r>
@@ -6248,7 +7955,7 @@
         </w:rPr>
         <w:t xml:space="preserve">. Disponível em: &lt; </w:t>
       </w:r>
-      <w:hyperlink r:id="rId24">
+      <w:hyperlink r:id="rId22">
         <w:r>
           <w:rPr>
             <w:rStyle w:val="Hyperlink"/>
@@ -6308,7 +8015,7 @@
         </w:rPr>
         <w:t xml:space="preserve">. Disponível em: </w:t>
       </w:r>
-      <w:hyperlink r:id="rId25">
+      <w:hyperlink r:id="rId23">
         <w:r>
           <w:rPr>
             <w:rStyle w:val="Hyperlink"/>
@@ -6395,7 +8102,7 @@
         </w:rPr>
         <w:t xml:space="preserve">. Disponível em: </w:t>
       </w:r>
-      <w:hyperlink r:id="rId26">
+      <w:hyperlink r:id="rId24">
         <w:r>
           <w:rPr>
             <w:rStyle w:val="Hyperlink"/>
@@ -6479,7 +8186,7 @@
         </w:rPr>
         <w:t xml:space="preserve">. Disponível em: </w:t>
       </w:r>
-      <w:hyperlink r:id="rId27">
+      <w:hyperlink r:id="rId25">
         <w:r>
           <w:rPr>
             <w:rStyle w:val="Hyperlink"/>
@@ -6510,13 +8217,14 @@
           <w:szCs w:val="27"/>
         </w:rPr>
       </w:pPr>
-      <w:commentRangeStart w:id="50"/>
+      <w:commentRangeStart w:id="52"/>
       <w:r>
         <w:rPr>
           <w:rFonts w:ascii="Calibri" w:hAnsi="Calibri"/>
           <w:color w:val="000000" w:themeColor="text1"/>
           <w:sz w:val="27"/>
           <w:szCs w:val="27"/>
+          <w:highlight w:val="yellow"/>
         </w:rPr>
         <w:t>MARTINEZ, Luzia</w:t>
       </w:r>
@@ -6526,6 +8234,7 @@
           <w:color w:val="000000" w:themeColor="text1"/>
           <w:sz w:val="27"/>
           <w:szCs w:val="27"/>
+          <w:highlight w:val="yellow"/>
         </w:rPr>
         <w:t xml:space="preserve">. </w:t>
       </w:r>
@@ -6537,6 +8246,7 @@
           <w:color w:val="000000" w:themeColor="text1"/>
           <w:sz w:val="27"/>
           <w:szCs w:val="27"/>
+          <w:highlight w:val="yellow"/>
         </w:rPr>
         <w:t>Planejamento urbano sustentável</w:t>
       </w:r>
@@ -6546,16 +8256,18 @@
           <w:color w:val="000000" w:themeColor="text1"/>
           <w:sz w:val="27"/>
           <w:szCs w:val="27"/>
+          <w:highlight w:val="yellow"/>
         </w:rPr>
         <w:t xml:space="preserve">. Disponível em: </w:t>
       </w:r>
-      <w:hyperlink r:id="rId28">
+      <w:hyperlink r:id="rId26">
         <w:r>
           <w:rPr>
             <w:rStyle w:val="Hyperlink"/>
             <w:rFonts w:ascii="Calibri" w:hAnsi="Calibri"/>
             <w:sz w:val="27"/>
             <w:szCs w:val="27"/>
+            <w:highlight w:val="yellow"/>
           </w:rPr>
           <w:t>https://123ecos.com.br/docs/planejamento-urbano/</w:t>
         </w:r>
@@ -6566,12 +8278,16 @@
           <w:color w:val="000000" w:themeColor="text1"/>
           <w:sz w:val="27"/>
           <w:szCs w:val="27"/>
+          <w:highlight w:val="yellow"/>
         </w:rPr>
         <w:t xml:space="preserve"> Acesso em: 18/04/2026</w:t>
       </w:r>
-      <w:commentRangeEnd w:id="50"/>
-      <w:r>
-        <w:commentReference w:id="50"/>
+      <w:commentRangeEnd w:id="52"/>
+      <w:r>
+        <w:rPr>
+          <w:highlight w:val="yellow"/>
+        </w:rPr>
+        <w:commentReference w:id="52"/>
       </w:r>
     </w:p>
     <w:p>
@@ -6582,15 +8298,17 @@
           <w:color w:val="000000" w:themeColor="text1"/>
           <w:sz w:val="27"/>
           <w:szCs w:val="27"/>
-        </w:rPr>
-      </w:pPr>
-      <w:commentRangeStart w:id="51"/>
+          <w:highlight w:val="yellow"/>
+        </w:rPr>
+      </w:pPr>
+      <w:commentRangeStart w:id="53"/>
       <w:r>
         <w:rPr>
           <w:rFonts w:ascii="Calibri" w:hAnsi="Calibri"/>
           <w:color w:val="000000" w:themeColor="text1"/>
           <w:sz w:val="27"/>
           <w:szCs w:val="27"/>
+          <w:highlight w:val="yellow"/>
         </w:rPr>
         <w:lastRenderedPageBreak/>
         <w:t>SALVATIERRA, Fernando Javier</w:t>
@@ -6601,6 +8319,7 @@
           <w:color w:val="000000" w:themeColor="text1"/>
           <w:sz w:val="27"/>
           <w:szCs w:val="27"/>
+          <w:highlight w:val="yellow"/>
         </w:rPr>
         <w:t xml:space="preserve">. </w:t>
       </w:r>
@@ -6612,6 +8331,7 @@
           <w:color w:val="000000" w:themeColor="text1"/>
           <w:sz w:val="27"/>
           <w:szCs w:val="27"/>
+          <w:highlight w:val="yellow"/>
         </w:rPr>
         <w:t>O caminho para a educação digital</w:t>
       </w:r>
@@ -6621,16 +8341,18 @@
           <w:color w:val="000000" w:themeColor="text1"/>
           <w:sz w:val="27"/>
           <w:szCs w:val="27"/>
+          <w:highlight w:val="yellow"/>
         </w:rPr>
         <w:t xml:space="preserve">. Disponível em: </w:t>
       </w:r>
-      <w:hyperlink r:id="rId29">
+      <w:hyperlink r:id="rId27">
         <w:r>
           <w:rPr>
             <w:rStyle w:val="Hyperlink"/>
             <w:rFonts w:ascii="Calibri" w:hAnsi="Calibri"/>
             <w:sz w:val="27"/>
             <w:szCs w:val="27"/>
+            <w:highlight w:val="yellow"/>
           </w:rPr>
           <w:t>https://www.iiep.unesco.org/pt/articles/o-caminho-para-educacao-digital</w:t>
         </w:r>
@@ -6641,12 +8363,16 @@
           <w:color w:val="000000" w:themeColor="text1"/>
           <w:sz w:val="27"/>
           <w:szCs w:val="27"/>
+          <w:highlight w:val="yellow"/>
         </w:rPr>
         <w:t xml:space="preserve"> Acesso em: 25/04/2026</w:t>
       </w:r>
-      <w:commentRangeEnd w:id="51"/>
-      <w:r>
-        <w:commentReference w:id="51"/>
+      <w:commentRangeEnd w:id="53"/>
+      <w:r>
+        <w:rPr>
+          <w:highlight w:val="yellow"/>
+        </w:rPr>
+        <w:commentReference w:id="53"/>
       </w:r>
     </w:p>
     <w:p>
@@ -6659,14 +8385,15 @@
           <w:szCs w:val="27"/>
         </w:rPr>
       </w:pPr>
-      <w:commentRangeStart w:id="52"/>
-      <w:commentRangeStart w:id="53"/>
+      <w:commentRangeStart w:id="54"/>
+      <w:commentRangeStart w:id="55"/>
       <w:r>
         <w:rPr>
           <w:rFonts w:ascii="Calibri" w:hAnsi="Calibri"/>
           <w:color w:val="000000" w:themeColor="text1"/>
           <w:sz w:val="27"/>
           <w:szCs w:val="27"/>
+          <w:highlight w:val="yellow"/>
         </w:rPr>
         <w:t>MORAES, Jéssica</w:t>
       </w:r>
@@ -6676,6 +8403,7 @@
           <w:color w:val="000000" w:themeColor="text1"/>
           <w:sz w:val="27"/>
           <w:szCs w:val="27"/>
+          <w:highlight w:val="yellow"/>
         </w:rPr>
         <w:t xml:space="preserve">. </w:t>
       </w:r>
@@ -6687,6 +8415,7 @@
           <w:color w:val="000000" w:themeColor="text1"/>
           <w:sz w:val="27"/>
           <w:szCs w:val="27"/>
+          <w:highlight w:val="yellow"/>
         </w:rPr>
         <w:t>Secretaria de Inovação, Ciência e Tecnologia (SICT). Jogos digitais são usados como ferramenta de conscientização na educação</w:t>
       </w:r>
@@ -6696,16 +8425,18 @@
           <w:color w:val="000000" w:themeColor="text1"/>
           <w:sz w:val="27"/>
           <w:szCs w:val="27"/>
+          <w:highlight w:val="yellow"/>
         </w:rPr>
         <w:t xml:space="preserve">. Disponível em: </w:t>
       </w:r>
-      <w:hyperlink r:id="rId30">
+      <w:hyperlink r:id="rId28">
         <w:r>
           <w:rPr>
             <w:rStyle w:val="Hyperlink"/>
             <w:rFonts w:ascii="Calibri" w:hAnsi="Calibri"/>
             <w:sz w:val="27"/>
             <w:szCs w:val="27"/>
+            <w:highlight w:val="yellow"/>
           </w:rPr>
           <w:t>https://sict.rs.gov.br/jogos-digitais-sao-usados-como-ferramenta-de-conscientizacao-na-educacao</w:t>
         </w:r>
@@ -6716,21 +8447,31 @@
           <w:color w:val="000000" w:themeColor="text1"/>
           <w:sz w:val="27"/>
           <w:szCs w:val="27"/>
+          <w:highlight w:val="yellow"/>
         </w:rPr>
         <w:t xml:space="preserve"> Acesso em: 25/04/2026</w:t>
       </w:r>
-      <w:commentRangeEnd w:id="52"/>
-      <w:r>
-        <w:commentReference w:id="52"/>
-      </w:r>
-      <w:commentRangeEnd w:id="53"/>
-      <w:r>
-        <w:commentReference w:id="53"/>
+      <w:commentRangeEnd w:id="54"/>
+      <w:r>
+        <w:rPr>
+          <w:highlight w:val="yellow"/>
+        </w:rPr>
+        <w:commentReference w:id="54"/>
+      </w:r>
+      <w:commentRangeEnd w:id="55"/>
+      <w:r>
+        <w:rPr>
+          <w:highlight w:val="yellow"/>
+        </w:rPr>
+        <w:commentReference w:id="55"/>
       </w:r>
     </w:p>
     <w:p>
       <w:pPr>
         <w:pStyle w:val="NormalWeb"/>
+        <w:rPr>
+          <w:highlight w:val="yellow"/>
+        </w:rPr>
       </w:pPr>
       <w:r>
         <w:rPr>
@@ -6738,6 +8479,7 @@
           <w:color w:val="000000" w:themeColor="text1"/>
           <w:sz w:val="27"/>
           <w:szCs w:val="27"/>
+          <w:highlight w:val="yellow"/>
         </w:rPr>
         <w:t xml:space="preserve">LIMA, Michael. </w:t>
       </w:r>
@@ -6749,6 +8491,7 @@
           <w:color w:val="000000" w:themeColor="text1"/>
           <w:sz w:val="27"/>
           <w:szCs w:val="27"/>
+          <w:highlight w:val="yellow"/>
         </w:rPr>
         <w:t>Análise: Endling – Extinction is Forever. 2022</w:t>
       </w:r>
@@ -6758,16 +8501,18 @@
           <w:color w:val="000000" w:themeColor="text1"/>
           <w:sz w:val="27"/>
           <w:szCs w:val="27"/>
+          <w:highlight w:val="yellow"/>
         </w:rPr>
         <w:t xml:space="preserve">. Disponível em: </w:t>
       </w:r>
-      <w:hyperlink r:id="rId31">
+      <w:hyperlink r:id="rId29">
         <w:r>
           <w:rPr>
             <w:rStyle w:val="Hyperlink"/>
             <w:rFonts w:ascii="Calibri" w:hAnsi="Calibri"/>
             <w:sz w:val="27"/>
             <w:szCs w:val="27"/>
+            <w:highlight w:val="yellow"/>
           </w:rPr>
           <w:t>https://www.xboxpower.com.br/2022/07/20/analise-endling-extinction-is-forever/</w:t>
         </w:r>
@@ -6778,6 +8523,7 @@
           <w:color w:val="000000" w:themeColor="text1"/>
           <w:sz w:val="27"/>
           <w:szCs w:val="27"/>
+          <w:highlight w:val="yellow"/>
         </w:rPr>
         <w:t xml:space="preserve"> Acesso em: 25/04/2026</w:t>
       </w:r>
@@ -6791,6 +8537,7 @@
           <w:rFonts w:asciiTheme="minorHAnsi" w:eastAsiaTheme="minorEastAsia" w:hAnsiTheme="minorHAnsi" w:cstheme="minorBidi"/>
           <w:sz w:val="27"/>
           <w:szCs w:val="27"/>
+          <w:highlight w:val="yellow"/>
         </w:rPr>
         <w:t xml:space="preserve">Y7rik. </w:t>
       </w:r>
@@ -6801,6 +8548,7 @@
           <w:bCs/>
           <w:sz w:val="27"/>
           <w:szCs w:val="27"/>
+          <w:highlight w:val="yellow"/>
         </w:rPr>
         <w:t>Impacto da ciência e da tecnologia nas grandes cidades</w:t>
       </w:r>
@@ -6809,16 +8557,18 @@
           <w:rFonts w:asciiTheme="minorHAnsi" w:eastAsiaTheme="minorEastAsia" w:hAnsiTheme="minorHAnsi" w:cstheme="minorBidi"/>
           <w:sz w:val="27"/>
           <w:szCs w:val="27"/>
+          <w:highlight w:val="yellow"/>
         </w:rPr>
         <w:t xml:space="preserve">. Disponível em: </w:t>
       </w:r>
-      <w:hyperlink r:id="rId32">
+      <w:hyperlink r:id="rId30">
         <w:r>
           <w:rPr>
             <w:rStyle w:val="Hyperlink"/>
             <w:rFonts w:asciiTheme="minorHAnsi" w:eastAsiaTheme="minorEastAsia" w:hAnsiTheme="minorHAnsi" w:cstheme="minorBidi"/>
             <w:sz w:val="27"/>
             <w:szCs w:val="27"/>
+            <w:highlight w:val="yellow"/>
           </w:rPr>
           <w:t>https://maestrovirtuale.com/impacto-da-ciencia-e-da-tecnologia-nas-grandes-cidades/</w:t>
         </w:r>
@@ -6828,6 +8578,7 @@
           <w:rFonts w:asciiTheme="minorHAnsi" w:eastAsiaTheme="minorEastAsia" w:hAnsiTheme="minorHAnsi" w:cstheme="minorBidi"/>
           <w:sz w:val="27"/>
           <w:szCs w:val="27"/>
+          <w:highlight w:val="yellow"/>
         </w:rPr>
         <w:t>. Acesso em: 14/06/2026</w:t>
       </w:r>
@@ -6847,6 +8598,7 @@
           <w:rFonts w:asciiTheme="minorHAnsi" w:eastAsiaTheme="minorEastAsia" w:hAnsiTheme="minorHAnsi" w:cstheme="minorBidi"/>
           <w:sz w:val="27"/>
           <w:szCs w:val="27"/>
+          <w:highlight w:val="yellow"/>
           <w:lang w:val="en-US"/>
         </w:rPr>
         <w:t xml:space="preserve">VENDITTI, Bruno. </w:t>
@@ -6858,6 +8610,7 @@
           <w:bCs/>
           <w:sz w:val="27"/>
           <w:szCs w:val="27"/>
+          <w:highlight w:val="yellow"/>
           <w:lang w:val="en-US"/>
         </w:rPr>
         <w:t>This chart shows the impact rising urbanization will have on the world</w:t>
@@ -6867,57 +8620,39 @@
           <w:rFonts w:asciiTheme="minorHAnsi" w:eastAsiaTheme="minorEastAsia" w:hAnsiTheme="minorHAnsi" w:cstheme="minorBidi"/>
           <w:sz w:val="27"/>
           <w:szCs w:val="27"/>
+          <w:highlight w:val="yellow"/>
           <w:lang w:val="en-US"/>
         </w:rPr>
         <w:t xml:space="preserve">. </w:t>
       </w:r>
-      <w:proofErr w:type="spellStart"/>
       <w:r>
         <w:rPr>
           <w:rFonts w:asciiTheme="minorHAnsi" w:eastAsiaTheme="minorEastAsia" w:hAnsiTheme="minorHAnsi" w:cstheme="minorBidi"/>
           <w:sz w:val="27"/>
           <w:szCs w:val="27"/>
+          <w:highlight w:val="yellow"/>
           <w:lang w:val="en-US"/>
         </w:rPr>
         <w:t>Disponível</w:t>
       </w:r>
-      <w:proofErr w:type="spellEnd"/>
       <w:r>
         <w:rPr>
           <w:rFonts w:asciiTheme="minorHAnsi" w:eastAsiaTheme="minorEastAsia" w:hAnsiTheme="minorHAnsi" w:cstheme="minorBidi"/>
           <w:sz w:val="27"/>
           <w:szCs w:val="27"/>
+          <w:highlight w:val="yellow"/>
           <w:lang w:val="en-US"/>
         </w:rPr>
-        <w:t xml:space="preserve"> </w:t>
-      </w:r>
-      <w:proofErr w:type="spellStart"/>
-      <w:r>
-        <w:rPr>
-          <w:rFonts w:asciiTheme="minorHAnsi" w:eastAsiaTheme="minorEastAsia" w:hAnsiTheme="minorHAnsi" w:cstheme="minorBidi"/>
-          <w:sz w:val="27"/>
-          <w:szCs w:val="27"/>
-          <w:lang w:val="en-US"/>
-        </w:rPr>
-        <w:t>em</w:t>
-      </w:r>
-      <w:proofErr w:type="spellEnd"/>
-      <w:r>
-        <w:rPr>
-          <w:rFonts w:asciiTheme="minorHAnsi" w:eastAsiaTheme="minorEastAsia" w:hAnsiTheme="minorHAnsi" w:cstheme="minorBidi"/>
-          <w:sz w:val="27"/>
-          <w:szCs w:val="27"/>
-          <w:lang w:val="en-US"/>
-        </w:rPr>
-        <w:t xml:space="preserve">: </w:t>
-      </w:r>
-      <w:hyperlink r:id="rId33">
+        <w:t xml:space="preserve"> em: </w:t>
+      </w:r>
+      <w:hyperlink r:id="rId31">
         <w:r>
           <w:rPr>
             <w:rStyle w:val="Hyperlink"/>
             <w:rFonts w:asciiTheme="minorHAnsi" w:eastAsiaTheme="minorEastAsia" w:hAnsiTheme="minorHAnsi" w:cstheme="minorBidi"/>
             <w:sz w:val="27"/>
             <w:szCs w:val="27"/>
+            <w:highlight w:val="yellow"/>
             <w:lang w:val="en-US"/>
           </w:rPr>
           <w:t>https://www.weforum.org/stories/2022/04/global-urbanization-material-consumption/</w:t>
@@ -6928,65 +8663,27 @@
           <w:rFonts w:asciiTheme="minorHAnsi" w:eastAsiaTheme="minorEastAsia" w:hAnsiTheme="minorHAnsi" w:cstheme="minorBidi"/>
           <w:sz w:val="27"/>
           <w:szCs w:val="27"/>
+          <w:highlight w:val="yellow"/>
           <w:lang w:val="en-US"/>
         </w:rPr>
-        <w:t xml:space="preserve">. </w:t>
-      </w:r>
-      <w:proofErr w:type="spellStart"/>
-      <w:r>
+        <w:t>. Acesso em: 14/06/2026</w:t>
+      </w:r>
+    </w:p>
+    <w:p>
+      <w:pPr>
+        <w:pStyle w:val="NormalWeb"/>
         <w:rPr>
           <w:rFonts w:asciiTheme="minorHAnsi" w:eastAsiaTheme="minorEastAsia" w:hAnsiTheme="minorHAnsi" w:cstheme="minorBidi"/>
           <w:sz w:val="27"/>
           <w:szCs w:val="27"/>
-          <w:lang w:val="en-US"/>
-        </w:rPr>
-        <w:t>Acesso</w:t>
-      </w:r>
-      <w:proofErr w:type="spellEnd"/>
+        </w:rPr>
+      </w:pPr>
       <w:r>
         <w:rPr>
           <w:rFonts w:asciiTheme="minorHAnsi" w:eastAsiaTheme="minorEastAsia" w:hAnsiTheme="minorHAnsi" w:cstheme="minorBidi"/>
           <w:sz w:val="27"/>
           <w:szCs w:val="27"/>
-          <w:lang w:val="en-US"/>
-        </w:rPr>
-        <w:t xml:space="preserve"> </w:t>
-      </w:r>
-      <w:proofErr w:type="spellStart"/>
-      <w:r>
-        <w:rPr>
-          <w:rFonts w:asciiTheme="minorHAnsi" w:eastAsiaTheme="minorEastAsia" w:hAnsiTheme="minorHAnsi" w:cstheme="minorBidi"/>
-          <w:sz w:val="27"/>
-          <w:szCs w:val="27"/>
-          <w:lang w:val="en-US"/>
-        </w:rPr>
-        <w:t>em</w:t>
-      </w:r>
-      <w:proofErr w:type="spellEnd"/>
-      <w:r>
-        <w:rPr>
-          <w:rFonts w:asciiTheme="minorHAnsi" w:eastAsiaTheme="minorEastAsia" w:hAnsiTheme="minorHAnsi" w:cstheme="minorBidi"/>
-          <w:sz w:val="27"/>
-          <w:szCs w:val="27"/>
-          <w:lang w:val="en-US"/>
-        </w:rPr>
-        <w:t>: 14/06/2026</w:t>
-      </w:r>
-    </w:p>
-    <w:p>
-      <w:pPr>
-        <w:pStyle w:val="NormalWeb"/>
-        <w:rPr>
-          <w:rFonts w:asciiTheme="minorHAnsi" w:eastAsiaTheme="minorEastAsia" w:hAnsiTheme="minorHAnsi" w:cstheme="minorBidi"/>
-          <w:sz w:val="27"/>
-          <w:szCs w:val="27"/>
-        </w:rPr>
-      </w:pPr>
-      <w:r>
-        <w:rPr>
-          <w:rFonts w:asciiTheme="minorHAnsi" w:eastAsiaTheme="minorEastAsia" w:hAnsiTheme="minorHAnsi" w:cstheme="minorBidi"/>
-          <w:sz w:val="27"/>
-          <w:szCs w:val="27"/>
+          <w:highlight w:val="yellow"/>
         </w:rPr>
         <w:t xml:space="preserve">PROGRAMA DAS NAÇÕES UNIDAS PARA O MEIO AMBIENTE (PNUMA). </w:t>
       </w:r>
@@ -6997,6 +8694,7 @@
           <w:bCs/>
           <w:sz w:val="27"/>
           <w:szCs w:val="27"/>
+          <w:highlight w:val="yellow"/>
         </w:rPr>
         <w:t>Países ricos usam seis vezes mais recursos naturais do que países de baixa renda, aponta relatório do PNUMA</w:t>
       </w:r>
@@ -7005,16 +8703,18 @@
           <w:rFonts w:asciiTheme="minorHAnsi" w:eastAsiaTheme="minorEastAsia" w:hAnsiTheme="minorHAnsi" w:cstheme="minorBidi"/>
           <w:sz w:val="27"/>
           <w:szCs w:val="27"/>
+          <w:highlight w:val="yellow"/>
         </w:rPr>
         <w:t xml:space="preserve">. Disponível em: </w:t>
       </w:r>
-      <w:hyperlink r:id="rId34">
+      <w:hyperlink r:id="rId32">
         <w:r>
           <w:rPr>
             <w:rStyle w:val="Hyperlink"/>
             <w:rFonts w:asciiTheme="minorHAnsi" w:eastAsiaTheme="minorEastAsia" w:hAnsiTheme="minorHAnsi" w:cstheme="minorBidi"/>
             <w:sz w:val="27"/>
             <w:szCs w:val="27"/>
+            <w:highlight w:val="yellow"/>
           </w:rPr>
           <w:t>https://brasil.un.org/pt-br/262067-pa%C3%ADses-ricos-usam-seis-vezes-mais-recursos-naturais-do-que-pa%C3%ADses-de-baixa-renda-aponta</w:t>
         </w:r>
@@ -7024,6 +8724,7 @@
           <w:rFonts w:asciiTheme="minorHAnsi" w:eastAsiaTheme="minorEastAsia" w:hAnsiTheme="minorHAnsi" w:cstheme="minorBidi"/>
           <w:sz w:val="27"/>
           <w:szCs w:val="27"/>
+          <w:highlight w:val="yellow"/>
         </w:rPr>
         <w:t xml:space="preserve">. Acesso em: </w:t>
       </w:r>
@@ -7032,6 +8733,7 @@
           <w:rFonts w:asciiTheme="minorHAnsi" w:eastAsiaTheme="minorEastAsia" w:hAnsiTheme="minorHAnsi" w:cstheme="minorBidi"/>
           <w:sz w:val="27"/>
           <w:szCs w:val="27"/>
+          <w:highlight w:val="yellow"/>
         </w:rPr>
         <w:t>14/06/2026</w:t>
       </w:r>
@@ -7045,6 +8747,7 @@
           <w:rFonts w:asciiTheme="minorHAnsi" w:eastAsiaTheme="minorEastAsia" w:hAnsiTheme="minorHAnsi" w:cstheme="minorBidi"/>
           <w:sz w:val="27"/>
           <w:szCs w:val="27"/>
+          <w:highlight w:val="yellow"/>
         </w:rPr>
         <w:t xml:space="preserve">MJV INNOVATION. </w:t>
       </w:r>
@@ -7055,36 +8758,27 @@
           <w:bCs/>
           <w:sz w:val="27"/>
           <w:szCs w:val="27"/>
-        </w:rPr>
-        <w:t xml:space="preserve">Imersão Design Thinking: como funciona essa </w:t>
-      </w:r>
-      <w:proofErr w:type="gramStart"/>
+          <w:highlight w:val="yellow"/>
+        </w:rPr>
+        <w:t>Imersão Design Thinking: como funciona essa fase?.</w:t>
+      </w:r>
       <w:r>
         <w:rPr>
           <w:rFonts w:asciiTheme="minorHAnsi" w:eastAsiaTheme="minorEastAsia" w:hAnsiTheme="minorHAnsi" w:cstheme="minorBidi"/>
-          <w:b/>
-          <w:bCs/>
-          <w:sz w:val="27"/>
-          <w:szCs w:val="27"/>
-        </w:rPr>
-        <w:t>fase?.</w:t>
-      </w:r>
-      <w:proofErr w:type="gramEnd"/>
-      <w:r>
-        <w:rPr>
-          <w:rFonts w:asciiTheme="minorHAnsi" w:eastAsiaTheme="minorEastAsia" w:hAnsiTheme="minorHAnsi" w:cstheme="minorBidi"/>
-          <w:sz w:val="27"/>
-          <w:szCs w:val="27"/>
+          <w:sz w:val="27"/>
+          <w:szCs w:val="27"/>
+          <w:highlight w:val="yellow"/>
         </w:rPr>
         <w:t xml:space="preserve"> Disponível em: </w:t>
       </w:r>
-      <w:hyperlink r:id="rId35">
+      <w:hyperlink r:id="rId33">
         <w:r>
           <w:rPr>
             <w:rStyle w:val="Hyperlink"/>
             <w:rFonts w:asciiTheme="minorHAnsi" w:eastAsiaTheme="minorEastAsia" w:hAnsiTheme="minorHAnsi" w:cstheme="minorBidi"/>
             <w:sz w:val="27"/>
             <w:szCs w:val="27"/>
+            <w:highlight w:val="yellow"/>
           </w:rPr>
           <w:t>https://www.mjvinnovation.com/pt-br/blog/como-funciona-a-imersao-no-design-thinking/</w:t>
         </w:r>
@@ -7094,6 +8788,7 @@
           <w:rFonts w:asciiTheme="minorHAnsi" w:eastAsiaTheme="minorEastAsia" w:hAnsiTheme="minorHAnsi" w:cstheme="minorBidi"/>
           <w:sz w:val="27"/>
           <w:szCs w:val="27"/>
+          <w:highlight w:val="yellow"/>
         </w:rPr>
         <w:t xml:space="preserve">. Acesso em: </w:t>
       </w:r>
@@ -7102,6 +8797,7 @@
           <w:rFonts w:asciiTheme="minorHAnsi" w:eastAsiaTheme="minorEastAsia" w:hAnsiTheme="minorHAnsi" w:cstheme="minorBidi"/>
           <w:sz w:val="27"/>
           <w:szCs w:val="27"/>
+          <w:highlight w:val="yellow"/>
         </w:rPr>
         <w:t>14/06/2026</w:t>
       </w:r>
@@ -7136,7 +8832,7 @@
         </w:rPr>
         <w:t xml:space="preserve">Disponível em: </w:t>
       </w:r>
-      <w:hyperlink r:id="rId36">
+      <w:hyperlink r:id="rId34">
         <w:r>
           <w:rPr>
             <w:rStyle w:val="Hyperlink"/>
@@ -7191,7 +8887,7 @@
         </w:rPr>
         <w:t xml:space="preserve"> Disponível em: </w:t>
       </w:r>
-      <w:hyperlink r:id="rId37">
+      <w:hyperlink r:id="rId35">
         <w:r>
           <w:rPr>
             <w:rStyle w:val="Hyperlink"/>
@@ -7271,7 +8967,7 @@
         </w:rPr>
         <w:t xml:space="preserve">. Disponível em: </w:t>
       </w:r>
-      <w:hyperlink r:id="rId38" w:history="1">
+      <w:hyperlink r:id="rId36" w:history="1">
         <w:r>
           <w:rPr>
             <w:rStyle w:val="Hyperlink"/>
@@ -7390,7 +9086,7 @@
         </w:rPr>
         <w:t xml:space="preserve"> Disponível em: </w:t>
       </w:r>
-      <w:hyperlink r:id="rId39" w:history="1">
+      <w:hyperlink r:id="rId37" w:history="1">
         <w:r>
           <w:rPr>
             <w:rStyle w:val="Hyperlink"/>
@@ -7701,7 +9397,7 @@
         </w:rPr>
         <w:t xml:space="preserve"> </w:t>
       </w:r>
-      <w:hyperlink r:id="rId40" w:history="1">
+      <w:hyperlink r:id="rId38" w:history="1">
         <w:r>
           <w:rPr>
             <w:rStyle w:val="Hyperlink"/>
@@ -7842,7 +9538,7 @@
         </w:rPr>
         <w:t xml:space="preserve">. Disponível em: </w:t>
       </w:r>
-      <w:hyperlink r:id="rId41" w:history="1">
+      <w:hyperlink r:id="rId39" w:history="1">
         <w:r>
           <w:rPr>
             <w:rStyle w:val="Hyperlink"/>
@@ -7996,7 +9692,7 @@
         </w:rPr>
         <w:t xml:space="preserve">. Disponível em: </w:t>
       </w:r>
-      <w:hyperlink r:id="rId42" w:history="1">
+      <w:hyperlink r:id="rId40" w:history="1">
         <w:r>
           <w:rPr>
             <w:rStyle w:val="Hyperlink"/>
@@ -8120,7 +9816,7 @@
         </w:rPr>
         <w:t xml:space="preserve"> Disponível em: </w:t>
       </w:r>
-      <w:hyperlink r:id="rId43">
+      <w:hyperlink r:id="rId41">
         <w:r>
           <w:rPr>
             <w:rStyle w:val="Hyperlink"/>
@@ -8205,7 +9901,7 @@
         </w:rPr>
         <w:t xml:space="preserve"> </w:t>
       </w:r>
-      <w:hyperlink r:id="rId44">
+      <w:hyperlink r:id="rId42">
         <w:r>
           <w:rPr>
             <w:rStyle w:val="Hyperlink"/>
@@ -8275,7 +9971,7 @@
         </w:rPr>
         <w:t xml:space="preserve">. Disponível em: </w:t>
       </w:r>
-      <w:hyperlink r:id="rId45">
+      <w:hyperlink r:id="rId43">
         <w:r>
           <w:rPr>
             <w:rStyle w:val="Hyperlink"/>
@@ -8336,7 +10032,7 @@
         </w:rPr>
         <w:t xml:space="preserve">. Disponível em: </w:t>
       </w:r>
-      <w:hyperlink r:id="rId46">
+      <w:hyperlink r:id="rId44">
         <w:r>
           <w:rPr>
             <w:rStyle w:val="Hyperlink"/>
@@ -8418,7 +10114,7 @@
         </w:rPr>
         <w:t xml:space="preserve"> </w:t>
       </w:r>
-      <w:hyperlink r:id="rId47">
+      <w:hyperlink r:id="rId45">
         <w:r>
           <w:rPr>
             <w:rStyle w:val="Hyperlink"/>
@@ -8493,7 +10189,7 @@
         </w:rPr>
         <w:t xml:space="preserve"> </w:t>
       </w:r>
-      <w:hyperlink r:id="rId48">
+      <w:hyperlink r:id="rId46">
         <w:r>
           <w:rPr>
             <w:rStyle w:val="Hyperlink"/>
@@ -8555,7 +10251,7 @@
         </w:rPr>
         <w:t xml:space="preserve">Disponível em: </w:t>
       </w:r>
-      <w:hyperlink r:id="rId49">
+      <w:hyperlink r:id="rId47">
         <w:r>
           <w:rPr>
             <w:rStyle w:val="Hyperlink"/>
@@ -8619,7 +10315,7 @@
         </w:rPr>
         <w:t xml:space="preserve">. Disponível em: </w:t>
       </w:r>
-      <w:hyperlink r:id="rId50">
+      <w:hyperlink r:id="rId48">
         <w:r>
           <w:rPr>
             <w:rStyle w:val="Hyperlink"/>
@@ -8701,7 +10397,7 @@
         </w:rPr>
         <w:t xml:space="preserve"> Disponível em: </w:t>
       </w:r>
-      <w:hyperlink r:id="rId51">
+      <w:hyperlink r:id="rId49">
         <w:r>
           <w:rPr>
             <w:rStyle w:val="Hyperlink"/>
@@ -8780,7 +10476,7 @@
         </w:rPr>
         <w:t xml:space="preserve">. Disponível em: </w:t>
       </w:r>
-      <w:hyperlink r:id="rId52">
+      <w:hyperlink r:id="rId50">
         <w:r>
           <w:rPr>
             <w:rStyle w:val="Hyperlink"/>
@@ -8833,7 +10529,7 @@
         </w:rPr>
         <w:t xml:space="preserve">. Disponível em: </w:t>
       </w:r>
-      <w:hyperlink r:id="rId53">
+      <w:hyperlink r:id="rId51">
         <w:r>
           <w:rPr>
             <w:rStyle w:val="Hyperlink"/>
@@ -8898,7 +10594,7 @@
         </w:rPr>
         <w:t xml:space="preserve">. Disponível em: </w:t>
       </w:r>
-      <w:hyperlink r:id="rId54">
+      <w:hyperlink r:id="rId52">
         <w:r>
           <w:rPr>
             <w:rStyle w:val="Hyperlink"/>
@@ -8971,7 +10667,7 @@
         </w:rPr>
         <w:t xml:space="preserve">Disponível em: </w:t>
       </w:r>
-      <w:hyperlink r:id="rId55">
+      <w:hyperlink r:id="rId53">
         <w:r>
           <w:rPr>
             <w:rStyle w:val="Hyperlink"/>
@@ -9040,7 +10736,7 @@
         </w:rPr>
         <w:t xml:space="preserve"> </w:t>
       </w:r>
-      <w:hyperlink r:id="rId56">
+      <w:hyperlink r:id="rId54">
         <w:r>
           <w:rPr>
             <w:rStyle w:val="Hyperlink"/>
@@ -9134,7 +10830,7 @@
         </w:rPr>
         <w:t xml:space="preserve">(1), 9–28. Disponível em: </w:t>
       </w:r>
-      <w:hyperlink r:id="rId57">
+      <w:hyperlink r:id="rId55">
         <w:r>
           <w:rPr>
             <w:rStyle w:val="Hyperlink"/>
@@ -9202,7 +10898,7 @@
         </w:rPr>
         <w:t xml:space="preserve">, São Paulo, v. 19, n. 2, p. 233-241, 2015. Disponível em: </w:t>
       </w:r>
-      <w:hyperlink r:id="rId58">
+      <w:hyperlink r:id="rId56">
         <w:r>
           <w:rPr>
             <w:rStyle w:val="Hyperlink"/>
@@ -9270,7 +10966,7 @@
         </w:rPr>
         <w:t xml:space="preserve">, v. 1, p. 2506–2522, 2024. Disponível em: </w:t>
       </w:r>
-      <w:hyperlink r:id="rId59">
+      <w:hyperlink r:id="rId57">
         <w:r>
           <w:rPr>
             <w:rStyle w:val="Hyperlink"/>
@@ -9359,7 +11055,7 @@
         </w:rPr>
         <w:t xml:space="preserve">, v. 49, n. 3, p. 86–101, 2025. DOI: 10.62507/issn.2176-6479.v49i3.756. Disponível em: </w:t>
       </w:r>
-      <w:hyperlink r:id="rId60">
+      <w:hyperlink r:id="rId58">
         <w:r>
           <w:rPr>
             <w:rStyle w:val="Hyperlink"/>
@@ -9402,19 +11098,20 @@
           <w:sz w:val="27"/>
           <w:szCs w:val="27"/>
         </w:rPr>
-        <w:t xml:space="preserve">CNN, Da. </w:t>
+        <w:t xml:space="preserve">MASSA PESAGEM E AUTOMAÇÃO INDUSTRIAL. </w:t>
       </w:r>
       <w:r>
         <w:rPr>
           <w:rFonts w:ascii="Calibri" w:eastAsia="Calibri" w:hAnsi="Calibri" w:cs="Calibri"/>
           <w:b/>
           <w:bCs/>
-          <w:sz w:val="27"/>
-          <w:szCs w:val="27"/>
-        </w:rPr>
-        <w:t xml:space="preserve">Entenda como funciona e quando usar a metodologia </w:t>
-      </w:r>
-      <w:proofErr w:type="spellStart"/>
+          <w:i/>
+          <w:iCs/>
+          <w:sz w:val="27"/>
+          <w:szCs w:val="27"/>
+        </w:rPr>
+        <w:t>O que é automação industrial</w:t>
+      </w:r>
       <w:r>
         <w:rPr>
           <w:rFonts w:ascii="Calibri" w:eastAsia="Calibri" w:hAnsi="Calibri" w:cs="Calibri"/>
@@ -9423,97 +11120,440 @@
           <w:sz w:val="27"/>
           <w:szCs w:val="27"/>
         </w:rPr>
-        <w:t>ScrumCNN</w:t>
-      </w:r>
-      <w:proofErr w:type="spellEnd"/>
+        <w:t>?</w:t>
+      </w:r>
       <w:r>
         <w:rPr>
           <w:rFonts w:ascii="Calibri" w:eastAsia="Calibri" w:hAnsi="Calibri" w:cs="Calibri"/>
+          <w:sz w:val="27"/>
+          <w:szCs w:val="27"/>
+        </w:rPr>
+        <w:t xml:space="preserve">. Disponível em: </w:t>
+      </w:r>
+      <w:hyperlink r:id="rId59" w:history="1">
+        <w:r>
+          <w:rPr>
+            <w:rStyle w:val="Hyperlink"/>
+            <w:rFonts w:ascii="Calibri" w:eastAsia="Calibri" w:hAnsi="Calibri" w:cs="Calibri"/>
+            <w:sz w:val="27"/>
+            <w:szCs w:val="27"/>
+          </w:rPr>
+          <w:t>https://massa.ind.br/o-que-e-automacao-industrial/</w:t>
+        </w:r>
+      </w:hyperlink>
+      <w:r>
+        <w:rPr>
+          <w:rFonts w:ascii="Calibri" w:eastAsia="Calibri" w:hAnsi="Calibri" w:cs="Calibri"/>
+          <w:sz w:val="27"/>
+          <w:szCs w:val="27"/>
+        </w:rPr>
+        <w:t xml:space="preserve">. Acesso em: </w:t>
+      </w:r>
+      <w:r>
+        <w:rPr>
+          <w:rFonts w:ascii="Calibri" w:eastAsia="Calibri" w:hAnsi="Calibri" w:cs="Calibri"/>
+          <w:sz w:val="27"/>
+          <w:szCs w:val="27"/>
+        </w:rPr>
+        <w:t>06/08/2026.</w:t>
+      </w:r>
+    </w:p>
+    <w:p>
+      <w:pPr>
+        <w:ind w:firstLine="0"/>
+        <w:rPr>
+          <w:rFonts w:asciiTheme="minorHAnsi" w:hAnsiTheme="minorHAnsi" w:cstheme="minorHAnsi"/>
+          <w:sz w:val="27"/>
+          <w:szCs w:val="27"/>
+        </w:rPr>
+      </w:pPr>
+      <w:r>
+        <w:rPr>
+          <w:rFonts w:asciiTheme="minorHAnsi" w:hAnsiTheme="minorHAnsi" w:cstheme="minorHAnsi"/>
+          <w:sz w:val="27"/>
+          <w:szCs w:val="27"/>
+        </w:rPr>
+        <w:t xml:space="preserve">ARAÚJO, Mariana Alves </w:t>
+      </w:r>
+      <w:r>
+        <w:rPr>
+          <w:rFonts w:asciiTheme="minorHAnsi" w:hAnsiTheme="minorHAnsi" w:cstheme="minorHAnsi"/>
+          <w:i/>
+          <w:iCs/>
+          <w:sz w:val="27"/>
+          <w:szCs w:val="27"/>
+        </w:rPr>
+        <w:t>et al.</w:t>
+      </w:r>
+      <w:r>
+        <w:rPr>
+          <w:rFonts w:asciiTheme="minorHAnsi" w:hAnsiTheme="minorHAnsi" w:cstheme="minorHAnsi"/>
+          <w:sz w:val="27"/>
+          <w:szCs w:val="27"/>
+        </w:rPr>
+        <w:t xml:space="preserve"> POLUIÇÃO ATMOSFÉRICA E A SAÚDE HUMANA: AVANÇO DA HUMANIDADE QUE RESULTOU EM PERCALÇO PÚBLICO. </w:t>
+      </w:r>
+      <w:r>
+        <w:rPr>
+          <w:rFonts w:asciiTheme="minorHAnsi" w:hAnsiTheme="minorHAnsi" w:cstheme="minorHAnsi"/>
+          <w:bCs/>
+          <w:sz w:val="27"/>
+          <w:szCs w:val="27"/>
+        </w:rPr>
+        <w:t>Brasília Médica</w:t>
+      </w:r>
+      <w:r>
+        <w:rPr>
+          <w:rFonts w:asciiTheme="minorHAnsi" w:hAnsiTheme="minorHAnsi" w:cstheme="minorHAnsi"/>
+          <w:sz w:val="27"/>
+          <w:szCs w:val="27"/>
+        </w:rPr>
+        <w:t>, 2021.</w:t>
+      </w:r>
+    </w:p>
+    <w:p>
+      <w:pPr>
+        <w:spacing w:after="0" w:line="360" w:lineRule="atLeast"/>
+        <w:ind w:firstLine="0"/>
+        <w:jc w:val="left"/>
+        <w:rPr>
+          <w:rFonts w:asciiTheme="minorHAnsi" w:eastAsiaTheme="minorEastAsia" w:hAnsiTheme="minorHAnsi"/>
+          <w:sz w:val="27"/>
+          <w:szCs w:val="27"/>
+          <w:lang w:val="en-US"/>
+        </w:rPr>
+      </w:pPr>
+      <w:r>
+        <w:rPr>
+          <w:rFonts w:ascii="Calibri" w:eastAsia="Times New Roman" w:hAnsi="Calibri" w:cs="Calibri"/>
+          <w:sz w:val="27"/>
+          <w:szCs w:val="27"/>
+          <w:lang w:eastAsia="pt-BR"/>
+        </w:rPr>
+        <w:t>DA ROCHA</w:t>
+      </w:r>
+      <w:r>
+        <w:rPr>
+          <w:rFonts w:ascii="Calibri" w:eastAsia="Times New Roman" w:hAnsi="Calibri" w:cs="Calibri"/>
+          <w:sz w:val="27"/>
+          <w:szCs w:val="27"/>
+          <w:lang w:eastAsia="pt-BR"/>
+        </w:rPr>
+        <w:t xml:space="preserve"> (2023)</w:t>
+      </w:r>
+      <w:r>
+        <w:rPr>
+          <w:rFonts w:ascii="Calibri" w:eastAsia="Times New Roman" w:hAnsi="Calibri" w:cs="Calibri"/>
+          <w:sz w:val="27"/>
+          <w:szCs w:val="27"/>
+          <w:lang w:eastAsia="pt-BR"/>
+        </w:rPr>
+        <w:t xml:space="preserve">, Julio Cesar De Sá. </w:t>
+      </w:r>
+      <w:r>
+        <w:rPr>
+          <w:rFonts w:ascii="Calibri" w:eastAsia="Times New Roman" w:hAnsi="Calibri" w:cs="Calibri"/>
           <w:b/>
           <w:bCs/>
           <w:sz w:val="27"/>
           <w:szCs w:val="27"/>
+          <w:lang w:eastAsia="pt-BR"/>
+        </w:rPr>
+        <w:t>O Que É Sustentabilidade</w:t>
+      </w:r>
+      <w:r>
+        <w:rPr>
+          <w:rFonts w:ascii="Calibri" w:eastAsia="Times New Roman" w:hAnsi="Calibri" w:cs="Calibri"/>
+          <w:sz w:val="27"/>
+          <w:szCs w:val="27"/>
+          <w:lang w:eastAsia="pt-BR"/>
+        </w:rPr>
+        <w:t xml:space="preserve">. </w:t>
+      </w:r>
+      <w:r>
+        <w:rPr>
+          <w:rFonts w:ascii="Calibri" w:eastAsia="Times New Roman" w:hAnsi="Calibri" w:cs="Calibri"/>
+          <w:i/>
+          <w:iCs/>
+          <w:sz w:val="27"/>
+          <w:szCs w:val="27"/>
+          <w:lang w:eastAsia="pt-BR"/>
+        </w:rPr>
+        <w:t>[S.l.]</w:t>
+      </w:r>
+      <w:r>
+        <w:rPr>
+          <w:rFonts w:ascii="Calibri" w:eastAsia="Times New Roman" w:hAnsi="Calibri" w:cs="Calibri"/>
+          <w:sz w:val="27"/>
+          <w:szCs w:val="27"/>
+          <w:lang w:eastAsia="pt-BR"/>
+        </w:rPr>
+        <w:t xml:space="preserve">: Expert Editora, </w:t>
+      </w:r>
+      <w:r>
+        <w:rPr>
+          <w:rFonts w:asciiTheme="minorHAnsi" w:eastAsiaTheme="minorEastAsia" w:hAnsiTheme="minorHAnsi"/>
+          <w:sz w:val="27"/>
+          <w:szCs w:val="27"/>
+          <w:lang w:val="en-US"/>
+        </w:rPr>
+        <w:t xml:space="preserve">Disponível em: </w:t>
+      </w:r>
+      <w:hyperlink r:id="rId60" w:history="1">
+        <w:r>
+          <w:rPr>
+            <w:rStyle w:val="Hyperlink"/>
+          </w:rPr>
+          <w:t>https://redebrasilsustentavel.org.br/wp-content/uploads/2023/10/O-que-e-sustentabilidade-v7.pdf</w:t>
+        </w:r>
+      </w:hyperlink>
+      <w:r>
+        <w:rPr>
+          <w:rFonts w:asciiTheme="minorHAnsi" w:eastAsiaTheme="minorEastAsia" w:hAnsiTheme="minorHAnsi"/>
+          <w:sz w:val="27"/>
+          <w:szCs w:val="27"/>
+          <w:lang w:val="en-US"/>
+        </w:rPr>
+        <w:t xml:space="preserve">. Acesso em: </w:t>
+      </w:r>
+      <w:r>
+        <w:rPr>
+          <w:rFonts w:asciiTheme="minorHAnsi" w:eastAsiaTheme="minorEastAsia" w:hAnsiTheme="minorHAnsi"/>
+          <w:sz w:val="27"/>
+          <w:szCs w:val="27"/>
+          <w:lang w:val="en-US"/>
+        </w:rPr>
+        <w:t>07</w:t>
+      </w:r>
+      <w:r>
+        <w:rPr>
+          <w:rFonts w:asciiTheme="minorHAnsi" w:eastAsiaTheme="minorEastAsia" w:hAnsiTheme="minorHAnsi"/>
+          <w:sz w:val="27"/>
+          <w:szCs w:val="27"/>
+          <w:lang w:val="en-US"/>
+        </w:rPr>
+        <w:t>/0</w:t>
+      </w:r>
+      <w:r>
+        <w:rPr>
+          <w:rFonts w:asciiTheme="minorHAnsi" w:eastAsiaTheme="minorEastAsia" w:hAnsiTheme="minorHAnsi"/>
+          <w:sz w:val="27"/>
+          <w:szCs w:val="27"/>
+          <w:lang w:val="en-US"/>
+        </w:rPr>
+        <w:t>8</w:t>
+      </w:r>
+      <w:r>
+        <w:rPr>
+          <w:rFonts w:asciiTheme="minorHAnsi" w:eastAsiaTheme="minorEastAsia" w:hAnsiTheme="minorHAnsi"/>
+          <w:sz w:val="27"/>
+          <w:szCs w:val="27"/>
+          <w:lang w:val="en-US"/>
+        </w:rPr>
+        <w:t>/2026</w:t>
+      </w:r>
+    </w:p>
+    <w:p>
+      <w:pPr>
+        <w:spacing w:after="0" w:line="360" w:lineRule="atLeast"/>
+        <w:ind w:firstLine="0"/>
+        <w:jc w:val="left"/>
+        <w:rPr>
+          <w:rFonts w:ascii="Calibri" w:eastAsia="Times New Roman" w:hAnsi="Calibri" w:cs="Calibri"/>
+          <w:sz w:val="27"/>
+          <w:szCs w:val="27"/>
+          <w:lang w:eastAsia="pt-BR"/>
+        </w:rPr>
+      </w:pPr>
+    </w:p>
+    <w:p>
+      <w:pPr>
+        <w:spacing w:after="0" w:line="360" w:lineRule="atLeast"/>
+        <w:ind w:firstLine="0"/>
+        <w:jc w:val="left"/>
+        <w:rPr>
+          <w:rFonts w:ascii="Calibri" w:eastAsia="Times New Roman" w:hAnsi="Calibri" w:cs="Calibri"/>
+          <w:sz w:val="27"/>
+          <w:szCs w:val="27"/>
+          <w:lang w:eastAsia="pt-BR"/>
+        </w:rPr>
+      </w:pPr>
+      <w:r>
+        <w:rPr>
+          <w:rFonts w:ascii="Calibri" w:eastAsia="Times New Roman" w:hAnsi="Calibri" w:cs="Calibri"/>
+          <w:sz w:val="27"/>
+          <w:szCs w:val="27"/>
+          <w:lang w:eastAsia="pt-BR"/>
+        </w:rPr>
+        <w:t>ELI DA VEIGA</w:t>
+      </w:r>
+      <w:r>
+        <w:rPr>
+          <w:rFonts w:ascii="Calibri" w:eastAsia="Times New Roman" w:hAnsi="Calibri" w:cs="Calibri"/>
+          <w:sz w:val="27"/>
+          <w:szCs w:val="27"/>
+          <w:lang w:eastAsia="pt-BR"/>
         </w:rPr>
         <w:t xml:space="preserve"> </w:t>
       </w:r>
-      <w:proofErr w:type="gramStart"/>
-      <w:r>
+      <w:bookmarkStart w:id="56" w:name="_GoBack"/>
+      <w:bookmarkEnd w:id="56"/>
+      <w:r>
+        <w:rPr>
+          <w:rFonts w:ascii="Calibri" w:eastAsia="Times New Roman" w:hAnsi="Calibri" w:cs="Calibri"/>
+          <w:sz w:val="27"/>
+          <w:szCs w:val="27"/>
+          <w:lang w:eastAsia="pt-BR"/>
+        </w:rPr>
+        <w:t>(2019)</w:t>
+      </w:r>
+      <w:r>
+        <w:rPr>
+          <w:rFonts w:ascii="Calibri" w:eastAsia="Times New Roman" w:hAnsi="Calibri" w:cs="Calibri"/>
+          <w:sz w:val="27"/>
+          <w:szCs w:val="27"/>
+          <w:lang w:eastAsia="pt-BR"/>
+        </w:rPr>
+        <w:t xml:space="preserve">, José. </w:t>
+      </w:r>
+      <w:r>
+        <w:rPr>
+          <w:rFonts w:ascii="Calibri" w:eastAsia="Times New Roman" w:hAnsi="Calibri" w:cs="Calibri"/>
+          <w:sz w:val="27"/>
+          <w:szCs w:val="27"/>
+          <w:lang w:eastAsia="pt-BR"/>
+        </w:rPr>
+        <w:t>Sustentabilidade</w:t>
+      </w:r>
+      <w:r>
+        <w:rPr>
+          <w:rFonts w:ascii="Calibri" w:eastAsia="Times New Roman" w:hAnsi="Calibri" w:cs="Calibri"/>
+          <w:sz w:val="27"/>
+          <w:szCs w:val="27"/>
+          <w:lang w:eastAsia="pt-BR"/>
+        </w:rPr>
+        <w:t xml:space="preserve">. </w:t>
+      </w:r>
+      <w:r>
+        <w:rPr>
+          <w:rFonts w:ascii="Calibri" w:eastAsia="Times New Roman" w:hAnsi="Calibri" w:cs="Calibri"/>
+          <w:i/>
+          <w:iCs/>
+          <w:sz w:val="27"/>
+          <w:szCs w:val="27"/>
+          <w:lang w:eastAsia="pt-BR"/>
+        </w:rPr>
+        <w:t>In</w:t>
+      </w:r>
+      <w:r>
+        <w:rPr>
+          <w:rFonts w:ascii="Calibri" w:eastAsia="Times New Roman" w:hAnsi="Calibri" w:cs="Calibri"/>
+          <w:sz w:val="27"/>
+          <w:szCs w:val="27"/>
+          <w:lang w:eastAsia="pt-BR"/>
+        </w:rPr>
+        <w:t xml:space="preserve">: </w:t>
+      </w:r>
+      <w:r>
+        <w:rPr>
+          <w:rFonts w:ascii="Calibri" w:eastAsia="Times New Roman" w:hAnsi="Calibri" w:cs="Calibri"/>
+          <w:i/>
+          <w:iCs/>
+          <w:sz w:val="27"/>
+          <w:szCs w:val="27"/>
+          <w:lang w:eastAsia="pt-BR"/>
+        </w:rPr>
+        <w:t>[S.d.]</w:t>
+      </w:r>
+      <w:r>
+        <w:rPr>
+          <w:rFonts w:ascii="Calibri" w:eastAsia="Times New Roman" w:hAnsi="Calibri" w:cs="Calibri"/>
+          <w:sz w:val="27"/>
+          <w:szCs w:val="27"/>
+          <w:lang w:eastAsia="pt-BR"/>
+        </w:rPr>
+        <w:t xml:space="preserve">. Disponível em: </w:t>
+      </w:r>
+      <w:hyperlink r:id="rId61" w:history="1">
+        <w:r>
+          <w:rPr>
+            <w:rStyle w:val="Hyperlink"/>
+            <w:rFonts w:ascii="Calibri" w:eastAsia="Times New Roman" w:hAnsi="Calibri" w:cs="Calibri"/>
+            <w:sz w:val="27"/>
+            <w:szCs w:val="27"/>
+            <w:lang w:eastAsia="pt-BR"/>
+          </w:rPr>
+          <w:t>https://www.zeeli.pro.br/wp-content/uploads/2023/01/2019-Veiga-SUSTENTABILIDADE-3aed1.pdf</w:t>
+        </w:r>
+      </w:hyperlink>
+      <w:r>
+        <w:rPr>
+          <w:rFonts w:ascii="Calibri" w:eastAsia="Times New Roman" w:hAnsi="Calibri" w:cs="Calibri"/>
+          <w:sz w:val="27"/>
+          <w:szCs w:val="27"/>
+          <w:lang w:eastAsia="pt-BR"/>
+        </w:rPr>
+        <w:t>.</w:t>
+      </w:r>
+      <w:r>
+        <w:rPr>
+          <w:rFonts w:ascii="Calibri" w:eastAsia="Times New Roman" w:hAnsi="Calibri" w:cs="Calibri"/>
+          <w:sz w:val="27"/>
+          <w:szCs w:val="27"/>
+          <w:lang w:eastAsia="pt-BR"/>
+        </w:rPr>
+        <w:t xml:space="preserve"> Acesso em: </w:t>
+      </w:r>
+      <w:r>
+        <w:rPr>
+          <w:rFonts w:ascii="Calibri" w:eastAsia="Times New Roman" w:hAnsi="Calibri" w:cs="Calibri"/>
+          <w:sz w:val="27"/>
+          <w:szCs w:val="27"/>
+          <w:lang w:eastAsia="pt-BR"/>
+        </w:rPr>
+        <w:t>0</w:t>
+      </w:r>
+      <w:r>
+        <w:rPr>
+          <w:rFonts w:ascii="Calibri" w:eastAsia="Times New Roman" w:hAnsi="Calibri" w:cs="Calibri"/>
+          <w:sz w:val="27"/>
+          <w:szCs w:val="27"/>
+          <w:lang w:eastAsia="pt-BR"/>
+        </w:rPr>
+        <w:t>7</w:t>
+      </w:r>
+      <w:r>
+        <w:rPr>
+          <w:rFonts w:ascii="Calibri" w:eastAsia="Times New Roman" w:hAnsi="Calibri" w:cs="Calibri"/>
+          <w:sz w:val="27"/>
+          <w:szCs w:val="27"/>
+          <w:lang w:eastAsia="pt-BR"/>
+        </w:rPr>
+        <w:t>/08/</w:t>
+      </w:r>
+      <w:r>
+        <w:rPr>
+          <w:rFonts w:ascii="Calibri" w:eastAsia="Times New Roman" w:hAnsi="Calibri" w:cs="Calibri"/>
+          <w:sz w:val="27"/>
+          <w:szCs w:val="27"/>
+          <w:lang w:eastAsia="pt-BR"/>
+        </w:rPr>
+        <w:t>2026</w:t>
+      </w:r>
+    </w:p>
+    <w:p>
+      <w:pPr>
+        <w:pStyle w:val="NormalWeb"/>
         <w:rPr>
           <w:rFonts w:ascii="Calibri" w:eastAsia="Calibri" w:hAnsi="Calibri" w:cs="Calibri"/>
-          <w:b/>
-          <w:bCs/>
-          <w:sz w:val="27"/>
-          <w:szCs w:val="27"/>
-        </w:rPr>
-        <w:t>Brasil</w:t>
-      </w:r>
-      <w:r>
-        <w:rPr>
-          <w:rFonts w:ascii="Calibri" w:eastAsia="Calibri" w:hAnsi="Calibri" w:cs="Calibri"/>
-          <w:sz w:val="27"/>
-          <w:szCs w:val="27"/>
-        </w:rPr>
-        <w:t>,  2023</w:t>
-      </w:r>
-      <w:proofErr w:type="gramEnd"/>
-      <w:r>
-        <w:rPr>
-          <w:rFonts w:ascii="Calibri" w:eastAsia="Calibri" w:hAnsi="Calibri" w:cs="Calibri"/>
-          <w:sz w:val="27"/>
-          <w:szCs w:val="27"/>
-        </w:rPr>
-        <w:t>. Disponível em: &lt;https://www.cnnbrasil.com.br/tecnologia/</w:t>
-      </w:r>
-      <w:proofErr w:type="spellStart"/>
-      <w:r>
-        <w:rPr>
-          <w:rFonts w:ascii="Calibri" w:eastAsia="Calibri" w:hAnsi="Calibri" w:cs="Calibri"/>
-          <w:sz w:val="27"/>
-          <w:szCs w:val="27"/>
-        </w:rPr>
-        <w:t>scrum</w:t>
-      </w:r>
-      <w:proofErr w:type="spellEnd"/>
-      <w:r>
-        <w:rPr>
-          <w:rFonts w:ascii="Calibri" w:eastAsia="Calibri" w:hAnsi="Calibri" w:cs="Calibri"/>
-          <w:sz w:val="27"/>
-          <w:szCs w:val="27"/>
-        </w:rPr>
-        <w:t xml:space="preserve">/&gt;. Acesso em: 6 </w:t>
-      </w:r>
-      <w:proofErr w:type="gramStart"/>
-      <w:r>
-        <w:rPr>
-          <w:rFonts w:ascii="Calibri" w:eastAsia="Calibri" w:hAnsi="Calibri" w:cs="Calibri"/>
-          <w:sz w:val="27"/>
-          <w:szCs w:val="27"/>
-        </w:rPr>
-        <w:t>ago..</w:t>
-      </w:r>
-      <w:proofErr w:type="gramEnd"/>
-      <w:r>
-        <w:rPr>
-          <w:rFonts w:ascii="Calibri" w:eastAsia="Calibri" w:hAnsi="Calibri" w:cs="Calibri"/>
-          <w:sz w:val="27"/>
-          <w:szCs w:val="27"/>
-        </w:rPr>
-        <w:t xml:space="preserve"> 2026.</w:t>
-      </w:r>
-    </w:p>
-    <w:p>
-      <w:pPr>
-        <w:pStyle w:val="NormalWeb"/>
-        <w:rPr>
-          <w:rFonts w:ascii="Calibri" w:eastAsia="Calibri" w:hAnsi="Calibri" w:cs="Calibri"/>
           <w:sz w:val="27"/>
           <w:szCs w:val="27"/>
         </w:rPr>
       </w:pPr>
     </w:p>
     <w:sectPr>
-      <w:headerReference w:type="default" r:id="rId61"/>
-      <w:footerReference w:type="default" r:id="rId62"/>
+      <w:headerReference w:type="default" r:id="rId62"/>
+      <w:footerReference w:type="default" r:id="rId63"/>
       <w:pgSz w:w="11906" w:h="16838"/>
       <w:pgMar w:top="1701" w:right="1134" w:bottom="1134" w:left="1701" w:header="709" w:footer="709" w:gutter="0"/>
       <w:pgNumType w:start="1"/>
@@ -9525,7 +11565,7 @@
 </file>
 
 <file path=word/comments.xml><?xml version="1.0" encoding="utf-8"?>
-<w:comments xmlns:wpc="http://schemas.microsoft.com/office/word/2010/wordprocessingCanvas" xmlns:cx="http://schemas.microsoft.com/office/drawing/2014/chartex" xmlns:cx1="http://schemas.microsoft.com/office/drawing/2015/9/8/chartex" xmlns:cx2="http://schemas.microsoft.com/office/drawing/2015/10/21/chartex" xmlns:cx3="http://schemas.microsoft.com/office/drawing/2016/5/9/chartex" xmlns:cx4="http://schemas.microsoft.com/office/drawing/2016/5/10/chartex" xmlns:cx5="http://schemas.microsoft.com/office/drawing/2016/5/11/chartex" xmlns:cx6="http://schemas.microsoft.com/office/drawing/2016/5/12/chartex" xmlns:cx7="http://schemas.microsoft.com/office/drawing/2016/5/13/chartex" xmlns:cx8="http://schemas.microsoft.com/office/drawing/2016/5/14/chartex" xmlns:mc="http://schemas.openxmlformats.org/markup-compatibility/2006" xmlns:aink="http://schemas.microsoft.com/office/drawing/2016/ink" xmlns:am3d="http://schemas.microsoft.com/office/drawing/2017/model3d" xmlns:o="urn:schemas-microsoft-com:office:office" xmlns:oel="http://schemas.microsoft.com/office/2019/extlst" xmlns:r="http://schemas.openxmlformats.org/officeDocument/2006/relationships" xmlns:m="http://schemas.openxmlformats.org/officeDocument/2006/math" xmlns:v="urn:schemas-microsoft-com:vml" xmlns:wp14="http://schemas.microsoft.com/office/word/2010/wordprocessingDrawing" xmlns:wp="http://schemas.openxmlformats.org/drawingml/2006/wordprocessingDrawing" xmlns:w10="urn:schemas-microsoft-com:office:word" xmlns:w="http://schemas.openxmlformats.org/wordprocessingml/2006/main" xmlns:w14="http://schemas.microsoft.com/office/word/2010/wordml" xmlns:w15="http://schemas.microsoft.com/office/word/2012/wordml" xmlns:w16cex="http://schemas.microsoft.com/office/word/2018/wordml/cex" xmlns:w16cid="http://schemas.microsoft.com/office/word/2016/wordml/cid" xmlns:w16="http://schemas.microsoft.com/office/word/2018/wordml" xmlns:w16sdtdh="http://schemas.microsoft.com/office/word/2020/wordml/sdtdatahash" xmlns:w16se="http://schemas.microsoft.com/office/word/2015/wordml/symex" xmlns:wpg="http://schemas.microsoft.com/office/word/2010/wordprocessingGroup" xmlns:wpi="http://schemas.microsoft.com/office/word/2010/wordprocessingInk" xmlns:wne="http://schemas.microsoft.com/office/word/2006/wordml" xmlns:wps="http://schemas.microsoft.com/office/word/2010/wordprocessingShape" mc:Ignorable="w14 w15 w16se w16cid w16 w16cex w16sdtdh wp14">
+<w:comments xmlns:wpc="http://schemas.microsoft.com/office/word/2010/wordprocessingCanvas" xmlns:cx="http://schemas.microsoft.com/office/drawing/2014/chartex" xmlns:cx1="http://schemas.microsoft.com/office/drawing/2015/9/8/chartex" xmlns:mc="http://schemas.openxmlformats.org/markup-compatibility/2006" xmlns:o="urn:schemas-microsoft-com:office:office" xmlns:r="http://schemas.openxmlformats.org/officeDocument/2006/relationships" xmlns:m="http://schemas.openxmlformats.org/officeDocument/2006/math" xmlns:v="urn:schemas-microsoft-com:vml" xmlns:wp14="http://schemas.microsoft.com/office/word/2010/wordprocessingDrawing" xmlns:wp="http://schemas.openxmlformats.org/drawingml/2006/wordprocessingDrawing" xmlns:w10="urn:schemas-microsoft-com:office:word" xmlns:w="http://schemas.openxmlformats.org/wordprocessingml/2006/main" xmlns:w14="http://schemas.microsoft.com/office/word/2010/wordml" xmlns:w15="http://schemas.microsoft.com/office/word/2012/wordml" xmlns:w16se="http://schemas.microsoft.com/office/word/2015/wordml/symex" xmlns:wpg="http://schemas.microsoft.com/office/word/2010/wordprocessingGroup" xmlns:wpi="http://schemas.microsoft.com/office/word/2010/wordprocessingInk" xmlns:wne="http://schemas.microsoft.com/office/word/2006/wordml" xmlns:wps="http://schemas.microsoft.com/office/word/2010/wordprocessingShape" mc:Ignorable="w14 w15 w16se wp14">
   <w:comment w:id="0" w:author="Prof" w:date="2026-06-11T09:34:00Z" w:initials="P">
     <w:p>
       <w:pPr>
@@ -9578,23 +11618,7 @@
       </w:r>
       <w:r>
         <w:br/>
-        <w:t xml:space="preserve">2º </w:t>
-      </w:r>
-      <w:proofErr w:type="spellStart"/>
-      <w:r>
-        <w:t>paragrafo</w:t>
-      </w:r>
-      <w:proofErr w:type="spellEnd"/>
-      <w:r>
-        <w:t xml:space="preserve"> - Devem explicar que, embora esses problemas (sustentabilidade, automação, política urbana) sejam urgentes, eles são temas muito complexos e de difícil compreensão para a população em geral, especialmente para os mais jovens. Falar sobre como é difícil engajar as pessoas em assuntos tão densos e técnicos</w:t>
-      </w:r>
-      <w:proofErr w:type="gramStart"/>
-      <w:r>
-        <w:t>. .</w:t>
-      </w:r>
-      <w:proofErr w:type="gramEnd"/>
-      <w:r>
-        <w:t xml:space="preserve"> Procurar uma fonte que fale sobre isso</w:t>
+        <w:t>2º paragrafo - Devem explicar que, embora esses problemas (sustentabilidade, automação, política urbana) sejam urgentes, eles são temas muito complexos e de difícil compreensão para a população em geral, especialmente para os mais jovens. Falar sobre como é difícil engajar as pessoas em assuntos tão densos e técnicos. . Procurar uma fonte que fale sobre isso</w:t>
       </w:r>
     </w:p>
     <w:p>
@@ -9626,50 +11650,10 @@
           <w:i/>
           <w:iCs/>
         </w:rPr>
-        <w:t xml:space="preserve">"É exatamente nesse contexto que surge o projeto de desenvolvimento do jogo eletrônico </w:t>
-      </w:r>
-      <w:proofErr w:type="spellStart"/>
-      <w:r>
-        <w:rPr>
-          <w:i/>
-          <w:iCs/>
-        </w:rPr>
-        <w:t>Thermautomata</w:t>
-      </w:r>
-      <w:proofErr w:type="spellEnd"/>
-      <w:r>
-        <w:rPr>
-          <w:i/>
-          <w:iCs/>
-        </w:rPr>
-        <w:t xml:space="preserve">, criado pelo estúdio Heart </w:t>
-      </w:r>
-      <w:proofErr w:type="spellStart"/>
-      <w:r>
-        <w:rPr>
-          <w:i/>
-          <w:iCs/>
-        </w:rPr>
-        <w:t>Roulette</w:t>
-      </w:r>
-      <w:proofErr w:type="spellEnd"/>
-      <w:r>
-        <w:rPr>
-          <w:i/>
-          <w:iCs/>
-        </w:rPr>
-        <w:t>..."</w:t>
-      </w:r>
-      <w:r>
-        <w:t xml:space="preserve">. Explicar brevemente em uma ou duas frases o que o jogo é e qual é a sua premissa principal (simular automação e impactos socioambientais), </w:t>
-      </w:r>
-      <w:proofErr w:type="spellStart"/>
-      <w:r>
-        <w:t>blablabla</w:t>
-      </w:r>
-      <w:proofErr w:type="spellEnd"/>
-      <w:r>
-        <w:t>, esse é único parágrafo que não precisa de citação.</w:t>
+        <w:t>"É exatamente nesse contexto que surge o projeto de desenvolvimento do jogo eletrônico Thermautomata, criado pelo estúdio Heart Roulette..."</w:t>
+      </w:r>
+      <w:r>
+        <w:t>. Explicar brevemente em uma ou duas frases o que o jogo é e qual é a sua premissa principal (simular automação e impactos socioambientais), blablabla, esse é único parágrafo que não precisa de citação.</w:t>
       </w:r>
     </w:p>
   </w:comment>
@@ -9749,13 +11733,8 @@
         </w:rPr>
         <w:annotationRef/>
       </w:r>
-      <w:proofErr w:type="spellStart"/>
-      <w:r>
-        <w:t>Paragrafo</w:t>
-      </w:r>
-      <w:proofErr w:type="spellEnd"/>
-      <w:r>
-        <w:t xml:space="preserve"> muito grande, quebrar ele em dois pelo menos.</w:t>
+      <w:r>
+        <w:t>Paragrafo muito grande, quebrar ele em dois pelo menos.</w:t>
       </w:r>
     </w:p>
   </w:comment>
@@ -9787,23 +11766,7 @@
         <w:annotationRef/>
       </w:r>
       <w:r>
-        <w:t xml:space="preserve">Novos </w:t>
-      </w:r>
-      <w:proofErr w:type="spellStart"/>
-      <w:r>
-        <w:t>paragrafors</w:t>
-      </w:r>
-      <w:proofErr w:type="spellEnd"/>
-      <w:r>
-        <w:t xml:space="preserve"> foram adicionados concertando as </w:t>
-      </w:r>
-      <w:proofErr w:type="spellStart"/>
-      <w:r>
-        <w:t>resundancias</w:t>
-      </w:r>
-      <w:proofErr w:type="spellEnd"/>
-      <w:r>
-        <w:t xml:space="preserve"> originais e destrinchando diretamente o caderno de sensibilidade</w:t>
+        <w:t>Novos paragrafors foram adicionados concertando as resundancias originais e destrinchando diretamente o caderno de sensibilidade</w:t>
       </w:r>
     </w:p>
     <w:p>
@@ -9845,7 +11808,7 @@
       </w:r>
     </w:p>
   </w:comment>
-  <w:comment w:id="27" w:author="Prof" w:date="2026-06-11T10:40:00Z" w:initials="P">
+  <w:comment w:id="29" w:author="Prof" w:date="2026-06-11T10:40:00Z" w:initials="P">
     <w:p>
       <w:pPr>
         <w:pStyle w:val="Textodecomentrio"/>
@@ -9857,13 +11820,8 @@
         <w:annotationRef/>
       </w:r>
       <w:r>
-        <w:t xml:space="preserve">Não está na </w:t>
-      </w:r>
-      <w:proofErr w:type="spellStart"/>
-      <w:r>
-        <w:t>bilbiografia</w:t>
-      </w:r>
-      <w:proofErr w:type="spellEnd"/>
+        <w:t>Não está na bilbiografia</w:t>
+      </w:r>
     </w:p>
     <w:p>
       <w:pPr>
@@ -9872,7 +11830,7 @@
       </w:pPr>
     </w:p>
   </w:comment>
-  <w:comment w:id="28" w:author="USER" w:date="2026-06-24T19:47:00Z" w:initials="U">
+  <w:comment w:id="30" w:author="USER" w:date="2026-06-24T19:47:00Z" w:initials="U">
     <w:p>
       <w:pPr>
         <w:pStyle w:val="Textodecomentrio"/>
@@ -9888,7 +11846,7 @@
       </w:r>
     </w:p>
   </w:comment>
-  <w:comment w:id="32" w:author="Prof" w:date="2026-06-11T10:39:00Z" w:initials="P">
+  <w:comment w:id="34" w:author="Prof" w:date="2026-06-11T10:39:00Z" w:initials="P">
     <w:p>
       <w:pPr>
         <w:pStyle w:val="Textodecomentrio"/>
@@ -9900,19 +11858,11 @@
         <w:annotationRef/>
       </w:r>
       <w:r>
-        <w:t xml:space="preserve">Casar com </w:t>
-      </w:r>
-      <w:proofErr w:type="spellStart"/>
-      <w:r>
-        <w:t>problemárica</w:t>
-      </w:r>
-      <w:proofErr w:type="spellEnd"/>
-      <w:r>
-        <w:t xml:space="preserve"> e justificativa</w:t>
+        <w:t>Casar com problemárica e justificativa</w:t>
       </w:r>
     </w:p>
   </w:comment>
-  <w:comment w:id="33" w:author="USER" w:date="2026-06-24T19:47:00Z" w:initials="U">
+  <w:comment w:id="35" w:author="USER" w:date="2026-06-24T19:47:00Z" w:initials="U">
     <w:p>
       <w:pPr>
         <w:pStyle w:val="Textodecomentrio"/>
@@ -9923,14 +11873,12 @@
         </w:rPr>
         <w:annotationRef/>
       </w:r>
-      <w:proofErr w:type="spellStart"/>
       <w:r>
         <w:t>Concluido</w:t>
       </w:r>
-      <w:proofErr w:type="spellEnd"/>
     </w:p>
   </w:comment>
-  <w:comment w:id="49" w:author="Prof" w:date="2026-06-11T10:42:00Z" w:initials="P">
+  <w:comment w:id="51" w:author="Prof" w:date="2026-06-11T10:42:00Z" w:initials="P">
     <w:p>
       <w:pPr>
         <w:pStyle w:val="Textodecomentrio"/>
@@ -9946,7 +11894,7 @@
       </w:r>
     </w:p>
   </w:comment>
-  <w:comment w:id="50" w:author="Prof" w:date="2026-06-11T10:21:00Z" w:initials="P">
+  <w:comment w:id="52" w:author="Prof" w:date="2026-06-11T10:21:00Z" w:initials="P">
     <w:p>
       <w:pPr>
         <w:pStyle w:val="Textodecomentrio"/>
@@ -9962,7 +11910,7 @@
       </w:r>
     </w:p>
   </w:comment>
-  <w:comment w:id="51" w:author="Prof" w:date="2026-06-11T10:23:00Z" w:initials="P">
+  <w:comment w:id="53" w:author="Prof" w:date="2026-06-11T10:23:00Z" w:initials="P">
     <w:p>
       <w:pPr>
         <w:pStyle w:val="Textodecomentrio"/>
@@ -9978,7 +11926,7 @@
       </w:r>
     </w:p>
   </w:comment>
-  <w:comment w:id="52" w:author="Prof" w:date="2026-06-11T10:38:00Z" w:initials="P">
+  <w:comment w:id="54" w:author="Prof" w:date="2026-06-11T10:38:00Z" w:initials="P">
     <w:p>
       <w:pPr>
         <w:pStyle w:val="Textodecomentrio"/>
@@ -9994,7 +11942,7 @@
       </w:r>
     </w:p>
   </w:comment>
-  <w:comment w:id="53" w:author="LAB4" w:date="2026-06-17T09:29:00Z" w:initials="L">
+  <w:comment w:id="55" w:author="LAB4" w:date="2026-06-17T09:29:00Z" w:initials="L">
     <w:p>
       <w:pPr>
         <w:pStyle w:val="Textodecomentrio"/>
@@ -10011,7 +11959,7 @@
 </file>
 
 <file path=word/commentsExtended.xml><?xml version="1.0" encoding="utf-8"?>
-<w15:commentsEx xmlns:wpc="http://schemas.microsoft.com/office/word/2010/wordprocessingCanvas" xmlns:cx="http://schemas.microsoft.com/office/drawing/2014/chartex" xmlns:cx1="http://schemas.microsoft.com/office/drawing/2015/9/8/chartex" xmlns:cx2="http://schemas.microsoft.com/office/drawing/2015/10/21/chartex" xmlns:cx3="http://schemas.microsoft.com/office/drawing/2016/5/9/chartex" xmlns:cx4="http://schemas.microsoft.com/office/drawing/2016/5/10/chartex" xmlns:cx5="http://schemas.microsoft.com/office/drawing/2016/5/11/chartex" xmlns:cx6="http://schemas.microsoft.com/office/drawing/2016/5/12/chartex" xmlns:cx7="http://schemas.microsoft.com/office/drawing/2016/5/13/chartex" xmlns:cx8="http://schemas.microsoft.com/office/drawing/2016/5/14/chartex" xmlns:mc="http://schemas.openxmlformats.org/markup-compatibility/2006" xmlns:aink="http://schemas.microsoft.com/office/drawing/2016/ink" xmlns:am3d="http://schemas.microsoft.com/office/drawing/2017/model3d" xmlns:o="urn:schemas-microsoft-com:office:office" xmlns:oel="http://schemas.microsoft.com/office/2019/extlst" xmlns:r="http://schemas.openxmlformats.org/officeDocument/2006/relationships" xmlns:m="http://schemas.openxmlformats.org/officeDocument/2006/math" xmlns:v="urn:schemas-microsoft-com:vml" xmlns:wp14="http://schemas.microsoft.com/office/word/2010/wordprocessingDrawing" xmlns:wp="http://schemas.openxmlformats.org/drawingml/2006/wordprocessingDrawing" xmlns:w10="urn:schemas-microsoft-com:office:word" xmlns:w="http://schemas.openxmlformats.org/wordprocessingml/2006/main" xmlns:w14="http://schemas.microsoft.com/office/word/2010/wordml" xmlns:w15="http://schemas.microsoft.com/office/word/2012/wordml" xmlns:w16cex="http://schemas.microsoft.com/office/word/2018/wordml/cex" xmlns:w16cid="http://schemas.microsoft.com/office/word/2016/wordml/cid" xmlns:w16="http://schemas.microsoft.com/office/word/2018/wordml" xmlns:w16sdtdh="http://schemas.microsoft.com/office/word/2020/wordml/sdtdatahash" xmlns:w16se="http://schemas.microsoft.com/office/word/2015/wordml/symex" xmlns:wpg="http://schemas.microsoft.com/office/word/2010/wordprocessingGroup" xmlns:wpi="http://schemas.microsoft.com/office/word/2010/wordprocessingInk" xmlns:wne="http://schemas.microsoft.com/office/word/2006/wordml" xmlns:wps="http://schemas.microsoft.com/office/word/2010/wordprocessingShape" mc:Ignorable="w14 w15 w16se w16cid w16 w16cex w16sdtdh wp14">
+<w15:commentsEx xmlns:wpc="http://schemas.microsoft.com/office/word/2010/wordprocessingCanvas" xmlns:cx="http://schemas.microsoft.com/office/drawing/2014/chartex" xmlns:cx1="http://schemas.microsoft.com/office/drawing/2015/9/8/chartex" xmlns:mc="http://schemas.openxmlformats.org/markup-compatibility/2006" xmlns:o="urn:schemas-microsoft-com:office:office" xmlns:r="http://schemas.openxmlformats.org/officeDocument/2006/relationships" xmlns:m="http://schemas.openxmlformats.org/officeDocument/2006/math" xmlns:v="urn:schemas-microsoft-com:vml" xmlns:wp14="http://schemas.microsoft.com/office/word/2010/wordprocessingDrawing" xmlns:wp="http://schemas.openxmlformats.org/drawingml/2006/wordprocessingDrawing" xmlns:w10="urn:schemas-microsoft-com:office:word" xmlns:w="http://schemas.openxmlformats.org/wordprocessingml/2006/main" xmlns:w14="http://schemas.microsoft.com/office/word/2010/wordml" xmlns:w15="http://schemas.microsoft.com/office/word/2012/wordml" xmlns:w16se="http://schemas.microsoft.com/office/word/2015/wordml/symex" xmlns:wpg="http://schemas.microsoft.com/office/word/2010/wordprocessingGroup" xmlns:wpi="http://schemas.microsoft.com/office/word/2010/wordprocessingInk" xmlns:wne="http://schemas.microsoft.com/office/word/2006/wordml" xmlns:wps="http://schemas.microsoft.com/office/word/2010/wordprocessingShape" mc:Ignorable="w14 w15 w16se wp14">
   <w15:commentEx w15:paraId="38ABCC76" w15:done="1"/>
   <w15:commentEx w15:paraId="455C3C11" w15:done="0"/>
   <w15:commentEx w15:paraId="4DFFFB75" w15:done="1"/>
@@ -10070,7 +12018,7 @@
 </file>
 
 <file path=word/endnotes.xml><?xml version="1.0" encoding="utf-8"?>
-<w:endnotes xmlns:wpc="http://schemas.microsoft.com/office/word/2010/wordprocessingCanvas" xmlns:cx="http://schemas.microsoft.com/office/drawing/2014/chartex" xmlns:cx1="http://schemas.microsoft.com/office/drawing/2015/9/8/chartex" xmlns:cx2="http://schemas.microsoft.com/office/drawing/2015/10/21/chartex" xmlns:cx3="http://schemas.microsoft.com/office/drawing/2016/5/9/chartex" xmlns:cx4="http://schemas.microsoft.com/office/drawing/2016/5/10/chartex" xmlns:cx5="http://schemas.microsoft.com/office/drawing/2016/5/11/chartex" xmlns:cx6="http://schemas.microsoft.com/office/drawing/2016/5/12/chartex" xmlns:cx7="http://schemas.microsoft.com/office/drawing/2016/5/13/chartex" xmlns:cx8="http://schemas.microsoft.com/office/drawing/2016/5/14/chartex" xmlns:mc="http://schemas.openxmlformats.org/markup-compatibility/2006" xmlns:aink="http://schemas.microsoft.com/office/drawing/2016/ink" xmlns:am3d="http://schemas.microsoft.com/office/drawing/2017/model3d" xmlns:o="urn:schemas-microsoft-com:office:office" xmlns:oel="http://schemas.microsoft.com/office/2019/extlst" xmlns:r="http://schemas.openxmlformats.org/officeDocument/2006/relationships" xmlns:m="http://schemas.openxmlformats.org/officeDocument/2006/math" xmlns:v="urn:schemas-microsoft-com:vml" xmlns:wp14="http://schemas.microsoft.com/office/word/2010/wordprocessingDrawing" xmlns:wp="http://schemas.openxmlformats.org/drawingml/2006/wordprocessingDrawing" xmlns:w10="urn:schemas-microsoft-com:office:word" xmlns:w="http://schemas.openxmlformats.org/wordprocessingml/2006/main" xmlns:w14="http://schemas.microsoft.com/office/word/2010/wordml" xmlns:w15="http://schemas.microsoft.com/office/word/2012/wordml" xmlns:w16cex="http://schemas.microsoft.com/office/word/2018/wordml/cex" xmlns:w16cid="http://schemas.microsoft.com/office/word/2016/wordml/cid" xmlns:w16="http://schemas.microsoft.com/office/word/2018/wordml" xmlns:w16sdtdh="http://schemas.microsoft.com/office/word/2020/wordml/sdtdatahash" xmlns:w16se="http://schemas.microsoft.com/office/word/2015/wordml/symex" xmlns:wpg="http://schemas.microsoft.com/office/word/2010/wordprocessingGroup" xmlns:wpi="http://schemas.microsoft.com/office/word/2010/wordprocessingInk" xmlns:wne="http://schemas.microsoft.com/office/word/2006/wordml" xmlns:wps="http://schemas.microsoft.com/office/word/2010/wordprocessingShape" mc:Ignorable="w14 w15 w16se w16cid w16 w16cex w16sdtdh wp14">
+<w:endnotes xmlns:wpc="http://schemas.microsoft.com/office/word/2010/wordprocessingCanvas" xmlns:cx="http://schemas.microsoft.com/office/drawing/2014/chartex" xmlns:cx1="http://schemas.microsoft.com/office/drawing/2015/9/8/chartex" xmlns:mc="http://schemas.openxmlformats.org/markup-compatibility/2006" xmlns:o="urn:schemas-microsoft-com:office:office" xmlns:r="http://schemas.openxmlformats.org/officeDocument/2006/relationships" xmlns:m="http://schemas.openxmlformats.org/officeDocument/2006/math" xmlns:v="urn:schemas-microsoft-com:vml" xmlns:wp14="http://schemas.microsoft.com/office/word/2010/wordprocessingDrawing" xmlns:wp="http://schemas.openxmlformats.org/drawingml/2006/wordprocessingDrawing" xmlns:w10="urn:schemas-microsoft-com:office:word" xmlns:w="http://schemas.openxmlformats.org/wordprocessingml/2006/main" xmlns:w14="http://schemas.microsoft.com/office/word/2010/wordml" xmlns:w15="http://schemas.microsoft.com/office/word/2012/wordml" xmlns:w16se="http://schemas.microsoft.com/office/word/2015/wordml/symex" xmlns:wpg="http://schemas.microsoft.com/office/word/2010/wordprocessingGroup" xmlns:wpi="http://schemas.microsoft.com/office/word/2010/wordprocessingInk" xmlns:wne="http://schemas.microsoft.com/office/word/2006/wordml" xmlns:wps="http://schemas.microsoft.com/office/word/2010/wordprocessingShape" mc:Ignorable="w14 w15 w16se wp14">
   <w:endnote w:type="separator" w:id="-1">
     <w:p>
       <w:pPr>
@@ -10095,7 +12043,7 @@
 </file>
 
 <file path=word/footer1.xml><?xml version="1.0" encoding="utf-8"?>
-<w:ftr xmlns:wpc="http://schemas.microsoft.com/office/word/2010/wordprocessingCanvas" xmlns:cx="http://schemas.microsoft.com/office/drawing/2014/chartex" xmlns:cx1="http://schemas.microsoft.com/office/drawing/2015/9/8/chartex" xmlns:cx2="http://schemas.microsoft.com/office/drawing/2015/10/21/chartex" xmlns:cx3="http://schemas.microsoft.com/office/drawing/2016/5/9/chartex" xmlns:cx4="http://schemas.microsoft.com/office/drawing/2016/5/10/chartex" xmlns:cx5="http://schemas.microsoft.com/office/drawing/2016/5/11/chartex" xmlns:cx6="http://schemas.microsoft.com/office/drawing/2016/5/12/chartex" xmlns:cx7="http://schemas.microsoft.com/office/drawing/2016/5/13/chartex" xmlns:cx8="http://schemas.microsoft.com/office/drawing/2016/5/14/chartex" xmlns:mc="http://schemas.openxmlformats.org/markup-compatibility/2006" xmlns:aink="http://schemas.microsoft.com/office/drawing/2016/ink" xmlns:am3d="http://schemas.microsoft.com/office/drawing/2017/model3d" xmlns:o="urn:schemas-microsoft-com:office:office" xmlns:oel="http://schemas.microsoft.com/office/2019/extlst" xmlns:r="http://schemas.openxmlformats.org/officeDocument/2006/relationships" xmlns:m="http://schemas.openxmlformats.org/officeDocument/2006/math" xmlns:v="urn:schemas-microsoft-com:vml" xmlns:wp14="http://schemas.microsoft.com/office/word/2010/wordprocessingDrawing" xmlns:wp="http://schemas.openxmlformats.org/drawingml/2006/wordprocessingDrawing" xmlns:w10="urn:schemas-microsoft-com:office:word" xmlns:w="http://schemas.openxmlformats.org/wordprocessingml/2006/main" xmlns:w14="http://schemas.microsoft.com/office/word/2010/wordml" xmlns:w15="http://schemas.microsoft.com/office/word/2012/wordml" xmlns:w16cex="http://schemas.microsoft.com/office/word/2018/wordml/cex" xmlns:w16cid="http://schemas.microsoft.com/office/word/2016/wordml/cid" xmlns:w16="http://schemas.microsoft.com/office/word/2018/wordml" xmlns:w16sdtdh="http://schemas.microsoft.com/office/word/2020/wordml/sdtdatahash" xmlns:w16se="http://schemas.microsoft.com/office/word/2015/wordml/symex" xmlns:wpg="http://schemas.microsoft.com/office/word/2010/wordprocessingGroup" xmlns:wpi="http://schemas.microsoft.com/office/word/2010/wordprocessingInk" xmlns:wne="http://schemas.microsoft.com/office/word/2006/wordml" xmlns:wps="http://schemas.microsoft.com/office/word/2010/wordprocessingShape" mc:Ignorable="w14 w15 w16se w16cid w16 w16cex w16sdtdh wp14">
+<w:ftr xmlns:wpc="http://schemas.microsoft.com/office/word/2010/wordprocessingCanvas" xmlns:cx="http://schemas.microsoft.com/office/drawing/2014/chartex" xmlns:cx1="http://schemas.microsoft.com/office/drawing/2015/9/8/chartex" xmlns:mc="http://schemas.openxmlformats.org/markup-compatibility/2006" xmlns:o="urn:schemas-microsoft-com:office:office" xmlns:r="http://schemas.openxmlformats.org/officeDocument/2006/relationships" xmlns:m="http://schemas.openxmlformats.org/officeDocument/2006/math" xmlns:v="urn:schemas-microsoft-com:vml" xmlns:wp14="http://schemas.microsoft.com/office/word/2010/wordprocessingDrawing" xmlns:wp="http://schemas.openxmlformats.org/drawingml/2006/wordprocessingDrawing" xmlns:w10="urn:schemas-microsoft-com:office:word" xmlns:w="http://schemas.openxmlformats.org/wordprocessingml/2006/main" xmlns:w14="http://schemas.microsoft.com/office/word/2010/wordml" xmlns:w15="http://schemas.microsoft.com/office/word/2012/wordml" xmlns:w16se="http://schemas.microsoft.com/office/word/2015/wordml/symex" xmlns:wpg="http://schemas.microsoft.com/office/word/2010/wordprocessingGroup" xmlns:wpi="http://schemas.microsoft.com/office/word/2010/wordprocessingInk" xmlns:wne="http://schemas.microsoft.com/office/word/2006/wordml" xmlns:wps="http://schemas.microsoft.com/office/word/2010/wordprocessingShape" mc:Ignorable="w14 w15 w16se wp14">
   <w:tbl>
     <w:tblPr>
       <w:tblW w:w="0" w:type="auto"/>
@@ -10156,7 +12104,7 @@
 </file>
 
 <file path=word/footer2.xml><?xml version="1.0" encoding="utf-8"?>
-<w:ftr xmlns:wpc="http://schemas.microsoft.com/office/word/2010/wordprocessingCanvas" xmlns:cx="http://schemas.microsoft.com/office/drawing/2014/chartex" xmlns:cx1="http://schemas.microsoft.com/office/drawing/2015/9/8/chartex" xmlns:cx2="http://schemas.microsoft.com/office/drawing/2015/10/21/chartex" xmlns:cx3="http://schemas.microsoft.com/office/drawing/2016/5/9/chartex" xmlns:cx4="http://schemas.microsoft.com/office/drawing/2016/5/10/chartex" xmlns:cx5="http://schemas.microsoft.com/office/drawing/2016/5/11/chartex" xmlns:cx6="http://schemas.microsoft.com/office/drawing/2016/5/12/chartex" xmlns:cx7="http://schemas.microsoft.com/office/drawing/2016/5/13/chartex" xmlns:cx8="http://schemas.microsoft.com/office/drawing/2016/5/14/chartex" xmlns:mc="http://schemas.openxmlformats.org/markup-compatibility/2006" xmlns:aink="http://schemas.microsoft.com/office/drawing/2016/ink" xmlns:am3d="http://schemas.microsoft.com/office/drawing/2017/model3d" xmlns:o="urn:schemas-microsoft-com:office:office" xmlns:oel="http://schemas.microsoft.com/office/2019/extlst" xmlns:r="http://schemas.openxmlformats.org/officeDocument/2006/relationships" xmlns:m="http://schemas.openxmlformats.org/officeDocument/2006/math" xmlns:v="urn:schemas-microsoft-com:vml" xmlns:wp14="http://schemas.microsoft.com/office/word/2010/wordprocessingDrawing" xmlns:wp="http://schemas.openxmlformats.org/drawingml/2006/wordprocessingDrawing" xmlns:w10="urn:schemas-microsoft-com:office:word" xmlns:w="http://schemas.openxmlformats.org/wordprocessingml/2006/main" xmlns:w14="http://schemas.microsoft.com/office/word/2010/wordml" xmlns:w15="http://schemas.microsoft.com/office/word/2012/wordml" xmlns:w16cex="http://schemas.microsoft.com/office/word/2018/wordml/cex" xmlns:w16cid="http://schemas.microsoft.com/office/word/2016/wordml/cid" xmlns:w16="http://schemas.microsoft.com/office/word/2018/wordml" xmlns:w16sdtdh="http://schemas.microsoft.com/office/word/2020/wordml/sdtdatahash" xmlns:w16se="http://schemas.microsoft.com/office/word/2015/wordml/symex" xmlns:wpg="http://schemas.microsoft.com/office/word/2010/wordprocessingGroup" xmlns:wpi="http://schemas.microsoft.com/office/word/2010/wordprocessingInk" xmlns:wne="http://schemas.microsoft.com/office/word/2006/wordml" xmlns:wps="http://schemas.microsoft.com/office/word/2010/wordprocessingShape" mc:Ignorable="w14 w15 w16se w16cid w16 w16cex w16sdtdh wp14">
+<w:ftr xmlns:wpc="http://schemas.microsoft.com/office/word/2010/wordprocessingCanvas" xmlns:cx="http://schemas.microsoft.com/office/drawing/2014/chartex" xmlns:cx1="http://schemas.microsoft.com/office/drawing/2015/9/8/chartex" xmlns:mc="http://schemas.openxmlformats.org/markup-compatibility/2006" xmlns:o="urn:schemas-microsoft-com:office:office" xmlns:r="http://schemas.openxmlformats.org/officeDocument/2006/relationships" xmlns:m="http://schemas.openxmlformats.org/officeDocument/2006/math" xmlns:v="urn:schemas-microsoft-com:vml" xmlns:wp14="http://schemas.microsoft.com/office/word/2010/wordprocessingDrawing" xmlns:wp="http://schemas.openxmlformats.org/drawingml/2006/wordprocessingDrawing" xmlns:w10="urn:schemas-microsoft-com:office:word" xmlns:w="http://schemas.openxmlformats.org/wordprocessingml/2006/main" xmlns:w14="http://schemas.microsoft.com/office/word/2010/wordml" xmlns:w15="http://schemas.microsoft.com/office/word/2012/wordml" xmlns:w16se="http://schemas.microsoft.com/office/word/2015/wordml/symex" xmlns:wpg="http://schemas.microsoft.com/office/word/2010/wordprocessingGroup" xmlns:wpi="http://schemas.microsoft.com/office/word/2010/wordprocessingInk" xmlns:wne="http://schemas.microsoft.com/office/word/2006/wordml" xmlns:wps="http://schemas.microsoft.com/office/word/2010/wordprocessingShape" mc:Ignorable="w14 w15 w16se wp14">
   <w:tbl>
     <w:tblPr>
       <w:tblW w:w="0" w:type="auto"/>
@@ -10217,7 +12165,7 @@
 </file>
 
 <file path=word/footer3.xml><?xml version="1.0" encoding="utf-8"?>
-<w:ftr xmlns:wpc="http://schemas.microsoft.com/office/word/2010/wordprocessingCanvas" xmlns:cx="http://schemas.microsoft.com/office/drawing/2014/chartex" xmlns:cx1="http://schemas.microsoft.com/office/drawing/2015/9/8/chartex" xmlns:cx2="http://schemas.microsoft.com/office/drawing/2015/10/21/chartex" xmlns:cx3="http://schemas.microsoft.com/office/drawing/2016/5/9/chartex" xmlns:cx4="http://schemas.microsoft.com/office/drawing/2016/5/10/chartex" xmlns:cx5="http://schemas.microsoft.com/office/drawing/2016/5/11/chartex" xmlns:cx6="http://schemas.microsoft.com/office/drawing/2016/5/12/chartex" xmlns:cx7="http://schemas.microsoft.com/office/drawing/2016/5/13/chartex" xmlns:cx8="http://schemas.microsoft.com/office/drawing/2016/5/14/chartex" xmlns:mc="http://schemas.openxmlformats.org/markup-compatibility/2006" xmlns:aink="http://schemas.microsoft.com/office/drawing/2016/ink" xmlns:am3d="http://schemas.microsoft.com/office/drawing/2017/model3d" xmlns:o="urn:schemas-microsoft-com:office:office" xmlns:oel="http://schemas.microsoft.com/office/2019/extlst" xmlns:r="http://schemas.openxmlformats.org/officeDocument/2006/relationships" xmlns:m="http://schemas.openxmlformats.org/officeDocument/2006/math" xmlns:v="urn:schemas-microsoft-com:vml" xmlns:wp14="http://schemas.microsoft.com/office/word/2010/wordprocessingDrawing" xmlns:wp="http://schemas.openxmlformats.org/drawingml/2006/wordprocessingDrawing" xmlns:w10="urn:schemas-microsoft-com:office:word" xmlns:w="http://schemas.openxmlformats.org/wordprocessingml/2006/main" xmlns:w14="http://schemas.microsoft.com/office/word/2010/wordml" xmlns:w15="http://schemas.microsoft.com/office/word/2012/wordml" xmlns:w16cex="http://schemas.microsoft.com/office/word/2018/wordml/cex" xmlns:w16cid="http://schemas.microsoft.com/office/word/2016/wordml/cid" xmlns:w16="http://schemas.microsoft.com/office/word/2018/wordml" xmlns:w16sdtdh="http://schemas.microsoft.com/office/word/2020/wordml/sdtdatahash" xmlns:w16se="http://schemas.microsoft.com/office/word/2015/wordml/symex" xmlns:wpg="http://schemas.microsoft.com/office/word/2010/wordprocessingGroup" xmlns:wpi="http://schemas.microsoft.com/office/word/2010/wordprocessingInk" xmlns:wne="http://schemas.microsoft.com/office/word/2006/wordml" xmlns:wps="http://schemas.microsoft.com/office/word/2010/wordprocessingShape" mc:Ignorable="w14 w15 w16se w16cid w16 w16cex w16sdtdh wp14">
+<w:ftr xmlns:wpc="http://schemas.microsoft.com/office/word/2010/wordprocessingCanvas" xmlns:cx="http://schemas.microsoft.com/office/drawing/2014/chartex" xmlns:cx1="http://schemas.microsoft.com/office/drawing/2015/9/8/chartex" xmlns:mc="http://schemas.openxmlformats.org/markup-compatibility/2006" xmlns:o="urn:schemas-microsoft-com:office:office" xmlns:r="http://schemas.openxmlformats.org/officeDocument/2006/relationships" xmlns:m="http://schemas.openxmlformats.org/officeDocument/2006/math" xmlns:v="urn:schemas-microsoft-com:vml" xmlns:wp14="http://schemas.microsoft.com/office/word/2010/wordprocessingDrawing" xmlns:wp="http://schemas.openxmlformats.org/drawingml/2006/wordprocessingDrawing" xmlns:w10="urn:schemas-microsoft-com:office:word" xmlns:w="http://schemas.openxmlformats.org/wordprocessingml/2006/main" xmlns:w14="http://schemas.microsoft.com/office/word/2010/wordml" xmlns:w15="http://schemas.microsoft.com/office/word/2012/wordml" xmlns:w16se="http://schemas.microsoft.com/office/word/2015/wordml/symex" xmlns:wpg="http://schemas.microsoft.com/office/word/2010/wordprocessingGroup" xmlns:wpi="http://schemas.microsoft.com/office/word/2010/wordprocessingInk" xmlns:wne="http://schemas.microsoft.com/office/word/2006/wordml" xmlns:wps="http://schemas.microsoft.com/office/word/2010/wordprocessingShape" mc:Ignorable="w14 w15 w16se wp14">
   <w:tbl>
     <w:tblPr>
       <w:tblW w:w="0" w:type="auto"/>
@@ -10278,7 +12226,7 @@
 </file>
 
 <file path=word/footnotes.xml><?xml version="1.0" encoding="utf-8"?>
-<w:footnotes xmlns:wpc="http://schemas.microsoft.com/office/word/2010/wordprocessingCanvas" xmlns:cx="http://schemas.microsoft.com/office/drawing/2014/chartex" xmlns:cx1="http://schemas.microsoft.com/office/drawing/2015/9/8/chartex" xmlns:cx2="http://schemas.microsoft.com/office/drawing/2015/10/21/chartex" xmlns:cx3="http://schemas.microsoft.com/office/drawing/2016/5/9/chartex" xmlns:cx4="http://schemas.microsoft.com/office/drawing/2016/5/10/chartex" xmlns:cx5="http://schemas.microsoft.com/office/drawing/2016/5/11/chartex" xmlns:cx6="http://schemas.microsoft.com/office/drawing/2016/5/12/chartex" xmlns:cx7="http://schemas.microsoft.com/office/drawing/2016/5/13/chartex" xmlns:cx8="http://schemas.microsoft.com/office/drawing/2016/5/14/chartex" xmlns:mc="http://schemas.openxmlformats.org/markup-compatibility/2006" xmlns:aink="http://schemas.microsoft.com/office/drawing/2016/ink" xmlns:am3d="http://schemas.microsoft.com/office/drawing/2017/model3d" xmlns:o="urn:schemas-microsoft-com:office:office" xmlns:oel="http://schemas.microsoft.com/office/2019/extlst" xmlns:r="http://schemas.openxmlformats.org/officeDocument/2006/relationships" xmlns:m="http://schemas.openxmlformats.org/officeDocument/2006/math" xmlns:v="urn:schemas-microsoft-com:vml" xmlns:wp14="http://schemas.microsoft.com/office/word/2010/wordprocessingDrawing" xmlns:wp="http://schemas.openxmlformats.org/drawingml/2006/wordprocessingDrawing" xmlns:w10="urn:schemas-microsoft-com:office:word" xmlns:w="http://schemas.openxmlformats.org/wordprocessingml/2006/main" xmlns:w14="http://schemas.microsoft.com/office/word/2010/wordml" xmlns:w15="http://schemas.microsoft.com/office/word/2012/wordml" xmlns:w16cex="http://schemas.microsoft.com/office/word/2018/wordml/cex" xmlns:w16cid="http://schemas.microsoft.com/office/word/2016/wordml/cid" xmlns:w16="http://schemas.microsoft.com/office/word/2018/wordml" xmlns:w16sdtdh="http://schemas.microsoft.com/office/word/2020/wordml/sdtdatahash" xmlns:w16se="http://schemas.microsoft.com/office/word/2015/wordml/symex" xmlns:wpg="http://schemas.microsoft.com/office/word/2010/wordprocessingGroup" xmlns:wpi="http://schemas.microsoft.com/office/word/2010/wordprocessingInk" xmlns:wne="http://schemas.microsoft.com/office/word/2006/wordml" xmlns:wps="http://schemas.microsoft.com/office/word/2010/wordprocessingShape" mc:Ignorable="w14 w15 w16se w16cid w16 w16cex w16sdtdh wp14">
+<w:footnotes xmlns:wpc="http://schemas.microsoft.com/office/word/2010/wordprocessingCanvas" xmlns:cx="http://schemas.microsoft.com/office/drawing/2014/chartex" xmlns:cx1="http://schemas.microsoft.com/office/drawing/2015/9/8/chartex" xmlns:mc="http://schemas.openxmlformats.org/markup-compatibility/2006" xmlns:o="urn:schemas-microsoft-com:office:office" xmlns:r="http://schemas.openxmlformats.org/officeDocument/2006/relationships" xmlns:m="http://schemas.openxmlformats.org/officeDocument/2006/math" xmlns:v="urn:schemas-microsoft-com:vml" xmlns:wp14="http://schemas.microsoft.com/office/word/2010/wordprocessingDrawing" xmlns:wp="http://schemas.openxmlformats.org/drawingml/2006/wordprocessingDrawing" xmlns:w10="urn:schemas-microsoft-com:office:word" xmlns:w="http://schemas.openxmlformats.org/wordprocessingml/2006/main" xmlns:w14="http://schemas.microsoft.com/office/word/2010/wordml" xmlns:w15="http://schemas.microsoft.com/office/word/2012/wordml" xmlns:w16se="http://schemas.microsoft.com/office/word/2015/wordml/symex" xmlns:wpg="http://schemas.microsoft.com/office/word/2010/wordprocessingGroup" xmlns:wpi="http://schemas.microsoft.com/office/word/2010/wordprocessingInk" xmlns:wne="http://schemas.microsoft.com/office/word/2006/wordml" xmlns:wps="http://schemas.microsoft.com/office/word/2010/wordprocessingShape" mc:Ignorable="w14 w15 w16se wp14">
   <w:footnote w:type="separator" w:id="-1">
     <w:p>
       <w:pPr>
@@ -10303,7 +12251,7 @@
 </file>
 
 <file path=word/header1.xml><?xml version="1.0" encoding="utf-8"?>
-<w:hdr xmlns:wpc="http://schemas.microsoft.com/office/word/2010/wordprocessingCanvas" xmlns:cx="http://schemas.microsoft.com/office/drawing/2014/chartex" xmlns:cx1="http://schemas.microsoft.com/office/drawing/2015/9/8/chartex" xmlns:cx2="http://schemas.microsoft.com/office/drawing/2015/10/21/chartex" xmlns:cx3="http://schemas.microsoft.com/office/drawing/2016/5/9/chartex" xmlns:cx4="http://schemas.microsoft.com/office/drawing/2016/5/10/chartex" xmlns:cx5="http://schemas.microsoft.com/office/drawing/2016/5/11/chartex" xmlns:cx6="http://schemas.microsoft.com/office/drawing/2016/5/12/chartex" xmlns:cx7="http://schemas.microsoft.com/office/drawing/2016/5/13/chartex" xmlns:cx8="http://schemas.microsoft.com/office/drawing/2016/5/14/chartex" xmlns:mc="http://schemas.openxmlformats.org/markup-compatibility/2006" xmlns:aink="http://schemas.microsoft.com/office/drawing/2016/ink" xmlns:am3d="http://schemas.microsoft.com/office/drawing/2017/model3d" xmlns:o="urn:schemas-microsoft-com:office:office" xmlns:oel="http://schemas.microsoft.com/office/2019/extlst" xmlns:r="http://schemas.openxmlformats.org/officeDocument/2006/relationships" xmlns:m="http://schemas.openxmlformats.org/officeDocument/2006/math" xmlns:v="urn:schemas-microsoft-com:vml" xmlns:wp14="http://schemas.microsoft.com/office/word/2010/wordprocessingDrawing" xmlns:wp="http://schemas.openxmlformats.org/drawingml/2006/wordprocessingDrawing" xmlns:w10="urn:schemas-microsoft-com:office:word" xmlns:w="http://schemas.openxmlformats.org/wordprocessingml/2006/main" xmlns:w14="http://schemas.microsoft.com/office/word/2010/wordml" xmlns:w15="http://schemas.microsoft.com/office/word/2012/wordml" xmlns:w16cex="http://schemas.microsoft.com/office/word/2018/wordml/cex" xmlns:w16cid="http://schemas.microsoft.com/office/word/2016/wordml/cid" xmlns:w16="http://schemas.microsoft.com/office/word/2018/wordml" xmlns:w16sdtdh="http://schemas.microsoft.com/office/word/2020/wordml/sdtdatahash" xmlns:w16se="http://schemas.microsoft.com/office/word/2015/wordml/symex" xmlns:wpg="http://schemas.microsoft.com/office/word/2010/wordprocessingGroup" xmlns:wpi="http://schemas.microsoft.com/office/word/2010/wordprocessingInk" xmlns:wne="http://schemas.microsoft.com/office/word/2006/wordml" xmlns:wps="http://schemas.microsoft.com/office/word/2010/wordprocessingShape" mc:Ignorable="w14 w15 w16se w16cid w16 w16cex w16sdtdh wp14">
+<w:hdr xmlns:wpc="http://schemas.microsoft.com/office/word/2010/wordprocessingCanvas" xmlns:cx="http://schemas.microsoft.com/office/drawing/2014/chartex" xmlns:cx1="http://schemas.microsoft.com/office/drawing/2015/9/8/chartex" xmlns:mc="http://schemas.openxmlformats.org/markup-compatibility/2006" xmlns:o="urn:schemas-microsoft-com:office:office" xmlns:r="http://schemas.openxmlformats.org/officeDocument/2006/relationships" xmlns:m="http://schemas.openxmlformats.org/officeDocument/2006/math" xmlns:v="urn:schemas-microsoft-com:vml" xmlns:wp14="http://schemas.microsoft.com/office/word/2010/wordprocessingDrawing" xmlns:wp="http://schemas.openxmlformats.org/drawingml/2006/wordprocessingDrawing" xmlns:w10="urn:schemas-microsoft-com:office:word" xmlns:w="http://schemas.openxmlformats.org/wordprocessingml/2006/main" xmlns:w14="http://schemas.microsoft.com/office/word/2010/wordml" xmlns:w15="http://schemas.microsoft.com/office/word/2012/wordml" xmlns:w16se="http://schemas.microsoft.com/office/word/2015/wordml/symex" xmlns:wpg="http://schemas.microsoft.com/office/word/2010/wordprocessingGroup" xmlns:wpi="http://schemas.microsoft.com/office/word/2010/wordprocessingInk" xmlns:wne="http://schemas.microsoft.com/office/word/2006/wordml" xmlns:wps="http://schemas.microsoft.com/office/word/2010/wordprocessingShape" mc:Ignorable="w14 w15 w16se wp14">
   <w:tbl>
     <w:tblPr>
       <w:tblW w:w="0" w:type="auto"/>
@@ -10364,7 +12312,7 @@
 </file>
 
 <file path=word/header2.xml><?xml version="1.0" encoding="utf-8"?>
-<w:hdr xmlns:wpc="http://schemas.microsoft.com/office/word/2010/wordprocessingCanvas" xmlns:cx="http://schemas.microsoft.com/office/drawing/2014/chartex" xmlns:cx1="http://schemas.microsoft.com/office/drawing/2015/9/8/chartex" xmlns:cx2="http://schemas.microsoft.com/office/drawing/2015/10/21/chartex" xmlns:cx3="http://schemas.microsoft.com/office/drawing/2016/5/9/chartex" xmlns:cx4="http://schemas.microsoft.com/office/drawing/2016/5/10/chartex" xmlns:cx5="http://schemas.microsoft.com/office/drawing/2016/5/11/chartex" xmlns:cx6="http://schemas.microsoft.com/office/drawing/2016/5/12/chartex" xmlns:cx7="http://schemas.microsoft.com/office/drawing/2016/5/13/chartex" xmlns:cx8="http://schemas.microsoft.com/office/drawing/2016/5/14/chartex" xmlns:mc="http://schemas.openxmlformats.org/markup-compatibility/2006" xmlns:aink="http://schemas.microsoft.com/office/drawing/2016/ink" xmlns:am3d="http://schemas.microsoft.com/office/drawing/2017/model3d" xmlns:o="urn:schemas-microsoft-com:office:office" xmlns:oel="http://schemas.microsoft.com/office/2019/extlst" xmlns:r="http://schemas.openxmlformats.org/officeDocument/2006/relationships" xmlns:m="http://schemas.openxmlformats.org/officeDocument/2006/math" xmlns:v="urn:schemas-microsoft-com:vml" xmlns:wp14="http://schemas.microsoft.com/office/word/2010/wordprocessingDrawing" xmlns:wp="http://schemas.openxmlformats.org/drawingml/2006/wordprocessingDrawing" xmlns:w10="urn:schemas-microsoft-com:office:word" xmlns:w="http://schemas.openxmlformats.org/wordprocessingml/2006/main" xmlns:w14="http://schemas.microsoft.com/office/word/2010/wordml" xmlns:w15="http://schemas.microsoft.com/office/word/2012/wordml" xmlns:w16cex="http://schemas.microsoft.com/office/word/2018/wordml/cex" xmlns:w16cid="http://schemas.microsoft.com/office/word/2016/wordml/cid" xmlns:w16="http://schemas.microsoft.com/office/word/2018/wordml" xmlns:w16sdtdh="http://schemas.microsoft.com/office/word/2020/wordml/sdtdatahash" xmlns:w16se="http://schemas.microsoft.com/office/word/2015/wordml/symex" xmlns:wpg="http://schemas.microsoft.com/office/word/2010/wordprocessingGroup" xmlns:wpi="http://schemas.microsoft.com/office/word/2010/wordprocessingInk" xmlns:wne="http://schemas.microsoft.com/office/word/2006/wordml" xmlns:wps="http://schemas.microsoft.com/office/word/2010/wordprocessingShape" mc:Ignorable="w14 w15 w16se w16cid w16 w16cex w16sdtdh wp14">
+<w:hdr xmlns:wpc="http://schemas.microsoft.com/office/word/2010/wordprocessingCanvas" xmlns:cx="http://schemas.microsoft.com/office/drawing/2014/chartex" xmlns:cx1="http://schemas.microsoft.com/office/drawing/2015/9/8/chartex" xmlns:mc="http://schemas.openxmlformats.org/markup-compatibility/2006" xmlns:o="urn:schemas-microsoft-com:office:office" xmlns:r="http://schemas.openxmlformats.org/officeDocument/2006/relationships" xmlns:m="http://schemas.openxmlformats.org/officeDocument/2006/math" xmlns:v="urn:schemas-microsoft-com:vml" xmlns:wp14="http://schemas.microsoft.com/office/word/2010/wordprocessingDrawing" xmlns:wp="http://schemas.openxmlformats.org/drawingml/2006/wordprocessingDrawing" xmlns:w10="urn:schemas-microsoft-com:office:word" xmlns:w="http://schemas.openxmlformats.org/wordprocessingml/2006/main" xmlns:w14="http://schemas.microsoft.com/office/word/2010/wordml" xmlns:w15="http://schemas.microsoft.com/office/word/2012/wordml" xmlns:w16se="http://schemas.microsoft.com/office/word/2015/wordml/symex" xmlns:wpg="http://schemas.microsoft.com/office/word/2010/wordprocessingGroup" xmlns:wpi="http://schemas.microsoft.com/office/word/2010/wordprocessingInk" xmlns:wne="http://schemas.microsoft.com/office/word/2006/wordml" xmlns:wps="http://schemas.microsoft.com/office/word/2010/wordprocessingShape" mc:Ignorable="w14 w15 w16se wp14">
   <w:tbl>
     <w:tblPr>
       <w:tblW w:w="0" w:type="auto"/>
@@ -10425,7 +12373,7 @@
 </file>
 
 <file path=word/header3.xml><?xml version="1.0" encoding="utf-8"?>
-<w:hdr xmlns:wpc="http://schemas.microsoft.com/office/word/2010/wordprocessingCanvas" xmlns:cx="http://schemas.microsoft.com/office/drawing/2014/chartex" xmlns:cx1="http://schemas.microsoft.com/office/drawing/2015/9/8/chartex" xmlns:cx2="http://schemas.microsoft.com/office/drawing/2015/10/21/chartex" xmlns:cx3="http://schemas.microsoft.com/office/drawing/2016/5/9/chartex" xmlns:cx4="http://schemas.microsoft.com/office/drawing/2016/5/10/chartex" xmlns:cx5="http://schemas.microsoft.com/office/drawing/2016/5/11/chartex" xmlns:cx6="http://schemas.microsoft.com/office/drawing/2016/5/12/chartex" xmlns:cx7="http://schemas.microsoft.com/office/drawing/2016/5/13/chartex" xmlns:cx8="http://schemas.microsoft.com/office/drawing/2016/5/14/chartex" xmlns:mc="http://schemas.openxmlformats.org/markup-compatibility/2006" xmlns:aink="http://schemas.microsoft.com/office/drawing/2016/ink" xmlns:am3d="http://schemas.microsoft.com/office/drawing/2017/model3d" xmlns:o="urn:schemas-microsoft-com:office:office" xmlns:oel="http://schemas.microsoft.com/office/2019/extlst" xmlns:r="http://schemas.openxmlformats.org/officeDocument/2006/relationships" xmlns:m="http://schemas.openxmlformats.org/officeDocument/2006/math" xmlns:v="urn:schemas-microsoft-com:vml" xmlns:wp14="http://schemas.microsoft.com/office/word/2010/wordprocessingDrawing" xmlns:wp="http://schemas.openxmlformats.org/drawingml/2006/wordprocessingDrawing" xmlns:w10="urn:schemas-microsoft-com:office:word" xmlns:w="http://schemas.openxmlformats.org/wordprocessingml/2006/main" xmlns:w14="http://schemas.microsoft.com/office/word/2010/wordml" xmlns:w15="http://schemas.microsoft.com/office/word/2012/wordml" xmlns:w16cex="http://schemas.microsoft.com/office/word/2018/wordml/cex" xmlns:w16cid="http://schemas.microsoft.com/office/word/2016/wordml/cid" xmlns:w16="http://schemas.microsoft.com/office/word/2018/wordml" xmlns:w16sdtdh="http://schemas.microsoft.com/office/word/2020/wordml/sdtdatahash" xmlns:w16se="http://schemas.microsoft.com/office/word/2015/wordml/symex" xmlns:wpg="http://schemas.microsoft.com/office/word/2010/wordprocessingGroup" xmlns:wpi="http://schemas.microsoft.com/office/word/2010/wordprocessingInk" xmlns:wne="http://schemas.microsoft.com/office/word/2006/wordml" xmlns:wps="http://schemas.microsoft.com/office/word/2010/wordprocessingShape" mc:Ignorable="w14 w15 w16se w16cid w16 w16cex w16sdtdh wp14">
+<w:hdr xmlns:wpc="http://schemas.microsoft.com/office/word/2010/wordprocessingCanvas" xmlns:cx="http://schemas.microsoft.com/office/drawing/2014/chartex" xmlns:cx1="http://schemas.microsoft.com/office/drawing/2015/9/8/chartex" xmlns:mc="http://schemas.openxmlformats.org/markup-compatibility/2006" xmlns:o="urn:schemas-microsoft-com:office:office" xmlns:r="http://schemas.openxmlformats.org/officeDocument/2006/relationships" xmlns:m="http://schemas.openxmlformats.org/officeDocument/2006/math" xmlns:v="urn:schemas-microsoft-com:vml" xmlns:wp14="http://schemas.microsoft.com/office/word/2010/wordprocessingDrawing" xmlns:wp="http://schemas.openxmlformats.org/drawingml/2006/wordprocessingDrawing" xmlns:w10="urn:schemas-microsoft-com:office:word" xmlns:w="http://schemas.openxmlformats.org/wordprocessingml/2006/main" xmlns:w14="http://schemas.microsoft.com/office/word/2010/wordml" xmlns:w15="http://schemas.microsoft.com/office/word/2012/wordml" xmlns:w16se="http://schemas.microsoft.com/office/word/2015/wordml/symex" xmlns:wpg="http://schemas.microsoft.com/office/word/2010/wordprocessingGroup" xmlns:wpi="http://schemas.microsoft.com/office/word/2010/wordprocessingInk" xmlns:wne="http://schemas.microsoft.com/office/word/2006/wordml" xmlns:wps="http://schemas.microsoft.com/office/word/2010/wordprocessingShape" mc:Ignorable="w14 w15 w16se wp14">
   <w:sdt>
     <w:sdtPr>
       <w:id w:val="-718440415"/>
@@ -10453,7 +12401,7 @@
           <w:rPr>
             <w:noProof/>
           </w:rPr>
-          <w:t>13</w:t>
+          <w:t>27</w:t>
         </w:r>
         <w:r>
           <w:fldChar w:fldCharType="end"/>
@@ -10482,12 +12430,12 @@
 </file>
 
 <file path=word/numbering.xml><?xml version="1.0" encoding="utf-8"?>
-<w:numbering xmlns:wpc="http://schemas.microsoft.com/office/word/2010/wordprocessingCanvas" xmlns:cx="http://schemas.microsoft.com/office/drawing/2014/chartex" xmlns:cx1="http://schemas.microsoft.com/office/drawing/2015/9/8/chartex" xmlns:cx2="http://schemas.microsoft.com/office/drawing/2015/10/21/chartex" xmlns:cx3="http://schemas.microsoft.com/office/drawing/2016/5/9/chartex" xmlns:cx4="http://schemas.microsoft.com/office/drawing/2016/5/10/chartex" xmlns:cx5="http://schemas.microsoft.com/office/drawing/2016/5/11/chartex" xmlns:cx6="http://schemas.microsoft.com/office/drawing/2016/5/12/chartex" xmlns:cx7="http://schemas.microsoft.com/office/drawing/2016/5/13/chartex" xmlns:cx8="http://schemas.microsoft.com/office/drawing/2016/5/14/chartex" xmlns:mc="http://schemas.openxmlformats.org/markup-compatibility/2006" xmlns:aink="http://schemas.microsoft.com/office/drawing/2016/ink" xmlns:am3d="http://schemas.microsoft.com/office/drawing/2017/model3d" xmlns:o="urn:schemas-microsoft-com:office:office" xmlns:oel="http://schemas.microsoft.com/office/2019/extlst" xmlns:r="http://schemas.openxmlformats.org/officeDocument/2006/relationships" xmlns:m="http://schemas.openxmlformats.org/officeDocument/2006/math" xmlns:v="urn:schemas-microsoft-com:vml" xmlns:wp14="http://schemas.microsoft.com/office/word/2010/wordprocessingDrawing" xmlns:wp="http://schemas.openxmlformats.org/drawingml/2006/wordprocessingDrawing" xmlns:w10="urn:schemas-microsoft-com:office:word" xmlns:w="http://schemas.openxmlformats.org/wordprocessingml/2006/main" xmlns:w14="http://schemas.microsoft.com/office/word/2010/wordml" xmlns:w15="http://schemas.microsoft.com/office/word/2012/wordml" xmlns:w16cex="http://schemas.microsoft.com/office/word/2018/wordml/cex" xmlns:w16cid="http://schemas.microsoft.com/office/word/2016/wordml/cid" xmlns:w16="http://schemas.microsoft.com/office/word/2018/wordml" xmlns:w16sdtdh="http://schemas.microsoft.com/office/word/2020/wordml/sdtdatahash" xmlns:w16se="http://schemas.microsoft.com/office/word/2015/wordml/symex" xmlns:wpg="http://schemas.microsoft.com/office/word/2010/wordprocessingGroup" xmlns:wpi="http://schemas.microsoft.com/office/word/2010/wordprocessingInk" xmlns:wne="http://schemas.microsoft.com/office/word/2006/wordml" xmlns:wps="http://schemas.microsoft.com/office/word/2010/wordprocessingShape" mc:Ignorable="w14 w15 w16se w16cid w16 w16cex w16sdtdh wp14">
+<w:numbering xmlns:wpc="http://schemas.microsoft.com/office/word/2010/wordprocessingCanvas" xmlns:cx="http://schemas.microsoft.com/office/drawing/2014/chartex" xmlns:cx1="http://schemas.microsoft.com/office/drawing/2015/9/8/chartex" xmlns:mc="http://schemas.openxmlformats.org/markup-compatibility/2006" xmlns:o="urn:schemas-microsoft-com:office:office" xmlns:r="http://schemas.openxmlformats.org/officeDocument/2006/relationships" xmlns:m="http://schemas.openxmlformats.org/officeDocument/2006/math" xmlns:v="urn:schemas-microsoft-com:vml" xmlns:wp14="http://schemas.microsoft.com/office/word/2010/wordprocessingDrawing" xmlns:wp="http://schemas.openxmlformats.org/drawingml/2006/wordprocessingDrawing" xmlns:w10="urn:schemas-microsoft-com:office:word" xmlns:w="http://schemas.openxmlformats.org/wordprocessingml/2006/main" xmlns:w14="http://schemas.microsoft.com/office/word/2010/wordml" xmlns:w15="http://schemas.microsoft.com/office/word/2012/wordml" xmlns:w16se="http://schemas.microsoft.com/office/word/2015/wordml/symex" xmlns:wpg="http://schemas.microsoft.com/office/word/2010/wordprocessingGroup" xmlns:wpi="http://schemas.microsoft.com/office/word/2010/wordprocessingInk" xmlns:wne="http://schemas.microsoft.com/office/word/2006/wordml" xmlns:wps="http://schemas.microsoft.com/office/word/2010/wordprocessingShape" mc:Ignorable="w14 w15 w16se wp14">
   <w:abstractNum w:abstractNumId="0" w15:restartNumberingAfterBreak="0">
     <w:nsid w:val="0B9AF5C6"/>
     <w:multiLevelType w:val="hybridMultilevel"/>
-    <w:tmpl w:val="D5C2EC64"/>
-    <w:lvl w:ilvl="0" w:tplc="7EA26BC2">
+    <w:tmpl w:val="0C98848C"/>
+    <w:lvl w:ilvl="0" w:tplc="5A3E7DF8">
       <w:start w:val="1"/>
       <w:numFmt w:val="bullet"/>
       <w:lvlText w:val=""/>
@@ -10499,7 +12447,7 @@
         <w:rFonts w:ascii="Symbol" w:hAnsi="Symbol" w:hint="default"/>
       </w:rPr>
     </w:lvl>
-    <w:lvl w:ilvl="1" w:tplc="89481526">
+    <w:lvl w:ilvl="1" w:tplc="031C83F8">
       <w:start w:val="1"/>
       <w:numFmt w:val="bullet"/>
       <w:lvlText w:val="o"/>
@@ -10511,7 +12459,7 @@
         <w:rFonts w:ascii="Courier New" w:hAnsi="Courier New" w:hint="default"/>
       </w:rPr>
     </w:lvl>
-    <w:lvl w:ilvl="2" w:tplc="BA3E96F2">
+    <w:lvl w:ilvl="2" w:tplc="239C6410">
       <w:start w:val="1"/>
       <w:numFmt w:val="bullet"/>
       <w:lvlText w:val=""/>
@@ -10523,7 +12471,7 @@
         <w:rFonts w:ascii="Wingdings" w:hAnsi="Wingdings" w:hint="default"/>
       </w:rPr>
     </w:lvl>
-    <w:lvl w:ilvl="3" w:tplc="3948FF0C">
+    <w:lvl w:ilvl="3" w:tplc="161C6F04">
       <w:start w:val="1"/>
       <w:numFmt w:val="bullet"/>
       <w:lvlText w:val=""/>
@@ -10535,7 +12483,7 @@
         <w:rFonts w:ascii="Symbol" w:hAnsi="Symbol" w:hint="default"/>
       </w:rPr>
     </w:lvl>
-    <w:lvl w:ilvl="4" w:tplc="21342872">
+    <w:lvl w:ilvl="4" w:tplc="5E02099E">
       <w:start w:val="1"/>
       <w:numFmt w:val="bullet"/>
       <w:lvlText w:val="o"/>
@@ -10547,7 +12495,7 @@
         <w:rFonts w:ascii="Courier New" w:hAnsi="Courier New" w:hint="default"/>
       </w:rPr>
     </w:lvl>
-    <w:lvl w:ilvl="5" w:tplc="1FB23FE4">
+    <w:lvl w:ilvl="5" w:tplc="31064494">
       <w:start w:val="1"/>
       <w:numFmt w:val="bullet"/>
       <w:lvlText w:val=""/>
@@ -10559,7 +12507,7 @@
         <w:rFonts w:ascii="Wingdings" w:hAnsi="Wingdings" w:hint="default"/>
       </w:rPr>
     </w:lvl>
-    <w:lvl w:ilvl="6" w:tplc="8E5285F8">
+    <w:lvl w:ilvl="6" w:tplc="5142E452">
       <w:start w:val="1"/>
       <w:numFmt w:val="bullet"/>
       <w:lvlText w:val=""/>
@@ -10571,7 +12519,7 @@
         <w:rFonts w:ascii="Symbol" w:hAnsi="Symbol" w:hint="default"/>
       </w:rPr>
     </w:lvl>
-    <w:lvl w:ilvl="7" w:tplc="00EA7C18">
+    <w:lvl w:ilvl="7" w:tplc="BBBCA970">
       <w:start w:val="1"/>
       <w:numFmt w:val="bullet"/>
       <w:lvlText w:val="o"/>
@@ -10583,7 +12531,7 @@
         <w:rFonts w:ascii="Courier New" w:hAnsi="Courier New" w:hint="default"/>
       </w:rPr>
     </w:lvl>
-    <w:lvl w:ilvl="8" w:tplc="26BEC65C">
+    <w:lvl w:ilvl="8" w:tplc="D33E7D1E">
       <w:start w:val="1"/>
       <w:numFmt w:val="bullet"/>
       <w:lvlText w:val=""/>
@@ -10599,8 +12547,8 @@
   <w:abstractNum w:abstractNumId="1" w15:restartNumberingAfterBreak="0">
     <w:nsid w:val="169A8FB2"/>
     <w:multiLevelType w:val="hybridMultilevel"/>
-    <w:tmpl w:val="0966CA12"/>
-    <w:lvl w:ilvl="0" w:tplc="B7A4AAE2">
+    <w:tmpl w:val="686421D2"/>
+    <w:lvl w:ilvl="0" w:tplc="D4FC7724">
       <w:start w:val="1"/>
       <w:numFmt w:val="bullet"/>
       <w:lvlText w:val="-"/>
@@ -10612,7 +12560,7 @@
         <w:rFonts w:ascii="Aptos" w:hAnsi="Aptos" w:hint="default"/>
       </w:rPr>
     </w:lvl>
-    <w:lvl w:ilvl="1" w:tplc="511ACBDA">
+    <w:lvl w:ilvl="1" w:tplc="30C2F1E2">
       <w:start w:val="1"/>
       <w:numFmt w:val="bullet"/>
       <w:lvlText w:val="o"/>
@@ -10624,7 +12572,7 @@
         <w:rFonts w:ascii="Courier New" w:hAnsi="Courier New" w:hint="default"/>
       </w:rPr>
     </w:lvl>
-    <w:lvl w:ilvl="2" w:tplc="1A628ADA">
+    <w:lvl w:ilvl="2" w:tplc="0B60DED6">
       <w:start w:val="1"/>
       <w:numFmt w:val="bullet"/>
       <w:lvlText w:val=""/>
@@ -10636,7 +12584,7 @@
         <w:rFonts w:ascii="Wingdings" w:hAnsi="Wingdings" w:hint="default"/>
       </w:rPr>
     </w:lvl>
-    <w:lvl w:ilvl="3" w:tplc="6000378E">
+    <w:lvl w:ilvl="3" w:tplc="7388C460">
       <w:start w:val="1"/>
       <w:numFmt w:val="bullet"/>
       <w:lvlText w:val=""/>
@@ -10648,7 +12596,7 @@
         <w:rFonts w:ascii="Symbol" w:hAnsi="Symbol" w:hint="default"/>
       </w:rPr>
     </w:lvl>
-    <w:lvl w:ilvl="4" w:tplc="B7F6ECA2">
+    <w:lvl w:ilvl="4" w:tplc="2A30BDB8">
       <w:start w:val="1"/>
       <w:numFmt w:val="bullet"/>
       <w:lvlText w:val="o"/>
@@ -10660,7 +12608,7 @@
         <w:rFonts w:ascii="Courier New" w:hAnsi="Courier New" w:hint="default"/>
       </w:rPr>
     </w:lvl>
-    <w:lvl w:ilvl="5" w:tplc="883CE188">
+    <w:lvl w:ilvl="5" w:tplc="B992BFA4">
       <w:start w:val="1"/>
       <w:numFmt w:val="bullet"/>
       <w:lvlText w:val=""/>
@@ -10672,7 +12620,7 @@
         <w:rFonts w:ascii="Wingdings" w:hAnsi="Wingdings" w:hint="default"/>
       </w:rPr>
     </w:lvl>
-    <w:lvl w:ilvl="6" w:tplc="DC66F224">
+    <w:lvl w:ilvl="6" w:tplc="9D06961C">
       <w:start w:val="1"/>
       <w:numFmt w:val="bullet"/>
       <w:lvlText w:val=""/>
@@ -10684,7 +12632,7 @@
         <w:rFonts w:ascii="Symbol" w:hAnsi="Symbol" w:hint="default"/>
       </w:rPr>
     </w:lvl>
-    <w:lvl w:ilvl="7" w:tplc="E440FF80">
+    <w:lvl w:ilvl="7" w:tplc="50AE8AC6">
       <w:start w:val="1"/>
       <w:numFmt w:val="bullet"/>
       <w:lvlText w:val="o"/>
@@ -10696,7 +12644,7 @@
         <w:rFonts w:ascii="Courier New" w:hAnsi="Courier New" w:hint="default"/>
       </w:rPr>
     </w:lvl>
-    <w:lvl w:ilvl="8" w:tplc="9626ADC6">
+    <w:lvl w:ilvl="8" w:tplc="6936C410">
       <w:start w:val="1"/>
       <w:numFmt w:val="bullet"/>
       <w:lvlText w:val=""/>
@@ -10801,8 +12749,8 @@
   <w:abstractNum w:abstractNumId="3" w15:restartNumberingAfterBreak="0">
     <w:nsid w:val="37A3BC0C"/>
     <w:multiLevelType w:val="hybridMultilevel"/>
-    <w:tmpl w:val="730E836A"/>
-    <w:lvl w:ilvl="0" w:tplc="F9AAA5D8">
+    <w:tmpl w:val="579EA832"/>
+    <w:lvl w:ilvl="0" w:tplc="F208B426">
       <w:start w:val="1"/>
       <w:numFmt w:val="bullet"/>
       <w:lvlText w:val=""/>
@@ -10814,7 +12762,7 @@
         <w:rFonts w:ascii="Symbol" w:hAnsi="Symbol" w:hint="default"/>
       </w:rPr>
     </w:lvl>
-    <w:lvl w:ilvl="1" w:tplc="D2687BB4">
+    <w:lvl w:ilvl="1" w:tplc="AC047F5C">
       <w:start w:val="1"/>
       <w:numFmt w:val="bullet"/>
       <w:lvlText w:val="o"/>
@@ -10826,7 +12774,7 @@
         <w:rFonts w:ascii="Courier New" w:hAnsi="Courier New" w:hint="default"/>
       </w:rPr>
     </w:lvl>
-    <w:lvl w:ilvl="2" w:tplc="11009928">
+    <w:lvl w:ilvl="2" w:tplc="6F78DF5C">
       <w:start w:val="1"/>
       <w:numFmt w:val="bullet"/>
       <w:lvlText w:val=""/>
@@ -10838,7 +12786,7 @@
         <w:rFonts w:ascii="Wingdings" w:hAnsi="Wingdings" w:hint="default"/>
       </w:rPr>
     </w:lvl>
-    <w:lvl w:ilvl="3" w:tplc="1D08148A">
+    <w:lvl w:ilvl="3" w:tplc="886CF788">
       <w:start w:val="1"/>
       <w:numFmt w:val="bullet"/>
       <w:lvlText w:val=""/>
@@ -10850,7 +12798,7 @@
         <w:rFonts w:ascii="Symbol" w:hAnsi="Symbol" w:hint="default"/>
       </w:rPr>
     </w:lvl>
-    <w:lvl w:ilvl="4" w:tplc="685E58F8">
+    <w:lvl w:ilvl="4" w:tplc="A55EA882">
       <w:start w:val="1"/>
       <w:numFmt w:val="bullet"/>
       <w:lvlText w:val="o"/>
@@ -10862,7 +12810,7 @@
         <w:rFonts w:ascii="Courier New" w:hAnsi="Courier New" w:hint="default"/>
       </w:rPr>
     </w:lvl>
-    <w:lvl w:ilvl="5" w:tplc="AE382C56">
+    <w:lvl w:ilvl="5" w:tplc="EC9E273C">
       <w:start w:val="1"/>
       <w:numFmt w:val="bullet"/>
       <w:lvlText w:val=""/>
@@ -10874,7 +12822,7 @@
         <w:rFonts w:ascii="Wingdings" w:hAnsi="Wingdings" w:hint="default"/>
       </w:rPr>
     </w:lvl>
-    <w:lvl w:ilvl="6" w:tplc="6A98B230">
+    <w:lvl w:ilvl="6" w:tplc="872E99FA">
       <w:start w:val="1"/>
       <w:numFmt w:val="bullet"/>
       <w:lvlText w:val=""/>
@@ -10886,7 +12834,7 @@
         <w:rFonts w:ascii="Symbol" w:hAnsi="Symbol" w:hint="default"/>
       </w:rPr>
     </w:lvl>
-    <w:lvl w:ilvl="7" w:tplc="90B4B304">
+    <w:lvl w:ilvl="7" w:tplc="B65A4744">
       <w:start w:val="1"/>
       <w:numFmt w:val="bullet"/>
       <w:lvlText w:val="o"/>
@@ -10898,7 +12846,7 @@
         <w:rFonts w:ascii="Courier New" w:hAnsi="Courier New" w:hint="default"/>
       </w:rPr>
     </w:lvl>
-    <w:lvl w:ilvl="8" w:tplc="441A0F8E">
+    <w:lvl w:ilvl="8" w:tplc="79E25F62">
       <w:start w:val="1"/>
       <w:numFmt w:val="bullet"/>
       <w:lvlText w:val=""/>
@@ -11033,26 +12981,26 @@
       </w:rPr>
     </w:lvl>
   </w:abstractNum>
-  <w:num w:numId="1" w16cid:durableId="1448742464">
+  <w:num w:numId="1">
     <w:abstractNumId w:val="0"/>
   </w:num>
-  <w:num w:numId="2" w16cid:durableId="971980911">
+  <w:num w:numId="2">
     <w:abstractNumId w:val="3"/>
   </w:num>
-  <w:num w:numId="3" w16cid:durableId="183590573">
+  <w:num w:numId="3">
     <w:abstractNumId w:val="1"/>
   </w:num>
-  <w:num w:numId="4" w16cid:durableId="381825954">
+  <w:num w:numId="4">
     <w:abstractNumId w:val="2"/>
   </w:num>
-  <w:num w:numId="5" w16cid:durableId="1389381906">
+  <w:num w:numId="5">
     <w:abstractNumId w:val="4"/>
   </w:num>
 </w:numbering>
 </file>
 
 <file path=word/people.xml><?xml version="1.0" encoding="utf-8"?>
-<w15:people xmlns:wpc="http://schemas.microsoft.com/office/word/2010/wordprocessingCanvas" xmlns:cx="http://schemas.microsoft.com/office/drawing/2014/chartex" xmlns:cx1="http://schemas.microsoft.com/office/drawing/2015/9/8/chartex" xmlns:cx2="http://schemas.microsoft.com/office/drawing/2015/10/21/chartex" xmlns:cx3="http://schemas.microsoft.com/office/drawing/2016/5/9/chartex" xmlns:cx4="http://schemas.microsoft.com/office/drawing/2016/5/10/chartex" xmlns:cx5="http://schemas.microsoft.com/office/drawing/2016/5/11/chartex" xmlns:cx6="http://schemas.microsoft.com/office/drawing/2016/5/12/chartex" xmlns:cx7="http://schemas.microsoft.com/office/drawing/2016/5/13/chartex" xmlns:cx8="http://schemas.microsoft.com/office/drawing/2016/5/14/chartex" xmlns:mc="http://schemas.openxmlformats.org/markup-compatibility/2006" xmlns:aink="http://schemas.microsoft.com/office/drawing/2016/ink" xmlns:am3d="http://schemas.microsoft.com/office/drawing/2017/model3d" xmlns:o="urn:schemas-microsoft-com:office:office" xmlns:oel="http://schemas.microsoft.com/office/2019/extlst" xmlns:r="http://schemas.openxmlformats.org/officeDocument/2006/relationships" xmlns:m="http://schemas.openxmlformats.org/officeDocument/2006/math" xmlns:v="urn:schemas-microsoft-com:vml" xmlns:wp14="http://schemas.microsoft.com/office/word/2010/wordprocessingDrawing" xmlns:wp="http://schemas.openxmlformats.org/drawingml/2006/wordprocessingDrawing" xmlns:w10="urn:schemas-microsoft-com:office:word" xmlns:w="http://schemas.openxmlformats.org/wordprocessingml/2006/main" xmlns:w14="http://schemas.microsoft.com/office/word/2010/wordml" xmlns:w15="http://schemas.microsoft.com/office/word/2012/wordml" xmlns:w16cex="http://schemas.microsoft.com/office/word/2018/wordml/cex" xmlns:w16cid="http://schemas.microsoft.com/office/word/2016/wordml/cid" xmlns:w16="http://schemas.microsoft.com/office/word/2018/wordml" xmlns:w16sdtdh="http://schemas.microsoft.com/office/word/2020/wordml/sdtdatahash" xmlns:w16se="http://schemas.microsoft.com/office/word/2015/wordml/symex" xmlns:wpg="http://schemas.microsoft.com/office/word/2010/wordprocessingGroup" xmlns:wpi="http://schemas.microsoft.com/office/word/2010/wordprocessingInk" xmlns:wne="http://schemas.microsoft.com/office/word/2006/wordml" xmlns:wps="http://schemas.microsoft.com/office/word/2010/wordprocessingShape" mc:Ignorable="w14 w15 w16se w16cid w16 w16cex w16sdtdh wp14">
+<w15:people xmlns:wpc="http://schemas.microsoft.com/office/word/2010/wordprocessingCanvas" xmlns:cx="http://schemas.microsoft.com/office/drawing/2014/chartex" xmlns:cx1="http://schemas.microsoft.com/office/drawing/2015/9/8/chartex" xmlns:mc="http://schemas.openxmlformats.org/markup-compatibility/2006" xmlns:o="urn:schemas-microsoft-com:office:office" xmlns:r="http://schemas.openxmlformats.org/officeDocument/2006/relationships" xmlns:m="http://schemas.openxmlformats.org/officeDocument/2006/math" xmlns:v="urn:schemas-microsoft-com:vml" xmlns:wp14="http://schemas.microsoft.com/office/word/2010/wordprocessingDrawing" xmlns:wp="http://schemas.openxmlformats.org/drawingml/2006/wordprocessingDrawing" xmlns:w10="urn:schemas-microsoft-com:office:word" xmlns:w="http://schemas.openxmlformats.org/wordprocessingml/2006/main" xmlns:w14="http://schemas.microsoft.com/office/word/2010/wordml" xmlns:w15="http://schemas.microsoft.com/office/word/2012/wordml" xmlns:w16se="http://schemas.microsoft.com/office/word/2015/wordml/symex" xmlns:wpg="http://schemas.microsoft.com/office/word/2010/wordprocessingGroup" xmlns:wpi="http://schemas.microsoft.com/office/word/2010/wordprocessingInk" xmlns:wne="http://schemas.microsoft.com/office/word/2006/wordml" xmlns:wps="http://schemas.microsoft.com/office/word/2010/wordprocessingShape" mc:Ignorable="w14 w15 w16se wp14">
   <w15:person w15:author="Prof">
     <w15:presenceInfo w15:providerId="None" w15:userId="Prof"/>
   </w15:person>
@@ -11066,7 +13014,7 @@
 </file>
 
 <file path=word/styles.xml><?xml version="1.0" encoding="utf-8"?>
-<w:styles xmlns:mc="http://schemas.openxmlformats.org/markup-compatibility/2006" xmlns:r="http://schemas.openxmlformats.org/officeDocument/2006/relationships" xmlns:w="http://schemas.openxmlformats.org/wordprocessingml/2006/main" xmlns:w14="http://schemas.microsoft.com/office/word/2010/wordml" xmlns:w15="http://schemas.microsoft.com/office/word/2012/wordml" xmlns:w16cex="http://schemas.microsoft.com/office/word/2018/wordml/cex" xmlns:w16cid="http://schemas.microsoft.com/office/word/2016/wordml/cid" xmlns:w16="http://schemas.microsoft.com/office/word/2018/wordml" xmlns:w16sdtdh="http://schemas.microsoft.com/office/word/2020/wordml/sdtdatahash" xmlns:w16se="http://schemas.microsoft.com/office/word/2015/wordml/symex" mc:Ignorable="w14 w15 w16se w16cid w16 w16cex w16sdtdh">
+<w:styles xmlns:mc="http://schemas.openxmlformats.org/markup-compatibility/2006" xmlns:r="http://schemas.openxmlformats.org/officeDocument/2006/relationships" xmlns:w="http://schemas.openxmlformats.org/wordprocessingml/2006/main" xmlns:w14="http://schemas.microsoft.com/office/word/2010/wordml" xmlns:w15="http://schemas.microsoft.com/office/word/2012/wordml" xmlns:w16se="http://schemas.microsoft.com/office/word/2015/wordml/symex" mc:Ignorable="w14 w15 w16se">
   <w:docDefaults>
     <w:rPrDefault>
       <w:rPr>
@@ -11082,7 +13030,7 @@
       </w:pPr>
     </w:pPrDefault>
   </w:docDefaults>
-  <w:latentStyles w:defLockedState="0" w:defUIPriority="99" w:defSemiHidden="0" w:defUnhideWhenUsed="0" w:defQFormat="0" w:count="376">
+  <w:latentStyles w:defLockedState="0" w:defUIPriority="99" w:defSemiHidden="0" w:defUnhideWhenUsed="0" w:defQFormat="0" w:count="371">
     <w:lsdException w:name="Normal" w:uiPriority="0" w:qFormat="1"/>
     <w:lsdException w:name="heading 1" w:uiPriority="9" w:qFormat="1"/>
     <w:lsdException w:name="heading 2" w:semiHidden="1" w:uiPriority="9" w:unhideWhenUsed="1" w:qFormat="1"/>
@@ -11454,11 +13402,6 @@
     <w:lsdException w:name="List Table 5 Dark Accent 6" w:uiPriority="50"/>
     <w:lsdException w:name="List Table 6 Colorful Accent 6" w:uiPriority="51"/>
     <w:lsdException w:name="List Table 7 Colorful Accent 6" w:uiPriority="52"/>
-    <w:lsdException w:name="Mention" w:semiHidden="1" w:unhideWhenUsed="1"/>
-    <w:lsdException w:name="Smart Hyperlink" w:semiHidden="1" w:unhideWhenUsed="1"/>
-    <w:lsdException w:name="Hashtag" w:semiHidden="1" w:unhideWhenUsed="1"/>
-    <w:lsdException w:name="Unresolved Mention" w:semiHidden="1" w:unhideWhenUsed="1"/>
-    <w:lsdException w:name="Smart Link" w:semiHidden="1" w:unhideWhenUsed="1"/>
   </w:latentStyles>
   <w:style w:type="paragraph" w:default="1" w:styleId="Normal">
     <w:name w:val="Normal"/>
@@ -11609,6 +13552,7 @@
   <w:style w:type="character" w:default="1" w:styleId="Fontepargpadro">
     <w:name w:val="Default Paragraph Font"/>
     <w:uiPriority w:val="1"/>
+    <w:semiHidden/>
     <w:unhideWhenUsed/>
   </w:style>
   <w:style w:type="table" w:default="1" w:styleId="Tabelanormal">
@@ -12223,7 +14167,7 @@
       <w:u w:val="single"/>
     </w:rPr>
   </w:style>
-  <w:style w:type="character" w:styleId="MenoPendente">
+  <w:style w:type="character" w:customStyle="1" w:styleId="UnresolvedMention">
     <w:name w:val="Unresolved Mention"/>
     <w:basedOn w:val="Fontepargpadro"/>
     <w:uiPriority w:val="99"/>
@@ -14246,7 +16190,7 @@
 </file>
 
 <file path=customXml/itemProps1.xml><?xml version="1.0" encoding="utf-8"?>
-<ds:datastoreItem xmlns:ds="http://schemas.openxmlformats.org/officeDocument/2006/customXml" ds:itemID="{C78DDC64-CC99-4048-8DF6-6D4F58987108}">
+<ds:datastoreItem xmlns:ds="http://schemas.openxmlformats.org/officeDocument/2006/customXml" ds:itemID="{1E7A63F4-E385-451E-91E4-A76F7082AACB}">
   <ds:schemaRefs>
     <ds:schemaRef ds:uri="http://schemas.openxmlformats.org/officeDocument/2006/bibliography"/>
   </ds:schemaRefs>

--- a/ABNT_TCC.docx
+++ b/ABNT_TCC.docx
@@ -4503,6 +4503,135 @@
     <w:p>
       <w:pPr>
         <w:rPr>
+          <w:rFonts w:ascii="Times New Roman" w:hAnsi="Times New Roman" w:cs="Times New Roman"/>
+          <w:szCs w:val="24"/>
+          <w:lang w:eastAsia="pt-BR"/>
+        </w:rPr>
+      </w:pPr>
+      <w:bookmarkStart w:id="18" w:name="_Toc236896574"/>
+      <w:r>
+        <w:rPr>
+          <w:lang w:eastAsia="pt-BR"/>
+        </w:rPr>
+        <w:t>O desenvolvimento do jogo fundamentou-se em três abordagens metodológicas complementares: a pesquisa bibliográfica e exploratória, a pesquisa de campo e a pesquisa aplicada de caráter experimental. A adoção dessas metodologias teve como finalidade compreender os referenciais teóricos relacionados aos gêneros de automação, identificar as necessidades e expectativas do público-alvo e, posteriormente, desenvolver uma solução digital capaz de integrar tais elementos em uma experiência lúdica e desafiadora.</w:t>
+      </w:r>
+    </w:p>
+    <w:p>
+      <w:pPr>
+        <w:rPr>
+          <w:rFonts w:ascii="Times New Roman" w:hAnsi="Times New Roman" w:cs="Times New Roman"/>
+          <w:szCs w:val="24"/>
+          <w:lang w:eastAsia="pt-BR"/>
+        </w:rPr>
+      </w:pPr>
+      <w:r>
+        <w:rPr>
+          <w:lang w:eastAsia="pt-BR"/>
+        </w:rPr>
+        <w:t>Inicialmente, foi realizada uma pesquisa bibliográfica e exploratória, visando reunir conhecimentos sobre os conceitos que fundamentam o desenvolvimento de jogos</w:t>
+      </w:r>
+      <w:bookmarkStart w:id="19" w:name="_GoBack"/>
+      <w:bookmarkEnd w:id="19"/>
+      <w:r>
+        <w:rPr>
+          <w:lang w:eastAsia="pt-BR"/>
+        </w:rPr>
+        <w:t>. Além disso, foram analisadas obras e estudos relacionados aos gêneros que serviram de referência para a concepção do projeto, possibilitando a definição dos principais requisitos funcionais e conceituais do jogo.</w:t>
+      </w:r>
+    </w:p>
+    <w:p>
+      <w:pPr>
+        <w:rPr>
+          <w:rFonts w:ascii="Times New Roman" w:hAnsi="Times New Roman" w:cs="Times New Roman"/>
+          <w:szCs w:val="24"/>
+          <w:lang w:eastAsia="pt-BR"/>
+        </w:rPr>
+      </w:pPr>
+      <w:r>
+        <w:rPr>
+          <w:lang w:eastAsia="pt-BR"/>
+        </w:rPr>
+        <w:t xml:space="preserve">De forma paralela, foi empregada a metodologia Design Thinking, utilizada como suporte durante todas as etapas do desenvolvimento. O processo contemplou as fases de imersão, definição, ideação, prototipação e testes, permitindo </w:t>
+      </w:r>
+      <w:r>
+        <w:rPr>
+          <w:lang w:eastAsia="pt-BR"/>
+        </w:rPr>
+        <w:lastRenderedPageBreak/>
+        <w:t>compreender o contexto do problema, levantar requisitos, propor soluções e aperfeiçoar continuamente as mecânicas e funcionalidades implementadas. Essa abordagem contribuiu para que o desenvolvimento permanecesse centrado nas necessidades dos usuários e na melhoria contínua da experiência proporcionada pelo jogo.</w:t>
+      </w:r>
+    </w:p>
+    <w:p>
+      <w:pPr>
+        <w:rPr>
+          <w:rFonts w:ascii="Times New Roman" w:hAnsi="Times New Roman" w:cs="Times New Roman"/>
+          <w:szCs w:val="24"/>
+          <w:lang w:eastAsia="pt-BR"/>
+        </w:rPr>
+      </w:pPr>
+      <w:r>
+        <w:rPr>
+          <w:lang w:eastAsia="pt-BR"/>
+        </w:rPr>
+        <w:t>Na etapa exploratória, foi conduzida uma pesquisa de campo. O objetivo dessa etapa consistiu em identificar preferências, dificuldades, expectativas e características consideradas relevantes pelo público-alvo, fornecendo subsídios para a definição das mecânicas de jogo, da progressão do jogador e dos elementos de interface.</w:t>
+      </w:r>
+    </w:p>
+    <w:p>
+      <w:pPr>
+        <w:rPr>
+          <w:rFonts w:ascii="Times New Roman" w:hAnsi="Times New Roman" w:cs="Times New Roman"/>
+          <w:szCs w:val="24"/>
+          <w:lang w:eastAsia="pt-BR"/>
+        </w:rPr>
+      </w:pPr>
+      <w:r>
+        <w:rPr>
+          <w:lang w:eastAsia="pt-BR"/>
+        </w:rPr>
+        <w:t>Concluídas as etapas de investigação, iniciou-se o desenvolvimento do projeto, caracterizando a fase de pesquisa aplicada. Para o gerenciamento das atividades da equipe foi adotada a metodologia ágil Scrum, possibilitando a organização das tarefas em ciclos de desenvolvimento, o acompanhamento contínuo das funcionalidades implementadas e a realização de ajustes ao longo do projeto.</w:t>
+      </w:r>
+    </w:p>
+    <w:p>
+      <w:pPr>
+        <w:rPr>
+          <w:rFonts w:ascii="Times New Roman" w:hAnsi="Times New Roman" w:cs="Times New Roman"/>
+          <w:szCs w:val="24"/>
+          <w:lang w:eastAsia="pt-BR"/>
+        </w:rPr>
+      </w:pPr>
+      <w:r>
+        <w:rPr>
+          <w:lang w:eastAsia="pt-BR"/>
+        </w:rPr>
+        <w:t xml:space="preserve">O desenvolvimento do jogo foi realizado utilizando a </w:t>
+      </w:r>
+      <w:r>
+        <w:rPr>
+          <w:i/>
+          <w:iCs/>
+          <w:lang w:eastAsia="pt-BR"/>
+        </w:rPr>
+        <w:t>game engine</w:t>
+      </w:r>
+      <w:r>
+        <w:rPr>
+          <w:lang w:eastAsia="pt-BR"/>
+        </w:rPr>
+        <w:t xml:space="preserve"> Godot como plataforma principal de programação e implementação das mecânicas, enquanto o Blender foi empregado na modelagem e produção dos recursos tridimensionais utilizados no ambiente virtual. As funcionalidades foram implementadas de forma incremental, priorizando aquelas consideradas essenciais com base nos resultados obtidos durante a pesquisa de campo. </w:t>
+      </w:r>
+    </w:p>
+    <w:p>
+      <w:pPr>
+        <w:pStyle w:val="Ttulo2"/>
+      </w:pPr>
+      <w:r>
+        <w:t>Resultados Esperados</w:t>
+      </w:r>
+      <w:bookmarkEnd w:id="18"/>
+    </w:p>
+    <w:p>
+      <w:pPr>
+        <w:rPr>
           <w:noProof/>
         </w:rPr>
       </w:pPr>
@@ -4561,78 +4690,8 @@
       </w:r>
     </w:p>
     <w:p>
-      <w:pPr>
-        <w:pStyle w:val="Ttulo2"/>
-      </w:pPr>
-      <w:bookmarkStart w:id="18" w:name="_Toc236896574"/>
-      <w:r>
-        <w:t>Resultados Esperados</w:t>
-      </w:r>
-      <w:bookmarkEnd w:id="18"/>
-    </w:p>
-    <w:p>
-      <w:pPr>
-        <w:rPr>
-          <w:noProof/>
-        </w:rPr>
-      </w:pPr>
-      <w:r>
-        <w:rPr>
-          <w:noProof/>
-        </w:rPr>
-        <w:t>Lorem ipsum dolor sit amet, consectetuer adipiscing elit. Maecenas porttitor congue massa. Fusce posuere, magna sed pulvinar ultricies, purus lectus malesuada libero, sit amet commodo magna eros quis urna.</w:t>
-      </w:r>
-    </w:p>
-    <w:p>
-      <w:pPr>
-        <w:rPr>
-          <w:noProof/>
-        </w:rPr>
-      </w:pPr>
-      <w:r>
-        <w:rPr>
-          <w:noProof/>
-        </w:rPr>
+      <w:r>
         <w:lastRenderedPageBreak/>
-        <w:t>Nunc viverra imperdiet enim. Fusce est. Vivamus a tellus.</w:t>
-      </w:r>
-    </w:p>
-    <w:p>
-      <w:pPr>
-        <w:rPr>
-          <w:noProof/>
-        </w:rPr>
-      </w:pPr>
-      <w:r>
-        <w:rPr>
-          <w:noProof/>
-        </w:rPr>
-        <w:t>Pellentesque habitant morbi tristique senectus et netus et malesuada fames ac turpis egestas. Proin pharetra nonummy pede. Mauris et orci.</w:t>
-      </w:r>
-    </w:p>
-    <w:p>
-      <w:pPr>
-        <w:rPr>
-          <w:noProof/>
-        </w:rPr>
-      </w:pPr>
-      <w:r>
-        <w:rPr>
-          <w:noProof/>
-        </w:rPr>
-        <w:t>Aenean nec lorem. In porttitor. Donec laoreet nonummy augue.</w:t>
-      </w:r>
-    </w:p>
-    <w:p>
-      <w:r>
-        <w:rPr>
-          <w:noProof/>
-        </w:rPr>
-        <w:t>Suspendisse dui purus, scelerisque at, vulputate vitae, pretium mattis, nunc. Mauris eget neque at sem venenatis eleifend. Ut nonummy.</w:t>
-      </w:r>
-    </w:p>
-    <w:p>
-      <w:r>
         <w:br w:type="page"/>
       </w:r>
     </w:p>
@@ -4640,12 +4699,12 @@
       <w:pPr>
         <w:pStyle w:val="Ttulo1"/>
       </w:pPr>
-      <w:bookmarkStart w:id="19" w:name="_Toc236896575"/>
+      <w:bookmarkStart w:id="20" w:name="_Toc236896575"/>
       <w:r>
         <w:lastRenderedPageBreak/>
         <w:t>REFERENCIAL TEÓRICO</w:t>
       </w:r>
-      <w:bookmarkEnd w:id="19"/>
+      <w:bookmarkEnd w:id="20"/>
     </w:p>
     <w:p>
       <w:r>
@@ -4659,11 +4718,11 @@
       <w:pPr>
         <w:pStyle w:val="Ttulo2"/>
       </w:pPr>
-      <w:bookmarkStart w:id="20" w:name="_Toc236896576"/>
+      <w:bookmarkStart w:id="21" w:name="_Toc236896576"/>
       <w:r>
         <w:t>Política no Mundo Moderno</w:t>
       </w:r>
-      <w:bookmarkEnd w:id="20"/>
+      <w:bookmarkEnd w:id="21"/>
     </w:p>
     <w:p>
       <w:r>
@@ -4696,14 +4755,14 @@
           <w:noProof/>
         </w:rPr>
       </w:pPr>
-      <w:bookmarkStart w:id="21" w:name="_Toc236896577"/>
+      <w:bookmarkStart w:id="22" w:name="_Toc236896577"/>
       <w:r>
         <w:rPr>
           <w:noProof/>
         </w:rPr>
         <w:t>Jogos como Ferramentas Educacionais</w:t>
       </w:r>
-      <w:bookmarkEnd w:id="21"/>
+      <w:bookmarkEnd w:id="22"/>
     </w:p>
     <w:p>
       <w:pPr>
@@ -4907,11 +4966,11 @@
       <w:pPr>
         <w:pStyle w:val="Ttulo2"/>
       </w:pPr>
-      <w:bookmarkStart w:id="22" w:name="_Toc236896579"/>
+      <w:bookmarkStart w:id="23" w:name="_Toc236896579"/>
       <w:r>
         <w:t>Tecnologias Utilizadas no Desenvolvimento do Projeto</w:t>
       </w:r>
-      <w:bookmarkEnd w:id="22"/>
+      <w:bookmarkEnd w:id="23"/>
     </w:p>
     <w:p>
       <w:r>
@@ -4928,7 +4987,7 @@
       <w:pPr>
         <w:pStyle w:val="Ttulo3"/>
       </w:pPr>
-      <w:bookmarkStart w:id="23" w:name="_Toc236896580"/>
+      <w:bookmarkStart w:id="24" w:name="_Toc236896580"/>
       <w:r>
         <w:t xml:space="preserve">Godot </w:t>
       </w:r>
@@ -4938,7 +4997,7 @@
       <w:r>
         <w:t>e GDScript</w:t>
       </w:r>
-      <w:bookmarkEnd w:id="23"/>
+      <w:bookmarkEnd w:id="24"/>
     </w:p>
     <w:p>
       <w:r>
@@ -5030,14 +5089,14 @@
           <w:noProof/>
         </w:rPr>
       </w:pPr>
-      <w:bookmarkStart w:id="24" w:name="_Toc236896581"/>
+      <w:bookmarkStart w:id="25" w:name="_Toc236896581"/>
       <w:r>
         <w:rPr>
           <w:noProof/>
         </w:rPr>
         <w:t>Visual Studio Code</w:t>
       </w:r>
-      <w:bookmarkEnd w:id="24"/>
+      <w:bookmarkEnd w:id="25"/>
     </w:p>
     <w:p>
       <w:r>
@@ -5086,14 +5145,14 @@
           <w:noProof/>
         </w:rPr>
       </w:pPr>
-      <w:bookmarkStart w:id="25" w:name="_Toc236896582"/>
+      <w:bookmarkStart w:id="26" w:name="_Toc236896582"/>
       <w:r>
         <w:rPr>
           <w:noProof/>
         </w:rPr>
         <w:t>Tecnologias para Desenvolvimento Web</w:t>
       </w:r>
-      <w:bookmarkEnd w:id="25"/>
+      <w:bookmarkEnd w:id="26"/>
     </w:p>
     <w:p>
       <w:r>
@@ -5191,14 +5250,14 @@
           <w:noProof/>
         </w:rPr>
       </w:pPr>
-      <w:bookmarkStart w:id="26" w:name="_Toc236896583"/>
+      <w:bookmarkStart w:id="27" w:name="_Toc236896583"/>
       <w:r>
         <w:rPr>
           <w:noProof/>
         </w:rPr>
         <w:t>Blender</w:t>
       </w:r>
-      <w:bookmarkEnd w:id="26"/>
+      <w:bookmarkEnd w:id="27"/>
     </w:p>
     <w:p>
       <w:r>
@@ -5235,14 +5294,14 @@
           <w:noProof/>
         </w:rPr>
       </w:pPr>
-      <w:bookmarkStart w:id="27" w:name="_Toc236896584"/>
+      <w:bookmarkStart w:id="28" w:name="_Toc236896584"/>
       <w:r>
         <w:rPr>
           <w:noProof/>
         </w:rPr>
         <w:t>Ferramentas de produção de Áudio</w:t>
       </w:r>
-      <w:bookmarkEnd w:id="27"/>
+      <w:bookmarkEnd w:id="28"/>
     </w:p>
     <w:p>
       <w:r>
@@ -5332,7 +5391,7 @@
           <w:color w:val="000000"/>
           <w:szCs w:val="26"/>
         </w:rPr>
-        <w:t>A poluição é um dos vários problemas que a humanidade atualmente enfrenta. A poluição possui diversas vertentes. Pode-se citar a poluição atmosférica, que é um tipo de poluição constituído por partículas sólidas e gases, que são provenientes das atividades</w:t>
+        <w:t>A poluição é um dos vários problemas que a humanidade atualmente enfrenta. A poluição possui diversas vertentes. Pode-se citar a poluição atmosférica, que é um tipo de poluição constituído por partículas sólidas e gases, que são provenientes das atividades humanas e fenômenos naturais. Tal poluição possui efeitos adversos à saúde humana, sendo um grande causador de doenças respiratórias, além de ser um grande disruptor do equilíbrio ambiental. (</w:t>
       </w:r>
       <w:r>
         <w:rPr>
@@ -5340,7 +5399,7 @@
           <w:color w:val="000000"/>
           <w:szCs w:val="26"/>
         </w:rPr>
-        <w:t xml:space="preserve"> humanas e fenômenos naturais. T</w:t>
+        <w:t>ARAÚJO</w:t>
       </w:r>
       <w:r>
         <w:rPr>
@@ -5348,7 +5407,7 @@
           <w:color w:val="000000"/>
           <w:szCs w:val="26"/>
         </w:rPr>
-        <w:t>al poluição possui efeitos adversos à saúde humana, sendo um grande causador de doenças respiratórias, além de ser um grande disruptor do equilíbrio ambiental. (</w:t>
+        <w:t xml:space="preserve"> et al</w:t>
       </w:r>
       <w:r>
         <w:rPr>
@@ -5356,7 +5415,7 @@
           <w:color w:val="000000"/>
           <w:szCs w:val="26"/>
         </w:rPr>
-        <w:t>ARAÚJO</w:t>
+        <w:t>, 2021)</w:t>
       </w:r>
       <w:r>
         <w:rPr>
@@ -5364,7 +5423,7 @@
           <w:color w:val="000000"/>
           <w:szCs w:val="26"/>
         </w:rPr>
-        <w:t xml:space="preserve"> et al</w:t>
+        <w:t xml:space="preserve"> </w:t>
       </w:r>
       <w:r>
         <w:rPr>
@@ -5372,39 +5431,7 @@
           <w:color w:val="000000"/>
           <w:szCs w:val="26"/>
         </w:rPr>
-        <w:t>, 2021)</w:t>
-      </w:r>
-      <w:r>
-        <w:rPr>
-          <w:rFonts w:cs="Arial"/>
-          <w:color w:val="000000"/>
-          <w:szCs w:val="26"/>
-        </w:rPr>
-        <w:t xml:space="preserve"> </w:t>
-      </w:r>
-      <w:r>
-        <w:rPr>
-          <w:rFonts w:cs="Arial"/>
-          <w:color w:val="000000"/>
-          <w:szCs w:val="26"/>
-        </w:rPr>
-        <w:t>Segundo a Organização Mundial da Saúde</w:t>
-      </w:r>
-      <w:r>
-        <w:rPr>
-          <w:rFonts w:cs="Arial"/>
-          <w:color w:val="000000"/>
-          <w:szCs w:val="26"/>
-        </w:rPr>
-        <w:t xml:space="preserve"> </w:t>
-      </w:r>
-      <w:r>
-        <w:rPr>
-          <w:rFonts w:cs="Arial"/>
-          <w:color w:val="000000"/>
-          <w:szCs w:val="26"/>
-        </w:rPr>
-        <w:t>(OMS), nove em cada dez pessoas respiram ar contaminado com alto nível de poluentes. Como consequência, cerca de 7 milhões de mortes ocorrem ao redor do mundo devido a poluição.</w:t>
+        <w:t>Segundo a Organização Mundial da Saúde (OMS), nove em cada dez pessoas respiram ar contaminado com alto nível de poluentes. Como consequência, cerca de 7 milhões de mortes ocorrem ao redor do mundo devido a poluição.</w:t>
       </w:r>
     </w:p>
     <w:p>
@@ -5439,7 +5466,25 @@
           <w:sz w:val="26"/>
           <w:szCs w:val="26"/>
         </w:rPr>
-        <w:t xml:space="preserve">Por isso, a </w:t>
+        <w:t>Por isso, a descarbonização (Processo de redução da emissão de gases causadores do efeito estufa) é um dos processos mais essenciais a reduzir o aquecimento global, devido ao fato de que os gases de efeito estufa (GEE) são considerados os mais agravantes da mudança climática. A descarbonização envolve a captura, o armazenamento e a reutilização desses gases a fim de ‘neutralizar’ sua emissão. (</w:t>
+      </w:r>
+      <w:r>
+        <w:rPr>
+          <w:rFonts w:ascii="Calibri" w:eastAsia="Times New Roman" w:hAnsi="Calibri" w:cs="Calibri"/>
+          <w:sz w:val="27"/>
+          <w:szCs w:val="27"/>
+          <w:lang w:eastAsia="pt-BR"/>
+        </w:rPr>
+        <w:t>ELI DA VEIGA</w:t>
+      </w:r>
+      <w:r>
+        <w:rPr>
+          <w:rFonts w:ascii="Calibri" w:eastAsia="Times New Roman" w:hAnsi="Calibri" w:cs="Calibri"/>
+          <w:sz w:val="27"/>
+          <w:szCs w:val="27"/>
+          <w:lang w:eastAsia="pt-BR"/>
+        </w:rPr>
+        <w:t>, 2019</w:t>
       </w:r>
       <w:r>
         <w:rPr>
@@ -5448,69 +5493,6 @@
           <w:sz w:val="26"/>
           <w:szCs w:val="26"/>
         </w:rPr>
-        <w:t>descarbonização</w:t>
-      </w:r>
-      <w:r>
-        <w:rPr>
-          <w:rFonts w:cs="Arial"/>
-          <w:color w:val="000000"/>
-          <w:sz w:val="26"/>
-          <w:szCs w:val="26"/>
-        </w:rPr>
-        <w:t xml:space="preserve"> (</w:t>
-      </w:r>
-      <w:r>
-        <w:rPr>
-          <w:rFonts w:cs="Arial"/>
-          <w:color w:val="000000"/>
-          <w:sz w:val="26"/>
-          <w:szCs w:val="26"/>
-        </w:rPr>
-        <w:t>Processo de</w:t>
-      </w:r>
-      <w:r>
-        <w:rPr>
-          <w:rFonts w:cs="Arial"/>
-          <w:color w:val="000000"/>
-          <w:sz w:val="26"/>
-          <w:szCs w:val="26"/>
-        </w:rPr>
-        <w:t xml:space="preserve"> redução da emissão de gases causadores do efeito estufa) é um dos processos mais essenciais a reduzir o aquecimento global, devido ao fato de que os gases de efeito estufa (GEE) são considerados os mais agravantes da mudança climática. A descarbonização envolve a captura, o armazenamento e a reutilização desses gases a fim de ‘neutralizar’ sua emissão.</w:t>
-      </w:r>
-      <w:r>
-        <w:rPr>
-          <w:rFonts w:cs="Arial"/>
-          <w:color w:val="000000"/>
-          <w:sz w:val="26"/>
-          <w:szCs w:val="26"/>
-        </w:rPr>
-        <w:t xml:space="preserve"> (</w:t>
-      </w:r>
-      <w:r>
-        <w:rPr>
-          <w:rFonts w:ascii="Calibri" w:eastAsia="Times New Roman" w:hAnsi="Calibri" w:cs="Calibri"/>
-          <w:sz w:val="27"/>
-          <w:szCs w:val="27"/>
-          <w:lang w:eastAsia="pt-BR"/>
-        </w:rPr>
-        <w:t>ELI DA VEIGA</w:t>
-      </w:r>
-      <w:r>
-        <w:rPr>
-          <w:rFonts w:ascii="Calibri" w:eastAsia="Times New Roman" w:hAnsi="Calibri" w:cs="Calibri"/>
-          <w:sz w:val="27"/>
-          <w:szCs w:val="27"/>
-          <w:lang w:eastAsia="pt-BR"/>
-        </w:rPr>
-        <w:t>, 2019</w:t>
-      </w:r>
-      <w:r>
-        <w:rPr>
-          <w:rFonts w:cs="Arial"/>
-          <w:color w:val="000000"/>
-          <w:sz w:val="26"/>
-          <w:szCs w:val="26"/>
-        </w:rPr>
         <w:t>)</w:t>
       </w:r>
     </w:p>
@@ -5519,11 +5501,11 @@
       <w:pPr>
         <w:pStyle w:val="Ttulo1"/>
       </w:pPr>
-      <w:bookmarkStart w:id="28" w:name="_Toc236896585"/>
+      <w:bookmarkStart w:id="29" w:name="_Toc236896585"/>
       <w:r>
         <w:t>IMERSÃO</w:t>
       </w:r>
-      <w:bookmarkEnd w:id="28"/>
+      <w:bookmarkEnd w:id="29"/>
     </w:p>
     <w:p>
       <w:r>
@@ -5537,8 +5519,8 @@
         <w:lastRenderedPageBreak/>
         <w:t xml:space="preserve">a observação do cenário e a realização de uma pesquisa de campo, com o objetivo de entender melhor as necessidades dos usuários e avaliar a viabilidade da proposta </w:t>
       </w:r>
-      <w:commentRangeStart w:id="29"/>
       <w:commentRangeStart w:id="30"/>
+      <w:commentRangeStart w:id="31"/>
       <w:r>
         <w:rPr>
           <w:highlight w:val="yellow"/>
@@ -5569,19 +5551,19 @@
         </w:rPr>
         <w:t>)</w:t>
       </w:r>
-      <w:commentRangeEnd w:id="29"/>
+      <w:commentRangeEnd w:id="30"/>
       <w:r>
         <w:rPr>
           <w:highlight w:val="yellow"/>
         </w:rPr>
-        <w:commentReference w:id="29"/>
-      </w:r>
-      <w:commentRangeEnd w:id="30"/>
+        <w:commentReference w:id="30"/>
+      </w:r>
+      <w:commentRangeEnd w:id="31"/>
       <w:r>
         <w:rPr>
           <w:highlight w:val="yellow"/>
         </w:rPr>
-        <w:commentReference w:id="30"/>
+        <w:commentReference w:id="31"/>
       </w:r>
       <w:r>
         <w:rPr>
@@ -5597,14 +5579,14 @@
           <w:noProof/>
         </w:rPr>
       </w:pPr>
-      <w:bookmarkStart w:id="31" w:name="_Toc236896586"/>
+      <w:bookmarkStart w:id="32" w:name="_Toc236896586"/>
       <w:r>
         <w:rPr>
           <w:noProof/>
         </w:rPr>
         <w:t>Caderno de Sensibilidade</w:t>
       </w:r>
-      <w:bookmarkEnd w:id="31"/>
+      <w:bookmarkEnd w:id="32"/>
     </w:p>
     <w:p>
       <w:pPr>
@@ -5637,32 +5619,22 @@
         <w:pStyle w:val="Legenda"/>
         <w:keepNext/>
       </w:pPr>
-      <w:bookmarkStart w:id="32" w:name="_Toc233220997"/>
+      <w:bookmarkStart w:id="33" w:name="_Toc233220997"/>
       <w:r>
         <w:t xml:space="preserve">Figura </w:t>
       </w:r>
-      <w:r>
-        <w:fldChar w:fldCharType="begin"/>
-      </w:r>
-      <w:r>
-        <w:instrText xml:space="preserve"> SEQ Figura \* ARABIC </w:instrText>
-      </w:r>
-      <w:r>
-        <w:fldChar w:fldCharType="separate"/>
-      </w:r>
-      <w:r>
-        <w:rPr>
-          <w:noProof/>
-        </w:rPr>
-        <w:t>1</w:t>
-      </w:r>
-      <w:r>
-        <w:fldChar w:fldCharType="end"/>
-      </w:r>
+      <w:fldSimple w:instr=" SEQ Figura \* ARABIC ">
+        <w:r>
+          <w:rPr>
+            <w:noProof/>
+          </w:rPr>
+          <w:t>1</w:t>
+        </w:r>
+      </w:fldSimple>
       <w:r>
         <w:t>: Caderno de Sensibilidade</w:t>
       </w:r>
-      <w:bookmarkEnd w:id="32"/>
+      <w:bookmarkEnd w:id="33"/>
     </w:p>
     <w:p>
       <w:pPr>
@@ -5740,7 +5712,7 @@
         <w:pStyle w:val="Legenda"/>
         <w:keepNext/>
       </w:pPr>
-      <w:bookmarkStart w:id="33" w:name="_Toc233221000"/>
+      <w:bookmarkStart w:id="34" w:name="_Toc233221000"/>
       <w:r>
         <w:t xml:space="preserve">Quadro </w:t>
       </w:r>
@@ -5765,7 +5737,7 @@
       <w:r>
         <w:t>: Sentimentos e Reações</w:t>
       </w:r>
-      <w:bookmarkEnd w:id="33"/>
+      <w:bookmarkEnd w:id="34"/>
     </w:p>
     <w:tbl>
       <w:tblPr>
@@ -5791,8 +5763,8 @@
                 <w:highlight w:val="yellow"/>
               </w:rPr>
             </w:pPr>
-            <w:commentRangeStart w:id="34"/>
             <w:commentRangeStart w:id="35"/>
+            <w:commentRangeStart w:id="36"/>
             <w:r>
               <w:rPr>
                 <w:rFonts w:eastAsiaTheme="majorEastAsia" w:cstheme="majorBidi"/>
@@ -6454,20 +6426,20 @@
               </w:rPr>
               <w:t>😊</w:t>
             </w:r>
-            <w:commentRangeEnd w:id="34"/>
+            <w:commentRangeEnd w:id="35"/>
             <w:r>
               <w:rPr>
                 <w:rStyle w:val="Refdecomentrio"/>
                 <w:highlight w:val="yellow"/>
               </w:rPr>
-              <w:commentReference w:id="34"/>
+              <w:commentReference w:id="35"/>
             </w:r>
-            <w:commentRangeEnd w:id="35"/>
+            <w:commentRangeEnd w:id="36"/>
             <w:r>
               <w:rPr>
                 <w:highlight w:val="yellow"/>
               </w:rPr>
-              <w:commentReference w:id="35"/>
+              <w:commentReference w:id="36"/>
             </w:r>
           </w:p>
         </w:tc>
@@ -6486,11 +6458,11 @@
       <w:pPr>
         <w:pStyle w:val="Ttulo2"/>
       </w:pPr>
-      <w:bookmarkStart w:id="36" w:name="_Toc236896587"/>
+      <w:bookmarkStart w:id="37" w:name="_Toc236896587"/>
       <w:r>
         <w:t>Pesquisa de Campo</w:t>
       </w:r>
-      <w:bookmarkEnd w:id="36"/>
+      <w:bookmarkEnd w:id="37"/>
     </w:p>
     <w:p>
       <w:r>
@@ -6502,7 +6474,7 @@
         <w:pStyle w:val="Legenda"/>
         <w:keepNext/>
       </w:pPr>
-      <w:bookmarkStart w:id="37" w:name="_Toc233221001"/>
+      <w:bookmarkStart w:id="38" w:name="_Toc233221001"/>
       <w:r>
         <w:t xml:space="preserve">Grafico </w:t>
       </w:r>
@@ -6527,7 +6499,7 @@
       <w:r>
         <w:t>: Idade dos Entrevistados</w:t>
       </w:r>
-      <w:bookmarkEnd w:id="37"/>
+      <w:bookmarkEnd w:id="38"/>
     </w:p>
     <w:p>
       <w:pPr>
@@ -6577,7 +6549,7 @@
         <w:pStyle w:val="Legenda"/>
         <w:keepNext/>
       </w:pPr>
-      <w:bookmarkStart w:id="38" w:name="_Toc233221002"/>
+      <w:bookmarkStart w:id="39" w:name="_Toc233221002"/>
       <w:r>
         <w:lastRenderedPageBreak/>
         <w:t xml:space="preserve">Grafico </w:t>
@@ -6603,7 +6575,7 @@
       <w:r>
         <w:t>: Gostos</w:t>
       </w:r>
-      <w:bookmarkEnd w:id="38"/>
+      <w:bookmarkEnd w:id="39"/>
     </w:p>
     <w:p>
       <w:pPr>
@@ -6650,25 +6622,25 @@
       <w:pPr>
         <w:pStyle w:val="Ttulo1"/>
       </w:pPr>
-      <w:bookmarkStart w:id="39" w:name="_Toc236896588"/>
+      <w:bookmarkStart w:id="40" w:name="_Toc236896588"/>
       <w:r>
         <w:lastRenderedPageBreak/>
         <w:t>ANÁLISE E SÍNTESE</w:t>
       </w:r>
-      <w:bookmarkEnd w:id="39"/>
+      <w:bookmarkEnd w:id="40"/>
     </w:p>
     <w:p>
       <w:pPr>
         <w:pStyle w:val="Ttulo2"/>
       </w:pPr>
-      <w:bookmarkStart w:id="40" w:name="_Toc236896589"/>
+      <w:bookmarkStart w:id="41" w:name="_Toc236896589"/>
       <w:r>
         <w:t>Person</w:t>
       </w:r>
       <w:r>
         <w:t>a</w:t>
       </w:r>
-      <w:bookmarkEnd w:id="40"/>
+      <w:bookmarkEnd w:id="41"/>
     </w:p>
     <w:p>
       <w:pPr>
@@ -6683,32 +6655,22 @@
         <w:pStyle w:val="Legenda"/>
         <w:keepNext/>
       </w:pPr>
-      <w:bookmarkStart w:id="41" w:name="_Toc233220998"/>
+      <w:bookmarkStart w:id="42" w:name="_Toc233220998"/>
       <w:r>
         <w:t xml:space="preserve">Figura </w:t>
       </w:r>
-      <w:r>
-        <w:fldChar w:fldCharType="begin"/>
-      </w:r>
-      <w:r>
-        <w:instrText xml:space="preserve"> SEQ Figura \* ARABIC </w:instrText>
-      </w:r>
-      <w:r>
-        <w:fldChar w:fldCharType="separate"/>
-      </w:r>
-      <w:r>
-        <w:rPr>
-          <w:noProof/>
-        </w:rPr>
-        <w:t>2</w:t>
-      </w:r>
-      <w:r>
-        <w:fldChar w:fldCharType="end"/>
-      </w:r>
+      <w:fldSimple w:instr=" SEQ Figura \* ARABIC ">
+        <w:r>
+          <w:rPr>
+            <w:noProof/>
+          </w:rPr>
+          <w:t>2</w:t>
+        </w:r>
+      </w:fldSimple>
       <w:r>
         <w:t>: Personas</w:t>
       </w:r>
-      <w:bookmarkEnd w:id="41"/>
+      <w:bookmarkEnd w:id="42"/>
     </w:p>
     <w:p>
       <w:pPr>
@@ -6804,12 +6766,12 @@
       <w:pPr>
         <w:pStyle w:val="Ttulo1"/>
       </w:pPr>
-      <w:bookmarkStart w:id="42" w:name="_Toc236896590"/>
+      <w:bookmarkStart w:id="43" w:name="_Toc236896590"/>
       <w:r>
         <w:lastRenderedPageBreak/>
         <w:t>IDEAÇÃO</w:t>
       </w:r>
-      <w:bookmarkEnd w:id="42"/>
+      <w:bookmarkEnd w:id="43"/>
     </w:p>
     <w:p>
       <w:r>
@@ -6820,11 +6782,11 @@
       <w:pPr>
         <w:pStyle w:val="Ttulo2"/>
       </w:pPr>
-      <w:bookmarkStart w:id="43" w:name="_Toc236896591"/>
+      <w:bookmarkStart w:id="44" w:name="_Toc236896591"/>
       <w:r>
         <w:t>Cardápio de Ideias</w:t>
       </w:r>
-      <w:bookmarkEnd w:id="43"/>
+      <w:bookmarkEnd w:id="44"/>
     </w:p>
     <w:tbl>
       <w:tblPr>
@@ -7303,11 +7265,11 @@
       <w:pPr>
         <w:pStyle w:val="Ttulo2"/>
       </w:pPr>
-      <w:bookmarkStart w:id="44" w:name="_Toc236896592"/>
+      <w:bookmarkStart w:id="45" w:name="_Toc236896592"/>
       <w:r>
         <w:t>Brainstorm</w:t>
       </w:r>
-      <w:bookmarkEnd w:id="44"/>
+      <w:bookmarkEnd w:id="45"/>
     </w:p>
     <w:p>
       <w:r>
@@ -7318,11 +7280,11 @@
       <w:pPr>
         <w:pStyle w:val="Ttulo2"/>
       </w:pPr>
-      <w:bookmarkStart w:id="45" w:name="_Toc236896593"/>
+      <w:bookmarkStart w:id="46" w:name="_Toc236896593"/>
       <w:r>
         <w:t>Golden Circle</w:t>
       </w:r>
-      <w:bookmarkEnd w:id="45"/>
+      <w:bookmarkEnd w:id="46"/>
     </w:p>
     <w:p>
       <w:pPr>
@@ -7350,33 +7312,23 @@
         <w:pStyle w:val="Legenda"/>
         <w:keepNext/>
       </w:pPr>
-      <w:bookmarkStart w:id="46" w:name="_Toc233220999"/>
+      <w:bookmarkStart w:id="47" w:name="_Toc233220999"/>
       <w:r>
         <w:lastRenderedPageBreak/>
         <w:t xml:space="preserve">Figura </w:t>
       </w:r>
-      <w:r>
-        <w:fldChar w:fldCharType="begin"/>
-      </w:r>
-      <w:r>
-        <w:instrText xml:space="preserve"> SEQ Figura \* ARABIC </w:instrText>
-      </w:r>
-      <w:r>
-        <w:fldChar w:fldCharType="separate"/>
-      </w:r>
-      <w:r>
-        <w:rPr>
-          <w:noProof/>
-        </w:rPr>
-        <w:t>3</w:t>
-      </w:r>
-      <w:r>
-        <w:fldChar w:fldCharType="end"/>
-      </w:r>
+      <w:fldSimple w:instr=" SEQ Figura \* ARABIC ">
+        <w:r>
+          <w:rPr>
+            <w:noProof/>
+          </w:rPr>
+          <w:t>3</w:t>
+        </w:r>
+      </w:fldSimple>
       <w:r>
         <w:t>: Golden Circle</w:t>
       </w:r>
-      <w:bookmarkEnd w:id="46"/>
+      <w:bookmarkEnd w:id="47"/>
     </w:p>
     <w:p>
       <w:pPr>
@@ -7451,22 +7403,22 @@
       <w:pPr>
         <w:pStyle w:val="Ttulo1"/>
       </w:pPr>
-      <w:bookmarkStart w:id="47" w:name="_Toc236896594"/>
+      <w:bookmarkStart w:id="48" w:name="_Toc236896594"/>
       <w:r>
         <w:lastRenderedPageBreak/>
         <w:t>ASPECTOS ESTRATÉGICOS</w:t>
       </w:r>
-      <w:bookmarkEnd w:id="47"/>
+      <w:bookmarkEnd w:id="48"/>
     </w:p>
     <w:p>
       <w:pPr>
         <w:pStyle w:val="Ttulo2"/>
       </w:pPr>
-      <w:bookmarkStart w:id="48" w:name="_Toc236896595"/>
+      <w:bookmarkStart w:id="49" w:name="_Toc236896595"/>
       <w:r>
         <w:t>Planejamento Financeiro</w:t>
       </w:r>
-      <w:bookmarkEnd w:id="48"/>
+      <w:bookmarkEnd w:id="49"/>
     </w:p>
     <w:p>
       <w:pPr>
@@ -7476,7 +7428,7 @@
           <w:vertAlign w:val="subscript"/>
         </w:rPr>
       </w:pPr>
-      <w:bookmarkStart w:id="49" w:name="_Toc233221003"/>
+      <w:bookmarkStart w:id="50" w:name="_Toc233221003"/>
       <w:r>
         <w:t xml:space="preserve">Tabela </w:t>
       </w:r>
@@ -7504,7 +7456,7 @@
         </w:rPr>
         <w:t>: Pacotes</w:t>
       </w:r>
-      <w:bookmarkEnd w:id="49"/>
+      <w:bookmarkEnd w:id="50"/>
     </w:p>
     <w:tbl>
       <w:tblPr>
@@ -7675,11 +7627,11 @@
         </w:numPr>
         <w:ind w:left="709" w:hanging="709"/>
       </w:pPr>
-      <w:bookmarkStart w:id="50" w:name="_Toc236896596"/>
+      <w:bookmarkStart w:id="51" w:name="_Toc236896596"/>
       <w:r>
         <w:t>REFERÊNCIAS</w:t>
       </w:r>
-      <w:bookmarkEnd w:id="50"/>
+      <w:bookmarkEnd w:id="51"/>
     </w:p>
     <w:p>
       <w:pPr>
@@ -7697,7 +7649,7 @@
         </w:rPr>
         <w:t>MJV INNOVATION</w:t>
       </w:r>
-      <w:commentRangeStart w:id="51"/>
+      <w:commentRangeStart w:id="52"/>
       <w:r>
         <w:rPr>
           <w:rFonts w:eastAsia="Arial" w:cs="Arial"/>
@@ -7885,12 +7837,12 @@
           </w:rPr>
           <w:t>https://www.mjvinnovation.com/pt-br/blog/design-thinking-que-sao-cadernos-sensibilizacao/</w:t>
         </w:r>
-        <w:commentRangeEnd w:id="51"/>
+        <w:commentRangeEnd w:id="52"/>
         <w:r>
           <w:rPr>
             <w:highlight w:val="yellow"/>
           </w:rPr>
-          <w:commentReference w:id="51"/>
+          <w:commentReference w:id="52"/>
         </w:r>
       </w:hyperlink>
       <w:r>
@@ -8217,7 +8169,7 @@
           <w:szCs w:val="27"/>
         </w:rPr>
       </w:pPr>
-      <w:commentRangeStart w:id="52"/>
+      <w:commentRangeStart w:id="53"/>
       <w:r>
         <w:rPr>
           <w:rFonts w:ascii="Calibri" w:hAnsi="Calibri"/>
@@ -8282,12 +8234,12 @@
         </w:rPr>
         <w:t xml:space="preserve"> Acesso em: 18/04/2026</w:t>
       </w:r>
-      <w:commentRangeEnd w:id="52"/>
+      <w:commentRangeEnd w:id="53"/>
       <w:r>
         <w:rPr>
           <w:highlight w:val="yellow"/>
         </w:rPr>
-        <w:commentReference w:id="52"/>
+        <w:commentReference w:id="53"/>
       </w:r>
     </w:p>
     <w:p>
@@ -8301,7 +8253,7 @@
           <w:highlight w:val="yellow"/>
         </w:rPr>
       </w:pPr>
-      <w:commentRangeStart w:id="53"/>
+      <w:commentRangeStart w:id="54"/>
       <w:r>
         <w:rPr>
           <w:rFonts w:ascii="Calibri" w:hAnsi="Calibri"/>
@@ -8367,12 +8319,12 @@
         </w:rPr>
         <w:t xml:space="preserve"> Acesso em: 25/04/2026</w:t>
       </w:r>
-      <w:commentRangeEnd w:id="53"/>
+      <w:commentRangeEnd w:id="54"/>
       <w:r>
         <w:rPr>
           <w:highlight w:val="yellow"/>
         </w:rPr>
-        <w:commentReference w:id="53"/>
+        <w:commentReference w:id="54"/>
       </w:r>
     </w:p>
     <w:p>
@@ -8385,8 +8337,8 @@
           <w:szCs w:val="27"/>
         </w:rPr>
       </w:pPr>
-      <w:commentRangeStart w:id="54"/>
       <w:commentRangeStart w:id="55"/>
+      <w:commentRangeStart w:id="56"/>
       <w:r>
         <w:rPr>
           <w:rFonts w:ascii="Calibri" w:hAnsi="Calibri"/>
@@ -8451,19 +8403,19 @@
         </w:rPr>
         <w:t xml:space="preserve"> Acesso em: 25/04/2026</w:t>
       </w:r>
-      <w:commentRangeEnd w:id="54"/>
+      <w:commentRangeEnd w:id="55"/>
       <w:r>
         <w:rPr>
           <w:highlight w:val="yellow"/>
         </w:rPr>
-        <w:commentReference w:id="54"/>
-      </w:r>
-      <w:commentRangeEnd w:id="55"/>
+        <w:commentReference w:id="55"/>
+      </w:r>
+      <w:commentRangeEnd w:id="56"/>
       <w:r>
         <w:rPr>
           <w:highlight w:val="yellow"/>
         </w:rPr>
-        <w:commentReference w:id="55"/>
+        <w:commentReference w:id="56"/>
       </w:r>
     </w:p>
     <w:p>
@@ -11394,18 +11346,7 @@
           <w:szCs w:val="27"/>
           <w:lang w:eastAsia="pt-BR"/>
         </w:rPr>
-        <w:t xml:space="preserve"> </w:t>
-      </w:r>
-      <w:bookmarkStart w:id="56" w:name="_GoBack"/>
-      <w:bookmarkEnd w:id="56"/>
-      <w:r>
-        <w:rPr>
-          <w:rFonts w:ascii="Calibri" w:eastAsia="Times New Roman" w:hAnsi="Calibri" w:cs="Calibri"/>
-          <w:sz w:val="27"/>
-          <w:szCs w:val="27"/>
-          <w:lang w:eastAsia="pt-BR"/>
-        </w:rPr>
-        <w:t>(2019)</w:t>
+        <w:t xml:space="preserve"> (2019)</w:t>
       </w:r>
       <w:r>
         <w:rPr>
@@ -11808,7 +11749,7 @@
       </w:r>
     </w:p>
   </w:comment>
-  <w:comment w:id="29" w:author="Prof" w:date="2026-06-11T10:40:00Z" w:initials="P">
+  <w:comment w:id="30" w:author="Prof" w:date="2026-06-11T10:40:00Z" w:initials="P">
     <w:p>
       <w:pPr>
         <w:pStyle w:val="Textodecomentrio"/>
@@ -11830,7 +11771,7 @@
       </w:pPr>
     </w:p>
   </w:comment>
-  <w:comment w:id="30" w:author="USER" w:date="2026-06-24T19:47:00Z" w:initials="U">
+  <w:comment w:id="31" w:author="USER" w:date="2026-06-24T19:47:00Z" w:initials="U">
     <w:p>
       <w:pPr>
         <w:pStyle w:val="Textodecomentrio"/>
@@ -11846,7 +11787,7 @@
       </w:r>
     </w:p>
   </w:comment>
-  <w:comment w:id="34" w:author="Prof" w:date="2026-06-11T10:39:00Z" w:initials="P">
+  <w:comment w:id="35" w:author="Prof" w:date="2026-06-11T10:39:00Z" w:initials="P">
     <w:p>
       <w:pPr>
         <w:pStyle w:val="Textodecomentrio"/>
@@ -11862,7 +11803,7 @@
       </w:r>
     </w:p>
   </w:comment>
-  <w:comment w:id="35" w:author="USER" w:date="2026-06-24T19:47:00Z" w:initials="U">
+  <w:comment w:id="36" w:author="USER" w:date="2026-06-24T19:47:00Z" w:initials="U">
     <w:p>
       <w:pPr>
         <w:pStyle w:val="Textodecomentrio"/>
@@ -11878,7 +11819,7 @@
       </w:r>
     </w:p>
   </w:comment>
-  <w:comment w:id="51" w:author="Prof" w:date="2026-06-11T10:42:00Z" w:initials="P">
+  <w:comment w:id="52" w:author="Prof" w:date="2026-06-11T10:42:00Z" w:initials="P">
     <w:p>
       <w:pPr>
         <w:pStyle w:val="Textodecomentrio"/>
@@ -11894,7 +11835,7 @@
       </w:r>
     </w:p>
   </w:comment>
-  <w:comment w:id="52" w:author="Prof" w:date="2026-06-11T10:21:00Z" w:initials="P">
+  <w:comment w:id="53" w:author="Prof" w:date="2026-06-11T10:21:00Z" w:initials="P">
     <w:p>
       <w:pPr>
         <w:pStyle w:val="Textodecomentrio"/>
@@ -11910,7 +11851,7 @@
       </w:r>
     </w:p>
   </w:comment>
-  <w:comment w:id="53" w:author="Prof" w:date="2026-06-11T10:23:00Z" w:initials="P">
+  <w:comment w:id="54" w:author="Prof" w:date="2026-06-11T10:23:00Z" w:initials="P">
     <w:p>
       <w:pPr>
         <w:pStyle w:val="Textodecomentrio"/>
@@ -11926,7 +11867,7 @@
       </w:r>
     </w:p>
   </w:comment>
-  <w:comment w:id="54" w:author="Prof" w:date="2026-06-11T10:38:00Z" w:initials="P">
+  <w:comment w:id="55" w:author="Prof" w:date="2026-06-11T10:38:00Z" w:initials="P">
     <w:p>
       <w:pPr>
         <w:pStyle w:val="Textodecomentrio"/>
@@ -11942,7 +11883,7 @@
       </w:r>
     </w:p>
   </w:comment>
-  <w:comment w:id="55" w:author="LAB4" w:date="2026-06-17T09:29:00Z" w:initials="L">
+  <w:comment w:id="56" w:author="LAB4" w:date="2026-06-17T09:29:00Z" w:initials="L">
     <w:p>
       <w:pPr>
         <w:pStyle w:val="Textodecomentrio"/>
@@ -12382,6 +12323,7 @@
         <w:docPartUnique/>
       </w:docPartObj>
     </w:sdtPr>
+    <w:sdtEndPr/>
     <w:sdtContent>
       <w:p>
         <w:pPr>
@@ -12401,7 +12343,7 @@
           <w:rPr>
             <w:noProof/>
           </w:rPr>
-          <w:t>27</w:t>
+          <w:t>5</w:t>
         </w:r>
         <w:r>
           <w:fldChar w:fldCharType="end"/>
@@ -16190,7 +16132,7 @@
 </file>
 
 <file path=customXml/itemProps1.xml><?xml version="1.0" encoding="utf-8"?>
-<ds:datastoreItem xmlns:ds="http://schemas.openxmlformats.org/officeDocument/2006/customXml" ds:itemID="{1E7A63F4-E385-451E-91E4-A76F7082AACB}">
+<ds:datastoreItem xmlns:ds="http://schemas.openxmlformats.org/officeDocument/2006/customXml" ds:itemID="{10ACCDD9-FE1C-4468-9950-53D4063A5C25}">
   <ds:schemaRefs>
     <ds:schemaRef ds:uri="http://schemas.openxmlformats.org/officeDocument/2006/bibliography"/>
   </ds:schemaRefs>

--- a/ABNT_TCC.docx
+++ b/ABNT_TCC.docx
@@ -4528,15 +4528,7 @@
         <w:rPr>
           <w:lang w:eastAsia="pt-BR"/>
         </w:rPr>
-        <w:t>Inicialmente, foi realizada uma pesquisa bibliográfica e exploratória, visando reunir conhecimentos sobre os conceitos que fundamentam o desenvolvimento de jogos</w:t>
-      </w:r>
-      <w:bookmarkStart w:id="19" w:name="_GoBack"/>
-      <w:bookmarkEnd w:id="19"/>
-      <w:r>
-        <w:rPr>
-          <w:lang w:eastAsia="pt-BR"/>
-        </w:rPr>
-        <w:t>. Além disso, foram analisadas obras e estudos relacionados aos gêneros que serviram de referência para a concepção do projeto, possibilitando a definição dos principais requisitos funcionais e conceituais do jogo.</w:t>
+        <w:t>Inicialmente, foi realizada uma pesquisa bibliográfica e exploratória, visando reunir conhecimentos sobre os conceitos que fundamentam o desenvolvimento de jogos. Além disso, foram analisadas obras e estudos relacionados aos gêneros que serviram de referência para a concepção do projeto, possibilitando a definição dos principais requisitos funcionais e conceituais do jogo.</w:t>
       </w:r>
     </w:p>
     <w:p>
@@ -4699,11 +4691,29 @@
       <w:pPr>
         <w:pStyle w:val="Ttulo1"/>
       </w:pPr>
-      <w:bookmarkStart w:id="20" w:name="_Toc236896575"/>
+      <w:bookmarkStart w:id="19" w:name="_Toc236896575"/>
       <w:r>
         <w:lastRenderedPageBreak/>
         <w:t>REFERENCIAL TEÓRICO</w:t>
       </w:r>
+      <w:bookmarkEnd w:id="19"/>
+    </w:p>
+    <w:p>
+      <w:r>
+        <w:rPr>
+          <w:noProof/>
+        </w:rPr>
+        <w:t>Esse capítulo tem o objetivo de explorar a política do mundo moderno, do uso de jogos como ferramentas educacionais, a poluição e sustentabilidade, e por fim as tecnologias utilizadas para o desenvolvimento do projeto.</w:t>
+      </w:r>
+    </w:p>
+    <w:p>
+      <w:pPr>
+        <w:pStyle w:val="Ttulo2"/>
+      </w:pPr>
+      <w:bookmarkStart w:id="20" w:name="_Toc236896576"/>
+      <w:r>
+        <w:t>Política no Mundo Moderno</w:t>
+      </w:r>
       <w:bookmarkEnd w:id="20"/>
     </w:p>
     <w:p>
@@ -4711,58 +4721,40 @@
         <w:rPr>
           <w:noProof/>
         </w:rPr>
-        <w:t>Esse capítulo tem o objetivo de explorar a política do mundo moderno, do uso de jogos como ferramentas educacionais, a poluição e sustentabilidade, e por fim as tecnologias utilizadas para o desenvolvimento do projeto.</w:t>
+        <w:t>A política é uma atividade presente em diversos tipos de organizações sociais, sendo responsável por estabelecer regras, tomar decisões e organizar a convivência entre os indivíduos. Entre suas principais funções estão a criação de leis, a gestão de recursos públicos, a distribuição de responsabilidades e a promoção do bem-estar da sociedade. Dessa forma, a política exerce um papel fundamental na organização do Estado e no funcionamento das instituições. (Breviglieri, 2020).</w:t>
+      </w:r>
+    </w:p>
+    <w:p>
+      <w:r>
+        <w:rPr>
+          <w:noProof/>
+        </w:rPr>
+        <w:t>A política no mundo moderno corresponde ao conjunto de práticas e instituições responsáveis pela organização da sociedade e pela administração do Estado. Com o desenvolvimento da modernidade, surgiram novas formas de governo, ampliou-se a participação da população nas decisões políticas e consolidaram-se princípios como a democracia, os direitos individuais e a divisão dos poderes. Além disso, a política moderna busca atender às demandas da sociedade por meio da criação de leis, políticas públicas e mecanismos de representação, adaptando-se constantemente às transformações sociais, econômicas e tecnológicas. (Mesquita, 2025).</w:t>
+      </w:r>
+    </w:p>
+    <w:p>
+      <w:r>
+        <w:rPr>
+          <w:noProof/>
+        </w:rPr>
+        <w:t>Ao longo da história, diversos filósofos contribuíram para o desenvolvimento do pensamento político moderno. Entre eles, destacam-se Thomas Hobbes, que formulou a teoria do contrato social; John Locke, conhecido como o "pai do liberalismo", por defender os direitos naturais e a limitação do poder do Estado; e Jean-Jacques Rousseau, que apresentou sua visão sobre o estado natural do ser humano e a soberania popular. As ideias desses pensadores influenciaram a construção de diferentes modelos de governo e continuam presentes em debates sobre democracia, cidadania, direitos e deveres da população.</w:t>
       </w:r>
     </w:p>
     <w:p>
       <w:pPr>
         <w:pStyle w:val="Ttulo2"/>
-      </w:pPr>
-      <w:bookmarkStart w:id="21" w:name="_Toc236896576"/>
-      <w:r>
-        <w:t>Política no Mundo Moderno</w:t>
+        <w:rPr>
+          <w:noProof/>
+        </w:rPr>
+      </w:pPr>
+      <w:bookmarkStart w:id="21" w:name="_Toc236896577"/>
+      <w:r>
+        <w:rPr>
+          <w:noProof/>
+        </w:rPr>
+        <w:t>Jogos como Ferramentas Educacionais</w:t>
       </w:r>
       <w:bookmarkEnd w:id="21"/>
-    </w:p>
-    <w:p>
-      <w:r>
-        <w:rPr>
-          <w:noProof/>
-        </w:rPr>
-        <w:t>A política é uma atividade presente em diversos tipos de organizações sociais, sendo responsável por estabelecer regras, tomar decisões e organizar a convivência entre os indivíduos. Entre suas principais funções estão a criação de leis, a gestão de recursos públicos, a distribuição de responsabilidades e a promoção do bem-estar da sociedade. Dessa forma, a política exerce um papel fundamental na organização do Estado e no funcionamento das instituições. (Breviglieri, 2020).</w:t>
-      </w:r>
-    </w:p>
-    <w:p>
-      <w:r>
-        <w:rPr>
-          <w:noProof/>
-        </w:rPr>
-        <w:t>A política no mundo moderno corresponde ao conjunto de práticas e instituições responsáveis pela organização da sociedade e pela administração do Estado. Com o desenvolvimento da modernidade, surgiram novas formas de governo, ampliou-se a participação da população nas decisões políticas e consolidaram-se princípios como a democracia, os direitos individuais e a divisão dos poderes. Além disso, a política moderna busca atender às demandas da sociedade por meio da criação de leis, políticas públicas e mecanismos de representação, adaptando-se constantemente às transformações sociais, econômicas e tecnológicas. (Mesquita, 2025).</w:t>
-      </w:r>
-    </w:p>
-    <w:p>
-      <w:r>
-        <w:rPr>
-          <w:noProof/>
-        </w:rPr>
-        <w:t>Ao longo da história, diversos filósofos contribuíram para o desenvolvimento do pensamento político moderno. Entre eles, destacam-se Thomas Hobbes, que formulou a teoria do contrato social; John Locke, conhecido como o "pai do liberalismo", por defender os direitos naturais e a limitação do poder do Estado; e Jean-Jacques Rousseau, que apresentou sua visão sobre o estado natural do ser humano e a soberania popular. As ideias desses pensadores influenciaram a construção de diferentes modelos de governo e continuam presentes em debates sobre democracia, cidadania, direitos e deveres da população.</w:t>
-      </w:r>
-    </w:p>
-    <w:p>
-      <w:pPr>
-        <w:pStyle w:val="Ttulo2"/>
-        <w:rPr>
-          <w:noProof/>
-        </w:rPr>
-      </w:pPr>
-      <w:bookmarkStart w:id="22" w:name="_Toc236896577"/>
-      <w:r>
-        <w:rPr>
-          <w:noProof/>
-        </w:rPr>
-        <w:t>Jogos como Ferramentas Educacionais</w:t>
-      </w:r>
-      <w:bookmarkEnd w:id="22"/>
     </w:p>
     <w:p>
       <w:pPr>
@@ -4966,38 +4958,38 @@
       <w:pPr>
         <w:pStyle w:val="Ttulo2"/>
       </w:pPr>
-      <w:bookmarkStart w:id="23" w:name="_Toc236896579"/>
+      <w:bookmarkStart w:id="22" w:name="_Toc236896579"/>
       <w:r>
         <w:t>Tecnologias Utilizadas no Desenvolvimento do Projeto</w:t>
       </w:r>
+      <w:bookmarkEnd w:id="22"/>
+    </w:p>
+    <w:p>
+      <w:r>
+        <w:t xml:space="preserve">O desenvolvimento do projeto exigiu a utilização de diferentes tecnologias e ferramentas voltadas à programação, desenvolvimento web, produção de recursos multimídia </w:t>
+      </w:r>
+      <w:r>
+        <w:t xml:space="preserve">e documentação. A seleção dessas tecnologias considerou fatores como facilidade de uso, desempenho, compatibilidade e disponibilidade de documentação, contribuindo para a implementação das funcionalidades e para </w:t>
+      </w:r>
+      <w:r>
+        <w:t>a organização do projeto.</w:t>
+      </w:r>
+    </w:p>
+    <w:p>
+      <w:pPr>
+        <w:pStyle w:val="Ttulo3"/>
+      </w:pPr>
+      <w:bookmarkStart w:id="23" w:name="_Toc236896580"/>
+      <w:r>
+        <w:t xml:space="preserve">Godot </w:t>
+      </w:r>
+      <w:r>
+        <w:t xml:space="preserve">Engine </w:t>
+      </w:r>
+      <w:r>
+        <w:t>e GDScript</w:t>
+      </w:r>
       <w:bookmarkEnd w:id="23"/>
-    </w:p>
-    <w:p>
-      <w:r>
-        <w:t xml:space="preserve">O desenvolvimento do projeto exigiu a utilização de diferentes tecnologias e ferramentas voltadas à programação, desenvolvimento web, produção de recursos multimídia </w:t>
-      </w:r>
-      <w:r>
-        <w:t xml:space="preserve">e documentação. A seleção dessas tecnologias considerou fatores como facilidade de uso, desempenho, compatibilidade e disponibilidade de documentação, contribuindo para a implementação das funcionalidades e para </w:t>
-      </w:r>
-      <w:r>
-        <w:t>a organização do projeto.</w:t>
-      </w:r>
-    </w:p>
-    <w:p>
-      <w:pPr>
-        <w:pStyle w:val="Ttulo3"/>
-      </w:pPr>
-      <w:bookmarkStart w:id="24" w:name="_Toc236896580"/>
-      <w:r>
-        <w:t xml:space="preserve">Godot </w:t>
-      </w:r>
-      <w:r>
-        <w:t xml:space="preserve">Engine </w:t>
-      </w:r>
-      <w:r>
-        <w:t>e GDScript</w:t>
-      </w:r>
-      <w:bookmarkEnd w:id="24"/>
     </w:p>
     <w:p>
       <w:r>
@@ -5089,70 +5081,70 @@
           <w:noProof/>
         </w:rPr>
       </w:pPr>
-      <w:bookmarkStart w:id="25" w:name="_Toc236896581"/>
+      <w:bookmarkStart w:id="24" w:name="_Toc236896581"/>
       <w:r>
         <w:rPr>
           <w:noProof/>
         </w:rPr>
         <w:t>Visual Studio Code</w:t>
       </w:r>
+      <w:bookmarkEnd w:id="24"/>
+    </w:p>
+    <w:p>
+      <w:r>
+        <w:rPr>
+          <w:noProof/>
+        </w:rPr>
+        <w:t>O Visual Studio Code (VS Code) é um editor de código-fonte utilizado para desenvolver programas, sites, aplicativos e jogos. Ele oferece ferramentas que facilitam a escrita, organização e teste do código, tornando o desenvolvimento mais prático.</w:t>
+      </w:r>
+      <w:r>
+        <w:rPr>
+          <w:noProof/>
+        </w:rPr>
+        <w:t xml:space="preserve"> (Microsoft, s.d.)</w:t>
+      </w:r>
+    </w:p>
+    <w:p>
+      <w:r>
+        <w:rPr>
+          <w:noProof/>
+        </w:rPr>
+        <w:t>O VS Code é compatível com diversas linguagens de programação, como Java, Python, JavaScript, C#, C++ e PHP, além de permitir a instalação de extensões q</w:t>
+      </w:r>
+      <w:r>
+        <w:rPr>
+          <w:noProof/>
+        </w:rPr>
+        <w:t>ue adicionam novas funcionalidades. Também possui recursos como terminal integrado, depuração de código e controle de versões com Git.</w:t>
+      </w:r>
+      <w:r>
+        <w:rPr>
+          <w:noProof/>
+        </w:rPr>
+        <w:t xml:space="preserve"> (Microsoft,</w:t>
+      </w:r>
+      <w:r>
+        <w:rPr>
+          <w:noProof/>
+        </w:rPr>
+        <w:t xml:space="preserve"> s.d.)</w:t>
+      </w:r>
+    </w:p>
+    <w:p>
+      <w:pPr>
+        <w:pStyle w:val="Ttulo3"/>
+        <w:rPr>
+          <w:noProof/>
+        </w:rPr>
+      </w:pPr>
+      <w:bookmarkStart w:id="25" w:name="_Toc236896582"/>
+      <w:r>
+        <w:rPr>
+          <w:noProof/>
+        </w:rPr>
+        <w:t>Tecnologias para Desenvolvimento Web</w:t>
+      </w:r>
       <w:bookmarkEnd w:id="25"/>
-    </w:p>
-    <w:p>
-      <w:r>
-        <w:rPr>
-          <w:noProof/>
-        </w:rPr>
-        <w:t>O Visual Studio Code (VS Code) é um editor de código-fonte utilizado para desenvolver programas, sites, aplicativos e jogos. Ele oferece ferramentas que facilitam a escrita, organização e teste do código, tornando o desenvolvimento mais prático.</w:t>
-      </w:r>
-      <w:r>
-        <w:rPr>
-          <w:noProof/>
-        </w:rPr>
-        <w:t xml:space="preserve"> (Microsoft, s.d.)</w:t>
-      </w:r>
-    </w:p>
-    <w:p>
-      <w:r>
-        <w:rPr>
-          <w:noProof/>
-        </w:rPr>
-        <w:t>O VS Code é compatível com diversas linguagens de programação, como Java, Python, JavaScript, C#, C++ e PHP, além de permitir a instalação de extensões q</w:t>
-      </w:r>
-      <w:r>
-        <w:rPr>
-          <w:noProof/>
-        </w:rPr>
-        <w:t>ue adicionam novas funcionalidades. Também possui recursos como terminal integrado, depuração de código e controle de versões com Git.</w:t>
-      </w:r>
-      <w:r>
-        <w:rPr>
-          <w:noProof/>
-        </w:rPr>
-        <w:t xml:space="preserve"> (Microsoft,</w:t>
-      </w:r>
-      <w:r>
-        <w:rPr>
-          <w:noProof/>
-        </w:rPr>
-        <w:t xml:space="preserve"> s.d.)</w:t>
-      </w:r>
-    </w:p>
-    <w:p>
-      <w:pPr>
-        <w:pStyle w:val="Ttulo3"/>
-        <w:rPr>
-          <w:noProof/>
-        </w:rPr>
-      </w:pPr>
-      <w:bookmarkStart w:id="26" w:name="_Toc236896582"/>
-      <w:r>
-        <w:rPr>
-          <w:noProof/>
-        </w:rPr>
-        <w:t>Tecnologias para Desenvolvimento Web</w:t>
-      </w:r>
-      <w:bookmarkEnd w:id="26"/>
     </w:p>
     <w:p>
       <w:r>
@@ -5250,58 +5242,58 @@
           <w:noProof/>
         </w:rPr>
       </w:pPr>
-      <w:bookmarkStart w:id="27" w:name="_Toc236896583"/>
+      <w:bookmarkStart w:id="26" w:name="_Toc236896583"/>
       <w:r>
         <w:rPr>
           <w:noProof/>
         </w:rPr>
         <w:t>Blender</w:t>
       </w:r>
+      <w:bookmarkEnd w:id="26"/>
+    </w:p>
+    <w:p>
+      <w:r>
+        <w:rPr>
+          <w:noProof/>
+        </w:rPr>
+        <w:t>Blender é um software gratuito e de código aberto utilizado para a criação de modelos e animações em 3D. Ele oferece ferramentas para modelagem, animação, renderização, edição de vídeos e outros recursos relacionados à produção de contéudo tridimensional.</w:t>
+      </w:r>
+      <w:r>
+        <w:rPr>
+          <w:noProof/>
+        </w:rPr>
+        <w:t xml:space="preserve"> (Blender Foundation, 2026)</w:t>
+      </w:r>
+    </w:p>
+    <w:p>
+      <w:r>
+        <w:rPr>
+          <w:noProof/>
+        </w:rPr>
+        <w:t>Além disso, o Blender é compatível com diferentes sistemas operacionais, como Windows, Linux e macOS, sendo amplamente utilizado por estudantes, artistas e desenvolvedores de jogos para criar objetos, personagens e cenários.</w:t>
+      </w:r>
+      <w:r>
+        <w:rPr>
+          <w:noProof/>
+        </w:rPr>
+        <w:t xml:space="preserve"> (Blender Foundation, 2026)</w:t>
+      </w:r>
+    </w:p>
+    <w:p>
+      <w:pPr>
+        <w:pStyle w:val="Ttulo3"/>
+        <w:rPr>
+          <w:noProof/>
+        </w:rPr>
+      </w:pPr>
+      <w:bookmarkStart w:id="27" w:name="_Toc236896584"/>
+      <w:r>
+        <w:rPr>
+          <w:noProof/>
+        </w:rPr>
+        <w:t>Ferramentas de produção de Áudio</w:t>
+      </w:r>
       <w:bookmarkEnd w:id="27"/>
-    </w:p>
-    <w:p>
-      <w:r>
-        <w:rPr>
-          <w:noProof/>
-        </w:rPr>
-        <w:t>Blender é um software gratuito e de código aberto utilizado para a criação de modelos e animações em 3D. Ele oferece ferramentas para modelagem, animação, renderização, edição de vídeos e outros recursos relacionados à produção de contéudo tridimensional.</w:t>
-      </w:r>
-      <w:r>
-        <w:rPr>
-          <w:noProof/>
-        </w:rPr>
-        <w:t xml:space="preserve"> (Blender Foundation, 2026)</w:t>
-      </w:r>
-    </w:p>
-    <w:p>
-      <w:r>
-        <w:rPr>
-          <w:noProof/>
-        </w:rPr>
-        <w:t>Além disso, o Blender é compatível com diferentes sistemas operacionais, como Windows, Linux e macOS, sendo amplamente utilizado por estudantes, artistas e desenvolvedores de jogos para criar objetos, personagens e cenários.</w:t>
-      </w:r>
-      <w:r>
-        <w:rPr>
-          <w:noProof/>
-        </w:rPr>
-        <w:t xml:space="preserve"> (Blender Foundation, 2026)</w:t>
-      </w:r>
-    </w:p>
-    <w:p>
-      <w:pPr>
-        <w:pStyle w:val="Ttulo3"/>
-        <w:rPr>
-          <w:noProof/>
-        </w:rPr>
-      </w:pPr>
-      <w:bookmarkStart w:id="28" w:name="_Toc236896584"/>
-      <w:r>
-        <w:rPr>
-          <w:noProof/>
-        </w:rPr>
-        <w:t>Ferramentas de produção de Áudio</w:t>
-      </w:r>
-      <w:bookmarkEnd w:id="28"/>
     </w:p>
     <w:p>
       <w:r>
@@ -5501,11 +5493,11 @@
       <w:pPr>
         <w:pStyle w:val="Ttulo1"/>
       </w:pPr>
-      <w:bookmarkStart w:id="29" w:name="_Toc236896585"/>
+      <w:bookmarkStart w:id="28" w:name="_Toc236896585"/>
       <w:r>
         <w:t>IMERSÃO</w:t>
       </w:r>
-      <w:bookmarkEnd w:id="29"/>
+      <w:bookmarkEnd w:id="28"/>
     </w:p>
     <w:p>
       <w:r>
@@ -5519,8 +5511,8 @@
         <w:lastRenderedPageBreak/>
         <w:t xml:space="preserve">a observação do cenário e a realização de uma pesquisa de campo, com o objetivo de entender melhor as necessidades dos usuários e avaliar a viabilidade da proposta </w:t>
       </w:r>
+      <w:commentRangeStart w:id="29"/>
       <w:commentRangeStart w:id="30"/>
-      <w:commentRangeStart w:id="31"/>
       <w:r>
         <w:rPr>
           <w:highlight w:val="yellow"/>
@@ -5551,6 +5543,13 @@
         </w:rPr>
         <w:t>)</w:t>
       </w:r>
+      <w:commentRangeEnd w:id="29"/>
+      <w:r>
+        <w:rPr>
+          <w:highlight w:val="yellow"/>
+        </w:rPr>
+        <w:commentReference w:id="29"/>
+      </w:r>
       <w:commentRangeEnd w:id="30"/>
       <w:r>
         <w:rPr>
@@ -5558,17 +5557,10 @@
         </w:rPr>
         <w:commentReference w:id="30"/>
       </w:r>
-      <w:commentRangeEnd w:id="31"/>
       <w:r>
         <w:rPr>
           <w:highlight w:val="yellow"/>
         </w:rPr>
-        <w:commentReference w:id="31"/>
-      </w:r>
-      <w:r>
-        <w:rPr>
-          <w:highlight w:val="yellow"/>
-        </w:rPr>
         <w:t>.</w:t>
       </w:r>
     </w:p>
@@ -5579,14 +5571,14 @@
           <w:noProof/>
         </w:rPr>
       </w:pPr>
-      <w:bookmarkStart w:id="32" w:name="_Toc236896586"/>
+      <w:bookmarkStart w:id="31" w:name="_Toc236896586"/>
       <w:r>
         <w:rPr>
           <w:noProof/>
         </w:rPr>
         <w:t>Caderno de Sensibilidade</w:t>
       </w:r>
-      <w:bookmarkEnd w:id="32"/>
+      <w:bookmarkEnd w:id="31"/>
     </w:p>
     <w:p>
       <w:pPr>
@@ -5619,22 +5611,35 @@
         <w:pStyle w:val="Legenda"/>
         <w:keepNext/>
       </w:pPr>
-      <w:bookmarkStart w:id="33" w:name="_Toc233220997"/>
+      <w:bookmarkStart w:id="32" w:name="_Toc233220997"/>
       <w:r>
         <w:t xml:space="preserve">Figura </w:t>
       </w:r>
-      <w:fldSimple w:instr=" SEQ Figura \* ARABIC ">
-        <w:r>
-          <w:rPr>
-            <w:noProof/>
-          </w:rPr>
-          <w:t>1</w:t>
-        </w:r>
-      </w:fldSimple>
+      <w:r>
+        <w:fldChar w:fldCharType="begin"/>
+      </w:r>
+      <w:r>
+        <w:instrText xml:space="preserve"> SEQ Figura \* ARABIC </w:instrText>
+      </w:r>
+      <w:r>
+        <w:fldChar w:fldCharType="separate"/>
+      </w:r>
+      <w:r>
+        <w:rPr>
+          <w:noProof/>
+        </w:rPr>
+        <w:t>1</w:t>
+      </w:r>
+      <w:r>
+        <w:rPr>
+          <w:noProof/>
+        </w:rPr>
+        <w:fldChar w:fldCharType="end"/>
+      </w:r>
       <w:r>
         <w:t>: Caderno de Sensibilidade</w:t>
       </w:r>
-      <w:bookmarkEnd w:id="33"/>
+      <w:bookmarkEnd w:id="32"/>
     </w:p>
     <w:p>
       <w:pPr>
@@ -5712,7 +5717,7 @@
         <w:pStyle w:val="Legenda"/>
         <w:keepNext/>
       </w:pPr>
-      <w:bookmarkStart w:id="34" w:name="_Toc233221000"/>
+      <w:bookmarkStart w:id="33" w:name="_Toc233221000"/>
       <w:r>
         <w:t xml:space="preserve">Quadro </w:t>
       </w:r>
@@ -5737,7 +5742,7 @@
       <w:r>
         <w:t>: Sentimentos e Reações</w:t>
       </w:r>
-      <w:bookmarkEnd w:id="34"/>
+      <w:bookmarkEnd w:id="33"/>
     </w:p>
     <w:tbl>
       <w:tblPr>
@@ -5763,8 +5768,8 @@
                 <w:highlight w:val="yellow"/>
               </w:rPr>
             </w:pPr>
+            <w:commentRangeStart w:id="34"/>
             <w:commentRangeStart w:id="35"/>
-            <w:commentRangeStart w:id="36"/>
             <w:r>
               <w:rPr>
                 <w:rFonts w:eastAsiaTheme="majorEastAsia" w:cstheme="majorBidi"/>
@@ -6426,20 +6431,20 @@
               </w:rPr>
               <w:t>😊</w:t>
             </w:r>
-            <w:commentRangeEnd w:id="35"/>
+            <w:commentRangeEnd w:id="34"/>
             <w:r>
               <w:rPr>
                 <w:rStyle w:val="Refdecomentrio"/>
                 <w:highlight w:val="yellow"/>
               </w:rPr>
-              <w:commentReference w:id="35"/>
+              <w:commentReference w:id="34"/>
             </w:r>
-            <w:commentRangeEnd w:id="36"/>
+            <w:commentRangeEnd w:id="35"/>
             <w:r>
               <w:rPr>
                 <w:highlight w:val="yellow"/>
               </w:rPr>
-              <w:commentReference w:id="36"/>
+              <w:commentReference w:id="35"/>
             </w:r>
           </w:p>
         </w:tc>
@@ -6458,15 +6463,15 @@
       <w:pPr>
         <w:pStyle w:val="Ttulo2"/>
       </w:pPr>
-      <w:bookmarkStart w:id="37" w:name="_Toc236896587"/>
+      <w:bookmarkStart w:id="36" w:name="_Toc236896587"/>
       <w:r>
         <w:t>Pesquisa de Campo</w:t>
       </w:r>
-      <w:bookmarkEnd w:id="37"/>
-    </w:p>
-    <w:p>
-      <w:r>
-        <w:t>Introdução explicando sobre a pesquisa de campo</w:t>
+      <w:bookmarkEnd w:id="36"/>
+    </w:p>
+    <w:p>
+      <w:r>
+        <w:t>Na pesquisa de campo foram coletadas 24 respostas com o objetivo de identificar a viabilidade e necessidade do projeto, realizada em julho e abril de 2026 por meio da plataforma Google Forms, com participação de pessoas de diferentes perfis e faixas etárias. Abaixo estão os dados apresentados</w:t>
       </w:r>
     </w:p>
     <w:p>
@@ -6474,9 +6479,9 @@
         <w:pStyle w:val="Legenda"/>
         <w:keepNext/>
       </w:pPr>
-      <w:bookmarkStart w:id="38" w:name="_Toc233221001"/>
-      <w:r>
-        <w:t xml:space="preserve">Grafico </w:t>
+      <w:bookmarkStart w:id="37" w:name="_Toc233221001"/>
+      <w:r>
+        <w:t xml:space="preserve">Gráfico </w:t>
       </w:r>
       <w:r>
         <w:fldChar w:fldCharType="begin"/>
@@ -6499,7 +6504,7 @@
       <w:r>
         <w:t>: Idade dos Entrevistados</w:t>
       </w:r>
-      <w:bookmarkEnd w:id="38"/>
+      <w:bookmarkEnd w:id="37"/>
     </w:p>
     <w:p>
       <w:pPr>
@@ -6508,14 +6513,49 @@
       </w:pPr>
       <w:r>
         <w:drawing>
-          <wp:inline distT="0" distB="0" distL="0" distR="0" wp14:anchorId="625D20A7" wp14:editId="07777777">
-            <wp:extent cx="5486400" cy="3200400"/>
+          <wp:inline distT="0" distB="0" distL="0" distR="0" wp14:anchorId="0811DC74" wp14:editId="2F09CDC3">
+            <wp:extent cx="5760085" cy="2420703"/>
             <wp:effectExtent l="0" t="0" r="0" b="0"/>
-            <wp:docPr id="4" name="Gráfico 4"/>
-            <wp:cNvGraphicFramePr/>
+            <wp:docPr id="3" name="Imagem 3" descr="C:\Users\Aluno\AppData\Local\Microsoft\Windows\INetCache\Content.MSO\344AAC39.tmp"/>
+            <wp:cNvGraphicFramePr>
+              <a:graphicFrameLocks xmlns:a="http://schemas.openxmlformats.org/drawingml/2006/main" noChangeAspect="1"/>
+            </wp:cNvGraphicFramePr>
             <a:graphic xmlns:a="http://schemas.openxmlformats.org/drawingml/2006/main">
-              <a:graphicData uri="http://schemas.openxmlformats.org/drawingml/2006/chart">
-                <c:chart xmlns:c="http://schemas.openxmlformats.org/drawingml/2006/chart" xmlns:r="http://schemas.openxmlformats.org/officeDocument/2006/relationships" r:id="rId15"/>
+              <a:graphicData uri="http://schemas.openxmlformats.org/drawingml/2006/picture">
+                <pic:pic xmlns:pic="http://schemas.openxmlformats.org/drawingml/2006/picture">
+                  <pic:nvPicPr>
+                    <pic:cNvPr id="0" name="Picture 1" descr="C:\Users\Aluno\AppData\Local\Microsoft\Windows\INetCache\Content.MSO\344AAC39.tmp"/>
+                    <pic:cNvPicPr>
+                      <a:picLocks noChangeAspect="1" noChangeArrowheads="1"/>
+                    </pic:cNvPicPr>
+                  </pic:nvPicPr>
+                  <pic:blipFill>
+                    <a:blip r:embed="rId15" cstate="print">
+                      <a:extLst>
+                        <a:ext uri="{28A0092B-C50C-407E-A947-70E740481C1C}">
+                          <a14:useLocalDpi xmlns:a14="http://schemas.microsoft.com/office/drawing/2010/main" val="0"/>
+                        </a:ext>
+                      </a:extLst>
+                    </a:blip>
+                    <a:srcRect/>
+                    <a:stretch>
+                      <a:fillRect/>
+                    </a:stretch>
+                  </pic:blipFill>
+                  <pic:spPr bwMode="auto">
+                    <a:xfrm>
+                      <a:off x="0" y="0"/>
+                      <a:ext cx="5760085" cy="2420703"/>
+                    </a:xfrm>
+                    <a:prstGeom prst="rect">
+                      <a:avLst/>
+                    </a:prstGeom>
+                    <a:noFill/>
+                    <a:ln>
+                      <a:noFill/>
+                    </a:ln>
+                  </pic:spPr>
+                </pic:pic>
               </a:graphicData>
             </a:graphic>
           </wp:inline>
@@ -6540,19 +6580,25 @@
       </w:r>
     </w:p>
     <w:p>
-      <w:pPr>
-        <w:pStyle w:val="Legenda"/>
-      </w:pPr>
+      <w:r>
+        <w:t xml:space="preserve">Esse gráfico demonstra a idade do público; observa-se que a maioria dos participantes estão entre 17-18 </w:t>
+      </w:r>
+      <w:r>
+        <w:t>anos, enquanto o remanescente é maior do que os 30 anos de idade.</w:t>
+      </w:r>
     </w:p>
     <w:p>
       <w:pPr>
         <w:pStyle w:val="Legenda"/>
         <w:keepNext/>
       </w:pPr>
-      <w:bookmarkStart w:id="39" w:name="_Toc233221002"/>
+      <w:bookmarkStart w:id="38" w:name="_Toc233221002"/>
       <w:r>
         <w:lastRenderedPageBreak/>
-        <w:t xml:space="preserve">Grafico </w:t>
+        <w:t>Gráfico</w:t>
+      </w:r>
+      <w:r>
+        <w:t xml:space="preserve"> </w:t>
       </w:r>
       <w:r>
         <w:fldChar w:fldCharType="begin"/>
@@ -6573,29 +6619,62 @@
         <w:fldChar w:fldCharType="end"/>
       </w:r>
       <w:r>
-        <w:t>: Gostos</w:t>
-      </w:r>
-      <w:bookmarkEnd w:id="39"/>
-    </w:p>
-    <w:p>
-      <w:pPr>
-        <w:pStyle w:val="Legenda"/>
-        <w:keepNext/>
-      </w:pPr>
-      <w:r>
-        <w:rPr>
-          <w:noProof/>
-          <w:lang w:eastAsia="pt-BR"/>
-        </w:rPr>
+        <w:t xml:space="preserve">: </w:t>
+      </w:r>
+      <w:bookmarkEnd w:id="38"/>
+      <w:r>
+        <w:t>Gênero</w:t>
+      </w:r>
+    </w:p>
+    <w:p>
+      <w:pPr>
+        <w:pStyle w:val="ImagenseFontes"/>
+      </w:pPr>
+      <w:r>
         <w:drawing>
-          <wp:inline distT="0" distB="0" distL="0" distR="0" wp14:anchorId="2E031DD0" wp14:editId="07777777">
-            <wp:extent cx="5486400" cy="3200400"/>
+          <wp:inline distT="0" distB="0" distL="0" distR="0" wp14:anchorId="3ED8CC97" wp14:editId="633C8030">
+            <wp:extent cx="5760085" cy="2420703"/>
             <wp:effectExtent l="0" t="0" r="0" b="0"/>
-            <wp:docPr id="6" name="Gráfico 6"/>
-            <wp:cNvGraphicFramePr/>
+            <wp:docPr id="7" name="Imagem 7" descr="C:\Users\Aluno\AppData\Local\Microsoft\Windows\INetCache\Content.MSO\26C193AF.tmp"/>
+            <wp:cNvGraphicFramePr>
+              <a:graphicFrameLocks xmlns:a="http://schemas.openxmlformats.org/drawingml/2006/main" noChangeAspect="1"/>
+            </wp:cNvGraphicFramePr>
             <a:graphic xmlns:a="http://schemas.openxmlformats.org/drawingml/2006/main">
-              <a:graphicData uri="http://schemas.openxmlformats.org/drawingml/2006/chart">
-                <c:chart xmlns:c="http://schemas.openxmlformats.org/drawingml/2006/chart" xmlns:r="http://schemas.openxmlformats.org/officeDocument/2006/relationships" r:id="rId16"/>
+              <a:graphicData uri="http://schemas.openxmlformats.org/drawingml/2006/picture">
+                <pic:pic xmlns:pic="http://schemas.openxmlformats.org/drawingml/2006/picture">
+                  <pic:nvPicPr>
+                    <pic:cNvPr id="0" name="Picture 3" descr="C:\Users\Aluno\AppData\Local\Microsoft\Windows\INetCache\Content.MSO\26C193AF.tmp"/>
+                    <pic:cNvPicPr>
+                      <a:picLocks noChangeAspect="1" noChangeArrowheads="1"/>
+                    </pic:cNvPicPr>
+                  </pic:nvPicPr>
+                  <pic:blipFill>
+                    <a:blip r:embed="rId16" cstate="print">
+                      <a:extLst>
+                        <a:ext uri="{28A0092B-C50C-407E-A947-70E740481C1C}">
+                          <a14:useLocalDpi xmlns:a14="http://schemas.microsoft.com/office/drawing/2010/main" val="0"/>
+                        </a:ext>
+                      </a:extLst>
+                    </a:blip>
+                    <a:srcRect/>
+                    <a:stretch>
+                      <a:fillRect/>
+                    </a:stretch>
+                  </pic:blipFill>
+                  <pic:spPr bwMode="auto">
+                    <a:xfrm>
+                      <a:off x="0" y="0"/>
+                      <a:ext cx="5760085" cy="2420703"/>
+                    </a:xfrm>
+                    <a:prstGeom prst="rect">
+                      <a:avLst/>
+                    </a:prstGeom>
+                    <a:noFill/>
+                    <a:ln>
+                      <a:noFill/>
+                    </a:ln>
+                  </pic:spPr>
+                </pic:pic>
               </a:graphicData>
             </a:graphic>
           </wp:inline>
@@ -6611,43 +6690,11 @@
       </w:r>
     </w:p>
     <w:p>
-      <w:pPr>
-        <w:pStyle w:val="Legenda"/>
-      </w:pPr>
+      <w:r>
+        <w:t>De acordo a pergunta, a maioria do público possui o gênero feminino, com 54,2%, enquanto o gênero masculino é a minoria, com 37,5%. O remanescente porcentual preferiu não falar seu gênero.</w:t>
+      </w:r>
       <w:r>
         <w:br w:type="page"/>
-      </w:r>
-    </w:p>
-    <w:p>
-      <w:pPr>
-        <w:pStyle w:val="Ttulo1"/>
-      </w:pPr>
-      <w:bookmarkStart w:id="40" w:name="_Toc236896588"/>
-      <w:r>
-        <w:lastRenderedPageBreak/>
-        <w:t>ANÁLISE E SÍNTESE</w:t>
-      </w:r>
-      <w:bookmarkEnd w:id="40"/>
-    </w:p>
-    <w:p>
-      <w:pPr>
-        <w:pStyle w:val="Ttulo2"/>
-      </w:pPr>
-      <w:bookmarkStart w:id="41" w:name="_Toc236896589"/>
-      <w:r>
-        <w:t>Person</w:t>
-      </w:r>
-      <w:r>
-        <w:t>a</w:t>
-      </w:r>
-      <w:bookmarkEnd w:id="41"/>
-    </w:p>
-    <w:p>
-      <w:pPr>
-        <w:pStyle w:val="Citao"/>
-      </w:pPr>
-      <w:r>
-        <w:t>As personas são personagens ficcionais, criadas com base na síntese dos comportamentos observados dentre consumidores com perfis extremos. Traduzem motivações, desejos, expectativas e necessidades, que sintonizam características significativas dos públicos-alvo relevantes para os produtos e serviços das marcas e organizações. [...] Ao final, são atribuídos nomes, histórias e necessidades que contribuem para a personificação desses arquétipos.” (VIANNA et al., 2012, p. 80 apud COLLIER DE MENDONÇA et al., ANO).</w:t>
       </w:r>
     </w:p>
     <w:p>
@@ -6655,18 +6702,568 @@
         <w:pStyle w:val="Legenda"/>
         <w:keepNext/>
       </w:pPr>
+      <w:r>
+        <w:lastRenderedPageBreak/>
+        <w:t xml:space="preserve">Gráfico </w:t>
+      </w:r>
+      <w:r>
+        <w:t>3</w:t>
+      </w:r>
+      <w:r>
+        <w:t xml:space="preserve">: </w:t>
+      </w:r>
+      <w:r>
+        <w:t>Jogar videogames</w:t>
+      </w:r>
+    </w:p>
+    <w:p>
+      <w:pPr>
+        <w:pStyle w:val="ImagenseFontes"/>
+        <w:keepNext/>
+      </w:pPr>
+      <w:r>
+        <w:drawing>
+          <wp:inline distT="0" distB="0" distL="0" distR="0" wp14:anchorId="6A05A6A2" wp14:editId="544C796D">
+            <wp:extent cx="5760085" cy="2420703"/>
+            <wp:effectExtent l="0" t="0" r="0" b="0"/>
+            <wp:docPr id="10" name="Imagem 10" descr="C:\Users\Aluno\AppData\Local\Microsoft\Windows\INetCache\Content.MSO\832F5370.tmp"/>
+            <wp:cNvGraphicFramePr>
+              <a:graphicFrameLocks xmlns:a="http://schemas.openxmlformats.org/drawingml/2006/main" noChangeAspect="1"/>
+            </wp:cNvGraphicFramePr>
+            <a:graphic xmlns:a="http://schemas.openxmlformats.org/drawingml/2006/main">
+              <a:graphicData uri="http://schemas.openxmlformats.org/drawingml/2006/picture">
+                <pic:pic xmlns:pic="http://schemas.openxmlformats.org/drawingml/2006/picture">
+                  <pic:nvPicPr>
+                    <pic:cNvPr id="0" name="Picture 5" descr="C:\Users\Aluno\AppData\Local\Microsoft\Windows\INetCache\Content.MSO\832F5370.tmp"/>
+                    <pic:cNvPicPr>
+                      <a:picLocks noChangeAspect="1" noChangeArrowheads="1"/>
+                    </pic:cNvPicPr>
+                  </pic:nvPicPr>
+                  <pic:blipFill>
+                    <a:blip r:embed="rId17" cstate="print">
+                      <a:extLst>
+                        <a:ext uri="{28A0092B-C50C-407E-A947-70E740481C1C}">
+                          <a14:useLocalDpi xmlns:a14="http://schemas.microsoft.com/office/drawing/2010/main" val="0"/>
+                        </a:ext>
+                      </a:extLst>
+                    </a:blip>
+                    <a:srcRect/>
+                    <a:stretch>
+                      <a:fillRect/>
+                    </a:stretch>
+                  </pic:blipFill>
+                  <pic:spPr bwMode="auto">
+                    <a:xfrm>
+                      <a:off x="0" y="0"/>
+                      <a:ext cx="5760085" cy="2420703"/>
+                    </a:xfrm>
+                    <a:prstGeom prst="rect">
+                      <a:avLst/>
+                    </a:prstGeom>
+                    <a:noFill/>
+                    <a:ln>
+                      <a:noFill/>
+                    </a:ln>
+                  </pic:spPr>
+                </pic:pic>
+              </a:graphicData>
+            </a:graphic>
+          </wp:inline>
+        </w:drawing>
+      </w:r>
+    </w:p>
+    <w:p>
+      <w:pPr>
+        <w:pStyle w:val="Legenda"/>
+      </w:pPr>
+      <w:r>
+        <w:t>Fonte: Os Autores, 2026</w:t>
+      </w:r>
+    </w:p>
+    <w:p>
+      <w:r>
+        <w:t>Esse gráfico demonstra quantas pessoas jogam videogames, observa-se que a maioria das pessoas que responderam o formulário tem algum hábito de jogar videogames.</w:t>
+      </w:r>
+    </w:p>
+    <w:p>
+      <w:pPr>
+        <w:pStyle w:val="Legenda"/>
+        <w:keepNext/>
+      </w:pPr>
+      <w:r>
+        <w:t xml:space="preserve">Gráfico </w:t>
+      </w:r>
+      <w:r>
+        <w:t>4</w:t>
+      </w:r>
+      <w:r>
+        <w:t>: Jogar videogames</w:t>
+      </w:r>
+    </w:p>
+    <w:p>
+      <w:pPr>
+        <w:pStyle w:val="ImagenseFontes"/>
+      </w:pPr>
+      <w:r>
+        <w:drawing>
+          <wp:inline distT="0" distB="0" distL="0" distR="0" wp14:anchorId="1FFA93A5" wp14:editId="2C2D399E">
+            <wp:extent cx="5760085" cy="2420703"/>
+            <wp:effectExtent l="0" t="0" r="0" b="0"/>
+            <wp:docPr id="13" name="Imagem 13" descr="C:\Users\Aluno\AppData\Local\Microsoft\Windows\INetCache\Content.MSO\28A31FBC.tmp"/>
+            <wp:cNvGraphicFramePr>
+              <a:graphicFrameLocks xmlns:a="http://schemas.openxmlformats.org/drawingml/2006/main" noChangeAspect="1"/>
+            </wp:cNvGraphicFramePr>
+            <a:graphic xmlns:a="http://schemas.openxmlformats.org/drawingml/2006/main">
+              <a:graphicData uri="http://schemas.openxmlformats.org/drawingml/2006/picture">
+                <pic:pic xmlns:pic="http://schemas.openxmlformats.org/drawingml/2006/picture">
+                  <pic:nvPicPr>
+                    <pic:cNvPr id="0" name="Picture 12" descr="C:\Users\Aluno\AppData\Local\Microsoft\Windows\INetCache\Content.MSO\28A31FBC.tmp"/>
+                    <pic:cNvPicPr>
+                      <a:picLocks noChangeAspect="1" noChangeArrowheads="1"/>
+                    </pic:cNvPicPr>
+                  </pic:nvPicPr>
+                  <pic:blipFill>
+                    <a:blip r:embed="rId18" cstate="print">
+                      <a:extLst>
+                        <a:ext uri="{28A0092B-C50C-407E-A947-70E740481C1C}">
+                          <a14:useLocalDpi xmlns:a14="http://schemas.microsoft.com/office/drawing/2010/main" val="0"/>
+                        </a:ext>
+                      </a:extLst>
+                    </a:blip>
+                    <a:srcRect/>
+                    <a:stretch>
+                      <a:fillRect/>
+                    </a:stretch>
+                  </pic:blipFill>
+                  <pic:spPr bwMode="auto">
+                    <a:xfrm>
+                      <a:off x="0" y="0"/>
+                      <a:ext cx="5760085" cy="2420703"/>
+                    </a:xfrm>
+                    <a:prstGeom prst="rect">
+                      <a:avLst/>
+                    </a:prstGeom>
+                    <a:noFill/>
+                    <a:ln>
+                      <a:noFill/>
+                    </a:ln>
+                  </pic:spPr>
+                </pic:pic>
+              </a:graphicData>
+            </a:graphic>
+          </wp:inline>
+        </w:drawing>
+      </w:r>
+    </w:p>
+    <w:p>
+      <w:pPr>
+        <w:pStyle w:val="Legenda"/>
+      </w:pPr>
+      <w:r>
+        <w:t>Fonte: Os Autores, 2026</w:t>
+      </w:r>
+    </w:p>
+    <w:p>
+      <w:r>
+        <w:t xml:space="preserve">Esse gráfico demonstra quantas pessoas </w:t>
+      </w:r>
+      <w:r>
+        <w:t>desejam jogar</w:t>
+      </w:r>
+      <w:r>
+        <w:t xml:space="preserve"> videogames</w:t>
+      </w:r>
+      <w:r>
+        <w:t xml:space="preserve"> similares ao do apresentado</w:t>
+      </w:r>
+      <w:r>
+        <w:t xml:space="preserve">, observa-se que a maioria das pessoas que responderam o formulário tem algum </w:t>
+      </w:r>
+      <w:r>
+        <w:t xml:space="preserve">desejo </w:t>
+      </w:r>
+      <w:r>
+        <w:t xml:space="preserve">de jogar </w:t>
+      </w:r>
+      <w:r>
+        <w:t>projetos parecidos</w:t>
+      </w:r>
+      <w:r>
+        <w:t>.</w:t>
+      </w:r>
+    </w:p>
+    <w:p>
+      <w:pPr>
+        <w:pStyle w:val="Legenda"/>
+        <w:keepNext/>
+      </w:pPr>
+      <w:r>
+        <w:lastRenderedPageBreak/>
+        <w:t xml:space="preserve">Gráfico </w:t>
+      </w:r>
+      <w:r>
+        <w:t>5</w:t>
+      </w:r>
+      <w:r>
+        <w:t xml:space="preserve">: </w:t>
+      </w:r>
+      <w:r>
+        <w:t>Interesse no projeto</w:t>
+      </w:r>
+    </w:p>
+    <w:p>
+      <w:pPr>
+        <w:pStyle w:val="ImagenseFontes"/>
+      </w:pPr>
+      <w:r>
+        <w:drawing>
+          <wp:inline distT="0" distB="0" distL="0" distR="0" wp14:anchorId="33FA8D31" wp14:editId="277696B6">
+            <wp:extent cx="5760085" cy="2609329"/>
+            <wp:effectExtent l="0" t="0" r="0" b="635"/>
+            <wp:docPr id="16" name="Imagem 16" descr="C:\Users\Aluno\AppData\Local\Microsoft\Windows\INetCache\Content.MSO\987E6AC8.tmp"/>
+            <wp:cNvGraphicFramePr>
+              <a:graphicFrameLocks xmlns:a="http://schemas.openxmlformats.org/drawingml/2006/main" noChangeAspect="1"/>
+            </wp:cNvGraphicFramePr>
+            <a:graphic xmlns:a="http://schemas.openxmlformats.org/drawingml/2006/main">
+              <a:graphicData uri="http://schemas.openxmlformats.org/drawingml/2006/picture">
+                <pic:pic xmlns:pic="http://schemas.openxmlformats.org/drawingml/2006/picture">
+                  <pic:nvPicPr>
+                    <pic:cNvPr id="0" name="Picture 16" descr="C:\Users\Aluno\AppData\Local\Microsoft\Windows\INetCache\Content.MSO\987E6AC8.tmp"/>
+                    <pic:cNvPicPr>
+                      <a:picLocks noChangeAspect="1" noChangeArrowheads="1"/>
+                    </pic:cNvPicPr>
+                  </pic:nvPicPr>
+                  <pic:blipFill>
+                    <a:blip r:embed="rId19" cstate="print">
+                      <a:extLst>
+                        <a:ext uri="{28A0092B-C50C-407E-A947-70E740481C1C}">
+                          <a14:useLocalDpi xmlns:a14="http://schemas.microsoft.com/office/drawing/2010/main" val="0"/>
+                        </a:ext>
+                      </a:extLst>
+                    </a:blip>
+                    <a:srcRect/>
+                    <a:stretch>
+                      <a:fillRect/>
+                    </a:stretch>
+                  </pic:blipFill>
+                  <pic:spPr bwMode="auto">
+                    <a:xfrm>
+                      <a:off x="0" y="0"/>
+                      <a:ext cx="5760085" cy="2609329"/>
+                    </a:xfrm>
+                    <a:prstGeom prst="rect">
+                      <a:avLst/>
+                    </a:prstGeom>
+                    <a:noFill/>
+                    <a:ln>
+                      <a:noFill/>
+                    </a:ln>
+                  </pic:spPr>
+                </pic:pic>
+              </a:graphicData>
+            </a:graphic>
+          </wp:inline>
+        </w:drawing>
+      </w:r>
+    </w:p>
+    <w:p>
+      <w:pPr>
+        <w:pStyle w:val="Legenda"/>
+      </w:pPr>
+      <w:r>
+        <w:t>Fonte: Os Autores, 2026</w:t>
+      </w:r>
+    </w:p>
+    <w:p>
+      <w:r>
+        <w:t xml:space="preserve">Esse gráfico demonstra </w:t>
+      </w:r>
+      <w:r>
+        <w:t>a quantidade de pessoas que possuem algum desejo ou interesse no projeto que foi desenvolvido. Observa-se que a grande maioria (79,2%) possuem interesse no jogo.</w:t>
+      </w:r>
+    </w:p>
+    <w:p/>
+    <w:p>
+      <w:pPr>
+        <w:pStyle w:val="Legenda"/>
+        <w:keepNext/>
+      </w:pPr>
+      <w:r>
+        <w:t xml:space="preserve">Gráfico </w:t>
+      </w:r>
+      <w:r>
+        <w:t>6</w:t>
+      </w:r>
+      <w:r>
+        <w:t xml:space="preserve">: </w:t>
+      </w:r>
+      <w:r>
+        <w:t>Interesse sobre mecânica de facções</w:t>
+      </w:r>
+    </w:p>
+    <w:p>
+      <w:r>
+        <w:rPr>
+          <w:noProof/>
+          <w:lang w:eastAsia="pt-BR"/>
+        </w:rPr>
+        <w:drawing>
+          <wp:inline distT="0" distB="0" distL="0" distR="0" wp14:anchorId="0281F250" wp14:editId="58F1B743">
+            <wp:extent cx="5760085" cy="2609329"/>
+            <wp:effectExtent l="0" t="0" r="0" b="635"/>
+            <wp:docPr id="20" name="Imagem 20" descr="C:\Users\Aluno\AppData\Local\Microsoft\Windows\INetCache\Content.MSO\265CB7C2.tmp"/>
+            <wp:cNvGraphicFramePr>
+              <a:graphicFrameLocks xmlns:a="http://schemas.openxmlformats.org/drawingml/2006/main" noChangeAspect="1"/>
+            </wp:cNvGraphicFramePr>
+            <a:graphic xmlns:a="http://schemas.openxmlformats.org/drawingml/2006/main">
+              <a:graphicData uri="http://schemas.openxmlformats.org/drawingml/2006/picture">
+                <pic:pic xmlns:pic="http://schemas.openxmlformats.org/drawingml/2006/picture">
+                  <pic:nvPicPr>
+                    <pic:cNvPr id="0" name="Picture 22" descr="C:\Users\Aluno\AppData\Local\Microsoft\Windows\INetCache\Content.MSO\265CB7C2.tmp"/>
+                    <pic:cNvPicPr>
+                      <a:picLocks noChangeAspect="1" noChangeArrowheads="1"/>
+                    </pic:cNvPicPr>
+                  </pic:nvPicPr>
+                  <pic:blipFill>
+                    <a:blip r:embed="rId20" cstate="print">
+                      <a:extLst>
+                        <a:ext uri="{28A0092B-C50C-407E-A947-70E740481C1C}">
+                          <a14:useLocalDpi xmlns:a14="http://schemas.microsoft.com/office/drawing/2010/main" val="0"/>
+                        </a:ext>
+                      </a:extLst>
+                    </a:blip>
+                    <a:srcRect/>
+                    <a:stretch>
+                      <a:fillRect/>
+                    </a:stretch>
+                  </pic:blipFill>
+                  <pic:spPr bwMode="auto">
+                    <a:xfrm>
+                      <a:off x="0" y="0"/>
+                      <a:ext cx="5760085" cy="2609329"/>
+                    </a:xfrm>
+                    <a:prstGeom prst="rect">
+                      <a:avLst/>
+                    </a:prstGeom>
+                    <a:noFill/>
+                    <a:ln>
+                      <a:noFill/>
+                    </a:ln>
+                  </pic:spPr>
+                </pic:pic>
+              </a:graphicData>
+            </a:graphic>
+          </wp:inline>
+        </w:drawing>
+      </w:r>
+    </w:p>
+    <w:p>
+      <w:pPr>
+        <w:pStyle w:val="ImagenseFontes"/>
+      </w:pPr>
+    </w:p>
+    <w:p>
+      <w:pPr>
+        <w:pStyle w:val="Legenda"/>
+      </w:pPr>
+      <w:r>
+        <w:t>Fonte: Os Autores, 2026</w:t>
+      </w:r>
+    </w:p>
+    <w:p>
+      <w:r>
+        <w:t>Esse gráfico demonstra a quantidade de pessoas que possuem algum d</w:t>
+      </w:r>
+      <w:r>
+        <w:t>esejo ou interesse em uma das mecânicas que integram o projeto.</w:t>
+      </w:r>
+      <w:r>
+        <w:t xml:space="preserve"> Observa-se que a grande maioria (79,2%) possuem interesse </w:t>
+      </w:r>
+      <w:r>
+        <w:t>nesse aspecto</w:t>
+      </w:r>
+      <w:r>
+        <w:t>.</w:t>
+      </w:r>
+    </w:p>
+    <w:p>
+      <w:pPr>
+        <w:pStyle w:val="Legenda"/>
+        <w:keepNext/>
+      </w:pPr>
+      <w:r>
+        <w:lastRenderedPageBreak/>
+        <w:t xml:space="preserve">Gráfico </w:t>
+      </w:r>
+      <w:r>
+        <w:t>7</w:t>
+      </w:r>
+      <w:r>
+        <w:t xml:space="preserve">: Interesse sobre </w:t>
+      </w:r>
+      <w:r>
+        <w:t>mecânica</w:t>
+      </w:r>
+      <w:bookmarkStart w:id="39" w:name="_GoBack"/>
+      <w:bookmarkEnd w:id="39"/>
+      <w:r>
+        <w:t>s de jogo</w:t>
+      </w:r>
+    </w:p>
+    <w:p>
+      <w:r>
+        <w:rPr>
+          <w:noProof/>
+          <w:lang w:eastAsia="pt-BR"/>
+        </w:rPr>
+        <w:drawing>
+          <wp:inline distT="0" distB="0" distL="0" distR="0" wp14:anchorId="5A6FB39A" wp14:editId="1A57BC59">
+            <wp:extent cx="5760085" cy="2609329"/>
+            <wp:effectExtent l="0" t="0" r="0" b="635"/>
+            <wp:docPr id="22" name="Imagem 22" descr="C:\Users\Aluno\AppData\Local\Microsoft\Windows\INetCache\Content.MSO\45C86D20.tmp"/>
+            <wp:cNvGraphicFramePr>
+              <a:graphicFrameLocks xmlns:a="http://schemas.openxmlformats.org/drawingml/2006/main" noChangeAspect="1"/>
+            </wp:cNvGraphicFramePr>
+            <a:graphic xmlns:a="http://schemas.openxmlformats.org/drawingml/2006/main">
+              <a:graphicData uri="http://schemas.openxmlformats.org/drawingml/2006/picture">
+                <pic:pic xmlns:pic="http://schemas.openxmlformats.org/drawingml/2006/picture">
+                  <pic:nvPicPr>
+                    <pic:cNvPr id="0" name="Picture 24" descr="C:\Users\Aluno\AppData\Local\Microsoft\Windows\INetCache\Content.MSO\45C86D20.tmp"/>
+                    <pic:cNvPicPr>
+                      <a:picLocks noChangeAspect="1" noChangeArrowheads="1"/>
+                    </pic:cNvPicPr>
+                  </pic:nvPicPr>
+                  <pic:blipFill>
+                    <a:blip r:embed="rId21" cstate="print">
+                      <a:extLst>
+                        <a:ext uri="{28A0092B-C50C-407E-A947-70E740481C1C}">
+                          <a14:useLocalDpi xmlns:a14="http://schemas.microsoft.com/office/drawing/2010/main" val="0"/>
+                        </a:ext>
+                      </a:extLst>
+                    </a:blip>
+                    <a:srcRect/>
+                    <a:stretch>
+                      <a:fillRect/>
+                    </a:stretch>
+                  </pic:blipFill>
+                  <pic:spPr bwMode="auto">
+                    <a:xfrm>
+                      <a:off x="0" y="0"/>
+                      <a:ext cx="5760085" cy="2609329"/>
+                    </a:xfrm>
+                    <a:prstGeom prst="rect">
+                      <a:avLst/>
+                    </a:prstGeom>
+                    <a:noFill/>
+                    <a:ln>
+                      <a:noFill/>
+                    </a:ln>
+                  </pic:spPr>
+                </pic:pic>
+              </a:graphicData>
+            </a:graphic>
+          </wp:inline>
+        </w:drawing>
+      </w:r>
+    </w:p>
+    <w:p>
+      <w:pPr>
+        <w:pStyle w:val="ImagenseFontes"/>
+      </w:pPr>
+    </w:p>
+    <w:p>
+      <w:pPr>
+        <w:pStyle w:val="Legenda"/>
+      </w:pPr>
+      <w:r>
+        <w:t>Fonte: Os Autores, 2026</w:t>
+      </w:r>
+    </w:p>
+    <w:p>
+      <w:r>
+        <w:t>Esse gráfico demonstra a quantidade de pessoas que possuem algum desejo ou interesse em uma das mecânicas que integram o projeto. Observa-se que a grande maioria (</w:t>
+      </w:r>
+      <w:r>
+        <w:t>75</w:t>
+      </w:r>
+      <w:r>
+        <w:t xml:space="preserve">%) possuem interesse </w:t>
+      </w:r>
+      <w:r>
+        <w:t>nessas mecânicas de jogo</w:t>
+      </w:r>
+      <w:r>
+        <w:t>.</w:t>
+      </w:r>
+    </w:p>
+    <w:p/>
+    <w:p/>
+    <w:p/>
+    <w:p/>
+    <w:p/>
+    <w:p>
+      <w:pPr>
+        <w:pStyle w:val="Ttulo1"/>
+      </w:pPr>
+      <w:bookmarkStart w:id="40" w:name="_Toc236896588"/>
+      <w:r>
+        <w:t>ANÁLISE E SÍNTESE</w:t>
+      </w:r>
+      <w:bookmarkEnd w:id="40"/>
+    </w:p>
+    <w:p>
+      <w:pPr>
+        <w:pStyle w:val="Ttulo2"/>
+      </w:pPr>
+      <w:bookmarkStart w:id="41" w:name="_Toc236896589"/>
+      <w:r>
+        <w:t>Person</w:t>
+      </w:r>
+      <w:r>
+        <w:t>a</w:t>
+      </w:r>
+      <w:bookmarkEnd w:id="41"/>
+    </w:p>
+    <w:p>
+      <w:pPr>
+        <w:pStyle w:val="Citao"/>
+      </w:pPr>
+      <w:r>
+        <w:t>As personas são personagens ficcionais, criadas com base na síntese dos comportamentos observados dentre consumidores com perfis extremos. Traduzem motivações, desejos, expectativas e necessidades, que sintonizam características significativas dos públicos-alvo relevantes para os produtos e serviços das marcas e organizações. [...] Ao final, são atribuídos nomes, histórias e necessidades que contribuem para a personificação desses arquétipos.” (VIANNA et al., 2012, p. 80 apud COLLIER DE MENDONÇA et al., ANO).</w:t>
+      </w:r>
+    </w:p>
+    <w:p>
+      <w:pPr>
+        <w:pStyle w:val="Legenda"/>
+        <w:keepNext/>
+      </w:pPr>
       <w:bookmarkStart w:id="42" w:name="_Toc233220998"/>
       <w:r>
+        <w:lastRenderedPageBreak/>
         <w:t xml:space="preserve">Figura </w:t>
       </w:r>
-      <w:fldSimple w:instr=" SEQ Figura \* ARABIC ">
-        <w:r>
-          <w:rPr>
-            <w:noProof/>
-          </w:rPr>
-          <w:t>2</w:t>
-        </w:r>
-      </w:fldSimple>
+      <w:r>
+        <w:fldChar w:fldCharType="begin"/>
+      </w:r>
+      <w:r>
+        <w:instrText xml:space="preserve"> SEQ Figura \* ARABIC </w:instrText>
+      </w:r>
+      <w:r>
+        <w:fldChar w:fldCharType="separate"/>
+      </w:r>
+      <w:r>
+        <w:rPr>
+          <w:noProof/>
+        </w:rPr>
+        <w:t>2</w:t>
+      </w:r>
+      <w:r>
+        <w:rPr>
+          <w:noProof/>
+        </w:rPr>
+        <w:fldChar w:fldCharType="end"/>
+      </w:r>
       <w:r>
         <w:t>: Personas</w:t>
       </w:r>
@@ -6695,7 +7292,7 @@
                     </pic:cNvPicPr>
                   </pic:nvPicPr>
                   <pic:blipFill>
-                    <a:blip r:embed="rId17" cstate="print">
+                    <a:blip r:embed="rId22" cstate="print">
                       <a:extLst>
                         <a:ext uri="{28A0092B-C50C-407E-A947-70E740481C1C}">
                           <a14:useLocalDpi xmlns:a14="http://schemas.microsoft.com/office/drawing/2010/main" val="0"/>
@@ -6752,11 +7349,7 @@
     </w:p>
     <w:p>
       <w:r>
-        <w:t xml:space="preserve">Ambas personas gostariam de perseguir o conhecimento, porém, a indisponibilidade para pesquisa não permitem um estudo prático, a gamificação emerge como uma estratégia crucial para esse problema, com sua interface familiar e atraente, o estudo de temas relacionados podem ser facilitados e condensados de </w:t>
-      </w:r>
-      <w:r>
-        <w:lastRenderedPageBreak/>
-        <w:t>forma prática, criando um hábito natural e rapido no individuo além de auxilia-lo em sua vida pessoal.</w:t>
+        <w:t>Ambas personas gostariam de perseguir o conhecimento, porém, a indisponibilidade para pesquisa não permitem um estudo prático, a gamificação emerge como uma estratégia crucial para esse problema, com sua interface familiar e atraente, o estudo de temas relacionados podem ser facilitados e condensados de forma prática, criando um hábito natural e rapido no individuo além de auxilia-lo em sua vida pessoal.</w:t>
       </w:r>
       <w:r>
         <w:br w:type="page"/>
@@ -7317,14 +7910,27 @@
         <w:lastRenderedPageBreak/>
         <w:t xml:space="preserve">Figura </w:t>
       </w:r>
-      <w:fldSimple w:instr=" SEQ Figura \* ARABIC ">
-        <w:r>
-          <w:rPr>
-            <w:noProof/>
-          </w:rPr>
-          <w:t>3</w:t>
-        </w:r>
-      </w:fldSimple>
+      <w:r>
+        <w:fldChar w:fldCharType="begin"/>
+      </w:r>
+      <w:r>
+        <w:instrText xml:space="preserve"> SEQ Figura \* ARABIC </w:instrText>
+      </w:r>
+      <w:r>
+        <w:fldChar w:fldCharType="separate"/>
+      </w:r>
+      <w:r>
+        <w:rPr>
+          <w:noProof/>
+        </w:rPr>
+        <w:t>3</w:t>
+      </w:r>
+      <w:r>
+        <w:rPr>
+          <w:noProof/>
+        </w:rPr>
+        <w:fldChar w:fldCharType="end"/>
+      </w:r>
       <w:r>
         <w:t>: Golden Circle</w:t>
       </w:r>
@@ -7354,7 +7960,7 @@
                     </pic:cNvPicPr>
                   </pic:nvPicPr>
                   <pic:blipFill>
-                    <a:blip r:embed="rId18">
+                    <a:blip r:embed="rId23">
                       <a:extLst>
                         <a:ext uri="{28A0092B-C50C-407E-A947-70E740481C1C}">
                           <a14:useLocalDpi xmlns:a14="http://schemas.microsoft.com/office/drawing/2010/main" val="0"/>
@@ -7684,7 +8290,7 @@
         </w:rPr>
         <w:t xml:space="preserve"> Disponível em: </w:t>
       </w:r>
-      <w:hyperlink r:id="rId19">
+      <w:hyperlink r:id="rId24">
         <w:r>
           <w:rPr>
             <w:rStyle w:val="Hyperlink"/>
@@ -7756,7 +8362,7 @@
         </w:rPr>
         <w:t xml:space="preserve">. Disponível em:  </w:t>
       </w:r>
-      <w:hyperlink r:id="rId20">
+      <w:hyperlink r:id="rId25">
         <w:r>
           <w:rPr>
             <w:rStyle w:val="Hyperlink"/>
@@ -7826,7 +8432,7 @@
         </w:rPr>
         <w:t xml:space="preserve">. Disponível em: </w:t>
       </w:r>
-      <w:hyperlink r:id="rId21">
+      <w:hyperlink r:id="rId26">
         <w:r>
           <w:rPr>
             <w:rStyle w:val="Hyperlink"/>
@@ -7907,7 +8513,7 @@
         </w:rPr>
         <w:t xml:space="preserve">. Disponível em: &lt; </w:t>
       </w:r>
-      <w:hyperlink r:id="rId22">
+      <w:hyperlink r:id="rId27">
         <w:r>
           <w:rPr>
             <w:rStyle w:val="Hyperlink"/>
@@ -7967,7 +8573,7 @@
         </w:rPr>
         <w:t xml:space="preserve">. Disponível em: </w:t>
       </w:r>
-      <w:hyperlink r:id="rId23">
+      <w:hyperlink r:id="rId28">
         <w:r>
           <w:rPr>
             <w:rStyle w:val="Hyperlink"/>
@@ -8054,7 +8660,7 @@
         </w:rPr>
         <w:t xml:space="preserve">. Disponível em: </w:t>
       </w:r>
-      <w:hyperlink r:id="rId24">
+      <w:hyperlink r:id="rId29">
         <w:r>
           <w:rPr>
             <w:rStyle w:val="Hyperlink"/>
@@ -8138,7 +8744,7 @@
         </w:rPr>
         <w:t xml:space="preserve">. Disponível em: </w:t>
       </w:r>
-      <w:hyperlink r:id="rId25">
+      <w:hyperlink r:id="rId30">
         <w:r>
           <w:rPr>
             <w:rStyle w:val="Hyperlink"/>
@@ -8212,7 +8818,7 @@
         </w:rPr>
         <w:t xml:space="preserve">. Disponível em: </w:t>
       </w:r>
-      <w:hyperlink r:id="rId26">
+      <w:hyperlink r:id="rId31">
         <w:r>
           <w:rPr>
             <w:rStyle w:val="Hyperlink"/>
@@ -8297,7 +8903,7 @@
         </w:rPr>
         <w:t xml:space="preserve">. Disponível em: </w:t>
       </w:r>
-      <w:hyperlink r:id="rId27">
+      <w:hyperlink r:id="rId32">
         <w:r>
           <w:rPr>
             <w:rStyle w:val="Hyperlink"/>
@@ -8381,7 +8987,7 @@
         </w:rPr>
         <w:t xml:space="preserve">. Disponível em: </w:t>
       </w:r>
-      <w:hyperlink r:id="rId28">
+      <w:hyperlink r:id="rId33">
         <w:r>
           <w:rPr>
             <w:rStyle w:val="Hyperlink"/>
@@ -8457,7 +9063,7 @@
         </w:rPr>
         <w:t xml:space="preserve">. Disponível em: </w:t>
       </w:r>
-      <w:hyperlink r:id="rId29">
+      <w:hyperlink r:id="rId34">
         <w:r>
           <w:rPr>
             <w:rStyle w:val="Hyperlink"/>
@@ -8513,7 +9119,7 @@
         </w:rPr>
         <w:t xml:space="preserve">. Disponível em: </w:t>
       </w:r>
-      <w:hyperlink r:id="rId30">
+      <w:hyperlink r:id="rId35">
         <w:r>
           <w:rPr>
             <w:rStyle w:val="Hyperlink"/>
@@ -8597,7 +9203,7 @@
         </w:rPr>
         <w:t xml:space="preserve"> em: </w:t>
       </w:r>
-      <w:hyperlink r:id="rId31">
+      <w:hyperlink r:id="rId36">
         <w:r>
           <w:rPr>
             <w:rStyle w:val="Hyperlink"/>
@@ -8659,7 +9265,7 @@
         </w:rPr>
         <w:t xml:space="preserve">. Disponível em: </w:t>
       </w:r>
-      <w:hyperlink r:id="rId32">
+      <w:hyperlink r:id="rId37">
         <w:r>
           <w:rPr>
             <w:rStyle w:val="Hyperlink"/>
@@ -8723,7 +9329,7 @@
         </w:rPr>
         <w:t xml:space="preserve"> Disponível em: </w:t>
       </w:r>
-      <w:hyperlink r:id="rId33">
+      <w:hyperlink r:id="rId38">
         <w:r>
           <w:rPr>
             <w:rStyle w:val="Hyperlink"/>
@@ -8784,7 +9390,7 @@
         </w:rPr>
         <w:t xml:space="preserve">Disponível em: </w:t>
       </w:r>
-      <w:hyperlink r:id="rId34">
+      <w:hyperlink r:id="rId39">
         <w:r>
           <w:rPr>
             <w:rStyle w:val="Hyperlink"/>
@@ -8839,7 +9445,7 @@
         </w:rPr>
         <w:t xml:space="preserve"> Disponível em: </w:t>
       </w:r>
-      <w:hyperlink r:id="rId35">
+      <w:hyperlink r:id="rId40">
         <w:r>
           <w:rPr>
             <w:rStyle w:val="Hyperlink"/>
@@ -8919,7 +9525,7 @@
         </w:rPr>
         <w:t xml:space="preserve">. Disponível em: </w:t>
       </w:r>
-      <w:hyperlink r:id="rId36" w:history="1">
+      <w:hyperlink r:id="rId41" w:history="1">
         <w:r>
           <w:rPr>
             <w:rStyle w:val="Hyperlink"/>
@@ -9038,7 +9644,7 @@
         </w:rPr>
         <w:t xml:space="preserve"> Disponível em: </w:t>
       </w:r>
-      <w:hyperlink r:id="rId37" w:history="1">
+      <w:hyperlink r:id="rId42" w:history="1">
         <w:r>
           <w:rPr>
             <w:rStyle w:val="Hyperlink"/>
@@ -9349,7 +9955,7 @@
         </w:rPr>
         <w:t xml:space="preserve"> </w:t>
       </w:r>
-      <w:hyperlink r:id="rId38" w:history="1">
+      <w:hyperlink r:id="rId43" w:history="1">
         <w:r>
           <w:rPr>
             <w:rStyle w:val="Hyperlink"/>
@@ -9490,7 +10096,7 @@
         </w:rPr>
         <w:t xml:space="preserve">. Disponível em: </w:t>
       </w:r>
-      <w:hyperlink r:id="rId39" w:history="1">
+      <w:hyperlink r:id="rId44" w:history="1">
         <w:r>
           <w:rPr>
             <w:rStyle w:val="Hyperlink"/>
@@ -9644,7 +10250,7 @@
         </w:rPr>
         <w:t xml:space="preserve">. Disponível em: </w:t>
       </w:r>
-      <w:hyperlink r:id="rId40" w:history="1">
+      <w:hyperlink r:id="rId45" w:history="1">
         <w:r>
           <w:rPr>
             <w:rStyle w:val="Hyperlink"/>
@@ -9768,7 +10374,7 @@
         </w:rPr>
         <w:t xml:space="preserve"> Disponível em: </w:t>
       </w:r>
-      <w:hyperlink r:id="rId41">
+      <w:hyperlink r:id="rId46">
         <w:r>
           <w:rPr>
             <w:rStyle w:val="Hyperlink"/>
@@ -9853,7 +10459,7 @@
         </w:rPr>
         <w:t xml:space="preserve"> </w:t>
       </w:r>
-      <w:hyperlink r:id="rId42">
+      <w:hyperlink r:id="rId47">
         <w:r>
           <w:rPr>
             <w:rStyle w:val="Hyperlink"/>
@@ -9923,7 +10529,7 @@
         </w:rPr>
         <w:t xml:space="preserve">. Disponível em: </w:t>
       </w:r>
-      <w:hyperlink r:id="rId43">
+      <w:hyperlink r:id="rId48">
         <w:r>
           <w:rPr>
             <w:rStyle w:val="Hyperlink"/>
@@ -9984,7 +10590,7 @@
         </w:rPr>
         <w:t xml:space="preserve">. Disponível em: </w:t>
       </w:r>
-      <w:hyperlink r:id="rId44">
+      <w:hyperlink r:id="rId49">
         <w:r>
           <w:rPr>
             <w:rStyle w:val="Hyperlink"/>
@@ -10066,7 +10672,7 @@
         </w:rPr>
         <w:t xml:space="preserve"> </w:t>
       </w:r>
-      <w:hyperlink r:id="rId45">
+      <w:hyperlink r:id="rId50">
         <w:r>
           <w:rPr>
             <w:rStyle w:val="Hyperlink"/>
@@ -10141,7 +10747,7 @@
         </w:rPr>
         <w:t xml:space="preserve"> </w:t>
       </w:r>
-      <w:hyperlink r:id="rId46">
+      <w:hyperlink r:id="rId51">
         <w:r>
           <w:rPr>
             <w:rStyle w:val="Hyperlink"/>
@@ -10203,7 +10809,7 @@
         </w:rPr>
         <w:t xml:space="preserve">Disponível em: </w:t>
       </w:r>
-      <w:hyperlink r:id="rId47">
+      <w:hyperlink r:id="rId52">
         <w:r>
           <w:rPr>
             <w:rStyle w:val="Hyperlink"/>
@@ -10267,7 +10873,7 @@
         </w:rPr>
         <w:t xml:space="preserve">. Disponível em: </w:t>
       </w:r>
-      <w:hyperlink r:id="rId48">
+      <w:hyperlink r:id="rId53">
         <w:r>
           <w:rPr>
             <w:rStyle w:val="Hyperlink"/>
@@ -10349,7 +10955,7 @@
         </w:rPr>
         <w:t xml:space="preserve"> Disponível em: </w:t>
       </w:r>
-      <w:hyperlink r:id="rId49">
+      <w:hyperlink r:id="rId54">
         <w:r>
           <w:rPr>
             <w:rStyle w:val="Hyperlink"/>
@@ -10428,7 +11034,7 @@
         </w:rPr>
         <w:t xml:space="preserve">. Disponível em: </w:t>
       </w:r>
-      <w:hyperlink r:id="rId50">
+      <w:hyperlink r:id="rId55">
         <w:r>
           <w:rPr>
             <w:rStyle w:val="Hyperlink"/>
@@ -10481,7 +11087,7 @@
         </w:rPr>
         <w:t xml:space="preserve">. Disponível em: </w:t>
       </w:r>
-      <w:hyperlink r:id="rId51">
+      <w:hyperlink r:id="rId56">
         <w:r>
           <w:rPr>
             <w:rStyle w:val="Hyperlink"/>
@@ -10546,7 +11152,7 @@
         </w:rPr>
         <w:t xml:space="preserve">. Disponível em: </w:t>
       </w:r>
-      <w:hyperlink r:id="rId52">
+      <w:hyperlink r:id="rId57">
         <w:r>
           <w:rPr>
             <w:rStyle w:val="Hyperlink"/>
@@ -10619,7 +11225,7 @@
         </w:rPr>
         <w:t xml:space="preserve">Disponível em: </w:t>
       </w:r>
-      <w:hyperlink r:id="rId53">
+      <w:hyperlink r:id="rId58">
         <w:r>
           <w:rPr>
             <w:rStyle w:val="Hyperlink"/>
@@ -10688,7 +11294,7 @@
         </w:rPr>
         <w:t xml:space="preserve"> </w:t>
       </w:r>
-      <w:hyperlink r:id="rId54">
+      <w:hyperlink r:id="rId59">
         <w:r>
           <w:rPr>
             <w:rStyle w:val="Hyperlink"/>
@@ -10782,7 +11388,7 @@
         </w:rPr>
         <w:t xml:space="preserve">(1), 9–28. Disponível em: </w:t>
       </w:r>
-      <w:hyperlink r:id="rId55">
+      <w:hyperlink r:id="rId60">
         <w:r>
           <w:rPr>
             <w:rStyle w:val="Hyperlink"/>
@@ -10850,7 +11456,7 @@
         </w:rPr>
         <w:t xml:space="preserve">, São Paulo, v. 19, n. 2, p. 233-241, 2015. Disponível em: </w:t>
       </w:r>
-      <w:hyperlink r:id="rId56">
+      <w:hyperlink r:id="rId61">
         <w:r>
           <w:rPr>
             <w:rStyle w:val="Hyperlink"/>
@@ -10918,7 +11524,7 @@
         </w:rPr>
         <w:t xml:space="preserve">, v. 1, p. 2506–2522, 2024. Disponível em: </w:t>
       </w:r>
-      <w:hyperlink r:id="rId57">
+      <w:hyperlink r:id="rId62">
         <w:r>
           <w:rPr>
             <w:rStyle w:val="Hyperlink"/>
@@ -11007,7 +11613,7 @@
         </w:rPr>
         <w:t xml:space="preserve">, v. 49, n. 3, p. 86–101, 2025. DOI: 10.62507/issn.2176-6479.v49i3.756. Disponível em: </w:t>
       </w:r>
-      <w:hyperlink r:id="rId58">
+      <w:hyperlink r:id="rId63">
         <w:r>
           <w:rPr>
             <w:rStyle w:val="Hyperlink"/>
@@ -11082,7 +11688,7 @@
         </w:rPr>
         <w:t xml:space="preserve">. Disponível em: </w:t>
       </w:r>
-      <w:hyperlink r:id="rId59" w:history="1">
+      <w:hyperlink r:id="rId64" w:history="1">
         <w:r>
           <w:rPr>
             <w:rStyle w:val="Hyperlink"/>
@@ -11251,7 +11857,7 @@
         </w:rPr>
         <w:t xml:space="preserve">Disponível em: </w:t>
       </w:r>
-      <w:hyperlink r:id="rId60" w:history="1">
+      <w:hyperlink r:id="rId65" w:history="1">
         <w:r>
           <w:rPr>
             <w:rStyle w:val="Hyperlink"/>
@@ -11415,7 +12021,7 @@
         </w:rPr>
         <w:t xml:space="preserve">. Disponível em: </w:t>
       </w:r>
-      <w:hyperlink r:id="rId61" w:history="1">
+      <w:hyperlink r:id="rId66" w:history="1">
         <w:r>
           <w:rPr>
             <w:rStyle w:val="Hyperlink"/>
@@ -11493,8 +12099,8 @@
       </w:pPr>
     </w:p>
     <w:sectPr>
-      <w:headerReference w:type="default" r:id="rId62"/>
-      <w:footerReference w:type="default" r:id="rId63"/>
+      <w:headerReference w:type="default" r:id="rId67"/>
+      <w:footerReference w:type="default" r:id="rId68"/>
       <w:pgSz w:w="11906" w:h="16838"/>
       <w:pgMar w:top="1701" w:right="1134" w:bottom="1134" w:left="1701" w:header="709" w:footer="709" w:gutter="0"/>
       <w:pgNumType w:start="1"/>
@@ -11749,7 +12355,7 @@
       </w:r>
     </w:p>
   </w:comment>
-  <w:comment w:id="30" w:author="Prof" w:date="2026-06-11T10:40:00Z" w:initials="P">
+  <w:comment w:id="29" w:author="Prof" w:date="2026-06-11T10:40:00Z" w:initials="P">
     <w:p>
       <w:pPr>
         <w:pStyle w:val="Textodecomentrio"/>
@@ -11771,7 +12377,7 @@
       </w:pPr>
     </w:p>
   </w:comment>
-  <w:comment w:id="31" w:author="USER" w:date="2026-06-24T19:47:00Z" w:initials="U">
+  <w:comment w:id="30" w:author="USER" w:date="2026-06-24T19:47:00Z" w:initials="U">
     <w:p>
       <w:pPr>
         <w:pStyle w:val="Textodecomentrio"/>
@@ -11787,7 +12393,7 @@
       </w:r>
     </w:p>
   </w:comment>
-  <w:comment w:id="35" w:author="Prof" w:date="2026-06-11T10:39:00Z" w:initials="P">
+  <w:comment w:id="34" w:author="Prof" w:date="2026-06-11T10:39:00Z" w:initials="P">
     <w:p>
       <w:pPr>
         <w:pStyle w:val="Textodecomentrio"/>
@@ -11803,7 +12409,7 @@
       </w:r>
     </w:p>
   </w:comment>
-  <w:comment w:id="36" w:author="USER" w:date="2026-06-24T19:47:00Z" w:initials="U">
+  <w:comment w:id="35" w:author="USER" w:date="2026-06-24T19:47:00Z" w:initials="U">
     <w:p>
       <w:pPr>
         <w:pStyle w:val="Textodecomentrio"/>
@@ -12323,7 +12929,6 @@
         <w:docPartUnique/>
       </w:docPartObj>
     </w:sdtPr>
-    <w:sdtEndPr/>
     <w:sdtContent>
       <w:p>
         <w:pPr>
@@ -12343,7 +12948,7 @@
           <w:rPr>
             <w:noProof/>
           </w:rPr>
-          <w:t>5</w:t>
+          <w:t>20</w:t>
         </w:r>
         <w:r>
           <w:fldChar w:fldCharType="end"/>
@@ -13494,7 +14099,6 @@
   <w:style w:type="character" w:default="1" w:styleId="Fontepargpadro">
     <w:name w:val="Default Paragraph Font"/>
     <w:uiPriority w:val="1"/>
-    <w:semiHidden/>
     <w:unhideWhenUsed/>
   </w:style>
   <w:style w:type="table" w:default="1" w:styleId="Tabelanormal">
@@ -14135,1737 +14739,6 @@
 </w:styles>
 </file>
 
-<file path=word/charts/chart1.xml><?xml version="1.0" encoding="utf-8"?>
-<c:chartSpace xmlns:c="http://schemas.openxmlformats.org/drawingml/2006/chart" xmlns:a="http://schemas.openxmlformats.org/drawingml/2006/main" xmlns:r="http://schemas.openxmlformats.org/officeDocument/2006/relationships" xmlns:c16r2="http://schemas.microsoft.com/office/drawing/2015/06/chart">
-  <c:date1904 val="0"/>
-  <c:lang val="pt-BR"/>
-  <c:roundedCorners val="0"/>
-  <mc:AlternateContent xmlns:mc="http://schemas.openxmlformats.org/markup-compatibility/2006">
-    <mc:Choice xmlns:c14="http://schemas.microsoft.com/office/drawing/2007/8/2/chart" Requires="c14">
-      <c14:style val="102"/>
-    </mc:Choice>
-    <mc:Fallback>
-      <c:style val="2"/>
-    </mc:Fallback>
-  </mc:AlternateContent>
-  <c:chart>
-    <c:title>
-      <c:overlay val="0"/>
-      <c:spPr>
-        <a:noFill/>
-        <a:ln>
-          <a:noFill/>
-        </a:ln>
-        <a:effectLst/>
-      </c:spPr>
-      <c:txPr>
-        <a:bodyPr rot="0" spcFirstLastPara="1" vertOverflow="ellipsis" vert="horz" wrap="square" anchor="ctr" anchorCtr="1"/>
-        <a:lstStyle/>
-        <a:p>
-          <a:pPr>
-            <a:defRPr sz="1800" b="1" i="0" u="none" strike="noStrike" kern="1200" cap="all" spc="150" baseline="0">
-              <a:solidFill>
-                <a:schemeClr val="tx1">
-                  <a:lumMod val="50000"/>
-                  <a:lumOff val="50000"/>
-                </a:schemeClr>
-              </a:solidFill>
-              <a:latin typeface="+mn-lt"/>
-              <a:ea typeface="+mn-ea"/>
-              <a:cs typeface="+mn-cs"/>
-            </a:defRPr>
-          </a:pPr>
-          <a:endParaRPr lang="pt-BR"/>
-        </a:p>
-      </c:txPr>
-    </c:title>
-    <c:autoTitleDeleted val="0"/>
-    <c:plotArea>
-      <c:layout/>
-      <c:pieChart>
-        <c:varyColors val="1"/>
-        <c:ser>
-          <c:idx val="0"/>
-          <c:order val="0"/>
-          <c:tx>
-            <c:strRef>
-              <c:f>Planilha1!$B$1</c:f>
-              <c:strCache>
-                <c:ptCount val="1"/>
-                <c:pt idx="0">
-                  <c:v>Idade</c:v>
-                </c:pt>
-              </c:strCache>
-            </c:strRef>
-          </c:tx>
-          <c:dPt>
-            <c:idx val="0"/>
-            <c:bubble3D val="0"/>
-            <c:spPr>
-              <a:pattFill prst="ltUpDiag">
-                <a:fgClr>
-                  <a:schemeClr val="accent1"/>
-                </a:fgClr>
-                <a:bgClr>
-                  <a:schemeClr val="accent1">
-                    <a:lumMod val="20000"/>
-                    <a:lumOff val="80000"/>
-                  </a:schemeClr>
-                </a:bgClr>
-              </a:pattFill>
-              <a:ln w="19050">
-                <a:solidFill>
-                  <a:schemeClr val="lt1"/>
-                </a:solidFill>
-              </a:ln>
-              <a:effectLst>
-                <a:innerShdw blurRad="114300">
-                  <a:schemeClr val="accent1"/>
-                </a:innerShdw>
-              </a:effectLst>
-            </c:spPr>
-            <c:extLst>
-              <c:ext xmlns:c16="http://schemas.microsoft.com/office/drawing/2014/chart" uri="{C3380CC4-5D6E-409C-BE32-E72D297353CC}">
-                <c16:uniqueId val="{00000001-75F2-46A5-9C9C-164C9F711E77}"/>
-              </c:ext>
-            </c:extLst>
-          </c:dPt>
-          <c:dPt>
-            <c:idx val="1"/>
-            <c:bubble3D val="0"/>
-            <c:spPr>
-              <a:pattFill prst="ltUpDiag">
-                <a:fgClr>
-                  <a:schemeClr val="accent2"/>
-                </a:fgClr>
-                <a:bgClr>
-                  <a:schemeClr val="accent2">
-                    <a:lumMod val="20000"/>
-                    <a:lumOff val="80000"/>
-                  </a:schemeClr>
-                </a:bgClr>
-              </a:pattFill>
-              <a:ln w="19050">
-                <a:solidFill>
-                  <a:schemeClr val="lt1"/>
-                </a:solidFill>
-              </a:ln>
-              <a:effectLst>
-                <a:innerShdw blurRad="114300">
-                  <a:schemeClr val="accent2"/>
-                </a:innerShdw>
-              </a:effectLst>
-            </c:spPr>
-            <c:extLst>
-              <c:ext xmlns:c16="http://schemas.microsoft.com/office/drawing/2014/chart" uri="{C3380CC4-5D6E-409C-BE32-E72D297353CC}">
-                <c16:uniqueId val="{00000003-75F2-46A5-9C9C-164C9F711E77}"/>
-              </c:ext>
-            </c:extLst>
-          </c:dPt>
-          <c:dPt>
-            <c:idx val="2"/>
-            <c:bubble3D val="0"/>
-            <c:spPr>
-              <a:pattFill prst="ltUpDiag">
-                <a:fgClr>
-                  <a:schemeClr val="accent3"/>
-                </a:fgClr>
-                <a:bgClr>
-                  <a:schemeClr val="accent3">
-                    <a:lumMod val="20000"/>
-                    <a:lumOff val="80000"/>
-                  </a:schemeClr>
-                </a:bgClr>
-              </a:pattFill>
-              <a:ln w="19050">
-                <a:solidFill>
-                  <a:schemeClr val="lt1"/>
-                </a:solidFill>
-              </a:ln>
-              <a:effectLst>
-                <a:innerShdw blurRad="114300">
-                  <a:schemeClr val="accent3"/>
-                </a:innerShdw>
-              </a:effectLst>
-            </c:spPr>
-            <c:extLst>
-              <c:ext xmlns:c16="http://schemas.microsoft.com/office/drawing/2014/chart" uri="{C3380CC4-5D6E-409C-BE32-E72D297353CC}">
-                <c16:uniqueId val="{00000005-75F2-46A5-9C9C-164C9F711E77}"/>
-              </c:ext>
-            </c:extLst>
-          </c:dPt>
-          <c:dPt>
-            <c:idx val="3"/>
-            <c:bubble3D val="0"/>
-            <c:spPr>
-              <a:pattFill prst="ltUpDiag">
-                <a:fgClr>
-                  <a:schemeClr val="accent4"/>
-                </a:fgClr>
-                <a:bgClr>
-                  <a:schemeClr val="accent4">
-                    <a:lumMod val="20000"/>
-                    <a:lumOff val="80000"/>
-                  </a:schemeClr>
-                </a:bgClr>
-              </a:pattFill>
-              <a:ln w="19050">
-                <a:solidFill>
-                  <a:schemeClr val="lt1"/>
-                </a:solidFill>
-              </a:ln>
-              <a:effectLst>
-                <a:innerShdw blurRad="114300">
-                  <a:schemeClr val="accent4"/>
-                </a:innerShdw>
-              </a:effectLst>
-            </c:spPr>
-            <c:extLst>
-              <c:ext xmlns:c16="http://schemas.microsoft.com/office/drawing/2014/chart" uri="{C3380CC4-5D6E-409C-BE32-E72D297353CC}">
-                <c16:uniqueId val="{00000007-75F2-46A5-9C9C-164C9F711E77}"/>
-              </c:ext>
-            </c:extLst>
-          </c:dPt>
-          <c:cat>
-            <c:strRef>
-              <c:f>Planilha1!$A$2:$A$5</c:f>
-              <c:strCache>
-                <c:ptCount val="4"/>
-                <c:pt idx="0">
-                  <c:v>15 a 18 anos</c:v>
-                </c:pt>
-                <c:pt idx="1">
-                  <c:v>18 a 30 anos</c:v>
-                </c:pt>
-                <c:pt idx="2">
-                  <c:v>31 a 40 anos</c:v>
-                </c:pt>
-                <c:pt idx="3">
-                  <c:v>Acima de 40</c:v>
-                </c:pt>
-              </c:strCache>
-            </c:strRef>
-          </c:cat>
-          <c:val>
-            <c:numRef>
-              <c:f>Planilha1!$B$2:$B$5</c:f>
-              <c:numCache>
-                <c:formatCode>General</c:formatCode>
-                <c:ptCount val="4"/>
-                <c:pt idx="0">
-                  <c:v>10</c:v>
-                </c:pt>
-                <c:pt idx="1">
-                  <c:v>20</c:v>
-                </c:pt>
-                <c:pt idx="2">
-                  <c:v>60</c:v>
-                </c:pt>
-                <c:pt idx="3">
-                  <c:v>10</c:v>
-                </c:pt>
-              </c:numCache>
-            </c:numRef>
-          </c:val>
-          <c:extLst>
-            <c:ext xmlns:c16="http://schemas.microsoft.com/office/drawing/2014/chart" uri="{C3380CC4-5D6E-409C-BE32-E72D297353CC}">
-              <c16:uniqueId val="{00000000-69AD-45D3-B1FB-B8948AE61CA4}"/>
-            </c:ext>
-          </c:extLst>
-        </c:ser>
-        <c:dLbls>
-          <c:showLegendKey val="0"/>
-          <c:showVal val="0"/>
-          <c:showCatName val="0"/>
-          <c:showSerName val="0"/>
-          <c:showPercent val="0"/>
-          <c:showBubbleSize val="0"/>
-          <c:showLeaderLines val="1"/>
-        </c:dLbls>
-        <c:firstSliceAng val="0"/>
-      </c:pieChart>
-      <c:spPr>
-        <a:noFill/>
-        <a:ln>
-          <a:noFill/>
-        </a:ln>
-        <a:effectLst/>
-      </c:spPr>
-    </c:plotArea>
-    <c:legend>
-      <c:legendPos val="t"/>
-      <c:overlay val="0"/>
-      <c:spPr>
-        <a:noFill/>
-        <a:ln>
-          <a:noFill/>
-        </a:ln>
-        <a:effectLst/>
-      </c:spPr>
-      <c:txPr>
-        <a:bodyPr rot="0" spcFirstLastPara="1" vertOverflow="ellipsis" vert="horz" wrap="square" anchor="ctr" anchorCtr="1"/>
-        <a:lstStyle/>
-        <a:p>
-          <a:pPr>
-            <a:defRPr sz="900" b="0" i="0" u="none" strike="noStrike" kern="1200" baseline="0">
-              <a:solidFill>
-                <a:schemeClr val="tx1">
-                  <a:lumMod val="65000"/>
-                  <a:lumOff val="35000"/>
-                </a:schemeClr>
-              </a:solidFill>
-              <a:latin typeface="+mn-lt"/>
-              <a:ea typeface="+mn-ea"/>
-              <a:cs typeface="+mn-cs"/>
-            </a:defRPr>
-          </a:pPr>
-          <a:endParaRPr lang="pt-BR"/>
-        </a:p>
-      </c:txPr>
-    </c:legend>
-    <c:plotVisOnly val="1"/>
-    <c:dispBlanksAs val="gap"/>
-    <c:showDLblsOverMax val="0"/>
-  </c:chart>
-  <c:spPr>
-    <a:solidFill>
-      <a:schemeClr val="bg1"/>
-    </a:solidFill>
-    <a:ln w="9525" cap="flat" cmpd="sng" algn="ctr">
-      <a:solidFill>
-        <a:schemeClr val="tx1">
-          <a:lumMod val="15000"/>
-          <a:lumOff val="85000"/>
-        </a:schemeClr>
-      </a:solidFill>
-      <a:round/>
-    </a:ln>
-    <a:effectLst/>
-  </c:spPr>
-  <c:txPr>
-    <a:bodyPr/>
-    <a:lstStyle/>
-    <a:p>
-      <a:pPr>
-        <a:defRPr/>
-      </a:pPr>
-      <a:endParaRPr lang="pt-BR"/>
-    </a:p>
-  </c:txPr>
-  <c:externalData r:id="rId3">
-    <c:autoUpdate val="0"/>
-  </c:externalData>
-</c:chartSpace>
-</file>
-
-<file path=word/charts/chart2.xml><?xml version="1.0" encoding="utf-8"?>
-<c:chartSpace xmlns:c="http://schemas.openxmlformats.org/drawingml/2006/chart" xmlns:a="http://schemas.openxmlformats.org/drawingml/2006/main" xmlns:r="http://schemas.openxmlformats.org/officeDocument/2006/relationships" xmlns:c16r2="http://schemas.microsoft.com/office/drawing/2015/06/chart">
-  <c:date1904 val="0"/>
-  <c:lang val="pt-BR"/>
-  <c:roundedCorners val="0"/>
-  <mc:AlternateContent xmlns:mc="http://schemas.openxmlformats.org/markup-compatibility/2006">
-    <mc:Choice xmlns:c14="http://schemas.microsoft.com/office/drawing/2007/8/2/chart" Requires="c14">
-      <c14:style val="102"/>
-    </mc:Choice>
-    <mc:Fallback>
-      <c:style val="2"/>
-    </mc:Fallback>
-  </mc:AlternateContent>
-  <c:chart>
-    <c:title>
-      <c:overlay val="0"/>
-      <c:spPr>
-        <a:noFill/>
-        <a:ln>
-          <a:noFill/>
-        </a:ln>
-        <a:effectLst/>
-      </c:spPr>
-      <c:txPr>
-        <a:bodyPr rot="0" spcFirstLastPara="1" vertOverflow="ellipsis" vert="horz" wrap="square" anchor="ctr" anchorCtr="1"/>
-        <a:lstStyle/>
-        <a:p>
-          <a:pPr>
-            <a:defRPr sz="1400" b="0" i="0" u="none" strike="noStrike" kern="1200" spc="0" baseline="0">
-              <a:solidFill>
-                <a:schemeClr val="tx1">
-                  <a:lumMod val="65000"/>
-                  <a:lumOff val="35000"/>
-                </a:schemeClr>
-              </a:solidFill>
-              <a:latin typeface="+mn-lt"/>
-              <a:ea typeface="+mn-ea"/>
-              <a:cs typeface="+mn-cs"/>
-            </a:defRPr>
-          </a:pPr>
-          <a:endParaRPr lang="pt-BR"/>
-        </a:p>
-      </c:txPr>
-    </c:title>
-    <c:autoTitleDeleted val="0"/>
-    <c:plotArea>
-      <c:layout/>
-      <c:pieChart>
-        <c:varyColors val="1"/>
-        <c:ser>
-          <c:idx val="0"/>
-          <c:order val="0"/>
-          <c:tx>
-            <c:strRef>
-              <c:f>Planilha1!$B$1</c:f>
-              <c:strCache>
-                <c:ptCount val="1"/>
-                <c:pt idx="0">
-                  <c:v>Gostos</c:v>
-                </c:pt>
-              </c:strCache>
-            </c:strRef>
-          </c:tx>
-          <c:dPt>
-            <c:idx val="0"/>
-            <c:bubble3D val="0"/>
-            <c:spPr>
-              <a:solidFill>
-                <a:schemeClr val="accent1"/>
-              </a:solidFill>
-              <a:ln w="19050">
-                <a:solidFill>
-                  <a:schemeClr val="lt1"/>
-                </a:solidFill>
-              </a:ln>
-              <a:effectLst/>
-            </c:spPr>
-            <c:extLst>
-              <c:ext xmlns:c16="http://schemas.microsoft.com/office/drawing/2014/chart" uri="{C3380CC4-5D6E-409C-BE32-E72D297353CC}">
-                <c16:uniqueId val="{00000001-64DB-4831-A491-F0836019F8A5}"/>
-              </c:ext>
-            </c:extLst>
-          </c:dPt>
-          <c:dPt>
-            <c:idx val="1"/>
-            <c:bubble3D val="0"/>
-            <c:spPr>
-              <a:solidFill>
-                <a:schemeClr val="accent2"/>
-              </a:solidFill>
-              <a:ln w="19050">
-                <a:solidFill>
-                  <a:schemeClr val="lt1"/>
-                </a:solidFill>
-              </a:ln>
-              <a:effectLst/>
-            </c:spPr>
-            <c:extLst>
-              <c:ext xmlns:c16="http://schemas.microsoft.com/office/drawing/2014/chart" uri="{C3380CC4-5D6E-409C-BE32-E72D297353CC}">
-                <c16:uniqueId val="{00000003-64DB-4831-A491-F0836019F8A5}"/>
-              </c:ext>
-            </c:extLst>
-          </c:dPt>
-          <c:dPt>
-            <c:idx val="2"/>
-            <c:bubble3D val="0"/>
-            <c:spPr>
-              <a:solidFill>
-                <a:schemeClr val="accent3"/>
-              </a:solidFill>
-              <a:ln w="19050">
-                <a:solidFill>
-                  <a:schemeClr val="lt1"/>
-                </a:solidFill>
-              </a:ln>
-              <a:effectLst/>
-            </c:spPr>
-            <c:extLst>
-              <c:ext xmlns:c16="http://schemas.microsoft.com/office/drawing/2014/chart" uri="{C3380CC4-5D6E-409C-BE32-E72D297353CC}">
-                <c16:uniqueId val="{00000005-64DB-4831-A491-F0836019F8A5}"/>
-              </c:ext>
-            </c:extLst>
-          </c:dPt>
-          <c:dPt>
-            <c:idx val="3"/>
-            <c:bubble3D val="0"/>
-            <c:spPr>
-              <a:solidFill>
-                <a:schemeClr val="accent4"/>
-              </a:solidFill>
-              <a:ln w="19050">
-                <a:solidFill>
-                  <a:schemeClr val="lt1"/>
-                </a:solidFill>
-              </a:ln>
-              <a:effectLst/>
-            </c:spPr>
-            <c:extLst>
-              <c:ext xmlns:c16="http://schemas.microsoft.com/office/drawing/2014/chart" uri="{C3380CC4-5D6E-409C-BE32-E72D297353CC}">
-                <c16:uniqueId val="{00000007-64DB-4831-A491-F0836019F8A5}"/>
-              </c:ext>
-            </c:extLst>
-          </c:dPt>
-          <c:cat>
-            <c:strRef>
-              <c:f>Planilha1!$A$2:$A$5</c:f>
-              <c:strCache>
-                <c:ptCount val="4"/>
-                <c:pt idx="0">
-                  <c:v>Volei</c:v>
-                </c:pt>
-                <c:pt idx="1">
-                  <c:v>Futebol</c:v>
-                </c:pt>
-                <c:pt idx="2">
-                  <c:v>Basquete</c:v>
-                </c:pt>
-                <c:pt idx="3">
-                  <c:v>Hockey</c:v>
-                </c:pt>
-              </c:strCache>
-            </c:strRef>
-          </c:cat>
-          <c:val>
-            <c:numRef>
-              <c:f>Planilha1!$B$2:$B$5</c:f>
-              <c:numCache>
-                <c:formatCode>General</c:formatCode>
-                <c:ptCount val="4"/>
-                <c:pt idx="0">
-                  <c:v>30</c:v>
-                </c:pt>
-                <c:pt idx="1">
-                  <c:v>60</c:v>
-                </c:pt>
-                <c:pt idx="2">
-                  <c:v>80</c:v>
-                </c:pt>
-                <c:pt idx="3">
-                  <c:v>100</c:v>
-                </c:pt>
-              </c:numCache>
-            </c:numRef>
-          </c:val>
-          <c:extLst>
-            <c:ext xmlns:c16="http://schemas.microsoft.com/office/drawing/2014/chart" uri="{C3380CC4-5D6E-409C-BE32-E72D297353CC}">
-              <c16:uniqueId val="{00000000-C673-442C-8A78-3D51125C55F0}"/>
-            </c:ext>
-          </c:extLst>
-        </c:ser>
-        <c:dLbls>
-          <c:showLegendKey val="0"/>
-          <c:showVal val="0"/>
-          <c:showCatName val="0"/>
-          <c:showSerName val="0"/>
-          <c:showPercent val="0"/>
-          <c:showBubbleSize val="0"/>
-          <c:showLeaderLines val="1"/>
-        </c:dLbls>
-        <c:firstSliceAng val="0"/>
-      </c:pieChart>
-      <c:spPr>
-        <a:noFill/>
-        <a:ln>
-          <a:noFill/>
-        </a:ln>
-        <a:effectLst/>
-      </c:spPr>
-    </c:plotArea>
-    <c:legend>
-      <c:legendPos val="b"/>
-      <c:overlay val="0"/>
-      <c:spPr>
-        <a:noFill/>
-        <a:ln>
-          <a:noFill/>
-        </a:ln>
-        <a:effectLst/>
-      </c:spPr>
-      <c:txPr>
-        <a:bodyPr rot="0" spcFirstLastPara="1" vertOverflow="ellipsis" vert="horz" wrap="square" anchor="ctr" anchorCtr="1"/>
-        <a:lstStyle/>
-        <a:p>
-          <a:pPr>
-            <a:defRPr sz="900" b="0" i="0" u="none" strike="noStrike" kern="1200" baseline="0">
-              <a:solidFill>
-                <a:schemeClr val="tx1">
-                  <a:lumMod val="65000"/>
-                  <a:lumOff val="35000"/>
-                </a:schemeClr>
-              </a:solidFill>
-              <a:latin typeface="+mn-lt"/>
-              <a:ea typeface="+mn-ea"/>
-              <a:cs typeface="+mn-cs"/>
-            </a:defRPr>
-          </a:pPr>
-          <a:endParaRPr lang="pt-BR"/>
-        </a:p>
-      </c:txPr>
-    </c:legend>
-    <c:plotVisOnly val="1"/>
-    <c:dispBlanksAs val="gap"/>
-    <c:showDLblsOverMax val="0"/>
-  </c:chart>
-  <c:spPr>
-    <a:solidFill>
-      <a:schemeClr val="bg1"/>
-    </a:solidFill>
-    <a:ln w="9525" cap="flat" cmpd="sng" algn="ctr">
-      <a:solidFill>
-        <a:schemeClr val="tx1">
-          <a:lumMod val="15000"/>
-          <a:lumOff val="85000"/>
-        </a:schemeClr>
-      </a:solidFill>
-      <a:round/>
-    </a:ln>
-    <a:effectLst/>
-  </c:spPr>
-  <c:txPr>
-    <a:bodyPr/>
-    <a:lstStyle/>
-    <a:p>
-      <a:pPr>
-        <a:defRPr/>
-      </a:pPr>
-      <a:endParaRPr lang="pt-BR"/>
-    </a:p>
-  </c:txPr>
-  <c:externalData r:id="rId3">
-    <c:autoUpdate val="0"/>
-  </c:externalData>
-</c:chartSpace>
-</file>
-
-<file path=word/charts/colors1.xml><?xml version="1.0" encoding="utf-8"?>
-<cs:colorStyle xmlns:cs="http://schemas.microsoft.com/office/drawing/2012/chartStyle" xmlns:a="http://schemas.openxmlformats.org/drawingml/2006/main" meth="cycle" id="10">
-  <a:schemeClr val="accent1"/>
-  <a:schemeClr val="accent2"/>
-  <a:schemeClr val="accent3"/>
-  <a:schemeClr val="accent4"/>
-  <a:schemeClr val="accent5"/>
-  <a:schemeClr val="accent6"/>
-  <cs:variation/>
-  <cs:variation>
-    <a:lumMod val="60000"/>
-  </cs:variation>
-  <cs:variation>
-    <a:lumMod val="80000"/>
-    <a:lumOff val="20000"/>
-  </cs:variation>
-  <cs:variation>
-    <a:lumMod val="80000"/>
-  </cs:variation>
-  <cs:variation>
-    <a:lumMod val="60000"/>
-    <a:lumOff val="40000"/>
-  </cs:variation>
-  <cs:variation>
-    <a:lumMod val="50000"/>
-  </cs:variation>
-  <cs:variation>
-    <a:lumMod val="70000"/>
-    <a:lumOff val="30000"/>
-  </cs:variation>
-  <cs:variation>
-    <a:lumMod val="70000"/>
-  </cs:variation>
-  <cs:variation>
-    <a:lumMod val="50000"/>
-    <a:lumOff val="50000"/>
-  </cs:variation>
-</cs:colorStyle>
-</file>
-
-<file path=word/charts/colors2.xml><?xml version="1.0" encoding="utf-8"?>
-<cs:colorStyle xmlns:cs="http://schemas.microsoft.com/office/drawing/2012/chartStyle" xmlns:a="http://schemas.openxmlformats.org/drawingml/2006/main" meth="cycle" id="10">
-  <a:schemeClr val="accent1"/>
-  <a:schemeClr val="accent2"/>
-  <a:schemeClr val="accent3"/>
-  <a:schemeClr val="accent4"/>
-  <a:schemeClr val="accent5"/>
-  <a:schemeClr val="accent6"/>
-  <cs:variation/>
-  <cs:variation>
-    <a:lumMod val="60000"/>
-  </cs:variation>
-  <cs:variation>
-    <a:lumMod val="80000"/>
-    <a:lumOff val="20000"/>
-  </cs:variation>
-  <cs:variation>
-    <a:lumMod val="80000"/>
-  </cs:variation>
-  <cs:variation>
-    <a:lumMod val="60000"/>
-    <a:lumOff val="40000"/>
-  </cs:variation>
-  <cs:variation>
-    <a:lumMod val="50000"/>
-  </cs:variation>
-  <cs:variation>
-    <a:lumMod val="70000"/>
-    <a:lumOff val="30000"/>
-  </cs:variation>
-  <cs:variation>
-    <a:lumMod val="70000"/>
-  </cs:variation>
-  <cs:variation>
-    <a:lumMod val="50000"/>
-    <a:lumOff val="50000"/>
-  </cs:variation>
-</cs:colorStyle>
-</file>
-
-<file path=word/charts/style1.xml><?xml version="1.0" encoding="utf-8"?>
-<cs:chartStyle xmlns:cs="http://schemas.microsoft.com/office/drawing/2012/chartStyle" xmlns:a="http://schemas.openxmlformats.org/drawingml/2006/main" id="252">
-  <cs:axisTitle>
-    <cs:lnRef idx="0"/>
-    <cs:fillRef idx="0"/>
-    <cs:effectRef idx="0"/>
-    <cs:fontRef idx="minor">
-      <a:schemeClr val="tx1">
-        <a:lumMod val="65000"/>
-        <a:lumOff val="35000"/>
-      </a:schemeClr>
-    </cs:fontRef>
-    <cs:defRPr sz="900" b="1" kern="1200"/>
-  </cs:axisTitle>
-  <cs:categoryAxis>
-    <cs:lnRef idx="0"/>
-    <cs:fillRef idx="0"/>
-    <cs:effectRef idx="0"/>
-    <cs:fontRef idx="minor">
-      <a:schemeClr val="tx1">
-        <a:lumMod val="65000"/>
-        <a:lumOff val="35000"/>
-      </a:schemeClr>
-    </cs:fontRef>
-    <cs:spPr>
-      <a:ln w="19050" cap="flat" cmpd="sng" algn="ctr">
-        <a:solidFill>
-          <a:schemeClr val="tx1">
-            <a:lumMod val="25000"/>
-            <a:lumOff val="75000"/>
-          </a:schemeClr>
-        </a:solidFill>
-        <a:round/>
-      </a:ln>
-    </cs:spPr>
-    <cs:defRPr sz="900" kern="1200"/>
-  </cs:categoryAxis>
-  <cs:chartArea mods="allowNoFillOverride allowNoLineOverride">
-    <cs:lnRef idx="0"/>
-    <cs:fillRef idx="0"/>
-    <cs:effectRef idx="0"/>
-    <cs:fontRef idx="minor">
-      <a:schemeClr val="dk1"/>
-    </cs:fontRef>
-    <cs:spPr>
-      <a:solidFill>
-        <a:schemeClr val="bg1"/>
-      </a:solidFill>
-      <a:ln w="9525" cap="flat" cmpd="sng" algn="ctr">
-        <a:solidFill>
-          <a:schemeClr val="tx1">
-            <a:lumMod val="15000"/>
-            <a:lumOff val="85000"/>
-          </a:schemeClr>
-        </a:solidFill>
-        <a:round/>
-      </a:ln>
-    </cs:spPr>
-    <cs:defRPr sz="900" kern="1200"/>
-  </cs:chartArea>
-  <cs:dataLabel>
-    <cs:lnRef idx="0"/>
-    <cs:fillRef idx="0"/>
-    <cs:effectRef idx="0"/>
-    <cs:fontRef idx="minor">
-      <a:schemeClr val="tx1">
-        <a:lumMod val="75000"/>
-        <a:lumOff val="25000"/>
-      </a:schemeClr>
-    </cs:fontRef>
-    <cs:defRPr sz="900" kern="1200"/>
-  </cs:dataLabel>
-  <cs:dataLabelCallout>
-    <cs:lnRef idx="0"/>
-    <cs:fillRef idx="0"/>
-    <cs:effectRef idx="0"/>
-    <cs:fontRef idx="minor">
-      <a:schemeClr val="dk1">
-        <a:lumMod val="65000"/>
-        <a:lumOff val="35000"/>
-      </a:schemeClr>
-    </cs:fontRef>
-    <cs:spPr>
-      <a:solidFill>
-        <a:schemeClr val="lt1"/>
-      </a:solidFill>
-      <a:ln>
-        <a:solidFill>
-          <a:schemeClr val="dk1">
-            <a:lumMod val="25000"/>
-            <a:lumOff val="75000"/>
-          </a:schemeClr>
-        </a:solidFill>
-      </a:ln>
-    </cs:spPr>
-    <cs:defRPr sz="900" kern="1200"/>
-    <cs:bodyPr rot="0" spcFirstLastPara="1" vertOverflow="clip" horzOverflow="clip" vert="horz" wrap="square" lIns="36576" tIns="18288" rIns="36576" bIns="18288" anchor="ctr" anchorCtr="1">
-      <a:spAutoFit/>
-    </cs:bodyPr>
-  </cs:dataLabelCallout>
-  <cs:dataPoint>
-    <cs:lnRef idx="0"/>
-    <cs:fillRef idx="0">
-      <cs:styleClr val="auto"/>
-    </cs:fillRef>
-    <cs:effectRef idx="0">
-      <cs:styleClr val="auto"/>
-    </cs:effectRef>
-    <cs:fontRef idx="minor">
-      <a:schemeClr val="dk1"/>
-    </cs:fontRef>
-    <cs:spPr>
-      <a:pattFill prst="ltUpDiag">
-        <a:fgClr>
-          <a:schemeClr val="phClr"/>
-        </a:fgClr>
-        <a:bgClr>
-          <a:schemeClr val="phClr">
-            <a:lumMod val="20000"/>
-            <a:lumOff val="80000"/>
-          </a:schemeClr>
-        </a:bgClr>
-      </a:pattFill>
-      <a:ln w="19050">
-        <a:solidFill>
-          <a:schemeClr val="lt1"/>
-        </a:solidFill>
-      </a:ln>
-      <a:effectLst>
-        <a:innerShdw blurRad="114300">
-          <a:schemeClr val="phClr"/>
-        </a:innerShdw>
-      </a:effectLst>
-    </cs:spPr>
-  </cs:dataPoint>
-  <cs:dataPoint3D>
-    <cs:lnRef idx="0"/>
-    <cs:fillRef idx="0">
-      <cs:styleClr val="auto"/>
-    </cs:fillRef>
-    <cs:effectRef idx="0"/>
-    <cs:fontRef idx="minor">
-      <a:schemeClr val="dk1"/>
-    </cs:fontRef>
-    <cs:spPr>
-      <a:pattFill prst="ltUpDiag">
-        <a:fgClr>
-          <a:schemeClr val="phClr"/>
-        </a:fgClr>
-        <a:bgClr>
-          <a:schemeClr val="phClr">
-            <a:lumMod val="20000"/>
-            <a:lumOff val="80000"/>
-          </a:schemeClr>
-        </a:bgClr>
-      </a:pattFill>
-      <a:ln w="19050">
-        <a:solidFill>
-          <a:schemeClr val="lt1"/>
-        </a:solidFill>
-      </a:ln>
-      <a:effectLst>
-        <a:innerShdw blurRad="114300">
-          <a:schemeClr val="phClr"/>
-        </a:innerShdw>
-      </a:effectLst>
-    </cs:spPr>
-  </cs:dataPoint3D>
-  <cs:dataPointLine>
-    <cs:lnRef idx="0">
-      <cs:styleClr val="auto"/>
-    </cs:lnRef>
-    <cs:fillRef idx="0"/>
-    <cs:effectRef idx="0"/>
-    <cs:fontRef idx="minor">
-      <a:schemeClr val="dk1"/>
-    </cs:fontRef>
-    <cs:spPr>
-      <a:ln w="28575" cap="rnd">
-        <a:solidFill>
-          <a:schemeClr val="phClr"/>
-        </a:solidFill>
-        <a:round/>
-      </a:ln>
-    </cs:spPr>
-  </cs:dataPointLine>
-  <cs:dataPointMarker>
-    <cs:lnRef idx="0"/>
-    <cs:fillRef idx="0">
-      <cs:styleClr val="auto"/>
-    </cs:fillRef>
-    <cs:effectRef idx="0"/>
-    <cs:fontRef idx="minor">
-      <a:schemeClr val="dk1"/>
-    </cs:fontRef>
-    <cs:spPr>
-      <a:solidFill>
-        <a:schemeClr val="phClr"/>
-      </a:solidFill>
-      <a:ln w="9525">
-        <a:solidFill>
-          <a:schemeClr val="lt1"/>
-        </a:solidFill>
-      </a:ln>
-    </cs:spPr>
-  </cs:dataPointMarker>
-  <cs:dataPointMarkerLayout symbol="circle" size="6"/>
-  <cs:dataPointWireframe>
-    <cs:lnRef idx="0">
-      <cs:styleClr val="auto"/>
-    </cs:lnRef>
-    <cs:fillRef idx="0"/>
-    <cs:effectRef idx="0"/>
-    <cs:fontRef idx="minor">
-      <a:schemeClr val="dk1"/>
-    </cs:fontRef>
-    <cs:spPr>
-      <a:ln w="9525" cap="rnd">
-        <a:solidFill>
-          <a:schemeClr val="phClr"/>
-        </a:solidFill>
-        <a:round/>
-      </a:ln>
-    </cs:spPr>
-  </cs:dataPointWireframe>
-  <cs:dataTable>
-    <cs:lnRef idx="0"/>
-    <cs:fillRef idx="0"/>
-    <cs:effectRef idx="0"/>
-    <cs:fontRef idx="minor">
-      <a:schemeClr val="tx1">
-        <a:lumMod val="65000"/>
-        <a:lumOff val="35000"/>
-      </a:schemeClr>
-    </cs:fontRef>
-    <cs:spPr>
-      <a:ln w="9525">
-        <a:solidFill>
-          <a:schemeClr val="tx1">
-            <a:lumMod val="15000"/>
-            <a:lumOff val="85000"/>
-          </a:schemeClr>
-        </a:solidFill>
-      </a:ln>
-    </cs:spPr>
-    <cs:defRPr sz="900" kern="1200"/>
-  </cs:dataTable>
-  <cs:downBar>
-    <cs:lnRef idx="0"/>
-    <cs:fillRef idx="0"/>
-    <cs:effectRef idx="0"/>
-    <cs:fontRef idx="minor">
-      <a:schemeClr val="dk1"/>
-    </cs:fontRef>
-    <cs:spPr>
-      <a:solidFill>
-        <a:schemeClr val="dk1">
-          <a:lumMod val="75000"/>
-          <a:lumOff val="25000"/>
-        </a:schemeClr>
-      </a:solidFill>
-      <a:ln w="9525">
-        <a:solidFill>
-          <a:schemeClr val="tx1">
-            <a:lumMod val="50000"/>
-            <a:lumOff val="50000"/>
-          </a:schemeClr>
-        </a:solidFill>
-      </a:ln>
-    </cs:spPr>
-  </cs:downBar>
-  <cs:dropLine>
-    <cs:lnRef idx="0"/>
-    <cs:fillRef idx="0"/>
-    <cs:effectRef idx="0"/>
-    <cs:fontRef idx="minor">
-      <a:schemeClr val="dk1"/>
-    </cs:fontRef>
-    <cs:spPr>
-      <a:ln w="9525">
-        <a:solidFill>
-          <a:schemeClr val="tx1">
-            <a:lumMod val="35000"/>
-            <a:lumOff val="65000"/>
-          </a:schemeClr>
-        </a:solidFill>
-        <a:round/>
-      </a:ln>
-    </cs:spPr>
-  </cs:dropLine>
-  <cs:errorBar>
-    <cs:lnRef idx="0"/>
-    <cs:fillRef idx="0"/>
-    <cs:effectRef idx="0"/>
-    <cs:fontRef idx="minor">
-      <a:schemeClr val="dk1"/>
-    </cs:fontRef>
-    <cs:spPr>
-      <a:ln w="9525">
-        <a:solidFill>
-          <a:schemeClr val="tx1">
-            <a:lumMod val="50000"/>
-            <a:lumOff val="50000"/>
-          </a:schemeClr>
-        </a:solidFill>
-        <a:round/>
-      </a:ln>
-    </cs:spPr>
-  </cs:errorBar>
-  <cs:floor>
-    <cs:lnRef idx="0"/>
-    <cs:fillRef idx="0"/>
-    <cs:effectRef idx="0"/>
-    <cs:fontRef idx="minor">
-      <a:schemeClr val="dk1"/>
-    </cs:fontRef>
-  </cs:floor>
-  <cs:gridlineMajor>
-    <cs:lnRef idx="0"/>
-    <cs:fillRef idx="0"/>
-    <cs:effectRef idx="0"/>
-    <cs:fontRef idx="minor">
-      <a:schemeClr val="dk1"/>
-    </cs:fontRef>
-    <cs:spPr>
-      <a:ln>
-        <a:solidFill>
-          <a:schemeClr val="tx1">
-            <a:lumMod val="15000"/>
-            <a:lumOff val="85000"/>
-          </a:schemeClr>
-        </a:solidFill>
-      </a:ln>
-    </cs:spPr>
-  </cs:gridlineMajor>
-  <cs:gridlineMinor>
-    <cs:lnRef idx="0"/>
-    <cs:fillRef idx="0"/>
-    <cs:effectRef idx="0"/>
-    <cs:fontRef idx="minor">
-      <a:schemeClr val="dk1"/>
-    </cs:fontRef>
-    <cs:spPr>
-      <a:ln>
-        <a:solidFill>
-          <a:schemeClr val="tx1">
-            <a:lumMod val="5000"/>
-            <a:lumOff val="95000"/>
-          </a:schemeClr>
-        </a:solidFill>
-      </a:ln>
-    </cs:spPr>
-  </cs:gridlineMinor>
-  <cs:hiLoLine>
-    <cs:lnRef idx="0"/>
-    <cs:fillRef idx="0"/>
-    <cs:effectRef idx="0"/>
-    <cs:fontRef idx="minor">
-      <a:schemeClr val="dk1"/>
-    </cs:fontRef>
-    <cs:spPr>
-      <a:ln w="9525">
-        <a:solidFill>
-          <a:schemeClr val="tx1">
-            <a:lumMod val="35000"/>
-            <a:lumOff val="65000"/>
-          </a:schemeClr>
-        </a:solidFill>
-        <a:round/>
-      </a:ln>
-    </cs:spPr>
-  </cs:hiLoLine>
-  <cs:leaderLine>
-    <cs:lnRef idx="0"/>
-    <cs:fillRef idx="0"/>
-    <cs:effectRef idx="0"/>
-    <cs:fontRef idx="minor">
-      <a:schemeClr val="dk1"/>
-    </cs:fontRef>
-    <cs:spPr>
-      <a:ln w="9525">
-        <a:solidFill>
-          <a:schemeClr val="tx1">
-            <a:lumMod val="35000"/>
-            <a:lumOff val="65000"/>
-          </a:schemeClr>
-        </a:solidFill>
-      </a:ln>
-    </cs:spPr>
-  </cs:leaderLine>
-  <cs:legend>
-    <cs:lnRef idx="0"/>
-    <cs:fillRef idx="0"/>
-    <cs:effectRef idx="0"/>
-    <cs:fontRef idx="minor">
-      <a:schemeClr val="tx1">
-        <a:lumMod val="65000"/>
-        <a:lumOff val="35000"/>
-      </a:schemeClr>
-    </cs:fontRef>
-    <cs:defRPr sz="900" kern="1200"/>
-  </cs:legend>
-  <cs:plotArea mods="allowNoFillOverride allowNoLineOverride">
-    <cs:lnRef idx="0"/>
-    <cs:fillRef idx="0"/>
-    <cs:effectRef idx="0"/>
-    <cs:fontRef idx="minor">
-      <a:schemeClr val="dk1"/>
-    </cs:fontRef>
-  </cs:plotArea>
-  <cs:plotArea3D mods="allowNoFillOverride allowNoLineOverride">
-    <cs:lnRef idx="0"/>
-    <cs:fillRef idx="0"/>
-    <cs:effectRef idx="0"/>
-    <cs:fontRef idx="minor">
-      <a:schemeClr val="dk1"/>
-    </cs:fontRef>
-  </cs:plotArea3D>
-  <cs:seriesAxis>
-    <cs:lnRef idx="0"/>
-    <cs:fillRef idx="0"/>
-    <cs:effectRef idx="0"/>
-    <cs:fontRef idx="minor">
-      <a:schemeClr val="tx1">
-        <a:lumMod val="65000"/>
-        <a:lumOff val="35000"/>
-      </a:schemeClr>
-    </cs:fontRef>
-    <cs:defRPr sz="900" kern="1200"/>
-  </cs:seriesAxis>
-  <cs:seriesLine>
-    <cs:lnRef idx="0"/>
-    <cs:fillRef idx="0"/>
-    <cs:effectRef idx="0"/>
-    <cs:fontRef idx="minor">
-      <a:schemeClr val="dk1"/>
-    </cs:fontRef>
-    <cs:spPr>
-      <a:ln w="9525">
-        <a:solidFill>
-          <a:schemeClr val="tx1">
-            <a:lumMod val="35000"/>
-            <a:lumOff val="65000"/>
-          </a:schemeClr>
-        </a:solidFill>
-        <a:round/>
-      </a:ln>
-    </cs:spPr>
-  </cs:seriesLine>
-  <cs:title>
-    <cs:lnRef idx="0"/>
-    <cs:fillRef idx="0"/>
-    <cs:effectRef idx="0"/>
-    <cs:fontRef idx="minor">
-      <a:schemeClr val="tx1">
-        <a:lumMod val="50000"/>
-        <a:lumOff val="50000"/>
-      </a:schemeClr>
-    </cs:fontRef>
-    <cs:defRPr sz="1800" b="1" kern="1200" cap="all" spc="150" baseline="0"/>
-  </cs:title>
-  <cs:trendline>
-    <cs:lnRef idx="0">
-      <cs:styleClr val="auto"/>
-    </cs:lnRef>
-    <cs:fillRef idx="0"/>
-    <cs:effectRef idx="0"/>
-    <cs:fontRef idx="minor">
-      <a:schemeClr val="dk1"/>
-    </cs:fontRef>
-    <cs:spPr>
-      <a:ln w="19050" cap="rnd">
-        <a:solidFill>
-          <a:schemeClr val="phClr"/>
-        </a:solidFill>
-      </a:ln>
-    </cs:spPr>
-  </cs:trendline>
-  <cs:trendlineLabel>
-    <cs:lnRef idx="0"/>
-    <cs:fillRef idx="0"/>
-    <cs:effectRef idx="0"/>
-    <cs:fontRef idx="minor">
-      <a:schemeClr val="tx1">
-        <a:lumMod val="65000"/>
-        <a:lumOff val="35000"/>
-      </a:schemeClr>
-    </cs:fontRef>
-    <cs:defRPr sz="900" kern="1200"/>
-  </cs:trendlineLabel>
-  <cs:upBar>
-    <cs:lnRef idx="0"/>
-    <cs:fillRef idx="0"/>
-    <cs:effectRef idx="0"/>
-    <cs:fontRef idx="minor">
-      <a:schemeClr val="dk1"/>
-    </cs:fontRef>
-    <cs:spPr>
-      <a:solidFill>
-        <a:schemeClr val="lt1"/>
-      </a:solidFill>
-      <a:ln w="9525">
-        <a:solidFill>
-          <a:schemeClr val="tx1">
-            <a:lumMod val="50000"/>
-            <a:lumOff val="50000"/>
-          </a:schemeClr>
-        </a:solidFill>
-      </a:ln>
-    </cs:spPr>
-  </cs:upBar>
-  <cs:valueAxis>
-    <cs:lnRef idx="0"/>
-    <cs:fillRef idx="0"/>
-    <cs:effectRef idx="0"/>
-    <cs:fontRef idx="minor">
-      <a:schemeClr val="tx1">
-        <a:lumMod val="65000"/>
-        <a:lumOff val="35000"/>
-      </a:schemeClr>
-    </cs:fontRef>
-    <cs:defRPr sz="900" kern="1200"/>
-  </cs:valueAxis>
-  <cs:wall>
-    <cs:lnRef idx="0"/>
-    <cs:fillRef idx="0"/>
-    <cs:effectRef idx="0"/>
-    <cs:fontRef idx="minor">
-      <a:schemeClr val="dk1"/>
-    </cs:fontRef>
-  </cs:wall>
-</cs:chartStyle>
-</file>
-
-<file path=word/charts/style2.xml><?xml version="1.0" encoding="utf-8"?>
-<cs:chartStyle xmlns:cs="http://schemas.microsoft.com/office/drawing/2012/chartStyle" xmlns:a="http://schemas.openxmlformats.org/drawingml/2006/main" id="251">
-  <cs:axisTitle>
-    <cs:lnRef idx="0"/>
-    <cs:fillRef idx="0"/>
-    <cs:effectRef idx="0"/>
-    <cs:fontRef idx="minor">
-      <a:schemeClr val="tx1">
-        <a:lumMod val="65000"/>
-        <a:lumOff val="35000"/>
-      </a:schemeClr>
-    </cs:fontRef>
-    <cs:defRPr sz="1000" kern="1200"/>
-  </cs:axisTitle>
-  <cs:categoryAxis>
-    <cs:lnRef idx="0"/>
-    <cs:fillRef idx="0"/>
-    <cs:effectRef idx="0"/>
-    <cs:fontRef idx="minor">
-      <a:schemeClr val="tx1">
-        <a:lumMod val="65000"/>
-        <a:lumOff val="35000"/>
-      </a:schemeClr>
-    </cs:fontRef>
-    <cs:spPr>
-      <a:ln w="9525" cap="flat" cmpd="sng" algn="ctr">
-        <a:solidFill>
-          <a:schemeClr val="tx1">
-            <a:lumMod val="15000"/>
-            <a:lumOff val="85000"/>
-          </a:schemeClr>
-        </a:solidFill>
-        <a:round/>
-      </a:ln>
-    </cs:spPr>
-    <cs:defRPr sz="900" kern="1200"/>
-  </cs:categoryAxis>
-  <cs:chartArea mods="allowNoFillOverride allowNoLineOverride">
-    <cs:lnRef idx="0"/>
-    <cs:fillRef idx="0"/>
-    <cs:effectRef idx="0"/>
-    <cs:fontRef idx="minor">
-      <a:schemeClr val="tx1"/>
-    </cs:fontRef>
-    <cs:spPr>
-      <a:solidFill>
-        <a:schemeClr val="bg1"/>
-      </a:solidFill>
-      <a:ln w="9525" cap="flat" cmpd="sng" algn="ctr">
-        <a:solidFill>
-          <a:schemeClr val="tx1">
-            <a:lumMod val="15000"/>
-            <a:lumOff val="85000"/>
-          </a:schemeClr>
-        </a:solidFill>
-        <a:round/>
-      </a:ln>
-    </cs:spPr>
-    <cs:defRPr sz="900" kern="1200"/>
-  </cs:chartArea>
-  <cs:dataLabel>
-    <cs:lnRef idx="0"/>
-    <cs:fillRef idx="0"/>
-    <cs:effectRef idx="0"/>
-    <cs:fontRef idx="minor">
-      <a:schemeClr val="tx1">
-        <a:lumMod val="75000"/>
-        <a:lumOff val="25000"/>
-      </a:schemeClr>
-    </cs:fontRef>
-    <cs:defRPr sz="900" kern="1200"/>
-  </cs:dataLabel>
-  <cs:dataLabelCallout>
-    <cs:lnRef idx="0"/>
-    <cs:fillRef idx="0"/>
-    <cs:effectRef idx="0"/>
-    <cs:fontRef idx="minor">
-      <a:schemeClr val="dk1">
-        <a:lumMod val="65000"/>
-        <a:lumOff val="35000"/>
-      </a:schemeClr>
-    </cs:fontRef>
-    <cs:spPr>
-      <a:solidFill>
-        <a:schemeClr val="lt1"/>
-      </a:solidFill>
-      <a:ln>
-        <a:solidFill>
-          <a:schemeClr val="dk1">
-            <a:lumMod val="25000"/>
-            <a:lumOff val="75000"/>
-          </a:schemeClr>
-        </a:solidFill>
-      </a:ln>
-    </cs:spPr>
-    <cs:defRPr sz="900" kern="1200"/>
-    <cs:bodyPr rot="0" spcFirstLastPara="1" vertOverflow="clip" horzOverflow="clip" vert="horz" wrap="square" lIns="36576" tIns="18288" rIns="36576" bIns="18288" anchor="ctr" anchorCtr="1">
-      <a:spAutoFit/>
-    </cs:bodyPr>
-  </cs:dataLabelCallout>
-  <cs:dataPoint>
-    <cs:lnRef idx="0"/>
-    <cs:fillRef idx="1">
-      <cs:styleClr val="auto"/>
-    </cs:fillRef>
-    <cs:effectRef idx="0"/>
-    <cs:fontRef idx="minor">
-      <a:schemeClr val="tx1"/>
-    </cs:fontRef>
-    <cs:spPr>
-      <a:ln w="19050">
-        <a:solidFill>
-          <a:schemeClr val="lt1"/>
-        </a:solidFill>
-      </a:ln>
-    </cs:spPr>
-  </cs:dataPoint>
-  <cs:dataPoint3D>
-    <cs:lnRef idx="0"/>
-    <cs:fillRef idx="1">
-      <cs:styleClr val="auto"/>
-    </cs:fillRef>
-    <cs:effectRef idx="0"/>
-    <cs:fontRef idx="minor">
-      <a:schemeClr val="tx1"/>
-    </cs:fontRef>
-    <cs:spPr>
-      <a:ln w="25400">
-        <a:solidFill>
-          <a:schemeClr val="lt1"/>
-        </a:solidFill>
-      </a:ln>
-    </cs:spPr>
-  </cs:dataPoint3D>
-  <cs:dataPointLine>
-    <cs:lnRef idx="0">
-      <cs:styleClr val="auto"/>
-    </cs:lnRef>
-    <cs:fillRef idx="0"/>
-    <cs:effectRef idx="0"/>
-    <cs:fontRef idx="minor">
-      <a:schemeClr val="tx1"/>
-    </cs:fontRef>
-    <cs:spPr>
-      <a:ln w="28575" cap="rnd">
-        <a:solidFill>
-          <a:schemeClr val="phClr"/>
-        </a:solidFill>
-        <a:round/>
-      </a:ln>
-    </cs:spPr>
-  </cs:dataPointLine>
-  <cs:dataPointMarker>
-    <cs:lnRef idx="0">
-      <cs:styleClr val="auto"/>
-    </cs:lnRef>
-    <cs:fillRef idx="1">
-      <cs:styleClr val="auto"/>
-    </cs:fillRef>
-    <cs:effectRef idx="0"/>
-    <cs:fontRef idx="minor">
-      <a:schemeClr val="tx1"/>
-    </cs:fontRef>
-    <cs:spPr>
-      <a:ln w="9525">
-        <a:solidFill>
-          <a:schemeClr val="phClr"/>
-        </a:solidFill>
-      </a:ln>
-    </cs:spPr>
-  </cs:dataPointMarker>
-  <cs:dataPointMarkerLayout symbol="circle" size="5"/>
-  <cs:dataPointWireframe>
-    <cs:lnRef idx="0">
-      <cs:styleClr val="auto"/>
-    </cs:lnRef>
-    <cs:fillRef idx="0"/>
-    <cs:effectRef idx="0"/>
-    <cs:fontRef idx="minor">
-      <a:schemeClr val="tx1"/>
-    </cs:fontRef>
-    <cs:spPr>
-      <a:ln w="9525" cap="rnd">
-        <a:solidFill>
-          <a:schemeClr val="phClr"/>
-        </a:solidFill>
-        <a:round/>
-      </a:ln>
-    </cs:spPr>
-  </cs:dataPointWireframe>
-  <cs:dataTable>
-    <cs:lnRef idx="0"/>
-    <cs:fillRef idx="0"/>
-    <cs:effectRef idx="0"/>
-    <cs:fontRef idx="minor">
-      <a:schemeClr val="tx1">
-        <a:lumMod val="65000"/>
-        <a:lumOff val="35000"/>
-      </a:schemeClr>
-    </cs:fontRef>
-    <cs:spPr>
-      <a:noFill/>
-      <a:ln w="9525" cap="flat" cmpd="sng" algn="ctr">
-        <a:solidFill>
-          <a:schemeClr val="tx1">
-            <a:lumMod val="15000"/>
-            <a:lumOff val="85000"/>
-          </a:schemeClr>
-        </a:solidFill>
-        <a:round/>
-      </a:ln>
-    </cs:spPr>
-    <cs:defRPr sz="900" kern="1200"/>
-  </cs:dataTable>
-  <cs:downBar>
-    <cs:lnRef idx="0"/>
-    <cs:fillRef idx="0"/>
-    <cs:effectRef idx="0"/>
-    <cs:fontRef idx="minor">
-      <a:schemeClr val="tx1"/>
-    </cs:fontRef>
-    <cs:spPr>
-      <a:solidFill>
-        <a:schemeClr val="dk1">
-          <a:lumMod val="75000"/>
-          <a:lumOff val="25000"/>
-        </a:schemeClr>
-      </a:solidFill>
-      <a:ln w="9525" cap="flat" cmpd="sng" algn="ctr">
-        <a:solidFill>
-          <a:schemeClr val="tx1">
-            <a:lumMod val="65000"/>
-            <a:lumOff val="35000"/>
-          </a:schemeClr>
-        </a:solidFill>
-        <a:round/>
-      </a:ln>
-    </cs:spPr>
-  </cs:downBar>
-  <cs:dropLine>
-    <cs:lnRef idx="0"/>
-    <cs:fillRef idx="0"/>
-    <cs:effectRef idx="0"/>
-    <cs:fontRef idx="minor">
-      <a:schemeClr val="tx1"/>
-    </cs:fontRef>
-    <cs:spPr>
-      <a:ln w="9525" cap="flat" cmpd="sng" algn="ctr">
-        <a:solidFill>
-          <a:schemeClr val="tx1">
-            <a:lumMod val="35000"/>
-            <a:lumOff val="65000"/>
-          </a:schemeClr>
-        </a:solidFill>
-        <a:round/>
-      </a:ln>
-    </cs:spPr>
-  </cs:dropLine>
-  <cs:errorBar>
-    <cs:lnRef idx="0"/>
-    <cs:fillRef idx="0"/>
-    <cs:effectRef idx="0"/>
-    <cs:fontRef idx="minor">
-      <a:schemeClr val="tx1"/>
-    </cs:fontRef>
-    <cs:spPr>
-      <a:ln w="9525" cap="flat" cmpd="sng" algn="ctr">
-        <a:solidFill>
-          <a:schemeClr val="tx1">
-            <a:lumMod val="65000"/>
-            <a:lumOff val="35000"/>
-          </a:schemeClr>
-        </a:solidFill>
-        <a:round/>
-      </a:ln>
-    </cs:spPr>
-  </cs:errorBar>
-  <cs:floor>
-    <cs:lnRef idx="0"/>
-    <cs:fillRef idx="0"/>
-    <cs:effectRef idx="0"/>
-    <cs:fontRef idx="minor">
-      <a:schemeClr val="tx1"/>
-    </cs:fontRef>
-    <cs:spPr>
-      <a:noFill/>
-      <a:ln>
-        <a:noFill/>
-      </a:ln>
-    </cs:spPr>
-  </cs:floor>
-  <cs:gridlineMajor>
-    <cs:lnRef idx="0"/>
-    <cs:fillRef idx="0"/>
-    <cs:effectRef idx="0"/>
-    <cs:fontRef idx="minor">
-      <a:schemeClr val="tx1"/>
-    </cs:fontRef>
-    <cs:spPr>
-      <a:ln w="9525" cap="flat" cmpd="sng" algn="ctr">
-        <a:solidFill>
-          <a:schemeClr val="tx1">
-            <a:lumMod val="15000"/>
-            <a:lumOff val="85000"/>
-          </a:schemeClr>
-        </a:solidFill>
-        <a:round/>
-      </a:ln>
-    </cs:spPr>
-  </cs:gridlineMajor>
-  <cs:gridlineMinor>
-    <cs:lnRef idx="0"/>
-    <cs:fillRef idx="0"/>
-    <cs:effectRef idx="0"/>
-    <cs:fontRef idx="minor">
-      <a:schemeClr val="tx1"/>
-    </cs:fontRef>
-    <cs:spPr>
-      <a:ln w="9525" cap="flat" cmpd="sng" algn="ctr">
-        <a:solidFill>
-          <a:schemeClr val="tx1">
-            <a:lumMod val="5000"/>
-            <a:lumOff val="95000"/>
-          </a:schemeClr>
-        </a:solidFill>
-        <a:round/>
-      </a:ln>
-    </cs:spPr>
-  </cs:gridlineMinor>
-  <cs:hiLoLine>
-    <cs:lnRef idx="0"/>
-    <cs:fillRef idx="0"/>
-    <cs:effectRef idx="0"/>
-    <cs:fontRef idx="minor">
-      <a:schemeClr val="tx1"/>
-    </cs:fontRef>
-    <cs:spPr>
-      <a:ln w="9525" cap="flat" cmpd="sng" algn="ctr">
-        <a:solidFill>
-          <a:schemeClr val="tx1">
-            <a:lumMod val="50000"/>
-            <a:lumOff val="50000"/>
-          </a:schemeClr>
-        </a:solidFill>
-        <a:round/>
-      </a:ln>
-    </cs:spPr>
-  </cs:hiLoLine>
-  <cs:leaderLine>
-    <cs:lnRef idx="0"/>
-    <cs:fillRef idx="0"/>
-    <cs:effectRef idx="0"/>
-    <cs:fontRef idx="minor">
-      <a:schemeClr val="tx1"/>
-    </cs:fontRef>
-    <cs:spPr>
-      <a:ln w="9525" cap="flat" cmpd="sng" algn="ctr">
-        <a:solidFill>
-          <a:schemeClr val="tx1">
-            <a:lumMod val="35000"/>
-            <a:lumOff val="65000"/>
-          </a:schemeClr>
-        </a:solidFill>
-        <a:round/>
-      </a:ln>
-    </cs:spPr>
-  </cs:leaderLine>
-  <cs:legend>
-    <cs:lnRef idx="0"/>
-    <cs:fillRef idx="0"/>
-    <cs:effectRef idx="0"/>
-    <cs:fontRef idx="minor">
-      <a:schemeClr val="tx1">
-        <a:lumMod val="65000"/>
-        <a:lumOff val="35000"/>
-      </a:schemeClr>
-    </cs:fontRef>
-    <cs:defRPr sz="900" kern="1200"/>
-  </cs:legend>
-  <cs:plotArea mods="allowNoFillOverride allowNoLineOverride">
-    <cs:lnRef idx="0"/>
-    <cs:fillRef idx="0"/>
-    <cs:effectRef idx="0"/>
-    <cs:fontRef idx="minor">
-      <a:schemeClr val="tx1"/>
-    </cs:fontRef>
-  </cs:plotArea>
-  <cs:plotArea3D mods="allowNoFillOverride allowNoLineOverride">
-    <cs:lnRef idx="0"/>
-    <cs:fillRef idx="0"/>
-    <cs:effectRef idx="0"/>
-    <cs:fontRef idx="minor">
-      <a:schemeClr val="tx1"/>
-    </cs:fontRef>
-  </cs:plotArea3D>
-  <cs:seriesAxis>
-    <cs:lnRef idx="0"/>
-    <cs:fillRef idx="0"/>
-    <cs:effectRef idx="0"/>
-    <cs:fontRef idx="minor">
-      <a:schemeClr val="tx1">
-        <a:lumMod val="65000"/>
-        <a:lumOff val="35000"/>
-      </a:schemeClr>
-    </cs:fontRef>
-    <cs:defRPr sz="900" kern="1200"/>
-  </cs:seriesAxis>
-  <cs:seriesLine>
-    <cs:lnRef idx="0"/>
-    <cs:fillRef idx="0"/>
-    <cs:effectRef idx="0"/>
-    <cs:fontRef idx="minor">
-      <a:schemeClr val="tx1"/>
-    </cs:fontRef>
-    <cs:spPr>
-      <a:ln w="9525" cap="flat" cmpd="sng" algn="ctr">
-        <a:solidFill>
-          <a:schemeClr val="tx1">
-            <a:lumMod val="35000"/>
-            <a:lumOff val="65000"/>
-          </a:schemeClr>
-        </a:solidFill>
-        <a:round/>
-      </a:ln>
-    </cs:spPr>
-  </cs:seriesLine>
-  <cs:title>
-    <cs:lnRef idx="0"/>
-    <cs:fillRef idx="0"/>
-    <cs:effectRef idx="0"/>
-    <cs:fontRef idx="minor">
-      <a:schemeClr val="tx1">
-        <a:lumMod val="65000"/>
-        <a:lumOff val="35000"/>
-      </a:schemeClr>
-    </cs:fontRef>
-    <cs:defRPr sz="1400" b="0" kern="1200" spc="0" baseline="0"/>
-  </cs:title>
-  <cs:trendline>
-    <cs:lnRef idx="0">
-      <cs:styleClr val="auto"/>
-    </cs:lnRef>
-    <cs:fillRef idx="0"/>
-    <cs:effectRef idx="0"/>
-    <cs:fontRef idx="minor">
-      <a:schemeClr val="tx1"/>
-    </cs:fontRef>
-    <cs:spPr>
-      <a:ln w="19050" cap="rnd">
-        <a:solidFill>
-          <a:schemeClr val="phClr"/>
-        </a:solidFill>
-        <a:prstDash val="sysDot"/>
-      </a:ln>
-    </cs:spPr>
-  </cs:trendline>
-  <cs:trendlineLabel>
-    <cs:lnRef idx="0"/>
-    <cs:fillRef idx="0"/>
-    <cs:effectRef idx="0"/>
-    <cs:fontRef idx="minor">
-      <a:schemeClr val="tx1">
-        <a:lumMod val="65000"/>
-        <a:lumOff val="35000"/>
-      </a:schemeClr>
-    </cs:fontRef>
-    <cs:defRPr sz="900" kern="1200"/>
-  </cs:trendlineLabel>
-  <cs:upBar>
-    <cs:lnRef idx="0"/>
-    <cs:fillRef idx="0"/>
-    <cs:effectRef idx="0"/>
-    <cs:fontRef idx="minor">
-      <a:schemeClr val="tx1"/>
-    </cs:fontRef>
-    <cs:spPr>
-      <a:solidFill>
-        <a:schemeClr val="lt1"/>
-      </a:solidFill>
-      <a:ln w="9525" cap="flat" cmpd="sng" algn="ctr">
-        <a:solidFill>
-          <a:schemeClr val="tx1">
-            <a:lumMod val="65000"/>
-            <a:lumOff val="35000"/>
-          </a:schemeClr>
-        </a:solidFill>
-        <a:round/>
-      </a:ln>
-    </cs:spPr>
-  </cs:upBar>
-  <cs:valueAxis>
-    <cs:lnRef idx="0"/>
-    <cs:fillRef idx="0"/>
-    <cs:effectRef idx="0"/>
-    <cs:fontRef idx="minor">
-      <a:schemeClr val="tx1">
-        <a:lumMod val="65000"/>
-        <a:lumOff val="35000"/>
-      </a:schemeClr>
-    </cs:fontRef>
-    <cs:defRPr sz="900" kern="1200"/>
-  </cs:valueAxis>
-  <cs:wall>
-    <cs:lnRef idx="0"/>
-    <cs:fillRef idx="0"/>
-    <cs:effectRef idx="0"/>
-    <cs:fontRef idx="minor">
-      <a:schemeClr val="tx1"/>
-    </cs:fontRef>
-    <cs:spPr>
-      <a:noFill/>
-      <a:ln>
-        <a:noFill/>
-      </a:ln>
-    </cs:spPr>
-  </cs:wall>
-</cs:chartStyle>
-</file>
-
 <file path=word/theme/theme1.xml><?xml version="1.0" encoding="utf-8"?>
 <a:theme xmlns:a="http://schemas.openxmlformats.org/drawingml/2006/main" name="Tema do Office">
   <a:themeElements>
@@ -16132,7 +15005,7 @@
 </file>
 
 <file path=customXml/itemProps1.xml><?xml version="1.0" encoding="utf-8"?>
-<ds:datastoreItem xmlns:ds="http://schemas.openxmlformats.org/officeDocument/2006/customXml" ds:itemID="{10ACCDD9-FE1C-4468-9950-53D4063A5C25}">
+<ds:datastoreItem xmlns:ds="http://schemas.openxmlformats.org/officeDocument/2006/customXml" ds:itemID="{A323C115-A4A5-4C4B-AE6E-B89D7D6C7082}">
   <ds:schemaRefs>
     <ds:schemaRef ds:uri="http://schemas.openxmlformats.org/officeDocument/2006/bibliography"/>
   </ds:schemaRefs>
